--- a/Deliverables/Edil CommerceDesign_SDD.docx
+++ b/Deliverables/Edil CommerceDesign_SDD.docx
@@ -111,6 +111,7 @@
           <w:lang w:val="en-GB"/>
         </w:rPr>
       </w:pPr>
+      <w:proofErr w:type="spellStart"/>
       <w:r>
         <w:rPr>
           <w:rFonts w:ascii="Arial" w:hAnsi="Arial"/>
@@ -118,8 +119,9 @@
           <w:sz w:val="36"/>
           <w:lang w:val="en-GB"/>
         </w:rPr>
-        <w:t>Edil CommerceDesign</w:t>
-      </w:r>
+        <w:t>Edil</w:t>
+      </w:r>
+      <w:proofErr w:type="spellEnd"/>
       <w:r>
         <w:rPr>
           <w:rFonts w:ascii="Arial" w:hAnsi="Arial"/>
@@ -127,8 +129,9 @@
           <w:sz w:val="36"/>
           <w:lang w:val="en-GB"/>
         </w:rPr>
-        <w:br/>
-      </w:r>
+        <w:t xml:space="preserve"> </w:t>
+      </w:r>
+      <w:proofErr w:type="spellStart"/>
       <w:r>
         <w:rPr>
           <w:rFonts w:ascii="Arial" w:hAnsi="Arial"/>
@@ -136,8 +139,9 @@
           <w:sz w:val="36"/>
           <w:lang w:val="en-GB"/>
         </w:rPr>
-        <w:t>System Design Document</w:t>
-      </w:r>
+        <w:t>CommerceDesign</w:t>
+      </w:r>
+      <w:proofErr w:type="spellEnd"/>
       <w:r>
         <w:rPr>
           <w:rFonts w:ascii="Arial" w:hAnsi="Arial"/>
@@ -146,7 +150,44 @@
           <w:lang w:val="en-GB"/>
         </w:rPr>
         <w:br/>
-        <w:t>Versione 1.0</w:t>
+      </w:r>
+      <w:r>
+        <w:rPr>
+          <w:rFonts w:ascii="Arial" w:hAnsi="Arial"/>
+          <w:b/>
+          <w:sz w:val="36"/>
+          <w:lang w:val="en-GB"/>
+        </w:rPr>
+        <w:t>System Design Document</w:t>
+      </w:r>
+      <w:r>
+        <w:rPr>
+          <w:rFonts w:ascii="Arial" w:hAnsi="Arial"/>
+          <w:b/>
+          <w:sz w:val="36"/>
+          <w:lang w:val="en-GB"/>
+        </w:rPr>
+        <w:br/>
+      </w:r>
+      <w:proofErr w:type="spellStart"/>
+      <w:r>
+        <w:rPr>
+          <w:rFonts w:ascii="Arial" w:hAnsi="Arial"/>
+          <w:b/>
+          <w:sz w:val="36"/>
+          <w:lang w:val="en-GB"/>
+        </w:rPr>
+        <w:t>Versione</w:t>
+      </w:r>
+      <w:proofErr w:type="spellEnd"/>
+      <w:r>
+        <w:rPr>
+          <w:rFonts w:ascii="Arial" w:hAnsi="Arial"/>
+          <w:b/>
+          <w:sz w:val="36"/>
+          <w:lang w:val="en-GB"/>
+        </w:rPr>
+        <w:t xml:space="preserve"> 1.0</w:t>
       </w:r>
       <w:r>
         <w:rPr>
@@ -517,40 +558,126 @@
       <w:r>
         <w:t>1. Introduzione</w:t>
       </w:r>
-    </w:p>
-    <w:p>
-      <w:r>
-        <w:t>1.1.Obiettivo del sistema</w:t>
-      </w:r>
-    </w:p>
-    <w:p>
-      <w:r>
-        <w:t>1.2.Design Goals</w:t>
-      </w:r>
-    </w:p>
-    <w:p>
-      <w:r>
-        <w:t>1.3.Riferimenti</w:t>
-      </w:r>
-    </w:p>
-    <w:p>
-      <w:r>
+      <w:r>
+        <w:t xml:space="preserve"> </w:t>
+      </w:r>
+    </w:p>
+    <w:p>
+      <w:r>
+        <w:t>1.</w:t>
+      </w:r>
+      <w:proofErr w:type="gramStart"/>
+      <w:r>
+        <w:t>1.Obiettivo</w:t>
+      </w:r>
+      <w:proofErr w:type="gramEnd"/>
+      <w:r>
+        <w:t xml:space="preserve"> del sistema</w:t>
+      </w:r>
+    </w:p>
+    <w:p>
+      <w:pPr>
+        <w:rPr>
+          <w:color w:val="FF0000"/>
+        </w:rPr>
+      </w:pPr>
+      <w:r>
+        <w:rPr>
+          <w:highlight w:val="yellow"/>
+        </w:rPr>
+        <w:t>1.</w:t>
+      </w:r>
+      <w:proofErr w:type="gramStart"/>
+      <w:r>
+        <w:rPr>
+          <w:highlight w:val="yellow"/>
+        </w:rPr>
+        <w:t>2.Design</w:t>
+      </w:r>
+      <w:proofErr w:type="gramEnd"/>
+      <w:r>
+        <w:rPr>
+          <w:highlight w:val="yellow"/>
+        </w:rPr>
+        <w:t xml:space="preserve"> Goals</w:t>
+      </w:r>
+      <w:r>
+        <w:t xml:space="preserve"> </w:t>
+      </w:r>
+    </w:p>
+    <w:p>
+      <w:r>
+        <w:t>1.</w:t>
+      </w:r>
+      <w:proofErr w:type="gramStart"/>
+      <w:r>
+        <w:t>3.Riferimenti</w:t>
+      </w:r>
+      <w:proofErr w:type="gramEnd"/>
+    </w:p>
+    <w:p>
+      <w:pPr>
+        <w:rPr>
+          <w:highlight w:val="yellow"/>
+        </w:rPr>
+      </w:pPr>
+      <w:r>
+        <w:rPr>
+          <w:highlight w:val="yellow"/>
+        </w:rPr>
         <w:t>2. Architettura del Sistema Corrente</w:t>
       </w:r>
     </w:p>
     <w:p>
       <w:r>
+        <w:rPr>
+          <w:highlight w:val="yellow"/>
+        </w:rPr>
         <w:t>3. Architettura del sistema proposto</w:t>
       </w:r>
     </w:p>
     <w:p>
       <w:r>
-        <w:t>3.1.Decomposizione in sottosistemi</w:t>
-      </w:r>
-    </w:p>
-    <w:p>
-      <w:r>
-        <w:t>3.2.Hardware/Software Mapping</w:t>
+        <w:rPr>
+          <w:highlight w:val="yellow"/>
+        </w:rPr>
+        <w:t>3.</w:t>
+      </w:r>
+      <w:proofErr w:type="gramStart"/>
+      <w:r>
+        <w:rPr>
+          <w:highlight w:val="yellow"/>
+        </w:rPr>
+        <w:t>1.Decomposizione</w:t>
+      </w:r>
+      <w:proofErr w:type="gramEnd"/>
+      <w:r>
+        <w:rPr>
+          <w:highlight w:val="yellow"/>
+        </w:rPr>
+        <w:t xml:space="preserve"> in sottosistemi</w:t>
+      </w:r>
+    </w:p>
+    <w:p>
+      <w:r>
+        <w:rPr>
+          <w:highlight w:val="yellow"/>
+        </w:rPr>
+        <w:t>3.</w:t>
+      </w:r>
+      <w:proofErr w:type="gramStart"/>
+      <w:r>
+        <w:rPr>
+          <w:highlight w:val="yellow"/>
+        </w:rPr>
+        <w:t>2.Hardware</w:t>
+      </w:r>
+      <w:proofErr w:type="gramEnd"/>
+      <w:r>
+        <w:rPr>
+          <w:highlight w:val="yellow"/>
+        </w:rPr>
+        <w:t>/Software Mapping</w:t>
       </w:r>
     </w:p>
     <w:p>
@@ -563,46 +690,110 @@
         <w:rPr>
           <w:lang w:val="en-GB"/>
         </w:rPr>
-        <w:t>3.3.Persistent and Data Managment</w:t>
-      </w:r>
-    </w:p>
-    <w:p>
-      <w:pPr>
+        <w:t>3.</w:t>
+      </w:r>
+      <w:proofErr w:type="gramStart"/>
+      <w:r>
         <w:rPr>
           <w:lang w:val="en-GB"/>
         </w:rPr>
-      </w:pPr>
+        <w:t>3.Persistent</w:t>
+      </w:r>
+      <w:proofErr w:type="gramEnd"/>
       <w:r>
         <w:rPr>
           <w:lang w:val="en-GB"/>
         </w:rPr>
-        <w:t>3.4.Access control and Security</w:t>
-      </w:r>
-    </w:p>
-    <w:p>
-      <w:pPr>
+        <w:t xml:space="preserve"> and Data </w:t>
+      </w:r>
+      <w:proofErr w:type="spellStart"/>
+      <w:r>
         <w:rPr>
           <w:lang w:val="en-GB"/>
         </w:rPr>
-      </w:pPr>
-      <w:r>
+        <w:t>Managment</w:t>
+      </w:r>
+      <w:proofErr w:type="spellEnd"/>
+    </w:p>
+    <w:p>
+      <w:pPr>
         <w:rPr>
           <w:lang w:val="en-GB"/>
         </w:rPr>
-        <w:t>3.5.Global Software Control</w:t>
-      </w:r>
-    </w:p>
-    <w:p>
-      <w:pPr>
+      </w:pPr>
+      <w:r>
         <w:rPr>
           <w:lang w:val="en-GB"/>
         </w:rPr>
-      </w:pPr>
+        <w:t>3.</w:t>
+      </w:r>
+      <w:proofErr w:type="gramStart"/>
       <w:r>
         <w:rPr>
           <w:lang w:val="en-GB"/>
         </w:rPr>
-        <w:t>3.6.Boundary Conditions</w:t>
+        <w:t>4.Access</w:t>
+      </w:r>
+      <w:proofErr w:type="gramEnd"/>
+      <w:r>
+        <w:rPr>
+          <w:lang w:val="en-GB"/>
+        </w:rPr>
+        <w:t xml:space="preserve"> control and Security</w:t>
+      </w:r>
+    </w:p>
+    <w:p>
+      <w:pPr>
+        <w:rPr>
+          <w:lang w:val="en-GB"/>
+        </w:rPr>
+      </w:pPr>
+      <w:r>
+        <w:rPr>
+          <w:lang w:val="en-GB"/>
+        </w:rPr>
+        <w:t>3.</w:t>
+      </w:r>
+      <w:proofErr w:type="gramStart"/>
+      <w:r>
+        <w:rPr>
+          <w:lang w:val="en-GB"/>
+        </w:rPr>
+        <w:t>5.Global</w:t>
+      </w:r>
+      <w:proofErr w:type="gramEnd"/>
+      <w:r>
+        <w:rPr>
+          <w:lang w:val="en-GB"/>
+        </w:rPr>
+        <w:t xml:space="preserve"> Software Control</w:t>
+      </w:r>
+    </w:p>
+    <w:p>
+      <w:pPr>
+        <w:rPr>
+          <w:lang w:val="en-GB"/>
+        </w:rPr>
+      </w:pPr>
+      <w:r>
+        <w:rPr>
+          <w:lang w:val="en-GB"/>
+        </w:rPr>
+        <w:t>3.</w:t>
+      </w:r>
+      <w:proofErr w:type="gramStart"/>
+      <w:r>
+        <w:rPr>
+          <w:lang w:val="en-GB"/>
+        </w:rPr>
+        <w:t>6.Boundary</w:t>
+      </w:r>
+      <w:proofErr w:type="gramEnd"/>
+      <w:r>
+        <w:rPr>
+          <w:lang w:val="en-GB"/>
+        </w:rPr>
+        <w:t xml:space="preserve"> Conditions</w:t>
       </w:r>
     </w:p>
     <w:p>
@@ -904,7 +1095,7 @@
       <w:tr>
         <w:tc>
           <w:tcPr>
-            <w:tcW w:w="1893" w:type="dxa"/>
+            <w:tcW w:w="1755" w:type="dxa"/>
             <w:shd w:val="clear" w:color="auto" w:fill="92D050"/>
           </w:tcPr>
           <w:p>
@@ -934,7 +1125,7 @@
         </w:tc>
         <w:tc>
           <w:tcPr>
-            <w:tcW w:w="1933" w:type="dxa"/>
+            <w:tcW w:w="1886" w:type="dxa"/>
             <w:shd w:val="clear" w:color="auto" w:fill="92D050"/>
           </w:tcPr>
           <w:p>
@@ -964,7 +1155,7 @@
         </w:tc>
         <w:tc>
           <w:tcPr>
-            <w:tcW w:w="2519" w:type="dxa"/>
+            <w:tcW w:w="2471" w:type="dxa"/>
             <w:shd w:val="clear" w:color="auto" w:fill="92D050"/>
           </w:tcPr>
           <w:p>
@@ -994,7 +1185,7 @@
         </w:tc>
         <w:tc>
           <w:tcPr>
-            <w:tcW w:w="1612" w:type="dxa"/>
+            <w:tcW w:w="1959" w:type="dxa"/>
             <w:shd w:val="clear" w:color="auto" w:fill="92D050"/>
           </w:tcPr>
           <w:p>
@@ -1024,7 +1215,7 @@
         </w:tc>
         <w:tc>
           <w:tcPr>
-            <w:tcW w:w="1897" w:type="dxa"/>
+            <w:tcW w:w="1783" w:type="dxa"/>
             <w:shd w:val="clear" w:color="auto" w:fill="92D050"/>
           </w:tcPr>
           <w:p>
@@ -1056,7 +1247,7 @@
       <w:tr>
         <w:tc>
           <w:tcPr>
-            <w:tcW w:w="1893" w:type="dxa"/>
+            <w:tcW w:w="1755" w:type="dxa"/>
           </w:tcPr>
           <w:p>
             <w:pPr>
@@ -1085,7 +1276,7 @@
         </w:tc>
         <w:tc>
           <w:tcPr>
-            <w:tcW w:w="1933" w:type="dxa"/>
+            <w:tcW w:w="1886" w:type="dxa"/>
           </w:tcPr>
           <w:p>
             <w:pPr>
@@ -1114,7 +1305,7 @@
         </w:tc>
         <w:tc>
           <w:tcPr>
-            <w:tcW w:w="2519" w:type="dxa"/>
+            <w:tcW w:w="2471" w:type="dxa"/>
           </w:tcPr>
           <w:p>
             <w:pPr>
@@ -1133,34 +1324,54 @@
                 <w:b/>
                 <w:bCs/>
                 <w:color w:val="000000" w:themeColor="text1"/>
+                <w:sz w:val="28"/>
+                <w:szCs w:val="28"/>
+              </w:rPr>
+              <w:t>Tempo di risposta:</w:t>
+            </w:r>
+            <w:r>
+              <w:rPr>
+                <w:rFonts w:eastAsia="Times New Roman"/>
+                <w:b/>
+                <w:bCs/>
+                <w:color w:val="000000" w:themeColor="text1"/>
+              </w:rPr>
+              <w:t xml:space="preserve"> </w:t>
+            </w:r>
+            <w:r>
+              <w:rPr>
+                <w:rFonts w:eastAsia="Times New Roman"/>
+                <w:color w:val="000000" w:themeColor="text1"/>
                 <w:sz w:val="24"/>
                 <w:szCs w:val="24"/>
               </w:rPr>
-              <w:t>Tempo di risposta:</w:t>
-            </w:r>
-            <w:r>
-              <w:rPr>
-                <w:rFonts w:eastAsia="Times New Roman"/>
-                <w:b/>
-                <w:bCs/>
+              <w:t xml:space="preserve">Il sistema deve fornire un tempo di risposta massimo di </w:t>
+            </w:r>
+            <w:proofErr w:type="gramStart"/>
+            <w:r>
+              <w:rPr>
+                <w:rFonts w:eastAsia="Times New Roman"/>
                 <w:color w:val="000000" w:themeColor="text1"/>
-              </w:rPr>
-              <w:t xml:space="preserve"> </w:t>
-            </w:r>
+                <w:sz w:val="24"/>
+                <w:szCs w:val="24"/>
+              </w:rPr>
+              <w:t>5</w:t>
+            </w:r>
+            <w:proofErr w:type="gramEnd"/>
             <w:r>
               <w:rPr>
                 <w:rFonts w:eastAsia="Times New Roman"/>
                 <w:color w:val="000000" w:themeColor="text1"/>
-                <w:sz w:val="21"/>
-                <w:szCs w:val="21"/>
-              </w:rPr>
-              <w:t>Il sistema deve fornire un tempo di risposta massimo di 5 secondi.</w:t>
+                <w:sz w:val="24"/>
+                <w:szCs w:val="24"/>
+              </w:rPr>
+              <w:t xml:space="preserve"> secondi.</w:t>
             </w:r>
           </w:p>
         </w:tc>
         <w:tc>
           <w:tcPr>
-            <w:tcW w:w="1612" w:type="dxa"/>
+            <w:tcW w:w="1959" w:type="dxa"/>
           </w:tcPr>
           <w:p>
             <w:pPr>
@@ -1189,7 +1400,7 @@
         </w:tc>
         <w:tc>
           <w:tcPr>
-            <w:tcW w:w="1897" w:type="dxa"/>
+            <w:tcW w:w="1783" w:type="dxa"/>
           </w:tcPr>
           <w:p>
             <w:pPr>
@@ -1233,7 +1444,7 @@
       <w:tr>
         <w:tc>
           <w:tcPr>
-            <w:tcW w:w="1893" w:type="dxa"/>
+            <w:tcW w:w="1755" w:type="dxa"/>
           </w:tcPr>
           <w:p>
             <w:pPr>
@@ -1262,7 +1473,7 @@
         </w:tc>
         <w:tc>
           <w:tcPr>
-            <w:tcW w:w="1933" w:type="dxa"/>
+            <w:tcW w:w="1886" w:type="dxa"/>
           </w:tcPr>
           <w:p>
             <w:pPr>
@@ -1291,7 +1502,7 @@
         </w:tc>
         <w:tc>
           <w:tcPr>
-            <w:tcW w:w="2519" w:type="dxa"/>
+            <w:tcW w:w="2471" w:type="dxa"/>
           </w:tcPr>
           <w:p>
             <w:pPr>
@@ -1308,8 +1519,8 @@
                 <w:b/>
                 <w:bCs/>
                 <w:color w:val="111111"/>
-                <w:sz w:val="24"/>
-                <w:szCs w:val="24"/>
+                <w:sz w:val="28"/>
+                <w:szCs w:val="28"/>
               </w:rPr>
               <w:t>Disponibilità:</w:t>
             </w:r>
@@ -1326,6 +1537,8 @@
               <w:rPr>
                 <w:rFonts w:eastAsia="Times New Roman"/>
                 <w:color w:val="111111"/>
+                <w:sz w:val="24"/>
+                <w:szCs w:val="24"/>
               </w:rPr>
               <w:t xml:space="preserve">Il sistema </w:t>
             </w:r>
@@ -1333,6 +1546,8 @@
               <w:rPr>
                 <w:rFonts w:eastAsia="Times New Roman"/>
                 <w:color w:val="111111"/>
+                <w:sz w:val="24"/>
+                <w:szCs w:val="24"/>
               </w:rPr>
               <w:t xml:space="preserve">deve garantire </w:t>
             </w:r>
@@ -1340,6 +1555,8 @@
               <w:rPr>
                 <w:rFonts w:eastAsia="Times New Roman"/>
                 <w:color w:val="111111"/>
+                <w:sz w:val="24"/>
+                <w:szCs w:val="24"/>
               </w:rPr>
               <w:t>il proprio funzionamento H24</w:t>
             </w:r>
@@ -1347,7 +1564,7 @@
         </w:tc>
         <w:tc>
           <w:tcPr>
-            <w:tcW w:w="1612" w:type="dxa"/>
+            <w:tcW w:w="1959" w:type="dxa"/>
           </w:tcPr>
           <w:p>
             <w:pPr>
@@ -1376,7 +1593,7 @@
         </w:tc>
         <w:tc>
           <w:tcPr>
-            <w:tcW w:w="1897" w:type="dxa"/>
+            <w:tcW w:w="1783" w:type="dxa"/>
           </w:tcPr>
           <w:p>
             <w:pPr>
@@ -1407,7 +1624,7 @@
       <w:tr>
         <w:tc>
           <w:tcPr>
-            <w:tcW w:w="1893" w:type="dxa"/>
+            <w:tcW w:w="1755" w:type="dxa"/>
           </w:tcPr>
           <w:p>
             <w:pPr>
@@ -1436,7 +1653,7 @@
         </w:tc>
         <w:tc>
           <w:tcPr>
-            <w:tcW w:w="1933" w:type="dxa"/>
+            <w:tcW w:w="1886" w:type="dxa"/>
           </w:tcPr>
           <w:p>
             <w:pPr>
@@ -1478,7 +1695,7 @@
         </w:tc>
         <w:tc>
           <w:tcPr>
-            <w:tcW w:w="2519" w:type="dxa"/>
+            <w:tcW w:w="2471" w:type="dxa"/>
           </w:tcPr>
           <w:p>
             <w:pPr>
@@ -1495,8 +1712,8 @@
                 <w:b/>
                 <w:bCs/>
                 <w:color w:val="111111"/>
-                <w:sz w:val="24"/>
-                <w:szCs w:val="24"/>
+                <w:sz w:val="28"/>
+                <w:szCs w:val="28"/>
               </w:rPr>
               <w:t>Sicurezza:</w:t>
             </w:r>
@@ -1513,6 +1730,8 @@
               <w:rPr>
                 <w:rFonts w:eastAsia="Times New Roman"/>
                 <w:color w:val="111111"/>
+                <w:sz w:val="24"/>
+                <w:szCs w:val="24"/>
               </w:rPr>
               <w:t>Il si</w:t>
             </w:r>
@@ -1520,6 +1739,8 @@
               <w:rPr>
                 <w:rFonts w:eastAsia="Times New Roman"/>
                 <w:color w:val="111111"/>
+                <w:sz w:val="24"/>
+                <w:szCs w:val="24"/>
               </w:rPr>
               <w:t>stema</w:t>
             </w:r>
@@ -1527,6 +1748,8 @@
               <w:rPr>
                 <w:rFonts w:eastAsia="Times New Roman"/>
                 <w:color w:val="111111"/>
+                <w:sz w:val="24"/>
+                <w:szCs w:val="24"/>
               </w:rPr>
               <w:t xml:space="preserve"> </w:t>
             </w:r>
@@ -1534,6 +1757,8 @@
               <w:rPr>
                 <w:rFonts w:eastAsia="Times New Roman"/>
                 <w:color w:val="111111"/>
+                <w:sz w:val="24"/>
+                <w:szCs w:val="24"/>
               </w:rPr>
               <w:t>deve garantire</w:t>
             </w:r>
@@ -1541,42 +1766,16 @@
               <w:rPr>
                 <w:rFonts w:eastAsia="Times New Roman"/>
                 <w:color w:val="111111"/>
-              </w:rPr>
-              <w:t xml:space="preserve"> transizioni</w:t>
-            </w:r>
-            <w:r>
-              <w:rPr>
-                <w:rFonts w:eastAsia="Times New Roman"/>
-                <w:color w:val="111111"/>
-              </w:rPr>
-              <w:t xml:space="preserve"> e registrazioni </w:t>
-            </w:r>
-            <w:r>
-              <w:rPr>
-                <w:rFonts w:eastAsia="Times New Roman"/>
-                <w:color w:val="111111"/>
-              </w:rPr>
-              <w:t xml:space="preserve">sicure mediante l’utilizzo </w:t>
-            </w:r>
-            <w:r>
-              <w:rPr>
-                <w:rFonts w:eastAsia="Times New Roman"/>
-                <w:color w:val="111111"/>
-              </w:rPr>
-              <w:t>del</w:t>
-            </w:r>
-            <w:r>
-              <w:rPr>
-                <w:rFonts w:eastAsia="Times New Roman"/>
-                <w:color w:val="111111"/>
-              </w:rPr>
-              <w:t xml:space="preserve"> protocollo HTTPS;</w:t>
+                <w:sz w:val="24"/>
+                <w:szCs w:val="24"/>
+              </w:rPr>
+              <w:t xml:space="preserve"> transizioni e registrazioni sicure mediante l’utilizzo del protocollo HTTPS;</w:t>
             </w:r>
           </w:p>
         </w:tc>
         <w:tc>
           <w:tcPr>
-            <w:tcW w:w="1612" w:type="dxa"/>
+            <w:tcW w:w="1959" w:type="dxa"/>
           </w:tcPr>
           <w:p>
             <w:pPr>
@@ -1605,7 +1804,7 @@
         </w:tc>
         <w:tc>
           <w:tcPr>
-            <w:tcW w:w="1897" w:type="dxa"/>
+            <w:tcW w:w="1783" w:type="dxa"/>
           </w:tcPr>
           <w:p>
             <w:pPr>
@@ -1673,7 +1872,7 @@
       <w:tr>
         <w:tc>
           <w:tcPr>
-            <w:tcW w:w="1893" w:type="dxa"/>
+            <w:tcW w:w="1755" w:type="dxa"/>
           </w:tcPr>
           <w:p>
             <w:pPr>
@@ -1702,7 +1901,7 @@
         </w:tc>
         <w:tc>
           <w:tcPr>
-            <w:tcW w:w="1933" w:type="dxa"/>
+            <w:tcW w:w="1886" w:type="dxa"/>
           </w:tcPr>
           <w:p>
             <w:pPr>
@@ -1744,7 +1943,7 @@
         </w:tc>
         <w:tc>
           <w:tcPr>
-            <w:tcW w:w="2519" w:type="dxa"/>
+            <w:tcW w:w="2471" w:type="dxa"/>
           </w:tcPr>
           <w:p>
             <w:pPr>
@@ -1763,17 +1962,28 @@
                 <w:b/>
                 <w:bCs/>
                 <w:color w:val="111111"/>
+                <w:sz w:val="28"/>
+                <w:szCs w:val="28"/>
+              </w:rPr>
+              <w:t>Costi di sviluppo:</w:t>
+            </w:r>
+            <w:r>
+              <w:rPr>
+                <w:rFonts w:eastAsia="Times New Roman"/>
+                <w:b/>
+                <w:bCs/>
+                <w:color w:val="111111"/>
                 <w:sz w:val="24"/>
                 <w:szCs w:val="24"/>
               </w:rPr>
-              <w:t xml:space="preserve">Costi di sviluppo: </w:t>
+              <w:t xml:space="preserve"> </w:t>
             </w:r>
             <w:r>
               <w:rPr>
                 <w:rFonts w:eastAsia="Times New Roman"/>
                 <w:color w:val="111111"/>
-                <w:sz w:val="20"/>
-                <w:szCs w:val="20"/>
+                <w:sz w:val="24"/>
+                <w:szCs w:val="24"/>
               </w:rPr>
               <w:t>Limitare i costi preservando le funzionalità del sistema.</w:t>
             </w:r>
@@ -1781,7 +1991,7 @@
         </w:tc>
         <w:tc>
           <w:tcPr>
-            <w:tcW w:w="1612" w:type="dxa"/>
+            <w:tcW w:w="1959" w:type="dxa"/>
           </w:tcPr>
           <w:p>
             <w:pPr>
@@ -1810,7 +2020,7 @@
         </w:tc>
         <w:tc>
           <w:tcPr>
-            <w:tcW w:w="1897" w:type="dxa"/>
+            <w:tcW w:w="1783" w:type="dxa"/>
           </w:tcPr>
           <w:p>
             <w:pPr>
@@ -1830,7 +2040,7 @@
       <w:tr>
         <w:tc>
           <w:tcPr>
-            <w:tcW w:w="1893" w:type="dxa"/>
+            <w:tcW w:w="1755" w:type="dxa"/>
           </w:tcPr>
           <w:p>
             <w:pPr>
@@ -1859,7 +2069,7 @@
         </w:tc>
         <w:tc>
           <w:tcPr>
-            <w:tcW w:w="1933" w:type="dxa"/>
+            <w:tcW w:w="1886" w:type="dxa"/>
           </w:tcPr>
           <w:p>
             <w:pPr>
@@ -1888,7 +2098,7 @@
         </w:tc>
         <w:tc>
           <w:tcPr>
-            <w:tcW w:w="2519" w:type="dxa"/>
+            <w:tcW w:w="2471" w:type="dxa"/>
           </w:tcPr>
           <w:p>
             <w:pPr>
@@ -1897,6 +2107,8 @@
                 <w:b/>
                 <w:bCs/>
                 <w:color w:val="111111"/>
+                <w:sz w:val="28"/>
+                <w:szCs w:val="28"/>
               </w:rPr>
             </w:pPr>
             <w:r>
@@ -1905,6 +2117,8 @@
                 <w:b/>
                 <w:bCs/>
                 <w:color w:val="111111"/>
+                <w:sz w:val="28"/>
+                <w:szCs w:val="28"/>
               </w:rPr>
               <w:t>Costi di sviluppo:</w:t>
             </w:r>
@@ -1914,12 +2128,16 @@
               <w:rPr>
                 <w:rFonts w:eastAsia="Times New Roman"/>
                 <w:color w:val="111111"/>
+                <w:sz w:val="28"/>
+                <w:szCs w:val="28"/>
               </w:rPr>
             </w:pPr>
             <w:r>
               <w:rPr>
                 <w:rFonts w:eastAsia="Times New Roman"/>
                 <w:color w:val="111111"/>
+                <w:sz w:val="24"/>
+                <w:szCs w:val="24"/>
               </w:rPr>
               <w:t>Limitare i costi preservando le funzionalità del sistema</w:t>
             </w:r>
@@ -1927,7 +2145,7 @@
         </w:tc>
         <w:tc>
           <w:tcPr>
-            <w:tcW w:w="1612" w:type="dxa"/>
+            <w:tcW w:w="1959" w:type="dxa"/>
           </w:tcPr>
           <w:p>
             <w:pPr>
@@ -1956,7 +2174,7 @@
         </w:tc>
         <w:tc>
           <w:tcPr>
-            <w:tcW w:w="1897" w:type="dxa"/>
+            <w:tcW w:w="1783" w:type="dxa"/>
           </w:tcPr>
           <w:p>
             <w:pPr>
@@ -1976,7 +2194,7 @@
       <w:tr>
         <w:tc>
           <w:tcPr>
-            <w:tcW w:w="1893" w:type="dxa"/>
+            <w:tcW w:w="1755" w:type="dxa"/>
           </w:tcPr>
           <w:p>
             <w:pPr>
@@ -2005,7 +2223,7 @@
         </w:tc>
         <w:tc>
           <w:tcPr>
-            <w:tcW w:w="1933" w:type="dxa"/>
+            <w:tcW w:w="1886" w:type="dxa"/>
           </w:tcPr>
           <w:p>
             <w:pPr>
@@ -2047,7 +2265,7 @@
         </w:tc>
         <w:tc>
           <w:tcPr>
-            <w:tcW w:w="2519" w:type="dxa"/>
+            <w:tcW w:w="2471" w:type="dxa"/>
           </w:tcPr>
           <w:p>
             <w:pPr>
@@ -2075,8 +2293,8 @@
               <w:rPr>
                 <w:rFonts w:eastAsia="Times New Roman"/>
                 <w:color w:val="111111"/>
-                <w:sz w:val="21"/>
-                <w:szCs w:val="21"/>
+                <w:sz w:val="24"/>
+                <w:szCs w:val="24"/>
               </w:rPr>
               <w:t xml:space="preserve">Il sistema è </w:t>
             </w:r>
@@ -2084,8 +2302,8 @@
               <w:rPr>
                 <w:rFonts w:eastAsia="Times New Roman"/>
                 <w:color w:val="111111"/>
-                <w:sz w:val="21"/>
-                <w:szCs w:val="21"/>
+                <w:sz w:val="24"/>
+                <w:szCs w:val="24"/>
               </w:rPr>
               <w:t>fruibile da più piattaforme e da dispositivi diversi.</w:t>
             </w:r>
@@ -2093,7 +2311,7 @@
         </w:tc>
         <w:tc>
           <w:tcPr>
-            <w:tcW w:w="1612" w:type="dxa"/>
+            <w:tcW w:w="1959" w:type="dxa"/>
           </w:tcPr>
           <w:p>
             <w:pPr>
@@ -2107,6 +2325,7 @@
                 <w:szCs w:val="28"/>
               </w:rPr>
             </w:pPr>
+            <w:proofErr w:type="spellStart"/>
             <w:r>
               <w:rPr>
                 <w:rFonts w:eastAsia="Times New Roman"/>
@@ -2118,11 +2337,12 @@
               </w:rPr>
               <w:t>Supportability</w:t>
             </w:r>
+            <w:proofErr w:type="spellEnd"/>
           </w:p>
         </w:tc>
         <w:tc>
           <w:tcPr>
-            <w:tcW w:w="1897" w:type="dxa"/>
+            <w:tcW w:w="1783" w:type="dxa"/>
           </w:tcPr>
           <w:p>
             <w:pPr>
@@ -2153,7 +2373,7 @@
       <w:tr>
         <w:tc>
           <w:tcPr>
-            <w:tcW w:w="1893" w:type="dxa"/>
+            <w:tcW w:w="1755" w:type="dxa"/>
           </w:tcPr>
           <w:p>
             <w:pPr>
@@ -2182,7 +2402,7 @@
         </w:tc>
         <w:tc>
           <w:tcPr>
-            <w:tcW w:w="1933" w:type="dxa"/>
+            <w:tcW w:w="1886" w:type="dxa"/>
           </w:tcPr>
           <w:p>
             <w:pPr>
@@ -2211,7 +2431,7 @@
         </w:tc>
         <w:tc>
           <w:tcPr>
-            <w:tcW w:w="2519" w:type="dxa"/>
+            <w:tcW w:w="2471" w:type="dxa"/>
           </w:tcPr>
           <w:p>
             <w:pPr>
@@ -2250,8 +2470,8 @@
               <w:rPr>
                 <w:rFonts w:eastAsia="Times New Roman"/>
                 <w:color w:val="111111"/>
-                <w:sz w:val="28"/>
-                <w:szCs w:val="28"/>
+                <w:sz w:val="24"/>
+                <w:szCs w:val="24"/>
               </w:rPr>
               <w:t>Il sistema è predisposto a ricevere aggiornamenti per la configurazione di nuove funzionalità</w:t>
             </w:r>
@@ -2259,7 +2479,7 @@
         </w:tc>
         <w:tc>
           <w:tcPr>
-            <w:tcW w:w="1612" w:type="dxa"/>
+            <w:tcW w:w="1959" w:type="dxa"/>
           </w:tcPr>
           <w:p>
             <w:pPr>
@@ -2273,6 +2493,7 @@
                 <w:szCs w:val="28"/>
               </w:rPr>
             </w:pPr>
+            <w:proofErr w:type="spellStart"/>
             <w:r>
               <w:rPr>
                 <w:rFonts w:eastAsia="Times New Roman"/>
@@ -2284,11 +2505,12 @@
               </w:rPr>
               <w:t>Supportability</w:t>
             </w:r>
+            <w:proofErr w:type="spellEnd"/>
           </w:p>
         </w:tc>
         <w:tc>
           <w:tcPr>
-            <w:tcW w:w="1897" w:type="dxa"/>
+            <w:tcW w:w="1783" w:type="dxa"/>
           </w:tcPr>
           <w:p>
             <w:pPr>
@@ -2305,119 +2527,10 @@
           </w:p>
         </w:tc>
       </w:tr>
-      <w:tr>
-        <w:tc>
-          <w:tcPr>
-            <w:tcW w:w="1893" w:type="dxa"/>
-          </w:tcPr>
-          <w:p>
-            <w:pPr>
-              <w:jc w:val="both"/>
-              <w:rPr>
-                <w:rFonts w:eastAsia="Times New Roman"/>
-                <w:b/>
-                <w:bCs/>
-                <w:color w:val="111111"/>
-                <w:sz w:val="28"/>
-                <w:szCs w:val="28"/>
-              </w:rPr>
-            </w:pPr>
-          </w:p>
-        </w:tc>
-        <w:tc>
-          <w:tcPr>
-            <w:tcW w:w="1933" w:type="dxa"/>
-          </w:tcPr>
-          <w:p>
-            <w:pPr>
-              <w:jc w:val="both"/>
-              <w:rPr>
-                <w:rFonts w:eastAsia="Times New Roman"/>
-                <w:b/>
-                <w:bCs/>
-                <w:color w:val="111111"/>
-                <w:sz w:val="28"/>
-                <w:szCs w:val="28"/>
-              </w:rPr>
-            </w:pPr>
-          </w:p>
-        </w:tc>
-        <w:tc>
-          <w:tcPr>
-            <w:tcW w:w="2519" w:type="dxa"/>
-          </w:tcPr>
-          <w:p>
-            <w:pPr>
-              <w:jc w:val="both"/>
-              <w:rPr>
-                <w:rFonts w:eastAsia="Times New Roman"/>
-                <w:b/>
-                <w:bCs/>
-                <w:color w:val="111111"/>
-                <w:sz w:val="28"/>
-                <w:szCs w:val="28"/>
-              </w:rPr>
-            </w:pPr>
-          </w:p>
-        </w:tc>
-        <w:tc>
-          <w:tcPr>
-            <w:tcW w:w="1612" w:type="dxa"/>
-          </w:tcPr>
-          <w:p>
-            <w:pPr>
-              <w:jc w:val="center"/>
-              <w:rPr>
-                <w:rFonts w:eastAsia="Times New Roman"/>
-                <w:b/>
-                <w:bCs/>
-                <w:color w:val="111111"/>
-                <w:sz w:val="28"/>
-                <w:szCs w:val="28"/>
-              </w:rPr>
-            </w:pPr>
-          </w:p>
-        </w:tc>
-        <w:tc>
-          <w:tcPr>
-            <w:tcW w:w="1897" w:type="dxa"/>
-          </w:tcPr>
-          <w:p>
-            <w:pPr>
-              <w:jc w:val="center"/>
-              <w:rPr>
-                <w:rFonts w:eastAsia="Times New Roman"/>
-                <w:b/>
-                <w:bCs/>
-                <w:color w:val="111111"/>
-                <w:sz w:val="28"/>
-                <w:szCs w:val="28"/>
-              </w:rPr>
-            </w:pPr>
-          </w:p>
-        </w:tc>
-      </w:tr>
     </w:tbl>
     <w:p>
       <w:pPr>
-        <w:jc w:val="both"/>
-        <w:rPr>
-          <w:rFonts w:eastAsia="Times New Roman"/>
-          <w:b/>
-          <w:bCs/>
-          <w:color w:val="111111"/>
-          <w:sz w:val="28"/>
-          <w:szCs w:val="28"/>
-        </w:rPr>
-      </w:pPr>
-    </w:p>
-    <w:p>
-      <w:pPr>
         <w:pStyle w:val="Titolo2"/>
-        <w:numPr>
-          <w:ilvl w:val="1"/>
-          <w:numId w:val="22"/>
-        </w:numPr>
         <w:rPr>
           <w:rFonts w:ascii="Times New Roman" w:hAnsi="Times New Roman" w:cs="Times New Roman"/>
           <w:b/>
@@ -2427,7 +2540,10 @@
           <w:szCs w:val="28"/>
         </w:rPr>
       </w:pPr>
-      <w:r>
+    </w:p>
+    <w:p>
+      <w:pPr>
+        <w:pStyle w:val="Titolo2"/>
         <w:rPr>
           <w:rFonts w:ascii="Times New Roman" w:hAnsi="Times New Roman" w:cs="Times New Roman"/>
           <w:b/>
@@ -2436,13 +2552,34 @@
           <w:sz w:val="28"/>
           <w:szCs w:val="28"/>
         </w:rPr>
-        <w:t xml:space="preserve"> TRADE-OFF</w:t>
-      </w:r>
-    </w:p>
-    <w:p/>
-    <w:p>
-      <w:pPr>
-        <w:ind w:left="360"/>
+      </w:pPr>
+    </w:p>
+    <w:p>
+      <w:pPr>
+        <w:pStyle w:val="Titolo2"/>
+        <w:rPr>
+          <w:rFonts w:ascii="Times New Roman" w:hAnsi="Times New Roman" w:cs="Times New Roman"/>
+          <w:b/>
+          <w:bCs/>
+          <w:color w:val="000000" w:themeColor="text1"/>
+          <w:sz w:val="28"/>
+          <w:szCs w:val="28"/>
+        </w:rPr>
+      </w:pPr>
+      <w:r>
+        <w:rPr>
+          <w:rFonts w:ascii="Times New Roman" w:hAnsi="Times New Roman" w:cs="Times New Roman"/>
+          <w:b/>
+          <w:bCs/>
+          <w:color w:val="000000" w:themeColor="text1"/>
+          <w:sz w:val="28"/>
+          <w:szCs w:val="28"/>
+        </w:rPr>
+        <w:t>TRADE-OFF</w:t>
+      </w:r>
+    </w:p>
+    <w:p>
+      <w:pPr>
         <w:rPr>
           <w:b/>
           <w:bCs/>
@@ -2462,20 +2599,30 @@
     </w:p>
     <w:p>
       <w:pPr>
+        <w:rPr>
+          <w:sz w:val="28"/>
+          <w:szCs w:val="28"/>
+        </w:rPr>
+      </w:pPr>
+      <w:r>
+        <w:rPr>
+          <w:sz w:val="28"/>
+          <w:szCs w:val="28"/>
+        </w:rPr>
+        <w:t>Gli sviluppatori implementeranno il sistema in modo tale che possa essere fruibile tramite una lunga lista di dispositivi, impattando sul budget stabilito.</w:t>
+      </w:r>
+    </w:p>
+    <w:p>
+      <w:pPr>
         <w:ind w:left="360"/>
-      </w:pPr>
-      <w:r>
-        <w:t>Gli sviluppatori implementeranno il sistema in modo tale che possa essere fruibile tramite una lunga lista di dispositivi, impattando sul budget stabilito.</w:t>
-      </w:r>
-    </w:p>
-    <w:p>
-      <w:pPr>
-        <w:ind w:left="360"/>
-      </w:pPr>
-    </w:p>
-    <w:p>
-      <w:pPr>
-        <w:ind w:left="360"/>
+        <w:rPr>
+          <w:sz w:val="28"/>
+          <w:szCs w:val="28"/>
+        </w:rPr>
+      </w:pPr>
+    </w:p>
+    <w:p>
+      <w:pPr>
         <w:rPr>
           <w:b/>
           <w:bCs/>
@@ -2490,19 +2637,25 @@
           <w:sz w:val="28"/>
           <w:szCs w:val="28"/>
         </w:rPr>
+        <w:lastRenderedPageBreak/>
         <w:t>Sicurezza Vs. Costo</w:t>
       </w:r>
     </w:p>
     <w:p>
       <w:pPr>
-        <w:ind w:left="360"/>
-      </w:pPr>
-      <w:r>
+        <w:rPr>
+          <w:sz w:val="28"/>
+          <w:szCs w:val="28"/>
+        </w:rPr>
+      </w:pPr>
+      <w:r>
+        <w:rPr>
+          <w:sz w:val="28"/>
+          <w:szCs w:val="28"/>
+        </w:rPr>
         <w:t>Gli sviluppatori realizzeranno una logica di sicurezza per la privacy, che impatterà sul budget prefissato.</w:t>
       </w:r>
     </w:p>
-    <w:p/>
-    <w:p/>
     <w:p>
       <w:pPr>
         <w:pStyle w:val="Titolo1"/>
@@ -2520,12 +2673,21 @@
           <w:bCs/>
           <w:color w:val="000000" w:themeColor="text1"/>
         </w:rPr>
-        <w:lastRenderedPageBreak/>
         <w:t>Architettura Software Corrente</w:t>
       </w:r>
     </w:p>
     <w:p>
-      <w:r>
+      <w:pPr>
+        <w:rPr>
+          <w:sz w:val="28"/>
+          <w:szCs w:val="28"/>
+        </w:rPr>
+      </w:pPr>
+      <w:r>
+        <w:rPr>
+          <w:sz w:val="28"/>
+          <w:szCs w:val="28"/>
+        </w:rPr>
         <w:t>Attualmente non esiste nessun’architettura Software.</w:t>
       </w:r>
     </w:p>
@@ -2550,21 +2712,44 @@
       </w:r>
     </w:p>
     <w:p>
-      <w:r>
+      <w:pPr>
+        <w:rPr>
+          <w:sz w:val="28"/>
+          <w:szCs w:val="28"/>
+        </w:rPr>
+      </w:pPr>
+      <w:r>
+        <w:rPr>
+          <w:sz w:val="28"/>
+          <w:szCs w:val="28"/>
+        </w:rPr>
         <w:t xml:space="preserve">Il sistema verrà realizzato mediante l’utilizzo di un’architettura </w:t>
       </w:r>
       <w:r>
         <w:rPr>
           <w:b/>
           <w:bCs/>
+          <w:sz w:val="28"/>
+          <w:szCs w:val="28"/>
         </w:rPr>
         <w:t>MVC</w:t>
       </w:r>
       <w:r>
+        <w:rPr>
+          <w:sz w:val="28"/>
+          <w:szCs w:val="28"/>
+        </w:rPr>
         <w:t>:</w:t>
       </w:r>
     </w:p>
-    <w:p/>
+    <w:p>
+      <w:pPr>
+        <w:rPr>
+          <w:sz w:val="28"/>
+          <w:szCs w:val="28"/>
+        </w:rPr>
+      </w:pPr>
+    </w:p>
     <w:p>
       <w:pPr>
         <w:pStyle w:val="Paragrafoelenco"/>
@@ -2572,30 +2757,56 @@
           <w:ilvl w:val="0"/>
           <w:numId w:val="25"/>
         </w:numPr>
-      </w:pPr>
-      <w:r>
+        <w:rPr>
+          <w:sz w:val="28"/>
+          <w:szCs w:val="28"/>
+        </w:rPr>
+      </w:pPr>
+      <w:r>
+        <w:rPr>
+          <w:sz w:val="28"/>
+          <w:szCs w:val="28"/>
+        </w:rPr>
         <w:t xml:space="preserve">Sottosistema </w:t>
       </w:r>
       <w:r>
         <w:rPr>
           <w:b/>
           <w:bCs/>
+          <w:sz w:val="28"/>
+          <w:szCs w:val="28"/>
         </w:rPr>
         <w:t>Model</w:t>
       </w:r>
       <w:r>
+        <w:rPr>
+          <w:sz w:val="28"/>
+          <w:szCs w:val="28"/>
+        </w:rPr>
         <w:t xml:space="preserve">: Utilizzato per interfacciare le richieste utente con l’unità di elaborazione di dati, ovvero il BD </w:t>
       </w:r>
       <w:r>
+        <w:rPr>
+          <w:sz w:val="28"/>
+          <w:szCs w:val="28"/>
+        </w:rPr>
         <w:t>(Controller</w:t>
       </w:r>
       <w:r>
+        <w:rPr>
+          <w:sz w:val="28"/>
+          <w:szCs w:val="28"/>
+        </w:rPr>
         <w:t>).</w:t>
       </w:r>
     </w:p>
     <w:p>
       <w:pPr>
         <w:pStyle w:val="Paragrafoelenco"/>
+        <w:rPr>
+          <w:sz w:val="28"/>
+          <w:szCs w:val="28"/>
+        </w:rPr>
       </w:pPr>
     </w:p>
     <w:p>
@@ -2605,22 +2816,45 @@
           <w:ilvl w:val="0"/>
           <w:numId w:val="25"/>
         </w:numPr>
-      </w:pPr>
-      <w:r>
+        <w:rPr>
+          <w:sz w:val="28"/>
+          <w:szCs w:val="28"/>
+        </w:rPr>
+      </w:pPr>
+      <w:r>
+        <w:rPr>
+          <w:sz w:val="28"/>
+          <w:szCs w:val="28"/>
+        </w:rPr>
         <w:t xml:space="preserve">Sottosistema </w:t>
       </w:r>
+      <w:proofErr w:type="spellStart"/>
       <w:r>
         <w:rPr>
           <w:b/>
           <w:bCs/>
+          <w:sz w:val="28"/>
+          <w:szCs w:val="28"/>
         </w:rPr>
         <w:t>View</w:t>
       </w:r>
-      <w:r>
+      <w:proofErr w:type="spellEnd"/>
+      <w:r>
+        <w:rPr>
+          <w:sz w:val="28"/>
+          <w:szCs w:val="28"/>
+        </w:rPr>
         <w:t>: Utilizzato per implementare l’interfaccia grafica, con la quale l’utente potrà interagire e inviare richieste al sistema.</w:t>
       </w:r>
     </w:p>
-    <w:p/>
+    <w:p>
+      <w:pPr>
+        <w:rPr>
+          <w:sz w:val="28"/>
+          <w:szCs w:val="28"/>
+        </w:rPr>
+      </w:pPr>
+    </w:p>
     <w:p>
       <w:pPr>
         <w:pStyle w:val="Paragrafoelenco"/>
@@ -2628,34 +2862,85 @@
           <w:ilvl w:val="0"/>
           <w:numId w:val="25"/>
         </w:numPr>
-      </w:pPr>
-      <w:r>
+        <w:rPr>
+          <w:sz w:val="28"/>
+          <w:szCs w:val="28"/>
+        </w:rPr>
+      </w:pPr>
+      <w:r>
+        <w:rPr>
+          <w:sz w:val="28"/>
+          <w:szCs w:val="28"/>
+        </w:rPr>
         <w:t xml:space="preserve">Sottosistema </w:t>
       </w:r>
       <w:r>
         <w:rPr>
           <w:b/>
           <w:bCs/>
+          <w:sz w:val="28"/>
+          <w:szCs w:val="28"/>
         </w:rPr>
         <w:t>Controller</w:t>
       </w:r>
       <w:r>
+        <w:rPr>
+          <w:sz w:val="28"/>
+          <w:szCs w:val="28"/>
+        </w:rPr>
         <w:t>: Utilizzato per elaborare i dati relativi alle richieste dell’utente.</w:t>
       </w:r>
     </w:p>
-    <w:p/>
-    <w:p>
-      <w:r>
+    <w:p>
+      <w:pPr>
+        <w:rPr>
+          <w:sz w:val="28"/>
+          <w:szCs w:val="28"/>
+        </w:rPr>
+      </w:pPr>
+    </w:p>
+    <w:p>
+      <w:pPr>
+        <w:rPr>
+          <w:sz w:val="28"/>
+          <w:szCs w:val="28"/>
+        </w:rPr>
+      </w:pPr>
+      <w:r>
+        <w:rPr>
+          <w:sz w:val="28"/>
+          <w:szCs w:val="28"/>
+        </w:rPr>
         <w:t>La divisione in sottosistemi permette di suddividere lo sviluppo tra varie figure del Team.</w:t>
       </w:r>
     </w:p>
     <w:p>
-      <w:r>
+      <w:pPr>
+        <w:rPr>
+          <w:sz w:val="28"/>
+          <w:szCs w:val="28"/>
+        </w:rPr>
+      </w:pPr>
+      <w:r>
+        <w:rPr>
+          <w:sz w:val="28"/>
+          <w:szCs w:val="28"/>
+        </w:rPr>
         <w:t>Il modello MVC separa i sottosistemi poiché le interfacce utente sono spesso soggette a cambiamenti rispetto al dominio applicativo.</w:t>
       </w:r>
     </w:p>
     <w:p>
-      <w:r>
+      <w:pPr>
+        <w:rPr>
+          <w:sz w:val="28"/>
+          <w:szCs w:val="28"/>
+        </w:rPr>
+      </w:pPr>
+      <w:r>
+        <w:rPr>
+          <w:sz w:val="28"/>
+          <w:szCs w:val="28"/>
+        </w:rPr>
         <w:t>Quest’architettura è stata scelta poiché è appropriata per i sistemi interattivi, specialmente quando si utilizzano viste multiple di uno stesso Model.</w:t>
       </w:r>
     </w:p>
@@ -2678,16 +2963,6 @@
     <w:p/>
     <w:p/>
     <w:p/>
-    <w:p/>
-    <w:p/>
-    <w:p/>
-    <w:p/>
-    <w:p/>
-    <w:p/>
-    <w:p/>
-    <w:p/>
-    <w:p/>
-    <w:p/>
     <w:p>
       <w:pPr>
         <w:pStyle w:val="Titolo1"/>
@@ -2710,20 +2985,58 @@
       </w:r>
     </w:p>
     <w:p>
-      <w:r>
+      <w:pPr>
+        <w:rPr>
+          <w:sz w:val="28"/>
+          <w:szCs w:val="28"/>
+        </w:rPr>
+      </w:pPr>
+      <w:r>
+        <w:rPr>
+          <w:sz w:val="28"/>
+          <w:szCs w:val="28"/>
+        </w:rPr>
         <w:t>Per ridurre la complessità della soluzione, si decompone il sistema in parti più piccole, in sottosistemi.</w:t>
       </w:r>
     </w:p>
     <w:p>
-      <w:r>
+      <w:pPr>
+        <w:rPr>
+          <w:sz w:val="28"/>
+          <w:szCs w:val="28"/>
+        </w:rPr>
+      </w:pPr>
+      <w:r>
+        <w:rPr>
+          <w:sz w:val="28"/>
+          <w:szCs w:val="28"/>
+        </w:rPr>
         <w:t>I criteri per sceglierli si basano sull’osservazione di classi che eseguono task simili e sono in relazione con ogni altra classe, indicando così un’alta coesione</w:t>
       </w:r>
       <w:r>
+        <w:rPr>
+          <w:sz w:val="28"/>
+          <w:szCs w:val="28"/>
+        </w:rPr>
         <w:t>.</w:t>
       </w:r>
     </w:p>
-    <w:p/>
-    <w:p/>
+    <w:p>
+      <w:pPr>
+        <w:rPr>
+          <w:sz w:val="28"/>
+          <w:szCs w:val="28"/>
+        </w:rPr>
+      </w:pPr>
+    </w:p>
+    <w:p>
+      <w:pPr>
+        <w:rPr>
+          <w:sz w:val="28"/>
+          <w:szCs w:val="28"/>
+        </w:rPr>
+      </w:pPr>
+    </w:p>
     <w:p>
       <w:pPr>
         <w:rPr>
@@ -2765,10 +3078,10 @@
           <w:noProof/>
         </w:rPr>
         <w:drawing>
-          <wp:inline distT="0" distB="0" distL="0" distR="0" wp14:anchorId="6AE5094A" wp14:editId="1D4233BD">
-            <wp:extent cx="6120130" cy="1607820"/>
+          <wp:inline distT="0" distB="0" distL="0" distR="0" wp14:anchorId="1704FF88" wp14:editId="4A6D0440">
+            <wp:extent cx="6120130" cy="1647190"/>
             <wp:effectExtent l="0" t="0" r="0" b="0"/>
-            <wp:docPr id="4" name="Immagine 4"/>
+            <wp:docPr id="2" name="Immagine 2"/>
             <wp:cNvGraphicFramePr>
               <a:graphicFrameLocks xmlns:a="http://schemas.openxmlformats.org/drawingml/2006/main" noChangeAspect="1"/>
             </wp:cNvGraphicFramePr>
@@ -2788,7 +3101,7 @@
                   <pic:spPr>
                     <a:xfrm>
                       <a:off x="0" y="0"/>
-                      <a:ext cx="6120130" cy="1607820"/>
+                      <a:ext cx="6120130" cy="1647190"/>
                     </a:xfrm>
                     <a:prstGeom prst="rect">
                       <a:avLst/>
@@ -2926,6 +3239,7 @@
           <w:szCs w:val="32"/>
         </w:rPr>
       </w:pPr>
+      <w:proofErr w:type="spellStart"/>
       <w:r>
         <w:rPr>
           <w:b/>
@@ -2935,11 +3249,10 @@
           <w:sz w:val="32"/>
           <w:szCs w:val="32"/>
         </w:rPr>
-        <w:t>DataStorage Layer</w:t>
-      </w:r>
-    </w:p>
-    <w:p>
-      <w:pPr>
+        <w:t>DataStorage</w:t>
+      </w:r>
+      <w:proofErr w:type="spellEnd"/>
+      <w:r>
         <w:rPr>
           <w:b/>
           <w:bCs/>
@@ -2948,6 +3261,19 @@
           <w:sz w:val="32"/>
           <w:szCs w:val="32"/>
         </w:rPr>
+        <w:t xml:space="preserve"> Layer</w:t>
+      </w:r>
+    </w:p>
+    <w:p>
+      <w:pPr>
+        <w:rPr>
+          <w:b/>
+          <w:bCs/>
+          <w:i/>
+          <w:iCs/>
+          <w:sz w:val="32"/>
+          <w:szCs w:val="32"/>
+        </w:rPr>
       </w:pPr>
     </w:p>
     <w:p>
@@ -2956,10 +3282,10 @@
           <w:noProof/>
         </w:rPr>
         <w:drawing>
-          <wp:inline distT="0" distB="0" distL="0" distR="0" wp14:anchorId="023D1750" wp14:editId="0F242F4F">
-            <wp:extent cx="6120130" cy="1586865"/>
+          <wp:inline distT="0" distB="0" distL="0" distR="0" wp14:anchorId="47DA5122" wp14:editId="4BF68020">
+            <wp:extent cx="6120130" cy="1596390"/>
             <wp:effectExtent l="0" t="0" r="0" b="0"/>
-            <wp:docPr id="7" name="Immagine 7"/>
+            <wp:docPr id="3" name="Immagine 3"/>
             <wp:cNvGraphicFramePr>
               <a:graphicFrameLocks xmlns:a="http://schemas.openxmlformats.org/drawingml/2006/main" noChangeAspect="1"/>
             </wp:cNvGraphicFramePr>
@@ -2979,7 +3305,7 @@
                   <pic:spPr>
                     <a:xfrm>
                       <a:off x="0" y="0"/>
-                      <a:ext cx="6120130" cy="1586865"/>
+                      <a:ext cx="6120130" cy="1596390"/>
                     </a:xfrm>
                     <a:prstGeom prst="rect">
                       <a:avLst/>
@@ -2993,16 +3319,6 @@
       </w:r>
     </w:p>
     <w:p/>
-    <w:p>
-      <w:pPr>
-        <w:rPr>
-          <w:b/>
-          <w:bCs/>
-          <w:sz w:val="32"/>
-          <w:szCs w:val="32"/>
-        </w:rPr>
-      </w:pPr>
-    </w:p>
     <w:p>
       <w:pPr>
         <w:rPr>
@@ -3073,8 +3389,8 @@
               <w:rPr>
                 <w:b/>
                 <w:bCs/>
-                <w:sz w:val="24"/>
-                <w:szCs w:val="24"/>
+                <w:sz w:val="28"/>
+                <w:szCs w:val="28"/>
               </w:rPr>
               <w:t>Gestione Account</w:t>
             </w:r>
@@ -3095,20 +3411,10 @@
             </w:pPr>
             <w:r>
               <w:rPr>
-                <w:sz w:val="24"/>
-                <w:szCs w:val="24"/>
-              </w:rPr>
-              <w:t xml:space="preserve">comprende le funzionalità di Login, registrazione, visualizza/modifica </w:t>
-            </w:r>
-            <w:r>
-              <w:t xml:space="preserve">         </w:t>
-            </w:r>
-            <w:r>
-              <w:rPr>
-                <w:sz w:val="24"/>
-                <w:szCs w:val="24"/>
-              </w:rPr>
-              <w:t>informazioni personali.</w:t>
+                <w:sz w:val="28"/>
+                <w:szCs w:val="28"/>
+              </w:rPr>
+              <w:t>comprende le funzionalità di Login, registrazione, visualizza/modifica          informazioni personali.</w:t>
             </w:r>
           </w:p>
         </w:tc>
@@ -3133,8 +3439,8 @@
               <w:rPr>
                 <w:b/>
                 <w:bCs/>
-                <w:sz w:val="24"/>
-                <w:szCs w:val="24"/>
+                <w:sz w:val="28"/>
+                <w:szCs w:val="28"/>
               </w:rPr>
               <w:t>Gestione Articolo</w:t>
             </w:r>
@@ -3155,50 +3461,10 @@
             </w:pPr>
             <w:r>
               <w:rPr>
-                <w:sz w:val="24"/>
-                <w:szCs w:val="24"/>
-              </w:rPr>
-              <w:t>comprende tutte le funzionalità del catalogo</w:t>
-            </w:r>
-            <w:r>
-              <w:t xml:space="preserve"> </w:t>
-            </w:r>
-            <w:r>
-              <w:rPr>
-                <w:sz w:val="24"/>
-                <w:szCs w:val="24"/>
-              </w:rPr>
-              <w:t>(aggiungi/modifica/rimuovi)</w:t>
-            </w:r>
-            <w:r>
-              <w:t>,</w:t>
-            </w:r>
-            <w:r>
-              <w:rPr>
-                <w:sz w:val="24"/>
-                <w:szCs w:val="24"/>
-              </w:rPr>
-              <w:t xml:space="preserve"> di visualizza/ricerca articolo</w:t>
-            </w:r>
-            <w:r>
-              <w:t xml:space="preserve"> e di </w:t>
-            </w:r>
-            <w:r>
-              <w:rPr>
-                <w:sz w:val="24"/>
-                <w:szCs w:val="24"/>
-              </w:rPr>
-              <w:t>visualizza</w:t>
-            </w:r>
-            <w:r>
-              <w:t>/inserisci feedback</w:t>
-            </w:r>
-            <w:r>
-              <w:rPr>
                 <w:sz w:val="28"/>
                 <w:szCs w:val="28"/>
               </w:rPr>
-              <w:t>.</w:t>
+              <w:t>comprende tutte le funzionalità del catalogo (aggiungi/modifica/rimuovi), di visualizza/ricerca articolo e di visualizza/inserisci feedback.</w:t>
             </w:r>
           </w:p>
         </w:tc>
@@ -3215,16 +3481,16 @@
               <w:rPr>
                 <w:b/>
                 <w:bCs/>
-                <w:sz w:val="24"/>
-                <w:szCs w:val="24"/>
-              </w:rPr>
-            </w:pPr>
-            <w:r>
-              <w:rPr>
-                <w:b/>
-                <w:bCs/>
-                <w:sz w:val="24"/>
-                <w:szCs w:val="24"/>
+                <w:sz w:val="28"/>
+                <w:szCs w:val="28"/>
+              </w:rPr>
+            </w:pPr>
+            <w:r>
+              <w:rPr>
+                <w:b/>
+                <w:bCs/>
+                <w:sz w:val="28"/>
+                <w:szCs w:val="28"/>
               </w:rPr>
               <w:t>Gestione Checkout</w:t>
             </w:r>
@@ -3244,6 +3510,10 @@
               </w:rPr>
             </w:pPr>
             <w:r>
+              <w:rPr>
+                <w:sz w:val="28"/>
+                <w:szCs w:val="28"/>
+              </w:rPr>
               <w:t>comprende le funzionalità di pagamento (modalità) e di spedizione.</w:t>
             </w:r>
           </w:p>
@@ -3264,16 +3534,16 @@
               <w:rPr>
                 <w:b/>
                 <w:bCs/>
-                <w:sz w:val="24"/>
-                <w:szCs w:val="24"/>
-              </w:rPr>
-            </w:pPr>
-            <w:r>
-              <w:rPr>
-                <w:b/>
-                <w:bCs/>
-                <w:sz w:val="24"/>
-                <w:szCs w:val="24"/>
+                <w:sz w:val="28"/>
+                <w:szCs w:val="28"/>
+              </w:rPr>
+            </w:pPr>
+            <w:r>
+              <w:rPr>
+                <w:b/>
+                <w:bCs/>
+                <w:sz w:val="28"/>
+                <w:szCs w:val="28"/>
               </w:rPr>
               <w:t>Gestione Ordine</w:t>
             </w:r>
@@ -3284,7 +3554,17 @@
             <w:tcW w:w="6976" w:type="dxa"/>
           </w:tcPr>
           <w:p>
-            <w:r>
+            <w:pPr>
+              <w:rPr>
+                <w:sz w:val="28"/>
+                <w:szCs w:val="28"/>
+              </w:rPr>
+            </w:pPr>
+            <w:r>
+              <w:rPr>
+                <w:sz w:val="28"/>
+                <w:szCs w:val="28"/>
+              </w:rPr>
               <w:t>comprende le funzionalità di aggiunta/rimozione/modifica ordine.</w:t>
             </w:r>
           </w:p>
@@ -3320,6 +3600,150 @@
       </w:r>
     </w:p>
     <w:p/>
+    <w:p>
+      <w:pPr>
+        <w:rPr>
+          <w:sz w:val="28"/>
+          <w:szCs w:val="28"/>
+        </w:rPr>
+      </w:pPr>
+      <w:r>
+        <w:rPr>
+          <w:sz w:val="28"/>
+          <w:szCs w:val="28"/>
+        </w:rPr>
+        <w:t>Nel modello sottostante è rappresentata l’architettura del sistema.</w:t>
+      </w:r>
+    </w:p>
+    <w:p>
+      <w:pPr>
+        <w:rPr>
+          <w:sz w:val="28"/>
+          <w:szCs w:val="28"/>
+        </w:rPr>
+      </w:pPr>
+      <w:r>
+        <w:rPr>
+          <w:sz w:val="28"/>
+          <w:szCs w:val="28"/>
+        </w:rPr>
+        <w:t xml:space="preserve">Il </w:t>
+      </w:r>
+      <w:r>
+        <w:rPr>
+          <w:b/>
+          <w:bCs/>
+          <w:sz w:val="28"/>
+          <w:szCs w:val="28"/>
+        </w:rPr>
+        <w:t>Server</w:t>
+      </w:r>
+      <w:r>
+        <w:rPr>
+          <w:sz w:val="28"/>
+          <w:szCs w:val="28"/>
+        </w:rPr>
+        <w:t xml:space="preserve"> è rappresentato da Apache Tomcat e l’application Layer è costituito</w:t>
+      </w:r>
+      <w:r>
+        <w:rPr>
+          <w:sz w:val="28"/>
+          <w:szCs w:val="28"/>
+        </w:rPr>
+        <w:t xml:space="preserve"> da Servlet e JSP, che comunicano con il </w:t>
+      </w:r>
+      <w:r>
+        <w:rPr>
+          <w:b/>
+          <w:bCs/>
+          <w:sz w:val="28"/>
+          <w:szCs w:val="28"/>
+        </w:rPr>
+        <w:t>DBMS</w:t>
+      </w:r>
+      <w:r>
+        <w:rPr>
+          <w:sz w:val="28"/>
+          <w:szCs w:val="28"/>
+        </w:rPr>
+        <w:t xml:space="preserve"> mediante l’utilizzo della tecnologia </w:t>
+      </w:r>
+      <w:r>
+        <w:rPr>
+          <w:b/>
+          <w:bCs/>
+          <w:i/>
+          <w:iCs/>
+          <w:sz w:val="28"/>
+          <w:szCs w:val="28"/>
+        </w:rPr>
+        <w:t>jdbc</w:t>
+      </w:r>
+      <w:r>
+        <w:rPr>
+          <w:sz w:val="28"/>
+          <w:szCs w:val="28"/>
+        </w:rPr>
+        <w:t xml:space="preserve"> permettendo il recupero dei dati richiesti dall’utente.</w:t>
+      </w:r>
+    </w:p>
+    <w:p>
+      <w:pPr>
+        <w:rPr>
+          <w:sz w:val="28"/>
+          <w:szCs w:val="28"/>
+        </w:rPr>
+      </w:pPr>
+      <w:r>
+        <w:rPr>
+          <w:sz w:val="28"/>
+          <w:szCs w:val="28"/>
+        </w:rPr>
+        <w:t xml:space="preserve">I </w:t>
+      </w:r>
+      <w:r>
+        <w:rPr>
+          <w:b/>
+          <w:bCs/>
+          <w:sz w:val="28"/>
+          <w:szCs w:val="28"/>
+        </w:rPr>
+        <w:t>Device</w:t>
+      </w:r>
+      <w:r>
+        <w:rPr>
+          <w:sz w:val="28"/>
+          <w:szCs w:val="28"/>
+        </w:rPr>
+        <w:t xml:space="preserve"> sono rappresentati dai browser in esecuzione su diversi dispositivi (PC, tablet, smartphone), che permettono all’utente di inviare richieste ed ottenere risultati mediante il protocollo </w:t>
+      </w:r>
+      <w:r>
+        <w:rPr>
+          <w:b/>
+          <w:bCs/>
+          <w:i/>
+          <w:iCs/>
+          <w:sz w:val="28"/>
+          <w:szCs w:val="28"/>
+        </w:rPr>
+        <w:t>https</w:t>
+      </w:r>
+      <w:r>
+        <w:rPr>
+          <w:sz w:val="28"/>
+          <w:szCs w:val="28"/>
+        </w:rPr>
+        <w:t>.</w:t>
+      </w:r>
+    </w:p>
+    <w:p>
+      <w:pPr>
+        <w:rPr>
+          <w:sz w:val="28"/>
+          <w:szCs w:val="28"/>
+        </w:rPr>
+      </w:pPr>
+    </w:p>
     <w:p>
       <w:r>
         <w:rPr>
@@ -3360,6 +3784,1296 @@
             </a:graphic>
           </wp:inline>
         </w:drawing>
+      </w:r>
+    </w:p>
+    <w:p>
+      <w:pPr>
+        <w:pStyle w:val="Titolo1"/>
+        <w:rPr>
+          <w:rFonts w:ascii="Times New Roman" w:hAnsi="Times New Roman" w:cs="Times New Roman"/>
+          <w:b/>
+          <w:bCs/>
+          <w:color w:val="000000" w:themeColor="text1"/>
+        </w:rPr>
+      </w:pPr>
+      <w:r>
+        <w:rPr>
+          <w:rFonts w:ascii="Times New Roman" w:hAnsi="Times New Roman" w:cs="Times New Roman"/>
+          <w:b/>
+          <w:bCs/>
+          <w:color w:val="000000" w:themeColor="text1"/>
+        </w:rPr>
+        <w:t>Dati Persistenti</w:t>
+      </w:r>
+    </w:p>
+    <w:p/>
+    <w:p/>
+    <w:p/>
+    <w:p/>
+    <w:p/>
+    <w:p/>
+    <w:p/>
+    <w:p/>
+    <w:p/>
+    <w:p>
+      <w:pPr>
+        <w:pStyle w:val="Titolo1"/>
+        <w:rPr>
+          <w:rFonts w:ascii="Times New Roman" w:hAnsi="Times New Roman" w:cs="Times New Roman"/>
+          <w:b/>
+          <w:bCs/>
+          <w:color w:val="000000" w:themeColor="text1"/>
+        </w:rPr>
+      </w:pPr>
+      <w:r>
+        <w:rPr>
+          <w:rFonts w:ascii="Times New Roman" w:hAnsi="Times New Roman" w:cs="Times New Roman"/>
+          <w:b/>
+          <w:bCs/>
+          <w:color w:val="000000" w:themeColor="text1"/>
+        </w:rPr>
+        <w:lastRenderedPageBreak/>
+        <w:t>Co</w:t>
+      </w:r>
+      <w:r>
+        <w:rPr>
+          <w:rFonts w:ascii="Times New Roman" w:hAnsi="Times New Roman" w:cs="Times New Roman"/>
+          <w:b/>
+          <w:bCs/>
+          <w:color w:val="000000" w:themeColor="text1"/>
+        </w:rPr>
+        <w:t>n</w:t>
+      </w:r>
+      <w:r>
+        <w:rPr>
+          <w:rFonts w:ascii="Times New Roman" w:hAnsi="Times New Roman" w:cs="Times New Roman"/>
+          <w:b/>
+          <w:bCs/>
+          <w:color w:val="000000" w:themeColor="text1"/>
+        </w:rPr>
+        <w:t>trollo</w:t>
+      </w:r>
+      <w:r>
+        <w:rPr>
+          <w:rFonts w:ascii="Times New Roman" w:hAnsi="Times New Roman" w:cs="Times New Roman"/>
+          <w:b/>
+          <w:bCs/>
+          <w:color w:val="000000" w:themeColor="text1"/>
+        </w:rPr>
+        <w:t xml:space="preserve"> degli Accessi e Sicurezza</w:t>
+      </w:r>
+    </w:p>
+    <w:p/>
+    <w:tbl>
+      <w:tblPr>
+        <w:tblStyle w:val="Grigliatabella"/>
+        <w:tblW w:w="10548" w:type="dxa"/>
+        <w:jc w:val="center"/>
+        <w:tblLayout w:type="fixed"/>
+        <w:tblLook w:val="04A0" w:firstRow="1" w:lastRow="0" w:firstColumn="1" w:lastColumn="0" w:noHBand="0" w:noVBand="1"/>
+      </w:tblPr>
+      <w:tblGrid>
+        <w:gridCol w:w="1873"/>
+        <w:gridCol w:w="1701"/>
+        <w:gridCol w:w="1700"/>
+        <w:gridCol w:w="1758"/>
+        <w:gridCol w:w="1758"/>
+        <w:gridCol w:w="1758"/>
+      </w:tblGrid>
+      <w:tr>
+        <w:trPr>
+          <w:jc w:val="center"/>
+        </w:trPr>
+        <w:tc>
+          <w:tcPr>
+            <w:tcW w:w="1873" w:type="dxa"/>
+            <w:shd w:val="clear" w:color="auto" w:fill="A8D08D" w:themeFill="accent6" w:themeFillTint="99"/>
+          </w:tcPr>
+          <w:p>
+            <w:pPr>
+              <w:rPr>
+                <w:sz w:val="24"/>
+                <w:szCs w:val="24"/>
+              </w:rPr>
+            </w:pPr>
+          </w:p>
+        </w:tc>
+        <w:tc>
+          <w:tcPr>
+            <w:tcW w:w="1701" w:type="dxa"/>
+            <w:shd w:val="clear" w:color="auto" w:fill="A8D08D" w:themeFill="accent6" w:themeFillTint="99"/>
+          </w:tcPr>
+          <w:p>
+            <w:pPr>
+              <w:jc w:val="center"/>
+              <w:rPr>
+                <w:b/>
+                <w:bCs/>
+                <w:sz w:val="32"/>
+                <w:szCs w:val="32"/>
+              </w:rPr>
+            </w:pPr>
+            <w:r>
+              <w:rPr>
+                <w:b/>
+                <w:bCs/>
+                <w:sz w:val="32"/>
+                <w:szCs w:val="32"/>
+              </w:rPr>
+              <w:t>Account</w:t>
+            </w:r>
+          </w:p>
+        </w:tc>
+        <w:tc>
+          <w:tcPr>
+            <w:tcW w:w="1700" w:type="dxa"/>
+            <w:shd w:val="clear" w:color="auto" w:fill="A8D08D" w:themeFill="accent6" w:themeFillTint="99"/>
+          </w:tcPr>
+          <w:p>
+            <w:pPr>
+              <w:jc w:val="center"/>
+              <w:rPr>
+                <w:b/>
+                <w:bCs/>
+                <w:sz w:val="32"/>
+                <w:szCs w:val="32"/>
+              </w:rPr>
+            </w:pPr>
+            <w:r>
+              <w:rPr>
+                <w:b/>
+                <w:bCs/>
+                <w:sz w:val="32"/>
+                <w:szCs w:val="32"/>
+              </w:rPr>
+              <w:t>Articolo</w:t>
+            </w:r>
+          </w:p>
+        </w:tc>
+        <w:tc>
+          <w:tcPr>
+            <w:tcW w:w="1758" w:type="dxa"/>
+            <w:shd w:val="clear" w:color="auto" w:fill="A8D08D" w:themeFill="accent6" w:themeFillTint="99"/>
+          </w:tcPr>
+          <w:p>
+            <w:pPr>
+              <w:jc w:val="center"/>
+              <w:rPr>
+                <w:b/>
+                <w:bCs/>
+                <w:sz w:val="32"/>
+                <w:szCs w:val="32"/>
+              </w:rPr>
+            </w:pPr>
+            <w:r>
+              <w:rPr>
+                <w:b/>
+                <w:bCs/>
+                <w:sz w:val="32"/>
+                <w:szCs w:val="32"/>
+              </w:rPr>
+              <w:t>Ordine</w:t>
+            </w:r>
+          </w:p>
+        </w:tc>
+        <w:tc>
+          <w:tcPr>
+            <w:tcW w:w="1758" w:type="dxa"/>
+            <w:shd w:val="clear" w:color="auto" w:fill="A8D08D" w:themeFill="accent6" w:themeFillTint="99"/>
+          </w:tcPr>
+          <w:p>
+            <w:pPr>
+              <w:jc w:val="center"/>
+              <w:rPr>
+                <w:b/>
+                <w:bCs/>
+                <w:sz w:val="32"/>
+                <w:szCs w:val="32"/>
+              </w:rPr>
+            </w:pPr>
+            <w:r>
+              <w:rPr>
+                <w:b/>
+                <w:bCs/>
+                <w:sz w:val="32"/>
+                <w:szCs w:val="32"/>
+              </w:rPr>
+              <w:t>Recensione</w:t>
+            </w:r>
+          </w:p>
+        </w:tc>
+        <w:tc>
+          <w:tcPr>
+            <w:tcW w:w="1758" w:type="dxa"/>
+            <w:shd w:val="clear" w:color="auto" w:fill="A8D08D" w:themeFill="accent6" w:themeFillTint="99"/>
+          </w:tcPr>
+          <w:p>
+            <w:pPr>
+              <w:jc w:val="center"/>
+              <w:rPr>
+                <w:b/>
+                <w:bCs/>
+                <w:sz w:val="32"/>
+                <w:szCs w:val="32"/>
+              </w:rPr>
+            </w:pPr>
+            <w:r>
+              <w:rPr>
+                <w:b/>
+                <w:bCs/>
+                <w:sz w:val="32"/>
+                <w:szCs w:val="32"/>
+              </w:rPr>
+              <w:t>Checkout</w:t>
+            </w:r>
+          </w:p>
+        </w:tc>
+      </w:tr>
+      <w:tr>
+        <w:trPr>
+          <w:trHeight w:val="425"/>
+          <w:jc w:val="center"/>
+        </w:trPr>
+        <w:tc>
+          <w:tcPr>
+            <w:tcW w:w="1873" w:type="dxa"/>
+            <w:shd w:val="clear" w:color="auto" w:fill="A8D08D" w:themeFill="accent6" w:themeFillTint="99"/>
+          </w:tcPr>
+          <w:p>
+            <w:pPr>
+              <w:rPr>
+                <w:b/>
+                <w:bCs/>
+                <w:sz w:val="32"/>
+                <w:szCs w:val="32"/>
+              </w:rPr>
+            </w:pPr>
+            <w:r>
+              <w:rPr>
+                <w:b/>
+                <w:bCs/>
+                <w:sz w:val="32"/>
+                <w:szCs w:val="32"/>
+              </w:rPr>
+              <w:t>Utente non loggato</w:t>
+            </w:r>
+          </w:p>
+        </w:tc>
+        <w:tc>
+          <w:tcPr>
+            <w:tcW w:w="1701" w:type="dxa"/>
+          </w:tcPr>
+          <w:p>
+            <w:pPr>
+              <w:jc w:val="center"/>
+              <w:rPr>
+                <w:sz w:val="24"/>
+                <w:szCs w:val="24"/>
+              </w:rPr>
+            </w:pPr>
+            <w:r>
+              <w:rPr>
+                <w:sz w:val="24"/>
+                <w:szCs w:val="24"/>
+              </w:rPr>
+              <w:t>Registrazione</w:t>
+            </w:r>
+          </w:p>
+          <w:p>
+            <w:pPr>
+              <w:jc w:val="center"/>
+              <w:rPr>
+                <w:sz w:val="24"/>
+                <w:szCs w:val="24"/>
+              </w:rPr>
+            </w:pPr>
+            <w:r>
+              <w:rPr>
+                <w:sz w:val="24"/>
+                <w:szCs w:val="24"/>
+              </w:rPr>
+              <w:t>Login</w:t>
+            </w:r>
+          </w:p>
+        </w:tc>
+        <w:tc>
+          <w:tcPr>
+            <w:tcW w:w="1700" w:type="dxa"/>
+          </w:tcPr>
+          <w:p>
+            <w:pPr>
+              <w:jc w:val="center"/>
+              <w:rPr>
+                <w:sz w:val="24"/>
+                <w:szCs w:val="24"/>
+              </w:rPr>
+            </w:pPr>
+            <w:r>
+              <w:rPr>
+                <w:sz w:val="24"/>
+                <w:szCs w:val="24"/>
+              </w:rPr>
+              <w:t>Visualizza</w:t>
+            </w:r>
+            <w:r>
+              <w:rPr>
+                <w:sz w:val="24"/>
+                <w:szCs w:val="24"/>
+              </w:rPr>
+              <w:t>re</w:t>
+            </w:r>
+          </w:p>
+        </w:tc>
+        <w:tc>
+          <w:tcPr>
+            <w:tcW w:w="1758" w:type="dxa"/>
+          </w:tcPr>
+          <w:p>
+            <w:pPr>
+              <w:ind w:left="360"/>
+              <w:jc w:val="center"/>
+              <w:rPr>
+                <w:sz w:val="24"/>
+                <w:szCs w:val="24"/>
+              </w:rPr>
+            </w:pPr>
+          </w:p>
+        </w:tc>
+        <w:tc>
+          <w:tcPr>
+            <w:tcW w:w="1758" w:type="dxa"/>
+          </w:tcPr>
+          <w:p>
+            <w:pPr>
+              <w:jc w:val="center"/>
+              <w:rPr>
+                <w:sz w:val="24"/>
+                <w:szCs w:val="24"/>
+              </w:rPr>
+            </w:pPr>
+            <w:r>
+              <w:rPr>
+                <w:sz w:val="24"/>
+                <w:szCs w:val="24"/>
+              </w:rPr>
+              <w:t>visualizza</w:t>
+            </w:r>
+            <w:r>
+              <w:rPr>
+                <w:sz w:val="24"/>
+                <w:szCs w:val="24"/>
+              </w:rPr>
+              <w:t>re</w:t>
+            </w:r>
+          </w:p>
+        </w:tc>
+        <w:tc>
+          <w:tcPr>
+            <w:tcW w:w="1758" w:type="dxa"/>
+          </w:tcPr>
+          <w:p>
+            <w:pPr>
+              <w:ind w:left="360"/>
+              <w:jc w:val="center"/>
+              <w:rPr>
+                <w:sz w:val="24"/>
+                <w:szCs w:val="24"/>
+              </w:rPr>
+            </w:pPr>
+          </w:p>
+        </w:tc>
+      </w:tr>
+      <w:tr>
+        <w:trPr>
+          <w:jc w:val="center"/>
+        </w:trPr>
+        <w:tc>
+          <w:tcPr>
+            <w:tcW w:w="1873" w:type="dxa"/>
+            <w:shd w:val="clear" w:color="auto" w:fill="A8D08D" w:themeFill="accent6" w:themeFillTint="99"/>
+          </w:tcPr>
+          <w:p>
+            <w:pPr>
+              <w:rPr>
+                <w:b/>
+                <w:bCs/>
+                <w:sz w:val="32"/>
+                <w:szCs w:val="32"/>
+              </w:rPr>
+            </w:pPr>
+            <w:r>
+              <w:rPr>
+                <w:b/>
+                <w:bCs/>
+                <w:sz w:val="32"/>
+                <w:szCs w:val="32"/>
+              </w:rPr>
+              <w:t>Utente loggato</w:t>
+            </w:r>
+          </w:p>
+        </w:tc>
+        <w:tc>
+          <w:tcPr>
+            <w:tcW w:w="1701" w:type="dxa"/>
+          </w:tcPr>
+          <w:p>
+            <w:pPr>
+              <w:jc w:val="center"/>
+              <w:rPr>
+                <w:sz w:val="24"/>
+                <w:szCs w:val="24"/>
+              </w:rPr>
+            </w:pPr>
+            <w:r>
+              <w:rPr>
+                <w:sz w:val="24"/>
+                <w:szCs w:val="24"/>
+              </w:rPr>
+              <w:t>Visualizza</w:t>
+            </w:r>
+            <w:r>
+              <w:rPr>
+                <w:sz w:val="24"/>
+                <w:szCs w:val="24"/>
+              </w:rPr>
+              <w:t>re</w:t>
+            </w:r>
+          </w:p>
+          <w:p>
+            <w:pPr>
+              <w:jc w:val="center"/>
+              <w:rPr>
+                <w:sz w:val="24"/>
+                <w:szCs w:val="24"/>
+              </w:rPr>
+            </w:pPr>
+            <w:r>
+              <w:rPr>
+                <w:sz w:val="24"/>
+                <w:szCs w:val="24"/>
+              </w:rPr>
+              <w:t>Modificare</w:t>
+            </w:r>
+          </w:p>
+          <w:p>
+            <w:pPr>
+              <w:jc w:val="center"/>
+              <w:rPr>
+                <w:sz w:val="24"/>
+                <w:szCs w:val="24"/>
+              </w:rPr>
+            </w:pPr>
+            <w:r>
+              <w:rPr>
+                <w:sz w:val="24"/>
+                <w:szCs w:val="24"/>
+              </w:rPr>
+              <w:t>Logout</w:t>
+            </w:r>
+          </w:p>
+        </w:tc>
+        <w:tc>
+          <w:tcPr>
+            <w:tcW w:w="1700" w:type="dxa"/>
+          </w:tcPr>
+          <w:p>
+            <w:pPr>
+              <w:jc w:val="center"/>
+              <w:rPr>
+                <w:sz w:val="24"/>
+                <w:szCs w:val="24"/>
+              </w:rPr>
+            </w:pPr>
+            <w:r>
+              <w:rPr>
+                <w:sz w:val="24"/>
+                <w:szCs w:val="24"/>
+              </w:rPr>
+              <w:t>Visualizza</w:t>
+            </w:r>
+            <w:r>
+              <w:rPr>
+                <w:sz w:val="24"/>
+                <w:szCs w:val="24"/>
+              </w:rPr>
+              <w:t>re</w:t>
+            </w:r>
+          </w:p>
+          <w:p>
+            <w:pPr>
+              <w:jc w:val="center"/>
+              <w:rPr>
+                <w:sz w:val="24"/>
+                <w:szCs w:val="24"/>
+              </w:rPr>
+            </w:pPr>
+            <w:r>
+              <w:rPr>
+                <w:sz w:val="24"/>
+                <w:szCs w:val="24"/>
+              </w:rPr>
+              <w:t>Aggiungere</w:t>
+            </w:r>
+          </w:p>
+          <w:p>
+            <w:pPr>
+              <w:jc w:val="center"/>
+              <w:rPr>
+                <w:sz w:val="24"/>
+                <w:szCs w:val="24"/>
+              </w:rPr>
+            </w:pPr>
+            <w:r>
+              <w:rPr>
+                <w:sz w:val="24"/>
+                <w:szCs w:val="24"/>
+              </w:rPr>
+              <w:t>Rimuovere</w:t>
+            </w:r>
+          </w:p>
+        </w:tc>
+        <w:tc>
+          <w:tcPr>
+            <w:tcW w:w="1758" w:type="dxa"/>
+          </w:tcPr>
+          <w:p>
+            <w:pPr>
+              <w:jc w:val="center"/>
+              <w:rPr>
+                <w:sz w:val="24"/>
+                <w:szCs w:val="24"/>
+              </w:rPr>
+            </w:pPr>
+            <w:r>
+              <w:rPr>
+                <w:sz w:val="24"/>
+                <w:szCs w:val="24"/>
+              </w:rPr>
+              <w:t>Visualizzare</w:t>
+            </w:r>
+          </w:p>
+          <w:p>
+            <w:pPr>
+              <w:jc w:val="center"/>
+              <w:rPr>
+                <w:sz w:val="24"/>
+                <w:szCs w:val="24"/>
+              </w:rPr>
+            </w:pPr>
+            <w:r>
+              <w:rPr>
+                <w:sz w:val="24"/>
+                <w:szCs w:val="24"/>
+              </w:rPr>
+              <w:t>Modificare</w:t>
+            </w:r>
+          </w:p>
+          <w:p>
+            <w:pPr>
+              <w:jc w:val="center"/>
+              <w:rPr>
+                <w:sz w:val="24"/>
+                <w:szCs w:val="24"/>
+              </w:rPr>
+            </w:pPr>
+            <w:r>
+              <w:rPr>
+                <w:sz w:val="24"/>
+                <w:szCs w:val="24"/>
+              </w:rPr>
+              <w:t>Inviare</w:t>
+            </w:r>
+          </w:p>
+          <w:p>
+            <w:pPr>
+              <w:jc w:val="center"/>
+              <w:rPr>
+                <w:sz w:val="24"/>
+                <w:szCs w:val="24"/>
+              </w:rPr>
+            </w:pPr>
+          </w:p>
+        </w:tc>
+        <w:tc>
+          <w:tcPr>
+            <w:tcW w:w="1758" w:type="dxa"/>
+          </w:tcPr>
+          <w:p>
+            <w:pPr>
+              <w:jc w:val="center"/>
+              <w:rPr>
+                <w:sz w:val="24"/>
+                <w:szCs w:val="24"/>
+              </w:rPr>
+            </w:pPr>
+            <w:r>
+              <w:rPr>
+                <w:sz w:val="24"/>
+                <w:szCs w:val="24"/>
+              </w:rPr>
+              <w:t>Visualizzare</w:t>
+            </w:r>
+          </w:p>
+          <w:p>
+            <w:pPr>
+              <w:jc w:val="center"/>
+              <w:rPr>
+                <w:sz w:val="24"/>
+                <w:szCs w:val="24"/>
+              </w:rPr>
+            </w:pPr>
+            <w:r>
+              <w:rPr>
+                <w:sz w:val="24"/>
+                <w:szCs w:val="24"/>
+              </w:rPr>
+              <w:t>Aggiungere</w:t>
+            </w:r>
+          </w:p>
+          <w:p>
+            <w:pPr>
+              <w:jc w:val="center"/>
+              <w:rPr>
+                <w:sz w:val="24"/>
+                <w:szCs w:val="24"/>
+              </w:rPr>
+            </w:pPr>
+            <w:r>
+              <w:rPr>
+                <w:sz w:val="24"/>
+                <w:szCs w:val="24"/>
+              </w:rPr>
+              <w:t>Modificare</w:t>
+            </w:r>
+          </w:p>
+          <w:p>
+            <w:pPr>
+              <w:jc w:val="center"/>
+              <w:rPr>
+                <w:sz w:val="24"/>
+                <w:szCs w:val="24"/>
+              </w:rPr>
+            </w:pPr>
+            <w:r>
+              <w:rPr>
+                <w:sz w:val="24"/>
+                <w:szCs w:val="24"/>
+              </w:rPr>
+              <w:t>Rimuovere</w:t>
+            </w:r>
+          </w:p>
+          <w:p>
+            <w:pPr>
+              <w:jc w:val="center"/>
+              <w:rPr>
+                <w:sz w:val="24"/>
+                <w:szCs w:val="24"/>
+              </w:rPr>
+            </w:pPr>
+          </w:p>
+        </w:tc>
+        <w:tc>
+          <w:tcPr>
+            <w:tcW w:w="1758" w:type="dxa"/>
+          </w:tcPr>
+          <w:p>
+            <w:pPr>
+              <w:jc w:val="center"/>
+              <w:rPr>
+                <w:sz w:val="24"/>
+                <w:szCs w:val="24"/>
+              </w:rPr>
+            </w:pPr>
+            <w:r>
+              <w:rPr>
+                <w:sz w:val="24"/>
+                <w:szCs w:val="24"/>
+              </w:rPr>
+              <w:t>Modalità</w:t>
+            </w:r>
+          </w:p>
+          <w:p>
+            <w:pPr>
+              <w:jc w:val="center"/>
+              <w:rPr>
+                <w:sz w:val="24"/>
+                <w:szCs w:val="24"/>
+              </w:rPr>
+            </w:pPr>
+            <w:r>
+              <w:rPr>
+                <w:sz w:val="24"/>
+                <w:szCs w:val="24"/>
+              </w:rPr>
+              <w:t>Confermare</w:t>
+            </w:r>
+          </w:p>
+        </w:tc>
+      </w:tr>
+      <w:tr>
+        <w:trPr>
+          <w:jc w:val="center"/>
+        </w:trPr>
+        <w:tc>
+          <w:tcPr>
+            <w:tcW w:w="1873" w:type="dxa"/>
+            <w:shd w:val="clear" w:color="auto" w:fill="A8D08D" w:themeFill="accent6" w:themeFillTint="99"/>
+          </w:tcPr>
+          <w:p>
+            <w:pPr>
+              <w:rPr>
+                <w:b/>
+                <w:bCs/>
+                <w:sz w:val="32"/>
+                <w:szCs w:val="32"/>
+              </w:rPr>
+            </w:pPr>
+            <w:r>
+              <w:rPr>
+                <w:b/>
+                <w:bCs/>
+                <w:sz w:val="32"/>
+                <w:szCs w:val="32"/>
+              </w:rPr>
+              <w:t>G.</w:t>
+            </w:r>
+            <w:r>
+              <w:rPr>
+                <w:b/>
+                <w:bCs/>
+                <w:sz w:val="32"/>
+                <w:szCs w:val="32"/>
+              </w:rPr>
+              <w:t xml:space="preserve"> </w:t>
+            </w:r>
+            <w:r>
+              <w:rPr>
+                <w:b/>
+                <w:bCs/>
+                <w:sz w:val="32"/>
+                <w:szCs w:val="32"/>
+              </w:rPr>
+              <w:t>Catalogo</w:t>
+            </w:r>
+          </w:p>
+        </w:tc>
+        <w:tc>
+          <w:tcPr>
+            <w:tcW w:w="1701" w:type="dxa"/>
+          </w:tcPr>
+          <w:p>
+            <w:pPr>
+              <w:jc w:val="center"/>
+              <w:rPr>
+                <w:sz w:val="24"/>
+                <w:szCs w:val="24"/>
+              </w:rPr>
+            </w:pPr>
+            <w:r>
+              <w:rPr>
+                <w:sz w:val="24"/>
+                <w:szCs w:val="24"/>
+              </w:rPr>
+              <w:t>Login</w:t>
+            </w:r>
+          </w:p>
+        </w:tc>
+        <w:tc>
+          <w:tcPr>
+            <w:tcW w:w="1700" w:type="dxa"/>
+          </w:tcPr>
+          <w:p>
+            <w:pPr>
+              <w:jc w:val="center"/>
+              <w:rPr>
+                <w:sz w:val="24"/>
+                <w:szCs w:val="24"/>
+              </w:rPr>
+            </w:pPr>
+            <w:r>
+              <w:rPr>
+                <w:sz w:val="24"/>
+                <w:szCs w:val="24"/>
+              </w:rPr>
+              <w:t>Visualizzare</w:t>
+            </w:r>
+          </w:p>
+          <w:p>
+            <w:pPr>
+              <w:jc w:val="center"/>
+              <w:rPr>
+                <w:sz w:val="24"/>
+                <w:szCs w:val="24"/>
+              </w:rPr>
+            </w:pPr>
+            <w:r>
+              <w:rPr>
+                <w:sz w:val="24"/>
+                <w:szCs w:val="24"/>
+              </w:rPr>
+              <w:t>Aggiungere</w:t>
+            </w:r>
+          </w:p>
+          <w:p>
+            <w:pPr>
+              <w:jc w:val="center"/>
+              <w:rPr>
+                <w:sz w:val="24"/>
+                <w:szCs w:val="24"/>
+              </w:rPr>
+            </w:pPr>
+            <w:r>
+              <w:rPr>
+                <w:sz w:val="24"/>
+                <w:szCs w:val="24"/>
+              </w:rPr>
+              <w:t>Rimuovere</w:t>
+            </w:r>
+          </w:p>
+          <w:p>
+            <w:pPr>
+              <w:jc w:val="center"/>
+              <w:rPr>
+                <w:sz w:val="24"/>
+                <w:szCs w:val="24"/>
+              </w:rPr>
+            </w:pPr>
+            <w:r>
+              <w:rPr>
+                <w:sz w:val="24"/>
+                <w:szCs w:val="24"/>
+              </w:rPr>
+              <w:t>Modificare</w:t>
+            </w:r>
+          </w:p>
+        </w:tc>
+        <w:tc>
+          <w:tcPr>
+            <w:tcW w:w="1758" w:type="dxa"/>
+          </w:tcPr>
+          <w:p>
+            <w:pPr>
+              <w:jc w:val="center"/>
+              <w:rPr>
+                <w:sz w:val="24"/>
+                <w:szCs w:val="24"/>
+              </w:rPr>
+            </w:pPr>
+          </w:p>
+        </w:tc>
+        <w:tc>
+          <w:tcPr>
+            <w:tcW w:w="1758" w:type="dxa"/>
+          </w:tcPr>
+          <w:p>
+            <w:pPr>
+              <w:jc w:val="center"/>
+              <w:rPr>
+                <w:sz w:val="24"/>
+                <w:szCs w:val="24"/>
+              </w:rPr>
+            </w:pPr>
+          </w:p>
+        </w:tc>
+        <w:tc>
+          <w:tcPr>
+            <w:tcW w:w="1758" w:type="dxa"/>
+          </w:tcPr>
+          <w:p>
+            <w:pPr>
+              <w:jc w:val="center"/>
+              <w:rPr>
+                <w:sz w:val="24"/>
+                <w:szCs w:val="24"/>
+              </w:rPr>
+            </w:pPr>
+          </w:p>
+        </w:tc>
+      </w:tr>
+      <w:tr>
+        <w:trPr>
+          <w:jc w:val="center"/>
+        </w:trPr>
+        <w:tc>
+          <w:tcPr>
+            <w:tcW w:w="1873" w:type="dxa"/>
+            <w:shd w:val="clear" w:color="auto" w:fill="A8D08D" w:themeFill="accent6" w:themeFillTint="99"/>
+          </w:tcPr>
+          <w:p>
+            <w:pPr>
+              <w:rPr>
+                <w:b/>
+                <w:bCs/>
+                <w:sz w:val="32"/>
+                <w:szCs w:val="32"/>
+              </w:rPr>
+            </w:pPr>
+            <w:r>
+              <w:rPr>
+                <w:b/>
+                <w:bCs/>
+                <w:sz w:val="32"/>
+                <w:szCs w:val="32"/>
+              </w:rPr>
+              <w:t>G. Magazzino</w:t>
+            </w:r>
+          </w:p>
+        </w:tc>
+        <w:tc>
+          <w:tcPr>
+            <w:tcW w:w="1701" w:type="dxa"/>
+          </w:tcPr>
+          <w:p>
+            <w:pPr>
+              <w:jc w:val="center"/>
+              <w:rPr>
+                <w:sz w:val="24"/>
+                <w:szCs w:val="24"/>
+              </w:rPr>
+            </w:pPr>
+            <w:r>
+              <w:rPr>
+                <w:sz w:val="24"/>
+                <w:szCs w:val="24"/>
+              </w:rPr>
+              <w:t>Login</w:t>
+            </w:r>
+          </w:p>
+        </w:tc>
+        <w:tc>
+          <w:tcPr>
+            <w:tcW w:w="1700" w:type="dxa"/>
+          </w:tcPr>
+          <w:p>
+            <w:pPr>
+              <w:jc w:val="center"/>
+              <w:rPr>
+                <w:sz w:val="24"/>
+                <w:szCs w:val="24"/>
+              </w:rPr>
+            </w:pPr>
+            <w:r>
+              <w:rPr>
+                <w:sz w:val="24"/>
+                <w:szCs w:val="24"/>
+              </w:rPr>
+              <w:t>Visualizzare</w:t>
+            </w:r>
+          </w:p>
+          <w:p>
+            <w:pPr>
+              <w:jc w:val="center"/>
+              <w:rPr>
+                <w:sz w:val="24"/>
+                <w:szCs w:val="24"/>
+              </w:rPr>
+            </w:pPr>
+            <w:r>
+              <w:rPr>
+                <w:sz w:val="24"/>
+                <w:szCs w:val="24"/>
+              </w:rPr>
+              <w:t>Rifornire</w:t>
+            </w:r>
+          </w:p>
+        </w:tc>
+        <w:tc>
+          <w:tcPr>
+            <w:tcW w:w="1758" w:type="dxa"/>
+          </w:tcPr>
+          <w:p>
+            <w:pPr>
+              <w:jc w:val="center"/>
+              <w:rPr>
+                <w:sz w:val="24"/>
+                <w:szCs w:val="24"/>
+              </w:rPr>
+            </w:pPr>
+            <w:r>
+              <w:rPr>
+                <w:sz w:val="24"/>
+                <w:szCs w:val="24"/>
+              </w:rPr>
+              <w:t>Visualizzare</w:t>
+            </w:r>
+          </w:p>
+          <w:p>
+            <w:pPr>
+              <w:jc w:val="center"/>
+              <w:rPr>
+                <w:sz w:val="24"/>
+                <w:szCs w:val="24"/>
+              </w:rPr>
+            </w:pPr>
+            <w:r>
+              <w:rPr>
+                <w:sz w:val="24"/>
+                <w:szCs w:val="24"/>
+              </w:rPr>
+              <w:t>Confermare</w:t>
+            </w:r>
+          </w:p>
+        </w:tc>
+        <w:tc>
+          <w:tcPr>
+            <w:tcW w:w="1758" w:type="dxa"/>
+          </w:tcPr>
+          <w:p>
+            <w:pPr>
+              <w:jc w:val="center"/>
+              <w:rPr>
+                <w:sz w:val="24"/>
+                <w:szCs w:val="24"/>
+              </w:rPr>
+            </w:pPr>
+          </w:p>
+        </w:tc>
+        <w:tc>
+          <w:tcPr>
+            <w:tcW w:w="1758" w:type="dxa"/>
+          </w:tcPr>
+          <w:p>
+            <w:pPr>
+              <w:jc w:val="center"/>
+              <w:rPr>
+                <w:sz w:val="24"/>
+                <w:szCs w:val="24"/>
+              </w:rPr>
+            </w:pPr>
+          </w:p>
+        </w:tc>
+      </w:tr>
+      <w:tr>
+        <w:trPr>
+          <w:jc w:val="center"/>
+        </w:trPr>
+        <w:tc>
+          <w:tcPr>
+            <w:tcW w:w="1873" w:type="dxa"/>
+            <w:shd w:val="clear" w:color="auto" w:fill="A8D08D" w:themeFill="accent6" w:themeFillTint="99"/>
+          </w:tcPr>
+          <w:p>
+            <w:pPr>
+              <w:rPr>
+                <w:b/>
+                <w:bCs/>
+                <w:sz w:val="32"/>
+                <w:szCs w:val="32"/>
+              </w:rPr>
+            </w:pPr>
+            <w:r>
+              <w:rPr>
+                <w:b/>
+                <w:bCs/>
+                <w:sz w:val="32"/>
+                <w:szCs w:val="32"/>
+              </w:rPr>
+              <w:t>G. Utenti</w:t>
+            </w:r>
+          </w:p>
+        </w:tc>
+        <w:tc>
+          <w:tcPr>
+            <w:tcW w:w="1701" w:type="dxa"/>
+          </w:tcPr>
+          <w:p>
+            <w:pPr>
+              <w:jc w:val="center"/>
+              <w:rPr>
+                <w:sz w:val="24"/>
+                <w:szCs w:val="24"/>
+              </w:rPr>
+            </w:pPr>
+            <w:r>
+              <w:rPr>
+                <w:sz w:val="24"/>
+                <w:szCs w:val="24"/>
+              </w:rPr>
+              <w:t>Login</w:t>
+            </w:r>
+          </w:p>
+          <w:p>
+            <w:pPr>
+              <w:jc w:val="center"/>
+              <w:rPr>
+                <w:sz w:val="24"/>
+                <w:szCs w:val="24"/>
+              </w:rPr>
+            </w:pPr>
+            <w:r>
+              <w:rPr>
+                <w:sz w:val="24"/>
+                <w:szCs w:val="24"/>
+              </w:rPr>
+              <w:t>Modifica</w:t>
+            </w:r>
+          </w:p>
+        </w:tc>
+        <w:tc>
+          <w:tcPr>
+            <w:tcW w:w="1700" w:type="dxa"/>
+          </w:tcPr>
+          <w:p>
+            <w:pPr>
+              <w:jc w:val="center"/>
+              <w:rPr>
+                <w:sz w:val="24"/>
+                <w:szCs w:val="24"/>
+              </w:rPr>
+            </w:pPr>
+          </w:p>
+        </w:tc>
+        <w:tc>
+          <w:tcPr>
+            <w:tcW w:w="1758" w:type="dxa"/>
+          </w:tcPr>
+          <w:p>
+            <w:pPr>
+              <w:jc w:val="center"/>
+              <w:rPr>
+                <w:sz w:val="24"/>
+                <w:szCs w:val="24"/>
+              </w:rPr>
+            </w:pPr>
+          </w:p>
+        </w:tc>
+        <w:tc>
+          <w:tcPr>
+            <w:tcW w:w="1758" w:type="dxa"/>
+          </w:tcPr>
+          <w:p>
+            <w:pPr>
+              <w:jc w:val="center"/>
+              <w:rPr>
+                <w:sz w:val="24"/>
+                <w:szCs w:val="24"/>
+              </w:rPr>
+            </w:pPr>
+            <w:r>
+              <w:rPr>
+                <w:sz w:val="24"/>
+                <w:szCs w:val="24"/>
+              </w:rPr>
+              <w:t>Visualizzare</w:t>
+            </w:r>
+          </w:p>
+          <w:p>
+            <w:pPr>
+              <w:jc w:val="center"/>
+              <w:rPr>
+                <w:sz w:val="24"/>
+                <w:szCs w:val="24"/>
+              </w:rPr>
+            </w:pPr>
+            <w:r>
+              <w:rPr>
+                <w:sz w:val="24"/>
+                <w:szCs w:val="24"/>
+              </w:rPr>
+              <w:t>Rimuovere</w:t>
+            </w:r>
+          </w:p>
+        </w:tc>
+        <w:tc>
+          <w:tcPr>
+            <w:tcW w:w="1758" w:type="dxa"/>
+          </w:tcPr>
+          <w:p>
+            <w:pPr>
+              <w:jc w:val="center"/>
+              <w:rPr>
+                <w:sz w:val="24"/>
+                <w:szCs w:val="24"/>
+              </w:rPr>
+            </w:pPr>
+          </w:p>
+        </w:tc>
+      </w:tr>
+    </w:tbl>
+    <w:p>
+      <w:pPr>
+        <w:rPr>
+          <w:sz w:val="28"/>
+          <w:szCs w:val="28"/>
+        </w:rPr>
+      </w:pPr>
+    </w:p>
+    <w:p>
+      <w:pPr>
+        <w:rPr>
+          <w:b/>
+          <w:bCs/>
+          <w:sz w:val="28"/>
+          <w:szCs w:val="28"/>
+        </w:rPr>
+      </w:pPr>
+      <w:r>
+        <w:rPr>
+          <w:b/>
+          <w:bCs/>
+          <w:sz w:val="28"/>
+          <w:szCs w:val="28"/>
+        </w:rPr>
+        <w:t xml:space="preserve">N.B. </w:t>
+      </w:r>
+    </w:p>
+    <w:p>
+      <w:pPr>
+        <w:rPr>
+          <w:sz w:val="28"/>
+          <w:szCs w:val="28"/>
+        </w:rPr>
+      </w:pPr>
+      <w:r>
+        <w:rPr>
+          <w:sz w:val="28"/>
+          <w:szCs w:val="28"/>
+        </w:rPr>
+        <w:t>Utente loggato: riferimento articolo per l’acquisto.</w:t>
+      </w:r>
+    </w:p>
+    <w:p>
+      <w:pPr>
+        <w:rPr>
+          <w:sz w:val="28"/>
+          <w:szCs w:val="28"/>
+        </w:rPr>
+      </w:pPr>
+      <w:r>
+        <w:rPr>
+          <w:sz w:val="28"/>
+          <w:szCs w:val="28"/>
+        </w:rPr>
+        <w:t xml:space="preserve">G. </w:t>
+      </w:r>
+      <w:r>
+        <w:rPr>
+          <w:sz w:val="28"/>
+          <w:szCs w:val="28"/>
+        </w:rPr>
+        <w:t>catalogo:</w:t>
+      </w:r>
+      <w:r>
+        <w:rPr>
+          <w:sz w:val="28"/>
+          <w:szCs w:val="28"/>
+        </w:rPr>
+        <w:t xml:space="preserve"> riferimento articolo per operazioni di manutenzione sul catalogo.</w:t>
+      </w:r>
+    </w:p>
+    <w:p>
+      <w:pPr>
+        <w:rPr>
+          <w:sz w:val="28"/>
+          <w:szCs w:val="28"/>
+        </w:rPr>
+      </w:pPr>
+      <w:r>
+        <w:rPr>
+          <w:sz w:val="28"/>
+          <w:szCs w:val="28"/>
+        </w:rPr>
+        <w:t xml:space="preserve"> </w:t>
       </w:r>
     </w:p>
     <w:sectPr>
@@ -3570,7 +5284,7 @@
       <w:lvlText w:val="%1."/>
       <w:lvlJc w:val="left"/>
       <w:pPr>
-        <w:ind w:left="720" w:hanging="360"/>
+        <w:ind w:left="-360" w:hanging="360"/>
       </w:pPr>
       <w:rPr>
         <w:rFonts w:hint="default"/>
@@ -3582,7 +5296,7 @@
       <w:lvlText w:val="%2."/>
       <w:lvlJc w:val="left"/>
       <w:pPr>
-        <w:ind w:left="1440" w:hanging="360"/>
+        <w:ind w:left="360" w:hanging="360"/>
       </w:pPr>
     </w:lvl>
     <w:lvl w:ilvl="2" w:tplc="0410001B" w:tentative="1">
@@ -3591,7 +5305,7 @@
       <w:lvlText w:val="%3."/>
       <w:lvlJc w:val="right"/>
       <w:pPr>
-        <w:ind w:left="2160" w:hanging="180"/>
+        <w:ind w:left="1080" w:hanging="180"/>
       </w:pPr>
     </w:lvl>
     <w:lvl w:ilvl="3" w:tplc="0410000F" w:tentative="1">
@@ -3600,7 +5314,7 @@
       <w:lvlText w:val="%4."/>
       <w:lvlJc w:val="left"/>
       <w:pPr>
-        <w:ind w:left="2880" w:hanging="360"/>
+        <w:ind w:left="1800" w:hanging="360"/>
       </w:pPr>
     </w:lvl>
     <w:lvl w:ilvl="4" w:tplc="04100019" w:tentative="1">
@@ -3609,7 +5323,7 @@
       <w:lvlText w:val="%5."/>
       <w:lvlJc w:val="left"/>
       <w:pPr>
-        <w:ind w:left="3600" w:hanging="360"/>
+        <w:ind w:left="2520" w:hanging="360"/>
       </w:pPr>
     </w:lvl>
     <w:lvl w:ilvl="5" w:tplc="0410001B" w:tentative="1">
@@ -3618,7 +5332,7 @@
       <w:lvlText w:val="%6."/>
       <w:lvlJc w:val="right"/>
       <w:pPr>
-        <w:ind w:left="4320" w:hanging="180"/>
+        <w:ind w:left="3240" w:hanging="180"/>
       </w:pPr>
     </w:lvl>
     <w:lvl w:ilvl="6" w:tplc="0410000F" w:tentative="1">
@@ -3627,7 +5341,7 @@
       <w:lvlText w:val="%7."/>
       <w:lvlJc w:val="left"/>
       <w:pPr>
-        <w:ind w:left="5040" w:hanging="360"/>
+        <w:ind w:left="3960" w:hanging="360"/>
       </w:pPr>
     </w:lvl>
     <w:lvl w:ilvl="7" w:tplc="04100019" w:tentative="1">
@@ -3636,7 +5350,7 @@
       <w:lvlText w:val="%8."/>
       <w:lvlJc w:val="left"/>
       <w:pPr>
-        <w:ind w:left="5760" w:hanging="360"/>
+        <w:ind w:left="4680" w:hanging="360"/>
       </w:pPr>
     </w:lvl>
     <w:lvl w:ilvl="8" w:tplc="0410001B" w:tentative="1">
@@ -3645,7 +5359,7 @@
       <w:lvlText w:val="%9."/>
       <w:lvlJc w:val="right"/>
       <w:pPr>
-        <w:ind w:left="6480" w:hanging="180"/>
+        <w:ind w:left="5400" w:hanging="180"/>
       </w:pPr>
     </w:lvl>
   </w:abstractNum>
@@ -4495,6 +6209,119 @@
     </w:lvl>
   </w:abstractNum>
   <w:abstractNum w:abstractNumId="8" w15:restartNumberingAfterBreak="0">
+    <w:nsid w:val="207B49A5"/>
+    <w:multiLevelType w:val="hybridMultilevel"/>
+    <w:tmpl w:val="9B64C4FA"/>
+    <w:lvl w:ilvl="0" w:tplc="04100005">
+      <w:start w:val="1"/>
+      <w:numFmt w:val="bullet"/>
+      <w:lvlText w:val=""/>
+      <w:lvlJc w:val="left"/>
+      <w:pPr>
+        <w:ind w:left="720" w:hanging="360"/>
+      </w:pPr>
+      <w:rPr>
+        <w:rFonts w:ascii="Wingdings" w:hAnsi="Wingdings" w:hint="default"/>
+      </w:rPr>
+    </w:lvl>
+    <w:lvl w:ilvl="1" w:tplc="FFFFFFFF" w:tentative="1">
+      <w:start w:val="1"/>
+      <w:numFmt w:val="bullet"/>
+      <w:lvlText w:val="o"/>
+      <w:lvlJc w:val="left"/>
+      <w:pPr>
+        <w:ind w:left="1440" w:hanging="360"/>
+      </w:pPr>
+      <w:rPr>
+        <w:rFonts w:ascii="Courier New" w:hAnsi="Courier New" w:cs="Courier New" w:hint="default"/>
+      </w:rPr>
+    </w:lvl>
+    <w:lvl w:ilvl="2" w:tplc="FFFFFFFF" w:tentative="1">
+      <w:start w:val="1"/>
+      <w:numFmt w:val="bullet"/>
+      <w:lvlText w:val=""/>
+      <w:lvlJc w:val="left"/>
+      <w:pPr>
+        <w:ind w:left="2160" w:hanging="360"/>
+      </w:pPr>
+      <w:rPr>
+        <w:rFonts w:ascii="Wingdings" w:hAnsi="Wingdings" w:hint="default"/>
+      </w:rPr>
+    </w:lvl>
+    <w:lvl w:ilvl="3" w:tplc="FFFFFFFF" w:tentative="1">
+      <w:start w:val="1"/>
+      <w:numFmt w:val="bullet"/>
+      <w:lvlText w:val=""/>
+      <w:lvlJc w:val="left"/>
+      <w:pPr>
+        <w:ind w:left="2880" w:hanging="360"/>
+      </w:pPr>
+      <w:rPr>
+        <w:rFonts w:ascii="Symbol" w:hAnsi="Symbol" w:hint="default"/>
+      </w:rPr>
+    </w:lvl>
+    <w:lvl w:ilvl="4" w:tplc="FFFFFFFF" w:tentative="1">
+      <w:start w:val="1"/>
+      <w:numFmt w:val="bullet"/>
+      <w:lvlText w:val="o"/>
+      <w:lvlJc w:val="left"/>
+      <w:pPr>
+        <w:ind w:left="3600" w:hanging="360"/>
+      </w:pPr>
+      <w:rPr>
+        <w:rFonts w:ascii="Courier New" w:hAnsi="Courier New" w:cs="Courier New" w:hint="default"/>
+      </w:rPr>
+    </w:lvl>
+    <w:lvl w:ilvl="5" w:tplc="FFFFFFFF" w:tentative="1">
+      <w:start w:val="1"/>
+      <w:numFmt w:val="bullet"/>
+      <w:lvlText w:val=""/>
+      <w:lvlJc w:val="left"/>
+      <w:pPr>
+        <w:ind w:left="4320" w:hanging="360"/>
+      </w:pPr>
+      <w:rPr>
+        <w:rFonts w:ascii="Wingdings" w:hAnsi="Wingdings" w:hint="default"/>
+      </w:rPr>
+    </w:lvl>
+    <w:lvl w:ilvl="6" w:tplc="FFFFFFFF" w:tentative="1">
+      <w:start w:val="1"/>
+      <w:numFmt w:val="bullet"/>
+      <w:lvlText w:val=""/>
+      <w:lvlJc w:val="left"/>
+      <w:pPr>
+        <w:ind w:left="5040" w:hanging="360"/>
+      </w:pPr>
+      <w:rPr>
+        <w:rFonts w:ascii="Symbol" w:hAnsi="Symbol" w:hint="default"/>
+      </w:rPr>
+    </w:lvl>
+    <w:lvl w:ilvl="7" w:tplc="FFFFFFFF" w:tentative="1">
+      <w:start w:val="1"/>
+      <w:numFmt w:val="bullet"/>
+      <w:lvlText w:val="o"/>
+      <w:lvlJc w:val="left"/>
+      <w:pPr>
+        <w:ind w:left="5760" w:hanging="360"/>
+      </w:pPr>
+      <w:rPr>
+        <w:rFonts w:ascii="Courier New" w:hAnsi="Courier New" w:cs="Courier New" w:hint="default"/>
+      </w:rPr>
+    </w:lvl>
+    <w:lvl w:ilvl="8" w:tplc="FFFFFFFF" w:tentative="1">
+      <w:start w:val="1"/>
+      <w:numFmt w:val="bullet"/>
+      <w:lvlText w:val=""/>
+      <w:lvlJc w:val="left"/>
+      <w:pPr>
+        <w:ind w:left="6480" w:hanging="360"/>
+      </w:pPr>
+      <w:rPr>
+        <w:rFonts w:ascii="Wingdings" w:hAnsi="Wingdings" w:hint="default"/>
+      </w:rPr>
+    </w:lvl>
+  </w:abstractNum>
+  <w:abstractNum w:abstractNumId="9" w15:restartNumberingAfterBreak="0">
     <w:nsid w:val="254921D1"/>
     <w:multiLevelType w:val="hybridMultilevel"/>
     <w:tmpl w:val="1A1C20CC"/>
@@ -4583,7 +6410,7 @@
       </w:pPr>
     </w:lvl>
   </w:abstractNum>
-  <w:abstractNum w:abstractNumId="9" w15:restartNumberingAfterBreak="0">
+  <w:abstractNum w:abstractNumId="10" w15:restartNumberingAfterBreak="0">
     <w:nsid w:val="293923C5"/>
     <w:multiLevelType w:val="hybridMultilevel"/>
     <w:tmpl w:val="3EF23E6E"/>
@@ -4672,7 +6499,7 @@
       </w:pPr>
     </w:lvl>
   </w:abstractNum>
-  <w:abstractNum w:abstractNumId="10" w15:restartNumberingAfterBreak="0">
+  <w:abstractNum w:abstractNumId="11" w15:restartNumberingAfterBreak="0">
     <w:nsid w:val="2A204B3D"/>
     <w:multiLevelType w:val="multilevel"/>
     <w:tmpl w:val="F5D22AFC"/>
@@ -4790,7 +6617,7 @@
       </w:rPr>
     </w:lvl>
   </w:abstractNum>
-  <w:abstractNum w:abstractNumId="11" w15:restartNumberingAfterBreak="0">
+  <w:abstractNum w:abstractNumId="12" w15:restartNumberingAfterBreak="0">
     <w:nsid w:val="37904D99"/>
     <w:multiLevelType w:val="hybridMultilevel"/>
     <w:tmpl w:val="76FE6058"/>
@@ -4903,7 +6730,7 @@
       </w:rPr>
     </w:lvl>
   </w:abstractNum>
-  <w:abstractNum w:abstractNumId="12" w15:restartNumberingAfterBreak="0">
+  <w:abstractNum w:abstractNumId="13" w15:restartNumberingAfterBreak="0">
     <w:nsid w:val="382E0C69"/>
     <w:multiLevelType w:val="multilevel"/>
     <w:tmpl w:val="B4DA929E"/>
@@ -5016,7 +6843,7 @@
       </w:rPr>
     </w:lvl>
   </w:abstractNum>
-  <w:abstractNum w:abstractNumId="13" w15:restartNumberingAfterBreak="0">
+  <w:abstractNum w:abstractNumId="14" w15:restartNumberingAfterBreak="0">
     <w:nsid w:val="3BC359F9"/>
     <w:multiLevelType w:val="hybridMultilevel"/>
     <w:tmpl w:val="F0381D4A"/>
@@ -5273,7 +7100,7 @@
       </w:rPr>
     </w:lvl>
   </w:abstractNum>
-  <w:abstractNum w:abstractNumId="14" w15:restartNumberingAfterBreak="0">
+  <w:abstractNum w:abstractNumId="15" w15:restartNumberingAfterBreak="0">
     <w:nsid w:val="514F1187"/>
     <w:multiLevelType w:val="hybridMultilevel"/>
     <w:tmpl w:val="02C22FB0"/>
@@ -5362,7 +7189,7 @@
       </w:pPr>
     </w:lvl>
   </w:abstractNum>
-  <w:abstractNum w:abstractNumId="15" w15:restartNumberingAfterBreak="0">
+  <w:abstractNum w:abstractNumId="16" w15:restartNumberingAfterBreak="0">
     <w:nsid w:val="51AD29C1"/>
     <w:multiLevelType w:val="hybridMultilevel"/>
     <w:tmpl w:val="1E260F14"/>
@@ -5451,7 +7278,7 @@
       </w:pPr>
     </w:lvl>
   </w:abstractNum>
-  <w:abstractNum w:abstractNumId="16" w15:restartNumberingAfterBreak="0">
+  <w:abstractNum w:abstractNumId="17" w15:restartNumberingAfterBreak="0">
     <w:nsid w:val="538A2A81"/>
     <w:multiLevelType w:val="multilevel"/>
     <w:tmpl w:val="C38A224E"/>
@@ -5572,7 +7399,120 @@
       </w:rPr>
     </w:lvl>
   </w:abstractNum>
-  <w:abstractNum w:abstractNumId="17" w15:restartNumberingAfterBreak="0">
+  <w:abstractNum w:abstractNumId="18" w15:restartNumberingAfterBreak="0">
+    <w:nsid w:val="57150F62"/>
+    <w:multiLevelType w:val="hybridMultilevel"/>
+    <w:tmpl w:val="ADAE6208"/>
+    <w:lvl w:ilvl="0" w:tplc="0410000D">
+      <w:start w:val="1"/>
+      <w:numFmt w:val="bullet"/>
+      <w:lvlText w:val=""/>
+      <w:lvlJc w:val="left"/>
+      <w:pPr>
+        <w:ind w:left="720" w:hanging="360"/>
+      </w:pPr>
+      <w:rPr>
+        <w:rFonts w:ascii="Wingdings" w:hAnsi="Wingdings" w:hint="default"/>
+      </w:rPr>
+    </w:lvl>
+    <w:lvl w:ilvl="1" w:tplc="04100003" w:tentative="1">
+      <w:start w:val="1"/>
+      <w:numFmt w:val="bullet"/>
+      <w:lvlText w:val="o"/>
+      <w:lvlJc w:val="left"/>
+      <w:pPr>
+        <w:ind w:left="1440" w:hanging="360"/>
+      </w:pPr>
+      <w:rPr>
+        <w:rFonts w:ascii="Courier New" w:hAnsi="Courier New" w:cs="Courier New" w:hint="default"/>
+      </w:rPr>
+    </w:lvl>
+    <w:lvl w:ilvl="2" w:tplc="04100005" w:tentative="1">
+      <w:start w:val="1"/>
+      <w:numFmt w:val="bullet"/>
+      <w:lvlText w:val=""/>
+      <w:lvlJc w:val="left"/>
+      <w:pPr>
+        <w:ind w:left="2160" w:hanging="360"/>
+      </w:pPr>
+      <w:rPr>
+        <w:rFonts w:ascii="Wingdings" w:hAnsi="Wingdings" w:hint="default"/>
+      </w:rPr>
+    </w:lvl>
+    <w:lvl w:ilvl="3" w:tplc="04100001" w:tentative="1">
+      <w:start w:val="1"/>
+      <w:numFmt w:val="bullet"/>
+      <w:lvlText w:val=""/>
+      <w:lvlJc w:val="left"/>
+      <w:pPr>
+        <w:ind w:left="2880" w:hanging="360"/>
+      </w:pPr>
+      <w:rPr>
+        <w:rFonts w:ascii="Symbol" w:hAnsi="Symbol" w:hint="default"/>
+      </w:rPr>
+    </w:lvl>
+    <w:lvl w:ilvl="4" w:tplc="04100003" w:tentative="1">
+      <w:start w:val="1"/>
+      <w:numFmt w:val="bullet"/>
+      <w:lvlText w:val="o"/>
+      <w:lvlJc w:val="left"/>
+      <w:pPr>
+        <w:ind w:left="3600" w:hanging="360"/>
+      </w:pPr>
+      <w:rPr>
+        <w:rFonts w:ascii="Courier New" w:hAnsi="Courier New" w:cs="Courier New" w:hint="default"/>
+      </w:rPr>
+    </w:lvl>
+    <w:lvl w:ilvl="5" w:tplc="04100005" w:tentative="1">
+      <w:start w:val="1"/>
+      <w:numFmt w:val="bullet"/>
+      <w:lvlText w:val=""/>
+      <w:lvlJc w:val="left"/>
+      <w:pPr>
+        <w:ind w:left="4320" w:hanging="360"/>
+      </w:pPr>
+      <w:rPr>
+        <w:rFonts w:ascii="Wingdings" w:hAnsi="Wingdings" w:hint="default"/>
+      </w:rPr>
+    </w:lvl>
+    <w:lvl w:ilvl="6" w:tplc="04100001" w:tentative="1">
+      <w:start w:val="1"/>
+      <w:numFmt w:val="bullet"/>
+      <w:lvlText w:val=""/>
+      <w:lvlJc w:val="left"/>
+      <w:pPr>
+        <w:ind w:left="5040" w:hanging="360"/>
+      </w:pPr>
+      <w:rPr>
+        <w:rFonts w:ascii="Symbol" w:hAnsi="Symbol" w:hint="default"/>
+      </w:rPr>
+    </w:lvl>
+    <w:lvl w:ilvl="7" w:tplc="04100003" w:tentative="1">
+      <w:start w:val="1"/>
+      <w:numFmt w:val="bullet"/>
+      <w:lvlText w:val="o"/>
+      <w:lvlJc w:val="left"/>
+      <w:pPr>
+        <w:ind w:left="5760" w:hanging="360"/>
+      </w:pPr>
+      <w:rPr>
+        <w:rFonts w:ascii="Courier New" w:hAnsi="Courier New" w:cs="Courier New" w:hint="default"/>
+      </w:rPr>
+    </w:lvl>
+    <w:lvl w:ilvl="8" w:tplc="04100005" w:tentative="1">
+      <w:start w:val="1"/>
+      <w:numFmt w:val="bullet"/>
+      <w:lvlText w:val=""/>
+      <w:lvlJc w:val="left"/>
+      <w:pPr>
+        <w:ind w:left="6480" w:hanging="360"/>
+      </w:pPr>
+      <w:rPr>
+        <w:rFonts w:ascii="Wingdings" w:hAnsi="Wingdings" w:hint="default"/>
+      </w:rPr>
+    </w:lvl>
+  </w:abstractNum>
+  <w:abstractNum w:abstractNumId="19" w15:restartNumberingAfterBreak="0">
     <w:nsid w:val="577D178E"/>
     <w:multiLevelType w:val="hybridMultilevel"/>
     <w:tmpl w:val="F13AFEF4"/>
@@ -5658,7 +7598,7 @@
       </w:pPr>
     </w:lvl>
   </w:abstractNum>
-  <w:abstractNum w:abstractNumId="18" w15:restartNumberingAfterBreak="0">
+  <w:abstractNum w:abstractNumId="20" w15:restartNumberingAfterBreak="0">
     <w:nsid w:val="5A095CBC"/>
     <w:multiLevelType w:val="hybridMultilevel"/>
     <w:tmpl w:val="D7D225B2"/>
@@ -5951,7 +7891,7 @@
       </w:rPr>
     </w:lvl>
   </w:abstractNum>
-  <w:abstractNum w:abstractNumId="19" w15:restartNumberingAfterBreak="0">
+  <w:abstractNum w:abstractNumId="21" w15:restartNumberingAfterBreak="0">
     <w:nsid w:val="5A4019BC"/>
     <w:multiLevelType w:val="hybridMultilevel"/>
     <w:tmpl w:val="DEB2DE88"/>
@@ -6244,7 +8184,7 @@
       </w:rPr>
     </w:lvl>
   </w:abstractNum>
-  <w:abstractNum w:abstractNumId="20" w15:restartNumberingAfterBreak="0">
+  <w:abstractNum w:abstractNumId="22" w15:restartNumberingAfterBreak="0">
     <w:nsid w:val="64317FE8"/>
     <w:multiLevelType w:val="hybridMultilevel"/>
     <w:tmpl w:val="5AB07F78"/>
@@ -6330,7 +8270,7 @@
       </w:pPr>
     </w:lvl>
   </w:abstractNum>
-  <w:abstractNum w:abstractNumId="21" w15:restartNumberingAfterBreak="0">
+  <w:abstractNum w:abstractNumId="23" w15:restartNumberingAfterBreak="0">
     <w:nsid w:val="65CD481B"/>
     <w:multiLevelType w:val="multilevel"/>
     <w:tmpl w:val="0A4C5696"/>
@@ -6443,7 +8383,233 @@
       </w:rPr>
     </w:lvl>
   </w:abstractNum>
-  <w:abstractNum w:abstractNumId="22" w15:restartNumberingAfterBreak="0">
+  <w:abstractNum w:abstractNumId="24" w15:restartNumberingAfterBreak="0">
+    <w:nsid w:val="65D86AE9"/>
+    <w:multiLevelType w:val="hybridMultilevel"/>
+    <w:tmpl w:val="28722714"/>
+    <w:lvl w:ilvl="0" w:tplc="0410000B">
+      <w:start w:val="1"/>
+      <w:numFmt w:val="bullet"/>
+      <w:lvlText w:val=""/>
+      <w:lvlJc w:val="left"/>
+      <w:pPr>
+        <w:ind w:left="720" w:hanging="360"/>
+      </w:pPr>
+      <w:rPr>
+        <w:rFonts w:ascii="Wingdings" w:hAnsi="Wingdings" w:hint="default"/>
+      </w:rPr>
+    </w:lvl>
+    <w:lvl w:ilvl="1" w:tplc="FFFFFFFF" w:tentative="1">
+      <w:start w:val="1"/>
+      <w:numFmt w:val="bullet"/>
+      <w:lvlText w:val="o"/>
+      <w:lvlJc w:val="left"/>
+      <w:pPr>
+        <w:ind w:left="1440" w:hanging="360"/>
+      </w:pPr>
+      <w:rPr>
+        <w:rFonts w:ascii="Courier New" w:hAnsi="Courier New" w:cs="Courier New" w:hint="default"/>
+      </w:rPr>
+    </w:lvl>
+    <w:lvl w:ilvl="2" w:tplc="FFFFFFFF" w:tentative="1">
+      <w:start w:val="1"/>
+      <w:numFmt w:val="bullet"/>
+      <w:lvlText w:val=""/>
+      <w:lvlJc w:val="left"/>
+      <w:pPr>
+        <w:ind w:left="2160" w:hanging="360"/>
+      </w:pPr>
+      <w:rPr>
+        <w:rFonts w:ascii="Wingdings" w:hAnsi="Wingdings" w:hint="default"/>
+      </w:rPr>
+    </w:lvl>
+    <w:lvl w:ilvl="3" w:tplc="FFFFFFFF" w:tentative="1">
+      <w:start w:val="1"/>
+      <w:numFmt w:val="bullet"/>
+      <w:lvlText w:val=""/>
+      <w:lvlJc w:val="left"/>
+      <w:pPr>
+        <w:ind w:left="2880" w:hanging="360"/>
+      </w:pPr>
+      <w:rPr>
+        <w:rFonts w:ascii="Symbol" w:hAnsi="Symbol" w:hint="default"/>
+      </w:rPr>
+    </w:lvl>
+    <w:lvl w:ilvl="4" w:tplc="FFFFFFFF" w:tentative="1">
+      <w:start w:val="1"/>
+      <w:numFmt w:val="bullet"/>
+      <w:lvlText w:val="o"/>
+      <w:lvlJc w:val="left"/>
+      <w:pPr>
+        <w:ind w:left="3600" w:hanging="360"/>
+      </w:pPr>
+      <w:rPr>
+        <w:rFonts w:ascii="Courier New" w:hAnsi="Courier New" w:cs="Courier New" w:hint="default"/>
+      </w:rPr>
+    </w:lvl>
+    <w:lvl w:ilvl="5" w:tplc="FFFFFFFF" w:tentative="1">
+      <w:start w:val="1"/>
+      <w:numFmt w:val="bullet"/>
+      <w:lvlText w:val=""/>
+      <w:lvlJc w:val="left"/>
+      <w:pPr>
+        <w:ind w:left="4320" w:hanging="360"/>
+      </w:pPr>
+      <w:rPr>
+        <w:rFonts w:ascii="Wingdings" w:hAnsi="Wingdings" w:hint="default"/>
+      </w:rPr>
+    </w:lvl>
+    <w:lvl w:ilvl="6" w:tplc="FFFFFFFF" w:tentative="1">
+      <w:start w:val="1"/>
+      <w:numFmt w:val="bullet"/>
+      <w:lvlText w:val=""/>
+      <w:lvlJc w:val="left"/>
+      <w:pPr>
+        <w:ind w:left="5040" w:hanging="360"/>
+      </w:pPr>
+      <w:rPr>
+        <w:rFonts w:ascii="Symbol" w:hAnsi="Symbol" w:hint="default"/>
+      </w:rPr>
+    </w:lvl>
+    <w:lvl w:ilvl="7" w:tplc="FFFFFFFF" w:tentative="1">
+      <w:start w:val="1"/>
+      <w:numFmt w:val="bullet"/>
+      <w:lvlText w:val="o"/>
+      <w:lvlJc w:val="left"/>
+      <w:pPr>
+        <w:ind w:left="5760" w:hanging="360"/>
+      </w:pPr>
+      <w:rPr>
+        <w:rFonts w:ascii="Courier New" w:hAnsi="Courier New" w:cs="Courier New" w:hint="default"/>
+      </w:rPr>
+    </w:lvl>
+    <w:lvl w:ilvl="8" w:tplc="FFFFFFFF" w:tentative="1">
+      <w:start w:val="1"/>
+      <w:numFmt w:val="bullet"/>
+      <w:lvlText w:val=""/>
+      <w:lvlJc w:val="left"/>
+      <w:pPr>
+        <w:ind w:left="6480" w:hanging="360"/>
+      </w:pPr>
+      <w:rPr>
+        <w:rFonts w:ascii="Wingdings" w:hAnsi="Wingdings" w:hint="default"/>
+      </w:rPr>
+    </w:lvl>
+  </w:abstractNum>
+  <w:abstractNum w:abstractNumId="25" w15:restartNumberingAfterBreak="0">
+    <w:nsid w:val="67DD5CF8"/>
+    <w:multiLevelType w:val="hybridMultilevel"/>
+    <w:tmpl w:val="D0B8BAA4"/>
+    <w:lvl w:ilvl="0" w:tplc="04100003">
+      <w:start w:val="1"/>
+      <w:numFmt w:val="bullet"/>
+      <w:lvlText w:val="o"/>
+      <w:lvlJc w:val="left"/>
+      <w:pPr>
+        <w:ind w:left="720" w:hanging="360"/>
+      </w:pPr>
+      <w:rPr>
+        <w:rFonts w:ascii="Courier New" w:hAnsi="Courier New" w:cs="Courier New" w:hint="default"/>
+      </w:rPr>
+    </w:lvl>
+    <w:lvl w:ilvl="1" w:tplc="04100003" w:tentative="1">
+      <w:start w:val="1"/>
+      <w:numFmt w:val="bullet"/>
+      <w:lvlText w:val="o"/>
+      <w:lvlJc w:val="left"/>
+      <w:pPr>
+        <w:ind w:left="1440" w:hanging="360"/>
+      </w:pPr>
+      <w:rPr>
+        <w:rFonts w:ascii="Courier New" w:hAnsi="Courier New" w:cs="Courier New" w:hint="default"/>
+      </w:rPr>
+    </w:lvl>
+    <w:lvl w:ilvl="2" w:tplc="04100005" w:tentative="1">
+      <w:start w:val="1"/>
+      <w:numFmt w:val="bullet"/>
+      <w:lvlText w:val=""/>
+      <w:lvlJc w:val="left"/>
+      <w:pPr>
+        <w:ind w:left="2160" w:hanging="360"/>
+      </w:pPr>
+      <w:rPr>
+        <w:rFonts w:ascii="Wingdings" w:hAnsi="Wingdings" w:hint="default"/>
+      </w:rPr>
+    </w:lvl>
+    <w:lvl w:ilvl="3" w:tplc="04100001" w:tentative="1">
+      <w:start w:val="1"/>
+      <w:numFmt w:val="bullet"/>
+      <w:lvlText w:val=""/>
+      <w:lvlJc w:val="left"/>
+      <w:pPr>
+        <w:ind w:left="2880" w:hanging="360"/>
+      </w:pPr>
+      <w:rPr>
+        <w:rFonts w:ascii="Symbol" w:hAnsi="Symbol" w:hint="default"/>
+      </w:rPr>
+    </w:lvl>
+    <w:lvl w:ilvl="4" w:tplc="04100003" w:tentative="1">
+      <w:start w:val="1"/>
+      <w:numFmt w:val="bullet"/>
+      <w:lvlText w:val="o"/>
+      <w:lvlJc w:val="left"/>
+      <w:pPr>
+        <w:ind w:left="3600" w:hanging="360"/>
+      </w:pPr>
+      <w:rPr>
+        <w:rFonts w:ascii="Courier New" w:hAnsi="Courier New" w:cs="Courier New" w:hint="default"/>
+      </w:rPr>
+    </w:lvl>
+    <w:lvl w:ilvl="5" w:tplc="04100005" w:tentative="1">
+      <w:start w:val="1"/>
+      <w:numFmt w:val="bullet"/>
+      <w:lvlText w:val=""/>
+      <w:lvlJc w:val="left"/>
+      <w:pPr>
+        <w:ind w:left="4320" w:hanging="360"/>
+      </w:pPr>
+      <w:rPr>
+        <w:rFonts w:ascii="Wingdings" w:hAnsi="Wingdings" w:hint="default"/>
+      </w:rPr>
+    </w:lvl>
+    <w:lvl w:ilvl="6" w:tplc="04100001" w:tentative="1">
+      <w:start w:val="1"/>
+      <w:numFmt w:val="bullet"/>
+      <w:lvlText w:val=""/>
+      <w:lvlJc w:val="left"/>
+      <w:pPr>
+        <w:ind w:left="5040" w:hanging="360"/>
+      </w:pPr>
+      <w:rPr>
+        <w:rFonts w:ascii="Symbol" w:hAnsi="Symbol" w:hint="default"/>
+      </w:rPr>
+    </w:lvl>
+    <w:lvl w:ilvl="7" w:tplc="04100003" w:tentative="1">
+      <w:start w:val="1"/>
+      <w:numFmt w:val="bullet"/>
+      <w:lvlText w:val="o"/>
+      <w:lvlJc w:val="left"/>
+      <w:pPr>
+        <w:ind w:left="5760" w:hanging="360"/>
+      </w:pPr>
+      <w:rPr>
+        <w:rFonts w:ascii="Courier New" w:hAnsi="Courier New" w:cs="Courier New" w:hint="default"/>
+      </w:rPr>
+    </w:lvl>
+    <w:lvl w:ilvl="8" w:tplc="04100005" w:tentative="1">
+      <w:start w:val="1"/>
+      <w:numFmt w:val="bullet"/>
+      <w:lvlText w:val=""/>
+      <w:lvlJc w:val="left"/>
+      <w:pPr>
+        <w:ind w:left="6480" w:hanging="360"/>
+      </w:pPr>
+      <w:rPr>
+        <w:rFonts w:ascii="Wingdings" w:hAnsi="Wingdings" w:hint="default"/>
+      </w:rPr>
+    </w:lvl>
+  </w:abstractNum>
+  <w:abstractNum w:abstractNumId="26" w15:restartNumberingAfterBreak="0">
     <w:nsid w:val="701117E9"/>
     <w:multiLevelType w:val="hybridMultilevel"/>
     <w:tmpl w:val="03CE47C2"/>
@@ -6532,7 +8698,7 @@
       </w:pPr>
     </w:lvl>
   </w:abstractNum>
-  <w:abstractNum w:abstractNumId="23" w15:restartNumberingAfterBreak="0">
+  <w:abstractNum w:abstractNumId="27" w15:restartNumberingAfterBreak="0">
     <w:nsid w:val="755B6D40"/>
     <w:multiLevelType w:val="hybridMultilevel"/>
     <w:tmpl w:val="DFC4EF70"/>
@@ -6645,7 +8811,7 @@
       </w:rPr>
     </w:lvl>
   </w:abstractNum>
-  <w:abstractNum w:abstractNumId="24" w15:restartNumberingAfterBreak="0">
+  <w:abstractNum w:abstractNumId="28" w15:restartNumberingAfterBreak="0">
     <w:nsid w:val="7D32439B"/>
     <w:multiLevelType w:val="hybridMultilevel"/>
     <w:tmpl w:val="B330B4D6"/>
@@ -6746,6 +8912,119 @@
       </w:rPr>
     </w:lvl>
     <w:lvl w:ilvl="8" w:tplc="04100005" w:tentative="1">
+      <w:start w:val="1"/>
+      <w:numFmt w:val="bullet"/>
+      <w:lvlText w:val=""/>
+      <w:lvlJc w:val="left"/>
+      <w:pPr>
+        <w:ind w:left="6480" w:hanging="360"/>
+      </w:pPr>
+      <w:rPr>
+        <w:rFonts w:ascii="Wingdings" w:hAnsi="Wingdings" w:hint="default"/>
+      </w:rPr>
+    </w:lvl>
+  </w:abstractNum>
+  <w:abstractNum w:abstractNumId="29" w15:restartNumberingAfterBreak="0">
+    <w:nsid w:val="7D8D6BB4"/>
+    <w:multiLevelType w:val="hybridMultilevel"/>
+    <w:tmpl w:val="213E9FEC"/>
+    <w:lvl w:ilvl="0" w:tplc="0410000D">
+      <w:start w:val="1"/>
+      <w:numFmt w:val="bullet"/>
+      <w:lvlText w:val=""/>
+      <w:lvlJc w:val="left"/>
+      <w:pPr>
+        <w:ind w:left="720" w:hanging="360"/>
+      </w:pPr>
+      <w:rPr>
+        <w:rFonts w:ascii="Wingdings" w:hAnsi="Wingdings" w:hint="default"/>
+      </w:rPr>
+    </w:lvl>
+    <w:lvl w:ilvl="1" w:tplc="FFFFFFFF" w:tentative="1">
+      <w:start w:val="1"/>
+      <w:numFmt w:val="bullet"/>
+      <w:lvlText w:val="o"/>
+      <w:lvlJc w:val="left"/>
+      <w:pPr>
+        <w:ind w:left="1440" w:hanging="360"/>
+      </w:pPr>
+      <w:rPr>
+        <w:rFonts w:ascii="Courier New" w:hAnsi="Courier New" w:cs="Courier New" w:hint="default"/>
+      </w:rPr>
+    </w:lvl>
+    <w:lvl w:ilvl="2" w:tplc="FFFFFFFF" w:tentative="1">
+      <w:start w:val="1"/>
+      <w:numFmt w:val="bullet"/>
+      <w:lvlText w:val=""/>
+      <w:lvlJc w:val="left"/>
+      <w:pPr>
+        <w:ind w:left="2160" w:hanging="360"/>
+      </w:pPr>
+      <w:rPr>
+        <w:rFonts w:ascii="Wingdings" w:hAnsi="Wingdings" w:hint="default"/>
+      </w:rPr>
+    </w:lvl>
+    <w:lvl w:ilvl="3" w:tplc="FFFFFFFF" w:tentative="1">
+      <w:start w:val="1"/>
+      <w:numFmt w:val="bullet"/>
+      <w:lvlText w:val=""/>
+      <w:lvlJc w:val="left"/>
+      <w:pPr>
+        <w:ind w:left="2880" w:hanging="360"/>
+      </w:pPr>
+      <w:rPr>
+        <w:rFonts w:ascii="Symbol" w:hAnsi="Symbol" w:hint="default"/>
+      </w:rPr>
+    </w:lvl>
+    <w:lvl w:ilvl="4" w:tplc="FFFFFFFF" w:tentative="1">
+      <w:start w:val="1"/>
+      <w:numFmt w:val="bullet"/>
+      <w:lvlText w:val="o"/>
+      <w:lvlJc w:val="left"/>
+      <w:pPr>
+        <w:ind w:left="3600" w:hanging="360"/>
+      </w:pPr>
+      <w:rPr>
+        <w:rFonts w:ascii="Courier New" w:hAnsi="Courier New" w:cs="Courier New" w:hint="default"/>
+      </w:rPr>
+    </w:lvl>
+    <w:lvl w:ilvl="5" w:tplc="FFFFFFFF" w:tentative="1">
+      <w:start w:val="1"/>
+      <w:numFmt w:val="bullet"/>
+      <w:lvlText w:val=""/>
+      <w:lvlJc w:val="left"/>
+      <w:pPr>
+        <w:ind w:left="4320" w:hanging="360"/>
+      </w:pPr>
+      <w:rPr>
+        <w:rFonts w:ascii="Wingdings" w:hAnsi="Wingdings" w:hint="default"/>
+      </w:rPr>
+    </w:lvl>
+    <w:lvl w:ilvl="6" w:tplc="FFFFFFFF" w:tentative="1">
+      <w:start w:val="1"/>
+      <w:numFmt w:val="bullet"/>
+      <w:lvlText w:val=""/>
+      <w:lvlJc w:val="left"/>
+      <w:pPr>
+        <w:ind w:left="5040" w:hanging="360"/>
+      </w:pPr>
+      <w:rPr>
+        <w:rFonts w:ascii="Symbol" w:hAnsi="Symbol" w:hint="default"/>
+      </w:rPr>
+    </w:lvl>
+    <w:lvl w:ilvl="7" w:tplc="FFFFFFFF" w:tentative="1">
+      <w:start w:val="1"/>
+      <w:numFmt w:val="bullet"/>
+      <w:lvlText w:val="o"/>
+      <w:lvlJc w:val="left"/>
+      <w:pPr>
+        <w:ind w:left="5760" w:hanging="360"/>
+      </w:pPr>
+      <w:rPr>
+        <w:rFonts w:ascii="Courier New" w:hAnsi="Courier New" w:cs="Courier New" w:hint="default"/>
+      </w:rPr>
+    </w:lvl>
+    <w:lvl w:ilvl="8" w:tplc="FFFFFFFF" w:tentative="1">
       <w:start w:val="1"/>
       <w:numFmt w:val="bullet"/>
       <w:lvlText w:val=""/>
@@ -6762,70 +9041,70 @@
     <w:abstractNumId w:val="6"/>
   </w:num>
   <w:num w:numId="2" w16cid:durableId="1627614219">
-    <w:abstractNumId w:val="10"/>
+    <w:abstractNumId w:val="11"/>
   </w:num>
   <w:num w:numId="3" w16cid:durableId="776485831">
     <w:abstractNumId w:val="3"/>
   </w:num>
   <w:num w:numId="4" w16cid:durableId="190916999">
-    <w:abstractNumId w:val="14"/>
+    <w:abstractNumId w:val="15"/>
   </w:num>
   <w:num w:numId="5" w16cid:durableId="1151940963">
-    <w:abstractNumId w:val="15"/>
+    <w:abstractNumId w:val="16"/>
   </w:num>
   <w:num w:numId="6" w16cid:durableId="1806193779">
     <w:abstractNumId w:val="2"/>
   </w:num>
   <w:num w:numId="7" w16cid:durableId="1675255336">
-    <w:abstractNumId w:val="9"/>
+    <w:abstractNumId w:val="10"/>
   </w:num>
   <w:num w:numId="8" w16cid:durableId="1657370237">
-    <w:abstractNumId w:val="22"/>
+    <w:abstractNumId w:val="26"/>
   </w:num>
   <w:num w:numId="9" w16cid:durableId="1756315909">
-    <w:abstractNumId w:val="8"/>
+    <w:abstractNumId w:val="9"/>
   </w:num>
   <w:num w:numId="10" w16cid:durableId="804539831">
     <w:abstractNumId w:val="5"/>
   </w:num>
   <w:num w:numId="11" w16cid:durableId="1260676564">
-    <w:abstractNumId w:val="13"/>
+    <w:abstractNumId w:val="14"/>
   </w:num>
   <w:num w:numId="12" w16cid:durableId="868761777">
     <w:abstractNumId w:val="4"/>
   </w:num>
   <w:num w:numId="13" w16cid:durableId="440492454">
-    <w:abstractNumId w:val="18"/>
+    <w:abstractNumId w:val="20"/>
   </w:num>
   <w:num w:numId="14" w16cid:durableId="1753045637">
-    <w:abstractNumId w:val="19"/>
+    <w:abstractNumId w:val="21"/>
   </w:num>
   <w:num w:numId="15" w16cid:durableId="1765952051">
-    <w:abstractNumId w:val="24"/>
+    <w:abstractNumId w:val="28"/>
   </w:num>
   <w:num w:numId="16" w16cid:durableId="1104961619">
     <w:abstractNumId w:val="1"/>
   </w:num>
   <w:num w:numId="17" w16cid:durableId="457798709">
-    <w:abstractNumId w:val="12"/>
+    <w:abstractNumId w:val="13"/>
   </w:num>
   <w:num w:numId="18" w16cid:durableId="417293943">
-    <w:abstractNumId w:val="21"/>
+    <w:abstractNumId w:val="23"/>
   </w:num>
   <w:num w:numId="19" w16cid:durableId="824400715">
     <w:abstractNumId w:val="7"/>
   </w:num>
   <w:num w:numId="20" w16cid:durableId="279730333">
-    <w:abstractNumId w:val="17"/>
+    <w:abstractNumId w:val="19"/>
   </w:num>
   <w:num w:numId="21" w16cid:durableId="1414547330">
     <w:abstractNumId w:val="0"/>
   </w:num>
   <w:num w:numId="22" w16cid:durableId="1636721397">
-    <w:abstractNumId w:val="16"/>
+    <w:abstractNumId w:val="17"/>
   </w:num>
   <w:num w:numId="23" w16cid:durableId="1391539493">
-    <w:abstractNumId w:val="20"/>
+    <w:abstractNumId w:val="22"/>
     <w:lvlOverride w:ilvl="0">
       <w:startOverride w:val="1"/>
     </w:lvlOverride>
@@ -6855,10 +9134,25 @@
     </w:lvlOverride>
   </w:num>
   <w:num w:numId="24" w16cid:durableId="2138839337">
-    <w:abstractNumId w:val="23"/>
+    <w:abstractNumId w:val="27"/>
   </w:num>
   <w:num w:numId="25" w16cid:durableId="1017272036">
-    <w:abstractNumId w:val="11"/>
+    <w:abstractNumId w:val="12"/>
+  </w:num>
+  <w:num w:numId="26" w16cid:durableId="835994463">
+    <w:abstractNumId w:val="25"/>
+  </w:num>
+  <w:num w:numId="27" w16cid:durableId="1896548687">
+    <w:abstractNumId w:val="8"/>
+  </w:num>
+  <w:num w:numId="28" w16cid:durableId="998924881">
+    <w:abstractNumId w:val="24"/>
+  </w:num>
+  <w:num w:numId="29" w16cid:durableId="906647351">
+    <w:abstractNumId w:val="29"/>
+  </w:num>
+  <w:num w:numId="30" w16cid:durableId="1305233574">
+    <w:abstractNumId w:val="18"/>
   </w:num>
 </w:numbering>
 </file>

--- a/Deliverables/Edil CommerceDesign_SDD.docx
+++ b/Deliverables/Edil CommerceDesign_SDD.docx
@@ -606,62 +606,149 @@
       </w:r>
     </w:p>
     <w:p>
-      <w:r>
-        <w:t>1.</w:t>
+      <w:pPr>
+        <w:rPr>
+          <w:highlight w:val="yellow"/>
+        </w:rPr>
+      </w:pPr>
+      <w:r>
+        <w:rPr>
+          <w:highlight w:val="yellow"/>
+        </w:rPr>
+        <w:t>2. Architettura del Sistema Corrente</w:t>
+      </w:r>
+    </w:p>
+    <w:p>
+      <w:r>
+        <w:rPr>
+          <w:highlight w:val="yellow"/>
+        </w:rPr>
+        <w:t>3. Architettura del sistema proposto</w:t>
+      </w:r>
+    </w:p>
+    <w:p>
+      <w:r>
+        <w:rPr>
+          <w:highlight w:val="yellow"/>
+        </w:rPr>
+        <w:t>3.</w:t>
       </w:r>
       <w:proofErr w:type="gramStart"/>
       <w:r>
-        <w:t>3.Riferimenti</w:t>
+        <w:rPr>
+          <w:highlight w:val="yellow"/>
+        </w:rPr>
+        <w:t>1.Decomposizione</w:t>
       </w:r>
       <w:proofErr w:type="gramEnd"/>
-    </w:p>
-    <w:p>
-      <w:pPr>
+      <w:r>
         <w:rPr>
           <w:highlight w:val="yellow"/>
         </w:rPr>
-      </w:pPr>
+        <w:t xml:space="preserve"> in sottosistemi</w:t>
+      </w:r>
+    </w:p>
+    <w:p>
       <w:r>
         <w:rPr>
           <w:highlight w:val="yellow"/>
         </w:rPr>
-        <w:t>2. Architettura del Sistema Corrente</w:t>
-      </w:r>
-    </w:p>
-    <w:p>
+        <w:t>3.</w:t>
+      </w:r>
+      <w:proofErr w:type="gramStart"/>
       <w:r>
         <w:rPr>
           <w:highlight w:val="yellow"/>
         </w:rPr>
-        <w:t>3. Architettura del sistema proposto</w:t>
-      </w:r>
-    </w:p>
-    <w:p>
+        <w:t>2.Hardware</w:t>
+      </w:r>
+      <w:proofErr w:type="gramEnd"/>
       <w:r>
         <w:rPr>
           <w:highlight w:val="yellow"/>
         </w:rPr>
+        <w:t>/Software Mapping</w:t>
+      </w:r>
+    </w:p>
+    <w:p>
+      <w:pPr>
+        <w:rPr>
+          <w:lang w:val="en-GB"/>
+        </w:rPr>
+      </w:pPr>
+      <w:r>
+        <w:rPr>
+          <w:highlight w:val="red"/>
+          <w:lang w:val="en-GB"/>
+        </w:rPr>
         <w:t>3.</w:t>
       </w:r>
       <w:proofErr w:type="gramStart"/>
       <w:r>
         <w:rPr>
+          <w:highlight w:val="red"/>
+          <w:lang w:val="en-GB"/>
+        </w:rPr>
+        <w:t>3.Persistent</w:t>
+      </w:r>
+      <w:proofErr w:type="gramEnd"/>
+      <w:r>
+        <w:rPr>
+          <w:highlight w:val="red"/>
+          <w:lang w:val="en-GB"/>
+        </w:rPr>
+        <w:t xml:space="preserve"> and Data </w:t>
+      </w:r>
+      <w:proofErr w:type="spellStart"/>
+      <w:r>
+        <w:rPr>
+          <w:highlight w:val="red"/>
+          <w:lang w:val="en-GB"/>
+        </w:rPr>
+        <w:t>Managment</w:t>
+      </w:r>
+      <w:proofErr w:type="spellEnd"/>
+    </w:p>
+    <w:p>
+      <w:pPr>
+        <w:rPr>
+          <w:lang w:val="en-GB"/>
+        </w:rPr>
+      </w:pPr>
+      <w:r>
+        <w:rPr>
           <w:highlight w:val="yellow"/>
-        </w:rPr>
-        <w:t>1.Decomposizione</w:t>
+          <w:lang w:val="en-GB"/>
+        </w:rPr>
+        <w:t>3.</w:t>
+      </w:r>
+      <w:proofErr w:type="gramStart"/>
+      <w:r>
+        <w:rPr>
+          <w:highlight w:val="yellow"/>
+          <w:lang w:val="en-GB"/>
+        </w:rPr>
+        <w:t>4.Access</w:t>
       </w:r>
       <w:proofErr w:type="gramEnd"/>
       <w:r>
         <w:rPr>
           <w:highlight w:val="yellow"/>
-        </w:rPr>
-        <w:t xml:space="preserve"> in sottosistemi</w:t>
-      </w:r>
-    </w:p>
-    <w:p>
+          <w:lang w:val="en-GB"/>
+        </w:rPr>
+        <w:t xml:space="preserve"> control and Security</w:t>
+      </w:r>
+    </w:p>
+    <w:p>
+      <w:pPr>
+        <w:rPr>
+          <w:lang w:val="en-GB"/>
+        </w:rPr>
+      </w:pPr>
       <w:r>
         <w:rPr>
           <w:highlight w:val="yellow"/>
+          <w:lang w:val="en-GB"/>
         </w:rPr>
         <w:t>3.</w:t>
       </w:r>
@@ -669,145 +756,45 @@
       <w:r>
         <w:rPr>
           <w:highlight w:val="yellow"/>
-        </w:rPr>
-        <w:t>2.Hardware</w:t>
+          <w:lang w:val="en-GB"/>
+        </w:rPr>
+        <w:t>5.Global</w:t>
       </w:r>
       <w:proofErr w:type="gramEnd"/>
       <w:r>
         <w:rPr>
           <w:highlight w:val="yellow"/>
-        </w:rPr>
-        <w:t>/Software Mapping</w:t>
-      </w:r>
-    </w:p>
-    <w:p>
-      <w:pPr>
-        <w:rPr>
           <w:lang w:val="en-GB"/>
         </w:rPr>
-      </w:pPr>
-      <w:r>
+        <w:t xml:space="preserve"> Software Control</w:t>
+      </w:r>
+    </w:p>
+    <w:p>
+      <w:pPr>
         <w:rPr>
           <w:lang w:val="en-GB"/>
         </w:rPr>
-        <w:t>3.</w:t>
-      </w:r>
-      <w:proofErr w:type="gramStart"/>
+      </w:pPr>
       <w:r>
         <w:rPr>
           <w:lang w:val="en-GB"/>
         </w:rPr>
-        <w:t>3.Persistent</w:t>
-      </w:r>
-      <w:proofErr w:type="gramEnd"/>
-      <w:r>
+        <w:t>4. Subsystem services</w:t>
+      </w:r>
+    </w:p>
+    <w:p>
+      <w:pPr>
         <w:rPr>
           <w:lang w:val="en-GB"/>
         </w:rPr>
-        <w:t xml:space="preserve"> and Data </w:t>
-      </w:r>
-      <w:proofErr w:type="spellStart"/>
-      <w:r>
+      </w:pPr>
+    </w:p>
+    <w:p>
+      <w:pPr>
         <w:rPr>
           <w:lang w:val="en-GB"/>
         </w:rPr>
-        <w:t>Managment</w:t>
-      </w:r>
-      <w:proofErr w:type="spellEnd"/>
-    </w:p>
-    <w:p>
-      <w:pPr>
-        <w:rPr>
-          <w:lang w:val="en-GB"/>
-        </w:rPr>
-      </w:pPr>
-      <w:r>
-        <w:rPr>
-          <w:lang w:val="en-GB"/>
-        </w:rPr>
-        <w:t>3.</w:t>
-      </w:r>
-      <w:proofErr w:type="gramStart"/>
-      <w:r>
-        <w:rPr>
-          <w:lang w:val="en-GB"/>
-        </w:rPr>
-        <w:t>4.Access</w:t>
-      </w:r>
-      <w:proofErr w:type="gramEnd"/>
-      <w:r>
-        <w:rPr>
-          <w:lang w:val="en-GB"/>
-        </w:rPr>
-        <w:t xml:space="preserve"> control and Security</w:t>
-      </w:r>
-    </w:p>
-    <w:p>
-      <w:pPr>
-        <w:rPr>
-          <w:lang w:val="en-GB"/>
-        </w:rPr>
-      </w:pPr>
-      <w:r>
-        <w:rPr>
-          <w:lang w:val="en-GB"/>
-        </w:rPr>
-        <w:t>3.</w:t>
-      </w:r>
-      <w:proofErr w:type="gramStart"/>
-      <w:r>
-        <w:rPr>
-          <w:lang w:val="en-GB"/>
-        </w:rPr>
-        <w:t>5.Global</w:t>
-      </w:r>
-      <w:proofErr w:type="gramEnd"/>
-      <w:r>
-        <w:rPr>
-          <w:lang w:val="en-GB"/>
-        </w:rPr>
-        <w:t xml:space="preserve"> Software Control</w:t>
-      </w:r>
-    </w:p>
-    <w:p>
-      <w:pPr>
-        <w:rPr>
-          <w:lang w:val="en-GB"/>
-        </w:rPr>
-      </w:pPr>
-      <w:r>
-        <w:rPr>
-          <w:lang w:val="en-GB"/>
-        </w:rPr>
-        <w:t>3.</w:t>
-      </w:r>
-      <w:proofErr w:type="gramStart"/>
-      <w:r>
-        <w:rPr>
-          <w:lang w:val="en-GB"/>
-        </w:rPr>
-        <w:t>6.Boundary</w:t>
-      </w:r>
-      <w:proofErr w:type="gramEnd"/>
-      <w:r>
-        <w:rPr>
-          <w:lang w:val="en-GB"/>
-        </w:rPr>
-        <w:t xml:space="preserve"> Conditions</w:t>
-      </w:r>
-    </w:p>
-    <w:p>
-      <w:pPr>
-        <w:rPr>
-          <w:lang w:val="en-GB"/>
-        </w:rPr>
-      </w:pPr>
-      <w:r>
-        <w:rPr>
-          <w:lang w:val="en-GB"/>
-        </w:rPr>
-        <w:t>4. Subsystem services</w:t>
-      </w:r>
+      </w:pPr>
     </w:p>
     <w:p>
       <w:pPr>
@@ -1251,7 +1238,7 @@
           </w:tcPr>
           <w:p>
             <w:pPr>
-              <w:jc w:val="center"/>
+              <w:jc w:val="both"/>
               <w:rPr>
                 <w:rFonts w:eastAsia="Times New Roman"/>
                 <w:b/>
@@ -1280,7 +1267,7 @@
           </w:tcPr>
           <w:p>
             <w:pPr>
-              <w:jc w:val="center"/>
+              <w:jc w:val="both"/>
               <w:rPr>
                 <w:rFonts w:eastAsia="Times New Roman"/>
                 <w:b/>
@@ -1375,7 +1362,7 @@
           </w:tcPr>
           <w:p>
             <w:pPr>
-              <w:jc w:val="center"/>
+              <w:jc w:val="both"/>
               <w:rPr>
                 <w:rFonts w:eastAsia="Times New Roman"/>
                 <w:b/>
@@ -1404,7 +1391,7 @@
           </w:tcPr>
           <w:p>
             <w:pPr>
-              <w:jc w:val="center"/>
+              <w:jc w:val="both"/>
               <w:rPr>
                 <w:rFonts w:eastAsia="Times New Roman"/>
                 <w:b/>
@@ -1428,7 +1415,7 @@
           </w:p>
           <w:p>
             <w:pPr>
-              <w:jc w:val="center"/>
+              <w:jc w:val="both"/>
               <w:rPr>
                 <w:rFonts w:eastAsia="Times New Roman"/>
                 <w:b/>
@@ -1448,7 +1435,7 @@
           </w:tcPr>
           <w:p>
             <w:pPr>
-              <w:jc w:val="center"/>
+              <w:jc w:val="both"/>
               <w:rPr>
                 <w:rFonts w:eastAsia="Times New Roman"/>
                 <w:b/>
@@ -1477,7 +1464,7 @@
           </w:tcPr>
           <w:p>
             <w:pPr>
-              <w:jc w:val="center"/>
+              <w:jc w:val="both"/>
               <w:rPr>
                 <w:rFonts w:eastAsia="Times New Roman"/>
                 <w:b/>
@@ -1568,7 +1555,7 @@
           </w:tcPr>
           <w:p>
             <w:pPr>
-              <w:jc w:val="center"/>
+              <w:jc w:val="both"/>
               <w:rPr>
                 <w:rFonts w:eastAsia="Times New Roman"/>
                 <w:b/>
@@ -1597,7 +1584,7 @@
           </w:tcPr>
           <w:p>
             <w:pPr>
-              <w:jc w:val="center"/>
+              <w:jc w:val="both"/>
               <w:rPr>
                 <w:rFonts w:eastAsia="Times New Roman"/>
                 <w:b/>
@@ -1628,7 +1615,7 @@
           </w:tcPr>
           <w:p>
             <w:pPr>
-              <w:jc w:val="center"/>
+              <w:jc w:val="both"/>
               <w:rPr>
                 <w:rFonts w:eastAsia="Times New Roman"/>
                 <w:b/>
@@ -1657,7 +1644,7 @@
           </w:tcPr>
           <w:p>
             <w:pPr>
-              <w:jc w:val="center"/>
+              <w:jc w:val="both"/>
               <w:rPr>
                 <w:rFonts w:eastAsia="Times New Roman"/>
                 <w:b/>
@@ -1681,7 +1668,7 @@
           </w:p>
           <w:p>
             <w:pPr>
-              <w:jc w:val="center"/>
+              <w:jc w:val="both"/>
               <w:rPr>
                 <w:rFonts w:eastAsia="Times New Roman"/>
                 <w:b/>
@@ -1779,7 +1766,7 @@
           </w:tcPr>
           <w:p>
             <w:pPr>
-              <w:jc w:val="center"/>
+              <w:jc w:val="both"/>
               <w:rPr>
                 <w:rFonts w:eastAsia="Times New Roman"/>
                 <w:b/>
@@ -1808,7 +1795,7 @@
           </w:tcPr>
           <w:p>
             <w:pPr>
-              <w:jc w:val="center"/>
+              <w:jc w:val="both"/>
               <w:rPr>
                 <w:rFonts w:eastAsia="Times New Roman"/>
                 <w:b/>
@@ -1832,7 +1819,7 @@
           </w:p>
           <w:p>
             <w:pPr>
-              <w:jc w:val="center"/>
+              <w:jc w:val="both"/>
               <w:rPr>
                 <w:rFonts w:eastAsia="Times New Roman"/>
                 <w:b/>
@@ -1856,7 +1843,7 @@
           </w:p>
           <w:p>
             <w:pPr>
-              <w:jc w:val="center"/>
+              <w:jc w:val="both"/>
               <w:rPr>
                 <w:rFonts w:eastAsia="Times New Roman"/>
                 <w:b/>
@@ -1876,7 +1863,7 @@
           </w:tcPr>
           <w:p>
             <w:pPr>
-              <w:jc w:val="center"/>
+              <w:jc w:val="both"/>
               <w:rPr>
                 <w:rFonts w:eastAsia="Times New Roman"/>
                 <w:b/>
@@ -1905,7 +1892,7 @@
           </w:tcPr>
           <w:p>
             <w:pPr>
-              <w:jc w:val="center"/>
+              <w:jc w:val="both"/>
               <w:rPr>
                 <w:rFonts w:eastAsia="Times New Roman"/>
                 <w:b/>
@@ -1929,7 +1916,7 @@
           </w:p>
           <w:p>
             <w:pPr>
-              <w:jc w:val="center"/>
+              <w:jc w:val="both"/>
               <w:rPr>
                 <w:rFonts w:eastAsia="Times New Roman"/>
                 <w:b/>
@@ -1995,7 +1982,7 @@
           </w:tcPr>
           <w:p>
             <w:pPr>
-              <w:jc w:val="center"/>
+              <w:jc w:val="both"/>
               <w:rPr>
                 <w:rFonts w:eastAsia="Times New Roman"/>
                 <w:b/>
@@ -2024,7 +2011,7 @@
           </w:tcPr>
           <w:p>
             <w:pPr>
-              <w:jc w:val="center"/>
+              <w:jc w:val="both"/>
               <w:rPr>
                 <w:rFonts w:eastAsia="Times New Roman"/>
                 <w:b/>
@@ -2044,7 +2031,7 @@
           </w:tcPr>
           <w:p>
             <w:pPr>
-              <w:jc w:val="center"/>
+              <w:jc w:val="both"/>
               <w:rPr>
                 <w:rFonts w:eastAsia="Times New Roman"/>
                 <w:b/>
@@ -2073,7 +2060,7 @@
           </w:tcPr>
           <w:p>
             <w:pPr>
-              <w:jc w:val="center"/>
+              <w:jc w:val="both"/>
               <w:rPr>
                 <w:rFonts w:eastAsia="Times New Roman"/>
                 <w:b/>
@@ -2149,7 +2136,7 @@
           </w:tcPr>
           <w:p>
             <w:pPr>
-              <w:jc w:val="center"/>
+              <w:jc w:val="both"/>
               <w:rPr>
                 <w:rFonts w:eastAsia="Times New Roman"/>
                 <w:b/>
@@ -2178,7 +2165,7 @@
           </w:tcPr>
           <w:p>
             <w:pPr>
-              <w:jc w:val="center"/>
+              <w:jc w:val="both"/>
               <w:rPr>
                 <w:rFonts w:eastAsia="Times New Roman"/>
                 <w:b/>
@@ -2198,7 +2185,7 @@
           </w:tcPr>
           <w:p>
             <w:pPr>
-              <w:jc w:val="center"/>
+              <w:jc w:val="both"/>
               <w:rPr>
                 <w:rFonts w:eastAsia="Times New Roman"/>
                 <w:b/>
@@ -2227,7 +2214,7 @@
           </w:tcPr>
           <w:p>
             <w:pPr>
-              <w:jc w:val="center"/>
+              <w:jc w:val="both"/>
               <w:rPr>
                 <w:rFonts w:eastAsia="Times New Roman"/>
                 <w:b/>
@@ -2251,7 +2238,7 @@
           </w:p>
           <w:p>
             <w:pPr>
-              <w:jc w:val="center"/>
+              <w:jc w:val="both"/>
               <w:rPr>
                 <w:rFonts w:eastAsia="Times New Roman"/>
                 <w:b/>
@@ -2315,7 +2302,7 @@
           </w:tcPr>
           <w:p>
             <w:pPr>
-              <w:jc w:val="center"/>
+              <w:jc w:val="both"/>
               <w:rPr>
                 <w:rFonts w:eastAsia="Times New Roman"/>
                 <w:b/>
@@ -2346,7 +2333,7 @@
           </w:tcPr>
           <w:p>
             <w:pPr>
-              <w:jc w:val="center"/>
+              <w:jc w:val="both"/>
               <w:rPr>
                 <w:rFonts w:eastAsia="Times New Roman"/>
                 <w:b/>
@@ -2377,7 +2364,7 @@
           </w:tcPr>
           <w:p>
             <w:pPr>
-              <w:jc w:val="center"/>
+              <w:jc w:val="both"/>
               <w:rPr>
                 <w:rFonts w:eastAsia="Times New Roman"/>
                 <w:b/>
@@ -2406,7 +2393,7 @@
           </w:tcPr>
           <w:p>
             <w:pPr>
-              <w:jc w:val="center"/>
+              <w:jc w:val="both"/>
               <w:rPr>
                 <w:rFonts w:eastAsia="Times New Roman"/>
                 <w:b/>
@@ -2435,7 +2422,6 @@
           </w:tcPr>
           <w:p>
             <w:pPr>
-              <w:jc w:val="both"/>
               <w:rPr>
                 <w:rFonts w:eastAsia="Times New Roman"/>
                 <w:b/>
@@ -2483,7 +2469,7 @@
           </w:tcPr>
           <w:p>
             <w:pPr>
-              <w:jc w:val="center"/>
+              <w:jc w:val="both"/>
               <w:rPr>
                 <w:rFonts w:eastAsia="Times New Roman"/>
                 <w:b/>
@@ -2514,7 +2500,7 @@
           </w:tcPr>
           <w:p>
             <w:pPr>
-              <w:jc w:val="center"/>
+              <w:jc w:val="both"/>
               <w:rPr>
                 <w:rFonts w:eastAsia="Times New Roman"/>
                 <w:b/>
@@ -2531,6 +2517,7 @@
     <w:p>
       <w:pPr>
         <w:pStyle w:val="Titolo2"/>
+        <w:jc w:val="both"/>
         <w:rPr>
           <w:rFonts w:ascii="Times New Roman" w:hAnsi="Times New Roman" w:cs="Times New Roman"/>
           <w:b/>
@@ -2544,6 +2531,7 @@
     <w:p>
       <w:pPr>
         <w:pStyle w:val="Titolo2"/>
+        <w:jc w:val="both"/>
         <w:rPr>
           <w:rFonts w:ascii="Times New Roman" w:hAnsi="Times New Roman" w:cs="Times New Roman"/>
           <w:b/>
@@ -2557,6 +2545,7 @@
     <w:p>
       <w:pPr>
         <w:pStyle w:val="Titolo2"/>
+        <w:jc w:val="both"/>
         <w:rPr>
           <w:rFonts w:ascii="Times New Roman" w:hAnsi="Times New Roman" w:cs="Times New Roman"/>
           <w:b/>
@@ -2580,6 +2569,7 @@
     </w:p>
     <w:p>
       <w:pPr>
+        <w:jc w:val="both"/>
         <w:rPr>
           <w:b/>
           <w:bCs/>
@@ -2599,6 +2589,7 @@
     </w:p>
     <w:p>
       <w:pPr>
+        <w:jc w:val="both"/>
         <w:rPr>
           <w:sz w:val="28"/>
           <w:szCs w:val="28"/>
@@ -2615,14 +2606,16 @@
     <w:p>
       <w:pPr>
         <w:ind w:left="360"/>
-        <w:rPr>
-          <w:sz w:val="28"/>
-          <w:szCs w:val="28"/>
-        </w:rPr>
-      </w:pPr>
-    </w:p>
-    <w:p>
-      <w:pPr>
+        <w:jc w:val="both"/>
+        <w:rPr>
+          <w:sz w:val="28"/>
+          <w:szCs w:val="28"/>
+        </w:rPr>
+      </w:pPr>
+    </w:p>
+    <w:p>
+      <w:pPr>
+        <w:jc w:val="both"/>
         <w:rPr>
           <w:b/>
           <w:bCs/>
@@ -2643,6 +2636,7 @@
     </w:p>
     <w:p>
       <w:pPr>
+        <w:jc w:val="both"/>
         <w:rPr>
           <w:sz w:val="28"/>
           <w:szCs w:val="28"/>
@@ -2659,6 +2653,7 @@
     <w:p>
       <w:pPr>
         <w:pStyle w:val="Titolo1"/>
+        <w:jc w:val="both"/>
         <w:rPr>
           <w:rFonts w:ascii="Times New Roman" w:hAnsi="Times New Roman" w:cs="Times New Roman"/>
           <w:b/>
@@ -2678,6 +2673,7 @@
     </w:p>
     <w:p>
       <w:pPr>
+        <w:jc w:val="both"/>
         <w:rPr>
           <w:sz w:val="28"/>
           <w:szCs w:val="28"/>
@@ -2694,6 +2690,7 @@
     <w:p>
       <w:pPr>
         <w:pStyle w:val="Titolo1"/>
+        <w:jc w:val="both"/>
         <w:rPr>
           <w:rFonts w:ascii="Times New Roman" w:hAnsi="Times New Roman" w:cs="Times New Roman"/>
           <w:b/>
@@ -2713,6 +2710,7 @@
     </w:p>
     <w:p>
       <w:pPr>
+        <w:jc w:val="both"/>
         <w:rPr>
           <w:sz w:val="28"/>
           <w:szCs w:val="28"/>
@@ -2744,6 +2742,7 @@
     </w:p>
     <w:p>
       <w:pPr>
+        <w:jc w:val="both"/>
         <w:rPr>
           <w:sz w:val="28"/>
           <w:szCs w:val="28"/>
@@ -2757,6 +2756,7 @@
           <w:ilvl w:val="0"/>
           <w:numId w:val="25"/>
         </w:numPr>
+        <w:jc w:val="both"/>
         <w:rPr>
           <w:sz w:val="28"/>
           <w:szCs w:val="28"/>
@@ -2803,6 +2803,7 @@
     <w:p>
       <w:pPr>
         <w:pStyle w:val="Paragrafoelenco"/>
+        <w:jc w:val="both"/>
         <w:rPr>
           <w:sz w:val="28"/>
           <w:szCs w:val="28"/>
@@ -2816,6 +2817,7 @@
           <w:ilvl w:val="0"/>
           <w:numId w:val="25"/>
         </w:numPr>
+        <w:jc w:val="both"/>
         <w:rPr>
           <w:sz w:val="28"/>
           <w:szCs w:val="28"/>
@@ -2849,6 +2851,7 @@
     </w:p>
     <w:p>
       <w:pPr>
+        <w:jc w:val="both"/>
         <w:rPr>
           <w:sz w:val="28"/>
           <w:szCs w:val="28"/>
@@ -2862,6 +2865,7 @@
           <w:ilvl w:val="0"/>
           <w:numId w:val="25"/>
         </w:numPr>
+        <w:jc w:val="both"/>
         <w:rPr>
           <w:sz w:val="28"/>
           <w:szCs w:val="28"/>
@@ -2893,14 +2897,16 @@
     </w:p>
     <w:p>
       <w:pPr>
-        <w:rPr>
-          <w:sz w:val="28"/>
-          <w:szCs w:val="28"/>
-        </w:rPr>
-      </w:pPr>
-    </w:p>
-    <w:p>
-      <w:pPr>
+        <w:jc w:val="both"/>
+        <w:rPr>
+          <w:sz w:val="28"/>
+          <w:szCs w:val="28"/>
+        </w:rPr>
+      </w:pPr>
+    </w:p>
+    <w:p>
+      <w:pPr>
+        <w:jc w:val="both"/>
         <w:rPr>
           <w:sz w:val="28"/>
           <w:szCs w:val="28"/>
@@ -2916,6 +2922,7 @@
     </w:p>
     <w:p>
       <w:pPr>
+        <w:jc w:val="both"/>
         <w:rPr>
           <w:sz w:val="28"/>
           <w:szCs w:val="28"/>
@@ -2931,6 +2938,7 @@
     </w:p>
     <w:p>
       <w:pPr>
+        <w:jc w:val="both"/>
         <w:rPr>
           <w:sz w:val="28"/>
           <w:szCs w:val="28"/>
@@ -2944,28 +2952,105 @@
         <w:t>Quest’architettura è stata scelta poiché è appropriata per i sistemi interattivi, specialmente quando si utilizzano viste multiple di uno stesso Model.</w:t>
       </w:r>
     </w:p>
-    <w:p/>
-    <w:p/>
-    <w:p/>
-    <w:p/>
-    <w:p/>
-    <w:p/>
-    <w:p/>
-    <w:p/>
-    <w:p/>
-    <w:p/>
-    <w:p/>
-    <w:p/>
-    <w:p/>
-    <w:p/>
-    <w:p/>
-    <w:p/>
-    <w:p/>
-    <w:p/>
-    <w:p/>
+    <w:p>
+      <w:pPr>
+        <w:jc w:val="both"/>
+      </w:pPr>
+    </w:p>
+    <w:p>
+      <w:pPr>
+        <w:jc w:val="both"/>
+      </w:pPr>
+    </w:p>
+    <w:p>
+      <w:pPr>
+        <w:jc w:val="both"/>
+      </w:pPr>
+    </w:p>
+    <w:p>
+      <w:pPr>
+        <w:jc w:val="both"/>
+      </w:pPr>
+    </w:p>
+    <w:p>
+      <w:pPr>
+        <w:jc w:val="both"/>
+      </w:pPr>
+    </w:p>
+    <w:p>
+      <w:pPr>
+        <w:jc w:val="both"/>
+      </w:pPr>
+    </w:p>
+    <w:p>
+      <w:pPr>
+        <w:jc w:val="both"/>
+      </w:pPr>
+    </w:p>
+    <w:p>
+      <w:pPr>
+        <w:jc w:val="both"/>
+      </w:pPr>
+    </w:p>
+    <w:p>
+      <w:pPr>
+        <w:jc w:val="both"/>
+      </w:pPr>
+    </w:p>
+    <w:p>
+      <w:pPr>
+        <w:jc w:val="both"/>
+      </w:pPr>
+    </w:p>
+    <w:p>
+      <w:pPr>
+        <w:jc w:val="both"/>
+      </w:pPr>
+    </w:p>
+    <w:p>
+      <w:pPr>
+        <w:jc w:val="both"/>
+      </w:pPr>
+    </w:p>
+    <w:p>
+      <w:pPr>
+        <w:jc w:val="both"/>
+      </w:pPr>
+    </w:p>
+    <w:p>
+      <w:pPr>
+        <w:jc w:val="both"/>
+      </w:pPr>
+    </w:p>
+    <w:p>
+      <w:pPr>
+        <w:jc w:val="both"/>
+      </w:pPr>
+    </w:p>
+    <w:p>
+      <w:pPr>
+        <w:jc w:val="both"/>
+      </w:pPr>
+    </w:p>
+    <w:p>
+      <w:pPr>
+        <w:jc w:val="both"/>
+      </w:pPr>
+    </w:p>
+    <w:p>
+      <w:pPr>
+        <w:jc w:val="both"/>
+      </w:pPr>
+    </w:p>
+    <w:p>
+      <w:pPr>
+        <w:jc w:val="both"/>
+      </w:pPr>
+    </w:p>
     <w:p>
       <w:pPr>
         <w:pStyle w:val="Titolo1"/>
+        <w:jc w:val="both"/>
         <w:rPr>
           <w:rFonts w:ascii="Times New Roman" w:hAnsi="Times New Roman" w:cs="Times New Roman"/>
           <w:b/>
@@ -2986,6 +3071,7 @@
     </w:p>
     <w:p>
       <w:pPr>
+        <w:jc w:val="both"/>
         <w:rPr>
           <w:sz w:val="28"/>
           <w:szCs w:val="28"/>
@@ -3001,6 +3087,7 @@
     </w:p>
     <w:p>
       <w:pPr>
+        <w:jc w:val="both"/>
         <w:rPr>
           <w:sz w:val="28"/>
           <w:szCs w:val="28"/>
@@ -3023,22 +3110,16 @@
     </w:p>
     <w:p>
       <w:pPr>
-        <w:rPr>
-          <w:sz w:val="28"/>
-          <w:szCs w:val="28"/>
-        </w:rPr>
-      </w:pPr>
-    </w:p>
-    <w:p>
-      <w:pPr>
-        <w:rPr>
-          <w:sz w:val="28"/>
-          <w:szCs w:val="28"/>
-        </w:rPr>
-      </w:pPr>
-    </w:p>
-    <w:p>
-      <w:pPr>
+        <w:jc w:val="both"/>
+        <w:rPr>
+          <w:sz w:val="28"/>
+          <w:szCs w:val="28"/>
+        </w:rPr>
+      </w:pPr>
+    </w:p>
+    <w:p>
+      <w:pPr>
+        <w:jc w:val="both"/>
         <w:rPr>
           <w:b/>
           <w:bCs/>
@@ -3062,6 +3143,7 @@
     </w:p>
     <w:p>
       <w:pPr>
+        <w:jc w:val="both"/>
         <w:rPr>
           <w:b/>
           <w:bCs/>
@@ -3073,6 +3155,9 @@
       </w:pPr>
     </w:p>
     <w:p>
+      <w:pPr>
+        <w:jc w:val="both"/>
+      </w:pPr>
       <w:r>
         <w:rPr>
           <w:noProof/>
@@ -3115,6 +3200,9 @@
       </w:r>
     </w:p>
     <w:p>
+      <w:pPr>
+        <w:jc w:val="both"/>
+      </w:pPr>
       <w:r>
         <w:rPr>
           <w:noProof/>
@@ -3131,15 +3219,20 @@
             </v:handles>
             <o:lock v:ext="edit" shapetype="t"/>
           </v:shapetype>
-          <v:shape id="_x0000_s2053" type="#_x0000_t34" style="position:absolute;margin-left:202.65pt;margin-top:29.2pt;width:68.15pt;height:14.2pt;rotation:90;flip:x;z-index:251658240" o:connectortype="elbow" adj="10792,513608,-90758">
+          <v:shape id="_x0000_s2053" type="#_x0000_t34" style="position:absolute;left:0;text-align:left;margin-left:202.65pt;margin-top:29.2pt;width:68.15pt;height:14.2pt;rotation:90;flip:x;z-index:251658240" o:connectortype="elbow" adj="10792,513608,-90758">
             <v:stroke endarrow="block"/>
           </v:shape>
         </w:pict>
       </w:r>
     </w:p>
-    <w:p/>
-    <w:p>
-      <w:pPr>
+    <w:p>
+      <w:pPr>
+        <w:jc w:val="both"/>
+      </w:pPr>
+    </w:p>
+    <w:p>
+      <w:pPr>
+        <w:jc w:val="both"/>
         <w:rPr>
           <w:b/>
           <w:bCs/>
@@ -3163,6 +3256,7 @@
     </w:p>
     <w:p>
       <w:pPr>
+        <w:jc w:val="both"/>
         <w:rPr>
           <w:b/>
           <w:bCs/>
@@ -3174,6 +3268,9 @@
       </w:pPr>
     </w:p>
     <w:p>
+      <w:pPr>
+        <w:jc w:val="both"/>
+      </w:pPr>
       <w:r>
         <w:rPr>
           <w:noProof/>
@@ -3216,20 +3313,28 @@
       </w:r>
     </w:p>
     <w:p>
+      <w:pPr>
+        <w:jc w:val="both"/>
+      </w:pPr>
       <w:r>
         <w:rPr>
           <w:noProof/>
         </w:rPr>
         <w:pict w14:anchorId="576125F7">
-          <v:shape id="_x0000_s2054" type="#_x0000_t34" style="position:absolute;margin-left:200.45pt;margin-top:32.35pt;width:70.4pt;height:12pt;rotation:90;flip:x;z-index:251659264" o:connectortype="elbow" adj=",971280,-87857">
+          <v:shape id="_x0000_s2054" type="#_x0000_t34" style="position:absolute;left:0;text-align:left;margin-left:200.45pt;margin-top:32.35pt;width:70.4pt;height:12pt;rotation:90;flip:x;z-index:251659264" o:connectortype="elbow" adj=",971280,-87857">
             <v:stroke endarrow="block"/>
           </v:shape>
         </w:pict>
       </w:r>
     </w:p>
-    <w:p/>
-    <w:p>
-      <w:pPr>
+    <w:p>
+      <w:pPr>
+        <w:jc w:val="both"/>
+      </w:pPr>
+    </w:p>
+    <w:p>
+      <w:pPr>
+        <w:jc w:val="both"/>
         <w:rPr>
           <w:b/>
           <w:bCs/>
@@ -3266,6 +3371,7 @@
     </w:p>
     <w:p>
       <w:pPr>
+        <w:jc w:val="both"/>
         <w:rPr>
           <w:b/>
           <w:bCs/>
@@ -3277,6 +3383,9 @@
       </w:pPr>
     </w:p>
     <w:p>
+      <w:pPr>
+        <w:jc w:val="both"/>
+      </w:pPr>
       <w:r>
         <w:rPr>
           <w:noProof/>
@@ -3318,9 +3427,19 @@
         </w:drawing>
       </w:r>
     </w:p>
-    <w:p/>
-    <w:p>
-      <w:pPr>
+    <w:p>
+      <w:pPr>
+        <w:jc w:val="both"/>
+      </w:pPr>
+    </w:p>
+    <w:p>
+      <w:pPr>
+        <w:jc w:val="both"/>
+      </w:pPr>
+    </w:p>
+    <w:p>
+      <w:pPr>
+        <w:jc w:val="both"/>
         <w:rPr>
           <w:b/>
           <w:bCs/>
@@ -3348,7 +3467,7 @@
           </w:tcPr>
           <w:p>
             <w:pPr>
-              <w:jc w:val="center"/>
+              <w:jc w:val="both"/>
               <w:rPr>
                 <w:b/>
                 <w:bCs/>
@@ -3377,7 +3496,7 @@
           </w:tcPr>
           <w:p>
             <w:pPr>
-              <w:jc w:val="center"/>
+              <w:jc w:val="both"/>
               <w:rPr>
                 <w:b/>
                 <w:bCs/>
@@ -3402,6 +3521,7 @@
           </w:tcPr>
           <w:p>
             <w:pPr>
+              <w:jc w:val="both"/>
               <w:rPr>
                 <w:b/>
                 <w:bCs/>
@@ -3427,7 +3547,7 @@
           </w:tcPr>
           <w:p>
             <w:pPr>
-              <w:jc w:val="center"/>
+              <w:jc w:val="both"/>
               <w:rPr>
                 <w:b/>
                 <w:bCs/>
@@ -3452,6 +3572,7 @@
           </w:tcPr>
           <w:p>
             <w:pPr>
+              <w:jc w:val="both"/>
               <w:rPr>
                 <w:b/>
                 <w:bCs/>
@@ -3477,7 +3598,7 @@
           </w:tcPr>
           <w:p>
             <w:pPr>
-              <w:jc w:val="center"/>
+              <w:jc w:val="both"/>
               <w:rPr>
                 <w:b/>
                 <w:bCs/>
@@ -3502,6 +3623,7 @@
           </w:tcPr>
           <w:p>
             <w:pPr>
+              <w:jc w:val="both"/>
               <w:rPr>
                 <w:b/>
                 <w:bCs/>
@@ -3530,7 +3652,7 @@
           </w:tcPr>
           <w:p>
             <w:pPr>
-              <w:jc w:val="center"/>
+              <w:jc w:val="both"/>
               <w:rPr>
                 <w:b/>
                 <w:bCs/>
@@ -3555,6 +3677,7 @@
           </w:tcPr>
           <w:p>
             <w:pPr>
+              <w:jc w:val="both"/>
               <w:rPr>
                 <w:sz w:val="28"/>
                 <w:szCs w:val="28"/>
@@ -3573,6 +3696,7 @@
     </w:tbl>
     <w:p>
       <w:pPr>
+        <w:jc w:val="both"/>
         <w:rPr>
           <w:b/>
           <w:bCs/>
@@ -3582,6 +3706,7 @@
     <w:p>
       <w:pPr>
         <w:pStyle w:val="Titolo1"/>
+        <w:jc w:val="both"/>
         <w:rPr>
           <w:rFonts w:ascii="Times New Roman" w:hAnsi="Times New Roman" w:cs="Times New Roman"/>
           <w:b/>
@@ -3599,9 +3724,14 @@
         <w:t>Hardware/Software Mapping</w:t>
       </w:r>
     </w:p>
-    <w:p/>
-    <w:p>
-      <w:pPr>
+    <w:p>
+      <w:pPr>
+        <w:jc w:val="both"/>
+      </w:pPr>
+    </w:p>
+    <w:p>
+      <w:pPr>
+        <w:jc w:val="both"/>
         <w:rPr>
           <w:sz w:val="28"/>
           <w:szCs w:val="28"/>
@@ -3617,6 +3747,7 @@
     </w:p>
     <w:p>
       <w:pPr>
+        <w:jc w:val="both"/>
         <w:rPr>
           <w:sz w:val="28"/>
           <w:szCs w:val="28"/>
@@ -3689,6 +3820,7 @@
     </w:p>
     <w:p>
       <w:pPr>
+        <w:jc w:val="both"/>
         <w:rPr>
           <w:sz w:val="28"/>
           <w:szCs w:val="28"/>
@@ -3738,13 +3870,17 @@
     </w:p>
     <w:p>
       <w:pPr>
-        <w:rPr>
-          <w:sz w:val="28"/>
-          <w:szCs w:val="28"/>
-        </w:rPr>
-      </w:pPr>
-    </w:p>
-    <w:p>
+        <w:jc w:val="both"/>
+        <w:rPr>
+          <w:sz w:val="28"/>
+          <w:szCs w:val="28"/>
+        </w:rPr>
+      </w:pPr>
+    </w:p>
+    <w:p>
+      <w:pPr>
+        <w:jc w:val="both"/>
+      </w:pPr>
       <w:r>
         <w:rPr>
           <w:noProof/>
@@ -3789,6 +3925,7 @@
     <w:p>
       <w:pPr>
         <w:pStyle w:val="Titolo1"/>
+        <w:jc w:val="both"/>
         <w:rPr>
           <w:rFonts w:ascii="Times New Roman" w:hAnsi="Times New Roman" w:cs="Times New Roman"/>
           <w:b/>
@@ -3806,18 +3943,55 @@
         <w:t>Dati Persistenti</w:t>
       </w:r>
     </w:p>
-    <w:p/>
-    <w:p/>
-    <w:p/>
-    <w:p/>
-    <w:p/>
-    <w:p/>
-    <w:p/>
-    <w:p/>
-    <w:p/>
+    <w:p>
+      <w:pPr>
+        <w:jc w:val="both"/>
+      </w:pPr>
+    </w:p>
+    <w:p>
+      <w:pPr>
+        <w:jc w:val="both"/>
+      </w:pPr>
+    </w:p>
+    <w:p>
+      <w:pPr>
+        <w:jc w:val="both"/>
+      </w:pPr>
+    </w:p>
+    <w:p>
+      <w:pPr>
+        <w:jc w:val="both"/>
+      </w:pPr>
+    </w:p>
+    <w:p>
+      <w:pPr>
+        <w:jc w:val="both"/>
+      </w:pPr>
+    </w:p>
+    <w:p>
+      <w:pPr>
+        <w:jc w:val="both"/>
+      </w:pPr>
+    </w:p>
+    <w:p>
+      <w:pPr>
+        <w:jc w:val="both"/>
+      </w:pPr>
+    </w:p>
+    <w:p>
+      <w:pPr>
+        <w:jc w:val="both"/>
+      </w:pPr>
+    </w:p>
+    <w:p>
+      <w:pPr>
+        <w:jc w:val="both"/>
+      </w:pPr>
+    </w:p>
     <w:p>
       <w:pPr>
         <w:pStyle w:val="Titolo1"/>
+        <w:jc w:val="both"/>
         <w:rPr>
           <w:rFonts w:ascii="Times New Roman" w:hAnsi="Times New Roman" w:cs="Times New Roman"/>
           <w:b/>
@@ -3863,7 +4037,11 @@
         <w:t xml:space="preserve"> degli Accessi e Sicurezza</w:t>
       </w:r>
     </w:p>
-    <w:p/>
+    <w:p>
+      <w:pPr>
+        <w:jc w:val="both"/>
+      </w:pPr>
+    </w:p>
     <w:tbl>
       <w:tblPr>
         <w:tblStyle w:val="Grigliatabella"/>
@@ -3891,6 +4069,7 @@
           </w:tcPr>
           <w:p>
             <w:pPr>
+              <w:jc w:val="both"/>
               <w:rPr>
                 <w:sz w:val="24"/>
                 <w:szCs w:val="24"/>
@@ -3905,7 +4084,7 @@
           </w:tcPr>
           <w:p>
             <w:pPr>
-              <w:jc w:val="center"/>
+              <w:jc w:val="both"/>
               <w:rPr>
                 <w:b/>
                 <w:bCs/>
@@ -3931,7 +4110,7 @@
           </w:tcPr>
           <w:p>
             <w:pPr>
-              <w:jc w:val="center"/>
+              <w:jc w:val="both"/>
               <w:rPr>
                 <w:b/>
                 <w:bCs/>
@@ -3957,7 +4136,7 @@
           </w:tcPr>
           <w:p>
             <w:pPr>
-              <w:jc w:val="center"/>
+              <w:jc w:val="both"/>
               <w:rPr>
                 <w:b/>
                 <w:bCs/>
@@ -3983,7 +4162,7 @@
           </w:tcPr>
           <w:p>
             <w:pPr>
-              <w:jc w:val="center"/>
+              <w:jc w:val="both"/>
               <w:rPr>
                 <w:b/>
                 <w:bCs/>
@@ -4009,7 +4188,7 @@
           </w:tcPr>
           <w:p>
             <w:pPr>
-              <w:jc w:val="center"/>
+              <w:jc w:val="both"/>
               <w:rPr>
                 <w:b/>
                 <w:bCs/>
@@ -4041,6 +4220,7 @@
           </w:tcPr>
           <w:p>
             <w:pPr>
+              <w:jc w:val="both"/>
               <w:rPr>
                 <w:b/>
                 <w:bCs/>
@@ -4065,7 +4245,7 @@
           </w:tcPr>
           <w:p>
             <w:pPr>
-              <w:jc w:val="center"/>
+              <w:jc w:val="both"/>
               <w:rPr>
                 <w:sz w:val="24"/>
                 <w:szCs w:val="24"/>
@@ -4081,7 +4261,7 @@
           </w:p>
           <w:p>
             <w:pPr>
-              <w:jc w:val="center"/>
+              <w:jc w:val="both"/>
               <w:rPr>
                 <w:sz w:val="24"/>
                 <w:szCs w:val="24"/>
@@ -4102,7 +4282,7 @@
           </w:tcPr>
           <w:p>
             <w:pPr>
-              <w:jc w:val="center"/>
+              <w:jc w:val="both"/>
               <w:rPr>
                 <w:sz w:val="24"/>
                 <w:szCs w:val="24"/>
@@ -4131,7 +4311,7 @@
           <w:p>
             <w:pPr>
               <w:ind w:left="360"/>
-              <w:jc w:val="center"/>
+              <w:jc w:val="both"/>
               <w:rPr>
                 <w:sz w:val="24"/>
                 <w:szCs w:val="24"/>
@@ -4145,7 +4325,7 @@
           </w:tcPr>
           <w:p>
             <w:pPr>
-              <w:jc w:val="center"/>
+              <w:jc w:val="both"/>
               <w:rPr>
                 <w:sz w:val="24"/>
                 <w:szCs w:val="24"/>
@@ -4174,7 +4354,7 @@
           <w:p>
             <w:pPr>
               <w:ind w:left="360"/>
-              <w:jc w:val="center"/>
+              <w:jc w:val="both"/>
               <w:rPr>
                 <w:sz w:val="24"/>
                 <w:szCs w:val="24"/>
@@ -4194,6 +4374,7 @@
           </w:tcPr>
           <w:p>
             <w:pPr>
+              <w:jc w:val="both"/>
               <w:rPr>
                 <w:b/>
                 <w:bCs/>
@@ -4218,7 +4399,7 @@
           </w:tcPr>
           <w:p>
             <w:pPr>
-              <w:jc w:val="center"/>
+              <w:jc w:val="both"/>
               <w:rPr>
                 <w:sz w:val="24"/>
                 <w:szCs w:val="24"/>
@@ -4241,7 +4422,7 @@
           </w:p>
           <w:p>
             <w:pPr>
-              <w:jc w:val="center"/>
+              <w:jc w:val="both"/>
               <w:rPr>
                 <w:sz w:val="24"/>
                 <w:szCs w:val="24"/>
@@ -4257,7 +4438,7 @@
           </w:p>
           <w:p>
             <w:pPr>
-              <w:jc w:val="center"/>
+              <w:jc w:val="both"/>
               <w:rPr>
                 <w:sz w:val="24"/>
                 <w:szCs w:val="24"/>
@@ -4278,7 +4459,7 @@
           </w:tcPr>
           <w:p>
             <w:pPr>
-              <w:jc w:val="center"/>
+              <w:jc w:val="both"/>
               <w:rPr>
                 <w:sz w:val="24"/>
                 <w:szCs w:val="24"/>
@@ -4301,7 +4482,7 @@
           </w:p>
           <w:p>
             <w:pPr>
-              <w:jc w:val="center"/>
+              <w:jc w:val="both"/>
               <w:rPr>
                 <w:sz w:val="24"/>
                 <w:szCs w:val="24"/>
@@ -4317,7 +4498,7 @@
           </w:p>
           <w:p>
             <w:pPr>
-              <w:jc w:val="center"/>
+              <w:jc w:val="both"/>
               <w:rPr>
                 <w:sz w:val="24"/>
                 <w:szCs w:val="24"/>
@@ -4338,7 +4519,7 @@
           </w:tcPr>
           <w:p>
             <w:pPr>
-              <w:jc w:val="center"/>
+              <w:jc w:val="both"/>
               <w:rPr>
                 <w:sz w:val="24"/>
                 <w:szCs w:val="24"/>
@@ -4354,7 +4535,7 @@
           </w:p>
           <w:p>
             <w:pPr>
-              <w:jc w:val="center"/>
+              <w:jc w:val="both"/>
               <w:rPr>
                 <w:sz w:val="24"/>
                 <w:szCs w:val="24"/>
@@ -4370,7 +4551,7 @@
           </w:p>
           <w:p>
             <w:pPr>
-              <w:jc w:val="center"/>
+              <w:jc w:val="both"/>
               <w:rPr>
                 <w:sz w:val="24"/>
                 <w:szCs w:val="24"/>
@@ -4386,7 +4567,7 @@
           </w:p>
           <w:p>
             <w:pPr>
-              <w:jc w:val="center"/>
+              <w:jc w:val="both"/>
               <w:rPr>
                 <w:sz w:val="24"/>
                 <w:szCs w:val="24"/>
@@ -4400,7 +4581,7 @@
           </w:tcPr>
           <w:p>
             <w:pPr>
-              <w:jc w:val="center"/>
+              <w:jc w:val="both"/>
               <w:rPr>
                 <w:sz w:val="24"/>
                 <w:szCs w:val="24"/>
@@ -4416,7 +4597,7 @@
           </w:p>
           <w:p>
             <w:pPr>
-              <w:jc w:val="center"/>
+              <w:jc w:val="both"/>
               <w:rPr>
                 <w:sz w:val="24"/>
                 <w:szCs w:val="24"/>
@@ -4432,7 +4613,7 @@
           </w:p>
           <w:p>
             <w:pPr>
-              <w:jc w:val="center"/>
+              <w:jc w:val="both"/>
               <w:rPr>
                 <w:sz w:val="24"/>
                 <w:szCs w:val="24"/>
@@ -4448,7 +4629,7 @@
           </w:p>
           <w:p>
             <w:pPr>
-              <w:jc w:val="center"/>
+              <w:jc w:val="both"/>
               <w:rPr>
                 <w:sz w:val="24"/>
                 <w:szCs w:val="24"/>
@@ -4464,7 +4645,7 @@
           </w:p>
           <w:p>
             <w:pPr>
-              <w:jc w:val="center"/>
+              <w:jc w:val="both"/>
               <w:rPr>
                 <w:sz w:val="24"/>
                 <w:szCs w:val="24"/>
@@ -4478,7 +4659,7 @@
           </w:tcPr>
           <w:p>
             <w:pPr>
-              <w:jc w:val="center"/>
+              <w:jc w:val="both"/>
               <w:rPr>
                 <w:sz w:val="24"/>
                 <w:szCs w:val="24"/>
@@ -4494,7 +4675,7 @@
           </w:p>
           <w:p>
             <w:pPr>
-              <w:jc w:val="center"/>
+              <w:jc w:val="both"/>
               <w:rPr>
                 <w:sz w:val="24"/>
                 <w:szCs w:val="24"/>
@@ -4521,6 +4702,7 @@
           </w:tcPr>
           <w:p>
             <w:pPr>
+              <w:jc w:val="both"/>
               <w:rPr>
                 <w:b/>
                 <w:bCs/>
@@ -4563,7 +4745,7 @@
           </w:tcPr>
           <w:p>
             <w:pPr>
-              <w:jc w:val="center"/>
+              <w:jc w:val="both"/>
               <w:rPr>
                 <w:sz w:val="24"/>
                 <w:szCs w:val="24"/>
@@ -4575,6 +4757,22 @@
                 <w:szCs w:val="24"/>
               </w:rPr>
               <w:t>Login</w:t>
+            </w:r>
+          </w:p>
+          <w:p>
+            <w:pPr>
+              <w:jc w:val="both"/>
+              <w:rPr>
+                <w:sz w:val="24"/>
+                <w:szCs w:val="24"/>
+              </w:rPr>
+            </w:pPr>
+            <w:r>
+              <w:rPr>
+                <w:sz w:val="24"/>
+                <w:szCs w:val="24"/>
+              </w:rPr>
+              <w:t>Logout</w:t>
             </w:r>
           </w:p>
         </w:tc>
@@ -4584,7 +4782,7 @@
           </w:tcPr>
           <w:p>
             <w:pPr>
-              <w:jc w:val="center"/>
+              <w:jc w:val="both"/>
               <w:rPr>
                 <w:sz w:val="24"/>
                 <w:szCs w:val="24"/>
@@ -4600,7 +4798,7 @@
           </w:p>
           <w:p>
             <w:pPr>
-              <w:jc w:val="center"/>
+              <w:jc w:val="both"/>
               <w:rPr>
                 <w:sz w:val="24"/>
                 <w:szCs w:val="24"/>
@@ -4616,7 +4814,7 @@
           </w:p>
           <w:p>
             <w:pPr>
-              <w:jc w:val="center"/>
+              <w:jc w:val="both"/>
               <w:rPr>
                 <w:sz w:val="24"/>
                 <w:szCs w:val="24"/>
@@ -4632,7 +4830,7 @@
           </w:p>
           <w:p>
             <w:pPr>
-              <w:jc w:val="center"/>
+              <w:jc w:val="both"/>
               <w:rPr>
                 <w:sz w:val="24"/>
                 <w:szCs w:val="24"/>
@@ -4653,7 +4851,7 @@
           </w:tcPr>
           <w:p>
             <w:pPr>
-              <w:jc w:val="center"/>
+              <w:jc w:val="both"/>
               <w:rPr>
                 <w:sz w:val="24"/>
                 <w:szCs w:val="24"/>
@@ -4667,7 +4865,7 @@
           </w:tcPr>
           <w:p>
             <w:pPr>
-              <w:jc w:val="center"/>
+              <w:jc w:val="both"/>
               <w:rPr>
                 <w:sz w:val="24"/>
                 <w:szCs w:val="24"/>
@@ -4681,7 +4879,7 @@
           </w:tcPr>
           <w:p>
             <w:pPr>
-              <w:jc w:val="center"/>
+              <w:jc w:val="both"/>
               <w:rPr>
                 <w:sz w:val="24"/>
                 <w:szCs w:val="24"/>
@@ -4701,6 +4899,7 @@
           </w:tcPr>
           <w:p>
             <w:pPr>
+              <w:jc w:val="both"/>
               <w:rPr>
                 <w:b/>
                 <w:bCs/>
@@ -4725,7 +4924,7 @@
           </w:tcPr>
           <w:p>
             <w:pPr>
-              <w:jc w:val="center"/>
+              <w:jc w:val="both"/>
               <w:rPr>
                 <w:sz w:val="24"/>
                 <w:szCs w:val="24"/>
@@ -4737,6 +4936,22 @@
                 <w:szCs w:val="24"/>
               </w:rPr>
               <w:t>Login</w:t>
+            </w:r>
+          </w:p>
+          <w:p>
+            <w:pPr>
+              <w:jc w:val="both"/>
+              <w:rPr>
+                <w:sz w:val="24"/>
+                <w:szCs w:val="24"/>
+              </w:rPr>
+            </w:pPr>
+            <w:r>
+              <w:rPr>
+                <w:sz w:val="24"/>
+                <w:szCs w:val="24"/>
+              </w:rPr>
+              <w:t>Logout</w:t>
             </w:r>
           </w:p>
         </w:tc>
@@ -4746,7 +4961,7 @@
           </w:tcPr>
           <w:p>
             <w:pPr>
-              <w:jc w:val="center"/>
+              <w:jc w:val="both"/>
               <w:rPr>
                 <w:sz w:val="24"/>
                 <w:szCs w:val="24"/>
@@ -4762,7 +4977,7 @@
           </w:p>
           <w:p>
             <w:pPr>
-              <w:jc w:val="center"/>
+              <w:jc w:val="both"/>
               <w:rPr>
                 <w:sz w:val="24"/>
                 <w:szCs w:val="24"/>
@@ -4783,7 +4998,7 @@
           </w:tcPr>
           <w:p>
             <w:pPr>
-              <w:jc w:val="center"/>
+              <w:jc w:val="both"/>
               <w:rPr>
                 <w:sz w:val="24"/>
                 <w:szCs w:val="24"/>
@@ -4799,7 +5014,7 @@
           </w:p>
           <w:p>
             <w:pPr>
-              <w:jc w:val="center"/>
+              <w:jc w:val="both"/>
               <w:rPr>
                 <w:sz w:val="24"/>
                 <w:szCs w:val="24"/>
@@ -4820,7 +5035,7 @@
           </w:tcPr>
           <w:p>
             <w:pPr>
-              <w:jc w:val="center"/>
+              <w:jc w:val="both"/>
               <w:rPr>
                 <w:sz w:val="24"/>
                 <w:szCs w:val="24"/>
@@ -4834,7 +5049,7 @@
           </w:tcPr>
           <w:p>
             <w:pPr>
-              <w:jc w:val="center"/>
+              <w:jc w:val="both"/>
               <w:rPr>
                 <w:sz w:val="24"/>
                 <w:szCs w:val="24"/>
@@ -4854,6 +5069,7 @@
           </w:tcPr>
           <w:p>
             <w:pPr>
+              <w:jc w:val="both"/>
               <w:rPr>
                 <w:b/>
                 <w:bCs/>
@@ -4878,7 +5094,7 @@
           </w:tcPr>
           <w:p>
             <w:pPr>
-              <w:jc w:val="center"/>
+              <w:jc w:val="both"/>
               <w:rPr>
                 <w:sz w:val="24"/>
                 <w:szCs w:val="24"/>
@@ -4894,7 +5110,7 @@
           </w:p>
           <w:p>
             <w:pPr>
-              <w:jc w:val="center"/>
+              <w:jc w:val="both"/>
               <w:rPr>
                 <w:sz w:val="24"/>
                 <w:szCs w:val="24"/>
@@ -4906,6 +5122,22 @@
                 <w:szCs w:val="24"/>
               </w:rPr>
               <w:t>Modifica</w:t>
+            </w:r>
+          </w:p>
+          <w:p>
+            <w:pPr>
+              <w:jc w:val="both"/>
+              <w:rPr>
+                <w:sz w:val="24"/>
+                <w:szCs w:val="24"/>
+              </w:rPr>
+            </w:pPr>
+            <w:r>
+              <w:rPr>
+                <w:sz w:val="24"/>
+                <w:szCs w:val="24"/>
+              </w:rPr>
+              <w:t>Logout</w:t>
             </w:r>
           </w:p>
         </w:tc>
@@ -4915,7 +5147,7 @@
           </w:tcPr>
           <w:p>
             <w:pPr>
-              <w:jc w:val="center"/>
+              <w:jc w:val="both"/>
               <w:rPr>
                 <w:sz w:val="24"/>
                 <w:szCs w:val="24"/>
@@ -4929,7 +5161,7 @@
           </w:tcPr>
           <w:p>
             <w:pPr>
-              <w:jc w:val="center"/>
+              <w:jc w:val="both"/>
               <w:rPr>
                 <w:sz w:val="24"/>
                 <w:szCs w:val="24"/>
@@ -4943,7 +5175,7 @@
           </w:tcPr>
           <w:p>
             <w:pPr>
-              <w:jc w:val="center"/>
+              <w:jc w:val="both"/>
               <w:rPr>
                 <w:sz w:val="24"/>
                 <w:szCs w:val="24"/>
@@ -4959,7 +5191,7 @@
           </w:p>
           <w:p>
             <w:pPr>
-              <w:jc w:val="center"/>
+              <w:jc w:val="both"/>
               <w:rPr>
                 <w:sz w:val="24"/>
                 <w:szCs w:val="24"/>
@@ -4980,7 +5212,7 @@
           </w:tcPr>
           <w:p>
             <w:pPr>
-              <w:jc w:val="center"/>
+              <w:jc w:val="both"/>
               <w:rPr>
                 <w:sz w:val="24"/>
                 <w:szCs w:val="24"/>
@@ -4992,14 +5224,16 @@
     </w:tbl>
     <w:p>
       <w:pPr>
-        <w:rPr>
-          <w:sz w:val="28"/>
-          <w:szCs w:val="28"/>
-        </w:rPr>
-      </w:pPr>
-    </w:p>
-    <w:p>
-      <w:pPr>
+        <w:jc w:val="both"/>
+        <w:rPr>
+          <w:sz w:val="28"/>
+          <w:szCs w:val="28"/>
+        </w:rPr>
+      </w:pPr>
+    </w:p>
+    <w:p>
+      <w:pPr>
+        <w:jc w:val="both"/>
         <w:rPr>
           <w:b/>
           <w:bCs/>
@@ -5019,6 +5253,7 @@
     </w:p>
     <w:p>
       <w:pPr>
+        <w:jc w:val="both"/>
         <w:rPr>
           <w:sz w:val="28"/>
           <w:szCs w:val="28"/>
@@ -5034,6 +5269,7 @@
     </w:p>
     <w:p>
       <w:pPr>
+        <w:jc w:val="both"/>
         <w:rPr>
           <w:sz w:val="28"/>
           <w:szCs w:val="28"/>
@@ -5063,6 +5299,993 @@
     </w:p>
     <w:p>
       <w:pPr>
+        <w:jc w:val="both"/>
+        <w:rPr>
+          <w:sz w:val="28"/>
+          <w:szCs w:val="28"/>
+        </w:rPr>
+      </w:pPr>
+    </w:p>
+    <w:p>
+      <w:pPr>
+        <w:jc w:val="both"/>
+        <w:rPr>
+          <w:sz w:val="28"/>
+          <w:szCs w:val="28"/>
+        </w:rPr>
+      </w:pPr>
+      <w:r>
+        <w:rPr>
+          <w:b/>
+          <w:bCs/>
+          <w:sz w:val="28"/>
+          <w:szCs w:val="28"/>
+        </w:rPr>
+        <w:t>Utente non loggato</w:t>
+      </w:r>
+      <w:r>
+        <w:rPr>
+          <w:b/>
+          <w:bCs/>
+          <w:sz w:val="28"/>
+          <w:szCs w:val="28"/>
+        </w:rPr>
+        <w:t xml:space="preserve"> </w:t>
+      </w:r>
+      <w:r>
+        <w:rPr>
+          <w:sz w:val="28"/>
+          <w:szCs w:val="28"/>
+        </w:rPr>
+        <w:t>può solamente visionare il sito ed eventualmente effettuare il processo di registrazione o di Login.</w:t>
+      </w:r>
+    </w:p>
+    <w:p>
+      <w:pPr>
+        <w:jc w:val="both"/>
+        <w:rPr>
+          <w:sz w:val="28"/>
+          <w:szCs w:val="28"/>
+        </w:rPr>
+      </w:pPr>
+      <w:r>
+        <w:rPr>
+          <w:b/>
+          <w:bCs/>
+          <w:sz w:val="28"/>
+          <w:szCs w:val="28"/>
+        </w:rPr>
+        <w:t>Utente loggat</w:t>
+      </w:r>
+      <w:r>
+        <w:rPr>
+          <w:b/>
+          <w:bCs/>
+          <w:sz w:val="28"/>
+          <w:szCs w:val="28"/>
+        </w:rPr>
+        <w:t>o</w:t>
+      </w:r>
+      <w:r>
+        <w:rPr>
+          <w:sz w:val="28"/>
+          <w:szCs w:val="28"/>
+        </w:rPr>
+        <w:t xml:space="preserve"> </w:t>
+      </w:r>
+      <w:r>
+        <w:rPr>
+          <w:sz w:val="28"/>
+          <w:szCs w:val="28"/>
+        </w:rPr>
+        <w:t>rispetto all’utente non loggato può gestire la propria anagrafica e può effettuare un ordine. Inoltre, può interagire con i prodotti rilasciando/visualizzando feedback.</w:t>
+      </w:r>
+    </w:p>
+    <w:p>
+      <w:pPr>
+        <w:jc w:val="both"/>
+        <w:rPr>
+          <w:sz w:val="28"/>
+          <w:szCs w:val="28"/>
+        </w:rPr>
+      </w:pPr>
+      <w:r>
+        <w:rPr>
+          <w:b/>
+          <w:bCs/>
+          <w:sz w:val="28"/>
+          <w:szCs w:val="28"/>
+        </w:rPr>
+        <w:t>Gestore Catalogo</w:t>
+      </w:r>
+      <w:r>
+        <w:rPr>
+          <w:b/>
+          <w:bCs/>
+          <w:sz w:val="28"/>
+          <w:szCs w:val="28"/>
+        </w:rPr>
+        <w:t xml:space="preserve"> </w:t>
+      </w:r>
+      <w:r>
+        <w:rPr>
+          <w:sz w:val="28"/>
+          <w:szCs w:val="28"/>
+        </w:rPr>
+        <w:t>si occupa della manutenzione</w:t>
+      </w:r>
+      <w:r>
+        <w:rPr>
+          <w:sz w:val="28"/>
+          <w:szCs w:val="28"/>
+        </w:rPr>
+        <w:t xml:space="preserve"> del catalogo effettuando operazioni di aggiunta/modifica/rimozione degli articoli.</w:t>
+      </w:r>
+    </w:p>
+    <w:p>
+      <w:pPr>
+        <w:jc w:val="both"/>
+        <w:rPr>
+          <w:sz w:val="28"/>
+          <w:szCs w:val="28"/>
+        </w:rPr>
+      </w:pPr>
+      <w:r>
+        <w:rPr>
+          <w:b/>
+          <w:bCs/>
+          <w:sz w:val="28"/>
+          <w:szCs w:val="28"/>
+        </w:rPr>
+        <w:t>Gestore Magazzino</w:t>
+      </w:r>
+      <w:r>
+        <w:rPr>
+          <w:sz w:val="28"/>
+          <w:szCs w:val="28"/>
+        </w:rPr>
+        <w:t xml:space="preserve"> si occupa del carico dei prodotti in magazzino e di completare il processo di spedizione degli ordini.</w:t>
+      </w:r>
+    </w:p>
+    <w:p>
+      <w:pPr>
+        <w:jc w:val="both"/>
+        <w:rPr>
+          <w:sz w:val="28"/>
+          <w:szCs w:val="28"/>
+        </w:rPr>
+      </w:pPr>
+      <w:r>
+        <w:rPr>
+          <w:b/>
+          <w:bCs/>
+          <w:sz w:val="28"/>
+          <w:szCs w:val="28"/>
+        </w:rPr>
+        <w:t xml:space="preserve">Gestore Utenti </w:t>
+      </w:r>
+      <w:r>
+        <w:rPr>
+          <w:sz w:val="28"/>
+          <w:szCs w:val="28"/>
+        </w:rPr>
+        <w:t>si occupa di gestire le richieste degli utenti</w:t>
+      </w:r>
+      <w:r>
+        <w:rPr>
+          <w:sz w:val="28"/>
+          <w:szCs w:val="28"/>
+        </w:rPr>
+        <w:t>,</w:t>
+      </w:r>
+      <w:r>
+        <w:rPr>
+          <w:sz w:val="28"/>
+          <w:szCs w:val="28"/>
+        </w:rPr>
+        <w:t xml:space="preserve"> di supervisionare il loro </w:t>
+      </w:r>
+      <w:r>
+        <w:rPr>
+          <w:i/>
+          <w:iCs/>
+          <w:sz w:val="28"/>
+          <w:szCs w:val="28"/>
+        </w:rPr>
+        <w:t>comportamenti</w:t>
+      </w:r>
+      <w:r>
+        <w:rPr>
+          <w:i/>
+          <w:iCs/>
+          <w:sz w:val="28"/>
+          <w:szCs w:val="28"/>
+        </w:rPr>
+        <w:t xml:space="preserve"> </w:t>
+      </w:r>
+      <w:r>
+        <w:rPr>
+          <w:sz w:val="28"/>
+          <w:szCs w:val="28"/>
+        </w:rPr>
+        <w:t xml:space="preserve">ed </w:t>
+      </w:r>
+      <w:r>
+        <w:rPr>
+          <w:sz w:val="28"/>
+          <w:szCs w:val="28"/>
+        </w:rPr>
+        <w:t>eventualmen</w:t>
+      </w:r>
+      <w:r>
+        <w:rPr>
+          <w:sz w:val="28"/>
+          <w:szCs w:val="28"/>
+        </w:rPr>
+        <w:t xml:space="preserve">te prendere provvedimenti. </w:t>
+      </w:r>
+    </w:p>
+    <w:p>
+      <w:pPr>
+        <w:jc w:val="both"/>
+        <w:rPr>
+          <w:sz w:val="28"/>
+          <w:szCs w:val="28"/>
+        </w:rPr>
+      </w:pPr>
+    </w:p>
+    <w:p>
+      <w:pPr>
+        <w:pStyle w:val="Titolo1"/>
+        <w:jc w:val="both"/>
+        <w:rPr>
+          <w:rFonts w:ascii="Times New Roman" w:hAnsi="Times New Roman" w:cs="Times New Roman"/>
+          <w:b/>
+          <w:bCs/>
+          <w:color w:val="000000" w:themeColor="text1"/>
+        </w:rPr>
+      </w:pPr>
+      <w:r>
+        <w:rPr>
+          <w:rFonts w:ascii="Times New Roman" w:hAnsi="Times New Roman" w:cs="Times New Roman"/>
+          <w:b/>
+          <w:bCs/>
+          <w:color w:val="000000" w:themeColor="text1"/>
+        </w:rPr>
+        <w:t xml:space="preserve">Controllo </w:t>
+      </w:r>
+      <w:r>
+        <w:rPr>
+          <w:rFonts w:ascii="Times New Roman" w:hAnsi="Times New Roman" w:cs="Times New Roman"/>
+          <w:b/>
+          <w:bCs/>
+          <w:color w:val="000000" w:themeColor="text1"/>
+        </w:rPr>
+        <w:t>Software Globale</w:t>
+      </w:r>
+    </w:p>
+    <w:p>
+      <w:pPr>
+        <w:rPr>
+          <w:sz w:val="28"/>
+          <w:szCs w:val="28"/>
+        </w:rPr>
+      </w:pPr>
+      <w:r>
+        <w:rPr>
+          <w:sz w:val="28"/>
+          <w:szCs w:val="28"/>
+        </w:rPr>
+        <w:t xml:space="preserve">Il sistema si basa su un controllo del flusso </w:t>
+      </w:r>
+      <w:r>
+        <w:rPr>
+          <w:b/>
+          <w:bCs/>
+          <w:i/>
+          <w:iCs/>
+          <w:sz w:val="28"/>
+          <w:szCs w:val="28"/>
+        </w:rPr>
+        <w:t>esplicito</w:t>
+      </w:r>
+      <w:r>
+        <w:rPr>
+          <w:sz w:val="28"/>
+          <w:szCs w:val="28"/>
+        </w:rPr>
+        <w:t xml:space="preserve">, in particolare un controllo </w:t>
+      </w:r>
+      <w:r>
+        <w:rPr>
+          <w:b/>
+          <w:bCs/>
+          <w:i/>
+          <w:iCs/>
+          <w:sz w:val="28"/>
+          <w:szCs w:val="28"/>
+        </w:rPr>
+        <w:t>centralizzato</w:t>
+      </w:r>
+      <w:r>
+        <w:rPr>
+          <w:sz w:val="28"/>
+          <w:szCs w:val="28"/>
+        </w:rPr>
+        <w:t xml:space="preserve"> di tipo </w:t>
+      </w:r>
+      <w:r>
+        <w:rPr>
+          <w:b/>
+          <w:bCs/>
+          <w:i/>
+          <w:iCs/>
+          <w:sz w:val="28"/>
+          <w:szCs w:val="28"/>
+        </w:rPr>
+        <w:t>Event-driven</w:t>
+      </w:r>
+      <w:r>
+        <w:rPr>
+          <w:sz w:val="28"/>
+          <w:szCs w:val="28"/>
+        </w:rPr>
+        <w:t xml:space="preserve"> dove il controllo risiede </w:t>
+      </w:r>
+      <w:r>
+        <w:rPr>
+          <w:sz w:val="28"/>
+          <w:szCs w:val="28"/>
+        </w:rPr>
+        <w:t xml:space="preserve">nel Web </w:t>
+      </w:r>
+      <w:r>
+        <w:rPr>
+          <w:sz w:val="28"/>
+          <w:szCs w:val="28"/>
+        </w:rPr>
+        <w:t>Server, il</w:t>
+      </w:r>
+      <w:r>
+        <w:rPr>
+          <w:sz w:val="28"/>
+          <w:szCs w:val="28"/>
+        </w:rPr>
+        <w:t xml:space="preserve"> quale gestisce le richieste dei client. Il Web Server invoca le Servlet </w:t>
+      </w:r>
+      <w:r>
+        <w:rPr>
+          <w:sz w:val="28"/>
+          <w:szCs w:val="28"/>
+        </w:rPr>
+        <w:t>per</w:t>
+      </w:r>
+      <w:r>
+        <w:rPr>
+          <w:sz w:val="28"/>
+          <w:szCs w:val="28"/>
+        </w:rPr>
+        <w:t xml:space="preserve"> l’elaborazione delle richieste, interagendo con il DBMS. Infine, il Web Server genererà delle pagine JSP con i dati richiesti dall’utente. </w:t>
+      </w:r>
+    </w:p>
+    <w:p>
+      <w:pPr>
+        <w:rPr>
+          <w:sz w:val="28"/>
+          <w:szCs w:val="28"/>
+        </w:rPr>
+      </w:pPr>
+    </w:p>
+    <w:p>
+      <w:pPr>
+        <w:pStyle w:val="Titolo1"/>
+        <w:jc w:val="both"/>
+        <w:rPr>
+          <w:rFonts w:ascii="Times New Roman" w:hAnsi="Times New Roman" w:cs="Times New Roman"/>
+          <w:b/>
+          <w:bCs/>
+          <w:color w:val="000000" w:themeColor="text1"/>
+        </w:rPr>
+      </w:pPr>
+      <w:r>
+        <w:rPr>
+          <w:rFonts w:ascii="Times New Roman" w:hAnsi="Times New Roman" w:cs="Times New Roman"/>
+          <w:b/>
+          <w:bCs/>
+          <w:color w:val="000000" w:themeColor="text1"/>
+        </w:rPr>
+        <w:lastRenderedPageBreak/>
+        <w:t>Servizi dei Sottosistemi</w:t>
+      </w:r>
+    </w:p>
+    <w:p>
+      <w:pPr>
+        <w:rPr>
+          <w:sz w:val="28"/>
+          <w:szCs w:val="28"/>
+        </w:rPr>
+      </w:pPr>
+      <w:r>
+        <w:rPr>
+          <w:sz w:val="28"/>
+          <w:szCs w:val="28"/>
+        </w:rPr>
+        <w:t>Account:</w:t>
+      </w:r>
+    </w:p>
+    <w:p>
+      <w:pPr>
+        <w:pStyle w:val="Paragrafoelenco"/>
+        <w:numPr>
+          <w:ilvl w:val="0"/>
+          <w:numId w:val="32"/>
+        </w:numPr>
+        <w:rPr>
+          <w:sz w:val="28"/>
+          <w:szCs w:val="28"/>
+        </w:rPr>
+      </w:pPr>
+      <w:r>
+        <w:rPr>
+          <w:sz w:val="28"/>
+          <w:szCs w:val="28"/>
+        </w:rPr>
+        <w:t>Login</w:t>
+      </w:r>
+    </w:p>
+    <w:p>
+      <w:pPr>
+        <w:pStyle w:val="Paragrafoelenco"/>
+        <w:numPr>
+          <w:ilvl w:val="0"/>
+          <w:numId w:val="32"/>
+        </w:numPr>
+        <w:rPr>
+          <w:sz w:val="28"/>
+          <w:szCs w:val="28"/>
+        </w:rPr>
+      </w:pPr>
+      <w:r>
+        <w:rPr>
+          <w:sz w:val="28"/>
+          <w:szCs w:val="28"/>
+        </w:rPr>
+        <w:t>Logout</w:t>
+      </w:r>
+    </w:p>
+    <w:p>
+      <w:pPr>
+        <w:pStyle w:val="Paragrafoelenco"/>
+        <w:numPr>
+          <w:ilvl w:val="0"/>
+          <w:numId w:val="32"/>
+        </w:numPr>
+        <w:rPr>
+          <w:sz w:val="28"/>
+          <w:szCs w:val="28"/>
+        </w:rPr>
+      </w:pPr>
+      <w:r>
+        <w:rPr>
+          <w:sz w:val="28"/>
+          <w:szCs w:val="28"/>
+        </w:rPr>
+        <w:t>Registrazione</w:t>
+      </w:r>
+    </w:p>
+    <w:p>
+      <w:pPr>
+        <w:pStyle w:val="Paragrafoelenco"/>
+        <w:numPr>
+          <w:ilvl w:val="0"/>
+          <w:numId w:val="32"/>
+        </w:numPr>
+        <w:rPr>
+          <w:sz w:val="28"/>
+          <w:szCs w:val="28"/>
+        </w:rPr>
+      </w:pPr>
+      <w:r>
+        <w:rPr>
+          <w:sz w:val="28"/>
+          <w:szCs w:val="28"/>
+        </w:rPr>
+        <w:t>Visualizza informazioni personali</w:t>
+      </w:r>
+    </w:p>
+    <w:p>
+      <w:pPr>
+        <w:pStyle w:val="Paragrafoelenco"/>
+        <w:numPr>
+          <w:ilvl w:val="0"/>
+          <w:numId w:val="32"/>
+        </w:numPr>
+        <w:rPr>
+          <w:sz w:val="28"/>
+          <w:szCs w:val="28"/>
+        </w:rPr>
+      </w:pPr>
+      <w:r>
+        <w:rPr>
+          <w:sz w:val="28"/>
+          <w:szCs w:val="28"/>
+        </w:rPr>
+        <w:t>Modifica informazioni personali</w:t>
+      </w:r>
+    </w:p>
+    <w:p>
+      <w:pPr>
+        <w:rPr>
+          <w:sz w:val="28"/>
+          <w:szCs w:val="28"/>
+        </w:rPr>
+      </w:pPr>
+      <w:r>
+        <w:rPr>
+          <w:sz w:val="28"/>
+          <w:szCs w:val="28"/>
+        </w:rPr>
+        <w:t>Articolo:</w:t>
+      </w:r>
+    </w:p>
+    <w:p>
+      <w:pPr>
+        <w:pStyle w:val="Paragrafoelenco"/>
+        <w:numPr>
+          <w:ilvl w:val="0"/>
+          <w:numId w:val="33"/>
+        </w:numPr>
+        <w:rPr>
+          <w:sz w:val="28"/>
+          <w:szCs w:val="28"/>
+        </w:rPr>
+      </w:pPr>
+      <w:r>
+        <w:rPr>
+          <w:sz w:val="28"/>
+          <w:szCs w:val="28"/>
+        </w:rPr>
+        <w:t>Visualizza articolo</w:t>
+      </w:r>
+    </w:p>
+    <w:p>
+      <w:pPr>
+        <w:pStyle w:val="Paragrafoelenco"/>
+        <w:numPr>
+          <w:ilvl w:val="0"/>
+          <w:numId w:val="33"/>
+        </w:numPr>
+        <w:rPr>
+          <w:sz w:val="28"/>
+          <w:szCs w:val="28"/>
+        </w:rPr>
+      </w:pPr>
+      <w:r>
+        <w:rPr>
+          <w:sz w:val="28"/>
+          <w:szCs w:val="28"/>
+        </w:rPr>
+        <w:t>Aggiungi articolo</w:t>
+      </w:r>
+    </w:p>
+    <w:p>
+      <w:pPr>
+        <w:pStyle w:val="Paragrafoelenco"/>
+        <w:numPr>
+          <w:ilvl w:val="0"/>
+          <w:numId w:val="33"/>
+        </w:numPr>
+        <w:rPr>
+          <w:sz w:val="28"/>
+          <w:szCs w:val="28"/>
+        </w:rPr>
+      </w:pPr>
+      <w:r>
+        <w:rPr>
+          <w:sz w:val="28"/>
+          <w:szCs w:val="28"/>
+        </w:rPr>
+        <w:t>Modifica articolo</w:t>
+      </w:r>
+    </w:p>
+    <w:p>
+      <w:pPr>
+        <w:pStyle w:val="Paragrafoelenco"/>
+        <w:numPr>
+          <w:ilvl w:val="0"/>
+          <w:numId w:val="33"/>
+        </w:numPr>
+        <w:rPr>
+          <w:sz w:val="28"/>
+          <w:szCs w:val="28"/>
+        </w:rPr>
+      </w:pPr>
+      <w:r>
+        <w:rPr>
+          <w:sz w:val="28"/>
+          <w:szCs w:val="28"/>
+        </w:rPr>
+        <w:t>Rimuovi articolo</w:t>
+      </w:r>
+    </w:p>
+    <w:p>
+      <w:pPr>
+        <w:pStyle w:val="Paragrafoelenco"/>
+        <w:numPr>
+          <w:ilvl w:val="0"/>
+          <w:numId w:val="33"/>
+        </w:numPr>
+        <w:rPr>
+          <w:sz w:val="28"/>
+          <w:szCs w:val="28"/>
+        </w:rPr>
+      </w:pPr>
+      <w:r>
+        <w:rPr>
+          <w:sz w:val="28"/>
+          <w:szCs w:val="28"/>
+        </w:rPr>
+        <w:t>Aggiorna articolo</w:t>
+      </w:r>
+    </w:p>
+    <w:p>
+      <w:pPr>
+        <w:pStyle w:val="Paragrafoelenco"/>
+        <w:numPr>
+          <w:ilvl w:val="0"/>
+          <w:numId w:val="33"/>
+        </w:numPr>
+        <w:rPr>
+          <w:sz w:val="28"/>
+          <w:szCs w:val="28"/>
+        </w:rPr>
+      </w:pPr>
+      <w:r>
+        <w:rPr>
+          <w:sz w:val="28"/>
+          <w:szCs w:val="28"/>
+        </w:rPr>
+        <w:t>Ricerca articolo</w:t>
+      </w:r>
+    </w:p>
+    <w:p>
+      <w:pPr>
+        <w:pStyle w:val="Paragrafoelenco"/>
+        <w:numPr>
+          <w:ilvl w:val="0"/>
+          <w:numId w:val="33"/>
+        </w:numPr>
+        <w:rPr>
+          <w:sz w:val="28"/>
+          <w:szCs w:val="28"/>
+        </w:rPr>
+      </w:pPr>
+      <w:r>
+        <w:rPr>
+          <w:sz w:val="28"/>
+          <w:szCs w:val="28"/>
+        </w:rPr>
+        <w:t>Visualizza recensione</w:t>
+      </w:r>
+    </w:p>
+    <w:p>
+      <w:pPr>
+        <w:pStyle w:val="Paragrafoelenco"/>
+        <w:numPr>
+          <w:ilvl w:val="0"/>
+          <w:numId w:val="33"/>
+        </w:numPr>
+        <w:rPr>
+          <w:sz w:val="28"/>
+          <w:szCs w:val="28"/>
+        </w:rPr>
+      </w:pPr>
+      <w:r>
+        <w:rPr>
+          <w:sz w:val="28"/>
+          <w:szCs w:val="28"/>
+        </w:rPr>
+        <w:t xml:space="preserve">Visualizza storico </w:t>
+      </w:r>
+      <w:r>
+        <w:rPr>
+          <w:sz w:val="28"/>
+          <w:szCs w:val="28"/>
+        </w:rPr>
+        <w:t>delle recensioni</w:t>
+      </w:r>
+    </w:p>
+    <w:p>
+      <w:pPr>
+        <w:pStyle w:val="Paragrafoelenco"/>
+        <w:numPr>
+          <w:ilvl w:val="0"/>
+          <w:numId w:val="33"/>
+        </w:numPr>
+        <w:rPr>
+          <w:sz w:val="28"/>
+          <w:szCs w:val="28"/>
+        </w:rPr>
+      </w:pPr>
+      <w:r>
+        <w:rPr>
+          <w:sz w:val="28"/>
+          <w:szCs w:val="28"/>
+        </w:rPr>
+        <w:t>Aggiungi recensione</w:t>
+      </w:r>
+    </w:p>
+    <w:p>
+      <w:pPr>
+        <w:pStyle w:val="Paragrafoelenco"/>
+        <w:numPr>
+          <w:ilvl w:val="0"/>
+          <w:numId w:val="33"/>
+        </w:numPr>
+        <w:rPr>
+          <w:sz w:val="28"/>
+          <w:szCs w:val="28"/>
+        </w:rPr>
+      </w:pPr>
+      <w:r>
+        <w:rPr>
+          <w:sz w:val="28"/>
+          <w:szCs w:val="28"/>
+        </w:rPr>
+        <w:t>Modifica recensione</w:t>
+      </w:r>
+    </w:p>
+    <w:p>
+      <w:pPr>
+        <w:pStyle w:val="Paragrafoelenco"/>
+        <w:numPr>
+          <w:ilvl w:val="0"/>
+          <w:numId w:val="33"/>
+        </w:numPr>
+        <w:rPr>
+          <w:sz w:val="28"/>
+          <w:szCs w:val="28"/>
+        </w:rPr>
+      </w:pPr>
+      <w:r>
+        <w:rPr>
+          <w:sz w:val="28"/>
+          <w:szCs w:val="28"/>
+        </w:rPr>
+        <w:t>Rimuovi recensione</w:t>
+      </w:r>
+    </w:p>
+    <w:p>
+      <w:pPr>
+        <w:rPr>
+          <w:sz w:val="28"/>
+          <w:szCs w:val="28"/>
+        </w:rPr>
+      </w:pPr>
+      <w:r>
+        <w:rPr>
+          <w:sz w:val="28"/>
+          <w:szCs w:val="28"/>
+        </w:rPr>
+        <w:t>Checkout:</w:t>
+      </w:r>
+    </w:p>
+    <w:p>
+      <w:pPr>
+        <w:pStyle w:val="Paragrafoelenco"/>
+        <w:numPr>
+          <w:ilvl w:val="0"/>
+          <w:numId w:val="34"/>
+        </w:numPr>
+        <w:rPr>
+          <w:sz w:val="28"/>
+          <w:szCs w:val="28"/>
+        </w:rPr>
+      </w:pPr>
+      <w:r>
+        <w:rPr>
+          <w:sz w:val="28"/>
+          <w:szCs w:val="28"/>
+        </w:rPr>
+        <w:t>Scelta metodo di pagamento</w:t>
+      </w:r>
+    </w:p>
+    <w:p>
+      <w:pPr>
+        <w:pStyle w:val="Paragrafoelenco"/>
+        <w:numPr>
+          <w:ilvl w:val="0"/>
+          <w:numId w:val="34"/>
+        </w:numPr>
+        <w:rPr>
+          <w:sz w:val="28"/>
+          <w:szCs w:val="28"/>
+        </w:rPr>
+      </w:pPr>
+      <w:r>
+        <w:rPr>
+          <w:sz w:val="28"/>
+          <w:szCs w:val="28"/>
+        </w:rPr>
+        <w:t>Aggiungi informazioni di spedizione</w:t>
+      </w:r>
+    </w:p>
+    <w:p>
+      <w:pPr>
+        <w:rPr>
+          <w:sz w:val="28"/>
+          <w:szCs w:val="28"/>
+        </w:rPr>
+      </w:pPr>
+      <w:r>
+        <w:rPr>
+          <w:sz w:val="28"/>
+          <w:szCs w:val="28"/>
+        </w:rPr>
+        <w:t>Ordine:</w:t>
+      </w:r>
+    </w:p>
+    <w:p>
+      <w:pPr>
+        <w:pStyle w:val="Paragrafoelenco"/>
+        <w:numPr>
+          <w:ilvl w:val="0"/>
+          <w:numId w:val="35"/>
+        </w:numPr>
+        <w:rPr>
+          <w:sz w:val="28"/>
+          <w:szCs w:val="28"/>
+        </w:rPr>
+      </w:pPr>
+      <w:r>
+        <w:rPr>
+          <w:sz w:val="28"/>
+          <w:szCs w:val="28"/>
+        </w:rPr>
+        <w:t>Aggiungi articolo</w:t>
+      </w:r>
+    </w:p>
+    <w:p>
+      <w:pPr>
+        <w:pStyle w:val="Paragrafoelenco"/>
+        <w:numPr>
+          <w:ilvl w:val="0"/>
+          <w:numId w:val="35"/>
+        </w:numPr>
+        <w:rPr>
+          <w:sz w:val="28"/>
+          <w:szCs w:val="28"/>
+        </w:rPr>
+      </w:pPr>
+      <w:r>
+        <w:rPr>
+          <w:sz w:val="28"/>
+          <w:szCs w:val="28"/>
+        </w:rPr>
+        <w:t>Rimuovi articolo</w:t>
+      </w:r>
+    </w:p>
+    <w:p>
+      <w:pPr>
+        <w:pStyle w:val="Paragrafoelenco"/>
+        <w:numPr>
+          <w:ilvl w:val="0"/>
+          <w:numId w:val="35"/>
+        </w:numPr>
+        <w:rPr>
+          <w:sz w:val="28"/>
+          <w:szCs w:val="28"/>
+        </w:rPr>
+      </w:pPr>
+      <w:r>
+        <w:rPr>
+          <w:sz w:val="28"/>
+          <w:szCs w:val="28"/>
+        </w:rPr>
+        <w:t>Modifica quantità articolo</w:t>
+      </w:r>
+    </w:p>
+    <w:p>
+      <w:pPr>
+        <w:pStyle w:val="Paragrafoelenco"/>
+        <w:numPr>
+          <w:ilvl w:val="0"/>
+          <w:numId w:val="35"/>
+        </w:numPr>
+        <w:rPr>
+          <w:sz w:val="28"/>
+          <w:szCs w:val="28"/>
+        </w:rPr>
+      </w:pPr>
+      <w:r>
+        <w:rPr>
+          <w:sz w:val="28"/>
+          <w:szCs w:val="28"/>
+        </w:rPr>
+        <w:t>Visualizza ordine</w:t>
+      </w:r>
+    </w:p>
+    <w:p>
+      <w:pPr>
+        <w:pStyle w:val="Paragrafoelenco"/>
+        <w:numPr>
+          <w:ilvl w:val="0"/>
+          <w:numId w:val="35"/>
+        </w:numPr>
+        <w:rPr>
+          <w:sz w:val="28"/>
+          <w:szCs w:val="28"/>
+        </w:rPr>
+      </w:pPr>
+      <w:r>
+        <w:rPr>
+          <w:sz w:val="28"/>
+          <w:szCs w:val="28"/>
+        </w:rPr>
+        <w:t>Cancella ordine</w:t>
+      </w:r>
+    </w:p>
+    <w:p>
+      <w:pPr>
+        <w:pStyle w:val="Paragrafoelenco"/>
+        <w:numPr>
+          <w:ilvl w:val="0"/>
+          <w:numId w:val="35"/>
+        </w:numPr>
+        <w:rPr>
+          <w:sz w:val="28"/>
+          <w:szCs w:val="28"/>
+        </w:rPr>
+      </w:pPr>
+      <w:r>
+        <w:rPr>
+          <w:sz w:val="28"/>
+          <w:szCs w:val="28"/>
+        </w:rPr>
+        <w:t>Visualizza storico degli ordini</w:t>
+      </w:r>
+    </w:p>
+    <w:p>
+      <w:pPr>
+        <w:rPr>
+          <w:sz w:val="28"/>
+          <w:szCs w:val="28"/>
+        </w:rPr>
+      </w:pPr>
+    </w:p>
+    <w:p>
+      <w:pPr>
+        <w:jc w:val="both"/>
+        <w:rPr>
+          <w:sz w:val="28"/>
+          <w:szCs w:val="28"/>
+        </w:rPr>
+      </w:pPr>
+    </w:p>
+    <w:p>
+      <w:pPr>
+        <w:jc w:val="both"/>
+        <w:rPr>
+          <w:i/>
+          <w:iCs/>
+          <w:sz w:val="28"/>
+          <w:szCs w:val="28"/>
+          <w:u w:val="single"/>
+        </w:rPr>
+      </w:pPr>
+    </w:p>
+    <w:p>
+      <w:pPr>
+        <w:jc w:val="both"/>
+        <w:rPr>
+          <w:sz w:val="28"/>
+          <w:szCs w:val="28"/>
+        </w:rPr>
+      </w:pPr>
+    </w:p>
+    <w:p>
+      <w:pPr>
+        <w:jc w:val="both"/>
         <w:rPr>
           <w:sz w:val="28"/>
           <w:szCs w:val="28"/>
@@ -5948,6 +7171,119 @@
     </w:lvl>
   </w:abstractNum>
   <w:abstractNum w:abstractNumId="5" w15:restartNumberingAfterBreak="0">
+    <w:nsid w:val="1CC61282"/>
+    <w:multiLevelType w:val="hybridMultilevel"/>
+    <w:tmpl w:val="867CBEB0"/>
+    <w:lvl w:ilvl="0" w:tplc="04100001">
+      <w:start w:val="1"/>
+      <w:numFmt w:val="bullet"/>
+      <w:lvlText w:val=""/>
+      <w:lvlJc w:val="left"/>
+      <w:pPr>
+        <w:ind w:left="720" w:hanging="360"/>
+      </w:pPr>
+      <w:rPr>
+        <w:rFonts w:ascii="Symbol" w:hAnsi="Symbol" w:hint="default"/>
+      </w:rPr>
+    </w:lvl>
+    <w:lvl w:ilvl="1" w:tplc="04100003" w:tentative="1">
+      <w:start w:val="1"/>
+      <w:numFmt w:val="bullet"/>
+      <w:lvlText w:val="o"/>
+      <w:lvlJc w:val="left"/>
+      <w:pPr>
+        <w:ind w:left="1440" w:hanging="360"/>
+      </w:pPr>
+      <w:rPr>
+        <w:rFonts w:ascii="Courier New" w:hAnsi="Courier New" w:cs="Courier New" w:hint="default"/>
+      </w:rPr>
+    </w:lvl>
+    <w:lvl w:ilvl="2" w:tplc="04100005" w:tentative="1">
+      <w:start w:val="1"/>
+      <w:numFmt w:val="bullet"/>
+      <w:lvlText w:val=""/>
+      <w:lvlJc w:val="left"/>
+      <w:pPr>
+        <w:ind w:left="2160" w:hanging="360"/>
+      </w:pPr>
+      <w:rPr>
+        <w:rFonts w:ascii="Wingdings" w:hAnsi="Wingdings" w:hint="default"/>
+      </w:rPr>
+    </w:lvl>
+    <w:lvl w:ilvl="3" w:tplc="04100001" w:tentative="1">
+      <w:start w:val="1"/>
+      <w:numFmt w:val="bullet"/>
+      <w:lvlText w:val=""/>
+      <w:lvlJc w:val="left"/>
+      <w:pPr>
+        <w:ind w:left="2880" w:hanging="360"/>
+      </w:pPr>
+      <w:rPr>
+        <w:rFonts w:ascii="Symbol" w:hAnsi="Symbol" w:hint="default"/>
+      </w:rPr>
+    </w:lvl>
+    <w:lvl w:ilvl="4" w:tplc="04100003" w:tentative="1">
+      <w:start w:val="1"/>
+      <w:numFmt w:val="bullet"/>
+      <w:lvlText w:val="o"/>
+      <w:lvlJc w:val="left"/>
+      <w:pPr>
+        <w:ind w:left="3600" w:hanging="360"/>
+      </w:pPr>
+      <w:rPr>
+        <w:rFonts w:ascii="Courier New" w:hAnsi="Courier New" w:cs="Courier New" w:hint="default"/>
+      </w:rPr>
+    </w:lvl>
+    <w:lvl w:ilvl="5" w:tplc="04100005" w:tentative="1">
+      <w:start w:val="1"/>
+      <w:numFmt w:val="bullet"/>
+      <w:lvlText w:val=""/>
+      <w:lvlJc w:val="left"/>
+      <w:pPr>
+        <w:ind w:left="4320" w:hanging="360"/>
+      </w:pPr>
+      <w:rPr>
+        <w:rFonts w:ascii="Wingdings" w:hAnsi="Wingdings" w:hint="default"/>
+      </w:rPr>
+    </w:lvl>
+    <w:lvl w:ilvl="6" w:tplc="04100001" w:tentative="1">
+      <w:start w:val="1"/>
+      <w:numFmt w:val="bullet"/>
+      <w:lvlText w:val=""/>
+      <w:lvlJc w:val="left"/>
+      <w:pPr>
+        <w:ind w:left="5040" w:hanging="360"/>
+      </w:pPr>
+      <w:rPr>
+        <w:rFonts w:ascii="Symbol" w:hAnsi="Symbol" w:hint="default"/>
+      </w:rPr>
+    </w:lvl>
+    <w:lvl w:ilvl="7" w:tplc="04100003" w:tentative="1">
+      <w:start w:val="1"/>
+      <w:numFmt w:val="bullet"/>
+      <w:lvlText w:val="o"/>
+      <w:lvlJc w:val="left"/>
+      <w:pPr>
+        <w:ind w:left="5760" w:hanging="360"/>
+      </w:pPr>
+      <w:rPr>
+        <w:rFonts w:ascii="Courier New" w:hAnsi="Courier New" w:cs="Courier New" w:hint="default"/>
+      </w:rPr>
+    </w:lvl>
+    <w:lvl w:ilvl="8" w:tplc="04100005" w:tentative="1">
+      <w:start w:val="1"/>
+      <w:numFmt w:val="bullet"/>
+      <w:lvlText w:val=""/>
+      <w:lvlJc w:val="left"/>
+      <w:pPr>
+        <w:ind w:left="6480" w:hanging="360"/>
+      </w:pPr>
+      <w:rPr>
+        <w:rFonts w:ascii="Wingdings" w:hAnsi="Wingdings" w:hint="default"/>
+      </w:rPr>
+    </w:lvl>
+  </w:abstractNum>
+  <w:abstractNum w:abstractNumId="6" w15:restartNumberingAfterBreak="0">
     <w:nsid w:val="1D795E47"/>
     <w:multiLevelType w:val="hybridMultilevel"/>
     <w:tmpl w:val="02F6178A"/>
@@ -6036,7 +7372,7 @@
       </w:pPr>
     </w:lvl>
   </w:abstractNum>
-  <w:abstractNum w:abstractNumId="6" w15:restartNumberingAfterBreak="0">
+  <w:abstractNum w:abstractNumId="7" w15:restartNumberingAfterBreak="0">
     <w:nsid w:val="1EC80736"/>
     <w:multiLevelType w:val="hybridMultilevel"/>
     <w:tmpl w:val="B8369712"/>
@@ -6122,7 +7458,7 @@
       </w:pPr>
     </w:lvl>
   </w:abstractNum>
-  <w:abstractNum w:abstractNumId="7" w15:restartNumberingAfterBreak="0">
+  <w:abstractNum w:abstractNumId="8" w15:restartNumberingAfterBreak="0">
     <w:nsid w:val="1FB76EB8"/>
     <w:multiLevelType w:val="hybridMultilevel"/>
     <w:tmpl w:val="CF58EE42"/>
@@ -6208,7 +7544,7 @@
       </w:pPr>
     </w:lvl>
   </w:abstractNum>
-  <w:abstractNum w:abstractNumId="8" w15:restartNumberingAfterBreak="0">
+  <w:abstractNum w:abstractNumId="9" w15:restartNumberingAfterBreak="0">
     <w:nsid w:val="207B49A5"/>
     <w:multiLevelType w:val="hybridMultilevel"/>
     <w:tmpl w:val="9B64C4FA"/>
@@ -6321,7 +7657,7 @@
       </w:rPr>
     </w:lvl>
   </w:abstractNum>
-  <w:abstractNum w:abstractNumId="9" w15:restartNumberingAfterBreak="0">
+  <w:abstractNum w:abstractNumId="10" w15:restartNumberingAfterBreak="0">
     <w:nsid w:val="254921D1"/>
     <w:multiLevelType w:val="hybridMultilevel"/>
     <w:tmpl w:val="1A1C20CC"/>
@@ -6410,7 +7746,7 @@
       </w:pPr>
     </w:lvl>
   </w:abstractNum>
-  <w:abstractNum w:abstractNumId="10" w15:restartNumberingAfterBreak="0">
+  <w:abstractNum w:abstractNumId="11" w15:restartNumberingAfterBreak="0">
     <w:nsid w:val="293923C5"/>
     <w:multiLevelType w:val="hybridMultilevel"/>
     <w:tmpl w:val="3EF23E6E"/>
@@ -6499,7 +7835,7 @@
       </w:pPr>
     </w:lvl>
   </w:abstractNum>
-  <w:abstractNum w:abstractNumId="11" w15:restartNumberingAfterBreak="0">
+  <w:abstractNum w:abstractNumId="12" w15:restartNumberingAfterBreak="0">
     <w:nsid w:val="2A204B3D"/>
     <w:multiLevelType w:val="multilevel"/>
     <w:tmpl w:val="F5D22AFC"/>
@@ -6617,7 +7953,233 @@
       </w:rPr>
     </w:lvl>
   </w:abstractNum>
-  <w:abstractNum w:abstractNumId="12" w15:restartNumberingAfterBreak="0">
+  <w:abstractNum w:abstractNumId="13" w15:restartNumberingAfterBreak="0">
+    <w:nsid w:val="34F2657E"/>
+    <w:multiLevelType w:val="hybridMultilevel"/>
+    <w:tmpl w:val="D8E206CC"/>
+    <w:lvl w:ilvl="0" w:tplc="04100001">
+      <w:start w:val="1"/>
+      <w:numFmt w:val="bullet"/>
+      <w:lvlText w:val=""/>
+      <w:lvlJc w:val="left"/>
+      <w:pPr>
+        <w:ind w:left="720" w:hanging="360"/>
+      </w:pPr>
+      <w:rPr>
+        <w:rFonts w:ascii="Symbol" w:hAnsi="Symbol" w:hint="default"/>
+      </w:rPr>
+    </w:lvl>
+    <w:lvl w:ilvl="1" w:tplc="04100003" w:tentative="1">
+      <w:start w:val="1"/>
+      <w:numFmt w:val="bullet"/>
+      <w:lvlText w:val="o"/>
+      <w:lvlJc w:val="left"/>
+      <w:pPr>
+        <w:ind w:left="1440" w:hanging="360"/>
+      </w:pPr>
+      <w:rPr>
+        <w:rFonts w:ascii="Courier New" w:hAnsi="Courier New" w:cs="Courier New" w:hint="default"/>
+      </w:rPr>
+    </w:lvl>
+    <w:lvl w:ilvl="2" w:tplc="04100005" w:tentative="1">
+      <w:start w:val="1"/>
+      <w:numFmt w:val="bullet"/>
+      <w:lvlText w:val=""/>
+      <w:lvlJc w:val="left"/>
+      <w:pPr>
+        <w:ind w:left="2160" w:hanging="360"/>
+      </w:pPr>
+      <w:rPr>
+        <w:rFonts w:ascii="Wingdings" w:hAnsi="Wingdings" w:hint="default"/>
+      </w:rPr>
+    </w:lvl>
+    <w:lvl w:ilvl="3" w:tplc="04100001" w:tentative="1">
+      <w:start w:val="1"/>
+      <w:numFmt w:val="bullet"/>
+      <w:lvlText w:val=""/>
+      <w:lvlJc w:val="left"/>
+      <w:pPr>
+        <w:ind w:left="2880" w:hanging="360"/>
+      </w:pPr>
+      <w:rPr>
+        <w:rFonts w:ascii="Symbol" w:hAnsi="Symbol" w:hint="default"/>
+      </w:rPr>
+    </w:lvl>
+    <w:lvl w:ilvl="4" w:tplc="04100003" w:tentative="1">
+      <w:start w:val="1"/>
+      <w:numFmt w:val="bullet"/>
+      <w:lvlText w:val="o"/>
+      <w:lvlJc w:val="left"/>
+      <w:pPr>
+        <w:ind w:left="3600" w:hanging="360"/>
+      </w:pPr>
+      <w:rPr>
+        <w:rFonts w:ascii="Courier New" w:hAnsi="Courier New" w:cs="Courier New" w:hint="default"/>
+      </w:rPr>
+    </w:lvl>
+    <w:lvl w:ilvl="5" w:tplc="04100005" w:tentative="1">
+      <w:start w:val="1"/>
+      <w:numFmt w:val="bullet"/>
+      <w:lvlText w:val=""/>
+      <w:lvlJc w:val="left"/>
+      <w:pPr>
+        <w:ind w:left="4320" w:hanging="360"/>
+      </w:pPr>
+      <w:rPr>
+        <w:rFonts w:ascii="Wingdings" w:hAnsi="Wingdings" w:hint="default"/>
+      </w:rPr>
+    </w:lvl>
+    <w:lvl w:ilvl="6" w:tplc="04100001" w:tentative="1">
+      <w:start w:val="1"/>
+      <w:numFmt w:val="bullet"/>
+      <w:lvlText w:val=""/>
+      <w:lvlJc w:val="left"/>
+      <w:pPr>
+        <w:ind w:left="5040" w:hanging="360"/>
+      </w:pPr>
+      <w:rPr>
+        <w:rFonts w:ascii="Symbol" w:hAnsi="Symbol" w:hint="default"/>
+      </w:rPr>
+    </w:lvl>
+    <w:lvl w:ilvl="7" w:tplc="04100003" w:tentative="1">
+      <w:start w:val="1"/>
+      <w:numFmt w:val="bullet"/>
+      <w:lvlText w:val="o"/>
+      <w:lvlJc w:val="left"/>
+      <w:pPr>
+        <w:ind w:left="5760" w:hanging="360"/>
+      </w:pPr>
+      <w:rPr>
+        <w:rFonts w:ascii="Courier New" w:hAnsi="Courier New" w:cs="Courier New" w:hint="default"/>
+      </w:rPr>
+    </w:lvl>
+    <w:lvl w:ilvl="8" w:tplc="04100005" w:tentative="1">
+      <w:start w:val="1"/>
+      <w:numFmt w:val="bullet"/>
+      <w:lvlText w:val=""/>
+      <w:lvlJc w:val="left"/>
+      <w:pPr>
+        <w:ind w:left="6480" w:hanging="360"/>
+      </w:pPr>
+      <w:rPr>
+        <w:rFonts w:ascii="Wingdings" w:hAnsi="Wingdings" w:hint="default"/>
+      </w:rPr>
+    </w:lvl>
+  </w:abstractNum>
+  <w:abstractNum w:abstractNumId="14" w15:restartNumberingAfterBreak="0">
+    <w:nsid w:val="350663BC"/>
+    <w:multiLevelType w:val="hybridMultilevel"/>
+    <w:tmpl w:val="C3D2CA82"/>
+    <w:lvl w:ilvl="0" w:tplc="04100001">
+      <w:start w:val="1"/>
+      <w:numFmt w:val="bullet"/>
+      <w:lvlText w:val=""/>
+      <w:lvlJc w:val="left"/>
+      <w:pPr>
+        <w:ind w:left="720" w:hanging="360"/>
+      </w:pPr>
+      <w:rPr>
+        <w:rFonts w:ascii="Symbol" w:hAnsi="Symbol" w:hint="default"/>
+      </w:rPr>
+    </w:lvl>
+    <w:lvl w:ilvl="1" w:tplc="04100003" w:tentative="1">
+      <w:start w:val="1"/>
+      <w:numFmt w:val="bullet"/>
+      <w:lvlText w:val="o"/>
+      <w:lvlJc w:val="left"/>
+      <w:pPr>
+        <w:ind w:left="1440" w:hanging="360"/>
+      </w:pPr>
+      <w:rPr>
+        <w:rFonts w:ascii="Courier New" w:hAnsi="Courier New" w:cs="Courier New" w:hint="default"/>
+      </w:rPr>
+    </w:lvl>
+    <w:lvl w:ilvl="2" w:tplc="04100005" w:tentative="1">
+      <w:start w:val="1"/>
+      <w:numFmt w:val="bullet"/>
+      <w:lvlText w:val=""/>
+      <w:lvlJc w:val="left"/>
+      <w:pPr>
+        <w:ind w:left="2160" w:hanging="360"/>
+      </w:pPr>
+      <w:rPr>
+        <w:rFonts w:ascii="Wingdings" w:hAnsi="Wingdings" w:hint="default"/>
+      </w:rPr>
+    </w:lvl>
+    <w:lvl w:ilvl="3" w:tplc="04100001" w:tentative="1">
+      <w:start w:val="1"/>
+      <w:numFmt w:val="bullet"/>
+      <w:lvlText w:val=""/>
+      <w:lvlJc w:val="left"/>
+      <w:pPr>
+        <w:ind w:left="2880" w:hanging="360"/>
+      </w:pPr>
+      <w:rPr>
+        <w:rFonts w:ascii="Symbol" w:hAnsi="Symbol" w:hint="default"/>
+      </w:rPr>
+    </w:lvl>
+    <w:lvl w:ilvl="4" w:tplc="04100003" w:tentative="1">
+      <w:start w:val="1"/>
+      <w:numFmt w:val="bullet"/>
+      <w:lvlText w:val="o"/>
+      <w:lvlJc w:val="left"/>
+      <w:pPr>
+        <w:ind w:left="3600" w:hanging="360"/>
+      </w:pPr>
+      <w:rPr>
+        <w:rFonts w:ascii="Courier New" w:hAnsi="Courier New" w:cs="Courier New" w:hint="default"/>
+      </w:rPr>
+    </w:lvl>
+    <w:lvl w:ilvl="5" w:tplc="04100005" w:tentative="1">
+      <w:start w:val="1"/>
+      <w:numFmt w:val="bullet"/>
+      <w:lvlText w:val=""/>
+      <w:lvlJc w:val="left"/>
+      <w:pPr>
+        <w:ind w:left="4320" w:hanging="360"/>
+      </w:pPr>
+      <w:rPr>
+        <w:rFonts w:ascii="Wingdings" w:hAnsi="Wingdings" w:hint="default"/>
+      </w:rPr>
+    </w:lvl>
+    <w:lvl w:ilvl="6" w:tplc="04100001" w:tentative="1">
+      <w:start w:val="1"/>
+      <w:numFmt w:val="bullet"/>
+      <w:lvlText w:val=""/>
+      <w:lvlJc w:val="left"/>
+      <w:pPr>
+        <w:ind w:left="5040" w:hanging="360"/>
+      </w:pPr>
+      <w:rPr>
+        <w:rFonts w:ascii="Symbol" w:hAnsi="Symbol" w:hint="default"/>
+      </w:rPr>
+    </w:lvl>
+    <w:lvl w:ilvl="7" w:tplc="04100003" w:tentative="1">
+      <w:start w:val="1"/>
+      <w:numFmt w:val="bullet"/>
+      <w:lvlText w:val="o"/>
+      <w:lvlJc w:val="left"/>
+      <w:pPr>
+        <w:ind w:left="5760" w:hanging="360"/>
+      </w:pPr>
+      <w:rPr>
+        <w:rFonts w:ascii="Courier New" w:hAnsi="Courier New" w:cs="Courier New" w:hint="default"/>
+      </w:rPr>
+    </w:lvl>
+    <w:lvl w:ilvl="8" w:tplc="04100005" w:tentative="1">
+      <w:start w:val="1"/>
+      <w:numFmt w:val="bullet"/>
+      <w:lvlText w:val=""/>
+      <w:lvlJc w:val="left"/>
+      <w:pPr>
+        <w:ind w:left="6480" w:hanging="360"/>
+      </w:pPr>
+      <w:rPr>
+        <w:rFonts w:ascii="Wingdings" w:hAnsi="Wingdings" w:hint="default"/>
+      </w:rPr>
+    </w:lvl>
+  </w:abstractNum>
+  <w:abstractNum w:abstractNumId="15" w15:restartNumberingAfterBreak="0">
     <w:nsid w:val="37904D99"/>
     <w:multiLevelType w:val="hybridMultilevel"/>
     <w:tmpl w:val="76FE6058"/>
@@ -6730,7 +8292,7 @@
       </w:rPr>
     </w:lvl>
   </w:abstractNum>
-  <w:abstractNum w:abstractNumId="13" w15:restartNumberingAfterBreak="0">
+  <w:abstractNum w:abstractNumId="16" w15:restartNumberingAfterBreak="0">
     <w:nsid w:val="382E0C69"/>
     <w:multiLevelType w:val="multilevel"/>
     <w:tmpl w:val="B4DA929E"/>
@@ -6843,7 +8405,7 @@
       </w:rPr>
     </w:lvl>
   </w:abstractNum>
-  <w:abstractNum w:abstractNumId="14" w15:restartNumberingAfterBreak="0">
+  <w:abstractNum w:abstractNumId="17" w15:restartNumberingAfterBreak="0">
     <w:nsid w:val="3BC359F9"/>
     <w:multiLevelType w:val="hybridMultilevel"/>
     <w:tmpl w:val="F0381D4A"/>
@@ -7100,7 +8662,120 @@
       </w:rPr>
     </w:lvl>
   </w:abstractNum>
-  <w:abstractNum w:abstractNumId="15" w15:restartNumberingAfterBreak="0">
+  <w:abstractNum w:abstractNumId="18" w15:restartNumberingAfterBreak="0">
+    <w:nsid w:val="45A03B75"/>
+    <w:multiLevelType w:val="hybridMultilevel"/>
+    <w:tmpl w:val="52C24B3A"/>
+    <w:lvl w:ilvl="0" w:tplc="04100001">
+      <w:start w:val="1"/>
+      <w:numFmt w:val="bullet"/>
+      <w:lvlText w:val=""/>
+      <w:lvlJc w:val="left"/>
+      <w:pPr>
+        <w:ind w:left="720" w:hanging="360"/>
+      </w:pPr>
+      <w:rPr>
+        <w:rFonts w:ascii="Symbol" w:hAnsi="Symbol" w:hint="default"/>
+      </w:rPr>
+    </w:lvl>
+    <w:lvl w:ilvl="1" w:tplc="04100003" w:tentative="1">
+      <w:start w:val="1"/>
+      <w:numFmt w:val="bullet"/>
+      <w:lvlText w:val="o"/>
+      <w:lvlJc w:val="left"/>
+      <w:pPr>
+        <w:ind w:left="1440" w:hanging="360"/>
+      </w:pPr>
+      <w:rPr>
+        <w:rFonts w:ascii="Courier New" w:hAnsi="Courier New" w:cs="Courier New" w:hint="default"/>
+      </w:rPr>
+    </w:lvl>
+    <w:lvl w:ilvl="2" w:tplc="04100005" w:tentative="1">
+      <w:start w:val="1"/>
+      <w:numFmt w:val="bullet"/>
+      <w:lvlText w:val=""/>
+      <w:lvlJc w:val="left"/>
+      <w:pPr>
+        <w:ind w:left="2160" w:hanging="360"/>
+      </w:pPr>
+      <w:rPr>
+        <w:rFonts w:ascii="Wingdings" w:hAnsi="Wingdings" w:hint="default"/>
+      </w:rPr>
+    </w:lvl>
+    <w:lvl w:ilvl="3" w:tplc="04100001" w:tentative="1">
+      <w:start w:val="1"/>
+      <w:numFmt w:val="bullet"/>
+      <w:lvlText w:val=""/>
+      <w:lvlJc w:val="left"/>
+      <w:pPr>
+        <w:ind w:left="2880" w:hanging="360"/>
+      </w:pPr>
+      <w:rPr>
+        <w:rFonts w:ascii="Symbol" w:hAnsi="Symbol" w:hint="default"/>
+      </w:rPr>
+    </w:lvl>
+    <w:lvl w:ilvl="4" w:tplc="04100003" w:tentative="1">
+      <w:start w:val="1"/>
+      <w:numFmt w:val="bullet"/>
+      <w:lvlText w:val="o"/>
+      <w:lvlJc w:val="left"/>
+      <w:pPr>
+        <w:ind w:left="3600" w:hanging="360"/>
+      </w:pPr>
+      <w:rPr>
+        <w:rFonts w:ascii="Courier New" w:hAnsi="Courier New" w:cs="Courier New" w:hint="default"/>
+      </w:rPr>
+    </w:lvl>
+    <w:lvl w:ilvl="5" w:tplc="04100005" w:tentative="1">
+      <w:start w:val="1"/>
+      <w:numFmt w:val="bullet"/>
+      <w:lvlText w:val=""/>
+      <w:lvlJc w:val="left"/>
+      <w:pPr>
+        <w:ind w:left="4320" w:hanging="360"/>
+      </w:pPr>
+      <w:rPr>
+        <w:rFonts w:ascii="Wingdings" w:hAnsi="Wingdings" w:hint="default"/>
+      </w:rPr>
+    </w:lvl>
+    <w:lvl w:ilvl="6" w:tplc="04100001" w:tentative="1">
+      <w:start w:val="1"/>
+      <w:numFmt w:val="bullet"/>
+      <w:lvlText w:val=""/>
+      <w:lvlJc w:val="left"/>
+      <w:pPr>
+        <w:ind w:left="5040" w:hanging="360"/>
+      </w:pPr>
+      <w:rPr>
+        <w:rFonts w:ascii="Symbol" w:hAnsi="Symbol" w:hint="default"/>
+      </w:rPr>
+    </w:lvl>
+    <w:lvl w:ilvl="7" w:tplc="04100003" w:tentative="1">
+      <w:start w:val="1"/>
+      <w:numFmt w:val="bullet"/>
+      <w:lvlText w:val="o"/>
+      <w:lvlJc w:val="left"/>
+      <w:pPr>
+        <w:ind w:left="5760" w:hanging="360"/>
+      </w:pPr>
+      <w:rPr>
+        <w:rFonts w:ascii="Courier New" w:hAnsi="Courier New" w:cs="Courier New" w:hint="default"/>
+      </w:rPr>
+    </w:lvl>
+    <w:lvl w:ilvl="8" w:tplc="04100005" w:tentative="1">
+      <w:start w:val="1"/>
+      <w:numFmt w:val="bullet"/>
+      <w:lvlText w:val=""/>
+      <w:lvlJc w:val="left"/>
+      <w:pPr>
+        <w:ind w:left="6480" w:hanging="360"/>
+      </w:pPr>
+      <w:rPr>
+        <w:rFonts w:ascii="Wingdings" w:hAnsi="Wingdings" w:hint="default"/>
+      </w:rPr>
+    </w:lvl>
+  </w:abstractNum>
+  <w:abstractNum w:abstractNumId="19" w15:restartNumberingAfterBreak="0">
     <w:nsid w:val="514F1187"/>
     <w:multiLevelType w:val="hybridMultilevel"/>
     <w:tmpl w:val="02C22FB0"/>
@@ -7189,7 +8864,7 @@
       </w:pPr>
     </w:lvl>
   </w:abstractNum>
-  <w:abstractNum w:abstractNumId="16" w15:restartNumberingAfterBreak="0">
+  <w:abstractNum w:abstractNumId="20" w15:restartNumberingAfterBreak="0">
     <w:nsid w:val="51AD29C1"/>
     <w:multiLevelType w:val="hybridMultilevel"/>
     <w:tmpl w:val="1E260F14"/>
@@ -7278,7 +8953,7 @@
       </w:pPr>
     </w:lvl>
   </w:abstractNum>
-  <w:abstractNum w:abstractNumId="17" w15:restartNumberingAfterBreak="0">
+  <w:abstractNum w:abstractNumId="21" w15:restartNumberingAfterBreak="0">
     <w:nsid w:val="538A2A81"/>
     <w:multiLevelType w:val="multilevel"/>
     <w:tmpl w:val="C38A224E"/>
@@ -7399,7 +9074,7 @@
       </w:rPr>
     </w:lvl>
   </w:abstractNum>
-  <w:abstractNum w:abstractNumId="18" w15:restartNumberingAfterBreak="0">
+  <w:abstractNum w:abstractNumId="22" w15:restartNumberingAfterBreak="0">
     <w:nsid w:val="57150F62"/>
     <w:multiLevelType w:val="hybridMultilevel"/>
     <w:tmpl w:val="ADAE6208"/>
@@ -7512,7 +9187,7 @@
       </w:rPr>
     </w:lvl>
   </w:abstractNum>
-  <w:abstractNum w:abstractNumId="19" w15:restartNumberingAfterBreak="0">
+  <w:abstractNum w:abstractNumId="23" w15:restartNumberingAfterBreak="0">
     <w:nsid w:val="577D178E"/>
     <w:multiLevelType w:val="hybridMultilevel"/>
     <w:tmpl w:val="F13AFEF4"/>
@@ -7598,7 +9273,7 @@
       </w:pPr>
     </w:lvl>
   </w:abstractNum>
-  <w:abstractNum w:abstractNumId="20" w15:restartNumberingAfterBreak="0">
+  <w:abstractNum w:abstractNumId="24" w15:restartNumberingAfterBreak="0">
     <w:nsid w:val="5A095CBC"/>
     <w:multiLevelType w:val="hybridMultilevel"/>
     <w:tmpl w:val="D7D225B2"/>
@@ -7891,7 +9566,7 @@
       </w:rPr>
     </w:lvl>
   </w:abstractNum>
-  <w:abstractNum w:abstractNumId="21" w15:restartNumberingAfterBreak="0">
+  <w:abstractNum w:abstractNumId="25" w15:restartNumberingAfterBreak="0">
     <w:nsid w:val="5A4019BC"/>
     <w:multiLevelType w:val="hybridMultilevel"/>
     <w:tmpl w:val="DEB2DE88"/>
@@ -8184,7 +9859,7 @@
       </w:rPr>
     </w:lvl>
   </w:abstractNum>
-  <w:abstractNum w:abstractNumId="22" w15:restartNumberingAfterBreak="0">
+  <w:abstractNum w:abstractNumId="26" w15:restartNumberingAfterBreak="0">
     <w:nsid w:val="64317FE8"/>
     <w:multiLevelType w:val="hybridMultilevel"/>
     <w:tmpl w:val="5AB07F78"/>
@@ -8270,7 +9945,7 @@
       </w:pPr>
     </w:lvl>
   </w:abstractNum>
-  <w:abstractNum w:abstractNumId="23" w15:restartNumberingAfterBreak="0">
+  <w:abstractNum w:abstractNumId="27" w15:restartNumberingAfterBreak="0">
     <w:nsid w:val="65CD481B"/>
     <w:multiLevelType w:val="multilevel"/>
     <w:tmpl w:val="0A4C5696"/>
@@ -8383,7 +10058,7 @@
       </w:rPr>
     </w:lvl>
   </w:abstractNum>
-  <w:abstractNum w:abstractNumId="24" w15:restartNumberingAfterBreak="0">
+  <w:abstractNum w:abstractNumId="28" w15:restartNumberingAfterBreak="0">
     <w:nsid w:val="65D86AE9"/>
     <w:multiLevelType w:val="hybridMultilevel"/>
     <w:tmpl w:val="28722714"/>
@@ -8496,7 +10171,7 @@
       </w:rPr>
     </w:lvl>
   </w:abstractNum>
-  <w:abstractNum w:abstractNumId="25" w15:restartNumberingAfterBreak="0">
+  <w:abstractNum w:abstractNumId="29" w15:restartNumberingAfterBreak="0">
     <w:nsid w:val="67DD5CF8"/>
     <w:multiLevelType w:val="hybridMultilevel"/>
     <w:tmpl w:val="D0B8BAA4"/>
@@ -8609,7 +10284,7 @@
       </w:rPr>
     </w:lvl>
   </w:abstractNum>
-  <w:abstractNum w:abstractNumId="26" w15:restartNumberingAfterBreak="0">
+  <w:abstractNum w:abstractNumId="30" w15:restartNumberingAfterBreak="0">
     <w:nsid w:val="701117E9"/>
     <w:multiLevelType w:val="hybridMultilevel"/>
     <w:tmpl w:val="03CE47C2"/>
@@ -8698,7 +10373,7 @@
       </w:pPr>
     </w:lvl>
   </w:abstractNum>
-  <w:abstractNum w:abstractNumId="27" w15:restartNumberingAfterBreak="0">
+  <w:abstractNum w:abstractNumId="31" w15:restartNumberingAfterBreak="0">
     <w:nsid w:val="755B6D40"/>
     <w:multiLevelType w:val="hybridMultilevel"/>
     <w:tmpl w:val="DFC4EF70"/>
@@ -8811,7 +10486,120 @@
       </w:rPr>
     </w:lvl>
   </w:abstractNum>
-  <w:abstractNum w:abstractNumId="28" w15:restartNumberingAfterBreak="0">
+  <w:abstractNum w:abstractNumId="32" w15:restartNumberingAfterBreak="0">
+    <w:nsid w:val="75994D60"/>
+    <w:multiLevelType w:val="hybridMultilevel"/>
+    <w:tmpl w:val="47EEEEC2"/>
+    <w:lvl w:ilvl="0" w:tplc="04100001">
+      <w:start w:val="1"/>
+      <w:numFmt w:val="bullet"/>
+      <w:lvlText w:val=""/>
+      <w:lvlJc w:val="left"/>
+      <w:pPr>
+        <w:ind w:left="720" w:hanging="360"/>
+      </w:pPr>
+      <w:rPr>
+        <w:rFonts w:ascii="Symbol" w:hAnsi="Symbol" w:hint="default"/>
+      </w:rPr>
+    </w:lvl>
+    <w:lvl w:ilvl="1" w:tplc="04100003" w:tentative="1">
+      <w:start w:val="1"/>
+      <w:numFmt w:val="bullet"/>
+      <w:lvlText w:val="o"/>
+      <w:lvlJc w:val="left"/>
+      <w:pPr>
+        <w:ind w:left="1440" w:hanging="360"/>
+      </w:pPr>
+      <w:rPr>
+        <w:rFonts w:ascii="Courier New" w:hAnsi="Courier New" w:cs="Courier New" w:hint="default"/>
+      </w:rPr>
+    </w:lvl>
+    <w:lvl w:ilvl="2" w:tplc="04100005" w:tentative="1">
+      <w:start w:val="1"/>
+      <w:numFmt w:val="bullet"/>
+      <w:lvlText w:val=""/>
+      <w:lvlJc w:val="left"/>
+      <w:pPr>
+        <w:ind w:left="2160" w:hanging="360"/>
+      </w:pPr>
+      <w:rPr>
+        <w:rFonts w:ascii="Wingdings" w:hAnsi="Wingdings" w:hint="default"/>
+      </w:rPr>
+    </w:lvl>
+    <w:lvl w:ilvl="3" w:tplc="04100001" w:tentative="1">
+      <w:start w:val="1"/>
+      <w:numFmt w:val="bullet"/>
+      <w:lvlText w:val=""/>
+      <w:lvlJc w:val="left"/>
+      <w:pPr>
+        <w:ind w:left="2880" w:hanging="360"/>
+      </w:pPr>
+      <w:rPr>
+        <w:rFonts w:ascii="Symbol" w:hAnsi="Symbol" w:hint="default"/>
+      </w:rPr>
+    </w:lvl>
+    <w:lvl w:ilvl="4" w:tplc="04100003" w:tentative="1">
+      <w:start w:val="1"/>
+      <w:numFmt w:val="bullet"/>
+      <w:lvlText w:val="o"/>
+      <w:lvlJc w:val="left"/>
+      <w:pPr>
+        <w:ind w:left="3600" w:hanging="360"/>
+      </w:pPr>
+      <w:rPr>
+        <w:rFonts w:ascii="Courier New" w:hAnsi="Courier New" w:cs="Courier New" w:hint="default"/>
+      </w:rPr>
+    </w:lvl>
+    <w:lvl w:ilvl="5" w:tplc="04100005" w:tentative="1">
+      <w:start w:val="1"/>
+      <w:numFmt w:val="bullet"/>
+      <w:lvlText w:val=""/>
+      <w:lvlJc w:val="left"/>
+      <w:pPr>
+        <w:ind w:left="4320" w:hanging="360"/>
+      </w:pPr>
+      <w:rPr>
+        <w:rFonts w:ascii="Wingdings" w:hAnsi="Wingdings" w:hint="default"/>
+      </w:rPr>
+    </w:lvl>
+    <w:lvl w:ilvl="6" w:tplc="04100001" w:tentative="1">
+      <w:start w:val="1"/>
+      <w:numFmt w:val="bullet"/>
+      <w:lvlText w:val=""/>
+      <w:lvlJc w:val="left"/>
+      <w:pPr>
+        <w:ind w:left="5040" w:hanging="360"/>
+      </w:pPr>
+      <w:rPr>
+        <w:rFonts w:ascii="Symbol" w:hAnsi="Symbol" w:hint="default"/>
+      </w:rPr>
+    </w:lvl>
+    <w:lvl w:ilvl="7" w:tplc="04100003" w:tentative="1">
+      <w:start w:val="1"/>
+      <w:numFmt w:val="bullet"/>
+      <w:lvlText w:val="o"/>
+      <w:lvlJc w:val="left"/>
+      <w:pPr>
+        <w:ind w:left="5760" w:hanging="360"/>
+      </w:pPr>
+      <w:rPr>
+        <w:rFonts w:ascii="Courier New" w:hAnsi="Courier New" w:cs="Courier New" w:hint="default"/>
+      </w:rPr>
+    </w:lvl>
+    <w:lvl w:ilvl="8" w:tplc="04100005" w:tentative="1">
+      <w:start w:val="1"/>
+      <w:numFmt w:val="bullet"/>
+      <w:lvlText w:val=""/>
+      <w:lvlJc w:val="left"/>
+      <w:pPr>
+        <w:ind w:left="6480" w:hanging="360"/>
+      </w:pPr>
+      <w:rPr>
+        <w:rFonts w:ascii="Wingdings" w:hAnsi="Wingdings" w:hint="default"/>
+      </w:rPr>
+    </w:lvl>
+  </w:abstractNum>
+  <w:abstractNum w:abstractNumId="33" w15:restartNumberingAfterBreak="0">
     <w:nsid w:val="7D32439B"/>
     <w:multiLevelType w:val="hybridMultilevel"/>
     <w:tmpl w:val="B330B4D6"/>
@@ -8924,7 +10712,7 @@
       </w:rPr>
     </w:lvl>
   </w:abstractNum>
-  <w:abstractNum w:abstractNumId="29" w15:restartNumberingAfterBreak="0">
+  <w:abstractNum w:abstractNumId="34" w15:restartNumberingAfterBreak="0">
     <w:nsid w:val="7D8D6BB4"/>
     <w:multiLevelType w:val="hybridMultilevel"/>
     <w:tmpl w:val="213E9FEC"/>
@@ -9038,73 +10826,73 @@
     </w:lvl>
   </w:abstractNum>
   <w:num w:numId="1" w16cid:durableId="832989481">
-    <w:abstractNumId w:val="6"/>
+    <w:abstractNumId w:val="7"/>
   </w:num>
   <w:num w:numId="2" w16cid:durableId="1627614219">
-    <w:abstractNumId w:val="11"/>
+    <w:abstractNumId w:val="12"/>
   </w:num>
   <w:num w:numId="3" w16cid:durableId="776485831">
     <w:abstractNumId w:val="3"/>
   </w:num>
   <w:num w:numId="4" w16cid:durableId="190916999">
-    <w:abstractNumId w:val="15"/>
+    <w:abstractNumId w:val="19"/>
   </w:num>
   <w:num w:numId="5" w16cid:durableId="1151940963">
-    <w:abstractNumId w:val="16"/>
+    <w:abstractNumId w:val="20"/>
   </w:num>
   <w:num w:numId="6" w16cid:durableId="1806193779">
     <w:abstractNumId w:val="2"/>
   </w:num>
   <w:num w:numId="7" w16cid:durableId="1675255336">
+    <w:abstractNumId w:val="11"/>
+  </w:num>
+  <w:num w:numId="8" w16cid:durableId="1657370237">
+    <w:abstractNumId w:val="30"/>
+  </w:num>
+  <w:num w:numId="9" w16cid:durableId="1756315909">
     <w:abstractNumId w:val="10"/>
   </w:num>
-  <w:num w:numId="8" w16cid:durableId="1657370237">
-    <w:abstractNumId w:val="26"/>
-  </w:num>
-  <w:num w:numId="9" w16cid:durableId="1756315909">
-    <w:abstractNumId w:val="9"/>
-  </w:num>
   <w:num w:numId="10" w16cid:durableId="804539831">
-    <w:abstractNumId w:val="5"/>
+    <w:abstractNumId w:val="6"/>
   </w:num>
   <w:num w:numId="11" w16cid:durableId="1260676564">
-    <w:abstractNumId w:val="14"/>
+    <w:abstractNumId w:val="17"/>
   </w:num>
   <w:num w:numId="12" w16cid:durableId="868761777">
     <w:abstractNumId w:val="4"/>
   </w:num>
   <w:num w:numId="13" w16cid:durableId="440492454">
-    <w:abstractNumId w:val="20"/>
+    <w:abstractNumId w:val="24"/>
   </w:num>
   <w:num w:numId="14" w16cid:durableId="1753045637">
-    <w:abstractNumId w:val="21"/>
+    <w:abstractNumId w:val="25"/>
   </w:num>
   <w:num w:numId="15" w16cid:durableId="1765952051">
-    <w:abstractNumId w:val="28"/>
+    <w:abstractNumId w:val="33"/>
   </w:num>
   <w:num w:numId="16" w16cid:durableId="1104961619">
     <w:abstractNumId w:val="1"/>
   </w:num>
   <w:num w:numId="17" w16cid:durableId="457798709">
-    <w:abstractNumId w:val="13"/>
+    <w:abstractNumId w:val="16"/>
   </w:num>
   <w:num w:numId="18" w16cid:durableId="417293943">
-    <w:abstractNumId w:val="23"/>
+    <w:abstractNumId w:val="27"/>
   </w:num>
   <w:num w:numId="19" w16cid:durableId="824400715">
-    <w:abstractNumId w:val="7"/>
+    <w:abstractNumId w:val="8"/>
   </w:num>
   <w:num w:numId="20" w16cid:durableId="279730333">
-    <w:abstractNumId w:val="19"/>
+    <w:abstractNumId w:val="23"/>
   </w:num>
   <w:num w:numId="21" w16cid:durableId="1414547330">
     <w:abstractNumId w:val="0"/>
   </w:num>
   <w:num w:numId="22" w16cid:durableId="1636721397">
-    <w:abstractNumId w:val="17"/>
+    <w:abstractNumId w:val="21"/>
   </w:num>
   <w:num w:numId="23" w16cid:durableId="1391539493">
-    <w:abstractNumId w:val="22"/>
+    <w:abstractNumId w:val="26"/>
     <w:lvlOverride w:ilvl="0">
       <w:startOverride w:val="1"/>
     </w:lvlOverride>
@@ -9134,25 +10922,40 @@
     </w:lvlOverride>
   </w:num>
   <w:num w:numId="24" w16cid:durableId="2138839337">
-    <w:abstractNumId w:val="27"/>
+    <w:abstractNumId w:val="31"/>
   </w:num>
   <w:num w:numId="25" w16cid:durableId="1017272036">
-    <w:abstractNumId w:val="12"/>
+    <w:abstractNumId w:val="15"/>
   </w:num>
   <w:num w:numId="26" w16cid:durableId="835994463">
-    <w:abstractNumId w:val="25"/>
+    <w:abstractNumId w:val="29"/>
   </w:num>
   <w:num w:numId="27" w16cid:durableId="1896548687">
-    <w:abstractNumId w:val="8"/>
+    <w:abstractNumId w:val="9"/>
   </w:num>
   <w:num w:numId="28" w16cid:durableId="998924881">
-    <w:abstractNumId w:val="24"/>
+    <w:abstractNumId w:val="28"/>
   </w:num>
   <w:num w:numId="29" w16cid:durableId="906647351">
-    <w:abstractNumId w:val="29"/>
+    <w:abstractNumId w:val="34"/>
   </w:num>
   <w:num w:numId="30" w16cid:durableId="1305233574">
+    <w:abstractNumId w:val="22"/>
+  </w:num>
+  <w:num w:numId="31" w16cid:durableId="242646350">
+    <w:abstractNumId w:val="32"/>
+  </w:num>
+  <w:num w:numId="32" w16cid:durableId="476652856">
+    <w:abstractNumId w:val="5"/>
+  </w:num>
+  <w:num w:numId="33" w16cid:durableId="616916239">
     <w:abstractNumId w:val="18"/>
+  </w:num>
+  <w:num w:numId="34" w16cid:durableId="1630427966">
+    <w:abstractNumId w:val="13"/>
+  </w:num>
+  <w:num w:numId="35" w16cid:durableId="1112744949">
+    <w:abstractNumId w:val="14"/>
   </w:num>
 </w:numbering>
 </file>

--- a/Deliverables/Edil CommerceDesign_SDD.docx
+++ b/Deliverables/Edil CommerceDesign_SDD.docx
@@ -111,7 +111,6 @@
           <w:lang w:val="en-GB"/>
         </w:rPr>
       </w:pPr>
-      <w:proofErr w:type="spellStart"/>
       <w:r>
         <w:rPr>
           <w:rFonts w:ascii="Arial" w:hAnsi="Arial"/>
@@ -119,9 +118,8 @@
           <w:sz w:val="36"/>
           <w:lang w:val="en-GB"/>
         </w:rPr>
-        <w:t>Edil</w:t>
-      </w:r>
-      <w:proofErr w:type="spellEnd"/>
+        <w:t>Edil CommerceDesign</w:t>
+      </w:r>
       <w:r>
         <w:rPr>
           <w:rFonts w:ascii="Arial" w:hAnsi="Arial"/>
@@ -129,9 +127,8 @@
           <w:sz w:val="36"/>
           <w:lang w:val="en-GB"/>
         </w:rPr>
-        <w:t xml:space="preserve"> </w:t>
-      </w:r>
-      <w:proofErr w:type="spellStart"/>
+        <w:br/>
+      </w:r>
       <w:r>
         <w:rPr>
           <w:rFonts w:ascii="Arial" w:hAnsi="Arial"/>
@@ -139,9 +136,8 @@
           <w:sz w:val="36"/>
           <w:lang w:val="en-GB"/>
         </w:rPr>
-        <w:t>CommerceDesign</w:t>
-      </w:r>
-      <w:proofErr w:type="spellEnd"/>
+        <w:t>System Design Document</w:t>
+      </w:r>
       <w:r>
         <w:rPr>
           <w:rFonts w:ascii="Arial" w:hAnsi="Arial"/>
@@ -150,44 +146,7 @@
           <w:lang w:val="en-GB"/>
         </w:rPr>
         <w:br/>
-      </w:r>
-      <w:r>
-        <w:rPr>
-          <w:rFonts w:ascii="Arial" w:hAnsi="Arial"/>
-          <w:b/>
-          <w:sz w:val="36"/>
-          <w:lang w:val="en-GB"/>
-        </w:rPr>
-        <w:t>System Design Document</w:t>
-      </w:r>
-      <w:r>
-        <w:rPr>
-          <w:rFonts w:ascii="Arial" w:hAnsi="Arial"/>
-          <w:b/>
-          <w:sz w:val="36"/>
-          <w:lang w:val="en-GB"/>
-        </w:rPr>
-        <w:br/>
-      </w:r>
-      <w:proofErr w:type="spellStart"/>
-      <w:r>
-        <w:rPr>
-          <w:rFonts w:ascii="Arial" w:hAnsi="Arial"/>
-          <w:b/>
-          <w:sz w:val="36"/>
-          <w:lang w:val="en-GB"/>
-        </w:rPr>
-        <w:t>Versione</w:t>
-      </w:r>
-      <w:proofErr w:type="spellEnd"/>
-      <w:r>
-        <w:rPr>
-          <w:rFonts w:ascii="Arial" w:hAnsi="Arial"/>
-          <w:b/>
-          <w:sz w:val="36"/>
-          <w:lang w:val="en-GB"/>
-        </w:rPr>
-        <w:t xml:space="preserve"> 1.0</w:t>
+        <w:t>Versione 1.0</w:t>
       </w:r>
       <w:r>
         <w:rPr>
@@ -564,15 +523,7 @@
     </w:p>
     <w:p>
       <w:r>
-        <w:t>1.</w:t>
-      </w:r>
-      <w:proofErr w:type="gramStart"/>
-      <w:r>
-        <w:t>1.Obiettivo</w:t>
-      </w:r>
-      <w:proofErr w:type="gramEnd"/>
-      <w:r>
-        <w:t xml:space="preserve"> del sistema</w:t>
+        <w:t>1.1.Obiettivo del sistema</w:t>
       </w:r>
     </w:p>
     <w:p>
@@ -585,37 +536,39 @@
         <w:rPr>
           <w:highlight w:val="yellow"/>
         </w:rPr>
-        <w:t>1.</w:t>
-      </w:r>
-      <w:proofErr w:type="gramStart"/>
-      <w:r>
+        <w:t>1.2.Design Goals</w:t>
+      </w:r>
+      <w:r>
+        <w:t xml:space="preserve"> </w:t>
+      </w:r>
+    </w:p>
+    <w:p>
+      <w:pPr>
         <w:rPr>
           <w:highlight w:val="yellow"/>
         </w:rPr>
-        <w:t>2.Design</w:t>
-      </w:r>
-      <w:proofErr w:type="gramEnd"/>
+      </w:pPr>
       <w:r>
         <w:rPr>
           <w:highlight w:val="yellow"/>
         </w:rPr>
-        <w:t xml:space="preserve"> Goals</w:t>
-      </w:r>
-      <w:r>
-        <w:t xml:space="preserve"> </w:t>
-      </w:r>
-    </w:p>
-    <w:p>
-      <w:pPr>
+        <w:t>2. Architettura del Sistema Corrente</w:t>
+      </w:r>
+    </w:p>
+    <w:p>
+      <w:r>
         <w:rPr>
           <w:highlight w:val="yellow"/>
         </w:rPr>
-      </w:pPr>
+        <w:t>3. Architettura del sistema proposto</w:t>
+      </w:r>
+    </w:p>
+    <w:p>
       <w:r>
         <w:rPr>
           <w:highlight w:val="yellow"/>
         </w:rPr>
-        <w:t>2. Architettura del Sistema Corrente</w:t>
+        <w:t>3.1.Decomposizione in sottosistemi</w:t>
       </w:r>
     </w:p>
     <w:p>
@@ -623,51 +576,7 @@
         <w:rPr>
           <w:highlight w:val="yellow"/>
         </w:rPr>
-        <w:t>3. Architettura del sistema proposto</w:t>
-      </w:r>
-    </w:p>
-    <w:p>
-      <w:r>
-        <w:rPr>
-          <w:highlight w:val="yellow"/>
-        </w:rPr>
-        <w:t>3.</w:t>
-      </w:r>
-      <w:proofErr w:type="gramStart"/>
-      <w:r>
-        <w:rPr>
-          <w:highlight w:val="yellow"/>
-        </w:rPr>
-        <w:t>1.Decomposizione</w:t>
-      </w:r>
-      <w:proofErr w:type="gramEnd"/>
-      <w:r>
-        <w:rPr>
-          <w:highlight w:val="yellow"/>
-        </w:rPr>
-        <w:t xml:space="preserve"> in sottosistemi</w:t>
-      </w:r>
-    </w:p>
-    <w:p>
-      <w:r>
-        <w:rPr>
-          <w:highlight w:val="yellow"/>
-        </w:rPr>
-        <w:t>3.</w:t>
-      </w:r>
-      <w:proofErr w:type="gramStart"/>
-      <w:r>
-        <w:rPr>
-          <w:highlight w:val="yellow"/>
-        </w:rPr>
-        <w:t>2.Hardware</w:t>
-      </w:r>
-      <w:proofErr w:type="gramEnd"/>
-      <w:r>
-        <w:rPr>
-          <w:highlight w:val="yellow"/>
-        </w:rPr>
-        <w:t>/Software Mapping</w:t>
+        <w:t>3.2.Hardware/Software Mapping</w:t>
       </w:r>
     </w:p>
     <w:p>
@@ -681,33 +590,8 @@
           <w:highlight w:val="red"/>
           <w:lang w:val="en-GB"/>
         </w:rPr>
-        <w:t>3.</w:t>
-      </w:r>
-      <w:proofErr w:type="gramStart"/>
-      <w:r>
-        <w:rPr>
-          <w:highlight w:val="red"/>
-          <w:lang w:val="en-GB"/>
-        </w:rPr>
-        <w:t>3.Persistent</w:t>
-      </w:r>
-      <w:proofErr w:type="gramEnd"/>
-      <w:r>
-        <w:rPr>
-          <w:highlight w:val="red"/>
-          <w:lang w:val="en-GB"/>
-        </w:rPr>
-        <w:t xml:space="preserve"> and Data </w:t>
-      </w:r>
-      <w:proofErr w:type="spellStart"/>
-      <w:r>
-        <w:rPr>
-          <w:highlight w:val="red"/>
-          <w:lang w:val="en-GB"/>
-        </w:rPr>
-        <w:t>Managment</w:t>
-      </w:r>
-      <w:proofErr w:type="spellEnd"/>
+        <w:t>3.3.Persistent and Data Managment</w:t>
+      </w:r>
     </w:p>
     <w:p>
       <w:pPr>
@@ -720,53 +604,21 @@
           <w:highlight w:val="yellow"/>
           <w:lang w:val="en-GB"/>
         </w:rPr>
-        <w:t>3.</w:t>
-      </w:r>
-      <w:proofErr w:type="gramStart"/>
+        <w:t>3.4.Access control and Security</w:t>
+      </w:r>
+    </w:p>
+    <w:p>
+      <w:pPr>
+        <w:rPr>
+          <w:lang w:val="en-GB"/>
+        </w:rPr>
+      </w:pPr>
       <w:r>
         <w:rPr>
           <w:highlight w:val="yellow"/>
           <w:lang w:val="en-GB"/>
         </w:rPr>
-        <w:t>4.Access</w:t>
-      </w:r>
-      <w:proofErr w:type="gramEnd"/>
-      <w:r>
-        <w:rPr>
-          <w:highlight w:val="yellow"/>
-          <w:lang w:val="en-GB"/>
-        </w:rPr>
-        <w:t xml:space="preserve"> control and Security</w:t>
-      </w:r>
-    </w:p>
-    <w:p>
-      <w:pPr>
-        <w:rPr>
-          <w:lang w:val="en-GB"/>
-        </w:rPr>
-      </w:pPr>
-      <w:r>
-        <w:rPr>
-          <w:highlight w:val="yellow"/>
-          <w:lang w:val="en-GB"/>
-        </w:rPr>
-        <w:t>3.</w:t>
-      </w:r>
-      <w:proofErr w:type="gramStart"/>
-      <w:r>
-        <w:rPr>
-          <w:highlight w:val="yellow"/>
-          <w:lang w:val="en-GB"/>
-        </w:rPr>
-        <w:t>5.Global</w:t>
-      </w:r>
-      <w:proofErr w:type="gramEnd"/>
-      <w:r>
-        <w:rPr>
-          <w:highlight w:val="yellow"/>
-          <w:lang w:val="en-GB"/>
-        </w:rPr>
-        <w:t xml:space="preserve"> Software Control</w:t>
+        <w:t>3.5.Global Software Control</w:t>
       </w:r>
     </w:p>
     <w:p>
@@ -1332,27 +1184,7 @@
                 <w:sz w:val="24"/>
                 <w:szCs w:val="24"/>
               </w:rPr>
-              <w:t xml:space="preserve">Il sistema deve fornire un tempo di risposta massimo di </w:t>
-            </w:r>
-            <w:proofErr w:type="gramStart"/>
-            <w:r>
-              <w:rPr>
-                <w:rFonts w:eastAsia="Times New Roman"/>
-                <w:color w:val="000000" w:themeColor="text1"/>
-                <w:sz w:val="24"/>
-                <w:szCs w:val="24"/>
-              </w:rPr>
-              <w:t>5</w:t>
-            </w:r>
-            <w:proofErr w:type="gramEnd"/>
-            <w:r>
-              <w:rPr>
-                <w:rFonts w:eastAsia="Times New Roman"/>
-                <w:color w:val="000000" w:themeColor="text1"/>
-                <w:sz w:val="24"/>
-                <w:szCs w:val="24"/>
-              </w:rPr>
-              <w:t xml:space="preserve"> secondi.</w:t>
+              <w:t>Il sistema deve fornire un tempo di risposta massimo di 5 secondi.</w:t>
             </w:r>
           </w:p>
         </w:tc>
@@ -2312,7 +2144,6 @@
                 <w:szCs w:val="28"/>
               </w:rPr>
             </w:pPr>
-            <w:proofErr w:type="spellStart"/>
             <w:r>
               <w:rPr>
                 <w:rFonts w:eastAsia="Times New Roman"/>
@@ -2324,7 +2155,6 @@
               </w:rPr>
               <w:t>Supportability</w:t>
             </w:r>
-            <w:proofErr w:type="spellEnd"/>
           </w:p>
         </w:tc>
         <w:tc>
@@ -2479,7 +2309,6 @@
                 <w:szCs w:val="28"/>
               </w:rPr>
             </w:pPr>
-            <w:proofErr w:type="spellStart"/>
             <w:r>
               <w:rPr>
                 <w:rFonts w:eastAsia="Times New Roman"/>
@@ -2491,7 +2320,6 @@
               </w:rPr>
               <w:t>Supportability</w:t>
             </w:r>
-            <w:proofErr w:type="spellEnd"/>
           </w:p>
         </w:tc>
         <w:tc>
@@ -2830,7 +2658,6 @@
         </w:rPr>
         <w:t xml:space="preserve">Sottosistema </w:t>
       </w:r>
-      <w:proofErr w:type="spellStart"/>
       <w:r>
         <w:rPr>
           <w:b/>
@@ -2840,7 +2667,6 @@
         </w:rPr>
         <w:t>View</w:t>
       </w:r>
-      <w:proofErr w:type="spellEnd"/>
       <w:r>
         <w:rPr>
           <w:sz w:val="28"/>
@@ -3219,7 +3045,7 @@
             </v:handles>
             <o:lock v:ext="edit" shapetype="t"/>
           </v:shapetype>
-          <v:shape id="_x0000_s2053" type="#_x0000_t34" style="position:absolute;left:0;text-align:left;margin-left:202.65pt;margin-top:29.2pt;width:68.15pt;height:14.2pt;rotation:90;flip:x;z-index:251658240" o:connectortype="elbow" adj="10792,513608,-90758">
+          <v:shape id="_x0000_s2051" type="#_x0000_t34" alt="" style="position:absolute;left:0;text-align:left;margin-left:202.65pt;margin-top:29.2pt;width:68.15pt;height:14.2pt;rotation:90;flip:x;z-index:251658240;mso-wrap-edited:f;mso-width-percent:0;mso-height-percent:0;mso-width-percent:0;mso-height-percent:0" o:connectortype="elbow" adj="10792,513608,-90758">
             <v:stroke endarrow="block"/>
           </v:shape>
         </w:pict>
@@ -3321,7 +3147,7 @@
           <w:noProof/>
         </w:rPr>
         <w:pict w14:anchorId="576125F7">
-          <v:shape id="_x0000_s2054" type="#_x0000_t34" style="position:absolute;left:0;text-align:left;margin-left:200.45pt;margin-top:32.35pt;width:70.4pt;height:12pt;rotation:90;flip:x;z-index:251659264" o:connectortype="elbow" adj=",971280,-87857">
+          <v:shape id="_x0000_s2050" type="#_x0000_t34" alt="" style="position:absolute;left:0;text-align:left;margin-left:200.45pt;margin-top:32.35pt;width:70.4pt;height:12pt;rotation:90;flip:x;z-index:251659264;mso-wrap-edited:f;mso-width-percent:0;mso-height-percent:0;mso-width-percent:0;mso-height-percent:0" o:connectortype="elbow" adj=",971280,-87857">
             <v:stroke endarrow="block"/>
           </v:shape>
         </w:pict>
@@ -3344,7 +3170,6 @@
           <w:szCs w:val="32"/>
         </w:rPr>
       </w:pPr>
-      <w:proofErr w:type="spellStart"/>
       <w:r>
         <w:rPr>
           <w:b/>
@@ -3354,19 +3179,7 @@
           <w:sz w:val="32"/>
           <w:szCs w:val="32"/>
         </w:rPr>
-        <w:t>DataStorage</w:t>
-      </w:r>
-      <w:proofErr w:type="spellEnd"/>
-      <w:r>
-        <w:rPr>
-          <w:b/>
-          <w:bCs/>
-          <w:i/>
-          <w:iCs/>
-          <w:sz w:val="32"/>
-          <w:szCs w:val="32"/>
-        </w:rPr>
-        <w:t xml:space="preserve"> Layer</w:t>
+        <w:t>DataStorage Layer</w:t>
       </w:r>
     </w:p>
     <w:p>
@@ -5552,699 +5365,1253 @@
           <w:bCs/>
           <w:color w:val="000000" w:themeColor="text1"/>
         </w:rPr>
-        <w:t xml:space="preserve">Controllo </w:t>
-      </w:r>
-      <w:r>
+        <w:t>Controllo Software Globale</w:t>
+      </w:r>
+    </w:p>
+    <w:p>
+      <w:pPr>
+        <w:rPr>
+          <w:sz w:val="28"/>
+          <w:szCs w:val="28"/>
+        </w:rPr>
+      </w:pPr>
+      <w:r>
+        <w:rPr>
+          <w:sz w:val="28"/>
+          <w:szCs w:val="28"/>
+        </w:rPr>
+        <w:t xml:space="preserve">Il sistema si basa su un controllo del flusso </w:t>
+      </w:r>
+      <w:r>
+        <w:rPr>
+          <w:b/>
+          <w:bCs/>
+          <w:i/>
+          <w:iCs/>
+          <w:sz w:val="28"/>
+          <w:szCs w:val="28"/>
+        </w:rPr>
+        <w:t>esplicito</w:t>
+      </w:r>
+      <w:r>
+        <w:rPr>
+          <w:sz w:val="28"/>
+          <w:szCs w:val="28"/>
+        </w:rPr>
+        <w:t xml:space="preserve">, in particolare un controllo </w:t>
+      </w:r>
+      <w:r>
+        <w:rPr>
+          <w:b/>
+          <w:bCs/>
+          <w:i/>
+          <w:iCs/>
+          <w:sz w:val="28"/>
+          <w:szCs w:val="28"/>
+        </w:rPr>
+        <w:t>centralizzato</w:t>
+      </w:r>
+      <w:r>
+        <w:rPr>
+          <w:sz w:val="28"/>
+          <w:szCs w:val="28"/>
+        </w:rPr>
+        <w:t xml:space="preserve"> di tipo </w:t>
+      </w:r>
+      <w:r>
+        <w:rPr>
+          <w:b/>
+          <w:bCs/>
+          <w:i/>
+          <w:iCs/>
+          <w:sz w:val="28"/>
+          <w:szCs w:val="28"/>
+        </w:rPr>
+        <w:t>Event-driven</w:t>
+      </w:r>
+      <w:r>
+        <w:rPr>
+          <w:sz w:val="28"/>
+          <w:szCs w:val="28"/>
+        </w:rPr>
+        <w:t xml:space="preserve"> dove il controllo risiede </w:t>
+      </w:r>
+      <w:r>
+        <w:rPr>
+          <w:sz w:val="28"/>
+          <w:szCs w:val="28"/>
+        </w:rPr>
+        <w:t xml:space="preserve">nel Web </w:t>
+      </w:r>
+      <w:r>
+        <w:rPr>
+          <w:sz w:val="28"/>
+          <w:szCs w:val="28"/>
+        </w:rPr>
+        <w:t>Server, il</w:t>
+      </w:r>
+      <w:r>
+        <w:rPr>
+          <w:sz w:val="28"/>
+          <w:szCs w:val="28"/>
+        </w:rPr>
+        <w:t xml:space="preserve"> quale gestisce le richieste dei client. Il Web Server invoca le Servlet </w:t>
+      </w:r>
+      <w:r>
+        <w:rPr>
+          <w:sz w:val="28"/>
+          <w:szCs w:val="28"/>
+        </w:rPr>
+        <w:t>per</w:t>
+      </w:r>
+      <w:r>
+        <w:rPr>
+          <w:sz w:val="28"/>
+          <w:szCs w:val="28"/>
+        </w:rPr>
+        <w:t xml:space="preserve"> l’elaborazione delle richieste, interagendo con il DBMS. Infine, il Web Server genererà delle pagine JSP con i dati richiesti dall’utente. </w:t>
+      </w:r>
+    </w:p>
+    <w:p>
+      <w:pPr>
+        <w:rPr>
+          <w:sz w:val="28"/>
+          <w:szCs w:val="28"/>
+        </w:rPr>
+      </w:pPr>
+    </w:p>
+    <w:p>
+      <w:pPr>
+        <w:pStyle w:val="Titolo1"/>
+        <w:jc w:val="both"/>
         <w:rPr>
           <w:rFonts w:ascii="Times New Roman" w:hAnsi="Times New Roman" w:cs="Times New Roman"/>
           <w:b/>
           <w:bCs/>
           <w:color w:val="000000" w:themeColor="text1"/>
         </w:rPr>
-        <w:t>Software Globale</w:t>
-      </w:r>
-    </w:p>
-    <w:p>
-      <w:pPr>
-        <w:rPr>
-          <w:sz w:val="28"/>
-          <w:szCs w:val="28"/>
-        </w:rPr>
-      </w:pPr>
-      <w:r>
-        <w:rPr>
-          <w:sz w:val="28"/>
-          <w:szCs w:val="28"/>
-        </w:rPr>
-        <w:t xml:space="preserve">Il sistema si basa su un controllo del flusso </w:t>
-      </w:r>
-      <w:r>
-        <w:rPr>
-          <w:b/>
-          <w:bCs/>
-          <w:i/>
-          <w:iCs/>
-          <w:sz w:val="28"/>
-          <w:szCs w:val="28"/>
-        </w:rPr>
-        <w:t>esplicito</w:t>
-      </w:r>
-      <w:r>
-        <w:rPr>
-          <w:sz w:val="28"/>
-          <w:szCs w:val="28"/>
-        </w:rPr>
-        <w:t xml:space="preserve">, in particolare un controllo </w:t>
-      </w:r>
-      <w:r>
-        <w:rPr>
-          <w:b/>
-          <w:bCs/>
-          <w:i/>
-          <w:iCs/>
-          <w:sz w:val="28"/>
-          <w:szCs w:val="28"/>
-        </w:rPr>
-        <w:t>centralizzato</w:t>
-      </w:r>
-      <w:r>
-        <w:rPr>
-          <w:sz w:val="28"/>
-          <w:szCs w:val="28"/>
-        </w:rPr>
-        <w:t xml:space="preserve"> di tipo </w:t>
-      </w:r>
-      <w:r>
-        <w:rPr>
-          <w:b/>
-          <w:bCs/>
-          <w:i/>
-          <w:iCs/>
-          <w:sz w:val="28"/>
-          <w:szCs w:val="28"/>
-        </w:rPr>
-        <w:t>Event-driven</w:t>
-      </w:r>
-      <w:r>
-        <w:rPr>
-          <w:sz w:val="28"/>
-          <w:szCs w:val="28"/>
-        </w:rPr>
-        <w:t xml:space="preserve"> dove il controllo risiede </w:t>
-      </w:r>
-      <w:r>
-        <w:rPr>
-          <w:sz w:val="28"/>
-          <w:szCs w:val="28"/>
-        </w:rPr>
-        <w:t xml:space="preserve">nel Web </w:t>
-      </w:r>
-      <w:r>
-        <w:rPr>
-          <w:sz w:val="28"/>
-          <w:szCs w:val="28"/>
-        </w:rPr>
-        <w:t>Server, il</w:t>
-      </w:r>
-      <w:r>
-        <w:rPr>
-          <w:sz w:val="28"/>
-          <w:szCs w:val="28"/>
-        </w:rPr>
-        <w:t xml:space="preserve"> quale gestisce le richieste dei client. Il Web Server invoca le Servlet </w:t>
-      </w:r>
-      <w:r>
-        <w:rPr>
-          <w:sz w:val="28"/>
-          <w:szCs w:val="28"/>
-        </w:rPr>
-        <w:t>per</w:t>
-      </w:r>
-      <w:r>
-        <w:rPr>
-          <w:sz w:val="28"/>
-          <w:szCs w:val="28"/>
-        </w:rPr>
-        <w:t xml:space="preserve"> l’elaborazione delle richieste, interagendo con il DBMS. Infine, il Web Server genererà delle pagine JSP con i dati richiesti dall’utente. </w:t>
-      </w:r>
-    </w:p>
-    <w:p>
-      <w:pPr>
-        <w:rPr>
-          <w:sz w:val="28"/>
-          <w:szCs w:val="28"/>
-        </w:rPr>
-      </w:pPr>
-    </w:p>
-    <w:p>
-      <w:pPr>
-        <w:pStyle w:val="Titolo1"/>
-        <w:jc w:val="both"/>
+      </w:pPr>
+      <w:r>
         <w:rPr>
           <w:rFonts w:ascii="Times New Roman" w:hAnsi="Times New Roman" w:cs="Times New Roman"/>
           <w:b/>
           <w:bCs/>
           <w:color w:val="000000" w:themeColor="text1"/>
         </w:rPr>
-      </w:pPr>
-      <w:r>
-        <w:rPr>
-          <w:rFonts w:ascii="Times New Roman" w:hAnsi="Times New Roman" w:cs="Times New Roman"/>
-          <w:b/>
-          <w:bCs/>
-          <w:color w:val="000000" w:themeColor="text1"/>
-        </w:rPr>
         <w:lastRenderedPageBreak/>
         <w:t>Servizi dei Sottosistemi</w:t>
       </w:r>
     </w:p>
-    <w:p>
-      <w:pPr>
-        <w:rPr>
-          <w:sz w:val="28"/>
-          <w:szCs w:val="28"/>
-        </w:rPr>
-      </w:pPr>
-      <w:r>
-        <w:rPr>
-          <w:sz w:val="28"/>
-          <w:szCs w:val="28"/>
-        </w:rPr>
-        <w:t>Account:</w:t>
-      </w:r>
-    </w:p>
-    <w:p>
-      <w:pPr>
-        <w:pStyle w:val="Paragrafoelenco"/>
-        <w:numPr>
-          <w:ilvl w:val="0"/>
-          <w:numId w:val="32"/>
-        </w:numPr>
-        <w:rPr>
-          <w:sz w:val="28"/>
-          <w:szCs w:val="28"/>
-        </w:rPr>
-      </w:pPr>
-      <w:r>
-        <w:rPr>
-          <w:sz w:val="28"/>
-          <w:szCs w:val="28"/>
-        </w:rPr>
-        <w:t>Login</w:t>
-      </w:r>
-    </w:p>
-    <w:p>
-      <w:pPr>
-        <w:pStyle w:val="Paragrafoelenco"/>
-        <w:numPr>
-          <w:ilvl w:val="0"/>
-          <w:numId w:val="32"/>
-        </w:numPr>
-        <w:rPr>
-          <w:sz w:val="28"/>
-          <w:szCs w:val="28"/>
-        </w:rPr>
-      </w:pPr>
-      <w:r>
-        <w:rPr>
-          <w:sz w:val="28"/>
-          <w:szCs w:val="28"/>
-        </w:rPr>
-        <w:t>Logout</w:t>
-      </w:r>
-    </w:p>
-    <w:p>
-      <w:pPr>
-        <w:pStyle w:val="Paragrafoelenco"/>
-        <w:numPr>
-          <w:ilvl w:val="0"/>
-          <w:numId w:val="32"/>
-        </w:numPr>
-        <w:rPr>
-          <w:sz w:val="28"/>
-          <w:szCs w:val="28"/>
-        </w:rPr>
-      </w:pPr>
-      <w:r>
-        <w:rPr>
-          <w:sz w:val="28"/>
-          <w:szCs w:val="28"/>
-        </w:rPr>
-        <w:t>Registrazione</w:t>
-      </w:r>
-    </w:p>
-    <w:p>
-      <w:pPr>
-        <w:pStyle w:val="Paragrafoelenco"/>
-        <w:numPr>
-          <w:ilvl w:val="0"/>
-          <w:numId w:val="32"/>
-        </w:numPr>
-        <w:rPr>
-          <w:sz w:val="28"/>
-          <w:szCs w:val="28"/>
-        </w:rPr>
-      </w:pPr>
-      <w:r>
-        <w:rPr>
-          <w:sz w:val="28"/>
-          <w:szCs w:val="28"/>
-        </w:rPr>
-        <w:t>Visualizza informazioni personali</w:t>
-      </w:r>
-    </w:p>
-    <w:p>
-      <w:pPr>
-        <w:pStyle w:val="Paragrafoelenco"/>
-        <w:numPr>
-          <w:ilvl w:val="0"/>
-          <w:numId w:val="32"/>
-        </w:numPr>
-        <w:rPr>
-          <w:sz w:val="28"/>
-          <w:szCs w:val="28"/>
-        </w:rPr>
-      </w:pPr>
-      <w:r>
-        <w:rPr>
-          <w:sz w:val="28"/>
-          <w:szCs w:val="28"/>
-        </w:rPr>
-        <w:t>Modifica informazioni personali</w:t>
-      </w:r>
-    </w:p>
-    <w:p>
-      <w:pPr>
-        <w:rPr>
-          <w:sz w:val="28"/>
-          <w:szCs w:val="28"/>
-        </w:rPr>
-      </w:pPr>
-      <w:r>
-        <w:rPr>
-          <w:sz w:val="28"/>
-          <w:szCs w:val="28"/>
-        </w:rPr>
-        <w:t>Articolo:</w:t>
-      </w:r>
-    </w:p>
-    <w:p>
-      <w:pPr>
-        <w:pStyle w:val="Paragrafoelenco"/>
-        <w:numPr>
-          <w:ilvl w:val="0"/>
-          <w:numId w:val="33"/>
-        </w:numPr>
-        <w:rPr>
-          <w:sz w:val="28"/>
-          <w:szCs w:val="28"/>
-        </w:rPr>
-      </w:pPr>
-      <w:r>
-        <w:rPr>
-          <w:sz w:val="28"/>
-          <w:szCs w:val="28"/>
-        </w:rPr>
-        <w:t>Visualizza articolo</w:t>
-      </w:r>
-    </w:p>
-    <w:p>
-      <w:pPr>
-        <w:pStyle w:val="Paragrafoelenco"/>
-        <w:numPr>
-          <w:ilvl w:val="0"/>
-          <w:numId w:val="33"/>
-        </w:numPr>
-        <w:rPr>
-          <w:sz w:val="28"/>
-          <w:szCs w:val="28"/>
-        </w:rPr>
-      </w:pPr>
-      <w:r>
-        <w:rPr>
-          <w:sz w:val="28"/>
-          <w:szCs w:val="28"/>
-        </w:rPr>
-        <w:t>Aggiungi articolo</w:t>
-      </w:r>
-    </w:p>
-    <w:p>
-      <w:pPr>
-        <w:pStyle w:val="Paragrafoelenco"/>
-        <w:numPr>
-          <w:ilvl w:val="0"/>
-          <w:numId w:val="33"/>
-        </w:numPr>
-        <w:rPr>
-          <w:sz w:val="28"/>
-          <w:szCs w:val="28"/>
-        </w:rPr>
-      </w:pPr>
-      <w:r>
-        <w:rPr>
-          <w:sz w:val="28"/>
-          <w:szCs w:val="28"/>
-        </w:rPr>
-        <w:t>Modifica articolo</w:t>
-      </w:r>
-    </w:p>
-    <w:p>
-      <w:pPr>
-        <w:pStyle w:val="Paragrafoelenco"/>
-        <w:numPr>
-          <w:ilvl w:val="0"/>
-          <w:numId w:val="33"/>
-        </w:numPr>
-        <w:rPr>
-          <w:sz w:val="28"/>
-          <w:szCs w:val="28"/>
-        </w:rPr>
-      </w:pPr>
-      <w:r>
-        <w:rPr>
-          <w:sz w:val="28"/>
-          <w:szCs w:val="28"/>
-        </w:rPr>
-        <w:t>Rimuovi articolo</w:t>
-      </w:r>
-    </w:p>
-    <w:p>
-      <w:pPr>
-        <w:pStyle w:val="Paragrafoelenco"/>
-        <w:numPr>
-          <w:ilvl w:val="0"/>
-          <w:numId w:val="33"/>
-        </w:numPr>
-        <w:rPr>
-          <w:sz w:val="28"/>
-          <w:szCs w:val="28"/>
-        </w:rPr>
-      </w:pPr>
-      <w:r>
-        <w:rPr>
-          <w:sz w:val="28"/>
-          <w:szCs w:val="28"/>
-        </w:rPr>
-        <w:t>Aggiorna articolo</w:t>
-      </w:r>
-    </w:p>
-    <w:p>
-      <w:pPr>
-        <w:pStyle w:val="Paragrafoelenco"/>
-        <w:numPr>
-          <w:ilvl w:val="0"/>
-          <w:numId w:val="33"/>
-        </w:numPr>
-        <w:rPr>
-          <w:sz w:val="28"/>
-          <w:szCs w:val="28"/>
-        </w:rPr>
-      </w:pPr>
-      <w:r>
-        <w:rPr>
-          <w:sz w:val="28"/>
-          <w:szCs w:val="28"/>
-        </w:rPr>
-        <w:t>Ricerca articolo</w:t>
-      </w:r>
-    </w:p>
-    <w:p>
-      <w:pPr>
-        <w:pStyle w:val="Paragrafoelenco"/>
-        <w:numPr>
-          <w:ilvl w:val="0"/>
-          <w:numId w:val="33"/>
-        </w:numPr>
-        <w:rPr>
-          <w:sz w:val="28"/>
-          <w:szCs w:val="28"/>
-        </w:rPr>
-      </w:pPr>
-      <w:r>
-        <w:rPr>
-          <w:sz w:val="28"/>
-          <w:szCs w:val="28"/>
-        </w:rPr>
-        <w:t>Visualizza recensione</w:t>
-      </w:r>
-    </w:p>
-    <w:p>
-      <w:pPr>
-        <w:pStyle w:val="Paragrafoelenco"/>
-        <w:numPr>
-          <w:ilvl w:val="0"/>
-          <w:numId w:val="33"/>
-        </w:numPr>
-        <w:rPr>
-          <w:sz w:val="28"/>
-          <w:szCs w:val="28"/>
-        </w:rPr>
-      </w:pPr>
-      <w:r>
-        <w:rPr>
-          <w:sz w:val="28"/>
-          <w:szCs w:val="28"/>
-        </w:rPr>
-        <w:t xml:space="preserve">Visualizza storico </w:t>
-      </w:r>
-      <w:r>
-        <w:rPr>
-          <w:sz w:val="28"/>
-          <w:szCs w:val="28"/>
-        </w:rPr>
-        <w:t>delle recensioni</w:t>
-      </w:r>
-    </w:p>
-    <w:p>
-      <w:pPr>
-        <w:pStyle w:val="Paragrafoelenco"/>
-        <w:numPr>
-          <w:ilvl w:val="0"/>
-          <w:numId w:val="33"/>
-        </w:numPr>
-        <w:rPr>
-          <w:sz w:val="28"/>
-          <w:szCs w:val="28"/>
-        </w:rPr>
-      </w:pPr>
-      <w:r>
-        <w:rPr>
-          <w:sz w:val="28"/>
-          <w:szCs w:val="28"/>
-        </w:rPr>
-        <w:t>Aggiungi recensione</w:t>
-      </w:r>
-    </w:p>
-    <w:p>
-      <w:pPr>
-        <w:pStyle w:val="Paragrafoelenco"/>
-        <w:numPr>
-          <w:ilvl w:val="0"/>
-          <w:numId w:val="33"/>
-        </w:numPr>
-        <w:rPr>
-          <w:sz w:val="28"/>
-          <w:szCs w:val="28"/>
-        </w:rPr>
-      </w:pPr>
-      <w:r>
-        <w:rPr>
-          <w:sz w:val="28"/>
-          <w:szCs w:val="28"/>
-        </w:rPr>
-        <w:t>Modifica recensione</w:t>
-      </w:r>
-    </w:p>
-    <w:p>
-      <w:pPr>
-        <w:pStyle w:val="Paragrafoelenco"/>
-        <w:numPr>
-          <w:ilvl w:val="0"/>
-          <w:numId w:val="33"/>
-        </w:numPr>
-        <w:rPr>
-          <w:sz w:val="28"/>
-          <w:szCs w:val="28"/>
-        </w:rPr>
-      </w:pPr>
-      <w:r>
-        <w:rPr>
-          <w:sz w:val="28"/>
-          <w:szCs w:val="28"/>
-        </w:rPr>
-        <w:t>Rimuovi recensione</w:t>
-      </w:r>
-    </w:p>
-    <w:p>
-      <w:pPr>
-        <w:rPr>
-          <w:sz w:val="28"/>
-          <w:szCs w:val="28"/>
-        </w:rPr>
-      </w:pPr>
-      <w:r>
-        <w:rPr>
-          <w:sz w:val="28"/>
-          <w:szCs w:val="28"/>
-        </w:rPr>
-        <w:t>Checkout:</w:t>
-      </w:r>
-    </w:p>
-    <w:p>
-      <w:pPr>
-        <w:pStyle w:val="Paragrafoelenco"/>
-        <w:numPr>
-          <w:ilvl w:val="0"/>
-          <w:numId w:val="34"/>
-        </w:numPr>
-        <w:rPr>
-          <w:sz w:val="28"/>
-          <w:szCs w:val="28"/>
-        </w:rPr>
-      </w:pPr>
-      <w:r>
-        <w:rPr>
-          <w:sz w:val="28"/>
-          <w:szCs w:val="28"/>
-        </w:rPr>
-        <w:t>Scelta metodo di pagamento</w:t>
-      </w:r>
-    </w:p>
-    <w:p>
-      <w:pPr>
-        <w:pStyle w:val="Paragrafoelenco"/>
-        <w:numPr>
-          <w:ilvl w:val="0"/>
-          <w:numId w:val="34"/>
-        </w:numPr>
-        <w:rPr>
-          <w:sz w:val="28"/>
-          <w:szCs w:val="28"/>
-        </w:rPr>
-      </w:pPr>
-      <w:r>
-        <w:rPr>
-          <w:sz w:val="28"/>
-          <w:szCs w:val="28"/>
-        </w:rPr>
-        <w:t>Aggiungi informazioni di spedizione</w:t>
-      </w:r>
-    </w:p>
-    <w:p>
-      <w:pPr>
-        <w:rPr>
-          <w:sz w:val="28"/>
-          <w:szCs w:val="28"/>
-        </w:rPr>
-      </w:pPr>
-      <w:r>
-        <w:rPr>
-          <w:sz w:val="28"/>
-          <w:szCs w:val="28"/>
-        </w:rPr>
-        <w:t>Ordine:</w:t>
-      </w:r>
-    </w:p>
-    <w:p>
-      <w:pPr>
-        <w:pStyle w:val="Paragrafoelenco"/>
-        <w:numPr>
-          <w:ilvl w:val="0"/>
-          <w:numId w:val="35"/>
-        </w:numPr>
-        <w:rPr>
-          <w:sz w:val="28"/>
-          <w:szCs w:val="28"/>
-        </w:rPr>
-      </w:pPr>
-      <w:r>
-        <w:rPr>
-          <w:sz w:val="28"/>
-          <w:szCs w:val="28"/>
-        </w:rPr>
-        <w:t>Aggiungi articolo</w:t>
-      </w:r>
-    </w:p>
-    <w:p>
-      <w:pPr>
-        <w:pStyle w:val="Paragrafoelenco"/>
-        <w:numPr>
-          <w:ilvl w:val="0"/>
-          <w:numId w:val="35"/>
-        </w:numPr>
-        <w:rPr>
-          <w:sz w:val="28"/>
-          <w:szCs w:val="28"/>
-        </w:rPr>
-      </w:pPr>
-      <w:r>
-        <w:rPr>
-          <w:sz w:val="28"/>
-          <w:szCs w:val="28"/>
-        </w:rPr>
-        <w:t>Rimuovi articolo</w:t>
-      </w:r>
-    </w:p>
-    <w:p>
-      <w:pPr>
-        <w:pStyle w:val="Paragrafoelenco"/>
-        <w:numPr>
-          <w:ilvl w:val="0"/>
-          <w:numId w:val="35"/>
-        </w:numPr>
-        <w:rPr>
-          <w:sz w:val="28"/>
-          <w:szCs w:val="28"/>
-        </w:rPr>
-      </w:pPr>
-      <w:r>
-        <w:rPr>
-          <w:sz w:val="28"/>
-          <w:szCs w:val="28"/>
-        </w:rPr>
-        <w:t>Modifica quantità articolo</w:t>
-      </w:r>
-    </w:p>
-    <w:p>
-      <w:pPr>
-        <w:pStyle w:val="Paragrafoelenco"/>
-        <w:numPr>
-          <w:ilvl w:val="0"/>
-          <w:numId w:val="35"/>
-        </w:numPr>
-        <w:rPr>
-          <w:sz w:val="28"/>
-          <w:szCs w:val="28"/>
-        </w:rPr>
-      </w:pPr>
-      <w:r>
-        <w:rPr>
-          <w:sz w:val="28"/>
-          <w:szCs w:val="28"/>
-        </w:rPr>
-        <w:t>Visualizza ordine</w:t>
-      </w:r>
-    </w:p>
-    <w:p>
-      <w:pPr>
-        <w:pStyle w:val="Paragrafoelenco"/>
-        <w:numPr>
-          <w:ilvl w:val="0"/>
-          <w:numId w:val="35"/>
-        </w:numPr>
-        <w:rPr>
-          <w:sz w:val="28"/>
-          <w:szCs w:val="28"/>
-        </w:rPr>
-      </w:pPr>
-      <w:r>
-        <w:rPr>
-          <w:sz w:val="28"/>
-          <w:szCs w:val="28"/>
-        </w:rPr>
-        <w:t>Cancella ordine</w:t>
-      </w:r>
-    </w:p>
-    <w:p>
-      <w:pPr>
-        <w:pStyle w:val="Paragrafoelenco"/>
-        <w:numPr>
-          <w:ilvl w:val="0"/>
-          <w:numId w:val="35"/>
-        </w:numPr>
-        <w:rPr>
-          <w:sz w:val="28"/>
-          <w:szCs w:val="28"/>
-        </w:rPr>
-      </w:pPr>
-      <w:r>
-        <w:rPr>
-          <w:sz w:val="28"/>
-          <w:szCs w:val="28"/>
-        </w:rPr>
-        <w:t>Visualizza storico degli ordini</w:t>
-      </w:r>
-    </w:p>
+    <w:p/>
+    <w:tbl>
+      <w:tblPr>
+        <w:tblStyle w:val="Grigliatabella"/>
+        <w:tblW w:w="0" w:type="auto"/>
+        <w:tblLook w:val="04A0" w:firstRow="1" w:lastRow="0" w:firstColumn="1" w:lastColumn="0" w:noHBand="0" w:noVBand="1"/>
+      </w:tblPr>
+      <w:tblGrid>
+        <w:gridCol w:w="4889"/>
+        <w:gridCol w:w="4889"/>
+      </w:tblGrid>
+      <w:tr>
+        <w:tc>
+          <w:tcPr>
+            <w:tcW w:w="4889" w:type="dxa"/>
+          </w:tcPr>
+          <w:p>
+            <w:pPr>
+              <w:rPr>
+                <w:sz w:val="32"/>
+                <w:szCs w:val="32"/>
+              </w:rPr>
+            </w:pPr>
+            <w:r>
+              <w:rPr>
+                <w:sz w:val="32"/>
+                <w:szCs w:val="32"/>
+              </w:rPr>
+              <w:t>Account</w:t>
+            </w:r>
+            <w:r>
+              <w:rPr>
+                <w:sz w:val="32"/>
+                <w:szCs w:val="32"/>
+              </w:rPr>
+              <w:t xml:space="preserve"> </w:t>
+            </w:r>
+          </w:p>
+        </w:tc>
+        <w:tc>
+          <w:tcPr>
+            <w:tcW w:w="4889" w:type="dxa"/>
+          </w:tcPr>
+          <w:p/>
+        </w:tc>
+      </w:tr>
+      <w:tr>
+        <w:tc>
+          <w:tcPr>
+            <w:tcW w:w="4889" w:type="dxa"/>
+          </w:tcPr>
+          <w:p>
+            <w:r>
+              <w:t>Login</w:t>
+            </w:r>
+          </w:p>
+        </w:tc>
+        <w:tc>
+          <w:tcPr>
+            <w:tcW w:w="4889" w:type="dxa"/>
+          </w:tcPr>
+          <w:p>
+            <w:r>
+              <w:t>Consente ad un utente generico di effettuare l’accesso al sistema</w:t>
+            </w:r>
+          </w:p>
+        </w:tc>
+      </w:tr>
+      <w:tr>
+        <w:tc>
+          <w:tcPr>
+            <w:tcW w:w="4889" w:type="dxa"/>
+          </w:tcPr>
+          <w:p>
+            <w:r>
+              <w:t>Registrazione</w:t>
+            </w:r>
+          </w:p>
+        </w:tc>
+        <w:tc>
+          <w:tcPr>
+            <w:tcW w:w="4889" w:type="dxa"/>
+          </w:tcPr>
+          <w:p>
+            <w:r>
+              <w:t>Consente ad un utente generico di effettuare la registrazione al sistema</w:t>
+            </w:r>
+          </w:p>
+        </w:tc>
+      </w:tr>
+      <w:tr>
+        <w:tc>
+          <w:tcPr>
+            <w:tcW w:w="4889" w:type="dxa"/>
+          </w:tcPr>
+          <w:p>
+            <w:r>
+              <w:t>Logout</w:t>
+            </w:r>
+          </w:p>
+        </w:tc>
+        <w:tc>
+          <w:tcPr>
+            <w:tcW w:w="4889" w:type="dxa"/>
+          </w:tcPr>
+          <w:p>
+            <w:r>
+              <w:t>Contente ad un Utente Loggato di uscire dal sistema</w:t>
+            </w:r>
+          </w:p>
+        </w:tc>
+      </w:tr>
+      <w:tr>
+        <w:tc>
+          <w:tcPr>
+            <w:tcW w:w="4889" w:type="dxa"/>
+          </w:tcPr>
+          <w:p>
+            <w:r>
+              <w:t>Visualizza informazioni personali</w:t>
+            </w:r>
+          </w:p>
+          <w:p/>
+        </w:tc>
+        <w:tc>
+          <w:tcPr>
+            <w:tcW w:w="4889" w:type="dxa"/>
+          </w:tcPr>
+          <w:p>
+            <w:r>
+              <w:t>Consente ad un Utente Loggato di visualizzare le proprie informazioni personali.</w:t>
+            </w:r>
+          </w:p>
+          <w:p/>
+        </w:tc>
+      </w:tr>
+      <w:tr>
+        <w:tc>
+          <w:tcPr>
+            <w:tcW w:w="4889" w:type="dxa"/>
+          </w:tcPr>
+          <w:p>
+            <w:r>
+              <w:t>Modifica informazioni personali</w:t>
+            </w:r>
+          </w:p>
+          <w:p/>
+        </w:tc>
+        <w:tc>
+          <w:tcPr>
+            <w:tcW w:w="4889" w:type="dxa"/>
+          </w:tcPr>
+          <w:p>
+            <w:r>
+              <w:t>Consente ad un Utente Loggato di modificare le proprie informazioni personali.</w:t>
+            </w:r>
+          </w:p>
+          <w:p/>
+        </w:tc>
+      </w:tr>
+    </w:tbl>
+    <w:p/>
+    <w:p/>
+    <w:p/>
+    <w:tbl>
+      <w:tblPr>
+        <w:tblStyle w:val="Grigliatabella"/>
+        <w:tblW w:w="0" w:type="auto"/>
+        <w:tblLook w:val="04A0" w:firstRow="1" w:lastRow="0" w:firstColumn="1" w:lastColumn="0" w:noHBand="0" w:noVBand="1"/>
+      </w:tblPr>
+      <w:tblGrid>
+        <w:gridCol w:w="4889"/>
+        <w:gridCol w:w="4889"/>
+      </w:tblGrid>
+      <w:tr>
+        <w:tc>
+          <w:tcPr>
+            <w:tcW w:w="4889" w:type="dxa"/>
+          </w:tcPr>
+          <w:p>
+            <w:pPr>
+              <w:rPr>
+                <w:b/>
+                <w:bCs/>
+              </w:rPr>
+            </w:pPr>
+            <w:r>
+              <w:rPr>
+                <w:b/>
+                <w:bCs/>
+                <w:sz w:val="32"/>
+                <w:szCs w:val="32"/>
+              </w:rPr>
+              <w:t>Articolo</w:t>
+            </w:r>
+          </w:p>
+        </w:tc>
+        <w:tc>
+          <w:tcPr>
+            <w:tcW w:w="4889" w:type="dxa"/>
+          </w:tcPr>
+          <w:p/>
+        </w:tc>
+      </w:tr>
+      <w:tr>
+        <w:tc>
+          <w:tcPr>
+            <w:tcW w:w="4889" w:type="dxa"/>
+          </w:tcPr>
+          <w:p>
+            <w:pPr>
+              <w:rPr>
+                <w:sz w:val="24"/>
+                <w:szCs w:val="24"/>
+              </w:rPr>
+            </w:pPr>
+            <w:r>
+              <w:rPr>
+                <w:sz w:val="24"/>
+                <w:szCs w:val="24"/>
+              </w:rPr>
+              <w:t>Visualizza Articolo</w:t>
+            </w:r>
+          </w:p>
+        </w:tc>
+        <w:tc>
+          <w:tcPr>
+            <w:tcW w:w="4889" w:type="dxa"/>
+          </w:tcPr>
+          <w:p>
+            <w:pPr>
+              <w:rPr>
+                <w:sz w:val="24"/>
+                <w:szCs w:val="24"/>
+              </w:rPr>
+            </w:pPr>
+            <w:r>
+              <w:rPr>
+                <w:sz w:val="24"/>
+                <w:szCs w:val="24"/>
+              </w:rPr>
+              <w:t>Consente all’utente di visualizzare il dettaglio Articolo.</w:t>
+            </w:r>
+          </w:p>
+        </w:tc>
+      </w:tr>
+      <w:tr>
+        <w:tc>
+          <w:tcPr>
+            <w:tcW w:w="4889" w:type="dxa"/>
+          </w:tcPr>
+          <w:p>
+            <w:pPr>
+              <w:rPr>
+                <w:sz w:val="24"/>
+                <w:szCs w:val="24"/>
+              </w:rPr>
+            </w:pPr>
+            <w:r>
+              <w:rPr>
+                <w:sz w:val="24"/>
+                <w:szCs w:val="24"/>
+              </w:rPr>
+              <w:t xml:space="preserve">Aggiungi Articolo </w:t>
+            </w:r>
+          </w:p>
+        </w:tc>
+        <w:tc>
+          <w:tcPr>
+            <w:tcW w:w="4889" w:type="dxa"/>
+          </w:tcPr>
+          <w:p>
+            <w:pPr>
+              <w:rPr>
+                <w:sz w:val="24"/>
+                <w:szCs w:val="24"/>
+              </w:rPr>
+            </w:pPr>
+            <w:r>
+              <w:rPr>
+                <w:sz w:val="24"/>
+                <w:szCs w:val="24"/>
+              </w:rPr>
+              <w:t>Consente al Gestore del catalogo di aggiungere un nuovo articolo al catalogo.</w:t>
+            </w:r>
+          </w:p>
+        </w:tc>
+      </w:tr>
+      <w:tr>
+        <w:tc>
+          <w:tcPr>
+            <w:tcW w:w="4889" w:type="dxa"/>
+          </w:tcPr>
+          <w:p>
+            <w:pPr>
+              <w:rPr>
+                <w:sz w:val="24"/>
+                <w:szCs w:val="24"/>
+              </w:rPr>
+            </w:pPr>
+            <w:r>
+              <w:rPr>
+                <w:sz w:val="24"/>
+                <w:szCs w:val="24"/>
+              </w:rPr>
+              <w:t>Modifica Articolo</w:t>
+            </w:r>
+          </w:p>
+        </w:tc>
+        <w:tc>
+          <w:tcPr>
+            <w:tcW w:w="4889" w:type="dxa"/>
+          </w:tcPr>
+          <w:p>
+            <w:pPr>
+              <w:rPr>
+                <w:sz w:val="24"/>
+                <w:szCs w:val="24"/>
+              </w:rPr>
+            </w:pPr>
+            <w:r>
+              <w:rPr>
+                <w:sz w:val="24"/>
+                <w:szCs w:val="24"/>
+              </w:rPr>
+              <w:t>Consente al Gestore del catalogo di modificare un articolo nel catalogo.</w:t>
+            </w:r>
+          </w:p>
+        </w:tc>
+      </w:tr>
+      <w:tr>
+        <w:tc>
+          <w:tcPr>
+            <w:tcW w:w="4889" w:type="dxa"/>
+          </w:tcPr>
+          <w:p>
+            <w:pPr>
+              <w:rPr>
+                <w:sz w:val="24"/>
+                <w:szCs w:val="24"/>
+              </w:rPr>
+            </w:pPr>
+            <w:r>
+              <w:rPr>
+                <w:sz w:val="24"/>
+                <w:szCs w:val="24"/>
+              </w:rPr>
+              <w:t>Rimuovi Articolo</w:t>
+            </w:r>
+          </w:p>
+        </w:tc>
+        <w:tc>
+          <w:tcPr>
+            <w:tcW w:w="4889" w:type="dxa"/>
+          </w:tcPr>
+          <w:p>
+            <w:pPr>
+              <w:rPr>
+                <w:sz w:val="24"/>
+                <w:szCs w:val="24"/>
+              </w:rPr>
+            </w:pPr>
+            <w:r>
+              <w:rPr>
+                <w:sz w:val="24"/>
+                <w:szCs w:val="24"/>
+              </w:rPr>
+              <w:t>Consente al Gestore del catalogo di rimuovere un articolo dal catalogo.</w:t>
+            </w:r>
+          </w:p>
+        </w:tc>
+      </w:tr>
+      <w:tr>
+        <w:tc>
+          <w:tcPr>
+            <w:tcW w:w="4889" w:type="dxa"/>
+          </w:tcPr>
+          <w:p>
+            <w:pPr>
+              <w:rPr>
+                <w:sz w:val="24"/>
+                <w:szCs w:val="24"/>
+              </w:rPr>
+            </w:pPr>
+            <w:r>
+              <w:rPr>
+                <w:sz w:val="24"/>
+                <w:szCs w:val="24"/>
+              </w:rPr>
+              <w:t xml:space="preserve">Aggiorna Articolo </w:t>
+            </w:r>
+          </w:p>
+        </w:tc>
+        <w:tc>
+          <w:tcPr>
+            <w:tcW w:w="4889" w:type="dxa"/>
+          </w:tcPr>
+          <w:p>
+            <w:pPr>
+              <w:rPr>
+                <w:sz w:val="24"/>
+                <w:szCs w:val="24"/>
+              </w:rPr>
+            </w:pPr>
+            <w:r>
+              <w:rPr>
+                <w:sz w:val="24"/>
+                <w:szCs w:val="24"/>
+              </w:rPr>
+              <w:t>Consente al Gestore di Magazzino di aggiornare le giacenze degli Articoli.</w:t>
+            </w:r>
+          </w:p>
+        </w:tc>
+      </w:tr>
+      <w:tr>
+        <w:tc>
+          <w:tcPr>
+            <w:tcW w:w="4889" w:type="dxa"/>
+          </w:tcPr>
+          <w:p>
+            <w:pPr>
+              <w:rPr>
+                <w:sz w:val="24"/>
+                <w:szCs w:val="24"/>
+              </w:rPr>
+            </w:pPr>
+            <w:r>
+              <w:rPr>
+                <w:sz w:val="24"/>
+                <w:szCs w:val="24"/>
+              </w:rPr>
+              <w:t>Ricerca Articolo</w:t>
+            </w:r>
+          </w:p>
+        </w:tc>
+        <w:tc>
+          <w:tcPr>
+            <w:tcW w:w="4889" w:type="dxa"/>
+          </w:tcPr>
+          <w:p>
+            <w:pPr>
+              <w:rPr>
+                <w:sz w:val="24"/>
+                <w:szCs w:val="24"/>
+              </w:rPr>
+            </w:pPr>
+            <w:r>
+              <w:rPr>
+                <w:sz w:val="24"/>
+                <w:szCs w:val="24"/>
+              </w:rPr>
+              <w:t>Consente all’utente di ricercare un articolo nel sistema.</w:t>
+            </w:r>
+          </w:p>
+        </w:tc>
+      </w:tr>
+      <w:tr>
+        <w:tc>
+          <w:tcPr>
+            <w:tcW w:w="4889" w:type="dxa"/>
+          </w:tcPr>
+          <w:p>
+            <w:pPr>
+              <w:rPr>
+                <w:sz w:val="24"/>
+                <w:szCs w:val="24"/>
+              </w:rPr>
+            </w:pPr>
+            <w:r>
+              <w:rPr>
+                <w:sz w:val="24"/>
+                <w:szCs w:val="24"/>
+              </w:rPr>
+              <w:t>Visualizza Recensio</w:t>
+            </w:r>
+            <w:r>
+              <w:rPr>
+                <w:sz w:val="24"/>
+                <w:szCs w:val="24"/>
+              </w:rPr>
+              <w:t>ne</w:t>
+            </w:r>
+          </w:p>
+        </w:tc>
+        <w:tc>
+          <w:tcPr>
+            <w:tcW w:w="4889" w:type="dxa"/>
+          </w:tcPr>
+          <w:p>
+            <w:pPr>
+              <w:rPr>
+                <w:sz w:val="24"/>
+                <w:szCs w:val="24"/>
+              </w:rPr>
+            </w:pPr>
+            <w:r>
+              <w:rPr>
+                <w:sz w:val="24"/>
+                <w:szCs w:val="24"/>
+              </w:rPr>
+              <w:t>Consente all’utente di visualizzare le recensioni degli articoli.</w:t>
+            </w:r>
+          </w:p>
+        </w:tc>
+      </w:tr>
+      <w:tr>
+        <w:tc>
+          <w:tcPr>
+            <w:tcW w:w="4889" w:type="dxa"/>
+          </w:tcPr>
+          <w:p>
+            <w:pPr>
+              <w:rPr>
+                <w:sz w:val="24"/>
+                <w:szCs w:val="24"/>
+              </w:rPr>
+            </w:pPr>
+            <w:r>
+              <w:rPr>
+                <w:sz w:val="24"/>
+                <w:szCs w:val="24"/>
+              </w:rPr>
+              <w:t>Visualizza storico delle recensioni</w:t>
+            </w:r>
+          </w:p>
+          <w:p>
+            <w:pPr>
+              <w:rPr>
+                <w:sz w:val="24"/>
+                <w:szCs w:val="24"/>
+              </w:rPr>
+            </w:pPr>
+          </w:p>
+        </w:tc>
+        <w:tc>
+          <w:tcPr>
+            <w:tcW w:w="4889" w:type="dxa"/>
+          </w:tcPr>
+          <w:p>
+            <w:pPr>
+              <w:rPr>
+                <w:sz w:val="24"/>
+                <w:szCs w:val="24"/>
+              </w:rPr>
+            </w:pPr>
+            <w:r>
+              <w:rPr>
+                <w:sz w:val="24"/>
+                <w:szCs w:val="24"/>
+              </w:rPr>
+              <w:t>Consente all’utente Loggato di visualizzare lo storico delle proprie recensioni.</w:t>
+            </w:r>
+          </w:p>
+        </w:tc>
+      </w:tr>
+      <w:tr>
+        <w:tc>
+          <w:tcPr>
+            <w:tcW w:w="4889" w:type="dxa"/>
+          </w:tcPr>
+          <w:p>
+            <w:pPr>
+              <w:rPr>
+                <w:sz w:val="24"/>
+                <w:szCs w:val="24"/>
+              </w:rPr>
+            </w:pPr>
+            <w:r>
+              <w:rPr>
+                <w:sz w:val="24"/>
+                <w:szCs w:val="24"/>
+              </w:rPr>
+              <w:t xml:space="preserve">Aggiungi Recensione </w:t>
+            </w:r>
+          </w:p>
+        </w:tc>
+        <w:tc>
+          <w:tcPr>
+            <w:tcW w:w="4889" w:type="dxa"/>
+          </w:tcPr>
+          <w:p>
+            <w:pPr>
+              <w:rPr>
+                <w:sz w:val="24"/>
+                <w:szCs w:val="24"/>
+              </w:rPr>
+            </w:pPr>
+            <w:r>
+              <w:rPr>
+                <w:sz w:val="24"/>
+                <w:szCs w:val="24"/>
+              </w:rPr>
+              <w:t xml:space="preserve">Consente all’utente Loggato di creare una nuova recensione </w:t>
+            </w:r>
+          </w:p>
+        </w:tc>
+      </w:tr>
+      <w:tr>
+        <w:tc>
+          <w:tcPr>
+            <w:tcW w:w="4889" w:type="dxa"/>
+          </w:tcPr>
+          <w:p>
+            <w:pPr>
+              <w:rPr>
+                <w:sz w:val="24"/>
+                <w:szCs w:val="24"/>
+              </w:rPr>
+            </w:pPr>
+            <w:r>
+              <w:rPr>
+                <w:sz w:val="24"/>
+                <w:szCs w:val="24"/>
+              </w:rPr>
+              <w:t>Modifica Recensione</w:t>
+            </w:r>
+          </w:p>
+        </w:tc>
+        <w:tc>
+          <w:tcPr>
+            <w:tcW w:w="4889" w:type="dxa"/>
+          </w:tcPr>
+          <w:p>
+            <w:pPr>
+              <w:rPr>
+                <w:sz w:val="24"/>
+                <w:szCs w:val="24"/>
+              </w:rPr>
+            </w:pPr>
+            <w:r>
+              <w:rPr>
+                <w:sz w:val="24"/>
+                <w:szCs w:val="24"/>
+              </w:rPr>
+              <w:t>Consente all’utente Loggato di modificare una recensione precedentemente rilasciata.</w:t>
+            </w:r>
+          </w:p>
+        </w:tc>
+      </w:tr>
+      <w:tr>
+        <w:tc>
+          <w:tcPr>
+            <w:tcW w:w="4889" w:type="dxa"/>
+          </w:tcPr>
+          <w:p>
+            <w:pPr>
+              <w:rPr>
+                <w:sz w:val="24"/>
+                <w:szCs w:val="24"/>
+              </w:rPr>
+            </w:pPr>
+            <w:r>
+              <w:rPr>
+                <w:sz w:val="24"/>
+                <w:szCs w:val="24"/>
+              </w:rPr>
+              <w:t>Rimuovi Recensione</w:t>
+            </w:r>
+          </w:p>
+        </w:tc>
+        <w:tc>
+          <w:tcPr>
+            <w:tcW w:w="4889" w:type="dxa"/>
+          </w:tcPr>
+          <w:p>
+            <w:pPr>
+              <w:rPr>
+                <w:sz w:val="24"/>
+                <w:szCs w:val="24"/>
+              </w:rPr>
+            </w:pPr>
+            <w:r>
+              <w:rPr>
+                <w:sz w:val="24"/>
+                <w:szCs w:val="24"/>
+              </w:rPr>
+              <w:t>Consente all’utente Loggato di cancellare una recensione precedentemente inserita.</w:t>
+            </w:r>
+          </w:p>
+        </w:tc>
+      </w:tr>
+    </w:tbl>
+    <w:p/>
+    <w:p/>
+    <w:p/>
+    <w:tbl>
+      <w:tblPr>
+        <w:tblStyle w:val="Grigliatabella"/>
+        <w:tblW w:w="0" w:type="auto"/>
+        <w:tblLook w:val="04A0" w:firstRow="1" w:lastRow="0" w:firstColumn="1" w:lastColumn="0" w:noHBand="0" w:noVBand="1"/>
+      </w:tblPr>
+      <w:tblGrid>
+        <w:gridCol w:w="4889"/>
+        <w:gridCol w:w="4889"/>
+      </w:tblGrid>
+      <w:tr>
+        <w:tc>
+          <w:tcPr>
+            <w:tcW w:w="4889" w:type="dxa"/>
+          </w:tcPr>
+          <w:p>
+            <w:pPr>
+              <w:rPr>
+                <w:b/>
+                <w:bCs/>
+                <w:sz w:val="32"/>
+                <w:szCs w:val="32"/>
+              </w:rPr>
+            </w:pPr>
+            <w:r>
+              <w:rPr>
+                <w:b/>
+                <w:bCs/>
+                <w:sz w:val="32"/>
+                <w:szCs w:val="32"/>
+              </w:rPr>
+              <w:t>Checkout</w:t>
+            </w:r>
+          </w:p>
+        </w:tc>
+        <w:tc>
+          <w:tcPr>
+            <w:tcW w:w="4889" w:type="dxa"/>
+          </w:tcPr>
+          <w:p/>
+        </w:tc>
+      </w:tr>
+      <w:tr>
+        <w:tc>
+          <w:tcPr>
+            <w:tcW w:w="4889" w:type="dxa"/>
+          </w:tcPr>
+          <w:p>
+            <w:pPr>
+              <w:rPr>
+                <w:sz w:val="24"/>
+                <w:szCs w:val="24"/>
+              </w:rPr>
+            </w:pPr>
+            <w:r>
+              <w:rPr>
+                <w:sz w:val="24"/>
+                <w:szCs w:val="24"/>
+              </w:rPr>
+              <w:t>Scelta metodo di pagamento</w:t>
+            </w:r>
+          </w:p>
+        </w:tc>
+        <w:tc>
+          <w:tcPr>
+            <w:tcW w:w="4889" w:type="dxa"/>
+          </w:tcPr>
+          <w:p>
+            <w:pPr>
+              <w:rPr>
+                <w:sz w:val="24"/>
+                <w:szCs w:val="24"/>
+              </w:rPr>
+            </w:pPr>
+            <w:r>
+              <w:rPr>
+                <w:sz w:val="24"/>
+                <w:szCs w:val="24"/>
+              </w:rPr>
+              <w:t>Consente all’utente loggato di scegliere il metodo di pagamento.</w:t>
+            </w:r>
+          </w:p>
+        </w:tc>
+      </w:tr>
+      <w:tr>
+        <w:tc>
+          <w:tcPr>
+            <w:tcW w:w="4889" w:type="dxa"/>
+          </w:tcPr>
+          <w:p>
+            <w:pPr>
+              <w:rPr>
+                <w:sz w:val="24"/>
+                <w:szCs w:val="24"/>
+              </w:rPr>
+            </w:pPr>
+            <w:r>
+              <w:rPr>
+                <w:sz w:val="24"/>
+                <w:szCs w:val="24"/>
+              </w:rPr>
+              <w:t xml:space="preserve">Aggiunta informazione di spedizione </w:t>
+            </w:r>
+          </w:p>
+        </w:tc>
+        <w:tc>
+          <w:tcPr>
+            <w:tcW w:w="4889" w:type="dxa"/>
+          </w:tcPr>
+          <w:p>
+            <w:pPr>
+              <w:rPr>
+                <w:sz w:val="24"/>
+                <w:szCs w:val="24"/>
+              </w:rPr>
+            </w:pPr>
+            <w:r>
+              <w:rPr>
+                <w:sz w:val="24"/>
+                <w:szCs w:val="24"/>
+              </w:rPr>
+              <w:t>Consente all’utente loggato di aggiungere/modificare informazioni per la spedizione.</w:t>
+            </w:r>
+          </w:p>
+        </w:tc>
+      </w:tr>
+    </w:tbl>
+    <w:p/>
+    <w:p/>
+    <w:p/>
+    <w:tbl>
+      <w:tblPr>
+        <w:tblStyle w:val="Grigliatabella"/>
+        <w:tblW w:w="0" w:type="auto"/>
+        <w:tblLook w:val="04A0" w:firstRow="1" w:lastRow="0" w:firstColumn="1" w:lastColumn="0" w:noHBand="0" w:noVBand="1"/>
+      </w:tblPr>
+      <w:tblGrid>
+        <w:gridCol w:w="4889"/>
+        <w:gridCol w:w="4889"/>
+      </w:tblGrid>
+      <w:tr>
+        <w:tc>
+          <w:tcPr>
+            <w:tcW w:w="4889" w:type="dxa"/>
+          </w:tcPr>
+          <w:p>
+            <w:pPr>
+              <w:rPr>
+                <w:b/>
+                <w:bCs/>
+                <w:sz w:val="32"/>
+                <w:szCs w:val="32"/>
+              </w:rPr>
+            </w:pPr>
+            <w:r>
+              <w:rPr>
+                <w:b/>
+                <w:bCs/>
+                <w:sz w:val="32"/>
+                <w:szCs w:val="32"/>
+              </w:rPr>
+              <w:t>Ordine</w:t>
+            </w:r>
+          </w:p>
+        </w:tc>
+        <w:tc>
+          <w:tcPr>
+            <w:tcW w:w="4889" w:type="dxa"/>
+          </w:tcPr>
+          <w:p/>
+        </w:tc>
+      </w:tr>
+      <w:tr>
+        <w:tc>
+          <w:tcPr>
+            <w:tcW w:w="4889" w:type="dxa"/>
+          </w:tcPr>
+          <w:p>
+            <w:pPr>
+              <w:rPr>
+                <w:sz w:val="24"/>
+                <w:szCs w:val="24"/>
+              </w:rPr>
+            </w:pPr>
+            <w:r>
+              <w:rPr>
+                <w:sz w:val="24"/>
+                <w:szCs w:val="24"/>
+              </w:rPr>
+              <w:t>Aggiungi articolo</w:t>
+            </w:r>
+          </w:p>
+        </w:tc>
+        <w:tc>
+          <w:tcPr>
+            <w:tcW w:w="4889" w:type="dxa"/>
+          </w:tcPr>
+          <w:p>
+            <w:pPr>
+              <w:rPr>
+                <w:sz w:val="24"/>
+                <w:szCs w:val="24"/>
+              </w:rPr>
+            </w:pPr>
+            <w:r>
+              <w:rPr>
+                <w:sz w:val="24"/>
+                <w:szCs w:val="24"/>
+              </w:rPr>
+              <w:t>Consente all’utente loggato di aggiungere un articolo all’ordine.</w:t>
+            </w:r>
+          </w:p>
+        </w:tc>
+      </w:tr>
+      <w:tr>
+        <w:tc>
+          <w:tcPr>
+            <w:tcW w:w="4889" w:type="dxa"/>
+          </w:tcPr>
+          <w:p>
+            <w:pPr>
+              <w:rPr>
+                <w:sz w:val="24"/>
+                <w:szCs w:val="24"/>
+              </w:rPr>
+            </w:pPr>
+            <w:r>
+              <w:rPr>
+                <w:sz w:val="24"/>
+                <w:szCs w:val="24"/>
+              </w:rPr>
+              <w:t>Rimuovi articolo</w:t>
+            </w:r>
+          </w:p>
+        </w:tc>
+        <w:tc>
+          <w:tcPr>
+            <w:tcW w:w="4889" w:type="dxa"/>
+          </w:tcPr>
+          <w:p>
+            <w:pPr>
+              <w:rPr>
+                <w:sz w:val="24"/>
+                <w:szCs w:val="24"/>
+              </w:rPr>
+            </w:pPr>
+            <w:r>
+              <w:rPr>
+                <w:sz w:val="24"/>
+                <w:szCs w:val="24"/>
+              </w:rPr>
+              <w:t xml:space="preserve">Consente all’utente loggato di rimuovere un articolo dall’ordine </w:t>
+            </w:r>
+          </w:p>
+        </w:tc>
+      </w:tr>
+      <w:tr>
+        <w:tc>
+          <w:tcPr>
+            <w:tcW w:w="4889" w:type="dxa"/>
+          </w:tcPr>
+          <w:p>
+            <w:pPr>
+              <w:rPr>
+                <w:sz w:val="24"/>
+                <w:szCs w:val="24"/>
+              </w:rPr>
+            </w:pPr>
+            <w:r>
+              <w:rPr>
+                <w:sz w:val="24"/>
+                <w:szCs w:val="24"/>
+              </w:rPr>
+              <w:t>Modifica quantità articolo</w:t>
+            </w:r>
+          </w:p>
+        </w:tc>
+        <w:tc>
+          <w:tcPr>
+            <w:tcW w:w="4889" w:type="dxa"/>
+          </w:tcPr>
+          <w:p>
+            <w:pPr>
+              <w:rPr>
+                <w:sz w:val="24"/>
+                <w:szCs w:val="24"/>
+              </w:rPr>
+            </w:pPr>
+            <w:r>
+              <w:rPr>
+                <w:sz w:val="24"/>
+                <w:szCs w:val="24"/>
+              </w:rPr>
+              <w:t xml:space="preserve">Consente all’utente loggato di modificare la quantità aggiunta all’ordine </w:t>
+            </w:r>
+          </w:p>
+        </w:tc>
+      </w:tr>
+      <w:tr>
+        <w:tc>
+          <w:tcPr>
+            <w:tcW w:w="4889" w:type="dxa"/>
+          </w:tcPr>
+          <w:p>
+            <w:pPr>
+              <w:rPr>
+                <w:sz w:val="24"/>
+                <w:szCs w:val="24"/>
+              </w:rPr>
+            </w:pPr>
+            <w:r>
+              <w:rPr>
+                <w:sz w:val="24"/>
+                <w:szCs w:val="24"/>
+              </w:rPr>
+              <w:t xml:space="preserve">Visualizza ordine </w:t>
+            </w:r>
+          </w:p>
+        </w:tc>
+        <w:tc>
+          <w:tcPr>
+            <w:tcW w:w="4889" w:type="dxa"/>
+          </w:tcPr>
+          <w:p>
+            <w:pPr>
+              <w:rPr>
+                <w:sz w:val="24"/>
+                <w:szCs w:val="24"/>
+              </w:rPr>
+            </w:pPr>
+            <w:r>
+              <w:rPr>
+                <w:sz w:val="24"/>
+                <w:szCs w:val="24"/>
+              </w:rPr>
+              <w:t>Consente all’utente loggato di visualizzare l’ordine in costruzione.</w:t>
+            </w:r>
+          </w:p>
+        </w:tc>
+      </w:tr>
+      <w:tr>
+        <w:tc>
+          <w:tcPr>
+            <w:tcW w:w="4889" w:type="dxa"/>
+          </w:tcPr>
+          <w:p>
+            <w:pPr>
+              <w:rPr>
+                <w:sz w:val="24"/>
+                <w:szCs w:val="24"/>
+              </w:rPr>
+            </w:pPr>
+            <w:r>
+              <w:rPr>
+                <w:sz w:val="24"/>
+                <w:szCs w:val="24"/>
+              </w:rPr>
+              <w:t>Cancella ordine</w:t>
+            </w:r>
+          </w:p>
+        </w:tc>
+        <w:tc>
+          <w:tcPr>
+            <w:tcW w:w="4889" w:type="dxa"/>
+          </w:tcPr>
+          <w:p>
+            <w:pPr>
+              <w:rPr>
+                <w:sz w:val="24"/>
+                <w:szCs w:val="24"/>
+              </w:rPr>
+            </w:pPr>
+            <w:r>
+              <w:rPr>
+                <w:sz w:val="24"/>
+                <w:szCs w:val="24"/>
+              </w:rPr>
+              <w:t>Consente all’utente loggato di cancellare l’ordine in costruzione</w:t>
+            </w:r>
+          </w:p>
+        </w:tc>
+      </w:tr>
+      <w:tr>
+        <w:tc>
+          <w:tcPr>
+            <w:tcW w:w="4889" w:type="dxa"/>
+          </w:tcPr>
+          <w:p>
+            <w:pPr>
+              <w:rPr>
+                <w:sz w:val="24"/>
+                <w:szCs w:val="24"/>
+              </w:rPr>
+            </w:pPr>
+            <w:r>
+              <w:rPr>
+                <w:sz w:val="24"/>
+                <w:szCs w:val="24"/>
+              </w:rPr>
+              <w:t>Visualizza storico degli ordini</w:t>
+            </w:r>
+          </w:p>
+        </w:tc>
+        <w:tc>
+          <w:tcPr>
+            <w:tcW w:w="4889" w:type="dxa"/>
+          </w:tcPr>
+          <w:p>
+            <w:pPr>
+              <w:rPr>
+                <w:sz w:val="24"/>
+                <w:szCs w:val="24"/>
+              </w:rPr>
+            </w:pPr>
+            <w:r>
+              <w:rPr>
+                <w:sz w:val="24"/>
+                <w:szCs w:val="24"/>
+              </w:rPr>
+              <w:t>Consente all’utente loggato di visualizzare lo storico dei propri ordini.</w:t>
+            </w:r>
+          </w:p>
+        </w:tc>
+      </w:tr>
+    </w:tbl>
     <w:p>
       <w:pPr>
         <w:rPr>
@@ -6257,44 +6624,14 @@
       <w:pPr>
         <w:jc w:val="both"/>
         <w:rPr>
-          <w:sz w:val="28"/>
-          <w:szCs w:val="28"/>
-        </w:rPr>
-      </w:pPr>
-    </w:p>
-    <w:p>
-      <w:pPr>
-        <w:jc w:val="both"/>
-        <w:rPr>
-          <w:i/>
-          <w:iCs/>
-          <w:sz w:val="28"/>
-          <w:szCs w:val="28"/>
-          <w:u w:val="single"/>
-        </w:rPr>
-      </w:pPr>
-    </w:p>
-    <w:p>
-      <w:pPr>
-        <w:jc w:val="both"/>
-        <w:rPr>
-          <w:sz w:val="28"/>
-          <w:szCs w:val="28"/>
-        </w:rPr>
-      </w:pPr>
-    </w:p>
-    <w:p>
-      <w:pPr>
-        <w:jc w:val="both"/>
-        <w:rPr>
-          <w:sz w:val="28"/>
-          <w:szCs w:val="28"/>
-        </w:rPr>
-      </w:pPr>
-      <w:r>
-        <w:rPr>
-          <w:sz w:val="28"/>
-          <w:szCs w:val="28"/>
+          <w:sz w:val="32"/>
+          <w:szCs w:val="32"/>
+        </w:rPr>
+      </w:pPr>
+      <w:r>
+        <w:rPr>
+          <w:sz w:val="32"/>
+          <w:szCs w:val="32"/>
         </w:rPr>
         <w:t xml:space="preserve"> </w:t>
       </w:r>

--- a/Deliverables/Edil CommerceDesign_SDD.docx
+++ b/Deliverables/Edil CommerceDesign_SDD.docx
@@ -111,6 +111,7 @@
           <w:lang w:val="en-GB"/>
         </w:rPr>
       </w:pPr>
+      <w:proofErr w:type="spellStart"/>
       <w:r>
         <w:rPr>
           <w:rFonts w:ascii="Arial" w:hAnsi="Arial"/>
@@ -118,8 +119,9 @@
           <w:sz w:val="36"/>
           <w:lang w:val="en-GB"/>
         </w:rPr>
-        <w:t>Edil CommerceDesign</w:t>
-      </w:r>
+        <w:t>Edil</w:t>
+      </w:r>
+      <w:proofErr w:type="spellEnd"/>
       <w:r>
         <w:rPr>
           <w:rFonts w:ascii="Arial" w:hAnsi="Arial"/>
@@ -127,8 +129,9 @@
           <w:sz w:val="36"/>
           <w:lang w:val="en-GB"/>
         </w:rPr>
-        <w:br/>
-      </w:r>
+        <w:t xml:space="preserve"> </w:t>
+      </w:r>
+      <w:proofErr w:type="spellStart"/>
       <w:r>
         <w:rPr>
           <w:rFonts w:ascii="Arial" w:hAnsi="Arial"/>
@@ -136,8 +139,9 @@
           <w:sz w:val="36"/>
           <w:lang w:val="en-GB"/>
         </w:rPr>
-        <w:t>System Design Document</w:t>
-      </w:r>
+        <w:t>CommerceDesign</w:t>
+      </w:r>
+      <w:proofErr w:type="spellEnd"/>
       <w:r>
         <w:rPr>
           <w:rFonts w:ascii="Arial" w:hAnsi="Arial"/>
@@ -146,7 +150,44 @@
           <w:lang w:val="en-GB"/>
         </w:rPr>
         <w:br/>
-        <w:t>Versione 1.0</w:t>
+      </w:r>
+      <w:r>
+        <w:rPr>
+          <w:rFonts w:ascii="Arial" w:hAnsi="Arial"/>
+          <w:b/>
+          <w:sz w:val="36"/>
+          <w:lang w:val="en-GB"/>
+        </w:rPr>
+        <w:t>System Design Document</w:t>
+      </w:r>
+      <w:r>
+        <w:rPr>
+          <w:rFonts w:ascii="Arial" w:hAnsi="Arial"/>
+          <w:b/>
+          <w:sz w:val="36"/>
+          <w:lang w:val="en-GB"/>
+        </w:rPr>
+        <w:br/>
+      </w:r>
+      <w:proofErr w:type="spellStart"/>
+      <w:r>
+        <w:rPr>
+          <w:rFonts w:ascii="Arial" w:hAnsi="Arial"/>
+          <w:b/>
+          <w:sz w:val="36"/>
+          <w:lang w:val="en-GB"/>
+        </w:rPr>
+        <w:t>Versione</w:t>
+      </w:r>
+      <w:proofErr w:type="spellEnd"/>
+      <w:r>
+        <w:rPr>
+          <w:rFonts w:ascii="Arial" w:hAnsi="Arial"/>
+          <w:b/>
+          <w:sz w:val="36"/>
+          <w:lang w:val="en-GB"/>
+        </w:rPr>
+        <w:t xml:space="preserve"> 1.0</w:t>
       </w:r>
       <w:r>
         <w:rPr>
@@ -362,7 +403,13 @@
         <w:rPr>
           <w:sz w:val="32"/>
         </w:rPr>
-        <w:t>21</w:t>
+        <w:t>2</w:t>
+      </w:r>
+      <w:r>
+        <w:rPr>
+          <w:sz w:val="32"/>
+        </w:rPr>
+        <w:t>9</w:t>
       </w:r>
       <w:r>
         <w:rPr>
@@ -507,140 +554,1097 @@
         </w:rPr>
       </w:pPr>
     </w:p>
-    <w:p/>
-    <w:p>
-      <w:r>
-        <w:t>Indice</w:t>
-      </w:r>
-    </w:p>
-    <w:p>
-      <w:r>
-        <w:t>1. Introduzione</w:t>
-      </w:r>
-      <w:r>
-        <w:t xml:space="preserve"> </w:t>
-      </w:r>
-    </w:p>
-    <w:p>
-      <w:r>
-        <w:t>1.1.Obiettivo del sistema</w:t>
-      </w:r>
-    </w:p>
-    <w:p>
-      <w:pPr>
-        <w:rPr>
-          <w:color w:val="FF0000"/>
-        </w:rPr>
-      </w:pPr>
-      <w:r>
-        <w:rPr>
-          <w:highlight w:val="yellow"/>
-        </w:rPr>
-        <w:t>1.2.Design Goals</w:t>
-      </w:r>
-      <w:r>
-        <w:t xml:space="preserve"> </w:t>
-      </w:r>
-    </w:p>
-    <w:p>
-      <w:pPr>
-        <w:rPr>
-          <w:highlight w:val="yellow"/>
-        </w:rPr>
-      </w:pPr>
-      <w:r>
-        <w:rPr>
-          <w:highlight w:val="yellow"/>
-        </w:rPr>
-        <w:t>2. Architettura del Sistema Corrente</w:t>
-      </w:r>
-    </w:p>
-    <w:p>
-      <w:r>
-        <w:rPr>
-          <w:highlight w:val="yellow"/>
-        </w:rPr>
-        <w:t>3. Architettura del sistema proposto</w:t>
-      </w:r>
-    </w:p>
-    <w:p>
-      <w:r>
-        <w:rPr>
-          <w:highlight w:val="yellow"/>
-        </w:rPr>
-        <w:t>3.1.Decomposizione in sottosistemi</w:t>
-      </w:r>
-    </w:p>
-    <w:p>
-      <w:r>
-        <w:rPr>
-          <w:highlight w:val="yellow"/>
-        </w:rPr>
-        <w:t>3.2.Hardware/Software Mapping</w:t>
-      </w:r>
-    </w:p>
     <w:p>
       <w:pPr>
         <w:rPr>
           <w:lang w:val="en-GB"/>
         </w:rPr>
       </w:pPr>
-      <w:r>
-        <w:rPr>
-          <w:highlight w:val="red"/>
-          <w:lang w:val="en-GB"/>
-        </w:rPr>
-        <w:t>3.3.Persistent and Data Managment</w:t>
-      </w:r>
-    </w:p>
-    <w:p>
-      <w:pPr>
-        <w:rPr>
-          <w:lang w:val="en-GB"/>
-        </w:rPr>
-      </w:pPr>
-      <w:r>
-        <w:rPr>
-          <w:highlight w:val="yellow"/>
-          <w:lang w:val="en-GB"/>
-        </w:rPr>
-        <w:t>3.4.Access control and Security</w:t>
-      </w:r>
-    </w:p>
-    <w:p>
-      <w:pPr>
-        <w:rPr>
-          <w:lang w:val="en-GB"/>
-        </w:rPr>
-      </w:pPr>
-      <w:r>
-        <w:rPr>
-          <w:highlight w:val="yellow"/>
-          <w:lang w:val="en-GB"/>
-        </w:rPr>
-        <w:t>3.5.Global Software Control</w:t>
-      </w:r>
-    </w:p>
-    <w:p>
-      <w:pPr>
-        <w:rPr>
-          <w:lang w:val="en-GB"/>
-        </w:rPr>
-      </w:pPr>
-      <w:r>
-        <w:rPr>
-          <w:lang w:val="en-GB"/>
-        </w:rPr>
-        <w:t>4. Subsystem services</w:t>
-      </w:r>
-    </w:p>
-    <w:p>
-      <w:pPr>
-        <w:rPr>
-          <w:lang w:val="en-GB"/>
-        </w:rPr>
-      </w:pPr>
-    </w:p>
+    </w:p>
+    <w:sdt>
+      <w:sdtPr>
+        <w:id w:val="-1650354952"/>
+        <w:docPartObj>
+          <w:docPartGallery w:val="Table of Contents"/>
+          <w:docPartUnique/>
+        </w:docPartObj>
+      </w:sdtPr>
+      <w:sdtEndPr>
+        <w:rPr>
+          <w:rFonts w:ascii="Times New Roman" w:eastAsia="Lucida Sans Unicode" w:hAnsi="Times New Roman" w:cs="Times New Roman"/>
+          <w:b/>
+          <w:bCs/>
+          <w:color w:val="auto"/>
+          <w:kern w:val="1"/>
+          <w:sz w:val="24"/>
+          <w:szCs w:val="24"/>
+          <w:lang w:eastAsia="en-US"/>
+        </w:rPr>
+      </w:sdtEndPr>
+      <w:sdtContent>
+        <w:p>
+          <w:pPr>
+            <w:pStyle w:val="Titolosommario"/>
+          </w:pPr>
+          <w:r>
+            <w:t>Sommario</w:t>
+          </w:r>
+        </w:p>
+        <w:p>
+          <w:pPr>
+            <w:pStyle w:val="Sommario1"/>
+            <w:tabs>
+              <w:tab w:val="left" w:pos="480"/>
+              <w:tab w:val="right" w:leader="dot" w:pos="9628"/>
+            </w:tabs>
+            <w:rPr>
+              <w:rFonts w:asciiTheme="minorHAnsi" w:eastAsiaTheme="minorEastAsia" w:hAnsiTheme="minorHAnsi" w:cstheme="minorBidi"/>
+              <w:noProof/>
+              <w:kern w:val="0"/>
+              <w:sz w:val="22"/>
+              <w:szCs w:val="22"/>
+              <w:lang w:eastAsia="it-IT"/>
+            </w:rPr>
+          </w:pPr>
+          <w:r>
+            <w:fldChar w:fldCharType="begin"/>
+          </w:r>
+          <w:r>
+            <w:instrText xml:space="preserve"> TOC \o "1-3" \h \z \u </w:instrText>
+          </w:r>
+          <w:r>
+            <w:fldChar w:fldCharType="separate"/>
+          </w:r>
+          <w:hyperlink w:anchor="_Toc120617265" w:history="1">
+            <w:r>
+              <w:rPr>
+                <w:rStyle w:val="Collegamentoipertestuale"/>
+                <w:b/>
+                <w:bCs/>
+                <w:noProof/>
+              </w:rPr>
+              <w:t>1.</w:t>
+            </w:r>
+            <w:r>
+              <w:rPr>
+                <w:rFonts w:asciiTheme="minorHAnsi" w:eastAsiaTheme="minorEastAsia" w:hAnsiTheme="minorHAnsi" w:cstheme="minorBidi"/>
+                <w:noProof/>
+                <w:kern w:val="0"/>
+                <w:sz w:val="22"/>
+                <w:szCs w:val="22"/>
+                <w:lang w:eastAsia="it-IT"/>
+              </w:rPr>
+              <w:tab/>
+            </w:r>
+            <w:r>
+              <w:rPr>
+                <w:rStyle w:val="Collegamentoipertestuale"/>
+                <w:b/>
+                <w:bCs/>
+                <w:noProof/>
+              </w:rPr>
+              <w:t>INTRODUCTION</w:t>
+            </w:r>
+            <w:r>
+              <w:rPr>
+                <w:noProof/>
+                <w:webHidden/>
+              </w:rPr>
+              <w:tab/>
+            </w:r>
+            <w:r>
+              <w:rPr>
+                <w:noProof/>
+                <w:webHidden/>
+              </w:rPr>
+              <w:fldChar w:fldCharType="begin"/>
+            </w:r>
+            <w:r>
+              <w:rPr>
+                <w:noProof/>
+                <w:webHidden/>
+              </w:rPr>
+              <w:instrText xml:space="preserve"> PAGEREF _Toc120617265 \h </w:instrText>
+            </w:r>
+            <w:r>
+              <w:rPr>
+                <w:noProof/>
+                <w:webHidden/>
+              </w:rPr>
+            </w:r>
+            <w:r>
+              <w:rPr>
+                <w:noProof/>
+                <w:webHidden/>
+              </w:rPr>
+              <w:fldChar w:fldCharType="separate"/>
+            </w:r>
+            <w:r>
+              <w:rPr>
+                <w:noProof/>
+                <w:webHidden/>
+              </w:rPr>
+              <w:t>2</w:t>
+            </w:r>
+            <w:r>
+              <w:rPr>
+                <w:noProof/>
+                <w:webHidden/>
+              </w:rPr>
+              <w:fldChar w:fldCharType="end"/>
+            </w:r>
+          </w:hyperlink>
+        </w:p>
+        <w:p>
+          <w:pPr>
+            <w:pStyle w:val="Sommario1"/>
+            <w:tabs>
+              <w:tab w:val="left" w:pos="480"/>
+              <w:tab w:val="right" w:leader="dot" w:pos="9628"/>
+            </w:tabs>
+            <w:rPr>
+              <w:rFonts w:asciiTheme="minorHAnsi" w:eastAsiaTheme="minorEastAsia" w:hAnsiTheme="minorHAnsi" w:cstheme="minorBidi"/>
+              <w:noProof/>
+              <w:kern w:val="0"/>
+              <w:sz w:val="22"/>
+              <w:szCs w:val="22"/>
+              <w:lang w:eastAsia="it-IT"/>
+            </w:rPr>
+          </w:pPr>
+          <w:hyperlink w:anchor="_Toc120617266" w:history="1">
+            <w:r>
+              <w:rPr>
+                <w:rStyle w:val="Collegamentoipertestuale"/>
+                <w:b/>
+                <w:bCs/>
+                <w:noProof/>
+              </w:rPr>
+              <w:t>2.</w:t>
+            </w:r>
+            <w:r>
+              <w:rPr>
+                <w:rFonts w:asciiTheme="minorHAnsi" w:eastAsiaTheme="minorEastAsia" w:hAnsiTheme="minorHAnsi" w:cstheme="minorBidi"/>
+                <w:noProof/>
+                <w:kern w:val="0"/>
+                <w:sz w:val="22"/>
+                <w:szCs w:val="22"/>
+                <w:lang w:eastAsia="it-IT"/>
+              </w:rPr>
+              <w:tab/>
+            </w:r>
+            <w:r>
+              <w:rPr>
+                <w:rStyle w:val="Collegamentoipertestuale"/>
+                <w:b/>
+                <w:bCs/>
+                <w:noProof/>
+              </w:rPr>
+              <w:t>DESIGN GOALS</w:t>
+            </w:r>
+            <w:r>
+              <w:rPr>
+                <w:noProof/>
+                <w:webHidden/>
+              </w:rPr>
+              <w:tab/>
+            </w:r>
+            <w:r>
+              <w:rPr>
+                <w:noProof/>
+                <w:webHidden/>
+              </w:rPr>
+              <w:fldChar w:fldCharType="begin"/>
+            </w:r>
+            <w:r>
+              <w:rPr>
+                <w:noProof/>
+                <w:webHidden/>
+              </w:rPr>
+              <w:instrText xml:space="preserve"> PAGEREF _Toc120617266 \h </w:instrText>
+            </w:r>
+            <w:r>
+              <w:rPr>
+                <w:noProof/>
+                <w:webHidden/>
+              </w:rPr>
+            </w:r>
+            <w:r>
+              <w:rPr>
+                <w:noProof/>
+                <w:webHidden/>
+              </w:rPr>
+              <w:fldChar w:fldCharType="separate"/>
+            </w:r>
+            <w:r>
+              <w:rPr>
+                <w:noProof/>
+                <w:webHidden/>
+              </w:rPr>
+              <w:t>2</w:t>
+            </w:r>
+            <w:r>
+              <w:rPr>
+                <w:noProof/>
+                <w:webHidden/>
+              </w:rPr>
+              <w:fldChar w:fldCharType="end"/>
+            </w:r>
+          </w:hyperlink>
+        </w:p>
+        <w:p>
+          <w:pPr>
+            <w:pStyle w:val="Sommario2"/>
+            <w:tabs>
+              <w:tab w:val="right" w:leader="dot" w:pos="9628"/>
+            </w:tabs>
+            <w:rPr>
+              <w:rFonts w:asciiTheme="minorHAnsi" w:eastAsiaTheme="minorEastAsia" w:hAnsiTheme="minorHAnsi" w:cstheme="minorBidi"/>
+              <w:noProof/>
+              <w:kern w:val="0"/>
+              <w:sz w:val="22"/>
+              <w:szCs w:val="22"/>
+              <w:lang w:eastAsia="it-IT"/>
+            </w:rPr>
+          </w:pPr>
+          <w:hyperlink w:anchor="_Toc120617267" w:history="1">
+            <w:r>
+              <w:rPr>
+                <w:rStyle w:val="Collegamentoipertestuale"/>
+                <w:b/>
+                <w:bCs/>
+                <w:noProof/>
+              </w:rPr>
+              <w:t>TRADE-OFF</w:t>
+            </w:r>
+            <w:r>
+              <w:rPr>
+                <w:noProof/>
+                <w:webHidden/>
+              </w:rPr>
+              <w:tab/>
+            </w:r>
+            <w:r>
+              <w:rPr>
+                <w:noProof/>
+                <w:webHidden/>
+              </w:rPr>
+              <w:fldChar w:fldCharType="begin"/>
+            </w:r>
+            <w:r>
+              <w:rPr>
+                <w:noProof/>
+                <w:webHidden/>
+              </w:rPr>
+              <w:instrText xml:space="preserve"> PAGEREF _Toc120617267 \h </w:instrText>
+            </w:r>
+            <w:r>
+              <w:rPr>
+                <w:noProof/>
+                <w:webHidden/>
+              </w:rPr>
+            </w:r>
+            <w:r>
+              <w:rPr>
+                <w:noProof/>
+                <w:webHidden/>
+              </w:rPr>
+              <w:fldChar w:fldCharType="separate"/>
+            </w:r>
+            <w:r>
+              <w:rPr>
+                <w:noProof/>
+                <w:webHidden/>
+              </w:rPr>
+              <w:t>3</w:t>
+            </w:r>
+            <w:r>
+              <w:rPr>
+                <w:noProof/>
+                <w:webHidden/>
+              </w:rPr>
+              <w:fldChar w:fldCharType="end"/>
+            </w:r>
+          </w:hyperlink>
+        </w:p>
+        <w:p>
+          <w:pPr>
+            <w:pStyle w:val="Sommario1"/>
+            <w:tabs>
+              <w:tab w:val="left" w:pos="480"/>
+              <w:tab w:val="right" w:leader="dot" w:pos="9628"/>
+            </w:tabs>
+            <w:rPr>
+              <w:rFonts w:asciiTheme="minorHAnsi" w:eastAsiaTheme="minorEastAsia" w:hAnsiTheme="minorHAnsi" w:cstheme="minorBidi"/>
+              <w:noProof/>
+              <w:kern w:val="0"/>
+              <w:sz w:val="22"/>
+              <w:szCs w:val="22"/>
+              <w:lang w:eastAsia="it-IT"/>
+            </w:rPr>
+          </w:pPr>
+          <w:hyperlink w:anchor="_Toc120617268" w:history="1">
+            <w:r>
+              <w:rPr>
+                <w:rStyle w:val="Collegamentoipertestuale"/>
+                <w:b/>
+                <w:bCs/>
+                <w:noProof/>
+              </w:rPr>
+              <w:t>3.</w:t>
+            </w:r>
+            <w:r>
+              <w:rPr>
+                <w:rFonts w:asciiTheme="minorHAnsi" w:eastAsiaTheme="minorEastAsia" w:hAnsiTheme="minorHAnsi" w:cstheme="minorBidi"/>
+                <w:noProof/>
+                <w:kern w:val="0"/>
+                <w:sz w:val="22"/>
+                <w:szCs w:val="22"/>
+                <w:lang w:eastAsia="it-IT"/>
+              </w:rPr>
+              <w:tab/>
+            </w:r>
+            <w:r>
+              <w:rPr>
+                <w:rStyle w:val="Collegamentoipertestuale"/>
+                <w:b/>
+                <w:bCs/>
+                <w:noProof/>
+              </w:rPr>
+              <w:t>Architettura Software Corrente</w:t>
+            </w:r>
+            <w:r>
+              <w:rPr>
+                <w:noProof/>
+                <w:webHidden/>
+              </w:rPr>
+              <w:tab/>
+            </w:r>
+            <w:r>
+              <w:rPr>
+                <w:noProof/>
+                <w:webHidden/>
+              </w:rPr>
+              <w:fldChar w:fldCharType="begin"/>
+            </w:r>
+            <w:r>
+              <w:rPr>
+                <w:noProof/>
+                <w:webHidden/>
+              </w:rPr>
+              <w:instrText xml:space="preserve"> PAGEREF _Toc120617268 \h </w:instrText>
+            </w:r>
+            <w:r>
+              <w:rPr>
+                <w:noProof/>
+                <w:webHidden/>
+              </w:rPr>
+            </w:r>
+            <w:r>
+              <w:rPr>
+                <w:noProof/>
+                <w:webHidden/>
+              </w:rPr>
+              <w:fldChar w:fldCharType="separate"/>
+            </w:r>
+            <w:r>
+              <w:rPr>
+                <w:noProof/>
+                <w:webHidden/>
+              </w:rPr>
+              <w:t>3</w:t>
+            </w:r>
+            <w:r>
+              <w:rPr>
+                <w:noProof/>
+                <w:webHidden/>
+              </w:rPr>
+              <w:fldChar w:fldCharType="end"/>
+            </w:r>
+          </w:hyperlink>
+        </w:p>
+        <w:p>
+          <w:pPr>
+            <w:pStyle w:val="Sommario1"/>
+            <w:tabs>
+              <w:tab w:val="left" w:pos="480"/>
+              <w:tab w:val="right" w:leader="dot" w:pos="9628"/>
+            </w:tabs>
+            <w:rPr>
+              <w:rFonts w:asciiTheme="minorHAnsi" w:eastAsiaTheme="minorEastAsia" w:hAnsiTheme="minorHAnsi" w:cstheme="minorBidi"/>
+              <w:noProof/>
+              <w:kern w:val="0"/>
+              <w:sz w:val="22"/>
+              <w:szCs w:val="22"/>
+              <w:lang w:eastAsia="it-IT"/>
+            </w:rPr>
+          </w:pPr>
+          <w:hyperlink w:anchor="_Toc120617269" w:history="1">
+            <w:r>
+              <w:rPr>
+                <w:rStyle w:val="Collegamentoipertestuale"/>
+                <w:b/>
+                <w:bCs/>
+                <w:noProof/>
+              </w:rPr>
+              <w:t>4.</w:t>
+            </w:r>
+            <w:r>
+              <w:rPr>
+                <w:rFonts w:asciiTheme="minorHAnsi" w:eastAsiaTheme="minorEastAsia" w:hAnsiTheme="minorHAnsi" w:cstheme="minorBidi"/>
+                <w:noProof/>
+                <w:kern w:val="0"/>
+                <w:sz w:val="22"/>
+                <w:szCs w:val="22"/>
+                <w:lang w:eastAsia="it-IT"/>
+              </w:rPr>
+              <w:tab/>
+            </w:r>
+            <w:r>
+              <w:rPr>
+                <w:rStyle w:val="Collegamentoipertestuale"/>
+                <w:b/>
+                <w:bCs/>
+                <w:noProof/>
+              </w:rPr>
+              <w:t>Architettura Software Proposta</w:t>
+            </w:r>
+            <w:r>
+              <w:rPr>
+                <w:noProof/>
+                <w:webHidden/>
+              </w:rPr>
+              <w:tab/>
+            </w:r>
+            <w:r>
+              <w:rPr>
+                <w:noProof/>
+                <w:webHidden/>
+              </w:rPr>
+              <w:fldChar w:fldCharType="begin"/>
+            </w:r>
+            <w:r>
+              <w:rPr>
+                <w:noProof/>
+                <w:webHidden/>
+              </w:rPr>
+              <w:instrText xml:space="preserve"> PAGEREF _Toc120617269 \h </w:instrText>
+            </w:r>
+            <w:r>
+              <w:rPr>
+                <w:noProof/>
+                <w:webHidden/>
+              </w:rPr>
+            </w:r>
+            <w:r>
+              <w:rPr>
+                <w:noProof/>
+                <w:webHidden/>
+              </w:rPr>
+              <w:fldChar w:fldCharType="separate"/>
+            </w:r>
+            <w:r>
+              <w:rPr>
+                <w:noProof/>
+                <w:webHidden/>
+              </w:rPr>
+              <w:t>3</w:t>
+            </w:r>
+            <w:r>
+              <w:rPr>
+                <w:noProof/>
+                <w:webHidden/>
+              </w:rPr>
+              <w:fldChar w:fldCharType="end"/>
+            </w:r>
+          </w:hyperlink>
+        </w:p>
+        <w:p>
+          <w:pPr>
+            <w:pStyle w:val="Sommario1"/>
+            <w:tabs>
+              <w:tab w:val="left" w:pos="480"/>
+              <w:tab w:val="right" w:leader="dot" w:pos="9628"/>
+            </w:tabs>
+            <w:rPr>
+              <w:rFonts w:asciiTheme="minorHAnsi" w:eastAsiaTheme="minorEastAsia" w:hAnsiTheme="minorHAnsi" w:cstheme="minorBidi"/>
+              <w:noProof/>
+              <w:kern w:val="0"/>
+              <w:sz w:val="22"/>
+              <w:szCs w:val="22"/>
+              <w:lang w:eastAsia="it-IT"/>
+            </w:rPr>
+          </w:pPr>
+          <w:hyperlink w:anchor="_Toc120617270" w:history="1">
+            <w:r>
+              <w:rPr>
+                <w:rStyle w:val="Collegamentoipertestuale"/>
+                <w:b/>
+                <w:bCs/>
+                <w:noProof/>
+              </w:rPr>
+              <w:t>5.</w:t>
+            </w:r>
+            <w:r>
+              <w:rPr>
+                <w:rFonts w:asciiTheme="minorHAnsi" w:eastAsiaTheme="minorEastAsia" w:hAnsiTheme="minorHAnsi" w:cstheme="minorBidi"/>
+                <w:noProof/>
+                <w:kern w:val="0"/>
+                <w:sz w:val="22"/>
+                <w:szCs w:val="22"/>
+                <w:lang w:eastAsia="it-IT"/>
+              </w:rPr>
+              <w:tab/>
+            </w:r>
+            <w:r>
+              <w:rPr>
+                <w:rStyle w:val="Collegamentoipertestuale"/>
+                <w:b/>
+                <w:bCs/>
+                <w:noProof/>
+              </w:rPr>
+              <w:t>Decomposizione in sottosistemi</w:t>
+            </w:r>
+            <w:r>
+              <w:rPr>
+                <w:noProof/>
+                <w:webHidden/>
+              </w:rPr>
+              <w:tab/>
+            </w:r>
+            <w:r>
+              <w:rPr>
+                <w:noProof/>
+                <w:webHidden/>
+              </w:rPr>
+              <w:fldChar w:fldCharType="begin"/>
+            </w:r>
+            <w:r>
+              <w:rPr>
+                <w:noProof/>
+                <w:webHidden/>
+              </w:rPr>
+              <w:instrText xml:space="preserve"> PAGEREF _Toc120617270 \h </w:instrText>
+            </w:r>
+            <w:r>
+              <w:rPr>
+                <w:noProof/>
+                <w:webHidden/>
+              </w:rPr>
+            </w:r>
+            <w:r>
+              <w:rPr>
+                <w:noProof/>
+                <w:webHidden/>
+              </w:rPr>
+              <w:fldChar w:fldCharType="separate"/>
+            </w:r>
+            <w:r>
+              <w:rPr>
+                <w:noProof/>
+                <w:webHidden/>
+              </w:rPr>
+              <w:t>4</w:t>
+            </w:r>
+            <w:r>
+              <w:rPr>
+                <w:noProof/>
+                <w:webHidden/>
+              </w:rPr>
+              <w:fldChar w:fldCharType="end"/>
+            </w:r>
+          </w:hyperlink>
+        </w:p>
+        <w:p>
+          <w:pPr>
+            <w:pStyle w:val="Sommario1"/>
+            <w:tabs>
+              <w:tab w:val="left" w:pos="480"/>
+              <w:tab w:val="right" w:leader="dot" w:pos="9628"/>
+            </w:tabs>
+            <w:rPr>
+              <w:rFonts w:asciiTheme="minorHAnsi" w:eastAsiaTheme="minorEastAsia" w:hAnsiTheme="minorHAnsi" w:cstheme="minorBidi"/>
+              <w:noProof/>
+              <w:kern w:val="0"/>
+              <w:sz w:val="22"/>
+              <w:szCs w:val="22"/>
+              <w:lang w:eastAsia="it-IT"/>
+            </w:rPr>
+          </w:pPr>
+          <w:hyperlink w:anchor="_Toc120617271" w:history="1">
+            <w:r>
+              <w:rPr>
+                <w:rStyle w:val="Collegamentoipertestuale"/>
+                <w:b/>
+                <w:bCs/>
+                <w:noProof/>
+              </w:rPr>
+              <w:t>6.</w:t>
+            </w:r>
+            <w:r>
+              <w:rPr>
+                <w:rFonts w:asciiTheme="minorHAnsi" w:eastAsiaTheme="minorEastAsia" w:hAnsiTheme="minorHAnsi" w:cstheme="minorBidi"/>
+                <w:noProof/>
+                <w:kern w:val="0"/>
+                <w:sz w:val="22"/>
+                <w:szCs w:val="22"/>
+                <w:lang w:eastAsia="it-IT"/>
+              </w:rPr>
+              <w:tab/>
+            </w:r>
+            <w:r>
+              <w:rPr>
+                <w:rStyle w:val="Collegamentoipertestuale"/>
+                <w:b/>
+                <w:bCs/>
+                <w:noProof/>
+              </w:rPr>
+              <w:t>Hardware/Software Mapping</w:t>
+            </w:r>
+            <w:r>
+              <w:rPr>
+                <w:noProof/>
+                <w:webHidden/>
+              </w:rPr>
+              <w:tab/>
+            </w:r>
+            <w:r>
+              <w:rPr>
+                <w:noProof/>
+                <w:webHidden/>
+              </w:rPr>
+              <w:fldChar w:fldCharType="begin"/>
+            </w:r>
+            <w:r>
+              <w:rPr>
+                <w:noProof/>
+                <w:webHidden/>
+              </w:rPr>
+              <w:instrText xml:space="preserve"> PAGEREF _Toc120617271 \h </w:instrText>
+            </w:r>
+            <w:r>
+              <w:rPr>
+                <w:noProof/>
+                <w:webHidden/>
+              </w:rPr>
+            </w:r>
+            <w:r>
+              <w:rPr>
+                <w:noProof/>
+                <w:webHidden/>
+              </w:rPr>
+              <w:fldChar w:fldCharType="separate"/>
+            </w:r>
+            <w:r>
+              <w:rPr>
+                <w:noProof/>
+                <w:webHidden/>
+              </w:rPr>
+              <w:t>6</w:t>
+            </w:r>
+            <w:r>
+              <w:rPr>
+                <w:noProof/>
+                <w:webHidden/>
+              </w:rPr>
+              <w:fldChar w:fldCharType="end"/>
+            </w:r>
+          </w:hyperlink>
+        </w:p>
+        <w:p>
+          <w:pPr>
+            <w:pStyle w:val="Sommario1"/>
+            <w:tabs>
+              <w:tab w:val="left" w:pos="480"/>
+              <w:tab w:val="right" w:leader="dot" w:pos="9628"/>
+            </w:tabs>
+            <w:rPr>
+              <w:rFonts w:asciiTheme="minorHAnsi" w:eastAsiaTheme="minorEastAsia" w:hAnsiTheme="minorHAnsi" w:cstheme="minorBidi"/>
+              <w:noProof/>
+              <w:kern w:val="0"/>
+              <w:sz w:val="22"/>
+              <w:szCs w:val="22"/>
+              <w:lang w:eastAsia="it-IT"/>
+            </w:rPr>
+          </w:pPr>
+          <w:hyperlink w:anchor="_Toc120617272" w:history="1">
+            <w:r>
+              <w:rPr>
+                <w:rStyle w:val="Collegamentoipertestuale"/>
+                <w:b/>
+                <w:bCs/>
+                <w:noProof/>
+              </w:rPr>
+              <w:t>7.</w:t>
+            </w:r>
+            <w:r>
+              <w:rPr>
+                <w:rFonts w:asciiTheme="minorHAnsi" w:eastAsiaTheme="minorEastAsia" w:hAnsiTheme="minorHAnsi" w:cstheme="minorBidi"/>
+                <w:noProof/>
+                <w:kern w:val="0"/>
+                <w:sz w:val="22"/>
+                <w:szCs w:val="22"/>
+                <w:lang w:eastAsia="it-IT"/>
+              </w:rPr>
+              <w:tab/>
+            </w:r>
+            <w:r>
+              <w:rPr>
+                <w:rStyle w:val="Collegamentoipertestuale"/>
+                <w:b/>
+                <w:bCs/>
+                <w:noProof/>
+              </w:rPr>
+              <w:t>Dati Persistenti</w:t>
+            </w:r>
+            <w:r>
+              <w:rPr>
+                <w:noProof/>
+                <w:webHidden/>
+              </w:rPr>
+              <w:tab/>
+            </w:r>
+            <w:r>
+              <w:rPr>
+                <w:noProof/>
+                <w:webHidden/>
+              </w:rPr>
+              <w:fldChar w:fldCharType="begin"/>
+            </w:r>
+            <w:r>
+              <w:rPr>
+                <w:noProof/>
+                <w:webHidden/>
+              </w:rPr>
+              <w:instrText xml:space="preserve"> PAGEREF _Toc120617272 \h </w:instrText>
+            </w:r>
+            <w:r>
+              <w:rPr>
+                <w:noProof/>
+                <w:webHidden/>
+              </w:rPr>
+            </w:r>
+            <w:r>
+              <w:rPr>
+                <w:noProof/>
+                <w:webHidden/>
+              </w:rPr>
+              <w:fldChar w:fldCharType="separate"/>
+            </w:r>
+            <w:r>
+              <w:rPr>
+                <w:noProof/>
+                <w:webHidden/>
+              </w:rPr>
+              <w:t>6</w:t>
+            </w:r>
+            <w:r>
+              <w:rPr>
+                <w:noProof/>
+                <w:webHidden/>
+              </w:rPr>
+              <w:fldChar w:fldCharType="end"/>
+            </w:r>
+          </w:hyperlink>
+        </w:p>
+        <w:p>
+          <w:pPr>
+            <w:pStyle w:val="Sommario1"/>
+            <w:tabs>
+              <w:tab w:val="left" w:pos="480"/>
+              <w:tab w:val="right" w:leader="dot" w:pos="9628"/>
+            </w:tabs>
+            <w:rPr>
+              <w:rFonts w:asciiTheme="minorHAnsi" w:eastAsiaTheme="minorEastAsia" w:hAnsiTheme="minorHAnsi" w:cstheme="minorBidi"/>
+              <w:noProof/>
+              <w:kern w:val="0"/>
+              <w:sz w:val="22"/>
+              <w:szCs w:val="22"/>
+              <w:lang w:eastAsia="it-IT"/>
+            </w:rPr>
+          </w:pPr>
+          <w:hyperlink w:anchor="_Toc120617273" w:history="1">
+            <w:r>
+              <w:rPr>
+                <w:rStyle w:val="Collegamentoipertestuale"/>
+                <w:b/>
+                <w:bCs/>
+                <w:noProof/>
+              </w:rPr>
+              <w:t>8.</w:t>
+            </w:r>
+            <w:r>
+              <w:rPr>
+                <w:rFonts w:asciiTheme="minorHAnsi" w:eastAsiaTheme="minorEastAsia" w:hAnsiTheme="minorHAnsi" w:cstheme="minorBidi"/>
+                <w:noProof/>
+                <w:kern w:val="0"/>
+                <w:sz w:val="22"/>
+                <w:szCs w:val="22"/>
+                <w:lang w:eastAsia="it-IT"/>
+              </w:rPr>
+              <w:tab/>
+            </w:r>
+            <w:r>
+              <w:rPr>
+                <w:rStyle w:val="Collegamentoipertestuale"/>
+                <w:b/>
+                <w:bCs/>
+                <w:noProof/>
+              </w:rPr>
+              <w:t>Controllo degli Accessi e Sicurezza</w:t>
+            </w:r>
+            <w:r>
+              <w:rPr>
+                <w:noProof/>
+                <w:webHidden/>
+              </w:rPr>
+              <w:tab/>
+            </w:r>
+            <w:r>
+              <w:rPr>
+                <w:noProof/>
+                <w:webHidden/>
+              </w:rPr>
+              <w:fldChar w:fldCharType="begin"/>
+            </w:r>
+            <w:r>
+              <w:rPr>
+                <w:noProof/>
+                <w:webHidden/>
+              </w:rPr>
+              <w:instrText xml:space="preserve"> PAGEREF _Toc120617273 \h </w:instrText>
+            </w:r>
+            <w:r>
+              <w:rPr>
+                <w:noProof/>
+                <w:webHidden/>
+              </w:rPr>
+            </w:r>
+            <w:r>
+              <w:rPr>
+                <w:noProof/>
+                <w:webHidden/>
+              </w:rPr>
+              <w:fldChar w:fldCharType="separate"/>
+            </w:r>
+            <w:r>
+              <w:rPr>
+                <w:noProof/>
+                <w:webHidden/>
+              </w:rPr>
+              <w:t>9</w:t>
+            </w:r>
+            <w:r>
+              <w:rPr>
+                <w:noProof/>
+                <w:webHidden/>
+              </w:rPr>
+              <w:fldChar w:fldCharType="end"/>
+            </w:r>
+          </w:hyperlink>
+        </w:p>
+        <w:p>
+          <w:pPr>
+            <w:pStyle w:val="Sommario1"/>
+            <w:tabs>
+              <w:tab w:val="left" w:pos="480"/>
+              <w:tab w:val="right" w:leader="dot" w:pos="9628"/>
+            </w:tabs>
+            <w:rPr>
+              <w:rFonts w:asciiTheme="minorHAnsi" w:eastAsiaTheme="minorEastAsia" w:hAnsiTheme="minorHAnsi" w:cstheme="minorBidi"/>
+              <w:noProof/>
+              <w:kern w:val="0"/>
+              <w:sz w:val="22"/>
+              <w:szCs w:val="22"/>
+              <w:lang w:eastAsia="it-IT"/>
+            </w:rPr>
+          </w:pPr>
+          <w:hyperlink w:anchor="_Toc120617274" w:history="1">
+            <w:r>
+              <w:rPr>
+                <w:rStyle w:val="Collegamentoipertestuale"/>
+                <w:b/>
+                <w:bCs/>
+                <w:noProof/>
+              </w:rPr>
+              <w:t>9.</w:t>
+            </w:r>
+            <w:r>
+              <w:rPr>
+                <w:rFonts w:asciiTheme="minorHAnsi" w:eastAsiaTheme="minorEastAsia" w:hAnsiTheme="minorHAnsi" w:cstheme="minorBidi"/>
+                <w:noProof/>
+                <w:kern w:val="0"/>
+                <w:sz w:val="22"/>
+                <w:szCs w:val="22"/>
+                <w:lang w:eastAsia="it-IT"/>
+              </w:rPr>
+              <w:tab/>
+            </w:r>
+            <w:r>
+              <w:rPr>
+                <w:rStyle w:val="Collegamentoipertestuale"/>
+                <w:b/>
+                <w:bCs/>
+                <w:noProof/>
+              </w:rPr>
+              <w:t>Controllo Software Globale</w:t>
+            </w:r>
+            <w:r>
+              <w:rPr>
+                <w:noProof/>
+                <w:webHidden/>
+              </w:rPr>
+              <w:tab/>
+            </w:r>
+            <w:r>
+              <w:rPr>
+                <w:noProof/>
+                <w:webHidden/>
+              </w:rPr>
+              <w:fldChar w:fldCharType="begin"/>
+            </w:r>
+            <w:r>
+              <w:rPr>
+                <w:noProof/>
+                <w:webHidden/>
+              </w:rPr>
+              <w:instrText xml:space="preserve"> PAGEREF _Toc120617274 \h </w:instrText>
+            </w:r>
+            <w:r>
+              <w:rPr>
+                <w:noProof/>
+                <w:webHidden/>
+              </w:rPr>
+            </w:r>
+            <w:r>
+              <w:rPr>
+                <w:noProof/>
+                <w:webHidden/>
+              </w:rPr>
+              <w:fldChar w:fldCharType="separate"/>
+            </w:r>
+            <w:r>
+              <w:rPr>
+                <w:noProof/>
+                <w:webHidden/>
+              </w:rPr>
+              <w:t>9</w:t>
+            </w:r>
+            <w:r>
+              <w:rPr>
+                <w:noProof/>
+                <w:webHidden/>
+              </w:rPr>
+              <w:fldChar w:fldCharType="end"/>
+            </w:r>
+          </w:hyperlink>
+        </w:p>
+        <w:p>
+          <w:pPr>
+            <w:pStyle w:val="Sommario1"/>
+            <w:tabs>
+              <w:tab w:val="left" w:pos="660"/>
+              <w:tab w:val="right" w:leader="dot" w:pos="9628"/>
+            </w:tabs>
+            <w:rPr>
+              <w:rFonts w:asciiTheme="minorHAnsi" w:eastAsiaTheme="minorEastAsia" w:hAnsiTheme="minorHAnsi" w:cstheme="minorBidi"/>
+              <w:noProof/>
+              <w:kern w:val="0"/>
+              <w:sz w:val="22"/>
+              <w:szCs w:val="22"/>
+              <w:lang w:eastAsia="it-IT"/>
+            </w:rPr>
+          </w:pPr>
+          <w:hyperlink w:anchor="_Toc120617275" w:history="1">
+            <w:r>
+              <w:rPr>
+                <w:rStyle w:val="Collegamentoipertestuale"/>
+                <w:b/>
+                <w:bCs/>
+                <w:noProof/>
+              </w:rPr>
+              <w:t>10.</w:t>
+            </w:r>
+            <w:r>
+              <w:rPr>
+                <w:rFonts w:asciiTheme="minorHAnsi" w:eastAsiaTheme="minorEastAsia" w:hAnsiTheme="minorHAnsi" w:cstheme="minorBidi"/>
+                <w:noProof/>
+                <w:kern w:val="0"/>
+                <w:sz w:val="22"/>
+                <w:szCs w:val="22"/>
+                <w:lang w:eastAsia="it-IT"/>
+              </w:rPr>
+              <w:tab/>
+            </w:r>
+            <w:r>
+              <w:rPr>
+                <w:rStyle w:val="Collegamentoipertestuale"/>
+                <w:b/>
+                <w:bCs/>
+                <w:noProof/>
+              </w:rPr>
+              <w:t>Servizi dei Sottosistemi</w:t>
+            </w:r>
+            <w:r>
+              <w:rPr>
+                <w:noProof/>
+                <w:webHidden/>
+              </w:rPr>
+              <w:tab/>
+            </w:r>
+            <w:r>
+              <w:rPr>
+                <w:noProof/>
+                <w:webHidden/>
+              </w:rPr>
+              <w:fldChar w:fldCharType="begin"/>
+            </w:r>
+            <w:r>
+              <w:rPr>
+                <w:noProof/>
+                <w:webHidden/>
+              </w:rPr>
+              <w:instrText xml:space="preserve"> PAGEREF _Toc120617275 \h </w:instrText>
+            </w:r>
+            <w:r>
+              <w:rPr>
+                <w:noProof/>
+                <w:webHidden/>
+              </w:rPr>
+            </w:r>
+            <w:r>
+              <w:rPr>
+                <w:noProof/>
+                <w:webHidden/>
+              </w:rPr>
+              <w:fldChar w:fldCharType="separate"/>
+            </w:r>
+            <w:r>
+              <w:rPr>
+                <w:noProof/>
+                <w:webHidden/>
+              </w:rPr>
+              <w:t>10</w:t>
+            </w:r>
+            <w:r>
+              <w:rPr>
+                <w:noProof/>
+                <w:webHidden/>
+              </w:rPr>
+              <w:fldChar w:fldCharType="end"/>
+            </w:r>
+          </w:hyperlink>
+        </w:p>
+        <w:p>
+          <w:r>
+            <w:rPr>
+              <w:b/>
+              <w:bCs/>
+            </w:rPr>
+            <w:fldChar w:fldCharType="end"/>
+          </w:r>
+        </w:p>
+      </w:sdtContent>
+    </w:sdt>
     <w:p>
       <w:pPr>
         <w:rPr>
@@ -865,6 +1869,7 @@
           <w:color w:val="000000" w:themeColor="text1"/>
         </w:rPr>
       </w:pPr>
+      <w:bookmarkStart w:id="1" w:name="_Toc120617265"/>
       <w:r>
         <w:rPr>
           <w:rFonts w:ascii="Times New Roman" w:hAnsi="Times New Roman" w:cs="Times New Roman"/>
@@ -872,7 +1877,6 @@
           <w:bCs/>
           <w:color w:val="000000" w:themeColor="text1"/>
         </w:rPr>
-        <w:lastRenderedPageBreak/>
         <w:t>INTRODUCTIO</w:t>
       </w:r>
       <w:r>
@@ -884,6 +1888,7 @@
         </w:rPr>
         <w:t>N</w:t>
       </w:r>
+      <w:bookmarkEnd w:id="1"/>
     </w:p>
     <w:p/>
     <w:p>
@@ -900,6 +1905,7 @@
           <w:color w:val="000000" w:themeColor="text1"/>
         </w:rPr>
       </w:pPr>
+      <w:bookmarkStart w:id="2" w:name="_Toc120617266"/>
       <w:r>
         <w:rPr>
           <w:rFonts w:ascii="Times New Roman" w:hAnsi="Times New Roman" w:cs="Times New Roman"/>
@@ -909,6 +1915,7 @@
         </w:rPr>
         <w:t>DESIGN GOALS</w:t>
       </w:r>
+      <w:bookmarkEnd w:id="2"/>
     </w:p>
     <w:p/>
     <w:tbl>
@@ -1184,7 +2191,27 @@
                 <w:sz w:val="24"/>
                 <w:szCs w:val="24"/>
               </w:rPr>
-              <w:t>Il sistema deve fornire un tempo di risposta massimo di 5 secondi.</w:t>
+              <w:t xml:space="preserve">Il sistema deve fornire un tempo di risposta massimo di </w:t>
+            </w:r>
+            <w:proofErr w:type="gramStart"/>
+            <w:r>
+              <w:rPr>
+                <w:rFonts w:eastAsia="Times New Roman"/>
+                <w:color w:val="000000" w:themeColor="text1"/>
+                <w:sz w:val="24"/>
+                <w:szCs w:val="24"/>
+              </w:rPr>
+              <w:t>5</w:t>
+            </w:r>
+            <w:proofErr w:type="gramEnd"/>
+            <w:r>
+              <w:rPr>
+                <w:rFonts w:eastAsia="Times New Roman"/>
+                <w:color w:val="000000" w:themeColor="text1"/>
+                <w:sz w:val="24"/>
+                <w:szCs w:val="24"/>
+              </w:rPr>
+              <w:t xml:space="preserve"> secondi.</w:t>
             </w:r>
           </w:p>
         </w:tc>
@@ -2144,6 +3171,7 @@
                 <w:szCs w:val="28"/>
               </w:rPr>
             </w:pPr>
+            <w:proofErr w:type="spellStart"/>
             <w:r>
               <w:rPr>
                 <w:rFonts w:eastAsia="Times New Roman"/>
@@ -2155,6 +3183,7 @@
               </w:rPr>
               <w:t>Supportability</w:t>
             </w:r>
+            <w:proofErr w:type="spellEnd"/>
           </w:p>
         </w:tc>
         <w:tc>
@@ -2309,6 +3338,7 @@
                 <w:szCs w:val="28"/>
               </w:rPr>
             </w:pPr>
+            <w:proofErr w:type="spellStart"/>
             <w:r>
               <w:rPr>
                 <w:rFonts w:eastAsia="Times New Roman"/>
@@ -2320,6 +3350,7 @@
               </w:rPr>
               <w:t>Supportability</w:t>
             </w:r>
+            <w:proofErr w:type="spellEnd"/>
           </w:p>
         </w:tc>
         <w:tc>
@@ -2383,6 +3414,7 @@
           <w:szCs w:val="28"/>
         </w:rPr>
       </w:pPr>
+      <w:bookmarkStart w:id="3" w:name="_Toc120617267"/>
       <w:r>
         <w:rPr>
           <w:rFonts w:ascii="Times New Roman" w:hAnsi="Times New Roman" w:cs="Times New Roman"/>
@@ -2394,6 +3426,7 @@
         </w:rPr>
         <w:t>TRADE-OFF</w:t>
       </w:r>
+      <w:bookmarkEnd w:id="3"/>
     </w:p>
     <w:p>
       <w:pPr>
@@ -2428,6 +3461,7 @@
           <w:sz w:val="28"/>
           <w:szCs w:val="28"/>
         </w:rPr>
+        <w:lastRenderedPageBreak/>
         <w:t>Gli sviluppatori implementeranno il sistema in modo tale che possa essere fruibile tramite una lunga lista di dispositivi, impattando sul budget stabilito.</w:t>
       </w:r>
     </w:p>
@@ -2458,7 +3492,6 @@
           <w:sz w:val="28"/>
           <w:szCs w:val="28"/>
         </w:rPr>
-        <w:lastRenderedPageBreak/>
         <w:t>Sicurezza Vs. Costo</w:t>
       </w:r>
     </w:p>
@@ -2481,6 +3514,10 @@
     <w:p>
       <w:pPr>
         <w:pStyle w:val="Titolo1"/>
+        <w:numPr>
+          <w:ilvl w:val="0"/>
+          <w:numId w:val="22"/>
+        </w:numPr>
         <w:jc w:val="both"/>
         <w:rPr>
           <w:rFonts w:ascii="Times New Roman" w:hAnsi="Times New Roman" w:cs="Times New Roman"/>
@@ -2489,6 +3526,7 @@
           <w:color w:val="000000" w:themeColor="text1"/>
         </w:rPr>
       </w:pPr>
+      <w:bookmarkStart w:id="4" w:name="_Toc120617268"/>
       <w:r>
         <w:rPr>
           <w:rFonts w:ascii="Times New Roman" w:hAnsi="Times New Roman" w:cs="Times New Roman"/>
@@ -2498,6 +3536,7 @@
         </w:rPr>
         <w:t>Architettura Software Corrente</w:t>
       </w:r>
+      <w:bookmarkEnd w:id="4"/>
     </w:p>
     <w:p>
       <w:pPr>
@@ -2518,6 +3557,10 @@
     <w:p>
       <w:pPr>
         <w:pStyle w:val="Titolo1"/>
+        <w:numPr>
+          <w:ilvl w:val="0"/>
+          <w:numId w:val="22"/>
+        </w:numPr>
         <w:jc w:val="both"/>
         <w:rPr>
           <w:rFonts w:ascii="Times New Roman" w:hAnsi="Times New Roman" w:cs="Times New Roman"/>
@@ -2526,6 +3569,7 @@
           <w:color w:val="000000" w:themeColor="text1"/>
         </w:rPr>
       </w:pPr>
+      <w:bookmarkStart w:id="5" w:name="_Toc120617269"/>
       <w:r>
         <w:rPr>
           <w:rFonts w:ascii="Times New Roman" w:hAnsi="Times New Roman" w:cs="Times New Roman"/>
@@ -2535,6 +3579,7 @@
         </w:rPr>
         <w:t>Architettura Software Proposta</w:t>
       </w:r>
+      <w:bookmarkEnd w:id="5"/>
     </w:p>
     <w:p>
       <w:pPr>
@@ -2658,6 +3703,7 @@
         </w:rPr>
         <w:t xml:space="preserve">Sottosistema </w:t>
       </w:r>
+      <w:proofErr w:type="spellStart"/>
       <w:r>
         <w:rPr>
           <w:b/>
@@ -2667,6 +3713,7 @@
         </w:rPr>
         <w:t>View</w:t>
       </w:r>
+      <w:proofErr w:type="spellEnd"/>
       <w:r>
         <w:rPr>
           <w:sz w:val="28"/>
@@ -2876,6 +3923,10 @@
     <w:p>
       <w:pPr>
         <w:pStyle w:val="Titolo1"/>
+        <w:numPr>
+          <w:ilvl w:val="0"/>
+          <w:numId w:val="22"/>
+        </w:numPr>
         <w:jc w:val="both"/>
         <w:rPr>
           <w:rFonts w:ascii="Times New Roman" w:hAnsi="Times New Roman" w:cs="Times New Roman"/>
@@ -2884,6 +3935,7 @@
           <w:color w:val="000000" w:themeColor="text1"/>
         </w:rPr>
       </w:pPr>
+      <w:bookmarkStart w:id="6" w:name="_Toc120617270"/>
       <w:r>
         <w:rPr>
           <w:rFonts w:ascii="Times New Roman" w:hAnsi="Times New Roman" w:cs="Times New Roman"/>
@@ -2891,9 +3943,9 @@
           <w:bCs/>
           <w:color w:val="000000" w:themeColor="text1"/>
         </w:rPr>
-        <w:lastRenderedPageBreak/>
         <w:t>Decomposizione in sottosistemi</w:t>
       </w:r>
+      <w:bookmarkEnd w:id="6"/>
     </w:p>
     <w:p>
       <w:pPr>
@@ -3170,6 +4222,7 @@
           <w:szCs w:val="32"/>
         </w:rPr>
       </w:pPr>
+      <w:proofErr w:type="spellStart"/>
       <w:r>
         <w:rPr>
           <w:b/>
@@ -3179,7 +4232,19 @@
           <w:sz w:val="32"/>
           <w:szCs w:val="32"/>
         </w:rPr>
-        <w:t>DataStorage Layer</w:t>
+        <w:t>DataStorage</w:t>
+      </w:r>
+      <w:proofErr w:type="spellEnd"/>
+      <w:r>
+        <w:rPr>
+          <w:b/>
+          <w:bCs/>
+          <w:i/>
+          <w:iCs/>
+          <w:sz w:val="32"/>
+          <w:szCs w:val="32"/>
+        </w:rPr>
+        <w:t xml:space="preserve"> Layer</w:t>
       </w:r>
     </w:p>
     <w:p>
@@ -3295,7 +4360,6 @@
                 <w:sz w:val="28"/>
                 <w:szCs w:val="28"/>
               </w:rPr>
-              <w:lastRenderedPageBreak/>
               <w:t>SOTTOSITEMI</w:t>
             </w:r>
           </w:p>
@@ -3519,6 +4583,10 @@
     <w:p>
       <w:pPr>
         <w:pStyle w:val="Titolo1"/>
+        <w:numPr>
+          <w:ilvl w:val="0"/>
+          <w:numId w:val="22"/>
+        </w:numPr>
         <w:jc w:val="both"/>
         <w:rPr>
           <w:rFonts w:ascii="Times New Roman" w:hAnsi="Times New Roman" w:cs="Times New Roman"/>
@@ -3527,6 +4595,7 @@
           <w:color w:val="000000" w:themeColor="text1"/>
         </w:rPr>
       </w:pPr>
+      <w:bookmarkStart w:id="7" w:name="_Toc120617271"/>
       <w:r>
         <w:rPr>
           <w:rFonts w:ascii="Times New Roman" w:hAnsi="Times New Roman" w:cs="Times New Roman"/>
@@ -3536,6 +4605,7 @@
         </w:rPr>
         <w:t>Hardware/Software Mapping</w:t>
       </w:r>
+      <w:bookmarkEnd w:id="7"/>
     </w:p>
     <w:p>
       <w:pPr>
@@ -3587,7 +4657,23 @@
           <w:sz w:val="28"/>
           <w:szCs w:val="28"/>
         </w:rPr>
-        <w:t xml:space="preserve"> è rappresentato da Apache Tomcat e l’application Layer è costituito</w:t>
+        <w:t xml:space="preserve"> è rappresentato da Apache Tomcat e </w:t>
+      </w:r>
+      <w:proofErr w:type="spellStart"/>
+      <w:r>
+        <w:rPr>
+          <w:sz w:val="28"/>
+          <w:szCs w:val="28"/>
+        </w:rPr>
+        <w:t>l’application</w:t>
+      </w:r>
+      <w:proofErr w:type="spellEnd"/>
+      <w:r>
+        <w:rPr>
+          <w:sz w:val="28"/>
+          <w:szCs w:val="28"/>
+        </w:rPr>
+        <w:t xml:space="preserve"> Layer è costituito</w:t>
       </w:r>
       <w:r>
         <w:rPr>
@@ -3612,6 +4698,7 @@
         </w:rPr>
         <w:t xml:space="preserve"> mediante l’utilizzo della tecnologia </w:t>
       </w:r>
+      <w:proofErr w:type="spellStart"/>
       <w:r>
         <w:rPr>
           <w:b/>
@@ -3623,6 +4710,7 @@
         </w:rPr>
         <w:t>jdbc</w:t>
       </w:r>
+      <w:proofErr w:type="spellEnd"/>
       <w:r>
         <w:rPr>
           <w:sz w:val="28"/>
@@ -3737,7 +4825,66 @@
     </w:p>
     <w:p>
       <w:pPr>
+        <w:jc w:val="both"/>
+      </w:pPr>
+    </w:p>
+    <w:p>
+      <w:pPr>
+        <w:jc w:val="both"/>
+      </w:pPr>
+    </w:p>
+    <w:p>
+      <w:pPr>
+        <w:jc w:val="both"/>
+      </w:pPr>
+    </w:p>
+    <w:p>
+      <w:pPr>
+        <w:jc w:val="both"/>
+      </w:pPr>
+    </w:p>
+    <w:p>
+      <w:pPr>
+        <w:jc w:val="both"/>
+      </w:pPr>
+    </w:p>
+    <w:p>
+      <w:pPr>
+        <w:jc w:val="both"/>
+      </w:pPr>
+    </w:p>
+    <w:p>
+      <w:pPr>
+        <w:jc w:val="both"/>
+      </w:pPr>
+    </w:p>
+    <w:p>
+      <w:pPr>
+        <w:jc w:val="both"/>
+      </w:pPr>
+    </w:p>
+    <w:p>
+      <w:pPr>
+        <w:jc w:val="both"/>
+      </w:pPr>
+    </w:p>
+    <w:p>
+      <w:pPr>
+        <w:jc w:val="both"/>
+      </w:pPr>
+    </w:p>
+    <w:p>
+      <w:pPr>
+        <w:jc w:val="both"/>
+      </w:pPr>
+    </w:p>
+    <w:p>
+      <w:pPr>
         <w:pStyle w:val="Titolo1"/>
+        <w:numPr>
+          <w:ilvl w:val="0"/>
+          <w:numId w:val="22"/>
+        </w:numPr>
         <w:jc w:val="both"/>
         <w:rPr>
           <w:rFonts w:ascii="Times New Roman" w:hAnsi="Times New Roman" w:cs="Times New Roman"/>
@@ -3746,6 +4893,7 @@
           <w:color w:val="000000" w:themeColor="text1"/>
         </w:rPr>
       </w:pPr>
+      <w:bookmarkStart w:id="8" w:name="_Toc120617272"/>
       <w:r>
         <w:rPr>
           <w:rFonts w:ascii="Times New Roman" w:hAnsi="Times New Roman" w:cs="Times New Roman"/>
@@ -3753,57 +4901,5086 @@
           <w:bCs/>
           <w:color w:val="000000" w:themeColor="text1"/>
         </w:rPr>
+        <w:lastRenderedPageBreak/>
         <w:t>Dati Persistenti</w:t>
       </w:r>
+      <w:bookmarkEnd w:id="8"/>
     </w:p>
     <w:p>
       <w:pPr>
         <w:jc w:val="both"/>
+        <w:rPr>
+          <w:sz w:val="28"/>
+          <w:szCs w:val="28"/>
+        </w:rPr>
+      </w:pPr>
+      <w:r>
+        <w:rPr>
+          <w:sz w:val="28"/>
+          <w:szCs w:val="28"/>
+        </w:rPr>
+        <w:t xml:space="preserve">Per la gestione dei dati persistenti emersi dal </w:t>
+      </w:r>
+      <w:r>
+        <w:rPr>
+          <w:b/>
+          <w:bCs/>
+          <w:sz w:val="28"/>
+          <w:szCs w:val="28"/>
+        </w:rPr>
+        <w:t>R</w:t>
+      </w:r>
+      <w:r>
+        <w:rPr>
+          <w:sz w:val="28"/>
+          <w:szCs w:val="28"/>
+        </w:rPr>
+        <w:t xml:space="preserve">equirements </w:t>
+      </w:r>
+      <w:r>
+        <w:rPr>
+          <w:b/>
+          <w:bCs/>
+          <w:sz w:val="28"/>
+          <w:szCs w:val="28"/>
+        </w:rPr>
+        <w:t>A</w:t>
+      </w:r>
+      <w:r>
+        <w:rPr>
+          <w:sz w:val="28"/>
+          <w:szCs w:val="28"/>
+        </w:rPr>
+        <w:t xml:space="preserve">nalysis </w:t>
+      </w:r>
+      <w:r>
+        <w:rPr>
+          <w:b/>
+          <w:bCs/>
+          <w:sz w:val="28"/>
+          <w:szCs w:val="28"/>
+        </w:rPr>
+        <w:t>D</w:t>
+      </w:r>
+      <w:r>
+        <w:rPr>
+          <w:sz w:val="28"/>
+          <w:szCs w:val="28"/>
+        </w:rPr>
+        <w:t xml:space="preserve">ocument </w:t>
+      </w:r>
+      <w:r>
+        <w:rPr>
+          <w:sz w:val="28"/>
+          <w:szCs w:val="28"/>
+        </w:rPr>
+        <w:t xml:space="preserve">si è deciso di avvalersi di </w:t>
+      </w:r>
+      <w:r>
+        <w:rPr>
+          <w:b/>
+          <w:bCs/>
+          <w:i/>
+          <w:iCs/>
+          <w:sz w:val="28"/>
+          <w:szCs w:val="28"/>
+        </w:rPr>
+        <w:t>database Relazionali</w:t>
+      </w:r>
+      <w:r>
+        <w:rPr>
+          <w:sz w:val="28"/>
+          <w:szCs w:val="28"/>
+        </w:rPr>
+        <w:t>, i quali ci permettono di rappresentare dati come tabelle 2-dimensionali.</w:t>
+      </w:r>
+    </w:p>
+    <w:p>
+      <w:pPr>
+        <w:rPr>
+          <w:sz w:val="28"/>
+          <w:szCs w:val="28"/>
+        </w:rPr>
+      </w:pPr>
+    </w:p>
+    <w:p>
+      <w:pPr>
+        <w:rPr>
+          <w:b/>
+          <w:bCs/>
+          <w:sz w:val="32"/>
+          <w:szCs w:val="32"/>
+        </w:rPr>
+      </w:pPr>
+      <w:r>
+        <w:rPr>
+          <w:b/>
+          <w:bCs/>
+          <w:sz w:val="32"/>
+          <w:szCs w:val="32"/>
+        </w:rPr>
+        <w:t>Descrizioni dei Dati Persistenti</w:t>
+      </w:r>
+    </w:p>
+    <w:tbl>
+      <w:tblPr>
+        <w:tblStyle w:val="Grigliatabella"/>
+        <w:tblW w:w="0" w:type="auto"/>
+        <w:tblLook w:val="04A0" w:firstRow="1" w:lastRow="0" w:firstColumn="1" w:lastColumn="0" w:noHBand="0" w:noVBand="1"/>
+      </w:tblPr>
+      <w:tblGrid>
+        <w:gridCol w:w="4889"/>
+        <w:gridCol w:w="4889"/>
+      </w:tblGrid>
+      <w:tr>
+        <w:tc>
+          <w:tcPr>
+            <w:tcW w:w="4889" w:type="dxa"/>
+            <w:shd w:val="clear" w:color="auto" w:fill="A8D08D" w:themeFill="accent6" w:themeFillTint="99"/>
+          </w:tcPr>
+          <w:p>
+            <w:pPr>
+              <w:jc w:val="center"/>
+              <w:rPr>
+                <w:b/>
+                <w:bCs/>
+                <w:sz w:val="28"/>
+                <w:szCs w:val="28"/>
+              </w:rPr>
+            </w:pPr>
+            <w:r>
+              <w:rPr>
+                <w:b/>
+                <w:bCs/>
+                <w:sz w:val="28"/>
+                <w:szCs w:val="28"/>
+              </w:rPr>
+              <w:t>ENTITÀ</w:t>
+            </w:r>
+          </w:p>
+        </w:tc>
+        <w:tc>
+          <w:tcPr>
+            <w:tcW w:w="4889" w:type="dxa"/>
+            <w:shd w:val="clear" w:color="auto" w:fill="A8D08D" w:themeFill="accent6" w:themeFillTint="99"/>
+          </w:tcPr>
+          <w:p>
+            <w:pPr>
+              <w:jc w:val="center"/>
+              <w:rPr>
+                <w:b/>
+                <w:bCs/>
+                <w:sz w:val="28"/>
+                <w:szCs w:val="28"/>
+              </w:rPr>
+            </w:pPr>
+            <w:r>
+              <w:rPr>
+                <w:b/>
+                <w:bCs/>
+                <w:sz w:val="28"/>
+                <w:szCs w:val="28"/>
+              </w:rPr>
+              <w:t>DESCRIZIONE</w:t>
+            </w:r>
+          </w:p>
+        </w:tc>
+      </w:tr>
+      <w:tr>
+        <w:tc>
+          <w:tcPr>
+            <w:tcW w:w="4889" w:type="dxa"/>
+          </w:tcPr>
+          <w:p>
+            <w:pPr>
+              <w:rPr>
+                <w:sz w:val="28"/>
+                <w:szCs w:val="28"/>
+              </w:rPr>
+            </w:pPr>
+            <w:bookmarkStart w:id="9" w:name="_Hlk120615348"/>
+            <w:r>
+              <w:rPr>
+                <w:sz w:val="28"/>
+                <w:szCs w:val="28"/>
+              </w:rPr>
+              <w:t>Categoria</w:t>
+            </w:r>
+          </w:p>
+        </w:tc>
+        <w:tc>
+          <w:tcPr>
+            <w:tcW w:w="4889" w:type="dxa"/>
+          </w:tcPr>
+          <w:p>
+            <w:pPr>
+              <w:rPr>
+                <w:sz w:val="28"/>
+                <w:szCs w:val="28"/>
+              </w:rPr>
+            </w:pPr>
+            <w:r>
+              <w:rPr>
+                <w:sz w:val="28"/>
+                <w:szCs w:val="28"/>
+              </w:rPr>
+              <w:t>Indica le categorie degli articoli.</w:t>
+            </w:r>
+          </w:p>
+        </w:tc>
+      </w:tr>
+      <w:tr>
+        <w:tc>
+          <w:tcPr>
+            <w:tcW w:w="4889" w:type="dxa"/>
+          </w:tcPr>
+          <w:p>
+            <w:pPr>
+              <w:rPr>
+                <w:sz w:val="28"/>
+                <w:szCs w:val="28"/>
+              </w:rPr>
+            </w:pPr>
+            <w:r>
+              <w:rPr>
+                <w:sz w:val="28"/>
+                <w:szCs w:val="28"/>
+              </w:rPr>
+              <w:t>Articolo</w:t>
+            </w:r>
+          </w:p>
+        </w:tc>
+        <w:tc>
+          <w:tcPr>
+            <w:tcW w:w="4889" w:type="dxa"/>
+          </w:tcPr>
+          <w:p>
+            <w:pPr>
+              <w:rPr>
+                <w:sz w:val="28"/>
+                <w:szCs w:val="28"/>
+              </w:rPr>
+            </w:pPr>
+            <w:r>
+              <w:rPr>
+                <w:sz w:val="28"/>
+                <w:szCs w:val="28"/>
+              </w:rPr>
+              <w:t>Indica i prodotti presenti nel sistema.</w:t>
+            </w:r>
+          </w:p>
+        </w:tc>
+      </w:tr>
+      <w:tr>
+        <w:tc>
+          <w:tcPr>
+            <w:tcW w:w="4889" w:type="dxa"/>
+          </w:tcPr>
+          <w:p>
+            <w:pPr>
+              <w:rPr>
+                <w:sz w:val="28"/>
+                <w:szCs w:val="28"/>
+              </w:rPr>
+            </w:pPr>
+            <w:r>
+              <w:rPr>
+                <w:sz w:val="28"/>
+                <w:szCs w:val="28"/>
+              </w:rPr>
+              <w:t>User</w:t>
+            </w:r>
+          </w:p>
+        </w:tc>
+        <w:tc>
+          <w:tcPr>
+            <w:tcW w:w="4889" w:type="dxa"/>
+          </w:tcPr>
+          <w:p>
+            <w:pPr>
+              <w:rPr>
+                <w:sz w:val="28"/>
+                <w:szCs w:val="28"/>
+              </w:rPr>
+            </w:pPr>
+            <w:r>
+              <w:rPr>
+                <w:sz w:val="28"/>
+                <w:szCs w:val="28"/>
+              </w:rPr>
+              <w:t>Indica gli utenti che hanno accesso al sistema.</w:t>
+            </w:r>
+          </w:p>
+        </w:tc>
+      </w:tr>
+      <w:tr>
+        <w:tc>
+          <w:tcPr>
+            <w:tcW w:w="4889" w:type="dxa"/>
+          </w:tcPr>
+          <w:p>
+            <w:pPr>
+              <w:rPr>
+                <w:sz w:val="28"/>
+                <w:szCs w:val="28"/>
+              </w:rPr>
+            </w:pPr>
+            <w:r>
+              <w:rPr>
+                <w:sz w:val="28"/>
+                <w:szCs w:val="28"/>
+              </w:rPr>
+              <w:t>Ordine</w:t>
+            </w:r>
+          </w:p>
+        </w:tc>
+        <w:tc>
+          <w:tcPr>
+            <w:tcW w:w="4889" w:type="dxa"/>
+          </w:tcPr>
+          <w:p>
+            <w:pPr>
+              <w:rPr>
+                <w:sz w:val="28"/>
+                <w:szCs w:val="28"/>
+              </w:rPr>
+            </w:pPr>
+            <w:r>
+              <w:rPr>
+                <w:sz w:val="28"/>
+                <w:szCs w:val="28"/>
+              </w:rPr>
+              <w:t>Identifica gli ordini effettuati dagli utenti</w:t>
+            </w:r>
+          </w:p>
+        </w:tc>
+      </w:tr>
+      <w:tr>
+        <w:tc>
+          <w:tcPr>
+            <w:tcW w:w="4889" w:type="dxa"/>
+          </w:tcPr>
+          <w:p>
+            <w:pPr>
+              <w:rPr>
+                <w:sz w:val="28"/>
+                <w:szCs w:val="28"/>
+              </w:rPr>
+            </w:pPr>
+            <w:r>
+              <w:rPr>
+                <w:sz w:val="28"/>
+                <w:szCs w:val="28"/>
+              </w:rPr>
+              <w:t>InfoFatturazione</w:t>
+            </w:r>
+          </w:p>
+        </w:tc>
+        <w:tc>
+          <w:tcPr>
+            <w:tcW w:w="4889" w:type="dxa"/>
+          </w:tcPr>
+          <w:p>
+            <w:pPr>
+              <w:rPr>
+                <w:sz w:val="28"/>
+                <w:szCs w:val="28"/>
+              </w:rPr>
+            </w:pPr>
+            <w:r>
+              <w:rPr>
+                <w:sz w:val="28"/>
+                <w:szCs w:val="28"/>
+              </w:rPr>
+              <w:t>I</w:t>
+            </w:r>
+            <w:r>
+              <w:rPr>
+                <w:sz w:val="28"/>
+                <w:szCs w:val="28"/>
+              </w:rPr>
+              <w:t>ndica</w:t>
+            </w:r>
+            <w:r>
+              <w:rPr>
+                <w:sz w:val="28"/>
+                <w:szCs w:val="28"/>
+              </w:rPr>
+              <w:t xml:space="preserve"> </w:t>
+            </w:r>
+            <w:r>
+              <w:rPr>
+                <w:sz w:val="28"/>
+                <w:szCs w:val="28"/>
+              </w:rPr>
+              <w:t>le informazioni di spedizione.</w:t>
+            </w:r>
+          </w:p>
+        </w:tc>
+      </w:tr>
+      <w:tr>
+        <w:tc>
+          <w:tcPr>
+            <w:tcW w:w="4889" w:type="dxa"/>
+          </w:tcPr>
+          <w:p>
+            <w:pPr>
+              <w:rPr>
+                <w:sz w:val="28"/>
+                <w:szCs w:val="28"/>
+              </w:rPr>
+            </w:pPr>
+            <w:r>
+              <w:rPr>
+                <w:sz w:val="28"/>
+                <w:szCs w:val="28"/>
+              </w:rPr>
+              <w:t>Contrassegno</w:t>
+            </w:r>
+          </w:p>
+        </w:tc>
+        <w:tc>
+          <w:tcPr>
+            <w:tcW w:w="4889" w:type="dxa"/>
+          </w:tcPr>
+          <w:p>
+            <w:pPr>
+              <w:rPr>
+                <w:sz w:val="28"/>
+                <w:szCs w:val="28"/>
+              </w:rPr>
+            </w:pPr>
+            <w:r>
+              <w:rPr>
+                <w:sz w:val="28"/>
+                <w:szCs w:val="28"/>
+              </w:rPr>
+              <w:t>Indica il metodo di pagamento.</w:t>
+            </w:r>
+          </w:p>
+        </w:tc>
+      </w:tr>
+      <w:tr>
+        <w:tc>
+          <w:tcPr>
+            <w:tcW w:w="4889" w:type="dxa"/>
+          </w:tcPr>
+          <w:p>
+            <w:pPr>
+              <w:rPr>
+                <w:sz w:val="28"/>
+                <w:szCs w:val="28"/>
+              </w:rPr>
+            </w:pPr>
+            <w:r>
+              <w:rPr>
+                <w:sz w:val="28"/>
+                <w:szCs w:val="28"/>
+              </w:rPr>
+              <w:t>Carta di credito</w:t>
+            </w:r>
+          </w:p>
+        </w:tc>
+        <w:tc>
+          <w:tcPr>
+            <w:tcW w:w="4889" w:type="dxa"/>
+          </w:tcPr>
+          <w:p>
+            <w:pPr>
+              <w:rPr>
+                <w:sz w:val="28"/>
+                <w:szCs w:val="28"/>
+              </w:rPr>
+            </w:pPr>
+            <w:r>
+              <w:rPr>
+                <w:sz w:val="28"/>
+                <w:szCs w:val="28"/>
+              </w:rPr>
+              <w:t>Indica il metodo di pagamento.</w:t>
+            </w:r>
+          </w:p>
+        </w:tc>
+      </w:tr>
+      <w:tr>
+        <w:tc>
+          <w:tcPr>
+            <w:tcW w:w="4889" w:type="dxa"/>
+          </w:tcPr>
+          <w:p>
+            <w:pPr>
+              <w:rPr>
+                <w:sz w:val="28"/>
+                <w:szCs w:val="28"/>
+              </w:rPr>
+            </w:pPr>
+            <w:r>
+              <w:rPr>
+                <w:sz w:val="28"/>
+                <w:szCs w:val="28"/>
+              </w:rPr>
+              <w:t>Ruolo</w:t>
+            </w:r>
+          </w:p>
+        </w:tc>
+        <w:tc>
+          <w:tcPr>
+            <w:tcW w:w="4889" w:type="dxa"/>
+          </w:tcPr>
+          <w:p>
+            <w:pPr>
+              <w:rPr>
+                <w:sz w:val="28"/>
+                <w:szCs w:val="28"/>
+              </w:rPr>
+            </w:pPr>
+            <w:r>
+              <w:rPr>
+                <w:sz w:val="28"/>
+                <w:szCs w:val="28"/>
+              </w:rPr>
+              <w:t>Indica i ruoli che può avere l’utente.</w:t>
+            </w:r>
+          </w:p>
+        </w:tc>
+      </w:tr>
+      <w:tr>
+        <w:tc>
+          <w:tcPr>
+            <w:tcW w:w="4889" w:type="dxa"/>
+          </w:tcPr>
+          <w:p>
+            <w:pPr>
+              <w:rPr>
+                <w:sz w:val="28"/>
+                <w:szCs w:val="28"/>
+              </w:rPr>
+            </w:pPr>
+            <w:r>
+              <w:rPr>
+                <w:sz w:val="28"/>
+                <w:szCs w:val="28"/>
+              </w:rPr>
+              <w:t>RuoloUser</w:t>
+            </w:r>
+          </w:p>
+        </w:tc>
+        <w:tc>
+          <w:tcPr>
+            <w:tcW w:w="4889" w:type="dxa"/>
+          </w:tcPr>
+          <w:p>
+            <w:pPr>
+              <w:rPr>
+                <w:sz w:val="28"/>
+                <w:szCs w:val="28"/>
+              </w:rPr>
+            </w:pPr>
+            <w:r>
+              <w:rPr>
+                <w:sz w:val="28"/>
+                <w:szCs w:val="28"/>
+              </w:rPr>
+              <w:t>Indica l’associazione tra i ruoli e l’utente.</w:t>
+            </w:r>
+          </w:p>
+        </w:tc>
+      </w:tr>
+      <w:tr>
+        <w:tc>
+          <w:tcPr>
+            <w:tcW w:w="4889" w:type="dxa"/>
+          </w:tcPr>
+          <w:p>
+            <w:pPr>
+              <w:rPr>
+                <w:sz w:val="28"/>
+                <w:szCs w:val="28"/>
+              </w:rPr>
+            </w:pPr>
+            <w:r>
+              <w:rPr>
+                <w:sz w:val="28"/>
+                <w:szCs w:val="28"/>
+              </w:rPr>
+              <w:t>Compone</w:t>
+            </w:r>
+          </w:p>
+        </w:tc>
+        <w:tc>
+          <w:tcPr>
+            <w:tcW w:w="4889" w:type="dxa"/>
+          </w:tcPr>
+          <w:p>
+            <w:pPr>
+              <w:rPr>
+                <w:sz w:val="28"/>
+                <w:szCs w:val="28"/>
+              </w:rPr>
+            </w:pPr>
+            <w:r>
+              <w:rPr>
+                <w:sz w:val="28"/>
+                <w:szCs w:val="28"/>
+              </w:rPr>
+              <w:t xml:space="preserve">Indica la quantità di ogni articolo presente nell’ordine. </w:t>
+            </w:r>
+          </w:p>
+        </w:tc>
+      </w:tr>
+      <w:tr>
+        <w:tc>
+          <w:tcPr>
+            <w:tcW w:w="4889" w:type="dxa"/>
+          </w:tcPr>
+          <w:p>
+            <w:pPr>
+              <w:rPr>
+                <w:sz w:val="28"/>
+                <w:szCs w:val="28"/>
+              </w:rPr>
+            </w:pPr>
+            <w:r>
+              <w:rPr>
+                <w:sz w:val="28"/>
+                <w:szCs w:val="28"/>
+              </w:rPr>
+              <w:t>Recensisce</w:t>
+            </w:r>
+          </w:p>
+        </w:tc>
+        <w:tc>
+          <w:tcPr>
+            <w:tcW w:w="4889" w:type="dxa"/>
+          </w:tcPr>
+          <w:p>
+            <w:pPr>
+              <w:rPr>
+                <w:sz w:val="28"/>
+                <w:szCs w:val="28"/>
+              </w:rPr>
+            </w:pPr>
+            <w:r>
+              <w:rPr>
+                <w:sz w:val="28"/>
+                <w:szCs w:val="28"/>
+              </w:rPr>
+              <w:t>Indica la recensione effettuata dai clienti sugli articoli.</w:t>
+            </w:r>
+          </w:p>
+        </w:tc>
+      </w:tr>
+      <w:bookmarkEnd w:id="9"/>
+    </w:tbl>
+    <w:p>
+      <w:pPr>
+        <w:rPr>
+          <w:sz w:val="28"/>
+          <w:szCs w:val="28"/>
+        </w:rPr>
       </w:pPr>
     </w:p>
     <w:p>
       <w:pPr>
         <w:jc w:val="both"/>
-      </w:pPr>
-    </w:p>
-    <w:p>
-      <w:pPr>
+        <w:rPr>
+          <w:b/>
+          <w:bCs/>
+          <w:sz w:val="32"/>
+          <w:szCs w:val="32"/>
+        </w:rPr>
+      </w:pPr>
+      <w:r>
+        <w:rPr>
+          <w:b/>
+          <w:bCs/>
+          <w:sz w:val="32"/>
+          <w:szCs w:val="32"/>
+        </w:rPr>
+        <w:t>Categoria</w:t>
+      </w:r>
+    </w:p>
+    <w:p>
+      <w:pPr>
+        <w:pStyle w:val="Paragrafoelenco"/>
+        <w:numPr>
+          <w:ilvl w:val="0"/>
+          <w:numId w:val="36"/>
+        </w:numPr>
         <w:jc w:val="both"/>
-      </w:pPr>
-    </w:p>
-    <w:p>
-      <w:pPr>
+        <w:rPr>
+          <w:sz w:val="28"/>
+          <w:szCs w:val="28"/>
+        </w:rPr>
+      </w:pPr>
+      <w:r>
+        <w:rPr>
+          <w:sz w:val="28"/>
+          <w:szCs w:val="28"/>
+        </w:rPr>
+        <w:t>immagine</w:t>
+      </w:r>
+      <w:r>
+        <w:rPr>
+          <w:sz w:val="28"/>
+          <w:szCs w:val="28"/>
+        </w:rPr>
+        <w:tab/>
+      </w:r>
+      <w:r>
+        <w:rPr>
+          <w:sz w:val="28"/>
+          <w:szCs w:val="28"/>
+        </w:rPr>
+        <w:tab/>
+      </w:r>
+      <w:r>
+        <w:rPr>
+          <w:sz w:val="28"/>
+          <w:szCs w:val="28"/>
+        </w:rPr>
+        <w:tab/>
+        <w:t>varchar</w:t>
+      </w:r>
+      <w:r>
+        <w:rPr>
+          <w:sz w:val="28"/>
+          <w:szCs w:val="28"/>
+        </w:rPr>
+        <w:t xml:space="preserve"> </w:t>
+      </w:r>
+      <w:r>
+        <w:rPr>
+          <w:sz w:val="28"/>
+          <w:szCs w:val="28"/>
+        </w:rPr>
+        <w:t>(100</w:t>
+      </w:r>
+      <w:proofErr w:type="gramStart"/>
+      <w:r>
+        <w:rPr>
+          <w:sz w:val="28"/>
+          <w:szCs w:val="28"/>
+        </w:rPr>
+        <w:t xml:space="preserve">)  </w:t>
+      </w:r>
+      <w:r>
+        <w:rPr>
+          <w:sz w:val="28"/>
+          <w:szCs w:val="28"/>
+        </w:rPr>
+        <w:t>(</w:t>
+      </w:r>
+      <w:proofErr w:type="gramEnd"/>
+      <w:r>
+        <w:rPr>
+          <w:sz w:val="28"/>
+          <w:szCs w:val="28"/>
+        </w:rPr>
+        <w:t>PK)</w:t>
+      </w:r>
+    </w:p>
+    <w:p>
+      <w:pPr>
+        <w:pStyle w:val="Paragrafoelenco"/>
+        <w:numPr>
+          <w:ilvl w:val="0"/>
+          <w:numId w:val="36"/>
+        </w:numPr>
         <w:jc w:val="both"/>
-      </w:pPr>
-    </w:p>
-    <w:p>
-      <w:pPr>
+        <w:rPr>
+          <w:sz w:val="28"/>
+          <w:szCs w:val="28"/>
+        </w:rPr>
+      </w:pPr>
+      <w:r>
+        <w:rPr>
+          <w:sz w:val="28"/>
+          <w:szCs w:val="28"/>
+        </w:rPr>
+        <w:t>nome</w:t>
+      </w:r>
+      <w:r>
+        <w:rPr>
+          <w:sz w:val="28"/>
+          <w:szCs w:val="28"/>
+        </w:rPr>
+        <w:tab/>
+      </w:r>
+      <w:r>
+        <w:rPr>
+          <w:sz w:val="28"/>
+          <w:szCs w:val="28"/>
+        </w:rPr>
+        <w:tab/>
+      </w:r>
+      <w:r>
+        <w:rPr>
+          <w:sz w:val="28"/>
+          <w:szCs w:val="28"/>
+        </w:rPr>
+        <w:tab/>
+      </w:r>
+      <w:r>
+        <w:rPr>
+          <w:sz w:val="28"/>
+          <w:szCs w:val="28"/>
+        </w:rPr>
+        <w:tab/>
+        <w:t>varchar</w:t>
+      </w:r>
+      <w:r>
+        <w:rPr>
+          <w:sz w:val="28"/>
+          <w:szCs w:val="28"/>
+        </w:rPr>
+        <w:t xml:space="preserve"> </w:t>
+      </w:r>
+      <w:r>
+        <w:rPr>
+          <w:sz w:val="28"/>
+          <w:szCs w:val="28"/>
+        </w:rPr>
+        <w:t>(20)</w:t>
+      </w:r>
+      <w:r>
+        <w:rPr>
+          <w:sz w:val="28"/>
+          <w:szCs w:val="28"/>
+        </w:rPr>
+        <w:tab/>
+        <w:t xml:space="preserve">    </w:t>
+      </w:r>
+    </w:p>
+    <w:p>
+      <w:pPr>
+        <w:pStyle w:val="Paragrafoelenco"/>
+        <w:numPr>
+          <w:ilvl w:val="0"/>
+          <w:numId w:val="36"/>
+        </w:numPr>
         <w:jc w:val="both"/>
-      </w:pPr>
+        <w:rPr>
+          <w:sz w:val="28"/>
+          <w:szCs w:val="28"/>
+        </w:rPr>
+      </w:pPr>
+      <w:r>
+        <w:rPr>
+          <w:sz w:val="28"/>
+          <w:szCs w:val="28"/>
+        </w:rPr>
+        <w:t>descrizione</w:t>
+      </w:r>
+      <w:r>
+        <w:rPr>
+          <w:sz w:val="28"/>
+          <w:szCs w:val="28"/>
+        </w:rPr>
+        <w:tab/>
+      </w:r>
+      <w:r>
+        <w:rPr>
+          <w:sz w:val="28"/>
+          <w:szCs w:val="28"/>
+        </w:rPr>
+        <w:tab/>
+      </w:r>
+      <w:r>
+        <w:rPr>
+          <w:sz w:val="28"/>
+          <w:szCs w:val="28"/>
+        </w:rPr>
+        <w:tab/>
+        <w:t>varchar</w:t>
+      </w:r>
+      <w:r>
+        <w:rPr>
+          <w:sz w:val="28"/>
+          <w:szCs w:val="28"/>
+        </w:rPr>
+        <w:t xml:space="preserve"> </w:t>
+      </w:r>
+      <w:r>
+        <w:rPr>
+          <w:sz w:val="28"/>
+          <w:szCs w:val="28"/>
+        </w:rPr>
+        <w:t>(50)</w:t>
+      </w:r>
+      <w:r>
+        <w:rPr>
+          <w:sz w:val="28"/>
+          <w:szCs w:val="28"/>
+        </w:rPr>
+        <w:tab/>
+      </w:r>
+      <w:r>
+        <w:rPr>
+          <w:sz w:val="28"/>
+          <w:szCs w:val="28"/>
+        </w:rPr>
+        <w:tab/>
+      </w:r>
     </w:p>
     <w:p>
       <w:pPr>
         <w:jc w:val="both"/>
-      </w:pPr>
-    </w:p>
-    <w:p>
-      <w:pPr>
+        <w:rPr>
+          <w:b/>
+          <w:bCs/>
+          <w:sz w:val="32"/>
+          <w:szCs w:val="32"/>
+        </w:rPr>
+      </w:pPr>
+      <w:r>
+        <w:rPr>
+          <w:b/>
+          <w:bCs/>
+          <w:sz w:val="32"/>
+          <w:szCs w:val="32"/>
+        </w:rPr>
+        <w:t>Articolo</w:t>
+      </w:r>
+    </w:p>
+    <w:p>
+      <w:pPr>
+        <w:pStyle w:val="Paragrafoelenco"/>
+        <w:numPr>
+          <w:ilvl w:val="0"/>
+          <w:numId w:val="37"/>
+        </w:numPr>
         <w:jc w:val="both"/>
-      </w:pPr>
-    </w:p>
-    <w:p>
-      <w:pPr>
+        <w:rPr>
+          <w:sz w:val="28"/>
+          <w:szCs w:val="28"/>
+        </w:rPr>
+      </w:pPr>
+      <w:proofErr w:type="spellStart"/>
+      <w:r>
+        <w:rPr>
+          <w:sz w:val="28"/>
+          <w:szCs w:val="28"/>
+        </w:rPr>
+        <w:t>codiceArticolo</w:t>
+      </w:r>
+      <w:proofErr w:type="spellEnd"/>
+      <w:r>
+        <w:rPr>
+          <w:sz w:val="28"/>
+          <w:szCs w:val="28"/>
+        </w:rPr>
+        <w:tab/>
+      </w:r>
+      <w:r>
+        <w:rPr>
+          <w:sz w:val="28"/>
+          <w:szCs w:val="28"/>
+        </w:rPr>
+        <w:tab/>
+        <w:t>char</w:t>
+      </w:r>
+      <w:r>
+        <w:rPr>
+          <w:sz w:val="28"/>
+          <w:szCs w:val="28"/>
+        </w:rPr>
+        <w:t xml:space="preserve"> </w:t>
+      </w:r>
+      <w:r>
+        <w:rPr>
+          <w:sz w:val="28"/>
+          <w:szCs w:val="28"/>
+        </w:rPr>
+        <w:t>(5)</w:t>
+      </w:r>
+      <w:proofErr w:type="gramStart"/>
+      <w:r>
+        <w:rPr>
+          <w:sz w:val="28"/>
+          <w:szCs w:val="28"/>
+        </w:rPr>
+        <w:tab/>
+        <w:t xml:space="preserve">  </w:t>
+      </w:r>
+      <w:r>
+        <w:rPr>
+          <w:sz w:val="28"/>
+          <w:szCs w:val="28"/>
+        </w:rPr>
+        <w:t>(</w:t>
+      </w:r>
+      <w:proofErr w:type="gramEnd"/>
+      <w:r>
+        <w:rPr>
+          <w:sz w:val="28"/>
+          <w:szCs w:val="28"/>
+        </w:rPr>
+        <w:t>PK)</w:t>
+      </w:r>
+    </w:p>
+    <w:p>
+      <w:pPr>
+        <w:pStyle w:val="Paragrafoelenco"/>
+        <w:numPr>
+          <w:ilvl w:val="0"/>
+          <w:numId w:val="37"/>
+        </w:numPr>
         <w:jc w:val="both"/>
-      </w:pPr>
-    </w:p>
-    <w:p>
-      <w:pPr>
+        <w:rPr>
+          <w:sz w:val="28"/>
+          <w:szCs w:val="28"/>
+        </w:rPr>
+      </w:pPr>
+      <w:r>
+        <w:rPr>
+          <w:sz w:val="28"/>
+          <w:szCs w:val="28"/>
+        </w:rPr>
+        <w:t>nome</w:t>
+      </w:r>
+      <w:r>
+        <w:rPr>
+          <w:sz w:val="28"/>
+          <w:szCs w:val="28"/>
+        </w:rPr>
+        <w:tab/>
+      </w:r>
+      <w:r>
+        <w:rPr>
+          <w:sz w:val="28"/>
+          <w:szCs w:val="28"/>
+        </w:rPr>
+        <w:tab/>
+      </w:r>
+      <w:r>
+        <w:rPr>
+          <w:sz w:val="28"/>
+          <w:szCs w:val="28"/>
+        </w:rPr>
+        <w:tab/>
+      </w:r>
+      <w:r>
+        <w:rPr>
+          <w:sz w:val="28"/>
+          <w:szCs w:val="28"/>
+        </w:rPr>
+        <w:tab/>
+      </w:r>
+      <w:r>
+        <w:rPr>
+          <w:sz w:val="28"/>
+          <w:szCs w:val="28"/>
+        </w:rPr>
+        <w:t>varchar (</w:t>
+      </w:r>
+      <w:r>
+        <w:rPr>
+          <w:sz w:val="28"/>
+          <w:szCs w:val="28"/>
+        </w:rPr>
+        <w:t>50)</w:t>
+      </w:r>
+      <w:r>
+        <w:rPr>
+          <w:sz w:val="28"/>
+          <w:szCs w:val="28"/>
+        </w:rPr>
+        <w:tab/>
+      </w:r>
+      <w:r>
+        <w:rPr>
+          <w:sz w:val="28"/>
+          <w:szCs w:val="28"/>
+        </w:rPr>
+        <w:tab/>
+      </w:r>
+    </w:p>
+    <w:p>
+      <w:pPr>
+        <w:pStyle w:val="Paragrafoelenco"/>
+        <w:numPr>
+          <w:ilvl w:val="0"/>
+          <w:numId w:val="37"/>
+        </w:numPr>
         <w:jc w:val="both"/>
+        <w:rPr>
+          <w:sz w:val="28"/>
+          <w:szCs w:val="28"/>
+        </w:rPr>
+      </w:pPr>
+      <w:r>
+        <w:rPr>
+          <w:sz w:val="28"/>
+          <w:szCs w:val="28"/>
+        </w:rPr>
+        <w:t>immagine</w:t>
+      </w:r>
+      <w:r>
+        <w:rPr>
+          <w:sz w:val="28"/>
+          <w:szCs w:val="28"/>
+        </w:rPr>
+        <w:tab/>
+      </w:r>
+      <w:r>
+        <w:rPr>
+          <w:sz w:val="28"/>
+          <w:szCs w:val="28"/>
+        </w:rPr>
+        <w:tab/>
+      </w:r>
+      <w:r>
+        <w:rPr>
+          <w:sz w:val="28"/>
+          <w:szCs w:val="28"/>
+        </w:rPr>
+        <w:tab/>
+        <w:t>varchar</w:t>
+      </w:r>
+      <w:r>
+        <w:rPr>
+          <w:sz w:val="28"/>
+          <w:szCs w:val="28"/>
+        </w:rPr>
+        <w:t xml:space="preserve"> </w:t>
+      </w:r>
+      <w:r>
+        <w:rPr>
+          <w:sz w:val="28"/>
+          <w:szCs w:val="28"/>
+        </w:rPr>
+        <w:t>(100)</w:t>
+      </w:r>
+      <w:r>
+        <w:rPr>
+          <w:sz w:val="28"/>
+          <w:szCs w:val="28"/>
+        </w:rPr>
+        <w:tab/>
+      </w:r>
+    </w:p>
+    <w:p>
+      <w:pPr>
+        <w:pStyle w:val="Paragrafoelenco"/>
+        <w:numPr>
+          <w:ilvl w:val="0"/>
+          <w:numId w:val="37"/>
+        </w:numPr>
+        <w:jc w:val="both"/>
+        <w:rPr>
+          <w:sz w:val="28"/>
+          <w:szCs w:val="28"/>
+        </w:rPr>
+      </w:pPr>
+      <w:r>
+        <w:rPr>
+          <w:sz w:val="28"/>
+          <w:szCs w:val="28"/>
+        </w:rPr>
+        <w:t>descrizione</w:t>
+      </w:r>
+      <w:r>
+        <w:rPr>
+          <w:sz w:val="28"/>
+          <w:szCs w:val="28"/>
+        </w:rPr>
+        <w:tab/>
+      </w:r>
+      <w:r>
+        <w:rPr>
+          <w:sz w:val="28"/>
+          <w:szCs w:val="28"/>
+        </w:rPr>
+        <w:tab/>
+      </w:r>
+      <w:r>
+        <w:rPr>
+          <w:sz w:val="28"/>
+          <w:szCs w:val="28"/>
+        </w:rPr>
+        <w:tab/>
+        <w:t>varchar</w:t>
+      </w:r>
+      <w:r>
+        <w:rPr>
+          <w:sz w:val="28"/>
+          <w:szCs w:val="28"/>
+        </w:rPr>
+        <w:t xml:space="preserve"> </w:t>
+      </w:r>
+      <w:r>
+        <w:rPr>
+          <w:sz w:val="28"/>
+          <w:szCs w:val="28"/>
+        </w:rPr>
+        <w:t>(1000)</w:t>
+      </w:r>
+      <w:r>
+        <w:rPr>
+          <w:sz w:val="28"/>
+          <w:szCs w:val="28"/>
+        </w:rPr>
+        <w:tab/>
+      </w:r>
+    </w:p>
+    <w:p>
+      <w:pPr>
+        <w:pStyle w:val="Paragrafoelenco"/>
+        <w:numPr>
+          <w:ilvl w:val="0"/>
+          <w:numId w:val="37"/>
+        </w:numPr>
+        <w:jc w:val="both"/>
+        <w:rPr>
+          <w:sz w:val="28"/>
+          <w:szCs w:val="28"/>
+        </w:rPr>
+      </w:pPr>
+      <w:r>
+        <w:rPr>
+          <w:sz w:val="28"/>
+          <w:szCs w:val="28"/>
+        </w:rPr>
+        <w:t>costo</w:t>
+      </w:r>
+      <w:r>
+        <w:rPr>
+          <w:sz w:val="28"/>
+          <w:szCs w:val="28"/>
+        </w:rPr>
+        <w:tab/>
+      </w:r>
+      <w:r>
+        <w:rPr>
+          <w:sz w:val="28"/>
+          <w:szCs w:val="28"/>
+        </w:rPr>
+        <w:tab/>
+      </w:r>
+      <w:r>
+        <w:rPr>
+          <w:sz w:val="28"/>
+          <w:szCs w:val="28"/>
+        </w:rPr>
+        <w:tab/>
+      </w:r>
+      <w:r>
+        <w:rPr>
+          <w:sz w:val="28"/>
+          <w:szCs w:val="28"/>
+        </w:rPr>
+        <w:tab/>
+        <w:t>double</w:t>
+      </w:r>
+      <w:r>
+        <w:rPr>
+          <w:sz w:val="28"/>
+          <w:szCs w:val="28"/>
+        </w:rPr>
+        <w:tab/>
+      </w:r>
+      <w:r>
+        <w:rPr>
+          <w:sz w:val="28"/>
+          <w:szCs w:val="28"/>
+        </w:rPr>
+        <w:tab/>
+      </w:r>
+      <w:r>
+        <w:rPr>
+          <w:sz w:val="28"/>
+          <w:szCs w:val="28"/>
+        </w:rPr>
+        <w:tab/>
+      </w:r>
+    </w:p>
+    <w:p>
+      <w:pPr>
+        <w:pStyle w:val="Paragrafoelenco"/>
+        <w:numPr>
+          <w:ilvl w:val="0"/>
+          <w:numId w:val="37"/>
+        </w:numPr>
+        <w:jc w:val="both"/>
+        <w:rPr>
+          <w:sz w:val="28"/>
+          <w:szCs w:val="28"/>
+        </w:rPr>
+      </w:pPr>
+      <w:proofErr w:type="spellStart"/>
+      <w:r>
+        <w:rPr>
+          <w:sz w:val="28"/>
+          <w:szCs w:val="28"/>
+        </w:rPr>
+        <w:t>nomeCategoria</w:t>
+      </w:r>
+      <w:proofErr w:type="spellEnd"/>
+      <w:r>
+        <w:rPr>
+          <w:sz w:val="28"/>
+          <w:szCs w:val="28"/>
+        </w:rPr>
+        <w:tab/>
+      </w:r>
+      <w:r>
+        <w:rPr>
+          <w:sz w:val="28"/>
+          <w:szCs w:val="28"/>
+        </w:rPr>
+        <w:tab/>
+        <w:t>varchar</w:t>
+      </w:r>
+      <w:r>
+        <w:rPr>
+          <w:sz w:val="28"/>
+          <w:szCs w:val="28"/>
+        </w:rPr>
+        <w:t xml:space="preserve"> </w:t>
+      </w:r>
+      <w:r>
+        <w:rPr>
+          <w:sz w:val="28"/>
+          <w:szCs w:val="28"/>
+        </w:rPr>
+        <w:t>(20)</w:t>
+      </w:r>
+      <w:r>
+        <w:rPr>
+          <w:sz w:val="28"/>
+          <w:szCs w:val="28"/>
+        </w:rPr>
+        <w:tab/>
+      </w:r>
+      <w:proofErr w:type="gramStart"/>
+      <w:r>
+        <w:rPr>
+          <w:sz w:val="28"/>
+          <w:szCs w:val="28"/>
+        </w:rPr>
+        <w:t xml:space="preserve">   (</w:t>
+      </w:r>
+      <w:proofErr w:type="gramEnd"/>
+      <w:r>
+        <w:rPr>
+          <w:sz w:val="28"/>
+          <w:szCs w:val="28"/>
+        </w:rPr>
+        <w:t>FK)</w:t>
+      </w:r>
+      <w:r>
+        <w:rPr>
+          <w:sz w:val="28"/>
+          <w:szCs w:val="28"/>
+        </w:rPr>
+        <w:tab/>
+      </w:r>
+    </w:p>
+    <w:p>
+      <w:pPr>
+        <w:pStyle w:val="Paragrafoelenco"/>
+        <w:numPr>
+          <w:ilvl w:val="0"/>
+          <w:numId w:val="37"/>
+        </w:numPr>
+        <w:jc w:val="both"/>
+        <w:rPr>
+          <w:sz w:val="28"/>
+          <w:szCs w:val="28"/>
+        </w:rPr>
+      </w:pPr>
+      <w:proofErr w:type="spellStart"/>
+      <w:proofErr w:type="gramStart"/>
+      <w:r>
+        <w:rPr>
+          <w:sz w:val="28"/>
+          <w:szCs w:val="28"/>
+        </w:rPr>
+        <w:t>mediaRecensioni</w:t>
+      </w:r>
+      <w:proofErr w:type="spellEnd"/>
+      <w:proofErr w:type="gramEnd"/>
+      <w:r>
+        <w:rPr>
+          <w:sz w:val="28"/>
+          <w:szCs w:val="28"/>
+        </w:rPr>
+        <w:tab/>
+      </w:r>
+      <w:r>
+        <w:rPr>
+          <w:sz w:val="28"/>
+          <w:szCs w:val="28"/>
+        </w:rPr>
+        <w:tab/>
+        <w:t>double</w:t>
+      </w:r>
+      <w:r>
+        <w:rPr>
+          <w:sz w:val="28"/>
+          <w:szCs w:val="28"/>
+        </w:rPr>
+        <w:tab/>
+      </w:r>
+    </w:p>
+    <w:p>
+      <w:pPr>
+        <w:pStyle w:val="Paragrafoelenco"/>
+        <w:numPr>
+          <w:ilvl w:val="0"/>
+          <w:numId w:val="37"/>
+        </w:numPr>
+        <w:jc w:val="both"/>
+        <w:rPr>
+          <w:sz w:val="28"/>
+          <w:szCs w:val="28"/>
+        </w:rPr>
+      </w:pPr>
+      <w:r>
+        <w:rPr>
+          <w:sz w:val="28"/>
+          <w:szCs w:val="28"/>
+        </w:rPr>
+        <w:t>giacenza</w:t>
+      </w:r>
+      <w:r>
+        <w:rPr>
+          <w:sz w:val="28"/>
+          <w:szCs w:val="28"/>
+        </w:rPr>
+        <w:tab/>
+      </w:r>
+      <w:r>
+        <w:rPr>
+          <w:sz w:val="28"/>
+          <w:szCs w:val="28"/>
+        </w:rPr>
+        <w:tab/>
+      </w:r>
+      <w:r>
+        <w:rPr>
+          <w:sz w:val="28"/>
+          <w:szCs w:val="28"/>
+        </w:rPr>
+        <w:tab/>
+      </w:r>
+      <w:proofErr w:type="spellStart"/>
+      <w:r>
+        <w:rPr>
+          <w:sz w:val="28"/>
+          <w:szCs w:val="28"/>
+        </w:rPr>
+        <w:t>int</w:t>
+      </w:r>
+      <w:proofErr w:type="spellEnd"/>
+      <w:r>
+        <w:rPr>
+          <w:sz w:val="28"/>
+          <w:szCs w:val="28"/>
+        </w:rPr>
+        <w:tab/>
+      </w:r>
+      <w:r>
+        <w:rPr>
+          <w:sz w:val="28"/>
+          <w:szCs w:val="28"/>
+        </w:rPr>
+        <w:tab/>
+      </w:r>
+    </w:p>
+    <w:p>
+      <w:pPr>
+        <w:jc w:val="both"/>
+        <w:rPr>
+          <w:b/>
+          <w:bCs/>
+          <w:sz w:val="32"/>
+          <w:szCs w:val="32"/>
+        </w:rPr>
+      </w:pPr>
+      <w:r>
+        <w:rPr>
+          <w:b/>
+          <w:bCs/>
+          <w:sz w:val="32"/>
+          <w:szCs w:val="32"/>
+        </w:rPr>
+        <w:t>User</w:t>
+      </w:r>
+    </w:p>
+    <w:p>
+      <w:pPr>
+        <w:pStyle w:val="Paragrafoelenco"/>
+        <w:numPr>
+          <w:ilvl w:val="0"/>
+          <w:numId w:val="38"/>
+        </w:numPr>
+        <w:jc w:val="both"/>
+        <w:rPr>
+          <w:sz w:val="28"/>
+          <w:szCs w:val="28"/>
+        </w:rPr>
+      </w:pPr>
+      <w:r>
+        <w:rPr>
+          <w:sz w:val="28"/>
+          <w:szCs w:val="28"/>
+        </w:rPr>
+        <w:t xml:space="preserve">username   </w:t>
+      </w:r>
+      <w:r>
+        <w:rPr>
+          <w:sz w:val="28"/>
+          <w:szCs w:val="28"/>
+        </w:rPr>
+        <w:tab/>
+        <w:t xml:space="preserve">   </w:t>
+      </w:r>
+      <w:r>
+        <w:rPr>
+          <w:sz w:val="28"/>
+          <w:szCs w:val="28"/>
+        </w:rPr>
+        <w:tab/>
+      </w:r>
+      <w:r>
+        <w:rPr>
+          <w:sz w:val="28"/>
+          <w:szCs w:val="28"/>
+        </w:rPr>
+        <w:tab/>
+      </w:r>
+      <w:r>
+        <w:rPr>
+          <w:sz w:val="28"/>
+          <w:szCs w:val="28"/>
+        </w:rPr>
+        <w:t>varchar</w:t>
+      </w:r>
+      <w:r>
+        <w:rPr>
+          <w:sz w:val="28"/>
+          <w:szCs w:val="28"/>
+        </w:rPr>
+        <w:t xml:space="preserve"> </w:t>
+      </w:r>
+      <w:r>
+        <w:rPr>
+          <w:sz w:val="28"/>
+          <w:szCs w:val="28"/>
+        </w:rPr>
+        <w:t xml:space="preserve">(20) </w:t>
+      </w:r>
+      <w:proofErr w:type="gramStart"/>
+      <w:r>
+        <w:rPr>
+          <w:sz w:val="28"/>
+          <w:szCs w:val="28"/>
+        </w:rPr>
+        <w:t xml:space="preserve">  </w:t>
+      </w:r>
+      <w:r>
+        <w:rPr>
+          <w:sz w:val="28"/>
+          <w:szCs w:val="28"/>
+        </w:rPr>
+        <w:t xml:space="preserve"> </w:t>
+      </w:r>
+      <w:r>
+        <w:rPr>
+          <w:sz w:val="28"/>
+          <w:szCs w:val="28"/>
+        </w:rPr>
+        <w:t>(</w:t>
+      </w:r>
+      <w:proofErr w:type="gramEnd"/>
+      <w:r>
+        <w:rPr>
+          <w:sz w:val="28"/>
+          <w:szCs w:val="28"/>
+        </w:rPr>
+        <w:t>PK)</w:t>
+      </w:r>
+    </w:p>
+    <w:p>
+      <w:pPr>
+        <w:pStyle w:val="Paragrafoelenco"/>
+        <w:numPr>
+          <w:ilvl w:val="0"/>
+          <w:numId w:val="38"/>
+        </w:numPr>
+        <w:jc w:val="both"/>
+        <w:rPr>
+          <w:sz w:val="28"/>
+          <w:szCs w:val="28"/>
+        </w:rPr>
+      </w:pPr>
+      <w:r>
+        <w:rPr>
+          <w:sz w:val="28"/>
+          <w:szCs w:val="28"/>
+        </w:rPr>
+        <w:t>nome</w:t>
+      </w:r>
+      <w:r>
+        <w:rPr>
+          <w:sz w:val="28"/>
+          <w:szCs w:val="28"/>
+        </w:rPr>
+        <w:tab/>
+      </w:r>
+      <w:r>
+        <w:rPr>
+          <w:sz w:val="28"/>
+          <w:szCs w:val="28"/>
+        </w:rPr>
+        <w:tab/>
+      </w:r>
+      <w:r>
+        <w:rPr>
+          <w:sz w:val="28"/>
+          <w:szCs w:val="28"/>
+        </w:rPr>
+        <w:tab/>
+      </w:r>
+      <w:r>
+        <w:rPr>
+          <w:sz w:val="28"/>
+          <w:szCs w:val="28"/>
+        </w:rPr>
+        <w:tab/>
+      </w:r>
+      <w:r>
+        <w:rPr>
+          <w:sz w:val="28"/>
+          <w:szCs w:val="28"/>
+        </w:rPr>
+        <w:t>varchar</w:t>
+      </w:r>
+      <w:r>
+        <w:rPr>
+          <w:sz w:val="28"/>
+          <w:szCs w:val="28"/>
+        </w:rPr>
+        <w:t xml:space="preserve"> </w:t>
+      </w:r>
+      <w:r>
+        <w:rPr>
+          <w:sz w:val="28"/>
+          <w:szCs w:val="28"/>
+        </w:rPr>
+        <w:t>(20)</w:t>
+      </w:r>
+      <w:r>
+        <w:rPr>
+          <w:sz w:val="28"/>
+          <w:szCs w:val="28"/>
+        </w:rPr>
+        <w:tab/>
+      </w:r>
+      <w:r>
+        <w:rPr>
+          <w:sz w:val="28"/>
+          <w:szCs w:val="28"/>
+        </w:rPr>
+        <w:tab/>
+      </w:r>
+    </w:p>
+    <w:p>
+      <w:pPr>
+        <w:pStyle w:val="Paragrafoelenco"/>
+        <w:numPr>
+          <w:ilvl w:val="0"/>
+          <w:numId w:val="38"/>
+        </w:numPr>
+        <w:jc w:val="both"/>
+        <w:rPr>
+          <w:sz w:val="28"/>
+          <w:szCs w:val="28"/>
+        </w:rPr>
+      </w:pPr>
+      <w:r>
+        <w:rPr>
+          <w:sz w:val="28"/>
+          <w:szCs w:val="28"/>
+        </w:rPr>
+        <w:t>cognome</w:t>
+      </w:r>
+      <w:r>
+        <w:rPr>
+          <w:sz w:val="28"/>
+          <w:szCs w:val="28"/>
+        </w:rPr>
+        <w:tab/>
+      </w:r>
+      <w:r>
+        <w:rPr>
+          <w:sz w:val="28"/>
+          <w:szCs w:val="28"/>
+        </w:rPr>
+        <w:tab/>
+      </w:r>
+      <w:r>
+        <w:rPr>
+          <w:sz w:val="28"/>
+          <w:szCs w:val="28"/>
+        </w:rPr>
+        <w:tab/>
+        <w:t>varchar</w:t>
+      </w:r>
+      <w:r>
+        <w:rPr>
+          <w:sz w:val="28"/>
+          <w:szCs w:val="28"/>
+        </w:rPr>
+        <w:t xml:space="preserve"> </w:t>
+      </w:r>
+      <w:r>
+        <w:rPr>
+          <w:sz w:val="28"/>
+          <w:szCs w:val="28"/>
+        </w:rPr>
+        <w:t>(20)</w:t>
+      </w:r>
+      <w:r>
+        <w:rPr>
+          <w:sz w:val="28"/>
+          <w:szCs w:val="28"/>
+        </w:rPr>
+        <w:tab/>
+      </w:r>
+      <w:r>
+        <w:rPr>
+          <w:sz w:val="28"/>
+          <w:szCs w:val="28"/>
+        </w:rPr>
+        <w:tab/>
+      </w:r>
+    </w:p>
+    <w:p>
+      <w:pPr>
+        <w:pStyle w:val="Paragrafoelenco"/>
+        <w:numPr>
+          <w:ilvl w:val="0"/>
+          <w:numId w:val="38"/>
+        </w:numPr>
+        <w:jc w:val="both"/>
+        <w:rPr>
+          <w:sz w:val="28"/>
+          <w:szCs w:val="28"/>
+        </w:rPr>
+      </w:pPr>
+      <w:r>
+        <w:rPr>
+          <w:sz w:val="28"/>
+          <w:szCs w:val="28"/>
+        </w:rPr>
+        <w:t>e-mail</w:t>
+      </w:r>
+      <w:r>
+        <w:rPr>
+          <w:sz w:val="28"/>
+          <w:szCs w:val="28"/>
+        </w:rPr>
+        <w:tab/>
+      </w:r>
+      <w:r>
+        <w:rPr>
+          <w:sz w:val="28"/>
+          <w:szCs w:val="28"/>
+        </w:rPr>
+        <w:tab/>
+      </w:r>
+      <w:r>
+        <w:rPr>
+          <w:sz w:val="28"/>
+          <w:szCs w:val="28"/>
+        </w:rPr>
+        <w:tab/>
+        <w:t>varchar</w:t>
+      </w:r>
+      <w:r>
+        <w:rPr>
+          <w:sz w:val="28"/>
+          <w:szCs w:val="28"/>
+        </w:rPr>
+        <w:t xml:space="preserve"> </w:t>
+      </w:r>
+      <w:r>
+        <w:rPr>
+          <w:sz w:val="28"/>
+          <w:szCs w:val="28"/>
+        </w:rPr>
+        <w:t>(20)</w:t>
+      </w:r>
+      <w:r>
+        <w:rPr>
+          <w:sz w:val="28"/>
+          <w:szCs w:val="28"/>
+        </w:rPr>
+        <w:tab/>
+      </w:r>
+      <w:r>
+        <w:rPr>
+          <w:sz w:val="28"/>
+          <w:szCs w:val="28"/>
+        </w:rPr>
+        <w:tab/>
+      </w:r>
+    </w:p>
+    <w:p>
+      <w:pPr>
+        <w:pStyle w:val="Paragrafoelenco"/>
+        <w:numPr>
+          <w:ilvl w:val="0"/>
+          <w:numId w:val="38"/>
+        </w:numPr>
+        <w:jc w:val="both"/>
+        <w:rPr>
+          <w:sz w:val="28"/>
+          <w:szCs w:val="28"/>
+        </w:rPr>
+      </w:pPr>
+      <w:r>
+        <w:rPr>
+          <w:sz w:val="28"/>
+          <w:szCs w:val="28"/>
+        </w:rPr>
+        <w:t>telefono</w:t>
+      </w:r>
+      <w:r>
+        <w:rPr>
+          <w:sz w:val="28"/>
+          <w:szCs w:val="28"/>
+        </w:rPr>
+        <w:tab/>
+      </w:r>
+      <w:r>
+        <w:rPr>
+          <w:sz w:val="28"/>
+          <w:szCs w:val="28"/>
+        </w:rPr>
+        <w:tab/>
+      </w:r>
+      <w:r>
+        <w:rPr>
+          <w:sz w:val="28"/>
+          <w:szCs w:val="28"/>
+        </w:rPr>
+        <w:tab/>
+      </w:r>
+      <w:r>
+        <w:rPr>
+          <w:sz w:val="28"/>
+          <w:szCs w:val="28"/>
+        </w:rPr>
+        <w:t>varchar</w:t>
+      </w:r>
+      <w:r>
+        <w:rPr>
+          <w:sz w:val="28"/>
+          <w:szCs w:val="28"/>
+        </w:rPr>
+        <w:t xml:space="preserve"> </w:t>
+      </w:r>
+      <w:r>
+        <w:rPr>
+          <w:sz w:val="28"/>
+          <w:szCs w:val="28"/>
+        </w:rPr>
+        <w:t>(15)</w:t>
+      </w:r>
+      <w:r>
+        <w:rPr>
+          <w:sz w:val="28"/>
+          <w:szCs w:val="28"/>
+        </w:rPr>
+        <w:tab/>
+      </w:r>
+      <w:r>
+        <w:rPr>
+          <w:sz w:val="28"/>
+          <w:szCs w:val="28"/>
+        </w:rPr>
+        <w:tab/>
+      </w:r>
+    </w:p>
+    <w:p>
+      <w:pPr>
+        <w:pStyle w:val="Paragrafoelenco"/>
+        <w:numPr>
+          <w:ilvl w:val="0"/>
+          <w:numId w:val="38"/>
+        </w:numPr>
+        <w:jc w:val="both"/>
+        <w:rPr>
+          <w:sz w:val="28"/>
+          <w:szCs w:val="28"/>
+        </w:rPr>
+      </w:pPr>
+      <w:r>
+        <w:rPr>
+          <w:sz w:val="28"/>
+          <w:szCs w:val="28"/>
+        </w:rPr>
+        <w:lastRenderedPageBreak/>
+        <w:t>indirizzo</w:t>
+      </w:r>
+      <w:r>
+        <w:rPr>
+          <w:sz w:val="28"/>
+          <w:szCs w:val="28"/>
+        </w:rPr>
+        <w:tab/>
+      </w:r>
+      <w:r>
+        <w:rPr>
+          <w:sz w:val="28"/>
+          <w:szCs w:val="28"/>
+        </w:rPr>
+        <w:tab/>
+      </w:r>
+      <w:r>
+        <w:rPr>
+          <w:sz w:val="28"/>
+          <w:szCs w:val="28"/>
+        </w:rPr>
+        <w:tab/>
+      </w:r>
+      <w:r>
+        <w:rPr>
+          <w:sz w:val="28"/>
+          <w:szCs w:val="28"/>
+        </w:rPr>
+        <w:t>varchar (</w:t>
+      </w:r>
+      <w:r>
+        <w:rPr>
+          <w:sz w:val="28"/>
+          <w:szCs w:val="28"/>
+        </w:rPr>
+        <w:t>20)</w:t>
+      </w:r>
+      <w:r>
+        <w:rPr>
+          <w:sz w:val="28"/>
+          <w:szCs w:val="28"/>
+        </w:rPr>
+        <w:tab/>
+      </w:r>
+      <w:r>
+        <w:rPr>
+          <w:sz w:val="28"/>
+          <w:szCs w:val="28"/>
+        </w:rPr>
+        <w:tab/>
+      </w:r>
+    </w:p>
+    <w:p>
+      <w:pPr>
+        <w:pStyle w:val="Paragrafoelenco"/>
+        <w:numPr>
+          <w:ilvl w:val="0"/>
+          <w:numId w:val="38"/>
+        </w:numPr>
+        <w:jc w:val="both"/>
+        <w:rPr>
+          <w:sz w:val="28"/>
+          <w:szCs w:val="28"/>
+        </w:rPr>
+      </w:pPr>
+      <w:r>
+        <w:rPr>
+          <w:sz w:val="28"/>
+          <w:szCs w:val="28"/>
+        </w:rPr>
+        <w:t>citt</w:t>
+      </w:r>
+      <w:r>
+        <w:rPr>
+          <w:sz w:val="28"/>
+          <w:szCs w:val="28"/>
+        </w:rPr>
+        <w:t>à</w:t>
+      </w:r>
+      <w:r>
+        <w:rPr>
+          <w:sz w:val="28"/>
+          <w:szCs w:val="28"/>
+        </w:rPr>
+        <w:tab/>
+      </w:r>
+      <w:r>
+        <w:rPr>
+          <w:sz w:val="28"/>
+          <w:szCs w:val="28"/>
+        </w:rPr>
+        <w:tab/>
+      </w:r>
+      <w:r>
+        <w:rPr>
+          <w:sz w:val="28"/>
+          <w:szCs w:val="28"/>
+        </w:rPr>
+        <w:tab/>
+      </w:r>
+      <w:r>
+        <w:rPr>
+          <w:sz w:val="28"/>
+          <w:szCs w:val="28"/>
+        </w:rPr>
+        <w:tab/>
+      </w:r>
+      <w:r>
+        <w:rPr>
+          <w:sz w:val="28"/>
+          <w:szCs w:val="28"/>
+        </w:rPr>
+        <w:t>varchar (</w:t>
+      </w:r>
+      <w:r>
+        <w:rPr>
+          <w:sz w:val="28"/>
+          <w:szCs w:val="28"/>
+        </w:rPr>
+        <w:t>20)</w:t>
+      </w:r>
+      <w:r>
+        <w:rPr>
+          <w:sz w:val="28"/>
+          <w:szCs w:val="28"/>
+        </w:rPr>
+        <w:tab/>
+      </w:r>
+      <w:r>
+        <w:rPr>
+          <w:sz w:val="28"/>
+          <w:szCs w:val="28"/>
+        </w:rPr>
+        <w:tab/>
+      </w:r>
+    </w:p>
+    <w:p>
+      <w:pPr>
+        <w:pStyle w:val="Paragrafoelenco"/>
+        <w:numPr>
+          <w:ilvl w:val="0"/>
+          <w:numId w:val="38"/>
+        </w:numPr>
+        <w:jc w:val="both"/>
+        <w:rPr>
+          <w:sz w:val="28"/>
+          <w:szCs w:val="28"/>
+        </w:rPr>
+      </w:pPr>
+      <w:r>
+        <w:rPr>
+          <w:sz w:val="28"/>
+          <w:szCs w:val="28"/>
+        </w:rPr>
+        <w:t>stato</w:t>
+      </w:r>
+      <w:r>
+        <w:rPr>
+          <w:sz w:val="28"/>
+          <w:szCs w:val="28"/>
+        </w:rPr>
+        <w:tab/>
+      </w:r>
+      <w:r>
+        <w:rPr>
+          <w:sz w:val="28"/>
+          <w:szCs w:val="28"/>
+        </w:rPr>
+        <w:tab/>
+      </w:r>
+      <w:r>
+        <w:rPr>
+          <w:sz w:val="28"/>
+          <w:szCs w:val="28"/>
+        </w:rPr>
+        <w:tab/>
+      </w:r>
+      <w:r>
+        <w:rPr>
+          <w:sz w:val="28"/>
+          <w:szCs w:val="28"/>
+        </w:rPr>
+        <w:tab/>
+      </w:r>
+      <w:r>
+        <w:rPr>
+          <w:sz w:val="28"/>
+          <w:szCs w:val="28"/>
+        </w:rPr>
+        <w:t>varchar (</w:t>
+      </w:r>
+      <w:r>
+        <w:rPr>
+          <w:sz w:val="28"/>
+          <w:szCs w:val="28"/>
+        </w:rPr>
+        <w:t>20)</w:t>
+      </w:r>
+      <w:r>
+        <w:rPr>
+          <w:sz w:val="28"/>
+          <w:szCs w:val="28"/>
+        </w:rPr>
+        <w:tab/>
+      </w:r>
+    </w:p>
+    <w:p>
+      <w:pPr>
+        <w:pStyle w:val="Paragrafoelenco"/>
+        <w:numPr>
+          <w:ilvl w:val="0"/>
+          <w:numId w:val="38"/>
+        </w:numPr>
+        <w:jc w:val="both"/>
+        <w:rPr>
+          <w:sz w:val="28"/>
+          <w:szCs w:val="28"/>
+        </w:rPr>
+      </w:pPr>
+      <w:r>
+        <w:rPr>
+          <w:sz w:val="28"/>
+          <w:szCs w:val="28"/>
+        </w:rPr>
+        <w:t>CAP</w:t>
+      </w:r>
+      <w:r>
+        <w:rPr>
+          <w:sz w:val="28"/>
+          <w:szCs w:val="28"/>
+        </w:rPr>
+        <w:tab/>
+      </w:r>
+      <w:r>
+        <w:rPr>
+          <w:sz w:val="28"/>
+          <w:szCs w:val="28"/>
+        </w:rPr>
+        <w:tab/>
+      </w:r>
+      <w:r>
+        <w:rPr>
+          <w:sz w:val="28"/>
+          <w:szCs w:val="28"/>
+        </w:rPr>
+        <w:tab/>
+      </w:r>
+      <w:r>
+        <w:rPr>
+          <w:sz w:val="28"/>
+          <w:szCs w:val="28"/>
+        </w:rPr>
+        <w:tab/>
+      </w:r>
+      <w:r>
+        <w:rPr>
+          <w:sz w:val="28"/>
+          <w:szCs w:val="28"/>
+        </w:rPr>
+        <w:t>varchar (</w:t>
+      </w:r>
+      <w:r>
+        <w:rPr>
+          <w:sz w:val="28"/>
+          <w:szCs w:val="28"/>
+        </w:rPr>
+        <w:t>20)</w:t>
+      </w:r>
+      <w:r>
+        <w:rPr>
+          <w:sz w:val="28"/>
+          <w:szCs w:val="28"/>
+        </w:rPr>
+        <w:tab/>
+      </w:r>
+      <w:r>
+        <w:rPr>
+          <w:sz w:val="28"/>
+          <w:szCs w:val="28"/>
+        </w:rPr>
+        <w:tab/>
+      </w:r>
+    </w:p>
+    <w:p>
+      <w:pPr>
+        <w:pStyle w:val="Paragrafoelenco"/>
+        <w:numPr>
+          <w:ilvl w:val="0"/>
+          <w:numId w:val="38"/>
+        </w:numPr>
+        <w:jc w:val="both"/>
+        <w:rPr>
+          <w:sz w:val="28"/>
+          <w:szCs w:val="28"/>
+        </w:rPr>
+      </w:pPr>
+      <w:r>
+        <w:rPr>
+          <w:sz w:val="28"/>
+          <w:szCs w:val="28"/>
+        </w:rPr>
+        <w:t>p</w:t>
+      </w:r>
+      <w:r>
+        <w:rPr>
+          <w:sz w:val="28"/>
+          <w:szCs w:val="28"/>
+        </w:rPr>
+        <w:t>assword</w:t>
+      </w:r>
+      <w:r>
+        <w:rPr>
+          <w:sz w:val="28"/>
+          <w:szCs w:val="28"/>
+        </w:rPr>
+        <w:tab/>
+      </w:r>
+      <w:r>
+        <w:rPr>
+          <w:sz w:val="28"/>
+          <w:szCs w:val="28"/>
+        </w:rPr>
+        <w:tab/>
+      </w:r>
+      <w:r>
+        <w:rPr>
+          <w:sz w:val="28"/>
+          <w:szCs w:val="28"/>
+        </w:rPr>
+        <w:tab/>
+      </w:r>
+      <w:r>
+        <w:rPr>
+          <w:sz w:val="28"/>
+          <w:szCs w:val="28"/>
+        </w:rPr>
+        <w:t>varchar (</w:t>
+      </w:r>
+      <w:r>
+        <w:rPr>
+          <w:sz w:val="28"/>
+          <w:szCs w:val="28"/>
+        </w:rPr>
+        <w:t>20)</w:t>
+      </w:r>
+      <w:r>
+        <w:rPr>
+          <w:sz w:val="28"/>
+          <w:szCs w:val="28"/>
+        </w:rPr>
+        <w:tab/>
+      </w:r>
+      <w:r>
+        <w:rPr>
+          <w:sz w:val="28"/>
+          <w:szCs w:val="28"/>
+        </w:rPr>
+        <w:tab/>
+      </w:r>
+    </w:p>
+    <w:p>
+      <w:pPr>
+        <w:jc w:val="both"/>
+        <w:rPr>
+          <w:b/>
+          <w:bCs/>
+          <w:sz w:val="32"/>
+          <w:szCs w:val="32"/>
+        </w:rPr>
+      </w:pPr>
+      <w:r>
+        <w:rPr>
+          <w:b/>
+          <w:bCs/>
+          <w:sz w:val="32"/>
+          <w:szCs w:val="32"/>
+        </w:rPr>
+        <w:t>Ordine</w:t>
+      </w:r>
+    </w:p>
+    <w:p>
+      <w:pPr>
+        <w:pStyle w:val="Paragrafoelenco"/>
+        <w:numPr>
+          <w:ilvl w:val="0"/>
+          <w:numId w:val="39"/>
+        </w:numPr>
+        <w:jc w:val="both"/>
+        <w:rPr>
+          <w:sz w:val="28"/>
+          <w:szCs w:val="28"/>
+          <w:lang w:val="en-GB"/>
+        </w:rPr>
+      </w:pPr>
+      <w:r>
+        <w:rPr>
+          <w:sz w:val="28"/>
+          <w:szCs w:val="28"/>
+          <w:lang w:val="en-GB"/>
+        </w:rPr>
+        <w:t xml:space="preserve">numeroOrdine </w:t>
+      </w:r>
+      <w:r>
+        <w:rPr>
+          <w:sz w:val="28"/>
+          <w:szCs w:val="28"/>
+          <w:lang w:val="en-GB"/>
+        </w:rPr>
+        <w:tab/>
+      </w:r>
+      <w:r>
+        <w:rPr>
+          <w:sz w:val="28"/>
+          <w:szCs w:val="28"/>
+          <w:lang w:val="en-GB"/>
+        </w:rPr>
+        <w:tab/>
+        <w:t xml:space="preserve">int </w:t>
+      </w:r>
+      <w:proofErr w:type="spellStart"/>
+      <w:r>
+        <w:rPr>
+          <w:sz w:val="28"/>
+          <w:szCs w:val="28"/>
+          <w:lang w:val="en-GB"/>
+        </w:rPr>
+        <w:t>auto_increment</w:t>
+      </w:r>
+      <w:proofErr w:type="spellEnd"/>
+      <w:r>
+        <w:rPr>
+          <w:sz w:val="28"/>
+          <w:szCs w:val="28"/>
+          <w:lang w:val="en-GB"/>
+        </w:rPr>
+        <w:tab/>
+      </w:r>
+      <w:r>
+        <w:rPr>
+          <w:sz w:val="28"/>
+          <w:szCs w:val="28"/>
+          <w:lang w:val="en-GB"/>
+        </w:rPr>
+        <w:t xml:space="preserve"> (PK)</w:t>
+      </w:r>
+    </w:p>
+    <w:p>
+      <w:pPr>
+        <w:pStyle w:val="Paragrafoelenco"/>
+        <w:numPr>
+          <w:ilvl w:val="0"/>
+          <w:numId w:val="39"/>
+        </w:numPr>
+        <w:jc w:val="both"/>
+        <w:rPr>
+          <w:sz w:val="28"/>
+          <w:szCs w:val="28"/>
+        </w:rPr>
+      </w:pPr>
+      <w:r>
+        <w:rPr>
+          <w:sz w:val="28"/>
+          <w:szCs w:val="28"/>
+        </w:rPr>
+        <w:t>data</w:t>
+      </w:r>
+      <w:r>
+        <w:rPr>
+          <w:sz w:val="28"/>
+          <w:szCs w:val="28"/>
+        </w:rPr>
+        <w:tab/>
+      </w:r>
+      <w:r>
+        <w:rPr>
+          <w:sz w:val="28"/>
+          <w:szCs w:val="28"/>
+        </w:rPr>
+        <w:tab/>
+      </w:r>
+      <w:r>
+        <w:rPr>
+          <w:sz w:val="28"/>
+          <w:szCs w:val="28"/>
+        </w:rPr>
+        <w:tab/>
+      </w:r>
+      <w:r>
+        <w:rPr>
+          <w:sz w:val="28"/>
+          <w:szCs w:val="28"/>
+        </w:rPr>
+        <w:tab/>
+        <w:t xml:space="preserve">date </w:t>
+      </w:r>
+      <w:r>
+        <w:rPr>
+          <w:sz w:val="28"/>
+          <w:szCs w:val="28"/>
+        </w:rPr>
+        <w:tab/>
+      </w:r>
+      <w:r>
+        <w:rPr>
+          <w:sz w:val="28"/>
+          <w:szCs w:val="28"/>
+        </w:rPr>
+        <w:tab/>
+      </w:r>
+      <w:r>
+        <w:rPr>
+          <w:sz w:val="28"/>
+          <w:szCs w:val="28"/>
+        </w:rPr>
+        <w:tab/>
+      </w:r>
+      <w:r>
+        <w:rPr>
+          <w:sz w:val="28"/>
+          <w:szCs w:val="28"/>
+        </w:rPr>
+        <w:tab/>
+      </w:r>
+      <w:r>
+        <w:rPr>
+          <w:sz w:val="28"/>
+          <w:szCs w:val="28"/>
+        </w:rPr>
+        <w:tab/>
+      </w:r>
+    </w:p>
+    <w:p>
+      <w:pPr>
+        <w:pStyle w:val="Paragrafoelenco"/>
+        <w:numPr>
+          <w:ilvl w:val="0"/>
+          <w:numId w:val="39"/>
+        </w:numPr>
+        <w:jc w:val="both"/>
+        <w:rPr>
+          <w:sz w:val="28"/>
+          <w:szCs w:val="28"/>
+        </w:rPr>
+      </w:pPr>
+      <w:r>
+        <w:rPr>
+          <w:sz w:val="28"/>
+          <w:szCs w:val="28"/>
+        </w:rPr>
+        <w:t>username</w:t>
+      </w:r>
+      <w:r>
+        <w:rPr>
+          <w:sz w:val="28"/>
+          <w:szCs w:val="28"/>
+        </w:rPr>
+        <w:tab/>
+      </w:r>
+      <w:r>
+        <w:rPr>
+          <w:sz w:val="28"/>
+          <w:szCs w:val="28"/>
+        </w:rPr>
+        <w:tab/>
+      </w:r>
+      <w:r>
+        <w:rPr>
+          <w:sz w:val="28"/>
+          <w:szCs w:val="28"/>
+        </w:rPr>
+        <w:tab/>
+      </w:r>
+      <w:proofErr w:type="gramStart"/>
+      <w:r>
+        <w:rPr>
+          <w:sz w:val="28"/>
+          <w:szCs w:val="28"/>
+        </w:rPr>
+        <w:t>varchar(</w:t>
+      </w:r>
+      <w:proofErr w:type="gramEnd"/>
+      <w:r>
+        <w:rPr>
+          <w:sz w:val="28"/>
+          <w:szCs w:val="28"/>
+        </w:rPr>
+        <w:t>20)</w:t>
+      </w:r>
+      <w:r>
+        <w:rPr>
+          <w:sz w:val="28"/>
+          <w:szCs w:val="28"/>
+        </w:rPr>
+        <w:tab/>
+      </w:r>
+      <w:r>
+        <w:rPr>
+          <w:sz w:val="28"/>
+          <w:szCs w:val="28"/>
+        </w:rPr>
+        <w:t xml:space="preserve">           (FK)</w:t>
+      </w:r>
+    </w:p>
+    <w:p>
+      <w:pPr>
+        <w:pStyle w:val="Paragrafoelenco"/>
+        <w:numPr>
+          <w:ilvl w:val="0"/>
+          <w:numId w:val="39"/>
+        </w:numPr>
+        <w:jc w:val="both"/>
+        <w:rPr>
+          <w:sz w:val="28"/>
+          <w:szCs w:val="28"/>
+        </w:rPr>
+      </w:pPr>
+      <w:r>
+        <w:rPr>
+          <w:sz w:val="28"/>
+          <w:szCs w:val="28"/>
+        </w:rPr>
+        <w:t>stato</w:t>
+      </w:r>
+      <w:r>
+        <w:rPr>
+          <w:sz w:val="28"/>
+          <w:szCs w:val="28"/>
+        </w:rPr>
+        <w:tab/>
+      </w:r>
+      <w:r>
+        <w:rPr>
+          <w:sz w:val="28"/>
+          <w:szCs w:val="28"/>
+        </w:rPr>
+        <w:tab/>
+      </w:r>
+      <w:r>
+        <w:rPr>
+          <w:sz w:val="28"/>
+          <w:szCs w:val="28"/>
+        </w:rPr>
+        <w:tab/>
+      </w:r>
+      <w:r>
+        <w:rPr>
+          <w:sz w:val="28"/>
+          <w:szCs w:val="28"/>
+        </w:rPr>
+        <w:tab/>
+      </w:r>
+      <w:proofErr w:type="spellStart"/>
+      <w:r>
+        <w:rPr>
+          <w:sz w:val="28"/>
+          <w:szCs w:val="28"/>
+        </w:rPr>
+        <w:t>boolean</w:t>
+      </w:r>
+      <w:proofErr w:type="spellEnd"/>
+    </w:p>
+    <w:p>
+      <w:pPr>
+        <w:pStyle w:val="Paragrafoelenco"/>
+        <w:numPr>
+          <w:ilvl w:val="0"/>
+          <w:numId w:val="39"/>
+        </w:numPr>
+        <w:jc w:val="both"/>
+        <w:rPr>
+          <w:sz w:val="28"/>
+          <w:szCs w:val="28"/>
+        </w:rPr>
+      </w:pPr>
+      <w:r>
+        <w:rPr>
+          <w:sz w:val="28"/>
+          <w:szCs w:val="28"/>
+        </w:rPr>
+        <w:t>importo</w:t>
+      </w:r>
+      <w:r>
+        <w:rPr>
+          <w:sz w:val="28"/>
+          <w:szCs w:val="28"/>
+        </w:rPr>
+        <w:tab/>
+      </w:r>
+      <w:r>
+        <w:rPr>
+          <w:sz w:val="28"/>
+          <w:szCs w:val="28"/>
+        </w:rPr>
+        <w:tab/>
+      </w:r>
+      <w:r>
+        <w:rPr>
+          <w:sz w:val="28"/>
+          <w:szCs w:val="28"/>
+        </w:rPr>
+        <w:tab/>
+        <w:t>double</w:t>
+      </w:r>
+      <w:r>
+        <w:rPr>
+          <w:sz w:val="28"/>
+          <w:szCs w:val="28"/>
+        </w:rPr>
+        <w:tab/>
+      </w:r>
+      <w:r>
+        <w:rPr>
+          <w:sz w:val="28"/>
+          <w:szCs w:val="28"/>
+        </w:rPr>
+        <w:tab/>
+      </w:r>
+      <w:r>
+        <w:rPr>
+          <w:sz w:val="28"/>
+          <w:szCs w:val="28"/>
+        </w:rPr>
+        <w:tab/>
+      </w:r>
+      <w:r>
+        <w:rPr>
+          <w:sz w:val="28"/>
+          <w:szCs w:val="28"/>
+        </w:rPr>
+        <w:tab/>
+      </w:r>
+    </w:p>
+    <w:p>
+      <w:pPr>
+        <w:jc w:val="both"/>
+        <w:rPr>
+          <w:b/>
+          <w:bCs/>
+          <w:sz w:val="32"/>
+          <w:szCs w:val="32"/>
+        </w:rPr>
+      </w:pPr>
+      <w:proofErr w:type="spellStart"/>
+      <w:r>
+        <w:rPr>
+          <w:b/>
+          <w:bCs/>
+          <w:sz w:val="32"/>
+          <w:szCs w:val="32"/>
+        </w:rPr>
+        <w:t>InfoFatturazione</w:t>
+      </w:r>
+      <w:proofErr w:type="spellEnd"/>
+    </w:p>
+    <w:p>
+      <w:pPr>
+        <w:pStyle w:val="Paragrafoelenco"/>
+        <w:numPr>
+          <w:ilvl w:val="0"/>
+          <w:numId w:val="40"/>
+        </w:numPr>
+        <w:jc w:val="both"/>
+        <w:rPr>
+          <w:sz w:val="28"/>
+          <w:szCs w:val="28"/>
+        </w:rPr>
+      </w:pPr>
+      <w:proofErr w:type="spellStart"/>
+      <w:proofErr w:type="gramStart"/>
+      <w:r>
+        <w:rPr>
+          <w:sz w:val="28"/>
+          <w:szCs w:val="28"/>
+        </w:rPr>
+        <w:t>numero</w:t>
+      </w:r>
+      <w:r>
+        <w:rPr>
+          <w:sz w:val="28"/>
+          <w:szCs w:val="28"/>
+        </w:rPr>
+        <w:t>Ordine</w:t>
+      </w:r>
+      <w:proofErr w:type="spellEnd"/>
+      <w:proofErr w:type="gramEnd"/>
+      <w:r>
+        <w:rPr>
+          <w:sz w:val="28"/>
+          <w:szCs w:val="28"/>
+        </w:rPr>
+        <w:tab/>
+        <w:t xml:space="preserve">    </w:t>
+      </w:r>
+      <w:r>
+        <w:rPr>
+          <w:sz w:val="28"/>
+          <w:szCs w:val="28"/>
+        </w:rPr>
+        <w:t xml:space="preserve">     </w:t>
+      </w:r>
+      <w:r>
+        <w:rPr>
+          <w:sz w:val="28"/>
+          <w:szCs w:val="28"/>
+        </w:rPr>
+        <w:t xml:space="preserve"> </w:t>
+      </w:r>
+      <w:proofErr w:type="spellStart"/>
+      <w:r>
+        <w:rPr>
+          <w:sz w:val="28"/>
+          <w:szCs w:val="28"/>
+        </w:rPr>
+        <w:t>int</w:t>
+      </w:r>
+      <w:proofErr w:type="spellEnd"/>
+      <w:r>
+        <w:rPr>
+          <w:sz w:val="28"/>
+          <w:szCs w:val="28"/>
+        </w:rPr>
+        <w:t xml:space="preserve"> </w:t>
+      </w:r>
+      <w:r>
+        <w:rPr>
+          <w:sz w:val="28"/>
+          <w:szCs w:val="28"/>
+        </w:rPr>
+        <w:tab/>
+      </w:r>
+      <w:r>
+        <w:rPr>
+          <w:sz w:val="28"/>
+          <w:szCs w:val="28"/>
+        </w:rPr>
+        <w:tab/>
+      </w:r>
+      <w:r>
+        <w:rPr>
+          <w:sz w:val="28"/>
+          <w:szCs w:val="28"/>
+        </w:rPr>
+        <w:tab/>
+      </w:r>
+      <w:r>
+        <w:rPr>
+          <w:sz w:val="28"/>
+          <w:szCs w:val="28"/>
+        </w:rPr>
+        <w:t>(PK/FK)</w:t>
+      </w:r>
+      <w:r>
+        <w:rPr>
+          <w:sz w:val="28"/>
+          <w:szCs w:val="28"/>
+        </w:rPr>
+        <w:tab/>
+      </w:r>
+      <w:r>
+        <w:rPr>
+          <w:sz w:val="28"/>
+          <w:szCs w:val="28"/>
+        </w:rPr>
+        <w:tab/>
+      </w:r>
+      <w:r>
+        <w:rPr>
+          <w:sz w:val="28"/>
+          <w:szCs w:val="28"/>
+        </w:rPr>
+        <w:tab/>
+      </w:r>
+    </w:p>
+    <w:p>
+      <w:pPr>
+        <w:pStyle w:val="Paragrafoelenco"/>
+        <w:numPr>
+          <w:ilvl w:val="0"/>
+          <w:numId w:val="40"/>
+        </w:numPr>
+        <w:jc w:val="both"/>
+        <w:rPr>
+          <w:sz w:val="28"/>
+          <w:szCs w:val="28"/>
+        </w:rPr>
+      </w:pPr>
+      <w:r>
+        <w:rPr>
+          <w:sz w:val="28"/>
+          <w:szCs w:val="28"/>
+        </w:rPr>
+        <w:t>nome</w:t>
+      </w:r>
+      <w:r>
+        <w:rPr>
+          <w:sz w:val="28"/>
+          <w:szCs w:val="28"/>
+        </w:rPr>
+        <w:tab/>
+      </w:r>
+      <w:r>
+        <w:rPr>
+          <w:sz w:val="28"/>
+          <w:szCs w:val="28"/>
+        </w:rPr>
+        <w:tab/>
+      </w:r>
+      <w:r>
+        <w:rPr>
+          <w:sz w:val="28"/>
+          <w:szCs w:val="28"/>
+        </w:rPr>
+        <w:tab/>
+      </w:r>
+      <w:r>
+        <w:rPr>
+          <w:sz w:val="28"/>
+          <w:szCs w:val="28"/>
+        </w:rPr>
+        <w:tab/>
+      </w:r>
+      <w:proofErr w:type="gramStart"/>
+      <w:r>
+        <w:rPr>
+          <w:sz w:val="28"/>
+          <w:szCs w:val="28"/>
+        </w:rPr>
+        <w:t>varchar(</w:t>
+      </w:r>
+      <w:proofErr w:type="gramEnd"/>
+      <w:r>
+        <w:rPr>
+          <w:sz w:val="28"/>
+          <w:szCs w:val="28"/>
+        </w:rPr>
+        <w:t>20)</w:t>
+      </w:r>
+      <w:r>
+        <w:rPr>
+          <w:sz w:val="28"/>
+          <w:szCs w:val="28"/>
+        </w:rPr>
+        <w:tab/>
+      </w:r>
+      <w:r>
+        <w:rPr>
+          <w:sz w:val="28"/>
+          <w:szCs w:val="28"/>
+        </w:rPr>
+        <w:tab/>
+      </w:r>
+      <w:r>
+        <w:rPr>
+          <w:sz w:val="28"/>
+          <w:szCs w:val="28"/>
+        </w:rPr>
+        <w:tab/>
+      </w:r>
+      <w:r>
+        <w:rPr>
+          <w:sz w:val="28"/>
+          <w:szCs w:val="28"/>
+        </w:rPr>
+        <w:tab/>
+      </w:r>
+    </w:p>
+    <w:p>
+      <w:pPr>
+        <w:pStyle w:val="Paragrafoelenco"/>
+        <w:numPr>
+          <w:ilvl w:val="0"/>
+          <w:numId w:val="40"/>
+        </w:numPr>
+        <w:jc w:val="both"/>
+        <w:rPr>
+          <w:sz w:val="28"/>
+          <w:szCs w:val="28"/>
+        </w:rPr>
+      </w:pPr>
+      <w:r>
+        <w:rPr>
+          <w:sz w:val="28"/>
+          <w:szCs w:val="28"/>
+        </w:rPr>
+        <w:t>cognome</w:t>
+      </w:r>
+      <w:r>
+        <w:rPr>
+          <w:sz w:val="28"/>
+          <w:szCs w:val="28"/>
+        </w:rPr>
+        <w:tab/>
+      </w:r>
+      <w:r>
+        <w:rPr>
+          <w:sz w:val="28"/>
+          <w:szCs w:val="28"/>
+        </w:rPr>
+        <w:tab/>
+      </w:r>
+      <w:r>
+        <w:rPr>
+          <w:sz w:val="28"/>
+          <w:szCs w:val="28"/>
+        </w:rPr>
+        <w:t xml:space="preserve">          </w:t>
+      </w:r>
+      <w:proofErr w:type="gramStart"/>
+      <w:r>
+        <w:rPr>
+          <w:sz w:val="28"/>
+          <w:szCs w:val="28"/>
+        </w:rPr>
+        <w:t>varchar(</w:t>
+      </w:r>
+      <w:proofErr w:type="gramEnd"/>
+      <w:r>
+        <w:rPr>
+          <w:sz w:val="28"/>
+          <w:szCs w:val="28"/>
+        </w:rPr>
+        <w:t>20)</w:t>
+      </w:r>
+      <w:r>
+        <w:rPr>
+          <w:sz w:val="28"/>
+          <w:szCs w:val="28"/>
+        </w:rPr>
+        <w:tab/>
+      </w:r>
+      <w:r>
+        <w:rPr>
+          <w:sz w:val="28"/>
+          <w:szCs w:val="28"/>
+        </w:rPr>
+        <w:tab/>
+      </w:r>
+      <w:r>
+        <w:rPr>
+          <w:sz w:val="28"/>
+          <w:szCs w:val="28"/>
+        </w:rPr>
+        <w:tab/>
+      </w:r>
+      <w:r>
+        <w:rPr>
+          <w:sz w:val="28"/>
+          <w:szCs w:val="28"/>
+        </w:rPr>
+        <w:tab/>
+      </w:r>
+    </w:p>
+    <w:p>
+      <w:pPr>
+        <w:pStyle w:val="Paragrafoelenco"/>
+        <w:numPr>
+          <w:ilvl w:val="0"/>
+          <w:numId w:val="40"/>
+        </w:numPr>
+        <w:jc w:val="both"/>
+        <w:rPr>
+          <w:sz w:val="28"/>
+          <w:szCs w:val="28"/>
+        </w:rPr>
+      </w:pPr>
+      <w:r>
+        <w:rPr>
+          <w:sz w:val="28"/>
+          <w:szCs w:val="28"/>
+        </w:rPr>
+        <w:t>email</w:t>
+      </w:r>
+      <w:r>
+        <w:rPr>
+          <w:sz w:val="28"/>
+          <w:szCs w:val="28"/>
+        </w:rPr>
+        <w:tab/>
+      </w:r>
+      <w:r>
+        <w:rPr>
+          <w:sz w:val="28"/>
+          <w:szCs w:val="28"/>
+        </w:rPr>
+        <w:tab/>
+      </w:r>
+      <w:r>
+        <w:rPr>
+          <w:sz w:val="28"/>
+          <w:szCs w:val="28"/>
+        </w:rPr>
+        <w:tab/>
+      </w:r>
+      <w:r>
+        <w:rPr>
+          <w:sz w:val="28"/>
+          <w:szCs w:val="28"/>
+        </w:rPr>
+        <w:tab/>
+      </w:r>
+      <w:proofErr w:type="gramStart"/>
+      <w:r>
+        <w:rPr>
+          <w:sz w:val="28"/>
+          <w:szCs w:val="28"/>
+        </w:rPr>
+        <w:t>varchar(</w:t>
+      </w:r>
+      <w:proofErr w:type="gramEnd"/>
+      <w:r>
+        <w:rPr>
+          <w:sz w:val="28"/>
+          <w:szCs w:val="28"/>
+        </w:rPr>
+        <w:t>50)</w:t>
+      </w:r>
+      <w:r>
+        <w:rPr>
+          <w:sz w:val="28"/>
+          <w:szCs w:val="28"/>
+        </w:rPr>
+        <w:tab/>
+      </w:r>
+      <w:r>
+        <w:rPr>
+          <w:sz w:val="28"/>
+          <w:szCs w:val="28"/>
+        </w:rPr>
+        <w:tab/>
+      </w:r>
+      <w:r>
+        <w:rPr>
+          <w:sz w:val="28"/>
+          <w:szCs w:val="28"/>
+        </w:rPr>
+        <w:tab/>
+      </w:r>
+      <w:r>
+        <w:rPr>
+          <w:sz w:val="28"/>
+          <w:szCs w:val="28"/>
+        </w:rPr>
+        <w:tab/>
+      </w:r>
+    </w:p>
+    <w:p>
+      <w:pPr>
+        <w:pStyle w:val="Paragrafoelenco"/>
+        <w:numPr>
+          <w:ilvl w:val="0"/>
+          <w:numId w:val="40"/>
+        </w:numPr>
+        <w:jc w:val="both"/>
+        <w:rPr>
+          <w:sz w:val="28"/>
+          <w:szCs w:val="28"/>
+        </w:rPr>
+      </w:pPr>
+      <w:r>
+        <w:rPr>
+          <w:sz w:val="28"/>
+          <w:szCs w:val="28"/>
+        </w:rPr>
+        <w:t>telefono</w:t>
+      </w:r>
+      <w:r>
+        <w:rPr>
+          <w:sz w:val="28"/>
+          <w:szCs w:val="28"/>
+        </w:rPr>
+        <w:tab/>
+      </w:r>
+      <w:r>
+        <w:rPr>
+          <w:sz w:val="28"/>
+          <w:szCs w:val="28"/>
+        </w:rPr>
+        <w:tab/>
+      </w:r>
+      <w:r>
+        <w:rPr>
+          <w:sz w:val="28"/>
+          <w:szCs w:val="28"/>
+        </w:rPr>
+        <w:tab/>
+      </w:r>
+      <w:proofErr w:type="gramStart"/>
+      <w:r>
+        <w:rPr>
+          <w:sz w:val="28"/>
+          <w:szCs w:val="28"/>
+        </w:rPr>
+        <w:t>varchar(</w:t>
+      </w:r>
+      <w:proofErr w:type="gramEnd"/>
+      <w:r>
+        <w:rPr>
+          <w:sz w:val="28"/>
+          <w:szCs w:val="28"/>
+        </w:rPr>
+        <w:t>20)</w:t>
+      </w:r>
+      <w:r>
+        <w:rPr>
+          <w:sz w:val="28"/>
+          <w:szCs w:val="28"/>
+        </w:rPr>
+        <w:tab/>
+      </w:r>
+      <w:r>
+        <w:rPr>
+          <w:sz w:val="28"/>
+          <w:szCs w:val="28"/>
+        </w:rPr>
+        <w:tab/>
+      </w:r>
+      <w:r>
+        <w:rPr>
+          <w:sz w:val="28"/>
+          <w:szCs w:val="28"/>
+        </w:rPr>
+        <w:tab/>
+      </w:r>
+      <w:r>
+        <w:rPr>
+          <w:sz w:val="28"/>
+          <w:szCs w:val="28"/>
+        </w:rPr>
+        <w:tab/>
+      </w:r>
+    </w:p>
+    <w:p>
+      <w:pPr>
+        <w:pStyle w:val="Paragrafoelenco"/>
+        <w:numPr>
+          <w:ilvl w:val="0"/>
+          <w:numId w:val="40"/>
+        </w:numPr>
+        <w:jc w:val="both"/>
+        <w:rPr>
+          <w:sz w:val="28"/>
+          <w:szCs w:val="28"/>
+        </w:rPr>
+      </w:pPr>
+      <w:r>
+        <w:rPr>
+          <w:sz w:val="28"/>
+          <w:szCs w:val="28"/>
+        </w:rPr>
+        <w:t>indirizzo</w:t>
+      </w:r>
+      <w:r>
+        <w:rPr>
+          <w:sz w:val="28"/>
+          <w:szCs w:val="28"/>
+        </w:rPr>
+        <w:tab/>
+      </w:r>
+      <w:r>
+        <w:rPr>
+          <w:sz w:val="28"/>
+          <w:szCs w:val="28"/>
+        </w:rPr>
+        <w:tab/>
+      </w:r>
+      <w:r>
+        <w:rPr>
+          <w:sz w:val="28"/>
+          <w:szCs w:val="28"/>
+        </w:rPr>
+        <w:tab/>
+      </w:r>
+      <w:proofErr w:type="gramStart"/>
+      <w:r>
+        <w:rPr>
+          <w:sz w:val="28"/>
+          <w:szCs w:val="28"/>
+        </w:rPr>
+        <w:t>varchar(</w:t>
+      </w:r>
+      <w:proofErr w:type="gramEnd"/>
+      <w:r>
+        <w:rPr>
+          <w:sz w:val="28"/>
+          <w:szCs w:val="28"/>
+        </w:rPr>
+        <w:t>100)</w:t>
+      </w:r>
+      <w:r>
+        <w:rPr>
+          <w:sz w:val="28"/>
+          <w:szCs w:val="28"/>
+        </w:rPr>
+        <w:tab/>
+      </w:r>
+      <w:r>
+        <w:rPr>
+          <w:sz w:val="28"/>
+          <w:szCs w:val="28"/>
+        </w:rPr>
+        <w:tab/>
+      </w:r>
+      <w:r>
+        <w:rPr>
+          <w:sz w:val="28"/>
+          <w:szCs w:val="28"/>
+        </w:rPr>
+        <w:tab/>
+      </w:r>
+    </w:p>
+    <w:p>
+      <w:pPr>
+        <w:pStyle w:val="Paragrafoelenco"/>
+        <w:numPr>
+          <w:ilvl w:val="0"/>
+          <w:numId w:val="40"/>
+        </w:numPr>
+        <w:jc w:val="both"/>
+        <w:rPr>
+          <w:sz w:val="28"/>
+          <w:szCs w:val="28"/>
+        </w:rPr>
+      </w:pPr>
+      <w:r>
+        <w:rPr>
+          <w:sz w:val="28"/>
+          <w:szCs w:val="28"/>
+        </w:rPr>
+        <w:t>citta </w:t>
+      </w:r>
+      <w:r>
+        <w:rPr>
+          <w:sz w:val="28"/>
+          <w:szCs w:val="28"/>
+        </w:rPr>
+        <w:tab/>
+      </w:r>
+      <w:r>
+        <w:rPr>
+          <w:sz w:val="28"/>
+          <w:szCs w:val="28"/>
+        </w:rPr>
+        <w:tab/>
+      </w:r>
+      <w:r>
+        <w:rPr>
+          <w:sz w:val="28"/>
+          <w:szCs w:val="28"/>
+        </w:rPr>
+        <w:tab/>
+        <w:t xml:space="preserve">    </w:t>
+      </w:r>
+      <w:r>
+        <w:rPr>
+          <w:sz w:val="28"/>
+          <w:szCs w:val="28"/>
+        </w:rPr>
+        <w:t xml:space="preserve">      </w:t>
+      </w:r>
+      <w:proofErr w:type="gramStart"/>
+      <w:r>
+        <w:rPr>
+          <w:sz w:val="28"/>
+          <w:szCs w:val="28"/>
+        </w:rPr>
+        <w:t>varchar(</w:t>
+      </w:r>
+      <w:proofErr w:type="gramEnd"/>
+      <w:r>
+        <w:rPr>
+          <w:sz w:val="28"/>
+          <w:szCs w:val="28"/>
+        </w:rPr>
+        <w:t>20)</w:t>
+      </w:r>
+      <w:r>
+        <w:rPr>
+          <w:sz w:val="28"/>
+          <w:szCs w:val="28"/>
+        </w:rPr>
+        <w:tab/>
+      </w:r>
+      <w:r>
+        <w:rPr>
+          <w:sz w:val="28"/>
+          <w:szCs w:val="28"/>
+        </w:rPr>
+        <w:tab/>
+      </w:r>
+      <w:r>
+        <w:rPr>
+          <w:sz w:val="28"/>
+          <w:szCs w:val="28"/>
+        </w:rPr>
+        <w:tab/>
+      </w:r>
+      <w:r>
+        <w:rPr>
+          <w:sz w:val="28"/>
+          <w:szCs w:val="28"/>
+        </w:rPr>
+        <w:tab/>
+      </w:r>
+    </w:p>
+    <w:p>
+      <w:pPr>
+        <w:pStyle w:val="Paragrafoelenco"/>
+        <w:numPr>
+          <w:ilvl w:val="0"/>
+          <w:numId w:val="40"/>
+        </w:numPr>
+        <w:jc w:val="both"/>
+        <w:rPr>
+          <w:sz w:val="28"/>
+          <w:szCs w:val="28"/>
+        </w:rPr>
+      </w:pPr>
+      <w:r>
+        <w:rPr>
+          <w:sz w:val="28"/>
+          <w:szCs w:val="28"/>
+        </w:rPr>
+        <w:t>stato</w:t>
+      </w:r>
+      <w:r>
+        <w:rPr>
+          <w:sz w:val="28"/>
+          <w:szCs w:val="28"/>
+        </w:rPr>
+        <w:tab/>
+      </w:r>
+      <w:r>
+        <w:rPr>
+          <w:sz w:val="28"/>
+          <w:szCs w:val="28"/>
+        </w:rPr>
+        <w:tab/>
+      </w:r>
+      <w:r>
+        <w:rPr>
+          <w:sz w:val="28"/>
+          <w:szCs w:val="28"/>
+        </w:rPr>
+        <w:tab/>
+      </w:r>
+      <w:r>
+        <w:rPr>
+          <w:sz w:val="28"/>
+          <w:szCs w:val="28"/>
+        </w:rPr>
+        <w:tab/>
+      </w:r>
+      <w:proofErr w:type="gramStart"/>
+      <w:r>
+        <w:rPr>
+          <w:sz w:val="28"/>
+          <w:szCs w:val="28"/>
+        </w:rPr>
+        <w:t>varchar(</w:t>
+      </w:r>
+      <w:proofErr w:type="gramEnd"/>
+      <w:r>
+        <w:rPr>
+          <w:sz w:val="28"/>
+          <w:szCs w:val="28"/>
+        </w:rPr>
+        <w:t>20)</w:t>
+      </w:r>
+      <w:r>
+        <w:rPr>
+          <w:sz w:val="28"/>
+          <w:szCs w:val="28"/>
+        </w:rPr>
+        <w:tab/>
+      </w:r>
+      <w:r>
+        <w:rPr>
+          <w:sz w:val="28"/>
+          <w:szCs w:val="28"/>
+        </w:rPr>
+        <w:tab/>
+      </w:r>
+      <w:r>
+        <w:rPr>
+          <w:sz w:val="28"/>
+          <w:szCs w:val="28"/>
+        </w:rPr>
+        <w:tab/>
+      </w:r>
+      <w:r>
+        <w:rPr>
+          <w:sz w:val="28"/>
+          <w:szCs w:val="28"/>
+        </w:rPr>
+        <w:tab/>
+      </w:r>
+    </w:p>
+    <w:p>
+      <w:pPr>
+        <w:pStyle w:val="Paragrafoelenco"/>
+        <w:numPr>
+          <w:ilvl w:val="0"/>
+          <w:numId w:val="40"/>
+        </w:numPr>
+        <w:jc w:val="both"/>
+        <w:rPr>
+          <w:sz w:val="28"/>
+          <w:szCs w:val="28"/>
+        </w:rPr>
+      </w:pPr>
+      <w:r>
+        <w:rPr>
+          <w:sz w:val="28"/>
+          <w:szCs w:val="28"/>
+        </w:rPr>
+        <w:t>CAP</w:t>
+      </w:r>
+      <w:r>
+        <w:rPr>
+          <w:sz w:val="28"/>
+          <w:szCs w:val="28"/>
+        </w:rPr>
+        <w:tab/>
+      </w:r>
+      <w:r>
+        <w:rPr>
+          <w:sz w:val="28"/>
+          <w:szCs w:val="28"/>
+        </w:rPr>
+        <w:tab/>
+      </w:r>
+      <w:r>
+        <w:rPr>
+          <w:sz w:val="28"/>
+          <w:szCs w:val="28"/>
+        </w:rPr>
+        <w:tab/>
+      </w:r>
+      <w:r>
+        <w:rPr>
+          <w:sz w:val="28"/>
+          <w:szCs w:val="28"/>
+        </w:rPr>
+        <w:tab/>
+      </w:r>
+      <w:proofErr w:type="gramStart"/>
+      <w:r>
+        <w:rPr>
+          <w:sz w:val="28"/>
+          <w:szCs w:val="28"/>
+        </w:rPr>
+        <w:t>varchar(</w:t>
+      </w:r>
+      <w:proofErr w:type="gramEnd"/>
+      <w:r>
+        <w:rPr>
+          <w:sz w:val="28"/>
+          <w:szCs w:val="28"/>
+        </w:rPr>
+        <w:t>20)</w:t>
+      </w:r>
+      <w:r>
+        <w:rPr>
+          <w:sz w:val="28"/>
+          <w:szCs w:val="28"/>
+        </w:rPr>
+        <w:tab/>
+      </w:r>
+      <w:r>
+        <w:rPr>
+          <w:sz w:val="28"/>
+          <w:szCs w:val="28"/>
+        </w:rPr>
+        <w:tab/>
+      </w:r>
+      <w:r>
+        <w:rPr>
+          <w:sz w:val="28"/>
+          <w:szCs w:val="28"/>
+        </w:rPr>
+        <w:tab/>
+      </w:r>
+      <w:r>
+        <w:rPr>
+          <w:sz w:val="28"/>
+          <w:szCs w:val="28"/>
+        </w:rPr>
+        <w:tab/>
+      </w:r>
+    </w:p>
+    <w:p>
+      <w:pPr>
+        <w:jc w:val="both"/>
+        <w:rPr>
+          <w:b/>
+          <w:bCs/>
+          <w:sz w:val="32"/>
+          <w:szCs w:val="32"/>
+        </w:rPr>
+      </w:pPr>
+      <w:r>
+        <w:rPr>
+          <w:b/>
+          <w:bCs/>
+          <w:sz w:val="32"/>
+          <w:szCs w:val="32"/>
+        </w:rPr>
+        <w:t>Contrassegno</w:t>
+      </w:r>
+    </w:p>
+    <w:p>
+      <w:pPr>
+        <w:pStyle w:val="Paragrafoelenco"/>
+        <w:numPr>
+          <w:ilvl w:val="0"/>
+          <w:numId w:val="41"/>
+        </w:numPr>
+        <w:jc w:val="both"/>
+        <w:rPr>
+          <w:sz w:val="28"/>
+          <w:szCs w:val="28"/>
+        </w:rPr>
+      </w:pPr>
+      <w:proofErr w:type="spellStart"/>
+      <w:proofErr w:type="gramStart"/>
+      <w:r>
+        <w:rPr>
+          <w:sz w:val="28"/>
+          <w:szCs w:val="28"/>
+        </w:rPr>
+        <w:t>numero</w:t>
+      </w:r>
+      <w:r>
+        <w:rPr>
+          <w:sz w:val="28"/>
+          <w:szCs w:val="28"/>
+        </w:rPr>
+        <w:t>Ordine</w:t>
+      </w:r>
+      <w:proofErr w:type="spellEnd"/>
+      <w:proofErr w:type="gramEnd"/>
+      <w:r>
+        <w:rPr>
+          <w:sz w:val="28"/>
+          <w:szCs w:val="28"/>
+        </w:rPr>
+        <w:t xml:space="preserve">      </w:t>
+      </w:r>
+      <w:r>
+        <w:rPr>
+          <w:sz w:val="28"/>
+          <w:szCs w:val="28"/>
+        </w:rPr>
+        <w:tab/>
+      </w:r>
+      <w:r>
+        <w:rPr>
+          <w:sz w:val="28"/>
+          <w:szCs w:val="28"/>
+        </w:rPr>
+        <w:tab/>
+      </w:r>
+      <w:proofErr w:type="spellStart"/>
+      <w:r>
+        <w:rPr>
+          <w:sz w:val="28"/>
+          <w:szCs w:val="28"/>
+        </w:rPr>
+        <w:t>int</w:t>
+      </w:r>
+      <w:proofErr w:type="spellEnd"/>
+      <w:r>
+        <w:rPr>
+          <w:sz w:val="28"/>
+          <w:szCs w:val="28"/>
+        </w:rPr>
+        <w:t xml:space="preserve"> </w:t>
+      </w:r>
+      <w:r>
+        <w:rPr>
+          <w:sz w:val="28"/>
+          <w:szCs w:val="28"/>
+        </w:rPr>
+        <w:tab/>
+      </w:r>
+      <w:r>
+        <w:rPr>
+          <w:sz w:val="28"/>
+          <w:szCs w:val="28"/>
+        </w:rPr>
+        <w:tab/>
+      </w:r>
+      <w:r>
+        <w:rPr>
+          <w:sz w:val="28"/>
+          <w:szCs w:val="28"/>
+        </w:rPr>
+        <w:tab/>
+      </w:r>
+      <w:r>
+        <w:rPr>
+          <w:sz w:val="28"/>
+          <w:szCs w:val="28"/>
+        </w:rPr>
+        <w:t>(PK/FK)</w:t>
+      </w:r>
+    </w:p>
+    <w:p>
+      <w:pPr>
+        <w:jc w:val="both"/>
+        <w:rPr>
+          <w:b/>
+          <w:bCs/>
+          <w:sz w:val="32"/>
+          <w:szCs w:val="32"/>
+        </w:rPr>
+      </w:pPr>
+      <w:r>
+        <w:rPr>
+          <w:b/>
+          <w:bCs/>
+          <w:sz w:val="32"/>
+          <w:szCs w:val="32"/>
+        </w:rPr>
+        <w:t>Carta di credito</w:t>
+      </w:r>
+    </w:p>
+    <w:p>
+      <w:pPr>
+        <w:pStyle w:val="Paragrafoelenco"/>
+        <w:numPr>
+          <w:ilvl w:val="0"/>
+          <w:numId w:val="41"/>
+        </w:numPr>
+        <w:jc w:val="both"/>
+        <w:rPr>
+          <w:sz w:val="28"/>
+          <w:szCs w:val="28"/>
+        </w:rPr>
+      </w:pPr>
+      <w:proofErr w:type="spellStart"/>
+      <w:proofErr w:type="gramStart"/>
+      <w:r>
+        <w:rPr>
+          <w:sz w:val="28"/>
+          <w:szCs w:val="28"/>
+        </w:rPr>
+        <w:t>numeroPagamento</w:t>
+      </w:r>
+      <w:proofErr w:type="spellEnd"/>
+      <w:proofErr w:type="gramEnd"/>
+      <w:r>
+        <w:rPr>
+          <w:sz w:val="28"/>
+          <w:szCs w:val="28"/>
+        </w:rPr>
+        <w:t xml:space="preserve">      </w:t>
+      </w:r>
+      <w:r>
+        <w:rPr>
+          <w:sz w:val="28"/>
+          <w:szCs w:val="28"/>
+        </w:rPr>
+        <w:tab/>
+      </w:r>
+      <w:proofErr w:type="spellStart"/>
+      <w:r>
+        <w:rPr>
+          <w:sz w:val="28"/>
+          <w:szCs w:val="28"/>
+        </w:rPr>
+        <w:t>int</w:t>
+      </w:r>
+      <w:proofErr w:type="spellEnd"/>
+      <w:r>
+        <w:rPr>
+          <w:sz w:val="28"/>
+          <w:szCs w:val="28"/>
+        </w:rPr>
+        <w:t xml:space="preserve"> </w:t>
+      </w:r>
+      <w:r>
+        <w:rPr>
+          <w:sz w:val="28"/>
+          <w:szCs w:val="28"/>
+        </w:rPr>
+        <w:tab/>
+      </w:r>
+      <w:r>
+        <w:rPr>
+          <w:sz w:val="28"/>
+          <w:szCs w:val="28"/>
+        </w:rPr>
+        <w:tab/>
+      </w:r>
+      <w:r>
+        <w:rPr>
+          <w:sz w:val="28"/>
+          <w:szCs w:val="28"/>
+        </w:rPr>
+        <w:tab/>
+      </w:r>
+      <w:r>
+        <w:rPr>
+          <w:sz w:val="28"/>
+          <w:szCs w:val="28"/>
+        </w:rPr>
+        <w:t>(PK/FK)</w:t>
+      </w:r>
+      <w:r>
+        <w:rPr>
+          <w:sz w:val="28"/>
+          <w:szCs w:val="28"/>
+        </w:rPr>
+        <w:tab/>
+      </w:r>
+      <w:r>
+        <w:rPr>
+          <w:sz w:val="28"/>
+          <w:szCs w:val="28"/>
+        </w:rPr>
+        <w:tab/>
+      </w:r>
+    </w:p>
+    <w:p>
+      <w:pPr>
+        <w:pStyle w:val="Paragrafoelenco"/>
+        <w:numPr>
+          <w:ilvl w:val="0"/>
+          <w:numId w:val="41"/>
+        </w:numPr>
+        <w:jc w:val="both"/>
+        <w:rPr>
+          <w:sz w:val="28"/>
+          <w:szCs w:val="28"/>
+        </w:rPr>
+      </w:pPr>
+      <w:r>
+        <w:rPr>
+          <w:sz w:val="28"/>
+          <w:szCs w:val="28"/>
+        </w:rPr>
+        <w:t>numero</w:t>
+      </w:r>
+      <w:r>
+        <w:rPr>
+          <w:sz w:val="28"/>
+          <w:szCs w:val="28"/>
+        </w:rPr>
+        <w:tab/>
+      </w:r>
+      <w:r>
+        <w:rPr>
+          <w:sz w:val="28"/>
+          <w:szCs w:val="28"/>
+        </w:rPr>
+        <w:tab/>
+      </w:r>
+      <w:r>
+        <w:rPr>
+          <w:sz w:val="28"/>
+          <w:szCs w:val="28"/>
+        </w:rPr>
+        <w:tab/>
+      </w:r>
+      <w:proofErr w:type="gramStart"/>
+      <w:r>
+        <w:rPr>
+          <w:sz w:val="28"/>
+          <w:szCs w:val="28"/>
+        </w:rPr>
+        <w:t>varchar(</w:t>
+      </w:r>
+      <w:proofErr w:type="gramEnd"/>
+      <w:r>
+        <w:rPr>
+          <w:sz w:val="28"/>
+          <w:szCs w:val="28"/>
+        </w:rPr>
+        <w:t>100)</w:t>
+      </w:r>
+      <w:r>
+        <w:rPr>
+          <w:sz w:val="28"/>
+          <w:szCs w:val="28"/>
+        </w:rPr>
+        <w:tab/>
+      </w:r>
+      <w:r>
+        <w:rPr>
+          <w:sz w:val="28"/>
+          <w:szCs w:val="28"/>
+        </w:rPr>
+        <w:tab/>
+      </w:r>
+      <w:r>
+        <w:rPr>
+          <w:sz w:val="28"/>
+          <w:szCs w:val="28"/>
+        </w:rPr>
+        <w:tab/>
+      </w:r>
+    </w:p>
+    <w:p>
+      <w:pPr>
+        <w:pStyle w:val="Paragrafoelenco"/>
+        <w:numPr>
+          <w:ilvl w:val="0"/>
+          <w:numId w:val="41"/>
+        </w:numPr>
+        <w:jc w:val="both"/>
+        <w:rPr>
+          <w:sz w:val="28"/>
+          <w:szCs w:val="28"/>
+        </w:rPr>
+      </w:pPr>
+      <w:r>
+        <w:rPr>
+          <w:sz w:val="28"/>
+          <w:szCs w:val="28"/>
+        </w:rPr>
+        <w:t>intestatario</w:t>
+      </w:r>
+      <w:r>
+        <w:rPr>
+          <w:sz w:val="28"/>
+          <w:szCs w:val="28"/>
+        </w:rPr>
+        <w:tab/>
+      </w:r>
+      <w:r>
+        <w:rPr>
+          <w:sz w:val="28"/>
+          <w:szCs w:val="28"/>
+        </w:rPr>
+        <w:tab/>
+      </w:r>
+      <w:r>
+        <w:rPr>
+          <w:sz w:val="28"/>
+          <w:szCs w:val="28"/>
+        </w:rPr>
+        <w:tab/>
+      </w:r>
+      <w:proofErr w:type="gramStart"/>
+      <w:r>
+        <w:rPr>
+          <w:sz w:val="28"/>
+          <w:szCs w:val="28"/>
+        </w:rPr>
+        <w:t>varchar(</w:t>
+      </w:r>
+      <w:proofErr w:type="gramEnd"/>
+      <w:r>
+        <w:rPr>
+          <w:sz w:val="28"/>
+          <w:szCs w:val="28"/>
+        </w:rPr>
+        <w:t>100)</w:t>
+      </w:r>
+      <w:r>
+        <w:rPr>
+          <w:sz w:val="28"/>
+          <w:szCs w:val="28"/>
+        </w:rPr>
+        <w:tab/>
+      </w:r>
+      <w:r>
+        <w:rPr>
+          <w:sz w:val="28"/>
+          <w:szCs w:val="28"/>
+        </w:rPr>
+        <w:tab/>
+      </w:r>
+      <w:r>
+        <w:rPr>
+          <w:sz w:val="28"/>
+          <w:szCs w:val="28"/>
+        </w:rPr>
+        <w:tab/>
+      </w:r>
+    </w:p>
+    <w:p>
+      <w:pPr>
+        <w:pStyle w:val="Paragrafoelenco"/>
+        <w:numPr>
+          <w:ilvl w:val="0"/>
+          <w:numId w:val="41"/>
+        </w:numPr>
+        <w:jc w:val="both"/>
+        <w:rPr>
+          <w:sz w:val="28"/>
+          <w:szCs w:val="28"/>
+        </w:rPr>
+      </w:pPr>
+      <w:proofErr w:type="spellStart"/>
+      <w:r>
+        <w:rPr>
+          <w:sz w:val="28"/>
+          <w:szCs w:val="28"/>
+        </w:rPr>
+        <w:t>dataScadenza</w:t>
+      </w:r>
+      <w:proofErr w:type="spellEnd"/>
+      <w:r>
+        <w:rPr>
+          <w:sz w:val="28"/>
+          <w:szCs w:val="28"/>
+        </w:rPr>
+        <w:t xml:space="preserve">        </w:t>
+      </w:r>
+      <w:r>
+        <w:rPr>
+          <w:sz w:val="28"/>
+          <w:szCs w:val="28"/>
+        </w:rPr>
+        <w:tab/>
+      </w:r>
+      <w:r>
+        <w:rPr>
+          <w:sz w:val="28"/>
+          <w:szCs w:val="28"/>
+        </w:rPr>
+        <w:tab/>
+      </w:r>
+      <w:proofErr w:type="gramStart"/>
+      <w:r>
+        <w:rPr>
+          <w:sz w:val="28"/>
+          <w:szCs w:val="28"/>
+        </w:rPr>
+        <w:t>char(</w:t>
+      </w:r>
+      <w:proofErr w:type="gramEnd"/>
+      <w:r>
+        <w:rPr>
+          <w:sz w:val="28"/>
+          <w:szCs w:val="28"/>
+        </w:rPr>
+        <w:t>7)</w:t>
+      </w:r>
+      <w:r>
+        <w:rPr>
+          <w:sz w:val="28"/>
+          <w:szCs w:val="28"/>
+        </w:rPr>
+        <w:tab/>
+      </w:r>
+      <w:r>
+        <w:rPr>
+          <w:sz w:val="28"/>
+          <w:szCs w:val="28"/>
+        </w:rPr>
+        <w:tab/>
+      </w:r>
+      <w:r>
+        <w:rPr>
+          <w:sz w:val="28"/>
+          <w:szCs w:val="28"/>
+        </w:rPr>
+        <w:tab/>
+      </w:r>
+      <w:r>
+        <w:rPr>
+          <w:sz w:val="28"/>
+          <w:szCs w:val="28"/>
+        </w:rPr>
+        <w:tab/>
+      </w:r>
+      <w:r>
+        <w:rPr>
+          <w:sz w:val="28"/>
+          <w:szCs w:val="28"/>
+        </w:rPr>
+        <w:tab/>
+      </w:r>
+    </w:p>
+    <w:p>
+      <w:pPr>
+        <w:pStyle w:val="Paragrafoelenco"/>
+        <w:numPr>
+          <w:ilvl w:val="0"/>
+          <w:numId w:val="41"/>
+        </w:numPr>
+        <w:jc w:val="both"/>
+        <w:rPr>
+          <w:sz w:val="28"/>
+          <w:szCs w:val="28"/>
+        </w:rPr>
+      </w:pPr>
+      <w:proofErr w:type="spellStart"/>
+      <w:r>
+        <w:rPr>
+          <w:sz w:val="28"/>
+          <w:szCs w:val="28"/>
+        </w:rPr>
+        <w:t>cvv</w:t>
+      </w:r>
+      <w:proofErr w:type="spellEnd"/>
+      <w:r>
+        <w:rPr>
+          <w:sz w:val="28"/>
+          <w:szCs w:val="28"/>
+        </w:rPr>
+        <w:tab/>
+      </w:r>
+      <w:r>
+        <w:rPr>
+          <w:sz w:val="28"/>
+          <w:szCs w:val="28"/>
+        </w:rPr>
+        <w:tab/>
+      </w:r>
+      <w:r>
+        <w:rPr>
+          <w:sz w:val="28"/>
+          <w:szCs w:val="28"/>
+        </w:rPr>
+        <w:tab/>
+      </w:r>
+      <w:r>
+        <w:rPr>
+          <w:sz w:val="28"/>
+          <w:szCs w:val="28"/>
+        </w:rPr>
+        <w:tab/>
+      </w:r>
+      <w:proofErr w:type="gramStart"/>
+      <w:r>
+        <w:rPr>
+          <w:sz w:val="28"/>
+          <w:szCs w:val="28"/>
+        </w:rPr>
+        <w:t>varchar(</w:t>
+      </w:r>
+      <w:proofErr w:type="gramEnd"/>
+      <w:r>
+        <w:rPr>
+          <w:sz w:val="28"/>
+          <w:szCs w:val="28"/>
+        </w:rPr>
+        <w:t>10)</w:t>
+      </w:r>
+      <w:r>
+        <w:rPr>
+          <w:sz w:val="28"/>
+          <w:szCs w:val="28"/>
+        </w:rPr>
+        <w:tab/>
+      </w:r>
+      <w:r>
+        <w:rPr>
+          <w:sz w:val="28"/>
+          <w:szCs w:val="28"/>
+        </w:rPr>
+        <w:tab/>
+      </w:r>
+      <w:r>
+        <w:rPr>
+          <w:sz w:val="28"/>
+          <w:szCs w:val="28"/>
+        </w:rPr>
+        <w:tab/>
+      </w:r>
+      <w:r>
+        <w:rPr>
+          <w:sz w:val="28"/>
+          <w:szCs w:val="28"/>
+        </w:rPr>
+        <w:tab/>
+      </w:r>
+    </w:p>
+    <w:p>
+      <w:pPr>
+        <w:jc w:val="both"/>
+        <w:rPr>
+          <w:sz w:val="32"/>
+          <w:szCs w:val="32"/>
+        </w:rPr>
+      </w:pPr>
+      <w:r>
+        <w:rPr>
+          <w:b/>
+          <w:bCs/>
+          <w:sz w:val="32"/>
+          <w:szCs w:val="32"/>
+        </w:rPr>
+        <w:t>Ruolo</w:t>
+      </w:r>
+    </w:p>
+    <w:p>
+      <w:pPr>
+        <w:pStyle w:val="Paragrafoelenco"/>
+        <w:numPr>
+          <w:ilvl w:val="0"/>
+          <w:numId w:val="42"/>
+        </w:numPr>
+        <w:jc w:val="both"/>
+        <w:rPr>
+          <w:sz w:val="28"/>
+          <w:szCs w:val="28"/>
+        </w:rPr>
+      </w:pPr>
+      <w:r>
+        <w:rPr>
+          <w:sz w:val="28"/>
+          <w:szCs w:val="28"/>
+        </w:rPr>
+        <w:t>nome</w:t>
+      </w:r>
+      <w:r>
+        <w:rPr>
+          <w:sz w:val="28"/>
+          <w:szCs w:val="28"/>
+        </w:rPr>
+        <w:tab/>
+      </w:r>
+      <w:r>
+        <w:rPr>
+          <w:sz w:val="28"/>
+          <w:szCs w:val="28"/>
+        </w:rPr>
+        <w:tab/>
+      </w:r>
+      <w:r>
+        <w:rPr>
+          <w:sz w:val="28"/>
+          <w:szCs w:val="28"/>
+        </w:rPr>
+        <w:tab/>
+      </w:r>
+      <w:r>
+        <w:rPr>
+          <w:sz w:val="28"/>
+          <w:szCs w:val="28"/>
+        </w:rPr>
+        <w:t xml:space="preserve">          </w:t>
+      </w:r>
+      <w:r>
+        <w:rPr>
+          <w:sz w:val="28"/>
+          <w:szCs w:val="28"/>
+        </w:rPr>
+        <w:t>varchar(20)</w:t>
+      </w:r>
+      <w:r>
+        <w:rPr>
+          <w:sz w:val="28"/>
+          <w:szCs w:val="28"/>
+        </w:rPr>
+        <w:tab/>
+      </w:r>
+      <w:r>
+        <w:rPr>
+          <w:sz w:val="28"/>
+          <w:szCs w:val="28"/>
+        </w:rPr>
+        <w:tab/>
+      </w:r>
+      <w:r>
+        <w:rPr>
+          <w:sz w:val="28"/>
+          <w:szCs w:val="28"/>
+        </w:rPr>
+        <w:t>(PK)</w:t>
+      </w:r>
+    </w:p>
+    <w:p>
+      <w:pPr>
+        <w:jc w:val="both"/>
+        <w:rPr>
+          <w:b/>
+          <w:bCs/>
+          <w:sz w:val="32"/>
+          <w:szCs w:val="32"/>
+        </w:rPr>
+      </w:pPr>
+      <w:proofErr w:type="spellStart"/>
+      <w:r>
+        <w:rPr>
+          <w:b/>
+          <w:bCs/>
+          <w:sz w:val="32"/>
+          <w:szCs w:val="32"/>
+        </w:rPr>
+        <w:t>RuoloUser</w:t>
+      </w:r>
+      <w:proofErr w:type="spellEnd"/>
+    </w:p>
+    <w:p>
+      <w:pPr>
+        <w:pStyle w:val="Paragrafoelenco"/>
+        <w:numPr>
+          <w:ilvl w:val="0"/>
+          <w:numId w:val="42"/>
+        </w:numPr>
+        <w:jc w:val="both"/>
+        <w:rPr>
+          <w:sz w:val="32"/>
+          <w:szCs w:val="32"/>
+        </w:rPr>
+      </w:pPr>
+      <w:r>
+        <w:rPr>
+          <w:sz w:val="32"/>
+          <w:szCs w:val="32"/>
+        </w:rPr>
+        <w:t xml:space="preserve">username   </w:t>
+      </w:r>
+      <w:r>
+        <w:rPr>
+          <w:sz w:val="32"/>
+          <w:szCs w:val="32"/>
+        </w:rPr>
+        <w:tab/>
+        <w:t xml:space="preserve">    </w:t>
+      </w:r>
+      <w:r>
+        <w:rPr>
+          <w:sz w:val="32"/>
+          <w:szCs w:val="32"/>
+        </w:rPr>
+        <w:t xml:space="preserve">     </w:t>
+      </w:r>
+      <w:proofErr w:type="gramStart"/>
+      <w:r>
+        <w:rPr>
+          <w:sz w:val="32"/>
+          <w:szCs w:val="32"/>
+        </w:rPr>
+        <w:t>varchar(</w:t>
+      </w:r>
+      <w:proofErr w:type="gramEnd"/>
+      <w:r>
+        <w:rPr>
+          <w:sz w:val="32"/>
+          <w:szCs w:val="32"/>
+        </w:rPr>
+        <w:t xml:space="preserve">20)   </w:t>
+      </w:r>
+      <w:r>
+        <w:rPr>
+          <w:sz w:val="32"/>
+          <w:szCs w:val="32"/>
+        </w:rPr>
+        <w:tab/>
+      </w:r>
+      <w:r>
+        <w:rPr>
+          <w:sz w:val="28"/>
+          <w:szCs w:val="28"/>
+        </w:rPr>
+        <w:t>(PK/FK)</w:t>
+      </w:r>
+    </w:p>
+    <w:p>
+      <w:pPr>
+        <w:pStyle w:val="Paragrafoelenco"/>
+        <w:numPr>
+          <w:ilvl w:val="0"/>
+          <w:numId w:val="42"/>
+        </w:numPr>
+        <w:jc w:val="both"/>
+        <w:rPr>
+          <w:sz w:val="32"/>
+          <w:szCs w:val="32"/>
+        </w:rPr>
+      </w:pPr>
+      <w:r>
+        <w:rPr>
+          <w:sz w:val="32"/>
+          <w:szCs w:val="32"/>
+        </w:rPr>
+        <w:t>nome</w:t>
+      </w:r>
+      <w:r>
+        <w:rPr>
+          <w:sz w:val="32"/>
+          <w:szCs w:val="32"/>
+        </w:rPr>
+        <w:tab/>
+      </w:r>
+      <w:r>
+        <w:rPr>
+          <w:sz w:val="32"/>
+          <w:szCs w:val="32"/>
+        </w:rPr>
+        <w:tab/>
+      </w:r>
+      <w:r>
+        <w:rPr>
+          <w:sz w:val="32"/>
+          <w:szCs w:val="32"/>
+        </w:rPr>
+        <w:tab/>
+        <w:t>varchar(20)</w:t>
+      </w:r>
+      <w:r>
+        <w:rPr>
+          <w:sz w:val="32"/>
+          <w:szCs w:val="32"/>
+        </w:rPr>
+        <w:tab/>
+      </w:r>
+      <w:r>
+        <w:rPr>
+          <w:sz w:val="28"/>
+          <w:szCs w:val="28"/>
+        </w:rPr>
+        <w:t>(PK/FK)</w:t>
+      </w:r>
+      <w:r>
+        <w:rPr>
+          <w:sz w:val="32"/>
+          <w:szCs w:val="32"/>
+        </w:rPr>
+        <w:tab/>
+      </w:r>
+    </w:p>
+    <w:p>
+      <w:pPr>
+        <w:jc w:val="both"/>
+        <w:rPr>
+          <w:b/>
+          <w:bCs/>
+          <w:sz w:val="32"/>
+          <w:szCs w:val="32"/>
+        </w:rPr>
+      </w:pPr>
+      <w:r>
+        <w:rPr>
+          <w:b/>
+          <w:bCs/>
+          <w:sz w:val="32"/>
+          <w:szCs w:val="32"/>
+        </w:rPr>
+        <w:t>Compone</w:t>
+      </w:r>
+    </w:p>
+    <w:p>
+      <w:pPr>
+        <w:pStyle w:val="Paragrafoelenco"/>
+        <w:numPr>
+          <w:ilvl w:val="0"/>
+          <w:numId w:val="43"/>
+        </w:numPr>
+        <w:jc w:val="both"/>
+        <w:rPr>
+          <w:sz w:val="32"/>
+          <w:szCs w:val="32"/>
+        </w:rPr>
+      </w:pPr>
+      <w:proofErr w:type="spellStart"/>
+      <w:proofErr w:type="gramStart"/>
+      <w:r>
+        <w:rPr>
+          <w:sz w:val="32"/>
+          <w:szCs w:val="32"/>
+        </w:rPr>
+        <w:t>numeroOrdine</w:t>
+      </w:r>
+      <w:proofErr w:type="spellEnd"/>
+      <w:proofErr w:type="gramEnd"/>
+      <w:r>
+        <w:rPr>
+          <w:sz w:val="32"/>
+          <w:szCs w:val="32"/>
+        </w:rPr>
+        <w:tab/>
+      </w:r>
+      <w:r>
+        <w:rPr>
+          <w:sz w:val="32"/>
+          <w:szCs w:val="32"/>
+        </w:rPr>
+        <w:tab/>
+      </w:r>
+      <w:proofErr w:type="spellStart"/>
+      <w:r>
+        <w:rPr>
+          <w:sz w:val="32"/>
+          <w:szCs w:val="32"/>
+        </w:rPr>
+        <w:t>int</w:t>
+      </w:r>
+      <w:proofErr w:type="spellEnd"/>
+      <w:r>
+        <w:rPr>
+          <w:sz w:val="32"/>
+          <w:szCs w:val="32"/>
+        </w:rPr>
+        <w:tab/>
+      </w:r>
+      <w:r>
+        <w:rPr>
+          <w:sz w:val="32"/>
+          <w:szCs w:val="32"/>
+        </w:rPr>
+        <w:tab/>
+      </w:r>
+      <w:r>
+        <w:rPr>
+          <w:sz w:val="32"/>
+          <w:szCs w:val="32"/>
+        </w:rPr>
+        <w:tab/>
+      </w:r>
+      <w:r>
+        <w:rPr>
+          <w:sz w:val="28"/>
+          <w:szCs w:val="28"/>
+        </w:rPr>
+        <w:t>(PK/FK)</w:t>
+      </w:r>
+    </w:p>
+    <w:p>
+      <w:pPr>
+        <w:pStyle w:val="Paragrafoelenco"/>
+        <w:numPr>
+          <w:ilvl w:val="0"/>
+          <w:numId w:val="43"/>
+        </w:numPr>
+        <w:jc w:val="both"/>
+        <w:rPr>
+          <w:sz w:val="32"/>
+          <w:szCs w:val="32"/>
+        </w:rPr>
+      </w:pPr>
+      <w:proofErr w:type="spellStart"/>
+      <w:proofErr w:type="gramStart"/>
+      <w:r>
+        <w:rPr>
+          <w:sz w:val="32"/>
+          <w:szCs w:val="32"/>
+        </w:rPr>
+        <w:t>codiceArticolo</w:t>
+      </w:r>
+      <w:proofErr w:type="spellEnd"/>
+      <w:proofErr w:type="gramEnd"/>
+      <w:r>
+        <w:rPr>
+          <w:sz w:val="32"/>
+          <w:szCs w:val="32"/>
+        </w:rPr>
+        <w:t xml:space="preserve">    </w:t>
+      </w:r>
+      <w:r>
+        <w:rPr>
+          <w:sz w:val="32"/>
+          <w:szCs w:val="32"/>
+        </w:rPr>
+        <w:tab/>
+        <w:t>char(5)</w:t>
+      </w:r>
+      <w:r>
+        <w:rPr>
+          <w:sz w:val="32"/>
+          <w:szCs w:val="32"/>
+        </w:rPr>
+        <w:tab/>
+      </w:r>
+      <w:r>
+        <w:rPr>
+          <w:sz w:val="32"/>
+          <w:szCs w:val="32"/>
+        </w:rPr>
+        <w:tab/>
+      </w:r>
+      <w:r>
+        <w:rPr>
+          <w:sz w:val="28"/>
+          <w:szCs w:val="28"/>
+        </w:rPr>
+        <w:t>(PK/FK)</w:t>
+      </w:r>
+    </w:p>
+    <w:p>
+      <w:pPr>
+        <w:pStyle w:val="Paragrafoelenco"/>
+        <w:numPr>
+          <w:ilvl w:val="0"/>
+          <w:numId w:val="43"/>
+        </w:numPr>
+        <w:jc w:val="both"/>
+        <w:rPr>
+          <w:sz w:val="32"/>
+          <w:szCs w:val="32"/>
+        </w:rPr>
+      </w:pPr>
+      <w:proofErr w:type="spellStart"/>
+      <w:r>
+        <w:rPr>
+          <w:sz w:val="32"/>
+          <w:szCs w:val="32"/>
+        </w:rPr>
+        <w:t>quantita</w:t>
+      </w:r>
+      <w:proofErr w:type="spellEnd"/>
+      <w:r>
+        <w:rPr>
+          <w:sz w:val="32"/>
+          <w:szCs w:val="32"/>
+        </w:rPr>
+        <w:tab/>
+      </w:r>
+      <w:r>
+        <w:rPr>
+          <w:sz w:val="32"/>
+          <w:szCs w:val="32"/>
+        </w:rPr>
+        <w:tab/>
+      </w:r>
+      <w:r>
+        <w:rPr>
+          <w:sz w:val="32"/>
+          <w:szCs w:val="32"/>
+        </w:rPr>
+        <w:tab/>
+      </w:r>
+      <w:proofErr w:type="spellStart"/>
+      <w:r>
+        <w:rPr>
+          <w:sz w:val="32"/>
+          <w:szCs w:val="32"/>
+        </w:rPr>
+        <w:t>int</w:t>
+      </w:r>
+      <w:proofErr w:type="spellEnd"/>
+      <w:r>
+        <w:rPr>
+          <w:sz w:val="32"/>
+          <w:szCs w:val="32"/>
+        </w:rPr>
+        <w:tab/>
+      </w:r>
+      <w:r>
+        <w:rPr>
+          <w:sz w:val="32"/>
+          <w:szCs w:val="32"/>
+        </w:rPr>
+        <w:tab/>
+      </w:r>
+      <w:r>
+        <w:rPr>
+          <w:sz w:val="32"/>
+          <w:szCs w:val="32"/>
+        </w:rPr>
+        <w:tab/>
+      </w:r>
+    </w:p>
+    <w:p>
+      <w:pPr>
+        <w:jc w:val="both"/>
+        <w:rPr>
+          <w:b/>
+          <w:bCs/>
+          <w:sz w:val="32"/>
+          <w:szCs w:val="32"/>
+        </w:rPr>
+      </w:pPr>
+    </w:p>
+    <w:p>
+      <w:pPr>
+        <w:jc w:val="both"/>
+        <w:rPr>
+          <w:b/>
+          <w:bCs/>
+          <w:sz w:val="32"/>
+          <w:szCs w:val="32"/>
+        </w:rPr>
+      </w:pPr>
+    </w:p>
+    <w:p>
+      <w:pPr>
+        <w:jc w:val="both"/>
+        <w:rPr>
+          <w:b/>
+          <w:bCs/>
+          <w:sz w:val="32"/>
+          <w:szCs w:val="32"/>
+        </w:rPr>
+      </w:pPr>
+      <w:r>
+        <w:rPr>
+          <w:b/>
+          <w:bCs/>
+          <w:sz w:val="32"/>
+          <w:szCs w:val="32"/>
+        </w:rPr>
+        <w:lastRenderedPageBreak/>
+        <w:t>Recensisce</w:t>
+      </w:r>
+    </w:p>
+    <w:p>
+      <w:pPr>
+        <w:pStyle w:val="Paragrafoelenco"/>
+        <w:numPr>
+          <w:ilvl w:val="0"/>
+          <w:numId w:val="44"/>
+        </w:numPr>
+        <w:jc w:val="both"/>
+        <w:rPr>
+          <w:sz w:val="28"/>
+          <w:szCs w:val="28"/>
+        </w:rPr>
+      </w:pPr>
+      <w:proofErr w:type="spellStart"/>
+      <w:proofErr w:type="gramStart"/>
+      <w:r>
+        <w:rPr>
+          <w:sz w:val="28"/>
+          <w:szCs w:val="28"/>
+        </w:rPr>
+        <w:t>codiceArticolo</w:t>
+      </w:r>
+      <w:proofErr w:type="spellEnd"/>
+      <w:proofErr w:type="gramEnd"/>
+      <w:r>
+        <w:rPr>
+          <w:sz w:val="28"/>
+          <w:szCs w:val="28"/>
+        </w:rPr>
+        <w:t xml:space="preserve">    </w:t>
+      </w:r>
+      <w:r>
+        <w:rPr>
+          <w:sz w:val="28"/>
+          <w:szCs w:val="28"/>
+        </w:rPr>
+        <w:tab/>
+      </w:r>
+      <w:r>
+        <w:rPr>
+          <w:sz w:val="28"/>
+          <w:szCs w:val="28"/>
+        </w:rPr>
+        <w:tab/>
+        <w:t>char(5)</w:t>
+      </w:r>
+      <w:r>
+        <w:rPr>
+          <w:sz w:val="28"/>
+          <w:szCs w:val="28"/>
+        </w:rPr>
+        <w:tab/>
+      </w:r>
+      <w:r>
+        <w:rPr>
+          <w:sz w:val="28"/>
+          <w:szCs w:val="28"/>
+        </w:rPr>
+        <w:tab/>
+      </w:r>
+      <w:r>
+        <w:rPr>
+          <w:sz w:val="28"/>
+          <w:szCs w:val="28"/>
+        </w:rPr>
+        <w:t>(PK/FK)</w:t>
+      </w:r>
+      <w:r>
+        <w:rPr>
+          <w:sz w:val="28"/>
+          <w:szCs w:val="28"/>
+        </w:rPr>
+        <w:tab/>
+      </w:r>
+      <w:r>
+        <w:rPr>
+          <w:sz w:val="28"/>
+          <w:szCs w:val="28"/>
+        </w:rPr>
+        <w:tab/>
+      </w:r>
+      <w:r>
+        <w:rPr>
+          <w:sz w:val="28"/>
+          <w:szCs w:val="28"/>
+        </w:rPr>
+        <w:tab/>
+      </w:r>
+    </w:p>
+    <w:p>
+      <w:pPr>
+        <w:pStyle w:val="Paragrafoelenco"/>
+        <w:numPr>
+          <w:ilvl w:val="0"/>
+          <w:numId w:val="44"/>
+        </w:numPr>
+        <w:jc w:val="both"/>
+        <w:rPr>
+          <w:sz w:val="28"/>
+          <w:szCs w:val="28"/>
+        </w:rPr>
+      </w:pPr>
+      <w:r>
+        <w:rPr>
+          <w:sz w:val="28"/>
+          <w:szCs w:val="28"/>
+        </w:rPr>
+        <w:t>username</w:t>
+      </w:r>
+      <w:r>
+        <w:rPr>
+          <w:sz w:val="28"/>
+          <w:szCs w:val="28"/>
+        </w:rPr>
+        <w:tab/>
+      </w:r>
+      <w:r>
+        <w:rPr>
+          <w:sz w:val="28"/>
+          <w:szCs w:val="28"/>
+        </w:rPr>
+        <w:tab/>
+      </w:r>
+      <w:r>
+        <w:rPr>
+          <w:sz w:val="28"/>
+          <w:szCs w:val="28"/>
+        </w:rPr>
+        <w:tab/>
+      </w:r>
+      <w:proofErr w:type="gramStart"/>
+      <w:r>
+        <w:rPr>
+          <w:sz w:val="28"/>
+          <w:szCs w:val="28"/>
+        </w:rPr>
+        <w:t>varchar(</w:t>
+      </w:r>
+      <w:proofErr w:type="gramEnd"/>
+      <w:r>
+        <w:rPr>
+          <w:sz w:val="28"/>
+          <w:szCs w:val="28"/>
+        </w:rPr>
+        <w:t xml:space="preserve">20) </w:t>
+      </w:r>
+      <w:r>
+        <w:rPr>
+          <w:sz w:val="28"/>
+          <w:szCs w:val="28"/>
+        </w:rPr>
+        <w:tab/>
+      </w:r>
+      <w:r>
+        <w:rPr>
+          <w:sz w:val="28"/>
+          <w:szCs w:val="28"/>
+        </w:rPr>
+        <w:t xml:space="preserve"> </w:t>
+      </w:r>
+      <w:r>
+        <w:rPr>
+          <w:sz w:val="28"/>
+          <w:szCs w:val="28"/>
+        </w:rPr>
+        <w:tab/>
+      </w:r>
+      <w:r>
+        <w:rPr>
+          <w:sz w:val="28"/>
+          <w:szCs w:val="28"/>
+        </w:rPr>
+        <w:t>(PK/FK)</w:t>
+      </w:r>
+      <w:r>
+        <w:rPr>
+          <w:sz w:val="28"/>
+          <w:szCs w:val="28"/>
+        </w:rPr>
+        <w:tab/>
+      </w:r>
+      <w:r>
+        <w:rPr>
+          <w:sz w:val="28"/>
+          <w:szCs w:val="28"/>
+        </w:rPr>
+        <w:tab/>
+      </w:r>
+    </w:p>
+    <w:p>
+      <w:pPr>
+        <w:pStyle w:val="Paragrafoelenco"/>
+        <w:numPr>
+          <w:ilvl w:val="0"/>
+          <w:numId w:val="44"/>
+        </w:numPr>
+        <w:jc w:val="both"/>
+        <w:rPr>
+          <w:sz w:val="28"/>
+          <w:szCs w:val="28"/>
+        </w:rPr>
+      </w:pPr>
+      <w:r>
+        <w:rPr>
+          <w:sz w:val="28"/>
+          <w:szCs w:val="28"/>
+        </w:rPr>
+        <w:t>data</w:t>
+      </w:r>
+      <w:r>
+        <w:rPr>
+          <w:sz w:val="28"/>
+          <w:szCs w:val="28"/>
+        </w:rPr>
+        <w:tab/>
+      </w:r>
+      <w:r>
+        <w:rPr>
+          <w:sz w:val="28"/>
+          <w:szCs w:val="28"/>
+        </w:rPr>
+        <w:tab/>
+      </w:r>
+      <w:r>
+        <w:rPr>
+          <w:sz w:val="28"/>
+          <w:szCs w:val="28"/>
+        </w:rPr>
+        <w:tab/>
+      </w:r>
+      <w:r>
+        <w:rPr>
+          <w:sz w:val="28"/>
+          <w:szCs w:val="28"/>
+        </w:rPr>
+        <w:tab/>
+        <w:t>date</w:t>
+      </w:r>
+      <w:r>
+        <w:rPr>
+          <w:sz w:val="28"/>
+          <w:szCs w:val="28"/>
+        </w:rPr>
+        <w:tab/>
+      </w:r>
+      <w:r>
+        <w:rPr>
+          <w:sz w:val="28"/>
+          <w:szCs w:val="28"/>
+        </w:rPr>
+        <w:tab/>
+      </w:r>
+      <w:r>
+        <w:rPr>
+          <w:sz w:val="28"/>
+          <w:szCs w:val="28"/>
+        </w:rPr>
+        <w:tab/>
+      </w:r>
+      <w:r>
+        <w:rPr>
+          <w:sz w:val="28"/>
+          <w:szCs w:val="28"/>
+        </w:rPr>
+        <w:tab/>
+      </w:r>
+      <w:r>
+        <w:rPr>
+          <w:sz w:val="28"/>
+          <w:szCs w:val="28"/>
+        </w:rPr>
+        <w:tab/>
+      </w:r>
+      <w:r>
+        <w:rPr>
+          <w:sz w:val="28"/>
+          <w:szCs w:val="28"/>
+        </w:rPr>
+        <w:tab/>
+      </w:r>
+    </w:p>
+    <w:p>
+      <w:pPr>
+        <w:pStyle w:val="Paragrafoelenco"/>
+        <w:numPr>
+          <w:ilvl w:val="0"/>
+          <w:numId w:val="44"/>
+        </w:numPr>
+        <w:jc w:val="both"/>
+        <w:rPr>
+          <w:sz w:val="28"/>
+          <w:szCs w:val="28"/>
+        </w:rPr>
+      </w:pPr>
+      <w:r>
+        <w:rPr>
+          <w:sz w:val="28"/>
+          <w:szCs w:val="28"/>
+        </w:rPr>
+        <w:t>valore</w:t>
+      </w:r>
+      <w:r>
+        <w:rPr>
+          <w:sz w:val="28"/>
+          <w:szCs w:val="28"/>
+        </w:rPr>
+        <w:tab/>
+      </w:r>
+      <w:r>
+        <w:rPr>
+          <w:sz w:val="28"/>
+          <w:szCs w:val="28"/>
+        </w:rPr>
+        <w:tab/>
+      </w:r>
+      <w:r>
+        <w:rPr>
+          <w:sz w:val="28"/>
+          <w:szCs w:val="28"/>
+        </w:rPr>
+        <w:tab/>
+      </w:r>
+      <w:proofErr w:type="spellStart"/>
+      <w:r>
+        <w:rPr>
+          <w:sz w:val="28"/>
+          <w:szCs w:val="28"/>
+        </w:rPr>
+        <w:t>enum</w:t>
+      </w:r>
+      <w:proofErr w:type="spellEnd"/>
+      <w:r>
+        <w:rPr>
+          <w:sz w:val="28"/>
+          <w:szCs w:val="28"/>
+        </w:rPr>
+        <w:t xml:space="preserve"> ("1","2","3","4","5")</w:t>
+      </w:r>
+      <w:r>
+        <w:rPr>
+          <w:sz w:val="28"/>
+          <w:szCs w:val="28"/>
+        </w:rPr>
+        <w:tab/>
+      </w:r>
+    </w:p>
+    <w:p>
+      <w:pPr>
+        <w:pStyle w:val="Paragrafoelenco"/>
+        <w:numPr>
+          <w:ilvl w:val="0"/>
+          <w:numId w:val="44"/>
+        </w:numPr>
+        <w:jc w:val="both"/>
+        <w:rPr>
+          <w:sz w:val="28"/>
+          <w:szCs w:val="28"/>
+        </w:rPr>
+      </w:pPr>
+      <w:r>
+        <w:rPr>
+          <w:sz w:val="28"/>
+          <w:szCs w:val="28"/>
+        </w:rPr>
+        <w:t>testo</w:t>
+      </w:r>
+      <w:r>
+        <w:rPr>
+          <w:sz w:val="28"/>
+          <w:szCs w:val="28"/>
+        </w:rPr>
+        <w:tab/>
+      </w:r>
+      <w:r>
+        <w:rPr>
+          <w:sz w:val="28"/>
+          <w:szCs w:val="28"/>
+        </w:rPr>
+        <w:tab/>
+      </w:r>
+      <w:r>
+        <w:rPr>
+          <w:sz w:val="28"/>
+          <w:szCs w:val="28"/>
+        </w:rPr>
+        <w:tab/>
+      </w:r>
+      <w:r>
+        <w:rPr>
+          <w:sz w:val="28"/>
+          <w:szCs w:val="28"/>
+        </w:rPr>
+        <w:tab/>
+      </w:r>
+      <w:proofErr w:type="gramStart"/>
+      <w:r>
+        <w:rPr>
+          <w:sz w:val="28"/>
+          <w:szCs w:val="28"/>
+        </w:rPr>
+        <w:t>text(</w:t>
+      </w:r>
+      <w:proofErr w:type="gramEnd"/>
+      <w:r>
+        <w:rPr>
+          <w:sz w:val="28"/>
+          <w:szCs w:val="28"/>
+        </w:rPr>
+        <w:t>500)</w:t>
+      </w:r>
+      <w:r>
+        <w:rPr>
+          <w:sz w:val="28"/>
+          <w:szCs w:val="28"/>
+        </w:rPr>
+        <w:tab/>
+      </w:r>
+      <w:r>
+        <w:rPr>
+          <w:sz w:val="28"/>
+          <w:szCs w:val="28"/>
+        </w:rPr>
+        <w:tab/>
+      </w:r>
+      <w:r>
+        <w:rPr>
+          <w:sz w:val="28"/>
+          <w:szCs w:val="28"/>
+        </w:rPr>
+        <w:tab/>
+      </w:r>
+      <w:r>
+        <w:rPr>
+          <w:sz w:val="28"/>
+          <w:szCs w:val="28"/>
+        </w:rPr>
+        <w:tab/>
+      </w:r>
+      <w:r>
+        <w:rPr>
+          <w:sz w:val="28"/>
+          <w:szCs w:val="28"/>
+        </w:rPr>
+        <w:tab/>
+      </w:r>
+    </w:p>
+    <w:p>
+      <w:pPr>
+        <w:jc w:val="both"/>
+      </w:pPr>
+    </w:p>
+    <w:p>
+      <w:pPr>
+        <w:jc w:val="both"/>
       </w:pPr>
     </w:p>
     <w:p>
       <w:pPr>
         <w:pStyle w:val="Titolo1"/>
+        <w:numPr>
+          <w:ilvl w:val="0"/>
+          <w:numId w:val="22"/>
+        </w:numPr>
         <w:jc w:val="both"/>
         <w:rPr>
           <w:rFonts w:ascii="Times New Roman" w:hAnsi="Times New Roman" w:cs="Times New Roman"/>
@@ -3812,6 +9989,7 @@
           <w:color w:val="000000" w:themeColor="text1"/>
         </w:rPr>
       </w:pPr>
+      <w:bookmarkStart w:id="10" w:name="_Toc120617273"/>
       <w:r>
         <w:rPr>
           <w:rFonts w:ascii="Times New Roman" w:hAnsi="Times New Roman" w:cs="Times New Roman"/>
@@ -3819,7 +9997,6 @@
           <w:bCs/>
           <w:color w:val="000000" w:themeColor="text1"/>
         </w:rPr>
-        <w:lastRenderedPageBreak/>
         <w:t>Co</w:t>
       </w:r>
       <w:r>
@@ -3849,6 +10026,7 @@
         </w:rPr>
         <w:t xml:space="preserve"> degli Accessi e Sicurezza</w:t>
       </w:r>
+      <w:bookmarkEnd w:id="10"/>
     </w:p>
     <w:p>
       <w:pPr>
@@ -5350,6 +11528,10 @@
     <w:p>
       <w:pPr>
         <w:pStyle w:val="Titolo1"/>
+        <w:numPr>
+          <w:ilvl w:val="0"/>
+          <w:numId w:val="22"/>
+        </w:numPr>
         <w:jc w:val="both"/>
         <w:rPr>
           <w:rFonts w:ascii="Times New Roman" w:hAnsi="Times New Roman" w:cs="Times New Roman"/>
@@ -5358,6 +11540,7 @@
           <w:color w:val="000000" w:themeColor="text1"/>
         </w:rPr>
       </w:pPr>
+      <w:bookmarkStart w:id="11" w:name="_Toc120617274"/>
       <w:r>
         <w:rPr>
           <w:rFonts w:ascii="Times New Roman" w:hAnsi="Times New Roman" w:cs="Times New Roman"/>
@@ -5367,6 +11550,7 @@
         </w:rPr>
         <w:t>Controllo Software Globale</w:t>
       </w:r>
+      <w:bookmarkEnd w:id="11"/>
     </w:p>
     <w:p>
       <w:pPr>
@@ -5427,8 +11611,21 @@
           <w:sz w:val="28"/>
           <w:szCs w:val="28"/>
         </w:rPr>
-        <w:t>Event-driven</w:t>
-      </w:r>
+        <w:t>Event-</w:t>
+      </w:r>
+      <w:proofErr w:type="spellStart"/>
+      <w:r>
+        <w:rPr>
+          <w:b/>
+          <w:bCs/>
+          <w:i/>
+          <w:iCs/>
+          <w:sz w:val="28"/>
+          <w:szCs w:val="28"/>
+        </w:rPr>
+        <w:t>driven</w:t>
+      </w:r>
+      <w:proofErr w:type="spellEnd"/>
       <w:r>
         <w:rPr>
           <w:sz w:val="28"/>
@@ -5483,6 +11680,10 @@
     <w:p>
       <w:pPr>
         <w:pStyle w:val="Titolo1"/>
+        <w:numPr>
+          <w:ilvl w:val="0"/>
+          <w:numId w:val="22"/>
+        </w:numPr>
         <w:jc w:val="both"/>
         <w:rPr>
           <w:rFonts w:ascii="Times New Roman" w:hAnsi="Times New Roman" w:cs="Times New Roman"/>
@@ -5491,6 +11692,7 @@
           <w:color w:val="000000" w:themeColor="text1"/>
         </w:rPr>
       </w:pPr>
+      <w:bookmarkStart w:id="12" w:name="_Toc120617275"/>
       <w:r>
         <w:rPr>
           <w:rFonts w:ascii="Times New Roman" w:hAnsi="Times New Roman" w:cs="Times New Roman"/>
@@ -5498,9 +11700,9 @@
           <w:bCs/>
           <w:color w:val="000000" w:themeColor="text1"/>
         </w:rPr>
-        <w:lastRenderedPageBreak/>
         <w:t>Servizi dei Sottosistemi</w:t>
       </w:r>
+      <w:bookmarkEnd w:id="12"/>
     </w:p>
     <w:p/>
     <w:tbl>
@@ -5516,36 +11718,19 @@
       <w:tr>
         <w:tc>
           <w:tcPr>
-            <w:tcW w:w="4889" w:type="dxa"/>
+            <w:tcW w:w="9778" w:type="dxa"/>
+            <w:gridSpan w:val="2"/>
+            <w:shd w:val="clear" w:color="auto" w:fill="A8D08D" w:themeFill="accent6" w:themeFillTint="99"/>
           </w:tcPr>
           <w:p>
-            <w:pPr>
+            <w:r>
               <w:rPr>
                 <w:sz w:val="32"/>
                 <w:szCs w:val="32"/>
               </w:rPr>
-            </w:pPr>
-            <w:r>
-              <w:rPr>
-                <w:sz w:val="32"/>
-                <w:szCs w:val="32"/>
-              </w:rPr>
               <w:t>Account</w:t>
             </w:r>
-            <w:r>
-              <w:rPr>
-                <w:sz w:val="32"/>
-                <w:szCs w:val="32"/>
-              </w:rPr>
-              <w:t xml:space="preserve"> </w:t>
-            </w:r>
-          </w:p>
-        </w:tc>
-        <w:tc>
-          <w:tcPr>
-            <w:tcW w:w="4889" w:type="dxa"/>
-          </w:tcPr>
-          <w:p/>
+          </w:p>
         </w:tc>
       </w:tr>
       <w:tr>
@@ -5554,7 +11739,17 @@
             <w:tcW w:w="4889" w:type="dxa"/>
           </w:tcPr>
           <w:p>
-            <w:r>
+            <w:pPr>
+              <w:rPr>
+                <w:sz w:val="28"/>
+                <w:szCs w:val="28"/>
+              </w:rPr>
+            </w:pPr>
+            <w:r>
+              <w:rPr>
+                <w:sz w:val="28"/>
+                <w:szCs w:val="28"/>
+              </w:rPr>
               <w:t>Login</w:t>
             </w:r>
           </w:p>
@@ -5564,7 +11759,17 @@
             <w:tcW w:w="4889" w:type="dxa"/>
           </w:tcPr>
           <w:p>
-            <w:r>
+            <w:pPr>
+              <w:rPr>
+                <w:sz w:val="28"/>
+                <w:szCs w:val="28"/>
+              </w:rPr>
+            </w:pPr>
+            <w:r>
+              <w:rPr>
+                <w:sz w:val="28"/>
+                <w:szCs w:val="28"/>
+              </w:rPr>
               <w:t>Consente ad un utente generico di effettuare l’accesso al sistema</w:t>
             </w:r>
           </w:p>
@@ -5576,7 +11781,17 @@
             <w:tcW w:w="4889" w:type="dxa"/>
           </w:tcPr>
           <w:p>
-            <w:r>
+            <w:pPr>
+              <w:rPr>
+                <w:sz w:val="28"/>
+                <w:szCs w:val="28"/>
+              </w:rPr>
+            </w:pPr>
+            <w:r>
+              <w:rPr>
+                <w:sz w:val="28"/>
+                <w:szCs w:val="28"/>
+              </w:rPr>
               <w:t>Registrazione</w:t>
             </w:r>
           </w:p>
@@ -5586,7 +11801,17 @@
             <w:tcW w:w="4889" w:type="dxa"/>
           </w:tcPr>
           <w:p>
-            <w:r>
+            <w:pPr>
+              <w:rPr>
+                <w:sz w:val="28"/>
+                <w:szCs w:val="28"/>
+              </w:rPr>
+            </w:pPr>
+            <w:r>
+              <w:rPr>
+                <w:sz w:val="28"/>
+                <w:szCs w:val="28"/>
+              </w:rPr>
               <w:t>Consente ad un utente generico di effettuare la registrazione al sistema</w:t>
             </w:r>
           </w:p>
@@ -5598,7 +11823,17 @@
             <w:tcW w:w="4889" w:type="dxa"/>
           </w:tcPr>
           <w:p>
-            <w:r>
+            <w:pPr>
+              <w:rPr>
+                <w:sz w:val="28"/>
+                <w:szCs w:val="28"/>
+              </w:rPr>
+            </w:pPr>
+            <w:r>
+              <w:rPr>
+                <w:sz w:val="28"/>
+                <w:szCs w:val="28"/>
+              </w:rPr>
               <w:t>Logout</w:t>
             </w:r>
           </w:p>
@@ -5608,7 +11843,17 @@
             <w:tcW w:w="4889" w:type="dxa"/>
           </w:tcPr>
           <w:p>
-            <w:r>
+            <w:pPr>
+              <w:rPr>
+                <w:sz w:val="28"/>
+                <w:szCs w:val="28"/>
+              </w:rPr>
+            </w:pPr>
+            <w:r>
+              <w:rPr>
+                <w:sz w:val="28"/>
+                <w:szCs w:val="28"/>
+              </w:rPr>
               <w:t>Contente ad un Utente Loggato di uscire dal sistema</w:t>
             </w:r>
           </w:p>
@@ -5620,22 +11865,56 @@
             <w:tcW w:w="4889" w:type="dxa"/>
           </w:tcPr>
           <w:p>
-            <w:r>
+            <w:pPr>
+              <w:rPr>
+                <w:sz w:val="28"/>
+                <w:szCs w:val="28"/>
+              </w:rPr>
+            </w:pPr>
+            <w:r>
+              <w:rPr>
+                <w:sz w:val="28"/>
+                <w:szCs w:val="28"/>
+              </w:rPr>
               <w:t>Visualizza informazioni personali</w:t>
             </w:r>
           </w:p>
-          <w:p/>
+          <w:p>
+            <w:pPr>
+              <w:rPr>
+                <w:sz w:val="28"/>
+                <w:szCs w:val="28"/>
+              </w:rPr>
+            </w:pPr>
+          </w:p>
         </w:tc>
         <w:tc>
           <w:tcPr>
             <w:tcW w:w="4889" w:type="dxa"/>
           </w:tcPr>
           <w:p>
-            <w:r>
+            <w:pPr>
+              <w:rPr>
+                <w:sz w:val="28"/>
+                <w:szCs w:val="28"/>
+              </w:rPr>
+            </w:pPr>
+            <w:r>
+              <w:rPr>
+                <w:sz w:val="28"/>
+                <w:szCs w:val="28"/>
+              </w:rPr>
               <w:t>Consente ad un Utente Loggato di visualizzare le proprie informazioni personali.</w:t>
             </w:r>
           </w:p>
-          <w:p/>
+          <w:p>
+            <w:pPr>
+              <w:rPr>
+                <w:sz w:val="28"/>
+                <w:szCs w:val="28"/>
+              </w:rPr>
+            </w:pPr>
+          </w:p>
         </w:tc>
       </w:tr>
       <w:tr>
@@ -5644,22 +11923,56 @@
             <w:tcW w:w="4889" w:type="dxa"/>
           </w:tcPr>
           <w:p>
-            <w:r>
+            <w:pPr>
+              <w:rPr>
+                <w:sz w:val="28"/>
+                <w:szCs w:val="28"/>
+              </w:rPr>
+            </w:pPr>
+            <w:r>
+              <w:rPr>
+                <w:sz w:val="28"/>
+                <w:szCs w:val="28"/>
+              </w:rPr>
               <w:t>Modifica informazioni personali</w:t>
             </w:r>
           </w:p>
-          <w:p/>
+          <w:p>
+            <w:pPr>
+              <w:rPr>
+                <w:sz w:val="28"/>
+                <w:szCs w:val="28"/>
+              </w:rPr>
+            </w:pPr>
+          </w:p>
         </w:tc>
         <w:tc>
           <w:tcPr>
             <w:tcW w:w="4889" w:type="dxa"/>
           </w:tcPr>
           <w:p>
-            <w:r>
+            <w:pPr>
+              <w:rPr>
+                <w:sz w:val="28"/>
+                <w:szCs w:val="28"/>
+              </w:rPr>
+            </w:pPr>
+            <w:r>
+              <w:rPr>
+                <w:sz w:val="28"/>
+                <w:szCs w:val="28"/>
+              </w:rPr>
               <w:t>Consente ad un Utente Loggato di modificare le proprie informazioni personali.</w:t>
             </w:r>
           </w:p>
-          <w:p/>
+          <w:p>
+            <w:pPr>
+              <w:rPr>
+                <w:sz w:val="28"/>
+                <w:szCs w:val="28"/>
+              </w:rPr>
+            </w:pPr>
+          </w:p>
         </w:tc>
       </w:tr>
     </w:tbl>
@@ -5679,15 +11992,11 @@
       <w:tr>
         <w:tc>
           <w:tcPr>
-            <w:tcW w:w="4889" w:type="dxa"/>
+            <w:tcW w:w="9778" w:type="dxa"/>
+            <w:gridSpan w:val="2"/>
+            <w:shd w:val="clear" w:color="auto" w:fill="A8D08D" w:themeFill="accent6" w:themeFillTint="99"/>
           </w:tcPr>
           <w:p>
-            <w:pPr>
-              <w:rPr>
-                <w:b/>
-                <w:bCs/>
-              </w:rPr>
-            </w:pPr>
             <w:r>
               <w:rPr>
                 <w:b/>
@@ -5698,12 +12007,6 @@
               <w:t>Articolo</w:t>
             </w:r>
           </w:p>
-        </w:tc>
-        <w:tc>
-          <w:tcPr>
-            <w:tcW w:w="4889" w:type="dxa"/>
-          </w:tcPr>
-          <w:p/>
         </w:tc>
       </w:tr>
       <w:tr>
@@ -5714,14 +12017,14 @@
           <w:p>
             <w:pPr>
               <w:rPr>
-                <w:sz w:val="24"/>
-                <w:szCs w:val="24"/>
+                <w:sz w:val="28"/>
+                <w:szCs w:val="28"/>
               </w:rPr>
             </w:pPr>
             <w:r>
               <w:rPr>
-                <w:sz w:val="24"/>
-                <w:szCs w:val="24"/>
+                <w:sz w:val="28"/>
+                <w:szCs w:val="28"/>
               </w:rPr>
               <w:t>Visualizza Articolo</w:t>
             </w:r>
@@ -5734,14 +12037,14 @@
           <w:p>
             <w:pPr>
               <w:rPr>
-                <w:sz w:val="24"/>
-                <w:szCs w:val="24"/>
+                <w:sz w:val="28"/>
+                <w:szCs w:val="28"/>
               </w:rPr>
             </w:pPr>
             <w:r>
               <w:rPr>
-                <w:sz w:val="24"/>
-                <w:szCs w:val="24"/>
+                <w:sz w:val="28"/>
+                <w:szCs w:val="28"/>
               </w:rPr>
               <w:t>Consente all’utente di visualizzare il dettaglio Articolo.</w:t>
             </w:r>
@@ -5756,14 +12059,14 @@
           <w:p>
             <w:pPr>
               <w:rPr>
-                <w:sz w:val="24"/>
-                <w:szCs w:val="24"/>
+                <w:sz w:val="28"/>
+                <w:szCs w:val="28"/>
               </w:rPr>
             </w:pPr>
             <w:r>
               <w:rPr>
-                <w:sz w:val="24"/>
-                <w:szCs w:val="24"/>
+                <w:sz w:val="28"/>
+                <w:szCs w:val="28"/>
               </w:rPr>
               <w:t xml:space="preserve">Aggiungi Articolo </w:t>
             </w:r>
@@ -5776,14 +12079,14 @@
           <w:p>
             <w:pPr>
               <w:rPr>
-                <w:sz w:val="24"/>
-                <w:szCs w:val="24"/>
+                <w:sz w:val="28"/>
+                <w:szCs w:val="28"/>
               </w:rPr>
             </w:pPr>
             <w:r>
               <w:rPr>
-                <w:sz w:val="24"/>
-                <w:szCs w:val="24"/>
+                <w:sz w:val="28"/>
+                <w:szCs w:val="28"/>
               </w:rPr>
               <w:t>Consente al Gestore del catalogo di aggiungere un nuovo articolo al catalogo.</w:t>
             </w:r>
@@ -5798,14 +12101,14 @@
           <w:p>
             <w:pPr>
               <w:rPr>
-                <w:sz w:val="24"/>
-                <w:szCs w:val="24"/>
+                <w:sz w:val="28"/>
+                <w:szCs w:val="28"/>
               </w:rPr>
             </w:pPr>
             <w:r>
               <w:rPr>
-                <w:sz w:val="24"/>
-                <w:szCs w:val="24"/>
+                <w:sz w:val="28"/>
+                <w:szCs w:val="28"/>
               </w:rPr>
               <w:t>Modifica Articolo</w:t>
             </w:r>
@@ -5818,14 +12121,14 @@
           <w:p>
             <w:pPr>
               <w:rPr>
-                <w:sz w:val="24"/>
-                <w:szCs w:val="24"/>
+                <w:sz w:val="28"/>
+                <w:szCs w:val="28"/>
               </w:rPr>
             </w:pPr>
             <w:r>
               <w:rPr>
-                <w:sz w:val="24"/>
-                <w:szCs w:val="24"/>
+                <w:sz w:val="28"/>
+                <w:szCs w:val="28"/>
               </w:rPr>
               <w:t>Consente al Gestore del catalogo di modificare un articolo nel catalogo.</w:t>
             </w:r>
@@ -5840,14 +12143,14 @@
           <w:p>
             <w:pPr>
               <w:rPr>
-                <w:sz w:val="24"/>
-                <w:szCs w:val="24"/>
+                <w:sz w:val="28"/>
+                <w:szCs w:val="28"/>
               </w:rPr>
             </w:pPr>
             <w:r>
               <w:rPr>
-                <w:sz w:val="24"/>
-                <w:szCs w:val="24"/>
+                <w:sz w:val="28"/>
+                <w:szCs w:val="28"/>
               </w:rPr>
               <w:t>Rimuovi Articolo</w:t>
             </w:r>
@@ -5860,14 +12163,14 @@
           <w:p>
             <w:pPr>
               <w:rPr>
-                <w:sz w:val="24"/>
-                <w:szCs w:val="24"/>
+                <w:sz w:val="28"/>
+                <w:szCs w:val="28"/>
               </w:rPr>
             </w:pPr>
             <w:r>
               <w:rPr>
-                <w:sz w:val="24"/>
-                <w:szCs w:val="24"/>
+                <w:sz w:val="28"/>
+                <w:szCs w:val="28"/>
               </w:rPr>
               <w:t>Consente al Gestore del catalogo di rimuovere un articolo dal catalogo.</w:t>
             </w:r>
@@ -5882,14 +12185,14 @@
           <w:p>
             <w:pPr>
               <w:rPr>
-                <w:sz w:val="24"/>
-                <w:szCs w:val="24"/>
+                <w:sz w:val="28"/>
+                <w:szCs w:val="28"/>
               </w:rPr>
             </w:pPr>
             <w:r>
               <w:rPr>
-                <w:sz w:val="24"/>
-                <w:szCs w:val="24"/>
+                <w:sz w:val="28"/>
+                <w:szCs w:val="28"/>
               </w:rPr>
               <w:t xml:space="preserve">Aggiorna Articolo </w:t>
             </w:r>
@@ -5902,14 +12205,14 @@
           <w:p>
             <w:pPr>
               <w:rPr>
-                <w:sz w:val="24"/>
-                <w:szCs w:val="24"/>
+                <w:sz w:val="28"/>
+                <w:szCs w:val="28"/>
               </w:rPr>
             </w:pPr>
             <w:r>
               <w:rPr>
-                <w:sz w:val="24"/>
-                <w:szCs w:val="24"/>
+                <w:sz w:val="28"/>
+                <w:szCs w:val="28"/>
               </w:rPr>
               <w:t>Consente al Gestore di Magazzino di aggiornare le giacenze degli Articoli.</w:t>
             </w:r>
@@ -5924,14 +12227,14 @@
           <w:p>
             <w:pPr>
               <w:rPr>
-                <w:sz w:val="24"/>
-                <w:szCs w:val="24"/>
+                <w:sz w:val="28"/>
+                <w:szCs w:val="28"/>
               </w:rPr>
             </w:pPr>
             <w:r>
               <w:rPr>
-                <w:sz w:val="24"/>
-                <w:szCs w:val="24"/>
+                <w:sz w:val="28"/>
+                <w:szCs w:val="28"/>
               </w:rPr>
               <w:t>Ricerca Articolo</w:t>
             </w:r>
@@ -5944,14 +12247,14 @@
           <w:p>
             <w:pPr>
               <w:rPr>
-                <w:sz w:val="24"/>
-                <w:szCs w:val="24"/>
+                <w:sz w:val="28"/>
+                <w:szCs w:val="28"/>
               </w:rPr>
             </w:pPr>
             <w:r>
               <w:rPr>
-                <w:sz w:val="24"/>
-                <w:szCs w:val="24"/>
+                <w:sz w:val="28"/>
+                <w:szCs w:val="28"/>
               </w:rPr>
               <w:t>Consente all’utente di ricercare un articolo nel sistema.</w:t>
             </w:r>
@@ -5966,21 +12269,21 @@
           <w:p>
             <w:pPr>
               <w:rPr>
-                <w:sz w:val="24"/>
-                <w:szCs w:val="24"/>
+                <w:sz w:val="28"/>
+                <w:szCs w:val="28"/>
               </w:rPr>
             </w:pPr>
             <w:r>
               <w:rPr>
-                <w:sz w:val="24"/>
-                <w:szCs w:val="24"/>
+                <w:sz w:val="28"/>
+                <w:szCs w:val="28"/>
               </w:rPr>
               <w:t>Visualizza Recensio</w:t>
             </w:r>
             <w:r>
               <w:rPr>
-                <w:sz w:val="24"/>
-                <w:szCs w:val="24"/>
+                <w:sz w:val="28"/>
+                <w:szCs w:val="28"/>
               </w:rPr>
               <w:t>ne</w:t>
             </w:r>
@@ -5993,16 +12296,24 @@
           <w:p>
             <w:pPr>
               <w:rPr>
-                <w:sz w:val="24"/>
-                <w:szCs w:val="24"/>
+                <w:sz w:val="28"/>
+                <w:szCs w:val="28"/>
               </w:rPr>
             </w:pPr>
             <w:r>
               <w:rPr>
-                <w:sz w:val="24"/>
-                <w:szCs w:val="24"/>
-              </w:rPr>
-              <w:t>Consente all’utente di visualizzare le recensioni degli articoli.</w:t>
+                <w:sz w:val="28"/>
+                <w:szCs w:val="28"/>
+              </w:rPr>
+              <w:t xml:space="preserve">Consente all’utente di visualizzare le </w:t>
+            </w:r>
+            <w:r>
+              <w:rPr>
+                <w:sz w:val="28"/>
+                <w:szCs w:val="28"/>
+              </w:rPr>
+              <w:lastRenderedPageBreak/>
+              <w:t>recensioni degli articoli.</w:t>
             </w:r>
           </w:p>
         </w:tc>
@@ -6015,23 +12326,24 @@
           <w:p>
             <w:pPr>
               <w:rPr>
-                <w:sz w:val="24"/>
-                <w:szCs w:val="24"/>
+                <w:sz w:val="28"/>
+                <w:szCs w:val="28"/>
               </w:rPr>
             </w:pPr>
             <w:r>
               <w:rPr>
-                <w:sz w:val="24"/>
-                <w:szCs w:val="24"/>
-              </w:rPr>
+                <w:sz w:val="28"/>
+                <w:szCs w:val="28"/>
+              </w:rPr>
+              <w:lastRenderedPageBreak/>
               <w:t>Visualizza storico delle recensioni</w:t>
             </w:r>
           </w:p>
           <w:p>
             <w:pPr>
               <w:rPr>
-                <w:sz w:val="24"/>
-                <w:szCs w:val="24"/>
+                <w:sz w:val="28"/>
+                <w:szCs w:val="28"/>
               </w:rPr>
             </w:pPr>
           </w:p>
@@ -6043,14 +12355,14 @@
           <w:p>
             <w:pPr>
               <w:rPr>
-                <w:sz w:val="24"/>
-                <w:szCs w:val="24"/>
+                <w:sz w:val="28"/>
+                <w:szCs w:val="28"/>
               </w:rPr>
             </w:pPr>
             <w:r>
               <w:rPr>
-                <w:sz w:val="24"/>
-                <w:szCs w:val="24"/>
+                <w:sz w:val="28"/>
+                <w:szCs w:val="28"/>
               </w:rPr>
               <w:t>Consente all’utente Loggato di visualizzare lo storico delle proprie recensioni.</w:t>
             </w:r>
@@ -6065,14 +12377,14 @@
           <w:p>
             <w:pPr>
               <w:rPr>
-                <w:sz w:val="24"/>
-                <w:szCs w:val="24"/>
+                <w:sz w:val="28"/>
+                <w:szCs w:val="28"/>
               </w:rPr>
             </w:pPr>
             <w:r>
               <w:rPr>
-                <w:sz w:val="24"/>
-                <w:szCs w:val="24"/>
+                <w:sz w:val="28"/>
+                <w:szCs w:val="28"/>
               </w:rPr>
               <w:t xml:space="preserve">Aggiungi Recensione </w:t>
             </w:r>
@@ -6085,14 +12397,14 @@
           <w:p>
             <w:pPr>
               <w:rPr>
-                <w:sz w:val="24"/>
-                <w:szCs w:val="24"/>
+                <w:sz w:val="28"/>
+                <w:szCs w:val="28"/>
               </w:rPr>
             </w:pPr>
             <w:r>
               <w:rPr>
-                <w:sz w:val="24"/>
-                <w:szCs w:val="24"/>
+                <w:sz w:val="28"/>
+                <w:szCs w:val="28"/>
               </w:rPr>
               <w:t xml:space="preserve">Consente all’utente Loggato di creare una nuova recensione </w:t>
             </w:r>
@@ -6107,14 +12419,14 @@
           <w:p>
             <w:pPr>
               <w:rPr>
-                <w:sz w:val="24"/>
-                <w:szCs w:val="24"/>
+                <w:sz w:val="28"/>
+                <w:szCs w:val="28"/>
               </w:rPr>
             </w:pPr>
             <w:r>
               <w:rPr>
-                <w:sz w:val="24"/>
-                <w:szCs w:val="24"/>
+                <w:sz w:val="28"/>
+                <w:szCs w:val="28"/>
               </w:rPr>
               <w:t>Modifica Recensione</w:t>
             </w:r>
@@ -6127,14 +12439,14 @@
           <w:p>
             <w:pPr>
               <w:rPr>
-                <w:sz w:val="24"/>
-                <w:szCs w:val="24"/>
+                <w:sz w:val="28"/>
+                <w:szCs w:val="28"/>
               </w:rPr>
             </w:pPr>
             <w:r>
               <w:rPr>
-                <w:sz w:val="24"/>
-                <w:szCs w:val="24"/>
+                <w:sz w:val="28"/>
+                <w:szCs w:val="28"/>
               </w:rPr>
               <w:t>Consente all’utente Loggato di modificare una recensione precedentemente rilasciata.</w:t>
             </w:r>
@@ -6149,14 +12461,14 @@
           <w:p>
             <w:pPr>
               <w:rPr>
-                <w:sz w:val="24"/>
-                <w:szCs w:val="24"/>
+                <w:sz w:val="28"/>
+                <w:szCs w:val="28"/>
               </w:rPr>
             </w:pPr>
             <w:r>
               <w:rPr>
-                <w:sz w:val="24"/>
-                <w:szCs w:val="24"/>
+                <w:sz w:val="28"/>
+                <w:szCs w:val="28"/>
               </w:rPr>
               <w:t>Rimuovi Recensione</w:t>
             </w:r>
@@ -6169,14 +12481,14 @@
           <w:p>
             <w:pPr>
               <w:rPr>
-                <w:sz w:val="24"/>
-                <w:szCs w:val="24"/>
+                <w:sz w:val="28"/>
+                <w:szCs w:val="28"/>
               </w:rPr>
             </w:pPr>
             <w:r>
               <w:rPr>
-                <w:sz w:val="24"/>
-                <w:szCs w:val="24"/>
+                <w:sz w:val="28"/>
+                <w:szCs w:val="28"/>
               </w:rPr>
               <w:t>Consente all’utente Loggato di cancellare una recensione precedentemente inserita.</w:t>
             </w:r>
@@ -6200,33 +12512,21 @@
       <w:tr>
         <w:tc>
           <w:tcPr>
-            <w:tcW w:w="4889" w:type="dxa"/>
+            <w:tcW w:w="9778" w:type="dxa"/>
+            <w:gridSpan w:val="2"/>
+            <w:shd w:val="clear" w:color="auto" w:fill="A8D08D" w:themeFill="accent6" w:themeFillTint="99"/>
           </w:tcPr>
           <w:p>
-            <w:pPr>
+            <w:r>
               <w:rPr>
                 <w:b/>
                 <w:bCs/>
                 <w:sz w:val="32"/>
                 <w:szCs w:val="32"/>
               </w:rPr>
-            </w:pPr>
-            <w:r>
-              <w:rPr>
-                <w:b/>
-                <w:bCs/>
-                <w:sz w:val="32"/>
-                <w:szCs w:val="32"/>
-              </w:rPr>
               <w:t>Checkout</w:t>
             </w:r>
           </w:p>
-        </w:tc>
-        <w:tc>
-          <w:tcPr>
-            <w:tcW w:w="4889" w:type="dxa"/>
-          </w:tcPr>
-          <w:p/>
         </w:tc>
       </w:tr>
       <w:tr>
@@ -6237,14 +12537,14 @@
           <w:p>
             <w:pPr>
               <w:rPr>
-                <w:sz w:val="24"/>
-                <w:szCs w:val="24"/>
+                <w:sz w:val="28"/>
+                <w:szCs w:val="28"/>
               </w:rPr>
             </w:pPr>
             <w:r>
               <w:rPr>
-                <w:sz w:val="24"/>
-                <w:szCs w:val="24"/>
+                <w:sz w:val="28"/>
+                <w:szCs w:val="28"/>
               </w:rPr>
               <w:t>Scelta metodo di pagamento</w:t>
             </w:r>
@@ -6257,14 +12557,14 @@
           <w:p>
             <w:pPr>
               <w:rPr>
-                <w:sz w:val="24"/>
-                <w:szCs w:val="24"/>
+                <w:sz w:val="28"/>
+                <w:szCs w:val="28"/>
               </w:rPr>
             </w:pPr>
             <w:r>
               <w:rPr>
-                <w:sz w:val="24"/>
-                <w:szCs w:val="24"/>
+                <w:sz w:val="28"/>
+                <w:szCs w:val="28"/>
               </w:rPr>
               <w:t>Consente all’utente loggato di scegliere il metodo di pagamento.</w:t>
             </w:r>
@@ -6279,14 +12579,14 @@
           <w:p>
             <w:pPr>
               <w:rPr>
-                <w:sz w:val="24"/>
-                <w:szCs w:val="24"/>
+                <w:sz w:val="28"/>
+                <w:szCs w:val="28"/>
               </w:rPr>
             </w:pPr>
             <w:r>
               <w:rPr>
-                <w:sz w:val="24"/>
-                <w:szCs w:val="24"/>
+                <w:sz w:val="28"/>
+                <w:szCs w:val="28"/>
               </w:rPr>
               <w:t xml:space="preserve">Aggiunta informazione di spedizione </w:t>
             </w:r>
@@ -6299,14 +12599,14 @@
           <w:p>
             <w:pPr>
               <w:rPr>
-                <w:sz w:val="24"/>
-                <w:szCs w:val="24"/>
+                <w:sz w:val="28"/>
+                <w:szCs w:val="28"/>
               </w:rPr>
             </w:pPr>
             <w:r>
               <w:rPr>
-                <w:sz w:val="24"/>
-                <w:szCs w:val="24"/>
+                <w:sz w:val="28"/>
+                <w:szCs w:val="28"/>
               </w:rPr>
               <w:t>Consente all’utente loggato di aggiungere/modificare informazioni per la spedizione.</w:t>
             </w:r>
@@ -6330,33 +12630,21 @@
       <w:tr>
         <w:tc>
           <w:tcPr>
-            <w:tcW w:w="4889" w:type="dxa"/>
+            <w:tcW w:w="9778" w:type="dxa"/>
+            <w:gridSpan w:val="2"/>
+            <w:shd w:val="clear" w:color="auto" w:fill="A8D08D" w:themeFill="accent6" w:themeFillTint="99"/>
           </w:tcPr>
           <w:p>
-            <w:pPr>
+            <w:r>
               <w:rPr>
                 <w:b/>
                 <w:bCs/>
                 <w:sz w:val="32"/>
                 <w:szCs w:val="32"/>
               </w:rPr>
-            </w:pPr>
-            <w:r>
-              <w:rPr>
-                <w:b/>
-                <w:bCs/>
-                <w:sz w:val="32"/>
-                <w:szCs w:val="32"/>
-              </w:rPr>
               <w:t>Ordine</w:t>
             </w:r>
           </w:p>
-        </w:tc>
-        <w:tc>
-          <w:tcPr>
-            <w:tcW w:w="4889" w:type="dxa"/>
-          </w:tcPr>
-          <w:p/>
         </w:tc>
       </w:tr>
       <w:tr>
@@ -6367,14 +12655,14 @@
           <w:p>
             <w:pPr>
               <w:rPr>
-                <w:sz w:val="24"/>
-                <w:szCs w:val="24"/>
+                <w:sz w:val="28"/>
+                <w:szCs w:val="28"/>
               </w:rPr>
             </w:pPr>
             <w:r>
               <w:rPr>
-                <w:sz w:val="24"/>
-                <w:szCs w:val="24"/>
+                <w:sz w:val="28"/>
+                <w:szCs w:val="28"/>
               </w:rPr>
               <w:t>Aggiungi articolo</w:t>
             </w:r>
@@ -6387,14 +12675,14 @@
           <w:p>
             <w:pPr>
               <w:rPr>
-                <w:sz w:val="24"/>
-                <w:szCs w:val="24"/>
+                <w:sz w:val="28"/>
+                <w:szCs w:val="28"/>
               </w:rPr>
             </w:pPr>
             <w:r>
               <w:rPr>
-                <w:sz w:val="24"/>
-                <w:szCs w:val="24"/>
+                <w:sz w:val="28"/>
+                <w:szCs w:val="28"/>
               </w:rPr>
               <w:t>Consente all’utente loggato di aggiungere un articolo all’ordine.</w:t>
             </w:r>
@@ -6409,14 +12697,14 @@
           <w:p>
             <w:pPr>
               <w:rPr>
-                <w:sz w:val="24"/>
-                <w:szCs w:val="24"/>
+                <w:sz w:val="28"/>
+                <w:szCs w:val="28"/>
               </w:rPr>
             </w:pPr>
             <w:r>
               <w:rPr>
-                <w:sz w:val="24"/>
-                <w:szCs w:val="24"/>
+                <w:sz w:val="28"/>
+                <w:szCs w:val="28"/>
               </w:rPr>
               <w:t>Rimuovi articolo</w:t>
             </w:r>
@@ -6429,14 +12717,14 @@
           <w:p>
             <w:pPr>
               <w:rPr>
-                <w:sz w:val="24"/>
-                <w:szCs w:val="24"/>
+                <w:sz w:val="28"/>
+                <w:szCs w:val="28"/>
               </w:rPr>
             </w:pPr>
             <w:r>
               <w:rPr>
-                <w:sz w:val="24"/>
-                <w:szCs w:val="24"/>
+                <w:sz w:val="28"/>
+                <w:szCs w:val="28"/>
               </w:rPr>
               <w:t xml:space="preserve">Consente all’utente loggato di rimuovere un articolo dall’ordine </w:t>
             </w:r>
@@ -6451,14 +12739,14 @@
           <w:p>
             <w:pPr>
               <w:rPr>
-                <w:sz w:val="24"/>
-                <w:szCs w:val="24"/>
+                <w:sz w:val="28"/>
+                <w:szCs w:val="28"/>
               </w:rPr>
             </w:pPr>
             <w:r>
               <w:rPr>
-                <w:sz w:val="24"/>
-                <w:szCs w:val="24"/>
+                <w:sz w:val="28"/>
+                <w:szCs w:val="28"/>
               </w:rPr>
               <w:t>Modifica quantità articolo</w:t>
             </w:r>
@@ -6471,14 +12759,14 @@
           <w:p>
             <w:pPr>
               <w:rPr>
-                <w:sz w:val="24"/>
-                <w:szCs w:val="24"/>
+                <w:sz w:val="28"/>
+                <w:szCs w:val="28"/>
               </w:rPr>
             </w:pPr>
             <w:r>
               <w:rPr>
-                <w:sz w:val="24"/>
-                <w:szCs w:val="24"/>
+                <w:sz w:val="28"/>
+                <w:szCs w:val="28"/>
               </w:rPr>
               <w:t xml:space="preserve">Consente all’utente loggato di modificare la quantità aggiunta all’ordine </w:t>
             </w:r>
@@ -6493,14 +12781,14 @@
           <w:p>
             <w:pPr>
               <w:rPr>
-                <w:sz w:val="24"/>
-                <w:szCs w:val="24"/>
+                <w:sz w:val="28"/>
+                <w:szCs w:val="28"/>
               </w:rPr>
             </w:pPr>
             <w:r>
               <w:rPr>
-                <w:sz w:val="24"/>
-                <w:szCs w:val="24"/>
+                <w:sz w:val="28"/>
+                <w:szCs w:val="28"/>
               </w:rPr>
               <w:t xml:space="preserve">Visualizza ordine </w:t>
             </w:r>
@@ -6513,14 +12801,14 @@
           <w:p>
             <w:pPr>
               <w:rPr>
-                <w:sz w:val="24"/>
-                <w:szCs w:val="24"/>
+                <w:sz w:val="28"/>
+                <w:szCs w:val="28"/>
               </w:rPr>
             </w:pPr>
             <w:r>
               <w:rPr>
-                <w:sz w:val="24"/>
-                <w:szCs w:val="24"/>
+                <w:sz w:val="28"/>
+                <w:szCs w:val="28"/>
               </w:rPr>
               <w:t>Consente all’utente loggato di visualizzare l’ordine in costruzione.</w:t>
             </w:r>
@@ -6535,14 +12823,14 @@
           <w:p>
             <w:pPr>
               <w:rPr>
-                <w:sz w:val="24"/>
-                <w:szCs w:val="24"/>
+                <w:sz w:val="28"/>
+                <w:szCs w:val="28"/>
               </w:rPr>
             </w:pPr>
             <w:r>
               <w:rPr>
-                <w:sz w:val="24"/>
-                <w:szCs w:val="24"/>
+                <w:sz w:val="28"/>
+                <w:szCs w:val="28"/>
               </w:rPr>
               <w:t>Cancella ordine</w:t>
             </w:r>
@@ -6555,14 +12843,14 @@
           <w:p>
             <w:pPr>
               <w:rPr>
-                <w:sz w:val="24"/>
-                <w:szCs w:val="24"/>
+                <w:sz w:val="28"/>
+                <w:szCs w:val="28"/>
               </w:rPr>
             </w:pPr>
             <w:r>
               <w:rPr>
-                <w:sz w:val="24"/>
-                <w:szCs w:val="24"/>
+                <w:sz w:val="28"/>
+                <w:szCs w:val="28"/>
               </w:rPr>
               <w:t>Consente all’utente loggato di cancellare l’ordine in costruzione</w:t>
             </w:r>
@@ -6577,14 +12865,14 @@
           <w:p>
             <w:pPr>
               <w:rPr>
-                <w:sz w:val="24"/>
-                <w:szCs w:val="24"/>
+                <w:sz w:val="28"/>
+                <w:szCs w:val="28"/>
               </w:rPr>
             </w:pPr>
             <w:r>
               <w:rPr>
-                <w:sz w:val="24"/>
-                <w:szCs w:val="24"/>
+                <w:sz w:val="28"/>
+                <w:szCs w:val="28"/>
               </w:rPr>
               <w:t>Visualizza storico degli ordini</w:t>
             </w:r>
@@ -6597,14 +12885,14 @@
           <w:p>
             <w:pPr>
               <w:rPr>
-                <w:sz w:val="24"/>
-                <w:szCs w:val="24"/>
+                <w:sz w:val="28"/>
+                <w:szCs w:val="28"/>
               </w:rPr>
             </w:pPr>
             <w:r>
               <w:rPr>
-                <w:sz w:val="24"/>
-                <w:szCs w:val="24"/>
+                <w:sz w:val="28"/>
+                <w:szCs w:val="28"/>
               </w:rPr>
               <w:t>Consente all’utente loggato di visualizzare lo storico dei propri ordini.</w:t>
             </w:r>
@@ -7215,6 +13503,318 @@
     </w:lvl>
   </w:abstractNum>
   <w:abstractNum w:abstractNumId="4" w15:restartNumberingAfterBreak="0">
+    <w:nsid w:val="0BC773F5"/>
+    <w:multiLevelType w:val="hybridMultilevel"/>
+    <w:tmpl w:val="B38EE380"/>
+    <w:lvl w:ilvl="0" w:tplc="04100001">
+      <w:start w:val="1"/>
+      <w:numFmt w:val="bullet"/>
+      <w:lvlText w:val=""/>
+      <w:lvlJc w:val="left"/>
+      <w:pPr>
+        <w:ind w:left="720" w:hanging="360"/>
+      </w:pPr>
+      <w:rPr>
+        <w:rFonts w:ascii="Symbol" w:hAnsi="Symbol" w:hint="default"/>
+      </w:rPr>
+    </w:lvl>
+    <w:lvl w:ilvl="1" w:tplc="04100003" w:tentative="1">
+      <w:start w:val="1"/>
+      <w:numFmt w:val="bullet"/>
+      <w:lvlText w:val="o"/>
+      <w:lvlJc w:val="left"/>
+      <w:pPr>
+        <w:ind w:left="1440" w:hanging="360"/>
+      </w:pPr>
+      <w:rPr>
+        <w:rFonts w:ascii="Courier New" w:hAnsi="Courier New" w:cs="Courier New" w:hint="default"/>
+      </w:rPr>
+    </w:lvl>
+    <w:lvl w:ilvl="2" w:tplc="04100005" w:tentative="1">
+      <w:start w:val="1"/>
+      <w:numFmt w:val="bullet"/>
+      <w:lvlText w:val=""/>
+      <w:lvlJc w:val="left"/>
+      <w:pPr>
+        <w:ind w:left="2160" w:hanging="360"/>
+      </w:pPr>
+      <w:rPr>
+        <w:rFonts w:ascii="Wingdings" w:hAnsi="Wingdings" w:hint="default"/>
+      </w:rPr>
+    </w:lvl>
+    <w:lvl w:ilvl="3" w:tplc="04100001" w:tentative="1">
+      <w:start w:val="1"/>
+      <w:numFmt w:val="bullet"/>
+      <w:lvlText w:val=""/>
+      <w:lvlJc w:val="left"/>
+      <w:pPr>
+        <w:ind w:left="2880" w:hanging="360"/>
+      </w:pPr>
+      <w:rPr>
+        <w:rFonts w:ascii="Symbol" w:hAnsi="Symbol" w:hint="default"/>
+      </w:rPr>
+    </w:lvl>
+    <w:lvl w:ilvl="4" w:tplc="04100003" w:tentative="1">
+      <w:start w:val="1"/>
+      <w:numFmt w:val="bullet"/>
+      <w:lvlText w:val="o"/>
+      <w:lvlJc w:val="left"/>
+      <w:pPr>
+        <w:ind w:left="3600" w:hanging="360"/>
+      </w:pPr>
+      <w:rPr>
+        <w:rFonts w:ascii="Courier New" w:hAnsi="Courier New" w:cs="Courier New" w:hint="default"/>
+      </w:rPr>
+    </w:lvl>
+    <w:lvl w:ilvl="5" w:tplc="04100005" w:tentative="1">
+      <w:start w:val="1"/>
+      <w:numFmt w:val="bullet"/>
+      <w:lvlText w:val=""/>
+      <w:lvlJc w:val="left"/>
+      <w:pPr>
+        <w:ind w:left="4320" w:hanging="360"/>
+      </w:pPr>
+      <w:rPr>
+        <w:rFonts w:ascii="Wingdings" w:hAnsi="Wingdings" w:hint="default"/>
+      </w:rPr>
+    </w:lvl>
+    <w:lvl w:ilvl="6" w:tplc="04100001" w:tentative="1">
+      <w:start w:val="1"/>
+      <w:numFmt w:val="bullet"/>
+      <w:lvlText w:val=""/>
+      <w:lvlJc w:val="left"/>
+      <w:pPr>
+        <w:ind w:left="5040" w:hanging="360"/>
+      </w:pPr>
+      <w:rPr>
+        <w:rFonts w:ascii="Symbol" w:hAnsi="Symbol" w:hint="default"/>
+      </w:rPr>
+    </w:lvl>
+    <w:lvl w:ilvl="7" w:tplc="04100003" w:tentative="1">
+      <w:start w:val="1"/>
+      <w:numFmt w:val="bullet"/>
+      <w:lvlText w:val="o"/>
+      <w:lvlJc w:val="left"/>
+      <w:pPr>
+        <w:ind w:left="5760" w:hanging="360"/>
+      </w:pPr>
+      <w:rPr>
+        <w:rFonts w:ascii="Courier New" w:hAnsi="Courier New" w:cs="Courier New" w:hint="default"/>
+      </w:rPr>
+    </w:lvl>
+    <w:lvl w:ilvl="8" w:tplc="04100005" w:tentative="1">
+      <w:start w:val="1"/>
+      <w:numFmt w:val="bullet"/>
+      <w:lvlText w:val=""/>
+      <w:lvlJc w:val="left"/>
+      <w:pPr>
+        <w:ind w:left="6480" w:hanging="360"/>
+      </w:pPr>
+      <w:rPr>
+        <w:rFonts w:ascii="Wingdings" w:hAnsi="Wingdings" w:hint="default"/>
+      </w:rPr>
+    </w:lvl>
+  </w:abstractNum>
+  <w:abstractNum w:abstractNumId="5" w15:restartNumberingAfterBreak="0">
+    <w:nsid w:val="1339263D"/>
+    <w:multiLevelType w:val="hybridMultilevel"/>
+    <w:tmpl w:val="31726940"/>
+    <w:lvl w:ilvl="0" w:tplc="0410000F">
+      <w:start w:val="1"/>
+      <w:numFmt w:val="decimal"/>
+      <w:lvlText w:val="%1."/>
+      <w:lvlJc w:val="left"/>
+      <w:pPr>
+        <w:ind w:left="720" w:hanging="360"/>
+      </w:pPr>
+    </w:lvl>
+    <w:lvl w:ilvl="1" w:tplc="04100019" w:tentative="1">
+      <w:start w:val="1"/>
+      <w:numFmt w:val="lowerLetter"/>
+      <w:lvlText w:val="%2."/>
+      <w:lvlJc w:val="left"/>
+      <w:pPr>
+        <w:ind w:left="1440" w:hanging="360"/>
+      </w:pPr>
+    </w:lvl>
+    <w:lvl w:ilvl="2" w:tplc="0410001B" w:tentative="1">
+      <w:start w:val="1"/>
+      <w:numFmt w:val="lowerRoman"/>
+      <w:lvlText w:val="%3."/>
+      <w:lvlJc w:val="right"/>
+      <w:pPr>
+        <w:ind w:left="2160" w:hanging="180"/>
+      </w:pPr>
+    </w:lvl>
+    <w:lvl w:ilvl="3" w:tplc="0410000F" w:tentative="1">
+      <w:start w:val="1"/>
+      <w:numFmt w:val="decimal"/>
+      <w:lvlText w:val="%4."/>
+      <w:lvlJc w:val="left"/>
+      <w:pPr>
+        <w:ind w:left="2880" w:hanging="360"/>
+      </w:pPr>
+    </w:lvl>
+    <w:lvl w:ilvl="4" w:tplc="04100019" w:tentative="1">
+      <w:start w:val="1"/>
+      <w:numFmt w:val="lowerLetter"/>
+      <w:lvlText w:val="%5."/>
+      <w:lvlJc w:val="left"/>
+      <w:pPr>
+        <w:ind w:left="3600" w:hanging="360"/>
+      </w:pPr>
+    </w:lvl>
+    <w:lvl w:ilvl="5" w:tplc="0410001B" w:tentative="1">
+      <w:start w:val="1"/>
+      <w:numFmt w:val="lowerRoman"/>
+      <w:lvlText w:val="%6."/>
+      <w:lvlJc w:val="right"/>
+      <w:pPr>
+        <w:ind w:left="4320" w:hanging="180"/>
+      </w:pPr>
+    </w:lvl>
+    <w:lvl w:ilvl="6" w:tplc="0410000F" w:tentative="1">
+      <w:start w:val="1"/>
+      <w:numFmt w:val="decimal"/>
+      <w:lvlText w:val="%7."/>
+      <w:lvlJc w:val="left"/>
+      <w:pPr>
+        <w:ind w:left="5040" w:hanging="360"/>
+      </w:pPr>
+    </w:lvl>
+    <w:lvl w:ilvl="7" w:tplc="04100019" w:tentative="1">
+      <w:start w:val="1"/>
+      <w:numFmt w:val="lowerLetter"/>
+      <w:lvlText w:val="%8."/>
+      <w:lvlJc w:val="left"/>
+      <w:pPr>
+        <w:ind w:left="5760" w:hanging="360"/>
+      </w:pPr>
+    </w:lvl>
+    <w:lvl w:ilvl="8" w:tplc="0410001B" w:tentative="1">
+      <w:start w:val="1"/>
+      <w:numFmt w:val="lowerRoman"/>
+      <w:lvlText w:val="%9."/>
+      <w:lvlJc w:val="right"/>
+      <w:pPr>
+        <w:ind w:left="6480" w:hanging="180"/>
+      </w:pPr>
+    </w:lvl>
+  </w:abstractNum>
+  <w:abstractNum w:abstractNumId="6" w15:restartNumberingAfterBreak="0">
+    <w:nsid w:val="165B4D1A"/>
+    <w:multiLevelType w:val="hybridMultilevel"/>
+    <w:tmpl w:val="B2B2EC56"/>
+    <w:lvl w:ilvl="0" w:tplc="04100001">
+      <w:start w:val="1"/>
+      <w:numFmt w:val="bullet"/>
+      <w:lvlText w:val=""/>
+      <w:lvlJc w:val="left"/>
+      <w:pPr>
+        <w:ind w:left="720" w:hanging="360"/>
+      </w:pPr>
+      <w:rPr>
+        <w:rFonts w:ascii="Symbol" w:hAnsi="Symbol" w:hint="default"/>
+      </w:rPr>
+    </w:lvl>
+    <w:lvl w:ilvl="1" w:tplc="04100003" w:tentative="1">
+      <w:start w:val="1"/>
+      <w:numFmt w:val="bullet"/>
+      <w:lvlText w:val="o"/>
+      <w:lvlJc w:val="left"/>
+      <w:pPr>
+        <w:ind w:left="1440" w:hanging="360"/>
+      </w:pPr>
+      <w:rPr>
+        <w:rFonts w:ascii="Courier New" w:hAnsi="Courier New" w:cs="Courier New" w:hint="default"/>
+      </w:rPr>
+    </w:lvl>
+    <w:lvl w:ilvl="2" w:tplc="04100005" w:tentative="1">
+      <w:start w:val="1"/>
+      <w:numFmt w:val="bullet"/>
+      <w:lvlText w:val=""/>
+      <w:lvlJc w:val="left"/>
+      <w:pPr>
+        <w:ind w:left="2160" w:hanging="360"/>
+      </w:pPr>
+      <w:rPr>
+        <w:rFonts w:ascii="Wingdings" w:hAnsi="Wingdings" w:hint="default"/>
+      </w:rPr>
+    </w:lvl>
+    <w:lvl w:ilvl="3" w:tplc="04100001" w:tentative="1">
+      <w:start w:val="1"/>
+      <w:numFmt w:val="bullet"/>
+      <w:lvlText w:val=""/>
+      <w:lvlJc w:val="left"/>
+      <w:pPr>
+        <w:ind w:left="2880" w:hanging="360"/>
+      </w:pPr>
+      <w:rPr>
+        <w:rFonts w:ascii="Symbol" w:hAnsi="Symbol" w:hint="default"/>
+      </w:rPr>
+    </w:lvl>
+    <w:lvl w:ilvl="4" w:tplc="04100003" w:tentative="1">
+      <w:start w:val="1"/>
+      <w:numFmt w:val="bullet"/>
+      <w:lvlText w:val="o"/>
+      <w:lvlJc w:val="left"/>
+      <w:pPr>
+        <w:ind w:left="3600" w:hanging="360"/>
+      </w:pPr>
+      <w:rPr>
+        <w:rFonts w:ascii="Courier New" w:hAnsi="Courier New" w:cs="Courier New" w:hint="default"/>
+      </w:rPr>
+    </w:lvl>
+    <w:lvl w:ilvl="5" w:tplc="04100005" w:tentative="1">
+      <w:start w:val="1"/>
+      <w:numFmt w:val="bullet"/>
+      <w:lvlText w:val=""/>
+      <w:lvlJc w:val="left"/>
+      <w:pPr>
+        <w:ind w:left="4320" w:hanging="360"/>
+      </w:pPr>
+      <w:rPr>
+        <w:rFonts w:ascii="Wingdings" w:hAnsi="Wingdings" w:hint="default"/>
+      </w:rPr>
+    </w:lvl>
+    <w:lvl w:ilvl="6" w:tplc="04100001" w:tentative="1">
+      <w:start w:val="1"/>
+      <w:numFmt w:val="bullet"/>
+      <w:lvlText w:val=""/>
+      <w:lvlJc w:val="left"/>
+      <w:pPr>
+        <w:ind w:left="5040" w:hanging="360"/>
+      </w:pPr>
+      <w:rPr>
+        <w:rFonts w:ascii="Symbol" w:hAnsi="Symbol" w:hint="default"/>
+      </w:rPr>
+    </w:lvl>
+    <w:lvl w:ilvl="7" w:tplc="04100003" w:tentative="1">
+      <w:start w:val="1"/>
+      <w:numFmt w:val="bullet"/>
+      <w:lvlText w:val="o"/>
+      <w:lvlJc w:val="left"/>
+      <w:pPr>
+        <w:ind w:left="5760" w:hanging="360"/>
+      </w:pPr>
+      <w:rPr>
+        <w:rFonts w:ascii="Courier New" w:hAnsi="Courier New" w:cs="Courier New" w:hint="default"/>
+      </w:rPr>
+    </w:lvl>
+    <w:lvl w:ilvl="8" w:tplc="04100005" w:tentative="1">
+      <w:start w:val="1"/>
+      <w:numFmt w:val="bullet"/>
+      <w:lvlText w:val=""/>
+      <w:lvlJc w:val="left"/>
+      <w:pPr>
+        <w:ind w:left="6480" w:hanging="360"/>
+      </w:pPr>
+      <w:rPr>
+        <w:rFonts w:ascii="Wingdings" w:hAnsi="Wingdings" w:hint="default"/>
+      </w:rPr>
+    </w:lvl>
+  </w:abstractNum>
+  <w:abstractNum w:abstractNumId="7" w15:restartNumberingAfterBreak="0">
     <w:nsid w:val="190A530C"/>
     <w:multiLevelType w:val="hybridMultilevel"/>
     <w:tmpl w:val="97BC968E"/>
@@ -7507,7 +14107,7 @@
       </w:rPr>
     </w:lvl>
   </w:abstractNum>
-  <w:abstractNum w:abstractNumId="5" w15:restartNumberingAfterBreak="0">
+  <w:abstractNum w:abstractNumId="8" w15:restartNumberingAfterBreak="0">
     <w:nsid w:val="1CC61282"/>
     <w:multiLevelType w:val="hybridMultilevel"/>
     <w:tmpl w:val="867CBEB0"/>
@@ -7620,7 +14220,7 @@
       </w:rPr>
     </w:lvl>
   </w:abstractNum>
-  <w:abstractNum w:abstractNumId="6" w15:restartNumberingAfterBreak="0">
+  <w:abstractNum w:abstractNumId="9" w15:restartNumberingAfterBreak="0">
     <w:nsid w:val="1D795E47"/>
     <w:multiLevelType w:val="hybridMultilevel"/>
     <w:tmpl w:val="02F6178A"/>
@@ -7709,7 +14309,7 @@
       </w:pPr>
     </w:lvl>
   </w:abstractNum>
-  <w:abstractNum w:abstractNumId="7" w15:restartNumberingAfterBreak="0">
+  <w:abstractNum w:abstractNumId="10" w15:restartNumberingAfterBreak="0">
     <w:nsid w:val="1EC80736"/>
     <w:multiLevelType w:val="hybridMultilevel"/>
     <w:tmpl w:val="B8369712"/>
@@ -7795,7 +14395,7 @@
       </w:pPr>
     </w:lvl>
   </w:abstractNum>
-  <w:abstractNum w:abstractNumId="8" w15:restartNumberingAfterBreak="0">
+  <w:abstractNum w:abstractNumId="11" w15:restartNumberingAfterBreak="0">
     <w:nsid w:val="1FB76EB8"/>
     <w:multiLevelType w:val="hybridMultilevel"/>
     <w:tmpl w:val="CF58EE42"/>
@@ -7881,7 +14481,7 @@
       </w:pPr>
     </w:lvl>
   </w:abstractNum>
-  <w:abstractNum w:abstractNumId="9" w15:restartNumberingAfterBreak="0">
+  <w:abstractNum w:abstractNumId="12" w15:restartNumberingAfterBreak="0">
     <w:nsid w:val="207B49A5"/>
     <w:multiLevelType w:val="hybridMultilevel"/>
     <w:tmpl w:val="9B64C4FA"/>
@@ -7994,7 +14594,7 @@
       </w:rPr>
     </w:lvl>
   </w:abstractNum>
-  <w:abstractNum w:abstractNumId="10" w15:restartNumberingAfterBreak="0">
+  <w:abstractNum w:abstractNumId="13" w15:restartNumberingAfterBreak="0">
     <w:nsid w:val="254921D1"/>
     <w:multiLevelType w:val="hybridMultilevel"/>
     <w:tmpl w:val="1A1C20CC"/>
@@ -8083,7 +14683,7 @@
       </w:pPr>
     </w:lvl>
   </w:abstractNum>
-  <w:abstractNum w:abstractNumId="11" w15:restartNumberingAfterBreak="0">
+  <w:abstractNum w:abstractNumId="14" w15:restartNumberingAfterBreak="0">
     <w:nsid w:val="293923C5"/>
     <w:multiLevelType w:val="hybridMultilevel"/>
     <w:tmpl w:val="3EF23E6E"/>
@@ -8172,7 +14772,7 @@
       </w:pPr>
     </w:lvl>
   </w:abstractNum>
-  <w:abstractNum w:abstractNumId="12" w15:restartNumberingAfterBreak="0">
+  <w:abstractNum w:abstractNumId="15" w15:restartNumberingAfterBreak="0">
     <w:nsid w:val="2A204B3D"/>
     <w:multiLevelType w:val="multilevel"/>
     <w:tmpl w:val="F5D22AFC"/>
@@ -8290,7 +14890,233 @@
       </w:rPr>
     </w:lvl>
   </w:abstractNum>
-  <w:abstractNum w:abstractNumId="13" w15:restartNumberingAfterBreak="0">
+  <w:abstractNum w:abstractNumId="16" w15:restartNumberingAfterBreak="0">
+    <w:nsid w:val="2D1B1339"/>
+    <w:multiLevelType w:val="hybridMultilevel"/>
+    <w:tmpl w:val="45D67DD2"/>
+    <w:lvl w:ilvl="0" w:tplc="04100001">
+      <w:start w:val="1"/>
+      <w:numFmt w:val="bullet"/>
+      <w:lvlText w:val=""/>
+      <w:lvlJc w:val="left"/>
+      <w:pPr>
+        <w:ind w:left="720" w:hanging="360"/>
+      </w:pPr>
+      <w:rPr>
+        <w:rFonts w:ascii="Symbol" w:hAnsi="Symbol" w:hint="default"/>
+      </w:rPr>
+    </w:lvl>
+    <w:lvl w:ilvl="1" w:tplc="04100003" w:tentative="1">
+      <w:start w:val="1"/>
+      <w:numFmt w:val="bullet"/>
+      <w:lvlText w:val="o"/>
+      <w:lvlJc w:val="left"/>
+      <w:pPr>
+        <w:ind w:left="1440" w:hanging="360"/>
+      </w:pPr>
+      <w:rPr>
+        <w:rFonts w:ascii="Courier New" w:hAnsi="Courier New" w:cs="Courier New" w:hint="default"/>
+      </w:rPr>
+    </w:lvl>
+    <w:lvl w:ilvl="2" w:tplc="04100005" w:tentative="1">
+      <w:start w:val="1"/>
+      <w:numFmt w:val="bullet"/>
+      <w:lvlText w:val=""/>
+      <w:lvlJc w:val="left"/>
+      <w:pPr>
+        <w:ind w:left="2160" w:hanging="360"/>
+      </w:pPr>
+      <w:rPr>
+        <w:rFonts w:ascii="Wingdings" w:hAnsi="Wingdings" w:hint="default"/>
+      </w:rPr>
+    </w:lvl>
+    <w:lvl w:ilvl="3" w:tplc="04100001" w:tentative="1">
+      <w:start w:val="1"/>
+      <w:numFmt w:val="bullet"/>
+      <w:lvlText w:val=""/>
+      <w:lvlJc w:val="left"/>
+      <w:pPr>
+        <w:ind w:left="2880" w:hanging="360"/>
+      </w:pPr>
+      <w:rPr>
+        <w:rFonts w:ascii="Symbol" w:hAnsi="Symbol" w:hint="default"/>
+      </w:rPr>
+    </w:lvl>
+    <w:lvl w:ilvl="4" w:tplc="04100003" w:tentative="1">
+      <w:start w:val="1"/>
+      <w:numFmt w:val="bullet"/>
+      <w:lvlText w:val="o"/>
+      <w:lvlJc w:val="left"/>
+      <w:pPr>
+        <w:ind w:left="3600" w:hanging="360"/>
+      </w:pPr>
+      <w:rPr>
+        <w:rFonts w:ascii="Courier New" w:hAnsi="Courier New" w:cs="Courier New" w:hint="default"/>
+      </w:rPr>
+    </w:lvl>
+    <w:lvl w:ilvl="5" w:tplc="04100005" w:tentative="1">
+      <w:start w:val="1"/>
+      <w:numFmt w:val="bullet"/>
+      <w:lvlText w:val=""/>
+      <w:lvlJc w:val="left"/>
+      <w:pPr>
+        <w:ind w:left="4320" w:hanging="360"/>
+      </w:pPr>
+      <w:rPr>
+        <w:rFonts w:ascii="Wingdings" w:hAnsi="Wingdings" w:hint="default"/>
+      </w:rPr>
+    </w:lvl>
+    <w:lvl w:ilvl="6" w:tplc="04100001" w:tentative="1">
+      <w:start w:val="1"/>
+      <w:numFmt w:val="bullet"/>
+      <w:lvlText w:val=""/>
+      <w:lvlJc w:val="left"/>
+      <w:pPr>
+        <w:ind w:left="5040" w:hanging="360"/>
+      </w:pPr>
+      <w:rPr>
+        <w:rFonts w:ascii="Symbol" w:hAnsi="Symbol" w:hint="default"/>
+      </w:rPr>
+    </w:lvl>
+    <w:lvl w:ilvl="7" w:tplc="04100003" w:tentative="1">
+      <w:start w:val="1"/>
+      <w:numFmt w:val="bullet"/>
+      <w:lvlText w:val="o"/>
+      <w:lvlJc w:val="left"/>
+      <w:pPr>
+        <w:ind w:left="5760" w:hanging="360"/>
+      </w:pPr>
+      <w:rPr>
+        <w:rFonts w:ascii="Courier New" w:hAnsi="Courier New" w:cs="Courier New" w:hint="default"/>
+      </w:rPr>
+    </w:lvl>
+    <w:lvl w:ilvl="8" w:tplc="04100005" w:tentative="1">
+      <w:start w:val="1"/>
+      <w:numFmt w:val="bullet"/>
+      <w:lvlText w:val=""/>
+      <w:lvlJc w:val="left"/>
+      <w:pPr>
+        <w:ind w:left="6480" w:hanging="360"/>
+      </w:pPr>
+      <w:rPr>
+        <w:rFonts w:ascii="Wingdings" w:hAnsi="Wingdings" w:hint="default"/>
+      </w:rPr>
+    </w:lvl>
+  </w:abstractNum>
+  <w:abstractNum w:abstractNumId="17" w15:restartNumberingAfterBreak="0">
+    <w:nsid w:val="2ED84DD0"/>
+    <w:multiLevelType w:val="hybridMultilevel"/>
+    <w:tmpl w:val="D272D50E"/>
+    <w:lvl w:ilvl="0" w:tplc="04100001">
+      <w:start w:val="1"/>
+      <w:numFmt w:val="bullet"/>
+      <w:lvlText w:val=""/>
+      <w:lvlJc w:val="left"/>
+      <w:pPr>
+        <w:ind w:left="720" w:hanging="360"/>
+      </w:pPr>
+      <w:rPr>
+        <w:rFonts w:ascii="Symbol" w:hAnsi="Symbol" w:hint="default"/>
+      </w:rPr>
+    </w:lvl>
+    <w:lvl w:ilvl="1" w:tplc="04100003" w:tentative="1">
+      <w:start w:val="1"/>
+      <w:numFmt w:val="bullet"/>
+      <w:lvlText w:val="o"/>
+      <w:lvlJc w:val="left"/>
+      <w:pPr>
+        <w:ind w:left="1440" w:hanging="360"/>
+      </w:pPr>
+      <w:rPr>
+        <w:rFonts w:ascii="Courier New" w:hAnsi="Courier New" w:cs="Courier New" w:hint="default"/>
+      </w:rPr>
+    </w:lvl>
+    <w:lvl w:ilvl="2" w:tplc="04100005" w:tentative="1">
+      <w:start w:val="1"/>
+      <w:numFmt w:val="bullet"/>
+      <w:lvlText w:val=""/>
+      <w:lvlJc w:val="left"/>
+      <w:pPr>
+        <w:ind w:left="2160" w:hanging="360"/>
+      </w:pPr>
+      <w:rPr>
+        <w:rFonts w:ascii="Wingdings" w:hAnsi="Wingdings" w:hint="default"/>
+      </w:rPr>
+    </w:lvl>
+    <w:lvl w:ilvl="3" w:tplc="04100001" w:tentative="1">
+      <w:start w:val="1"/>
+      <w:numFmt w:val="bullet"/>
+      <w:lvlText w:val=""/>
+      <w:lvlJc w:val="left"/>
+      <w:pPr>
+        <w:ind w:left="2880" w:hanging="360"/>
+      </w:pPr>
+      <w:rPr>
+        <w:rFonts w:ascii="Symbol" w:hAnsi="Symbol" w:hint="default"/>
+      </w:rPr>
+    </w:lvl>
+    <w:lvl w:ilvl="4" w:tplc="04100003" w:tentative="1">
+      <w:start w:val="1"/>
+      <w:numFmt w:val="bullet"/>
+      <w:lvlText w:val="o"/>
+      <w:lvlJc w:val="left"/>
+      <w:pPr>
+        <w:ind w:left="3600" w:hanging="360"/>
+      </w:pPr>
+      <w:rPr>
+        <w:rFonts w:ascii="Courier New" w:hAnsi="Courier New" w:cs="Courier New" w:hint="default"/>
+      </w:rPr>
+    </w:lvl>
+    <w:lvl w:ilvl="5" w:tplc="04100005" w:tentative="1">
+      <w:start w:val="1"/>
+      <w:numFmt w:val="bullet"/>
+      <w:lvlText w:val=""/>
+      <w:lvlJc w:val="left"/>
+      <w:pPr>
+        <w:ind w:left="4320" w:hanging="360"/>
+      </w:pPr>
+      <w:rPr>
+        <w:rFonts w:ascii="Wingdings" w:hAnsi="Wingdings" w:hint="default"/>
+      </w:rPr>
+    </w:lvl>
+    <w:lvl w:ilvl="6" w:tplc="04100001" w:tentative="1">
+      <w:start w:val="1"/>
+      <w:numFmt w:val="bullet"/>
+      <w:lvlText w:val=""/>
+      <w:lvlJc w:val="left"/>
+      <w:pPr>
+        <w:ind w:left="5040" w:hanging="360"/>
+      </w:pPr>
+      <w:rPr>
+        <w:rFonts w:ascii="Symbol" w:hAnsi="Symbol" w:hint="default"/>
+      </w:rPr>
+    </w:lvl>
+    <w:lvl w:ilvl="7" w:tplc="04100003" w:tentative="1">
+      <w:start w:val="1"/>
+      <w:numFmt w:val="bullet"/>
+      <w:lvlText w:val="o"/>
+      <w:lvlJc w:val="left"/>
+      <w:pPr>
+        <w:ind w:left="5760" w:hanging="360"/>
+      </w:pPr>
+      <w:rPr>
+        <w:rFonts w:ascii="Courier New" w:hAnsi="Courier New" w:cs="Courier New" w:hint="default"/>
+      </w:rPr>
+    </w:lvl>
+    <w:lvl w:ilvl="8" w:tplc="04100005" w:tentative="1">
+      <w:start w:val="1"/>
+      <w:numFmt w:val="bullet"/>
+      <w:lvlText w:val=""/>
+      <w:lvlJc w:val="left"/>
+      <w:pPr>
+        <w:ind w:left="6480" w:hanging="360"/>
+      </w:pPr>
+      <w:rPr>
+        <w:rFonts w:ascii="Wingdings" w:hAnsi="Wingdings" w:hint="default"/>
+      </w:rPr>
+    </w:lvl>
+  </w:abstractNum>
+  <w:abstractNum w:abstractNumId="18" w15:restartNumberingAfterBreak="0">
     <w:nsid w:val="34F2657E"/>
     <w:multiLevelType w:val="hybridMultilevel"/>
     <w:tmpl w:val="D8E206CC"/>
@@ -8403,7 +15229,7 @@
       </w:rPr>
     </w:lvl>
   </w:abstractNum>
-  <w:abstractNum w:abstractNumId="14" w15:restartNumberingAfterBreak="0">
+  <w:abstractNum w:abstractNumId="19" w15:restartNumberingAfterBreak="0">
     <w:nsid w:val="350663BC"/>
     <w:multiLevelType w:val="hybridMultilevel"/>
     <w:tmpl w:val="C3D2CA82"/>
@@ -8516,7 +15342,120 @@
       </w:rPr>
     </w:lvl>
   </w:abstractNum>
-  <w:abstractNum w:abstractNumId="15" w15:restartNumberingAfterBreak="0">
+  <w:abstractNum w:abstractNumId="20" w15:restartNumberingAfterBreak="0">
+    <w:nsid w:val="36AB6BDF"/>
+    <w:multiLevelType w:val="hybridMultilevel"/>
+    <w:tmpl w:val="10469C18"/>
+    <w:lvl w:ilvl="0" w:tplc="04100001">
+      <w:start w:val="1"/>
+      <w:numFmt w:val="bullet"/>
+      <w:lvlText w:val=""/>
+      <w:lvlJc w:val="left"/>
+      <w:pPr>
+        <w:ind w:left="720" w:hanging="360"/>
+      </w:pPr>
+      <w:rPr>
+        <w:rFonts w:ascii="Symbol" w:hAnsi="Symbol" w:hint="default"/>
+      </w:rPr>
+    </w:lvl>
+    <w:lvl w:ilvl="1" w:tplc="04100003" w:tentative="1">
+      <w:start w:val="1"/>
+      <w:numFmt w:val="bullet"/>
+      <w:lvlText w:val="o"/>
+      <w:lvlJc w:val="left"/>
+      <w:pPr>
+        <w:ind w:left="1440" w:hanging="360"/>
+      </w:pPr>
+      <w:rPr>
+        <w:rFonts w:ascii="Courier New" w:hAnsi="Courier New" w:cs="Courier New" w:hint="default"/>
+      </w:rPr>
+    </w:lvl>
+    <w:lvl w:ilvl="2" w:tplc="04100005" w:tentative="1">
+      <w:start w:val="1"/>
+      <w:numFmt w:val="bullet"/>
+      <w:lvlText w:val=""/>
+      <w:lvlJc w:val="left"/>
+      <w:pPr>
+        <w:ind w:left="2160" w:hanging="360"/>
+      </w:pPr>
+      <w:rPr>
+        <w:rFonts w:ascii="Wingdings" w:hAnsi="Wingdings" w:hint="default"/>
+      </w:rPr>
+    </w:lvl>
+    <w:lvl w:ilvl="3" w:tplc="04100001" w:tentative="1">
+      <w:start w:val="1"/>
+      <w:numFmt w:val="bullet"/>
+      <w:lvlText w:val=""/>
+      <w:lvlJc w:val="left"/>
+      <w:pPr>
+        <w:ind w:left="2880" w:hanging="360"/>
+      </w:pPr>
+      <w:rPr>
+        <w:rFonts w:ascii="Symbol" w:hAnsi="Symbol" w:hint="default"/>
+      </w:rPr>
+    </w:lvl>
+    <w:lvl w:ilvl="4" w:tplc="04100003" w:tentative="1">
+      <w:start w:val="1"/>
+      <w:numFmt w:val="bullet"/>
+      <w:lvlText w:val="o"/>
+      <w:lvlJc w:val="left"/>
+      <w:pPr>
+        <w:ind w:left="3600" w:hanging="360"/>
+      </w:pPr>
+      <w:rPr>
+        <w:rFonts w:ascii="Courier New" w:hAnsi="Courier New" w:cs="Courier New" w:hint="default"/>
+      </w:rPr>
+    </w:lvl>
+    <w:lvl w:ilvl="5" w:tplc="04100005" w:tentative="1">
+      <w:start w:val="1"/>
+      <w:numFmt w:val="bullet"/>
+      <w:lvlText w:val=""/>
+      <w:lvlJc w:val="left"/>
+      <w:pPr>
+        <w:ind w:left="4320" w:hanging="360"/>
+      </w:pPr>
+      <w:rPr>
+        <w:rFonts w:ascii="Wingdings" w:hAnsi="Wingdings" w:hint="default"/>
+      </w:rPr>
+    </w:lvl>
+    <w:lvl w:ilvl="6" w:tplc="04100001" w:tentative="1">
+      <w:start w:val="1"/>
+      <w:numFmt w:val="bullet"/>
+      <w:lvlText w:val=""/>
+      <w:lvlJc w:val="left"/>
+      <w:pPr>
+        <w:ind w:left="5040" w:hanging="360"/>
+      </w:pPr>
+      <w:rPr>
+        <w:rFonts w:ascii="Symbol" w:hAnsi="Symbol" w:hint="default"/>
+      </w:rPr>
+    </w:lvl>
+    <w:lvl w:ilvl="7" w:tplc="04100003" w:tentative="1">
+      <w:start w:val="1"/>
+      <w:numFmt w:val="bullet"/>
+      <w:lvlText w:val="o"/>
+      <w:lvlJc w:val="left"/>
+      <w:pPr>
+        <w:ind w:left="5760" w:hanging="360"/>
+      </w:pPr>
+      <w:rPr>
+        <w:rFonts w:ascii="Courier New" w:hAnsi="Courier New" w:cs="Courier New" w:hint="default"/>
+      </w:rPr>
+    </w:lvl>
+    <w:lvl w:ilvl="8" w:tplc="04100005" w:tentative="1">
+      <w:start w:val="1"/>
+      <w:numFmt w:val="bullet"/>
+      <w:lvlText w:val=""/>
+      <w:lvlJc w:val="left"/>
+      <w:pPr>
+        <w:ind w:left="6480" w:hanging="360"/>
+      </w:pPr>
+      <w:rPr>
+        <w:rFonts w:ascii="Wingdings" w:hAnsi="Wingdings" w:hint="default"/>
+      </w:rPr>
+    </w:lvl>
+  </w:abstractNum>
+  <w:abstractNum w:abstractNumId="21" w15:restartNumberingAfterBreak="0">
     <w:nsid w:val="37904D99"/>
     <w:multiLevelType w:val="hybridMultilevel"/>
     <w:tmpl w:val="76FE6058"/>
@@ -8629,7 +15568,7 @@
       </w:rPr>
     </w:lvl>
   </w:abstractNum>
-  <w:abstractNum w:abstractNumId="16" w15:restartNumberingAfterBreak="0">
+  <w:abstractNum w:abstractNumId="22" w15:restartNumberingAfterBreak="0">
     <w:nsid w:val="382E0C69"/>
     <w:multiLevelType w:val="multilevel"/>
     <w:tmpl w:val="B4DA929E"/>
@@ -8742,7 +15681,7 @@
       </w:rPr>
     </w:lvl>
   </w:abstractNum>
-  <w:abstractNum w:abstractNumId="17" w15:restartNumberingAfterBreak="0">
+  <w:abstractNum w:abstractNumId="23" w15:restartNumberingAfterBreak="0">
     <w:nsid w:val="3BC359F9"/>
     <w:multiLevelType w:val="hybridMultilevel"/>
     <w:tmpl w:val="F0381D4A"/>
@@ -8999,7 +15938,120 @@
       </w:rPr>
     </w:lvl>
   </w:abstractNum>
-  <w:abstractNum w:abstractNumId="18" w15:restartNumberingAfterBreak="0">
+  <w:abstractNum w:abstractNumId="24" w15:restartNumberingAfterBreak="0">
+    <w:nsid w:val="40C8031A"/>
+    <w:multiLevelType w:val="hybridMultilevel"/>
+    <w:tmpl w:val="46327F72"/>
+    <w:lvl w:ilvl="0" w:tplc="04100001">
+      <w:start w:val="1"/>
+      <w:numFmt w:val="bullet"/>
+      <w:lvlText w:val=""/>
+      <w:lvlJc w:val="left"/>
+      <w:pPr>
+        <w:ind w:left="720" w:hanging="360"/>
+      </w:pPr>
+      <w:rPr>
+        <w:rFonts w:ascii="Symbol" w:hAnsi="Symbol" w:hint="default"/>
+      </w:rPr>
+    </w:lvl>
+    <w:lvl w:ilvl="1" w:tplc="04100003" w:tentative="1">
+      <w:start w:val="1"/>
+      <w:numFmt w:val="bullet"/>
+      <w:lvlText w:val="o"/>
+      <w:lvlJc w:val="left"/>
+      <w:pPr>
+        <w:ind w:left="1440" w:hanging="360"/>
+      </w:pPr>
+      <w:rPr>
+        <w:rFonts w:ascii="Courier New" w:hAnsi="Courier New" w:cs="Courier New" w:hint="default"/>
+      </w:rPr>
+    </w:lvl>
+    <w:lvl w:ilvl="2" w:tplc="04100005" w:tentative="1">
+      <w:start w:val="1"/>
+      <w:numFmt w:val="bullet"/>
+      <w:lvlText w:val=""/>
+      <w:lvlJc w:val="left"/>
+      <w:pPr>
+        <w:ind w:left="2160" w:hanging="360"/>
+      </w:pPr>
+      <w:rPr>
+        <w:rFonts w:ascii="Wingdings" w:hAnsi="Wingdings" w:hint="default"/>
+      </w:rPr>
+    </w:lvl>
+    <w:lvl w:ilvl="3" w:tplc="04100001" w:tentative="1">
+      <w:start w:val="1"/>
+      <w:numFmt w:val="bullet"/>
+      <w:lvlText w:val=""/>
+      <w:lvlJc w:val="left"/>
+      <w:pPr>
+        <w:ind w:left="2880" w:hanging="360"/>
+      </w:pPr>
+      <w:rPr>
+        <w:rFonts w:ascii="Symbol" w:hAnsi="Symbol" w:hint="default"/>
+      </w:rPr>
+    </w:lvl>
+    <w:lvl w:ilvl="4" w:tplc="04100003" w:tentative="1">
+      <w:start w:val="1"/>
+      <w:numFmt w:val="bullet"/>
+      <w:lvlText w:val="o"/>
+      <w:lvlJc w:val="left"/>
+      <w:pPr>
+        <w:ind w:left="3600" w:hanging="360"/>
+      </w:pPr>
+      <w:rPr>
+        <w:rFonts w:ascii="Courier New" w:hAnsi="Courier New" w:cs="Courier New" w:hint="default"/>
+      </w:rPr>
+    </w:lvl>
+    <w:lvl w:ilvl="5" w:tplc="04100005" w:tentative="1">
+      <w:start w:val="1"/>
+      <w:numFmt w:val="bullet"/>
+      <w:lvlText w:val=""/>
+      <w:lvlJc w:val="left"/>
+      <w:pPr>
+        <w:ind w:left="4320" w:hanging="360"/>
+      </w:pPr>
+      <w:rPr>
+        <w:rFonts w:ascii="Wingdings" w:hAnsi="Wingdings" w:hint="default"/>
+      </w:rPr>
+    </w:lvl>
+    <w:lvl w:ilvl="6" w:tplc="04100001" w:tentative="1">
+      <w:start w:val="1"/>
+      <w:numFmt w:val="bullet"/>
+      <w:lvlText w:val=""/>
+      <w:lvlJc w:val="left"/>
+      <w:pPr>
+        <w:ind w:left="5040" w:hanging="360"/>
+      </w:pPr>
+      <w:rPr>
+        <w:rFonts w:ascii="Symbol" w:hAnsi="Symbol" w:hint="default"/>
+      </w:rPr>
+    </w:lvl>
+    <w:lvl w:ilvl="7" w:tplc="04100003" w:tentative="1">
+      <w:start w:val="1"/>
+      <w:numFmt w:val="bullet"/>
+      <w:lvlText w:val="o"/>
+      <w:lvlJc w:val="left"/>
+      <w:pPr>
+        <w:ind w:left="5760" w:hanging="360"/>
+      </w:pPr>
+      <w:rPr>
+        <w:rFonts w:ascii="Courier New" w:hAnsi="Courier New" w:cs="Courier New" w:hint="default"/>
+      </w:rPr>
+    </w:lvl>
+    <w:lvl w:ilvl="8" w:tplc="04100005" w:tentative="1">
+      <w:start w:val="1"/>
+      <w:numFmt w:val="bullet"/>
+      <w:lvlText w:val=""/>
+      <w:lvlJc w:val="left"/>
+      <w:pPr>
+        <w:ind w:left="6480" w:hanging="360"/>
+      </w:pPr>
+      <w:rPr>
+        <w:rFonts w:ascii="Wingdings" w:hAnsi="Wingdings" w:hint="default"/>
+      </w:rPr>
+    </w:lvl>
+  </w:abstractNum>
+  <w:abstractNum w:abstractNumId="25" w15:restartNumberingAfterBreak="0">
     <w:nsid w:val="45A03B75"/>
     <w:multiLevelType w:val="hybridMultilevel"/>
     <w:tmpl w:val="52C24B3A"/>
@@ -9112,7 +16164,120 @@
       </w:rPr>
     </w:lvl>
   </w:abstractNum>
-  <w:abstractNum w:abstractNumId="19" w15:restartNumberingAfterBreak="0">
+  <w:abstractNum w:abstractNumId="26" w15:restartNumberingAfterBreak="0">
+    <w:nsid w:val="48D13D1A"/>
+    <w:multiLevelType w:val="hybridMultilevel"/>
+    <w:tmpl w:val="C3F06F8C"/>
+    <w:lvl w:ilvl="0" w:tplc="04100001">
+      <w:start w:val="1"/>
+      <w:numFmt w:val="bullet"/>
+      <w:lvlText w:val=""/>
+      <w:lvlJc w:val="left"/>
+      <w:pPr>
+        <w:ind w:left="720" w:hanging="360"/>
+      </w:pPr>
+      <w:rPr>
+        <w:rFonts w:ascii="Symbol" w:hAnsi="Symbol" w:hint="default"/>
+      </w:rPr>
+    </w:lvl>
+    <w:lvl w:ilvl="1" w:tplc="04100003" w:tentative="1">
+      <w:start w:val="1"/>
+      <w:numFmt w:val="bullet"/>
+      <w:lvlText w:val="o"/>
+      <w:lvlJc w:val="left"/>
+      <w:pPr>
+        <w:ind w:left="1440" w:hanging="360"/>
+      </w:pPr>
+      <w:rPr>
+        <w:rFonts w:ascii="Courier New" w:hAnsi="Courier New" w:cs="Courier New" w:hint="default"/>
+      </w:rPr>
+    </w:lvl>
+    <w:lvl w:ilvl="2" w:tplc="04100005" w:tentative="1">
+      <w:start w:val="1"/>
+      <w:numFmt w:val="bullet"/>
+      <w:lvlText w:val=""/>
+      <w:lvlJc w:val="left"/>
+      <w:pPr>
+        <w:ind w:left="2160" w:hanging="360"/>
+      </w:pPr>
+      <w:rPr>
+        <w:rFonts w:ascii="Wingdings" w:hAnsi="Wingdings" w:hint="default"/>
+      </w:rPr>
+    </w:lvl>
+    <w:lvl w:ilvl="3" w:tplc="04100001" w:tentative="1">
+      <w:start w:val="1"/>
+      <w:numFmt w:val="bullet"/>
+      <w:lvlText w:val=""/>
+      <w:lvlJc w:val="left"/>
+      <w:pPr>
+        <w:ind w:left="2880" w:hanging="360"/>
+      </w:pPr>
+      <w:rPr>
+        <w:rFonts w:ascii="Symbol" w:hAnsi="Symbol" w:hint="default"/>
+      </w:rPr>
+    </w:lvl>
+    <w:lvl w:ilvl="4" w:tplc="04100003" w:tentative="1">
+      <w:start w:val="1"/>
+      <w:numFmt w:val="bullet"/>
+      <w:lvlText w:val="o"/>
+      <w:lvlJc w:val="left"/>
+      <w:pPr>
+        <w:ind w:left="3600" w:hanging="360"/>
+      </w:pPr>
+      <w:rPr>
+        <w:rFonts w:ascii="Courier New" w:hAnsi="Courier New" w:cs="Courier New" w:hint="default"/>
+      </w:rPr>
+    </w:lvl>
+    <w:lvl w:ilvl="5" w:tplc="04100005" w:tentative="1">
+      <w:start w:val="1"/>
+      <w:numFmt w:val="bullet"/>
+      <w:lvlText w:val=""/>
+      <w:lvlJc w:val="left"/>
+      <w:pPr>
+        <w:ind w:left="4320" w:hanging="360"/>
+      </w:pPr>
+      <w:rPr>
+        <w:rFonts w:ascii="Wingdings" w:hAnsi="Wingdings" w:hint="default"/>
+      </w:rPr>
+    </w:lvl>
+    <w:lvl w:ilvl="6" w:tplc="04100001" w:tentative="1">
+      <w:start w:val="1"/>
+      <w:numFmt w:val="bullet"/>
+      <w:lvlText w:val=""/>
+      <w:lvlJc w:val="left"/>
+      <w:pPr>
+        <w:ind w:left="5040" w:hanging="360"/>
+      </w:pPr>
+      <w:rPr>
+        <w:rFonts w:ascii="Symbol" w:hAnsi="Symbol" w:hint="default"/>
+      </w:rPr>
+    </w:lvl>
+    <w:lvl w:ilvl="7" w:tplc="04100003" w:tentative="1">
+      <w:start w:val="1"/>
+      <w:numFmt w:val="bullet"/>
+      <w:lvlText w:val="o"/>
+      <w:lvlJc w:val="left"/>
+      <w:pPr>
+        <w:ind w:left="5760" w:hanging="360"/>
+      </w:pPr>
+      <w:rPr>
+        <w:rFonts w:ascii="Courier New" w:hAnsi="Courier New" w:cs="Courier New" w:hint="default"/>
+      </w:rPr>
+    </w:lvl>
+    <w:lvl w:ilvl="8" w:tplc="04100005" w:tentative="1">
+      <w:start w:val="1"/>
+      <w:numFmt w:val="bullet"/>
+      <w:lvlText w:val=""/>
+      <w:lvlJc w:val="left"/>
+      <w:pPr>
+        <w:ind w:left="6480" w:hanging="360"/>
+      </w:pPr>
+      <w:rPr>
+        <w:rFonts w:ascii="Wingdings" w:hAnsi="Wingdings" w:hint="default"/>
+      </w:rPr>
+    </w:lvl>
+  </w:abstractNum>
+  <w:abstractNum w:abstractNumId="27" w15:restartNumberingAfterBreak="0">
     <w:nsid w:val="514F1187"/>
     <w:multiLevelType w:val="hybridMultilevel"/>
     <w:tmpl w:val="02C22FB0"/>
@@ -9201,7 +16366,7 @@
       </w:pPr>
     </w:lvl>
   </w:abstractNum>
-  <w:abstractNum w:abstractNumId="20" w15:restartNumberingAfterBreak="0">
+  <w:abstractNum w:abstractNumId="28" w15:restartNumberingAfterBreak="0">
     <w:nsid w:val="51AD29C1"/>
     <w:multiLevelType w:val="hybridMultilevel"/>
     <w:tmpl w:val="1E260F14"/>
@@ -9290,7 +16455,7 @@
       </w:pPr>
     </w:lvl>
   </w:abstractNum>
-  <w:abstractNum w:abstractNumId="21" w15:restartNumberingAfterBreak="0">
+  <w:abstractNum w:abstractNumId="29" w15:restartNumberingAfterBreak="0">
     <w:nsid w:val="538A2A81"/>
     <w:multiLevelType w:val="multilevel"/>
     <w:tmpl w:val="C38A224E"/>
@@ -9300,7 +16465,7 @@
       <w:lvlText w:val="%1."/>
       <w:lvlJc w:val="left"/>
       <w:pPr>
-        <w:ind w:left="720" w:hanging="360"/>
+        <w:ind w:left="360" w:hanging="360"/>
       </w:pPr>
       <w:rPr>
         <w:rFonts w:hint="default"/>
@@ -9411,7 +16576,7 @@
       </w:rPr>
     </w:lvl>
   </w:abstractNum>
-  <w:abstractNum w:abstractNumId="22" w15:restartNumberingAfterBreak="0">
+  <w:abstractNum w:abstractNumId="30" w15:restartNumberingAfterBreak="0">
     <w:nsid w:val="57150F62"/>
     <w:multiLevelType w:val="hybridMultilevel"/>
     <w:tmpl w:val="ADAE6208"/>
@@ -9524,7 +16689,7 @@
       </w:rPr>
     </w:lvl>
   </w:abstractNum>
-  <w:abstractNum w:abstractNumId="23" w15:restartNumberingAfterBreak="0">
+  <w:abstractNum w:abstractNumId="31" w15:restartNumberingAfterBreak="0">
     <w:nsid w:val="577D178E"/>
     <w:multiLevelType w:val="hybridMultilevel"/>
     <w:tmpl w:val="F13AFEF4"/>
@@ -9610,7 +16775,7 @@
       </w:pPr>
     </w:lvl>
   </w:abstractNum>
-  <w:abstractNum w:abstractNumId="24" w15:restartNumberingAfterBreak="0">
+  <w:abstractNum w:abstractNumId="32" w15:restartNumberingAfterBreak="0">
     <w:nsid w:val="5A095CBC"/>
     <w:multiLevelType w:val="hybridMultilevel"/>
     <w:tmpl w:val="D7D225B2"/>
@@ -9903,7 +17068,7 @@
       </w:rPr>
     </w:lvl>
   </w:abstractNum>
-  <w:abstractNum w:abstractNumId="25" w15:restartNumberingAfterBreak="0">
+  <w:abstractNum w:abstractNumId="33" w15:restartNumberingAfterBreak="0">
     <w:nsid w:val="5A4019BC"/>
     <w:multiLevelType w:val="hybridMultilevel"/>
     <w:tmpl w:val="DEB2DE88"/>
@@ -10196,7 +17361,7 @@
       </w:rPr>
     </w:lvl>
   </w:abstractNum>
-  <w:abstractNum w:abstractNumId="26" w15:restartNumberingAfterBreak="0">
+  <w:abstractNum w:abstractNumId="34" w15:restartNumberingAfterBreak="0">
     <w:nsid w:val="64317FE8"/>
     <w:multiLevelType w:val="hybridMultilevel"/>
     <w:tmpl w:val="5AB07F78"/>
@@ -10282,7 +17447,7 @@
       </w:pPr>
     </w:lvl>
   </w:abstractNum>
-  <w:abstractNum w:abstractNumId="27" w15:restartNumberingAfterBreak="0">
+  <w:abstractNum w:abstractNumId="35" w15:restartNumberingAfterBreak="0">
     <w:nsid w:val="65CD481B"/>
     <w:multiLevelType w:val="multilevel"/>
     <w:tmpl w:val="0A4C5696"/>
@@ -10395,7 +17560,7 @@
       </w:rPr>
     </w:lvl>
   </w:abstractNum>
-  <w:abstractNum w:abstractNumId="28" w15:restartNumberingAfterBreak="0">
+  <w:abstractNum w:abstractNumId="36" w15:restartNumberingAfterBreak="0">
     <w:nsid w:val="65D86AE9"/>
     <w:multiLevelType w:val="hybridMultilevel"/>
     <w:tmpl w:val="28722714"/>
@@ -10508,7 +17673,7 @@
       </w:rPr>
     </w:lvl>
   </w:abstractNum>
-  <w:abstractNum w:abstractNumId="29" w15:restartNumberingAfterBreak="0">
+  <w:abstractNum w:abstractNumId="37" w15:restartNumberingAfterBreak="0">
     <w:nsid w:val="67DD5CF8"/>
     <w:multiLevelType w:val="hybridMultilevel"/>
     <w:tmpl w:val="D0B8BAA4"/>
@@ -10621,7 +17786,7 @@
       </w:rPr>
     </w:lvl>
   </w:abstractNum>
-  <w:abstractNum w:abstractNumId="30" w15:restartNumberingAfterBreak="0">
+  <w:abstractNum w:abstractNumId="38" w15:restartNumberingAfterBreak="0">
     <w:nsid w:val="701117E9"/>
     <w:multiLevelType w:val="hybridMultilevel"/>
     <w:tmpl w:val="03CE47C2"/>
@@ -10710,7 +17875,120 @@
       </w:pPr>
     </w:lvl>
   </w:abstractNum>
-  <w:abstractNum w:abstractNumId="31" w15:restartNumberingAfterBreak="0">
+  <w:abstractNum w:abstractNumId="39" w15:restartNumberingAfterBreak="0">
+    <w:nsid w:val="75173A45"/>
+    <w:multiLevelType w:val="hybridMultilevel"/>
+    <w:tmpl w:val="47AE397A"/>
+    <w:lvl w:ilvl="0" w:tplc="04100001">
+      <w:start w:val="1"/>
+      <w:numFmt w:val="bullet"/>
+      <w:lvlText w:val=""/>
+      <w:lvlJc w:val="left"/>
+      <w:pPr>
+        <w:ind w:left="720" w:hanging="360"/>
+      </w:pPr>
+      <w:rPr>
+        <w:rFonts w:ascii="Symbol" w:hAnsi="Symbol" w:hint="default"/>
+      </w:rPr>
+    </w:lvl>
+    <w:lvl w:ilvl="1" w:tplc="04100003" w:tentative="1">
+      <w:start w:val="1"/>
+      <w:numFmt w:val="bullet"/>
+      <w:lvlText w:val="o"/>
+      <w:lvlJc w:val="left"/>
+      <w:pPr>
+        <w:ind w:left="1440" w:hanging="360"/>
+      </w:pPr>
+      <w:rPr>
+        <w:rFonts w:ascii="Courier New" w:hAnsi="Courier New" w:cs="Courier New" w:hint="default"/>
+      </w:rPr>
+    </w:lvl>
+    <w:lvl w:ilvl="2" w:tplc="04100005" w:tentative="1">
+      <w:start w:val="1"/>
+      <w:numFmt w:val="bullet"/>
+      <w:lvlText w:val=""/>
+      <w:lvlJc w:val="left"/>
+      <w:pPr>
+        <w:ind w:left="2160" w:hanging="360"/>
+      </w:pPr>
+      <w:rPr>
+        <w:rFonts w:ascii="Wingdings" w:hAnsi="Wingdings" w:hint="default"/>
+      </w:rPr>
+    </w:lvl>
+    <w:lvl w:ilvl="3" w:tplc="04100001" w:tentative="1">
+      <w:start w:val="1"/>
+      <w:numFmt w:val="bullet"/>
+      <w:lvlText w:val=""/>
+      <w:lvlJc w:val="left"/>
+      <w:pPr>
+        <w:ind w:left="2880" w:hanging="360"/>
+      </w:pPr>
+      <w:rPr>
+        <w:rFonts w:ascii="Symbol" w:hAnsi="Symbol" w:hint="default"/>
+      </w:rPr>
+    </w:lvl>
+    <w:lvl w:ilvl="4" w:tplc="04100003" w:tentative="1">
+      <w:start w:val="1"/>
+      <w:numFmt w:val="bullet"/>
+      <w:lvlText w:val="o"/>
+      <w:lvlJc w:val="left"/>
+      <w:pPr>
+        <w:ind w:left="3600" w:hanging="360"/>
+      </w:pPr>
+      <w:rPr>
+        <w:rFonts w:ascii="Courier New" w:hAnsi="Courier New" w:cs="Courier New" w:hint="default"/>
+      </w:rPr>
+    </w:lvl>
+    <w:lvl w:ilvl="5" w:tplc="04100005" w:tentative="1">
+      <w:start w:val="1"/>
+      <w:numFmt w:val="bullet"/>
+      <w:lvlText w:val=""/>
+      <w:lvlJc w:val="left"/>
+      <w:pPr>
+        <w:ind w:left="4320" w:hanging="360"/>
+      </w:pPr>
+      <w:rPr>
+        <w:rFonts w:ascii="Wingdings" w:hAnsi="Wingdings" w:hint="default"/>
+      </w:rPr>
+    </w:lvl>
+    <w:lvl w:ilvl="6" w:tplc="04100001" w:tentative="1">
+      <w:start w:val="1"/>
+      <w:numFmt w:val="bullet"/>
+      <w:lvlText w:val=""/>
+      <w:lvlJc w:val="left"/>
+      <w:pPr>
+        <w:ind w:left="5040" w:hanging="360"/>
+      </w:pPr>
+      <w:rPr>
+        <w:rFonts w:ascii="Symbol" w:hAnsi="Symbol" w:hint="default"/>
+      </w:rPr>
+    </w:lvl>
+    <w:lvl w:ilvl="7" w:tplc="04100003" w:tentative="1">
+      <w:start w:val="1"/>
+      <w:numFmt w:val="bullet"/>
+      <w:lvlText w:val="o"/>
+      <w:lvlJc w:val="left"/>
+      <w:pPr>
+        <w:ind w:left="5760" w:hanging="360"/>
+      </w:pPr>
+      <w:rPr>
+        <w:rFonts w:ascii="Courier New" w:hAnsi="Courier New" w:cs="Courier New" w:hint="default"/>
+      </w:rPr>
+    </w:lvl>
+    <w:lvl w:ilvl="8" w:tplc="04100005" w:tentative="1">
+      <w:start w:val="1"/>
+      <w:numFmt w:val="bullet"/>
+      <w:lvlText w:val=""/>
+      <w:lvlJc w:val="left"/>
+      <w:pPr>
+        <w:ind w:left="6480" w:hanging="360"/>
+      </w:pPr>
+      <w:rPr>
+        <w:rFonts w:ascii="Wingdings" w:hAnsi="Wingdings" w:hint="default"/>
+      </w:rPr>
+    </w:lvl>
+  </w:abstractNum>
+  <w:abstractNum w:abstractNumId="40" w15:restartNumberingAfterBreak="0">
     <w:nsid w:val="755B6D40"/>
     <w:multiLevelType w:val="hybridMultilevel"/>
     <w:tmpl w:val="DFC4EF70"/>
@@ -10823,7 +18101,7 @@
       </w:rPr>
     </w:lvl>
   </w:abstractNum>
-  <w:abstractNum w:abstractNumId="32" w15:restartNumberingAfterBreak="0">
+  <w:abstractNum w:abstractNumId="41" w15:restartNumberingAfterBreak="0">
     <w:nsid w:val="75994D60"/>
     <w:multiLevelType w:val="hybridMultilevel"/>
     <w:tmpl w:val="47EEEEC2"/>
@@ -10936,7 +18214,7 @@
       </w:rPr>
     </w:lvl>
   </w:abstractNum>
-  <w:abstractNum w:abstractNumId="33" w15:restartNumberingAfterBreak="0">
+  <w:abstractNum w:abstractNumId="42" w15:restartNumberingAfterBreak="0">
     <w:nsid w:val="7D32439B"/>
     <w:multiLevelType w:val="hybridMultilevel"/>
     <w:tmpl w:val="B330B4D6"/>
@@ -11049,7 +18327,7 @@
       </w:rPr>
     </w:lvl>
   </w:abstractNum>
-  <w:abstractNum w:abstractNumId="34" w15:restartNumberingAfterBreak="0">
+  <w:abstractNum w:abstractNumId="43" w15:restartNumberingAfterBreak="0">
     <w:nsid w:val="7D8D6BB4"/>
     <w:multiLevelType w:val="hybridMultilevel"/>
     <w:tmpl w:val="213E9FEC"/>
@@ -11162,74 +18440,187 @@
       </w:rPr>
     </w:lvl>
   </w:abstractNum>
+  <w:abstractNum w:abstractNumId="44" w15:restartNumberingAfterBreak="0">
+    <w:nsid w:val="7DB6793A"/>
+    <w:multiLevelType w:val="hybridMultilevel"/>
+    <w:tmpl w:val="26D40CC8"/>
+    <w:lvl w:ilvl="0" w:tplc="04100001">
+      <w:start w:val="1"/>
+      <w:numFmt w:val="bullet"/>
+      <w:lvlText w:val=""/>
+      <w:lvlJc w:val="left"/>
+      <w:pPr>
+        <w:ind w:left="720" w:hanging="360"/>
+      </w:pPr>
+      <w:rPr>
+        <w:rFonts w:ascii="Symbol" w:hAnsi="Symbol" w:hint="default"/>
+      </w:rPr>
+    </w:lvl>
+    <w:lvl w:ilvl="1" w:tplc="04100003" w:tentative="1">
+      <w:start w:val="1"/>
+      <w:numFmt w:val="bullet"/>
+      <w:lvlText w:val="o"/>
+      <w:lvlJc w:val="left"/>
+      <w:pPr>
+        <w:ind w:left="1440" w:hanging="360"/>
+      </w:pPr>
+      <w:rPr>
+        <w:rFonts w:ascii="Courier New" w:hAnsi="Courier New" w:cs="Courier New" w:hint="default"/>
+      </w:rPr>
+    </w:lvl>
+    <w:lvl w:ilvl="2" w:tplc="04100005" w:tentative="1">
+      <w:start w:val="1"/>
+      <w:numFmt w:val="bullet"/>
+      <w:lvlText w:val=""/>
+      <w:lvlJc w:val="left"/>
+      <w:pPr>
+        <w:ind w:left="2160" w:hanging="360"/>
+      </w:pPr>
+      <w:rPr>
+        <w:rFonts w:ascii="Wingdings" w:hAnsi="Wingdings" w:hint="default"/>
+      </w:rPr>
+    </w:lvl>
+    <w:lvl w:ilvl="3" w:tplc="04100001" w:tentative="1">
+      <w:start w:val="1"/>
+      <w:numFmt w:val="bullet"/>
+      <w:lvlText w:val=""/>
+      <w:lvlJc w:val="left"/>
+      <w:pPr>
+        <w:ind w:left="2880" w:hanging="360"/>
+      </w:pPr>
+      <w:rPr>
+        <w:rFonts w:ascii="Symbol" w:hAnsi="Symbol" w:hint="default"/>
+      </w:rPr>
+    </w:lvl>
+    <w:lvl w:ilvl="4" w:tplc="04100003" w:tentative="1">
+      <w:start w:val="1"/>
+      <w:numFmt w:val="bullet"/>
+      <w:lvlText w:val="o"/>
+      <w:lvlJc w:val="left"/>
+      <w:pPr>
+        <w:ind w:left="3600" w:hanging="360"/>
+      </w:pPr>
+      <w:rPr>
+        <w:rFonts w:ascii="Courier New" w:hAnsi="Courier New" w:cs="Courier New" w:hint="default"/>
+      </w:rPr>
+    </w:lvl>
+    <w:lvl w:ilvl="5" w:tplc="04100005" w:tentative="1">
+      <w:start w:val="1"/>
+      <w:numFmt w:val="bullet"/>
+      <w:lvlText w:val=""/>
+      <w:lvlJc w:val="left"/>
+      <w:pPr>
+        <w:ind w:left="4320" w:hanging="360"/>
+      </w:pPr>
+      <w:rPr>
+        <w:rFonts w:ascii="Wingdings" w:hAnsi="Wingdings" w:hint="default"/>
+      </w:rPr>
+    </w:lvl>
+    <w:lvl w:ilvl="6" w:tplc="04100001" w:tentative="1">
+      <w:start w:val="1"/>
+      <w:numFmt w:val="bullet"/>
+      <w:lvlText w:val=""/>
+      <w:lvlJc w:val="left"/>
+      <w:pPr>
+        <w:ind w:left="5040" w:hanging="360"/>
+      </w:pPr>
+      <w:rPr>
+        <w:rFonts w:ascii="Symbol" w:hAnsi="Symbol" w:hint="default"/>
+      </w:rPr>
+    </w:lvl>
+    <w:lvl w:ilvl="7" w:tplc="04100003" w:tentative="1">
+      <w:start w:val="1"/>
+      <w:numFmt w:val="bullet"/>
+      <w:lvlText w:val="o"/>
+      <w:lvlJc w:val="left"/>
+      <w:pPr>
+        <w:ind w:left="5760" w:hanging="360"/>
+      </w:pPr>
+      <w:rPr>
+        <w:rFonts w:ascii="Courier New" w:hAnsi="Courier New" w:cs="Courier New" w:hint="default"/>
+      </w:rPr>
+    </w:lvl>
+    <w:lvl w:ilvl="8" w:tplc="04100005" w:tentative="1">
+      <w:start w:val="1"/>
+      <w:numFmt w:val="bullet"/>
+      <w:lvlText w:val=""/>
+      <w:lvlJc w:val="left"/>
+      <w:pPr>
+        <w:ind w:left="6480" w:hanging="360"/>
+      </w:pPr>
+      <w:rPr>
+        <w:rFonts w:ascii="Wingdings" w:hAnsi="Wingdings" w:hint="default"/>
+      </w:rPr>
+    </w:lvl>
+  </w:abstractNum>
   <w:num w:numId="1" w16cid:durableId="832989481">
-    <w:abstractNumId w:val="7"/>
+    <w:abstractNumId w:val="10"/>
   </w:num>
   <w:num w:numId="2" w16cid:durableId="1627614219">
-    <w:abstractNumId w:val="12"/>
+    <w:abstractNumId w:val="15"/>
   </w:num>
   <w:num w:numId="3" w16cid:durableId="776485831">
     <w:abstractNumId w:val="3"/>
   </w:num>
   <w:num w:numId="4" w16cid:durableId="190916999">
-    <w:abstractNumId w:val="19"/>
+    <w:abstractNumId w:val="27"/>
   </w:num>
   <w:num w:numId="5" w16cid:durableId="1151940963">
-    <w:abstractNumId w:val="20"/>
+    <w:abstractNumId w:val="28"/>
   </w:num>
   <w:num w:numId="6" w16cid:durableId="1806193779">
     <w:abstractNumId w:val="2"/>
   </w:num>
   <w:num w:numId="7" w16cid:durableId="1675255336">
-    <w:abstractNumId w:val="11"/>
+    <w:abstractNumId w:val="14"/>
   </w:num>
   <w:num w:numId="8" w16cid:durableId="1657370237">
-    <w:abstractNumId w:val="30"/>
+    <w:abstractNumId w:val="38"/>
   </w:num>
   <w:num w:numId="9" w16cid:durableId="1756315909">
-    <w:abstractNumId w:val="10"/>
+    <w:abstractNumId w:val="13"/>
   </w:num>
   <w:num w:numId="10" w16cid:durableId="804539831">
-    <w:abstractNumId w:val="6"/>
+    <w:abstractNumId w:val="9"/>
   </w:num>
   <w:num w:numId="11" w16cid:durableId="1260676564">
-    <w:abstractNumId w:val="17"/>
+    <w:abstractNumId w:val="23"/>
   </w:num>
   <w:num w:numId="12" w16cid:durableId="868761777">
-    <w:abstractNumId w:val="4"/>
+    <w:abstractNumId w:val="7"/>
   </w:num>
   <w:num w:numId="13" w16cid:durableId="440492454">
-    <w:abstractNumId w:val="24"/>
+    <w:abstractNumId w:val="32"/>
   </w:num>
   <w:num w:numId="14" w16cid:durableId="1753045637">
-    <w:abstractNumId w:val="25"/>
+    <w:abstractNumId w:val="33"/>
   </w:num>
   <w:num w:numId="15" w16cid:durableId="1765952051">
-    <w:abstractNumId w:val="33"/>
+    <w:abstractNumId w:val="42"/>
   </w:num>
   <w:num w:numId="16" w16cid:durableId="1104961619">
     <w:abstractNumId w:val="1"/>
   </w:num>
   <w:num w:numId="17" w16cid:durableId="457798709">
-    <w:abstractNumId w:val="16"/>
+    <w:abstractNumId w:val="22"/>
   </w:num>
   <w:num w:numId="18" w16cid:durableId="417293943">
-    <w:abstractNumId w:val="27"/>
+    <w:abstractNumId w:val="35"/>
   </w:num>
   <w:num w:numId="19" w16cid:durableId="824400715">
-    <w:abstractNumId w:val="8"/>
+    <w:abstractNumId w:val="11"/>
   </w:num>
   <w:num w:numId="20" w16cid:durableId="279730333">
-    <w:abstractNumId w:val="23"/>
+    <w:abstractNumId w:val="31"/>
   </w:num>
   <w:num w:numId="21" w16cid:durableId="1414547330">
     <w:abstractNumId w:val="0"/>
   </w:num>
   <w:num w:numId="22" w16cid:durableId="1636721397">
-    <w:abstractNumId w:val="21"/>
+    <w:abstractNumId w:val="29"/>
   </w:num>
   <w:num w:numId="23" w16cid:durableId="1391539493">
-    <w:abstractNumId w:val="26"/>
+    <w:abstractNumId w:val="34"/>
     <w:lvlOverride w:ilvl="0">
       <w:startOverride w:val="1"/>
     </w:lvlOverride>
@@ -11259,40 +18650,70 @@
     </w:lvlOverride>
   </w:num>
   <w:num w:numId="24" w16cid:durableId="2138839337">
-    <w:abstractNumId w:val="31"/>
+    <w:abstractNumId w:val="40"/>
   </w:num>
   <w:num w:numId="25" w16cid:durableId="1017272036">
-    <w:abstractNumId w:val="15"/>
+    <w:abstractNumId w:val="21"/>
   </w:num>
   <w:num w:numId="26" w16cid:durableId="835994463">
-    <w:abstractNumId w:val="29"/>
+    <w:abstractNumId w:val="37"/>
   </w:num>
   <w:num w:numId="27" w16cid:durableId="1896548687">
-    <w:abstractNumId w:val="9"/>
+    <w:abstractNumId w:val="12"/>
   </w:num>
   <w:num w:numId="28" w16cid:durableId="998924881">
-    <w:abstractNumId w:val="28"/>
+    <w:abstractNumId w:val="36"/>
   </w:num>
   <w:num w:numId="29" w16cid:durableId="906647351">
-    <w:abstractNumId w:val="34"/>
+    <w:abstractNumId w:val="43"/>
   </w:num>
   <w:num w:numId="30" w16cid:durableId="1305233574">
-    <w:abstractNumId w:val="22"/>
+    <w:abstractNumId w:val="30"/>
   </w:num>
   <w:num w:numId="31" w16cid:durableId="242646350">
-    <w:abstractNumId w:val="32"/>
+    <w:abstractNumId w:val="41"/>
   </w:num>
   <w:num w:numId="32" w16cid:durableId="476652856">
-    <w:abstractNumId w:val="5"/>
+    <w:abstractNumId w:val="8"/>
   </w:num>
   <w:num w:numId="33" w16cid:durableId="616916239">
+    <w:abstractNumId w:val="25"/>
+  </w:num>
+  <w:num w:numId="34" w16cid:durableId="1630427966">
     <w:abstractNumId w:val="18"/>
   </w:num>
-  <w:num w:numId="34" w16cid:durableId="1630427966">
-    <w:abstractNumId w:val="13"/>
+  <w:num w:numId="35" w16cid:durableId="1112744949">
+    <w:abstractNumId w:val="19"/>
   </w:num>
-  <w:num w:numId="35" w16cid:durableId="1112744949">
-    <w:abstractNumId w:val="14"/>
+  <w:num w:numId="36" w16cid:durableId="6173999">
+    <w:abstractNumId w:val="4"/>
+  </w:num>
+  <w:num w:numId="37" w16cid:durableId="552275179">
+    <w:abstractNumId w:val="24"/>
+  </w:num>
+  <w:num w:numId="38" w16cid:durableId="1600480898">
+    <w:abstractNumId w:val="26"/>
+  </w:num>
+  <w:num w:numId="39" w16cid:durableId="424031539">
+    <w:abstractNumId w:val="20"/>
+  </w:num>
+  <w:num w:numId="40" w16cid:durableId="1040472469">
+    <w:abstractNumId w:val="39"/>
+  </w:num>
+  <w:num w:numId="41" w16cid:durableId="919632974">
+    <w:abstractNumId w:val="44"/>
+  </w:num>
+  <w:num w:numId="42" w16cid:durableId="507722282">
+    <w:abstractNumId w:val="6"/>
+  </w:num>
+  <w:num w:numId="43" w16cid:durableId="1263730745">
+    <w:abstractNumId w:val="17"/>
+  </w:num>
+  <w:num w:numId="44" w16cid:durableId="2119253904">
+    <w:abstractNumId w:val="16"/>
+  </w:num>
+  <w:num w:numId="45" w16cid:durableId="1685861956">
+    <w:abstractNumId w:val="5"/>
   </w:num>
 </w:numbering>
 </file>

--- a/Deliverables/Edil CommerceDesign_SDD.docx
+++ b/Deliverables/Edil CommerceDesign_SDD.docx
@@ -563,7 +563,7 @@
     </w:p>
     <w:sdt>
       <w:sdtPr>
-        <w:id w:val="-1650354952"/>
+        <w:id w:val="1632748221"/>
         <w:docPartObj>
           <w:docPartGallery w:val="Table of Contents"/>
           <w:docPartUnique/>
@@ -615,7 +615,7 @@
           <w:r>
             <w:fldChar w:fldCharType="separate"/>
           </w:r>
-          <w:hyperlink w:anchor="_Toc120617265" w:history="1">
+          <w:hyperlink w:anchor="_Toc120639400" w:history="1">
             <w:r>
               <w:rPr>
                 <w:rStyle w:val="Collegamentoipertestuale"/>
@@ -643,7 +643,7 @@
                 <w:bCs/>
                 <w:noProof/>
               </w:rPr>
-              <w:t>INTRODUCTION</w:t>
+              <w:t>INTRODUZIONE</w:t>
             </w:r>
             <w:r>
               <w:rPr>
@@ -664,7 +664,7 @@
                 <w:noProof/>
                 <w:webHidden/>
               </w:rPr>
-              <w:instrText xml:space="preserve"> PAGEREF _Toc120617265 \h </w:instrText>
+              <w:instrText xml:space="preserve"> PAGEREF _Toc120639400 \h </w:instrText>
             </w:r>
             <w:r>
               <w:rPr>
@@ -684,7 +684,7 @@
                 <w:noProof/>
                 <w:webHidden/>
               </w:rPr>
-              <w:t>2</w:t>
+              <w:t>3</w:t>
             </w:r>
             <w:r>
               <w:rPr>
@@ -711,7 +711,7 @@
               <w:lang w:eastAsia="it-IT"/>
             </w:rPr>
           </w:pPr>
-          <w:hyperlink w:anchor="_Toc120617266" w:history="1">
+          <w:hyperlink w:anchor="_Toc120639401" w:history="1">
             <w:r>
               <w:rPr>
                 <w:rStyle w:val="Collegamentoipertestuale"/>
@@ -760,7 +760,7 @@
                 <w:noProof/>
                 <w:webHidden/>
               </w:rPr>
-              <w:instrText xml:space="preserve"> PAGEREF _Toc120617266 \h </w:instrText>
+              <w:instrText xml:space="preserve"> PAGEREF _Toc120639401 \h </w:instrText>
             </w:r>
             <w:r>
               <w:rPr>
@@ -780,7 +780,7 @@
                 <w:noProof/>
                 <w:webHidden/>
               </w:rPr>
-              <w:t>2</w:t>
+              <w:t>3</w:t>
             </w:r>
             <w:r>
               <w:rPr>
@@ -806,7 +806,7 @@
               <w:lang w:eastAsia="it-IT"/>
             </w:rPr>
           </w:pPr>
-          <w:hyperlink w:anchor="_Toc120617267" w:history="1">
+          <w:hyperlink w:anchor="_Toc120639402" w:history="1">
             <w:r>
               <w:rPr>
                 <w:rStyle w:val="Collegamentoipertestuale"/>
@@ -814,7 +814,7 @@
                 <w:bCs/>
                 <w:noProof/>
               </w:rPr>
-              <w:t>TRADE-OFF</w:t>
+              <w:t>1.1. TRADE-OFF</w:t>
             </w:r>
             <w:r>
               <w:rPr>
@@ -835,7 +835,7 @@
                 <w:noProof/>
                 <w:webHidden/>
               </w:rPr>
-              <w:instrText xml:space="preserve"> PAGEREF _Toc120617267 \h </w:instrText>
+              <w:instrText xml:space="preserve"> PAGEREF _Toc120639402 \h </w:instrText>
             </w:r>
             <w:r>
               <w:rPr>
@@ -855,7 +855,7 @@
                 <w:noProof/>
                 <w:webHidden/>
               </w:rPr>
-              <w:t>3</w:t>
+              <w:t>4</w:t>
             </w:r>
             <w:r>
               <w:rPr>
@@ -882,7 +882,7 @@
               <w:lang w:eastAsia="it-IT"/>
             </w:rPr>
           </w:pPr>
-          <w:hyperlink w:anchor="_Toc120617268" w:history="1">
+          <w:hyperlink w:anchor="_Toc120639403" w:history="1">
             <w:r>
               <w:rPr>
                 <w:rStyle w:val="Collegamentoipertestuale"/>
@@ -910,7 +910,7 @@
                 <w:bCs/>
                 <w:noProof/>
               </w:rPr>
-              <w:t>Architettura Software Corrente</w:t>
+              <w:t>ARCHITETTURA SOFTWARE CORRENTE</w:t>
             </w:r>
             <w:r>
               <w:rPr>
@@ -931,7 +931,7 @@
                 <w:noProof/>
                 <w:webHidden/>
               </w:rPr>
-              <w:instrText xml:space="preserve"> PAGEREF _Toc120617268 \h </w:instrText>
+              <w:instrText xml:space="preserve"> PAGEREF _Toc120639403 \h </w:instrText>
             </w:r>
             <w:r>
               <w:rPr>
@@ -951,7 +951,7 @@
                 <w:noProof/>
                 <w:webHidden/>
               </w:rPr>
-              <w:t>3</w:t>
+              <w:t>4</w:t>
             </w:r>
             <w:r>
               <w:rPr>
@@ -978,7 +978,7 @@
               <w:lang w:eastAsia="it-IT"/>
             </w:rPr>
           </w:pPr>
-          <w:hyperlink w:anchor="_Toc120617269" w:history="1">
+          <w:hyperlink w:anchor="_Toc120639404" w:history="1">
             <w:r>
               <w:rPr>
                 <w:rStyle w:val="Collegamentoipertestuale"/>
@@ -1006,7 +1006,7 @@
                 <w:bCs/>
                 <w:noProof/>
               </w:rPr>
-              <w:t>Architettura Software Proposta</w:t>
+              <w:t>ARCHITETTURA SOFTWARE PROPOSTA</w:t>
             </w:r>
             <w:r>
               <w:rPr>
@@ -1027,7 +1027,7 @@
                 <w:noProof/>
                 <w:webHidden/>
               </w:rPr>
-              <w:instrText xml:space="preserve"> PAGEREF _Toc120617269 \h </w:instrText>
+              <w:instrText xml:space="preserve"> PAGEREF _Toc120639404 \h </w:instrText>
             </w:r>
             <w:r>
               <w:rPr>
@@ -1047,7 +1047,7 @@
                 <w:noProof/>
                 <w:webHidden/>
               </w:rPr>
-              <w:t>3</w:t>
+              <w:t>4</w:t>
             </w:r>
             <w:r>
               <w:rPr>
@@ -1074,7 +1074,7 @@
               <w:lang w:eastAsia="it-IT"/>
             </w:rPr>
           </w:pPr>
-          <w:hyperlink w:anchor="_Toc120617270" w:history="1">
+          <w:hyperlink w:anchor="_Toc120639405" w:history="1">
             <w:r>
               <w:rPr>
                 <w:rStyle w:val="Collegamentoipertestuale"/>
@@ -1102,7 +1102,7 @@
                 <w:bCs/>
                 <w:noProof/>
               </w:rPr>
-              <w:t>Decomposizione in sottosistemi</w:t>
+              <w:t>DECOMPOSIZIONE IN SOTTOSISTEMI</w:t>
             </w:r>
             <w:r>
               <w:rPr>
@@ -1123,7 +1123,7 @@
                 <w:noProof/>
                 <w:webHidden/>
               </w:rPr>
-              <w:instrText xml:space="preserve"> PAGEREF _Toc120617270 \h </w:instrText>
+              <w:instrText xml:space="preserve"> PAGEREF _Toc120639405 \h </w:instrText>
             </w:r>
             <w:r>
               <w:rPr>
@@ -1143,7 +1143,7 @@
                 <w:noProof/>
                 <w:webHidden/>
               </w:rPr>
-              <w:t>4</w:t>
+              <w:t>5</w:t>
             </w:r>
             <w:r>
               <w:rPr>
@@ -1170,7 +1170,7 @@
               <w:lang w:eastAsia="it-IT"/>
             </w:rPr>
           </w:pPr>
-          <w:hyperlink w:anchor="_Toc120617271" w:history="1">
+          <w:hyperlink w:anchor="_Toc120639406" w:history="1">
             <w:r>
               <w:rPr>
                 <w:rStyle w:val="Collegamentoipertestuale"/>
@@ -1198,7 +1198,7 @@
                 <w:bCs/>
                 <w:noProof/>
               </w:rPr>
-              <w:t>Hardware/Software Mapping</w:t>
+              <w:t>HARDWARE/SOFTWARE MAPPING</w:t>
             </w:r>
             <w:r>
               <w:rPr>
@@ -1219,7 +1219,7 @@
                 <w:noProof/>
                 <w:webHidden/>
               </w:rPr>
-              <w:instrText xml:space="preserve"> PAGEREF _Toc120617271 \h </w:instrText>
+              <w:instrText xml:space="preserve"> PAGEREF _Toc120639406 \h </w:instrText>
             </w:r>
             <w:r>
               <w:rPr>
@@ -1266,7 +1266,7 @@
               <w:lang w:eastAsia="it-IT"/>
             </w:rPr>
           </w:pPr>
-          <w:hyperlink w:anchor="_Toc120617272" w:history="1">
+          <w:hyperlink w:anchor="_Toc120639407" w:history="1">
             <w:r>
               <w:rPr>
                 <w:rStyle w:val="Collegamentoipertestuale"/>
@@ -1294,7 +1294,7 @@
                 <w:bCs/>
                 <w:noProof/>
               </w:rPr>
-              <w:t>Dati Persistenti</w:t>
+              <w:t>DATI PERSISTENTI</w:t>
             </w:r>
             <w:r>
               <w:rPr>
@@ -1315,7 +1315,7 @@
                 <w:noProof/>
                 <w:webHidden/>
               </w:rPr>
-              <w:instrText xml:space="preserve"> PAGEREF _Toc120617272 \h </w:instrText>
+              <w:instrText xml:space="preserve"> PAGEREF _Toc120639407 \h </w:instrText>
             </w:r>
             <w:r>
               <w:rPr>
@@ -1335,7 +1335,82 @@
                 <w:noProof/>
                 <w:webHidden/>
               </w:rPr>
-              <w:t>6</w:t>
+              <w:t>7</w:t>
+            </w:r>
+            <w:r>
+              <w:rPr>
+                <w:noProof/>
+                <w:webHidden/>
+              </w:rPr>
+              <w:fldChar w:fldCharType="end"/>
+            </w:r>
+          </w:hyperlink>
+        </w:p>
+        <w:p>
+          <w:pPr>
+            <w:pStyle w:val="Sommario2"/>
+            <w:tabs>
+              <w:tab w:val="right" w:leader="dot" w:pos="9628"/>
+            </w:tabs>
+            <w:rPr>
+              <w:rFonts w:asciiTheme="minorHAnsi" w:eastAsiaTheme="minorEastAsia" w:hAnsiTheme="minorHAnsi" w:cstheme="minorBidi"/>
+              <w:noProof/>
+              <w:kern w:val="0"/>
+              <w:sz w:val="22"/>
+              <w:szCs w:val="22"/>
+              <w:lang w:eastAsia="it-IT"/>
+            </w:rPr>
+          </w:pPr>
+          <w:hyperlink w:anchor="_Toc120639408" w:history="1">
+            <w:r>
+              <w:rPr>
+                <w:rStyle w:val="Collegamentoipertestuale"/>
+                <w:b/>
+                <w:bCs/>
+                <w:noProof/>
+              </w:rPr>
+              <w:t>7.1 DESCRIZIONI DEI DATI PERSISTENTI</w:t>
+            </w:r>
+            <w:r>
+              <w:rPr>
+                <w:noProof/>
+                <w:webHidden/>
+              </w:rPr>
+              <w:tab/>
+            </w:r>
+            <w:r>
+              <w:rPr>
+                <w:noProof/>
+                <w:webHidden/>
+              </w:rPr>
+              <w:fldChar w:fldCharType="begin"/>
+            </w:r>
+            <w:r>
+              <w:rPr>
+                <w:noProof/>
+                <w:webHidden/>
+              </w:rPr>
+              <w:instrText xml:space="preserve"> PAGEREF _Toc120639408 \h </w:instrText>
+            </w:r>
+            <w:r>
+              <w:rPr>
+                <w:noProof/>
+                <w:webHidden/>
+              </w:rPr>
+            </w:r>
+            <w:r>
+              <w:rPr>
+                <w:noProof/>
+                <w:webHidden/>
+              </w:rPr>
+              <w:fldChar w:fldCharType="separate"/>
+            </w:r>
+            <w:r>
+              <w:rPr>
+                <w:noProof/>
+                <w:webHidden/>
+              </w:rPr>
+              <w:t>7</w:t>
             </w:r>
             <w:r>
               <w:rPr>
@@ -1362,7 +1437,7 @@
               <w:lang w:eastAsia="it-IT"/>
             </w:rPr>
           </w:pPr>
-          <w:hyperlink w:anchor="_Toc120617273" w:history="1">
+          <w:hyperlink w:anchor="_Toc120639409" w:history="1">
             <w:r>
               <w:rPr>
                 <w:rStyle w:val="Collegamentoipertestuale"/>
@@ -1390,7 +1465,7 @@
                 <w:bCs/>
                 <w:noProof/>
               </w:rPr>
-              <w:t>Controllo degli Accessi e Sicurezza</w:t>
+              <w:t>CONTROLLO DEGLI ACCESSI E SICUREZZA</w:t>
             </w:r>
             <w:r>
               <w:rPr>
@@ -1411,7 +1486,7 @@
                 <w:noProof/>
                 <w:webHidden/>
               </w:rPr>
-              <w:instrText xml:space="preserve"> PAGEREF _Toc120617273 \h </w:instrText>
+              <w:instrText xml:space="preserve"> PAGEREF _Toc120639409 \h </w:instrText>
             </w:r>
             <w:r>
               <w:rPr>
@@ -1458,7 +1533,7 @@
               <w:lang w:eastAsia="it-IT"/>
             </w:rPr>
           </w:pPr>
-          <w:hyperlink w:anchor="_Toc120617274" w:history="1">
+          <w:hyperlink w:anchor="_Toc120639410" w:history="1">
             <w:r>
               <w:rPr>
                 <w:rStyle w:val="Collegamentoipertestuale"/>
@@ -1486,7 +1561,7 @@
                 <w:bCs/>
                 <w:noProof/>
               </w:rPr>
-              <w:t>Controllo Software Globale</w:t>
+              <w:t>CONTROLLO SOFTWARE GLOBALE</w:t>
             </w:r>
             <w:r>
               <w:rPr>
@@ -1507,7 +1582,7 @@
                 <w:noProof/>
                 <w:webHidden/>
               </w:rPr>
-              <w:instrText xml:space="preserve"> PAGEREF _Toc120617274 \h </w:instrText>
+              <w:instrText xml:space="preserve"> PAGEREF _Toc120639410 \h </w:instrText>
             </w:r>
             <w:r>
               <w:rPr>
@@ -1527,7 +1602,7 @@
                 <w:noProof/>
                 <w:webHidden/>
               </w:rPr>
-              <w:t>9</w:t>
+              <w:t>10</w:t>
             </w:r>
             <w:r>
               <w:rPr>
@@ -1554,7 +1629,7 @@
               <w:lang w:eastAsia="it-IT"/>
             </w:rPr>
           </w:pPr>
-          <w:hyperlink w:anchor="_Toc120617275" w:history="1">
+          <w:hyperlink w:anchor="_Toc120639411" w:history="1">
             <w:r>
               <w:rPr>
                 <w:rStyle w:val="Collegamentoipertestuale"/>
@@ -1582,7 +1657,7 @@
                 <w:bCs/>
                 <w:noProof/>
               </w:rPr>
-              <w:t>Servizi dei Sottosistemi</w:t>
+              <w:t>SERVIZI DEI SOTTOSISTEMI</w:t>
             </w:r>
             <w:r>
               <w:rPr>
@@ -1603,7 +1678,7 @@
                 <w:noProof/>
                 <w:webHidden/>
               </w:rPr>
-              <w:instrText xml:space="preserve"> PAGEREF _Toc120617275 \h </w:instrText>
+              <w:instrText xml:space="preserve"> PAGEREF _Toc120639411 \h </w:instrText>
             </w:r>
             <w:r>
               <w:rPr>
@@ -1822,41 +1897,6 @@
     </w:p>
     <w:p>
       <w:pPr>
-        <w:rPr>
-          <w:lang w:val="en-GB"/>
-        </w:rPr>
-      </w:pPr>
-    </w:p>
-    <w:p>
-      <w:pPr>
-        <w:rPr>
-          <w:lang w:val="en-GB"/>
-        </w:rPr>
-      </w:pPr>
-    </w:p>
-    <w:p>
-      <w:pPr>
-        <w:rPr>
-          <w:lang w:val="en-GB"/>
-        </w:rPr>
-      </w:pPr>
-    </w:p>
-    <w:p>
-      <w:pPr>
-        <w:rPr>
-          <w:lang w:val="en-GB"/>
-        </w:rPr>
-      </w:pPr>
-    </w:p>
-    <w:p>
-      <w:pPr>
-        <w:rPr>
-          <w:lang w:val="en-GB"/>
-        </w:rPr>
-      </w:pPr>
-    </w:p>
-    <w:p>
-      <w:pPr>
         <w:pStyle w:val="Titolo1"/>
         <w:numPr>
           <w:ilvl w:val="0"/>
@@ -1869,7 +1909,7 @@
           <w:color w:val="000000" w:themeColor="text1"/>
         </w:rPr>
       </w:pPr>
-      <w:bookmarkStart w:id="1" w:name="_Toc120617265"/>
+      <w:bookmarkStart w:id="1" w:name="_Toc120639400"/>
       <w:r>
         <w:rPr>
           <w:rFonts w:ascii="Times New Roman" w:hAnsi="Times New Roman" w:cs="Times New Roman"/>
@@ -1877,20 +1917,186 @@
           <w:bCs/>
           <w:color w:val="000000" w:themeColor="text1"/>
         </w:rPr>
-        <w:t>INTRODUCTIO</w:t>
-      </w:r>
-      <w:r>
-        <w:rPr>
-          <w:rFonts w:ascii="Times New Roman" w:hAnsi="Times New Roman" w:cs="Times New Roman"/>
+        <w:lastRenderedPageBreak/>
+        <w:t>INTRODUZIONE</w:t>
+      </w:r>
+      <w:bookmarkEnd w:id="1"/>
+    </w:p>
+    <w:p>
+      <w:pPr>
+        <w:jc w:val="both"/>
+        <w:rPr>
+          <w:sz w:val="28"/>
+          <w:szCs w:val="28"/>
+        </w:rPr>
+      </w:pPr>
+      <w:r>
+        <w:rPr>
+          <w:sz w:val="28"/>
+          <w:szCs w:val="28"/>
+        </w:rPr>
+        <w:t>Edil commerceDesign</w:t>
+      </w:r>
+      <w:r>
+        <w:rPr>
+          <w:sz w:val="28"/>
+          <w:szCs w:val="28"/>
+        </w:rPr>
+        <w:t xml:space="preserve">, e-commerce nel </w:t>
+      </w:r>
+      <w:r>
+        <w:rPr>
           <w:b/>
           <w:bCs/>
-          <w:color w:val="000000" w:themeColor="text1"/>
-        </w:rPr>
-        <w:t>N</w:t>
-      </w:r>
-      <w:bookmarkEnd w:id="1"/>
-    </w:p>
-    <w:p/>
+          <w:i/>
+          <w:iCs/>
+          <w:sz w:val="28"/>
+          <w:szCs w:val="28"/>
+        </w:rPr>
+        <w:t>settore edile</w:t>
+      </w:r>
+      <w:r>
+        <w:rPr>
+          <w:sz w:val="28"/>
+          <w:szCs w:val="28"/>
+        </w:rPr>
+        <w:t xml:space="preserve"> e </w:t>
+      </w:r>
+      <w:r>
+        <w:rPr>
+          <w:b/>
+          <w:bCs/>
+          <w:i/>
+          <w:iCs/>
+          <w:sz w:val="28"/>
+          <w:szCs w:val="28"/>
+        </w:rPr>
+        <w:t>di arredo</w:t>
+      </w:r>
+      <w:r>
+        <w:rPr>
+          <w:sz w:val="28"/>
+          <w:szCs w:val="28"/>
+        </w:rPr>
+        <w:t xml:space="preserve"> nasce dall’esigenza di quei consumatori sprovvisti di un punto di riferimento per i loro acquisti.</w:t>
+      </w:r>
+    </w:p>
+    <w:p>
+      <w:pPr>
+        <w:jc w:val="both"/>
+        <w:rPr>
+          <w:sz w:val="28"/>
+          <w:szCs w:val="28"/>
+        </w:rPr>
+      </w:pPr>
+      <w:r>
+        <w:rPr>
+          <w:sz w:val="28"/>
+          <w:szCs w:val="28"/>
+        </w:rPr>
+        <w:t xml:space="preserve">Si pone l’obbiettivo di aiutare i consumatori con il suo design semplice ed intuitivo, in modo tale da facilitare l’interazione con l’utente e da non confondere durante la ricerca di ciò che si desidera. </w:t>
+      </w:r>
+    </w:p>
+    <w:p>
+      <w:pPr>
+        <w:jc w:val="both"/>
+        <w:rPr>
+          <w:sz w:val="28"/>
+          <w:szCs w:val="28"/>
+        </w:rPr>
+      </w:pPr>
+      <w:r>
+        <w:rPr>
+          <w:sz w:val="28"/>
+          <w:szCs w:val="28"/>
+        </w:rPr>
+        <w:t xml:space="preserve">Edil </w:t>
+      </w:r>
+      <w:r>
+        <w:rPr>
+          <w:sz w:val="28"/>
+          <w:szCs w:val="28"/>
+        </w:rPr>
+        <w:t xml:space="preserve">commerceDesign </w:t>
+      </w:r>
+      <w:r>
+        <w:rPr>
+          <w:sz w:val="28"/>
+          <w:szCs w:val="28"/>
+        </w:rPr>
+        <w:t>corre in soccorso</w:t>
+      </w:r>
+      <w:r>
+        <w:rPr>
+          <w:sz w:val="28"/>
+          <w:szCs w:val="28"/>
+        </w:rPr>
+        <w:t xml:space="preserve"> sia</w:t>
+      </w:r>
+      <w:r>
+        <w:rPr>
+          <w:sz w:val="28"/>
+          <w:szCs w:val="28"/>
+        </w:rPr>
+        <w:t xml:space="preserve"> per </w:t>
+      </w:r>
+      <w:r>
+        <w:rPr>
+          <w:sz w:val="28"/>
+          <w:szCs w:val="28"/>
+        </w:rPr>
+        <w:t>utent</w:t>
+      </w:r>
+      <w:r>
+        <w:rPr>
+          <w:sz w:val="28"/>
+          <w:szCs w:val="28"/>
+        </w:rPr>
+        <w:t>i</w:t>
+      </w:r>
+      <w:r>
+        <w:rPr>
+          <w:sz w:val="28"/>
+          <w:szCs w:val="28"/>
+        </w:rPr>
+        <w:t xml:space="preserve"> professionist</w:t>
+      </w:r>
+      <w:r>
+        <w:rPr>
+          <w:sz w:val="28"/>
+          <w:szCs w:val="28"/>
+        </w:rPr>
+        <w:t>i</w:t>
+      </w:r>
+      <w:r>
+        <w:rPr>
+          <w:sz w:val="28"/>
+          <w:szCs w:val="28"/>
+        </w:rPr>
+        <w:t xml:space="preserve"> nel rifornimento della propria azienda per la realizzazione degli immobili</w:t>
+      </w:r>
+      <w:r>
+        <w:rPr>
+          <w:sz w:val="28"/>
+          <w:szCs w:val="28"/>
+        </w:rPr>
+        <w:t xml:space="preserve"> e si per gli utenti comuni </w:t>
+      </w:r>
+      <w:r>
+        <w:rPr>
+          <w:sz w:val="28"/>
+          <w:szCs w:val="28"/>
+        </w:rPr>
+        <w:t>nella realizzazione di un progetto di arredo</w:t>
+      </w:r>
+      <w:r>
+        <w:rPr>
+          <w:sz w:val="28"/>
+          <w:szCs w:val="28"/>
+        </w:rPr>
+        <w:t>.</w:t>
+      </w:r>
+    </w:p>
     <w:p>
       <w:pPr>
         <w:pStyle w:val="Titolo1"/>
@@ -1905,7 +2111,7 @@
           <w:color w:val="000000" w:themeColor="text1"/>
         </w:rPr>
       </w:pPr>
-      <w:bookmarkStart w:id="2" w:name="_Toc120617266"/>
+      <w:bookmarkStart w:id="2" w:name="_Toc120639401"/>
       <w:r>
         <w:rPr>
           <w:rFonts w:ascii="Times New Roman" w:hAnsi="Times New Roman" w:cs="Times New Roman"/>
@@ -3382,47 +3588,42 @@
           <w:b/>
           <w:bCs/>
           <w:color w:val="000000" w:themeColor="text1"/>
-          <w:sz w:val="28"/>
-          <w:szCs w:val="28"/>
-        </w:rPr>
-      </w:pPr>
-    </w:p>
-    <w:p>
-      <w:pPr>
-        <w:pStyle w:val="Titolo2"/>
-        <w:jc w:val="both"/>
+          <w:sz w:val="32"/>
+          <w:szCs w:val="32"/>
+        </w:rPr>
+      </w:pPr>
+      <w:bookmarkStart w:id="3" w:name="_Toc120639402"/>
+      <w:r>
         <w:rPr>
           <w:rFonts w:ascii="Times New Roman" w:hAnsi="Times New Roman" w:cs="Times New Roman"/>
           <w:b/>
           <w:bCs/>
           <w:color w:val="000000" w:themeColor="text1"/>
-          <w:sz w:val="28"/>
-          <w:szCs w:val="28"/>
-        </w:rPr>
-      </w:pPr>
-    </w:p>
-    <w:p>
-      <w:pPr>
-        <w:pStyle w:val="Titolo2"/>
-        <w:jc w:val="both"/>
+          <w:sz w:val="32"/>
+          <w:szCs w:val="32"/>
+        </w:rPr>
+        <w:lastRenderedPageBreak/>
+        <w:t>1.1</w:t>
+      </w:r>
+      <w:r>
         <w:rPr>
           <w:rFonts w:ascii="Times New Roman" w:hAnsi="Times New Roman" w:cs="Times New Roman"/>
           <w:b/>
           <w:bCs/>
           <w:color w:val="000000" w:themeColor="text1"/>
-          <w:sz w:val="28"/>
-          <w:szCs w:val="28"/>
-        </w:rPr>
-      </w:pPr>
-      <w:bookmarkStart w:id="3" w:name="_Toc120617267"/>
+          <w:sz w:val="32"/>
+          <w:szCs w:val="32"/>
+        </w:rPr>
+        <w:t xml:space="preserve">. </w:t>
+      </w:r>
       <w:r>
         <w:rPr>
           <w:rFonts w:ascii="Times New Roman" w:hAnsi="Times New Roman" w:cs="Times New Roman"/>
           <w:b/>
           <w:bCs/>
           <w:color w:val="000000" w:themeColor="text1"/>
-          <w:sz w:val="28"/>
-          <w:szCs w:val="28"/>
+          <w:sz w:val="32"/>
+          <w:szCs w:val="32"/>
         </w:rPr>
         <w:t>TRADE-OFF</w:t>
       </w:r>
@@ -3461,7 +3662,6 @@
           <w:sz w:val="28"/>
           <w:szCs w:val="28"/>
         </w:rPr>
-        <w:lastRenderedPageBreak/>
         <w:t>Gli sviluppatori implementeranno il sistema in modo tale che possa essere fruibile tramite una lunga lista di dispositivi, impattando sul budget stabilito.</w:t>
       </w:r>
     </w:p>
@@ -3526,7 +3726,7 @@
           <w:color w:val="000000" w:themeColor="text1"/>
         </w:rPr>
       </w:pPr>
-      <w:bookmarkStart w:id="4" w:name="_Toc120617268"/>
+      <w:bookmarkStart w:id="4" w:name="_Toc120639403"/>
       <w:r>
         <w:rPr>
           <w:rFonts w:ascii="Times New Roman" w:hAnsi="Times New Roman" w:cs="Times New Roman"/>
@@ -3534,7 +3734,7 @@
           <w:bCs/>
           <w:color w:val="000000" w:themeColor="text1"/>
         </w:rPr>
-        <w:t>Architettura Software Corrente</w:t>
+        <w:t>ARCHITETTURA SOFTWARE CORRENTE</w:t>
       </w:r>
       <w:bookmarkEnd w:id="4"/>
     </w:p>
@@ -3569,7 +3769,7 @@
           <w:color w:val="000000" w:themeColor="text1"/>
         </w:rPr>
       </w:pPr>
-      <w:bookmarkStart w:id="5" w:name="_Toc120617269"/>
+      <w:bookmarkStart w:id="5" w:name="_Toc120639404"/>
       <w:r>
         <w:rPr>
           <w:rFonts w:ascii="Times New Roman" w:hAnsi="Times New Roman" w:cs="Times New Roman"/>
@@ -3577,7 +3777,7 @@
           <w:bCs/>
           <w:color w:val="000000" w:themeColor="text1"/>
         </w:rPr>
-        <w:t>Architettura Software Proposta</w:t>
+        <w:t>ARCHITETTURA SOFTWARE PROPOSTA</w:t>
       </w:r>
       <w:bookmarkEnd w:id="5"/>
     </w:p>
@@ -3828,96 +4028,118 @@
     <w:p>
       <w:pPr>
         <w:jc w:val="both"/>
+        <w:rPr>
+          <w:sz w:val="28"/>
+          <w:szCs w:val="28"/>
+        </w:rPr>
       </w:pPr>
     </w:p>
     <w:p>
       <w:pPr>
         <w:jc w:val="both"/>
+        <w:rPr>
+          <w:sz w:val="28"/>
+          <w:szCs w:val="28"/>
+        </w:rPr>
       </w:pPr>
     </w:p>
     <w:p>
       <w:pPr>
         <w:jc w:val="both"/>
+        <w:rPr>
+          <w:sz w:val="28"/>
+          <w:szCs w:val="28"/>
+        </w:rPr>
       </w:pPr>
     </w:p>
     <w:p>
       <w:pPr>
         <w:jc w:val="both"/>
+        <w:rPr>
+          <w:sz w:val="28"/>
+          <w:szCs w:val="28"/>
+        </w:rPr>
       </w:pPr>
     </w:p>
     <w:p>
       <w:pPr>
         <w:jc w:val="both"/>
+        <w:rPr>
+          <w:sz w:val="28"/>
+          <w:szCs w:val="28"/>
+        </w:rPr>
       </w:pPr>
     </w:p>
     <w:p>
       <w:pPr>
         <w:jc w:val="both"/>
+        <w:rPr>
+          <w:sz w:val="28"/>
+          <w:szCs w:val="28"/>
+        </w:rPr>
       </w:pPr>
     </w:p>
     <w:p>
       <w:pPr>
         <w:jc w:val="both"/>
+        <w:rPr>
+          <w:sz w:val="28"/>
+          <w:szCs w:val="28"/>
+        </w:rPr>
       </w:pPr>
     </w:p>
     <w:p>
       <w:pPr>
         <w:jc w:val="both"/>
+        <w:rPr>
+          <w:sz w:val="28"/>
+          <w:szCs w:val="28"/>
+        </w:rPr>
       </w:pPr>
     </w:p>
     <w:p>
       <w:pPr>
         <w:jc w:val="both"/>
+        <w:rPr>
+          <w:sz w:val="28"/>
+          <w:szCs w:val="28"/>
+        </w:rPr>
       </w:pPr>
     </w:p>
     <w:p>
       <w:pPr>
         <w:jc w:val="both"/>
+        <w:rPr>
+          <w:sz w:val="28"/>
+          <w:szCs w:val="28"/>
+        </w:rPr>
       </w:pPr>
     </w:p>
     <w:p>
       <w:pPr>
         <w:jc w:val="both"/>
+        <w:rPr>
+          <w:sz w:val="28"/>
+          <w:szCs w:val="28"/>
+        </w:rPr>
       </w:pPr>
     </w:p>
     <w:p>
       <w:pPr>
         <w:jc w:val="both"/>
+        <w:rPr>
+          <w:sz w:val="28"/>
+          <w:szCs w:val="28"/>
+        </w:rPr>
       </w:pPr>
     </w:p>
     <w:p>
       <w:pPr>
         <w:jc w:val="both"/>
-      </w:pPr>
-    </w:p>
-    <w:p>
-      <w:pPr>
-        <w:jc w:val="both"/>
-      </w:pPr>
-    </w:p>
-    <w:p>
-      <w:pPr>
-        <w:jc w:val="both"/>
-      </w:pPr>
-    </w:p>
-    <w:p>
-      <w:pPr>
-        <w:jc w:val="both"/>
-      </w:pPr>
-    </w:p>
-    <w:p>
-      <w:pPr>
-        <w:jc w:val="both"/>
-      </w:pPr>
-    </w:p>
-    <w:p>
-      <w:pPr>
-        <w:jc w:val="both"/>
-      </w:pPr>
-    </w:p>
-    <w:p>
-      <w:pPr>
-        <w:jc w:val="both"/>
+        <w:rPr>
+          <w:sz w:val="28"/>
+          <w:szCs w:val="28"/>
+        </w:rPr>
       </w:pPr>
     </w:p>
     <w:p>
@@ -3935,7 +4157,7 @@
           <w:color w:val="000000" w:themeColor="text1"/>
         </w:rPr>
       </w:pPr>
-      <w:bookmarkStart w:id="6" w:name="_Toc120617270"/>
+      <w:bookmarkStart w:id="6" w:name="_Toc120639405"/>
       <w:r>
         <w:rPr>
           <w:rFonts w:ascii="Times New Roman" w:hAnsi="Times New Roman" w:cs="Times New Roman"/>
@@ -3943,7 +4165,8 @@
           <w:bCs/>
           <w:color w:val="000000" w:themeColor="text1"/>
         </w:rPr>
-        <w:t>Decomposizione in sottosistemi</w:t>
+        <w:lastRenderedPageBreak/>
+        <w:t>DECOMPOSIZIONE IN SOTTOSISTEMI</w:t>
       </w:r>
       <w:bookmarkEnd w:id="6"/>
     </w:p>
@@ -4360,6 +4583,7 @@
                 <w:sz w:val="28"/>
                 <w:szCs w:val="28"/>
               </w:rPr>
+              <w:lastRenderedPageBreak/>
               <w:t>SOTTOSITEMI</w:t>
             </w:r>
           </w:p>
@@ -4595,7 +4819,7 @@
           <w:color w:val="000000" w:themeColor="text1"/>
         </w:rPr>
       </w:pPr>
-      <w:bookmarkStart w:id="7" w:name="_Toc120617271"/>
+      <w:bookmarkStart w:id="7" w:name="_Toc120639406"/>
       <w:r>
         <w:rPr>
           <w:rFonts w:ascii="Times New Roman" w:hAnsi="Times New Roman" w:cs="Times New Roman"/>
@@ -4603,7 +4827,7 @@
           <w:bCs/>
           <w:color w:val="000000" w:themeColor="text1"/>
         </w:rPr>
-        <w:t>Hardware/Software Mapping</w:t>
+        <w:t>HARDWARE/SOFTWARE MAPPING</w:t>
       </w:r>
       <w:bookmarkEnd w:id="7"/>
     </w:p>
@@ -4893,7 +5117,7 @@
           <w:color w:val="000000" w:themeColor="text1"/>
         </w:rPr>
       </w:pPr>
-      <w:bookmarkStart w:id="8" w:name="_Toc120617272"/>
+      <w:bookmarkStart w:id="8" w:name="_Toc120639407"/>
       <w:r>
         <w:rPr>
           <w:rFonts w:ascii="Times New Roman" w:hAnsi="Times New Roman" w:cs="Times New Roman"/>
@@ -4902,7 +5126,7 @@
           <w:color w:val="000000" w:themeColor="text1"/>
         </w:rPr>
         <w:lastRenderedPageBreak/>
-        <w:t>Dati Persistenti</w:t>
+        <w:t>DATI PERSISTENTI</w:t>
       </w:r>
       <w:bookmarkEnd w:id="8"/>
     </w:p>
@@ -5005,22 +5229,29 @@
     </w:p>
     <w:p>
       <w:pPr>
-        <w:rPr>
+        <w:pStyle w:val="Titolo2"/>
+        <w:rPr>
+          <w:rFonts w:ascii="Times New Roman" w:hAnsi="Times New Roman" w:cs="Times New Roman"/>
           <w:b/>
           <w:bCs/>
+          <w:color w:val="000000" w:themeColor="text1"/>
           <w:sz w:val="32"/>
           <w:szCs w:val="32"/>
         </w:rPr>
       </w:pPr>
-      <w:r>
-        <w:rPr>
+      <w:bookmarkStart w:id="9" w:name="_Toc120639408"/>
+      <w:r>
+        <w:rPr>
+          <w:rFonts w:ascii="Times New Roman" w:hAnsi="Times New Roman" w:cs="Times New Roman"/>
           <w:b/>
           <w:bCs/>
+          <w:color w:val="000000" w:themeColor="text1"/>
           <w:sz w:val="32"/>
           <w:szCs w:val="32"/>
         </w:rPr>
-        <w:t>Descrizioni dei Dati Persistenti</w:t>
-      </w:r>
+        <w:t>7.1 DESCRIZIONI DEI DATI PERSISTENTI</w:t>
+      </w:r>
+      <w:bookmarkEnd w:id="9"/>
     </w:p>
     <w:tbl>
       <w:tblPr>
@@ -5098,7 +5329,7 @@
                 <w:szCs w:val="28"/>
               </w:rPr>
             </w:pPr>
-            <w:bookmarkStart w:id="9" w:name="_Hlk120615348"/>
+            <w:bookmarkStart w:id="10" w:name="_Hlk120615348"/>
             <w:r>
               <w:rPr>
                 <w:sz w:val="28"/>
@@ -5570,7 +5801,7 @@
           </w:p>
         </w:tc>
       </w:tr>
-      <w:bookmarkEnd w:id="9"/>
+      <w:bookmarkEnd w:id="10"/>
     </w:tbl>
     <w:p>
       <w:pPr>
@@ -5878,8 +6109,16 @@
           <w:szCs w:val="28"/>
         </w:rPr>
         <w:tab/>
+      </w:r>
+      <w:proofErr w:type="spellStart"/>
+      <w:r>
+        <w:rPr>
+          <w:sz w:val="28"/>
+          <w:szCs w:val="28"/>
+        </w:rPr>
         <w:t>char</w:t>
       </w:r>
+      <w:proofErr w:type="spellEnd"/>
       <w:r>
         <w:rPr>
           <w:sz w:val="28"/>
@@ -5901,14 +6140,7 @@
           <w:szCs w:val="28"/>
         </w:rPr>
         <w:tab/>
-        <w:t xml:space="preserve">  </w:t>
-      </w:r>
-      <w:r>
-        <w:rPr>
-          <w:sz w:val="28"/>
-          <w:szCs w:val="28"/>
-        </w:rPr>
-        <w:t>(</w:t>
+        <w:t xml:space="preserve">  (</w:t>
       </w:r>
       <w:proofErr w:type="gramEnd"/>
       <w:r>
@@ -6485,14 +6717,7 @@
           <w:sz w:val="28"/>
           <w:szCs w:val="28"/>
         </w:rPr>
-        <w:t xml:space="preserve"> </w:t>
-      </w:r>
-      <w:r>
-        <w:rPr>
-          <w:sz w:val="28"/>
-          <w:szCs w:val="28"/>
-        </w:rPr>
-        <w:t>(</w:t>
+        <w:t xml:space="preserve"> (</w:t>
       </w:r>
       <w:proofErr w:type="gramEnd"/>
       <w:r>
@@ -7745,22 +7970,21 @@
           <w:szCs w:val="28"/>
         </w:rPr>
         <w:tab/>
-      </w:r>
-      <w:proofErr w:type="gramStart"/>
-      <w:r>
-        <w:rPr>
-          <w:sz w:val="28"/>
-          <w:szCs w:val="28"/>
-        </w:rPr>
-        <w:t>varchar(</w:t>
-      </w:r>
-      <w:proofErr w:type="gramEnd"/>
-      <w:r>
-        <w:rPr>
-          <w:sz w:val="28"/>
-          <w:szCs w:val="28"/>
-        </w:rPr>
-        <w:t>20)</w:t>
+        <w:t>varchar</w:t>
+      </w:r>
+      <w:r>
+        <w:rPr>
+          <w:sz w:val="28"/>
+          <w:szCs w:val="28"/>
+        </w:rPr>
+        <w:t xml:space="preserve"> </w:t>
+      </w:r>
+      <w:r>
+        <w:rPr>
+          <w:sz w:val="28"/>
+          <w:szCs w:val="28"/>
+        </w:rPr>
+        <w:t>(20)</w:t>
       </w:r>
       <w:r>
         <w:rPr>
@@ -7832,21 +8056,26 @@
         </w:rPr>
         <w:t xml:space="preserve">          </w:t>
       </w:r>
-      <w:proofErr w:type="gramStart"/>
-      <w:r>
-        <w:rPr>
-          <w:sz w:val="28"/>
-          <w:szCs w:val="28"/>
-        </w:rPr>
-        <w:t>varchar(</w:t>
-      </w:r>
-      <w:proofErr w:type="gramEnd"/>
-      <w:r>
-        <w:rPr>
-          <w:sz w:val="28"/>
-          <w:szCs w:val="28"/>
-        </w:rPr>
-        <w:t>20)</w:t>
+      <w:r>
+        <w:rPr>
+          <w:sz w:val="28"/>
+          <w:szCs w:val="28"/>
+        </w:rPr>
+        <w:t>varchar</w:t>
+      </w:r>
+      <w:r>
+        <w:rPr>
+          <w:sz w:val="28"/>
+          <w:szCs w:val="28"/>
+        </w:rPr>
+        <w:t xml:space="preserve"> </w:t>
+      </w:r>
+      <w:r>
+        <w:rPr>
+          <w:sz w:val="28"/>
+          <w:szCs w:val="28"/>
+        </w:rPr>
+        <w:t>(20)</w:t>
       </w:r>
       <w:r>
         <w:rPr>
@@ -7890,6 +8119,7 @@
           <w:szCs w:val="28"/>
         </w:rPr>
       </w:pPr>
+      <w:proofErr w:type="gramStart"/>
       <w:r>
         <w:rPr>
           <w:sz w:val="28"/>
@@ -7897,49 +8127,49 @@
         </w:rPr>
         <w:t>email</w:t>
       </w:r>
-      <w:r>
-        <w:rPr>
-          <w:sz w:val="28"/>
-          <w:szCs w:val="28"/>
-        </w:rPr>
-        <w:tab/>
-      </w:r>
-      <w:r>
-        <w:rPr>
-          <w:sz w:val="28"/>
-          <w:szCs w:val="28"/>
-        </w:rPr>
-        <w:tab/>
-      </w:r>
-      <w:r>
-        <w:rPr>
-          <w:sz w:val="28"/>
-          <w:szCs w:val="28"/>
-        </w:rPr>
-        <w:tab/>
-      </w:r>
-      <w:r>
-        <w:rPr>
-          <w:sz w:val="28"/>
-          <w:szCs w:val="28"/>
-        </w:rPr>
-        <w:tab/>
-      </w:r>
-      <w:proofErr w:type="gramStart"/>
-      <w:r>
-        <w:rPr>
-          <w:sz w:val="28"/>
-          <w:szCs w:val="28"/>
-        </w:rPr>
-        <w:t>varchar(</w:t>
-      </w:r>
       <w:proofErr w:type="gramEnd"/>
       <w:r>
         <w:rPr>
           <w:sz w:val="28"/>
           <w:szCs w:val="28"/>
         </w:rPr>
-        <w:t>50)</w:t>
+        <w:tab/>
+      </w:r>
+      <w:r>
+        <w:rPr>
+          <w:sz w:val="28"/>
+          <w:szCs w:val="28"/>
+        </w:rPr>
+        <w:tab/>
+      </w:r>
+      <w:r>
+        <w:rPr>
+          <w:sz w:val="28"/>
+          <w:szCs w:val="28"/>
+        </w:rPr>
+        <w:tab/>
+      </w:r>
+      <w:r>
+        <w:rPr>
+          <w:sz w:val="28"/>
+          <w:szCs w:val="28"/>
+        </w:rPr>
+        <w:tab/>
+        <w:t>varchar</w:t>
+      </w:r>
+      <w:r>
+        <w:rPr>
+          <w:sz w:val="28"/>
+          <w:szCs w:val="28"/>
+        </w:rPr>
+        <w:t xml:space="preserve"> </w:t>
+      </w:r>
+      <w:r>
+        <w:rPr>
+          <w:sz w:val="28"/>
+          <w:szCs w:val="28"/>
+        </w:rPr>
+        <w:t>(50)</w:t>
       </w:r>
       <w:r>
         <w:rPr>
@@ -8010,22 +8240,21 @@
           <w:szCs w:val="28"/>
         </w:rPr>
         <w:tab/>
-      </w:r>
-      <w:proofErr w:type="gramStart"/>
-      <w:r>
-        <w:rPr>
-          <w:sz w:val="28"/>
-          <w:szCs w:val="28"/>
-        </w:rPr>
-        <w:t>varchar(</w:t>
-      </w:r>
-      <w:proofErr w:type="gramEnd"/>
-      <w:r>
-        <w:rPr>
-          <w:sz w:val="28"/>
-          <w:szCs w:val="28"/>
-        </w:rPr>
-        <w:t>20)</w:t>
+        <w:t>varchar</w:t>
+      </w:r>
+      <w:r>
+        <w:rPr>
+          <w:sz w:val="28"/>
+          <w:szCs w:val="28"/>
+        </w:rPr>
+        <w:t xml:space="preserve"> </w:t>
+      </w:r>
+      <w:r>
+        <w:rPr>
+          <w:sz w:val="28"/>
+          <w:szCs w:val="28"/>
+        </w:rPr>
+        <w:t>(20)</w:t>
       </w:r>
       <w:r>
         <w:rPr>
@@ -8096,22 +8325,21 @@
           <w:szCs w:val="28"/>
         </w:rPr>
         <w:tab/>
-      </w:r>
-      <w:proofErr w:type="gramStart"/>
-      <w:r>
-        <w:rPr>
-          <w:sz w:val="28"/>
-          <w:szCs w:val="28"/>
-        </w:rPr>
-        <w:t>varchar(</w:t>
-      </w:r>
-      <w:proofErr w:type="gramEnd"/>
-      <w:r>
-        <w:rPr>
-          <w:sz w:val="28"/>
-          <w:szCs w:val="28"/>
-        </w:rPr>
-        <w:t>100)</w:t>
+        <w:t>varchar</w:t>
+      </w:r>
+      <w:r>
+        <w:rPr>
+          <w:sz w:val="28"/>
+          <w:szCs w:val="28"/>
+        </w:rPr>
+        <w:t xml:space="preserve"> </w:t>
+      </w:r>
+      <w:r>
+        <w:rPr>
+          <w:sz w:val="28"/>
+          <w:szCs w:val="28"/>
+        </w:rPr>
+        <w:t>(100)</w:t>
       </w:r>
       <w:r>
         <w:rPr>
@@ -8148,12 +8376,21 @@
           <w:szCs w:val="28"/>
         </w:rPr>
       </w:pPr>
-      <w:r>
-        <w:rPr>
-          <w:sz w:val="28"/>
-          <w:szCs w:val="28"/>
-        </w:rPr>
-        <w:t>citta </w:t>
+      <w:proofErr w:type="gramStart"/>
+      <w:r>
+        <w:rPr>
+          <w:sz w:val="28"/>
+          <w:szCs w:val="28"/>
+        </w:rPr>
+        <w:t>citta</w:t>
+      </w:r>
+      <w:proofErr w:type="gramEnd"/>
+      <w:r>
+        <w:rPr>
+          <w:sz w:val="28"/>
+          <w:szCs w:val="28"/>
+        </w:rPr>
+        <w:t> </w:t>
       </w:r>
       <w:r>
         <w:rPr>
@@ -8184,21 +8421,26 @@
         </w:rPr>
         <w:t xml:space="preserve">      </w:t>
       </w:r>
-      <w:proofErr w:type="gramStart"/>
-      <w:r>
-        <w:rPr>
-          <w:sz w:val="28"/>
-          <w:szCs w:val="28"/>
-        </w:rPr>
-        <w:t>varchar(</w:t>
-      </w:r>
-      <w:proofErr w:type="gramEnd"/>
-      <w:r>
-        <w:rPr>
-          <w:sz w:val="28"/>
-          <w:szCs w:val="28"/>
-        </w:rPr>
-        <w:t>20)</w:t>
+      <w:r>
+        <w:rPr>
+          <w:sz w:val="28"/>
+          <w:szCs w:val="28"/>
+        </w:rPr>
+        <w:t>varchar</w:t>
+      </w:r>
+      <w:r>
+        <w:rPr>
+          <w:sz w:val="28"/>
+          <w:szCs w:val="28"/>
+        </w:rPr>
+        <w:t xml:space="preserve"> </w:t>
+      </w:r>
+      <w:r>
+        <w:rPr>
+          <w:sz w:val="28"/>
+          <w:szCs w:val="28"/>
+        </w:rPr>
+        <w:t>(20)</w:t>
       </w:r>
       <w:r>
         <w:rPr>
@@ -8276,22 +8518,21 @@
           <w:szCs w:val="28"/>
         </w:rPr>
         <w:tab/>
-      </w:r>
-      <w:proofErr w:type="gramStart"/>
-      <w:r>
-        <w:rPr>
-          <w:sz w:val="28"/>
-          <w:szCs w:val="28"/>
-        </w:rPr>
-        <w:t>varchar(</w:t>
-      </w:r>
-      <w:proofErr w:type="gramEnd"/>
-      <w:r>
-        <w:rPr>
-          <w:sz w:val="28"/>
-          <w:szCs w:val="28"/>
-        </w:rPr>
-        <w:t>20)</w:t>
+        <w:t>varchar</w:t>
+      </w:r>
+      <w:r>
+        <w:rPr>
+          <w:sz w:val="28"/>
+          <w:szCs w:val="28"/>
+        </w:rPr>
+        <w:t xml:space="preserve"> </w:t>
+      </w:r>
+      <w:r>
+        <w:rPr>
+          <w:sz w:val="28"/>
+          <w:szCs w:val="28"/>
+        </w:rPr>
+        <w:t>(20)</w:t>
       </w:r>
       <w:r>
         <w:rPr>
@@ -8369,22 +8610,21 @@
           <w:szCs w:val="28"/>
         </w:rPr>
         <w:tab/>
-      </w:r>
-      <w:proofErr w:type="gramStart"/>
-      <w:r>
-        <w:rPr>
-          <w:sz w:val="28"/>
-          <w:szCs w:val="28"/>
-        </w:rPr>
-        <w:t>varchar(</w:t>
-      </w:r>
-      <w:proofErr w:type="gramEnd"/>
-      <w:r>
-        <w:rPr>
-          <w:sz w:val="28"/>
-          <w:szCs w:val="28"/>
-        </w:rPr>
-        <w:t>20)</w:t>
+        <w:t>varchar</w:t>
+      </w:r>
+      <w:r>
+        <w:rPr>
+          <w:sz w:val="28"/>
+          <w:szCs w:val="28"/>
+        </w:rPr>
+        <w:t xml:space="preserve"> </w:t>
+      </w:r>
+      <w:r>
+        <w:rPr>
+          <w:sz w:val="28"/>
+          <w:szCs w:val="28"/>
+        </w:rPr>
+        <w:t>(20)</w:t>
       </w:r>
       <w:r>
         <w:rPr>
@@ -8572,7 +8812,14 @@
           <w:sz w:val="28"/>
           <w:szCs w:val="28"/>
         </w:rPr>
-        <w:t>numeroPagamento</w:t>
+        <w:t>numero</w:t>
+      </w:r>
+      <w:r>
+        <w:rPr>
+          <w:sz w:val="28"/>
+          <w:szCs w:val="28"/>
+        </w:rPr>
+        <w:t>Ordine</w:t>
       </w:r>
       <w:proofErr w:type="spellEnd"/>
       <w:proofErr w:type="gramEnd"/>
@@ -8581,7 +8828,14 @@
           <w:sz w:val="28"/>
           <w:szCs w:val="28"/>
         </w:rPr>
-        <w:t xml:space="preserve">      </w:t>
+        <w:t xml:space="preserve">  </w:t>
+      </w:r>
+      <w:r>
+        <w:rPr>
+          <w:sz w:val="28"/>
+          <w:szCs w:val="28"/>
+        </w:rPr>
+        <w:t xml:space="preserve">     </w:t>
       </w:r>
       <w:r>
         <w:rPr>
@@ -8689,22 +8943,21 @@
           <w:szCs w:val="28"/>
         </w:rPr>
         <w:tab/>
-      </w:r>
-      <w:proofErr w:type="gramStart"/>
-      <w:r>
-        <w:rPr>
-          <w:sz w:val="28"/>
-          <w:szCs w:val="28"/>
-        </w:rPr>
-        <w:t>varchar(</w:t>
-      </w:r>
-      <w:proofErr w:type="gramEnd"/>
-      <w:r>
-        <w:rPr>
-          <w:sz w:val="28"/>
-          <w:szCs w:val="28"/>
-        </w:rPr>
-        <w:t>100)</w:t>
+        <w:t>varchar</w:t>
+      </w:r>
+      <w:r>
+        <w:rPr>
+          <w:sz w:val="28"/>
+          <w:szCs w:val="28"/>
+        </w:rPr>
+        <w:t xml:space="preserve"> </w:t>
+      </w:r>
+      <w:r>
+        <w:rPr>
+          <w:sz w:val="28"/>
+          <w:szCs w:val="28"/>
+        </w:rPr>
+        <w:t>(100)</w:t>
       </w:r>
       <w:r>
         <w:rPr>
@@ -8769,21 +9022,26 @@
         </w:rPr>
         <w:tab/>
       </w:r>
-      <w:proofErr w:type="gramStart"/>
-      <w:r>
-        <w:rPr>
-          <w:sz w:val="28"/>
-          <w:szCs w:val="28"/>
-        </w:rPr>
-        <w:t>varchar(</w:t>
-      </w:r>
-      <w:proofErr w:type="gramEnd"/>
-      <w:r>
-        <w:rPr>
-          <w:sz w:val="28"/>
-          <w:szCs w:val="28"/>
-        </w:rPr>
-        <w:t>100)</w:t>
+      <w:r>
+        <w:rPr>
+          <w:sz w:val="28"/>
+          <w:szCs w:val="28"/>
+        </w:rPr>
+        <w:t>varchar</w:t>
+      </w:r>
+      <w:r>
+        <w:rPr>
+          <w:sz w:val="28"/>
+          <w:szCs w:val="28"/>
+        </w:rPr>
+        <w:t xml:space="preserve"> </w:t>
+      </w:r>
+      <w:r>
+        <w:rPr>
+          <w:sz w:val="28"/>
+          <w:szCs w:val="28"/>
+        </w:rPr>
+        <w:t>(100)</w:t>
       </w:r>
       <w:r>
         <w:rPr>
@@ -8850,13 +9108,22 @@
         </w:rPr>
         <w:tab/>
       </w:r>
+      <w:proofErr w:type="spellStart"/>
       <w:proofErr w:type="gramStart"/>
       <w:r>
         <w:rPr>
           <w:sz w:val="28"/>
           <w:szCs w:val="28"/>
         </w:rPr>
-        <w:t>char(</w:t>
+        <w:t>char</w:t>
+      </w:r>
+      <w:proofErr w:type="spellEnd"/>
+      <w:r>
+        <w:rPr>
+          <w:sz w:val="28"/>
+          <w:szCs w:val="28"/>
+        </w:rPr>
+        <w:t>(</w:t>
       </w:r>
       <w:proofErr w:type="gramEnd"/>
       <w:r>
@@ -9149,21 +9416,26 @@
         </w:rPr>
         <w:t xml:space="preserve">     </w:t>
       </w:r>
-      <w:proofErr w:type="gramStart"/>
       <w:r>
         <w:rPr>
           <w:sz w:val="32"/>
           <w:szCs w:val="32"/>
         </w:rPr>
-        <w:t>varchar(</w:t>
-      </w:r>
-      <w:proofErr w:type="gramEnd"/>
+        <w:t>varchar</w:t>
+      </w:r>
       <w:r>
         <w:rPr>
           <w:sz w:val="32"/>
           <w:szCs w:val="32"/>
         </w:rPr>
-        <w:t xml:space="preserve">20)   </w:t>
+        <w:t xml:space="preserve"> </w:t>
+      </w:r>
+      <w:r>
+        <w:rPr>
+          <w:sz w:val="32"/>
+          <w:szCs w:val="32"/>
+        </w:rPr>
+        <w:t xml:space="preserve">(20)   </w:t>
       </w:r>
       <w:r>
         <w:rPr>
@@ -9377,7 +9649,22 @@
           <w:szCs w:val="32"/>
         </w:rPr>
         <w:tab/>
-        <w:t>char(5)</w:t>
+      </w:r>
+      <w:proofErr w:type="spellStart"/>
+      <w:r>
+        <w:rPr>
+          <w:sz w:val="32"/>
+          <w:szCs w:val="32"/>
+        </w:rPr>
+        <w:t>char</w:t>
+      </w:r>
+      <w:proofErr w:type="spellEnd"/>
+      <w:r>
+        <w:rPr>
+          <w:sz w:val="32"/>
+          <w:szCs w:val="32"/>
+        </w:rPr>
+        <w:t>(5)</w:t>
       </w:r>
       <w:r>
         <w:rPr>
@@ -9562,7 +9849,22 @@
           <w:szCs w:val="28"/>
         </w:rPr>
         <w:tab/>
-        <w:t>char(5)</w:t>
+      </w:r>
+      <w:proofErr w:type="spellStart"/>
+      <w:r>
+        <w:rPr>
+          <w:sz w:val="28"/>
+          <w:szCs w:val="28"/>
+        </w:rPr>
+        <w:t>char</w:t>
+      </w:r>
+      <w:proofErr w:type="spellEnd"/>
+      <w:r>
+        <w:rPr>
+          <w:sz w:val="28"/>
+          <w:szCs w:val="28"/>
+        </w:rPr>
+        <w:t>(5)</w:t>
       </w:r>
       <w:r>
         <w:rPr>
@@ -9684,12 +9986,6 @@
           <w:szCs w:val="28"/>
         </w:rPr>
         <w:tab/>
-      </w:r>
-      <w:r>
-        <w:rPr>
-          <w:sz w:val="28"/>
-          <w:szCs w:val="28"/>
-        </w:rPr>
         <w:t>(PK/FK)</w:t>
       </w:r>
       <w:r>
@@ -9989,7 +10285,7 @@
           <w:color w:val="000000" w:themeColor="text1"/>
         </w:rPr>
       </w:pPr>
-      <w:bookmarkStart w:id="10" w:name="_Toc120617273"/>
+      <w:bookmarkStart w:id="11" w:name="_Toc120639409"/>
       <w:r>
         <w:rPr>
           <w:rFonts w:ascii="Times New Roman" w:hAnsi="Times New Roman" w:cs="Times New Roman"/>
@@ -9997,36 +10293,9 @@
           <w:bCs/>
           <w:color w:val="000000" w:themeColor="text1"/>
         </w:rPr>
-        <w:t>Co</w:t>
-      </w:r>
-      <w:r>
-        <w:rPr>
-          <w:rFonts w:ascii="Times New Roman" w:hAnsi="Times New Roman" w:cs="Times New Roman"/>
-          <w:b/>
-          <w:bCs/>
-          <w:color w:val="000000" w:themeColor="text1"/>
-        </w:rPr>
-        <w:t>n</w:t>
-      </w:r>
-      <w:r>
-        <w:rPr>
-          <w:rFonts w:ascii="Times New Roman" w:hAnsi="Times New Roman" w:cs="Times New Roman"/>
-          <w:b/>
-          <w:bCs/>
-          <w:color w:val="000000" w:themeColor="text1"/>
-        </w:rPr>
-        <w:t>trollo</w:t>
-      </w:r>
-      <w:r>
-        <w:rPr>
-          <w:rFonts w:ascii="Times New Roman" w:hAnsi="Times New Roman" w:cs="Times New Roman"/>
-          <w:b/>
-          <w:bCs/>
-          <w:color w:val="000000" w:themeColor="text1"/>
-        </w:rPr>
-        <w:t xml:space="preserve"> degli Accessi e Sicurezza</w:t>
-      </w:r>
-      <w:bookmarkEnd w:id="10"/>
+        <w:t>CONTROLLO DEGLI ACCESSI E SICUREZZA</w:t>
+      </w:r>
+      <w:bookmarkEnd w:id="11"/>
     </w:p>
     <w:p>
       <w:pPr>
@@ -11540,7 +11809,7 @@
           <w:color w:val="000000" w:themeColor="text1"/>
         </w:rPr>
       </w:pPr>
-      <w:bookmarkStart w:id="11" w:name="_Toc120617274"/>
+      <w:bookmarkStart w:id="12" w:name="_Toc120639410"/>
       <w:r>
         <w:rPr>
           <w:rFonts w:ascii="Times New Roman" w:hAnsi="Times New Roman" w:cs="Times New Roman"/>
@@ -11548,12 +11817,13 @@
           <w:bCs/>
           <w:color w:val="000000" w:themeColor="text1"/>
         </w:rPr>
-        <w:t>Controllo Software Globale</w:t>
-      </w:r>
-      <w:bookmarkEnd w:id="11"/>
-    </w:p>
-    <w:p>
-      <w:pPr>
+        <w:t>CONTROLLO SOFTWARE GLOBALE</w:t>
+      </w:r>
+      <w:bookmarkEnd w:id="12"/>
+    </w:p>
+    <w:p>
+      <w:pPr>
+        <w:jc w:val="both"/>
         <w:rPr>
           <w:sz w:val="28"/>
           <w:szCs w:val="28"/>
@@ -11692,7 +11962,7 @@
           <w:color w:val="000000" w:themeColor="text1"/>
         </w:rPr>
       </w:pPr>
-      <w:bookmarkStart w:id="12" w:name="_Toc120617275"/>
+      <w:bookmarkStart w:id="13" w:name="_Toc120639411"/>
       <w:r>
         <w:rPr>
           <w:rFonts w:ascii="Times New Roman" w:hAnsi="Times New Roman" w:cs="Times New Roman"/>
@@ -11700,9 +11970,9 @@
           <w:bCs/>
           <w:color w:val="000000" w:themeColor="text1"/>
         </w:rPr>
-        <w:t>Servizi dei Sottosistemi</w:t>
-      </w:r>
-      <w:bookmarkEnd w:id="12"/>
+        <w:t>SERVIZI DEI SOTTOSISTEMI</w:t>
+      </w:r>
+      <w:bookmarkEnd w:id="13"/>
     </w:p>
     <w:p/>
     <w:tbl>

--- a/Deliverables/Edil CommerceDesign_SDD.docx
+++ b/Deliverables/Edil CommerceDesign_SDD.docx
@@ -563,6 +563,15 @@
     </w:p>
     <w:sdt>
       <w:sdtPr>
+        <w:rPr>
+          <w:rFonts w:ascii="Times New Roman" w:eastAsia="Lucida Sans Unicode" w:hAnsi="Times New Roman" w:cs="Times New Roman"/>
+          <w:color w:val="0563C1" w:themeColor="hyperlink"/>
+          <w:kern w:val="1"/>
+          <w:sz w:val="24"/>
+          <w:szCs w:val="24"/>
+          <w:u w:val="single"/>
+          <w:lang w:eastAsia="en-US"/>
+        </w:rPr>
         <w:id w:val="1632748221"/>
         <w:docPartObj>
           <w:docPartGallery w:val="Table of Contents"/>
@@ -571,14 +580,10 @@
       </w:sdtPr>
       <w:sdtEndPr>
         <w:rPr>
-          <w:rFonts w:ascii="Times New Roman" w:eastAsia="Lucida Sans Unicode" w:hAnsi="Times New Roman" w:cs="Times New Roman"/>
           <w:b/>
           <w:bCs/>
           <w:color w:val="auto"/>
-          <w:kern w:val="1"/>
-          <w:sz w:val="24"/>
-          <w:szCs w:val="24"/>
-          <w:lang w:eastAsia="en-US"/>
+          <w:u w:val="none"/>
         </w:rPr>
       </w:sdtEndPr>
       <w:sdtContent>
@@ -2010,14 +2015,7 @@
           <w:sz w:val="28"/>
           <w:szCs w:val="28"/>
         </w:rPr>
-        <w:t xml:space="preserve">Edil </w:t>
-      </w:r>
-      <w:r>
-        <w:rPr>
-          <w:sz w:val="28"/>
-          <w:szCs w:val="28"/>
-        </w:rPr>
-        <w:t xml:space="preserve">commerceDesign </w:t>
+        <w:t xml:space="preserve">Edil commerceDesign </w:t>
       </w:r>
       <w:r>
         <w:rPr>
@@ -4260,14 +4258,11 @@
         <w:jc w:val="both"/>
       </w:pPr>
       <w:r>
-        <w:rPr>
-          <w:noProof/>
-        </w:rPr>
         <w:drawing>
-          <wp:inline distT="0" distB="0" distL="0" distR="0" wp14:anchorId="1704FF88" wp14:editId="4A6D0440">
-            <wp:extent cx="6120130" cy="1647190"/>
+          <wp:inline distT="0" distB="0" distL="0" distR="0" wp14:anchorId="53934F5A" wp14:editId="6C26D911">
+            <wp:extent cx="6120130" cy="1617980"/>
             <wp:effectExtent l="0" t="0" r="0" b="0"/>
-            <wp:docPr id="2" name="Immagine 2"/>
+            <wp:docPr id="4" name="Immagine 4"/>
             <wp:cNvGraphicFramePr>
               <a:graphicFrameLocks xmlns:a="http://schemas.openxmlformats.org/drawingml/2006/main" noChangeAspect="1"/>
             </wp:cNvGraphicFramePr>
@@ -4287,7 +4282,7 @@
                   <pic:spPr>
                     <a:xfrm>
                       <a:off x="0" y="0"/>
-                      <a:ext cx="6120130" cy="1647190"/>
+                      <a:ext cx="6120130" cy="1617980"/>
                     </a:xfrm>
                     <a:prstGeom prst="rect">
                       <a:avLst/>
@@ -4445,7 +4440,6 @@
           <w:szCs w:val="32"/>
         </w:rPr>
       </w:pPr>
-      <w:proofErr w:type="spellStart"/>
       <w:r>
         <w:rPr>
           <w:b/>
@@ -4455,19 +4449,7 @@
           <w:sz w:val="32"/>
           <w:szCs w:val="32"/>
         </w:rPr>
-        <w:t>DataStorage</w:t>
-      </w:r>
-      <w:proofErr w:type="spellEnd"/>
-      <w:r>
-        <w:rPr>
-          <w:b/>
-          <w:bCs/>
-          <w:i/>
-          <w:iCs/>
-          <w:sz w:val="32"/>
-          <w:szCs w:val="32"/>
-        </w:rPr>
-        <w:t xml:space="preserve"> Layer</w:t>
+        <w:t>DataStorage Layer</w:t>
       </w:r>
     </w:p>
     <w:p>
@@ -4635,7 +4617,35 @@
                 <w:sz w:val="28"/>
                 <w:szCs w:val="28"/>
               </w:rPr>
-              <w:t>comprende le funzionalità di Login, registrazione, visualizza/modifica          informazioni personali.</w:t>
+              <w:t>comprende le funzionalità di Login, registrazione, visualizza/modifica</w:t>
+            </w:r>
+            <w:r>
+              <w:rPr>
+                <w:sz w:val="28"/>
+                <w:szCs w:val="28"/>
+              </w:rPr>
+              <w:t xml:space="preserve"> </w:t>
+            </w:r>
+            <w:r>
+              <w:rPr>
+                <w:sz w:val="28"/>
+                <w:szCs w:val="28"/>
+              </w:rPr>
+              <w:t>informazioni personali</w:t>
+            </w:r>
+            <w:r>
+              <w:rPr>
+                <w:sz w:val="28"/>
+                <w:szCs w:val="28"/>
+              </w:rPr>
+              <w:t xml:space="preserve"> (anagrafica/recensioni/ordine)</w:t>
+            </w:r>
+            <w:r>
+              <w:rPr>
+                <w:sz w:val="28"/>
+                <w:szCs w:val="28"/>
+              </w:rPr>
+              <w:t>.</w:t>
             </w:r>
           </w:p>
         </w:tc>
@@ -4714,7 +4724,16 @@
                 <w:sz w:val="28"/>
                 <w:szCs w:val="28"/>
               </w:rPr>
-              <w:t>Gestione Checkout</w:t>
+              <w:t xml:space="preserve">Gestione </w:t>
+            </w:r>
+            <w:r>
+              <w:rPr>
+                <w:b/>
+                <w:bCs/>
+                <w:sz w:val="28"/>
+                <w:szCs w:val="28"/>
+              </w:rPr>
+              <w:t>Ordine</w:t>
             </w:r>
           </w:p>
         </w:tc>
@@ -4768,7 +4787,16 @@
                 <w:sz w:val="28"/>
                 <w:szCs w:val="28"/>
               </w:rPr>
-              <w:t>Gestione Ordine</w:t>
+              <w:t xml:space="preserve">Gestione </w:t>
+            </w:r>
+            <w:r>
+              <w:rPr>
+                <w:b/>
+                <w:bCs/>
+                <w:sz w:val="28"/>
+                <w:szCs w:val="28"/>
+              </w:rPr>
+              <w:t>Carrello</w:t>
             </w:r>
           </w:p>
         </w:tc>
@@ -4789,7 +4817,21 @@
                 <w:sz w:val="28"/>
                 <w:szCs w:val="28"/>
               </w:rPr>
-              <w:t>comprende le funzionalità di aggiunta/rimozione/modifica ordine.</w:t>
+              <w:t xml:space="preserve">comprende le funzionalità di aggiunta/rimozione/modifica </w:t>
+            </w:r>
+            <w:r>
+              <w:rPr>
+                <w:sz w:val="28"/>
+                <w:szCs w:val="28"/>
+              </w:rPr>
+              <w:t>articoli</w:t>
+            </w:r>
+            <w:r>
+              <w:rPr>
+                <w:sz w:val="28"/>
+                <w:szCs w:val="28"/>
+              </w:rPr>
+              <w:t>.</w:t>
             </w:r>
           </w:p>
         </w:tc>
@@ -5871,8 +5913,16 @@
           <w:szCs w:val="28"/>
         </w:rPr>
         <w:tab/>
+      </w:r>
+      <w:proofErr w:type="spellStart"/>
+      <w:r>
+        <w:rPr>
+          <w:sz w:val="28"/>
+          <w:szCs w:val="28"/>
+        </w:rPr>
         <w:t>varchar</w:t>
       </w:r>
+      <w:proofErr w:type="spellEnd"/>
       <w:r>
         <w:rPr>
           <w:sz w:val="28"/>
@@ -5885,30 +5935,7 @@
           <w:sz w:val="28"/>
           <w:szCs w:val="28"/>
         </w:rPr>
-        <w:t>(100</w:t>
-      </w:r>
-      <w:proofErr w:type="gramStart"/>
-      <w:r>
-        <w:rPr>
-          <w:sz w:val="28"/>
-          <w:szCs w:val="28"/>
-        </w:rPr>
-        <w:t xml:space="preserve">)  </w:t>
-      </w:r>
-      <w:r>
-        <w:rPr>
-          <w:sz w:val="28"/>
-          <w:szCs w:val="28"/>
-        </w:rPr>
-        <w:t>(</w:t>
-      </w:r>
-      <w:proofErr w:type="gramEnd"/>
-      <w:r>
-        <w:rPr>
-          <w:sz w:val="28"/>
-          <w:szCs w:val="28"/>
-        </w:rPr>
-        <w:t>PK)</w:t>
+        <w:t xml:space="preserve">(100)  </w:t>
       </w:r>
     </w:p>
     <w:p>
@@ -5958,8 +5985,16 @@
           <w:szCs w:val="28"/>
         </w:rPr>
         <w:tab/>
+      </w:r>
+      <w:proofErr w:type="spellStart"/>
+      <w:r>
+        <w:rPr>
+          <w:sz w:val="28"/>
+          <w:szCs w:val="28"/>
+        </w:rPr>
         <w:t>varchar</w:t>
       </w:r>
+      <w:proofErr w:type="spellEnd"/>
       <w:r>
         <w:rPr>
           <w:sz w:val="28"/>
@@ -5980,7 +6015,30 @@
           <w:szCs w:val="28"/>
         </w:rPr>
         <w:tab/>
-        <w:t xml:space="preserve">    </w:t>
+        <w:t xml:space="preserve"> </w:t>
+      </w:r>
+      <w:proofErr w:type="gramStart"/>
+      <w:r>
+        <w:rPr>
+          <w:sz w:val="28"/>
+          <w:szCs w:val="28"/>
+        </w:rPr>
+        <w:t xml:space="preserve">   </w:t>
+      </w:r>
+      <w:r>
+        <w:rPr>
+          <w:sz w:val="28"/>
+          <w:szCs w:val="28"/>
+        </w:rPr>
+        <w:t>(</w:t>
+      </w:r>
+      <w:proofErr w:type="gramEnd"/>
+      <w:r>
+        <w:rPr>
+          <w:sz w:val="28"/>
+          <w:szCs w:val="28"/>
+        </w:rPr>
+        <w:t>PK)</w:t>
       </w:r>
     </w:p>
     <w:p>
@@ -6023,8 +6081,16 @@
           <w:szCs w:val="28"/>
         </w:rPr>
         <w:tab/>
+      </w:r>
+      <w:proofErr w:type="spellStart"/>
+      <w:r>
+        <w:rPr>
+          <w:sz w:val="28"/>
+          <w:szCs w:val="28"/>
+        </w:rPr>
         <w:t>varchar</w:t>
       </w:r>
+      <w:proofErr w:type="spellEnd"/>
       <w:r>
         <w:rPr>
           <w:sz w:val="28"/>
@@ -6462,8 +6528,16 @@
           <w:szCs w:val="28"/>
         </w:rPr>
         <w:tab/>
+      </w:r>
+      <w:proofErr w:type="spellStart"/>
+      <w:r>
+        <w:rPr>
+          <w:sz w:val="28"/>
+          <w:szCs w:val="28"/>
+        </w:rPr>
         <w:t>varchar</w:t>
       </w:r>
+      <w:proofErr w:type="spellEnd"/>
       <w:r>
         <w:rPr>
           <w:sz w:val="28"/>
@@ -8806,7 +8880,6 @@
         </w:rPr>
       </w:pPr>
       <w:proofErr w:type="spellStart"/>
-      <w:proofErr w:type="gramStart"/>
       <w:r>
         <w:rPr>
           <w:sz w:val="28"/>
@@ -8822,7 +8895,6 @@
         <w:t>Ordine</w:t>
       </w:r>
       <w:proofErr w:type="spellEnd"/>
-      <w:proofErr w:type="gramEnd"/>
       <w:r>
         <w:rPr>
           <w:sz w:val="28"/>
@@ -9219,13 +9291,22 @@
         </w:rPr>
         <w:tab/>
       </w:r>
+      <w:proofErr w:type="spellStart"/>
       <w:proofErr w:type="gramStart"/>
       <w:r>
         <w:rPr>
           <w:sz w:val="28"/>
           <w:szCs w:val="28"/>
         </w:rPr>
-        <w:t>varchar(</w:t>
+        <w:t>varchar</w:t>
+      </w:r>
+      <w:proofErr w:type="spellEnd"/>
+      <w:r>
+        <w:rPr>
+          <w:sz w:val="28"/>
+          <w:szCs w:val="28"/>
+        </w:rPr>
+        <w:t>(</w:t>
       </w:r>
       <w:proofErr w:type="gramEnd"/>
       <w:r>
@@ -10411,7 +10492,7 @@
                 <w:sz w:val="32"/>
                 <w:szCs w:val="32"/>
               </w:rPr>
-              <w:t>Ordine</w:t>
+              <w:t>Carrello</w:t>
             </w:r>
           </w:p>
         </w:tc>
@@ -10463,7 +10544,7 @@
                 <w:sz w:val="32"/>
                 <w:szCs w:val="32"/>
               </w:rPr>
-              <w:t>Checkout</w:t>
+              <w:t>Ordine</w:t>
             </w:r>
           </w:p>
         </w:tc>
@@ -10740,38 +10821,6 @@
               <w:t>re</w:t>
             </w:r>
           </w:p>
-          <w:p>
-            <w:pPr>
-              <w:jc w:val="both"/>
-              <w:rPr>
-                <w:sz w:val="24"/>
-                <w:szCs w:val="24"/>
-              </w:rPr>
-            </w:pPr>
-            <w:r>
-              <w:rPr>
-                <w:sz w:val="24"/>
-                <w:szCs w:val="24"/>
-              </w:rPr>
-              <w:t>Aggiungere</w:t>
-            </w:r>
-          </w:p>
-          <w:p>
-            <w:pPr>
-              <w:jc w:val="both"/>
-              <w:rPr>
-                <w:sz w:val="24"/>
-                <w:szCs w:val="24"/>
-              </w:rPr>
-            </w:pPr>
-            <w:r>
-              <w:rPr>
-                <w:sz w:val="24"/>
-                <w:szCs w:val="24"/>
-              </w:rPr>
-              <w:t>Rimuovere</w:t>
-            </w:r>
-          </w:p>
         </w:tc>
         <w:tc>
           <w:tcPr>
@@ -10822,7 +10871,7 @@
                 <w:sz w:val="24"/>
                 <w:szCs w:val="24"/>
               </w:rPr>
-              <w:t>Inviare</w:t>
+              <w:t>Aggiungere</w:t>
             </w:r>
           </w:p>
           <w:p>
@@ -10833,6 +10882,13 @@
                 <w:szCs w:val="24"/>
               </w:rPr>
             </w:pPr>
+            <w:r>
+              <w:rPr>
+                <w:sz w:val="24"/>
+                <w:szCs w:val="24"/>
+              </w:rPr>
+              <w:t>Rimuovere</w:t>
+            </w:r>
           </w:p>
         </w:tc>
         <w:tc>
@@ -10930,7 +10986,7 @@
                 <w:sz w:val="24"/>
                 <w:szCs w:val="24"/>
               </w:rPr>
-              <w:t>Modalità</w:t>
+              <w:t>Visualizzare</w:t>
             </w:r>
           </w:p>
           <w:p>
@@ -10947,6 +11003,22 @@
                 <w:szCs w:val="24"/>
               </w:rPr>
               <w:t>Confermare</w:t>
+            </w:r>
+          </w:p>
+          <w:p>
+            <w:pPr>
+              <w:jc w:val="both"/>
+              <w:rPr>
+                <w:sz w:val="24"/>
+                <w:szCs w:val="24"/>
+              </w:rPr>
+            </w:pPr>
+            <w:r>
+              <w:rPr>
+                <w:sz w:val="24"/>
+                <w:szCs w:val="24"/>
+              </w:rPr>
+              <w:t>Modalità</w:t>
             </w:r>
           </w:p>
         </w:tc>
@@ -11264,29 +11336,6 @@
                 <w:szCs w:val="24"/>
               </w:rPr>
             </w:pPr>
-            <w:r>
-              <w:rPr>
-                <w:sz w:val="24"/>
-                <w:szCs w:val="24"/>
-              </w:rPr>
-              <w:t>Visualizzare</w:t>
-            </w:r>
-          </w:p>
-          <w:p>
-            <w:pPr>
-              <w:jc w:val="both"/>
-              <w:rPr>
-                <w:sz w:val="24"/>
-                <w:szCs w:val="24"/>
-              </w:rPr>
-            </w:pPr>
-            <w:r>
-              <w:rPr>
-                <w:sz w:val="24"/>
-                <w:szCs w:val="24"/>
-              </w:rPr>
-              <w:t>Confermare</w:t>
-            </w:r>
           </w:p>
         </w:tc>
         <w:tc>
@@ -11315,6 +11364,29 @@
                 <w:szCs w:val="24"/>
               </w:rPr>
             </w:pPr>
+            <w:r>
+              <w:rPr>
+                <w:sz w:val="24"/>
+                <w:szCs w:val="24"/>
+              </w:rPr>
+              <w:t>Visualizzare</w:t>
+            </w:r>
+          </w:p>
+          <w:p>
+            <w:pPr>
+              <w:jc w:val="both"/>
+              <w:rPr>
+                <w:sz w:val="24"/>
+                <w:szCs w:val="24"/>
+              </w:rPr>
+            </w:pPr>
+            <w:r>
+              <w:rPr>
+                <w:sz w:val="24"/>
+                <w:szCs w:val="24"/>
+              </w:rPr>
+              <w:t>Confermare</w:t>
+            </w:r>
           </w:p>
         </w:tc>
       </w:tr>
@@ -12242,6 +12314,98 @@
                 <w:szCs w:val="28"/>
               </w:rPr>
             </w:pPr>
+          </w:p>
+        </w:tc>
+      </w:tr>
+      <w:tr>
+        <w:tc>
+          <w:tcPr>
+            <w:tcW w:w="4889" w:type="dxa"/>
+          </w:tcPr>
+          <w:p>
+            <w:pPr>
+              <w:rPr>
+                <w:sz w:val="28"/>
+                <w:szCs w:val="28"/>
+              </w:rPr>
+            </w:pPr>
+            <w:r>
+              <w:rPr>
+                <w:sz w:val="28"/>
+                <w:szCs w:val="28"/>
+              </w:rPr>
+              <w:t>Visualizza storico delle recensioni</w:t>
+            </w:r>
+          </w:p>
+          <w:p>
+            <w:pPr>
+              <w:rPr>
+                <w:sz w:val="28"/>
+                <w:szCs w:val="28"/>
+              </w:rPr>
+            </w:pPr>
+          </w:p>
+        </w:tc>
+        <w:tc>
+          <w:tcPr>
+            <w:tcW w:w="4889" w:type="dxa"/>
+          </w:tcPr>
+          <w:p>
+            <w:pPr>
+              <w:rPr>
+                <w:sz w:val="28"/>
+                <w:szCs w:val="28"/>
+              </w:rPr>
+            </w:pPr>
+            <w:r>
+              <w:rPr>
+                <w:sz w:val="28"/>
+                <w:szCs w:val="28"/>
+              </w:rPr>
+              <w:t>Consente all’utente Loggato di visualizzare lo storico delle proprie recensioni.</w:t>
+            </w:r>
+          </w:p>
+        </w:tc>
+      </w:tr>
+      <w:tr>
+        <w:tc>
+          <w:tcPr>
+            <w:tcW w:w="4889" w:type="dxa"/>
+          </w:tcPr>
+          <w:p>
+            <w:pPr>
+              <w:rPr>
+                <w:sz w:val="28"/>
+                <w:szCs w:val="28"/>
+              </w:rPr>
+            </w:pPr>
+            <w:r>
+              <w:rPr>
+                <w:sz w:val="28"/>
+                <w:szCs w:val="28"/>
+              </w:rPr>
+              <w:t>Visualizza storico degli ordini</w:t>
+            </w:r>
+          </w:p>
+        </w:tc>
+        <w:tc>
+          <w:tcPr>
+            <w:tcW w:w="4889" w:type="dxa"/>
+          </w:tcPr>
+          <w:p>
+            <w:pPr>
+              <w:rPr>
+                <w:sz w:val="28"/>
+                <w:szCs w:val="28"/>
+              </w:rPr>
+            </w:pPr>
+            <w:r>
+              <w:rPr>
+                <w:sz w:val="28"/>
+                <w:szCs w:val="28"/>
+              </w:rPr>
+              <w:t>Consente all’utente loggato di visualizzare lo storico dei propri ordini.</w:t>
+            </w:r>
           </w:p>
         </w:tc>
       </w:tr>
@@ -12464,6 +12628,7 @@
                 <w:sz w:val="28"/>
                 <w:szCs w:val="28"/>
               </w:rPr>
+              <w:lastRenderedPageBreak/>
               <w:t xml:space="preserve">Aggiorna Articolo </w:t>
             </w:r>
           </w:p>
@@ -12575,66 +12740,7 @@
                 <w:sz w:val="28"/>
                 <w:szCs w:val="28"/>
               </w:rPr>
-              <w:t xml:space="preserve">Consente all’utente di visualizzare le </w:t>
-            </w:r>
-            <w:r>
-              <w:rPr>
-                <w:sz w:val="28"/>
-                <w:szCs w:val="28"/>
-              </w:rPr>
-              <w:lastRenderedPageBreak/>
-              <w:t>recensioni degli articoli.</w:t>
-            </w:r>
-          </w:p>
-        </w:tc>
-      </w:tr>
-      <w:tr>
-        <w:tc>
-          <w:tcPr>
-            <w:tcW w:w="4889" w:type="dxa"/>
-          </w:tcPr>
-          <w:p>
-            <w:pPr>
-              <w:rPr>
-                <w:sz w:val="28"/>
-                <w:szCs w:val="28"/>
-              </w:rPr>
-            </w:pPr>
-            <w:r>
-              <w:rPr>
-                <w:sz w:val="28"/>
-                <w:szCs w:val="28"/>
-              </w:rPr>
-              <w:lastRenderedPageBreak/>
-              <w:t>Visualizza storico delle recensioni</w:t>
-            </w:r>
-          </w:p>
-          <w:p>
-            <w:pPr>
-              <w:rPr>
-                <w:sz w:val="28"/>
-                <w:szCs w:val="28"/>
-              </w:rPr>
-            </w:pPr>
-          </w:p>
-        </w:tc>
-        <w:tc>
-          <w:tcPr>
-            <w:tcW w:w="4889" w:type="dxa"/>
-          </w:tcPr>
-          <w:p>
-            <w:pPr>
-              <w:rPr>
-                <w:sz w:val="28"/>
-                <w:szCs w:val="28"/>
-              </w:rPr>
-            </w:pPr>
-            <w:r>
-              <w:rPr>
-                <w:sz w:val="28"/>
-                <w:szCs w:val="28"/>
-              </w:rPr>
-              <w:t>Consente all’utente Loggato di visualizzare lo storico delle proprie recensioni.</w:t>
+              <w:t>Consente all’utente di visualizzare le recensioni degli articoli.</w:t>
             </w:r>
           </w:p>
         </w:tc>
@@ -12794,7 +12900,7 @@
                 <w:sz w:val="32"/>
                 <w:szCs w:val="32"/>
               </w:rPr>
-              <w:t>Checkout</w:t>
+              <w:t>Ordine</w:t>
             </w:r>
           </w:p>
         </w:tc>
@@ -12816,7 +12922,7 @@
                 <w:sz w:val="28"/>
                 <w:szCs w:val="28"/>
               </w:rPr>
-              <w:t>Scelta metodo di pagamento</w:t>
+              <w:t xml:space="preserve">Visualizza ordine </w:t>
             </w:r>
           </w:p>
         </w:tc>
@@ -12836,7 +12942,7 @@
                 <w:sz w:val="28"/>
                 <w:szCs w:val="28"/>
               </w:rPr>
-              <w:t>Consente all’utente loggato di scegliere il metodo di pagamento.</w:t>
+              <w:t>Consente all’utente loggato di visualizzare l’ordine in costruzione.</w:t>
             </w:r>
           </w:p>
         </w:tc>
@@ -12858,7 +12964,7 @@
                 <w:sz w:val="28"/>
                 <w:szCs w:val="28"/>
               </w:rPr>
-              <w:t xml:space="preserve">Aggiunta informazione di spedizione </w:t>
+              <w:t>Scelta metodo di pagamento</w:t>
             </w:r>
           </w:p>
         </w:tc>
@@ -12878,7 +12984,91 @@
                 <w:sz w:val="28"/>
                 <w:szCs w:val="28"/>
               </w:rPr>
+              <w:t>Consente all’utente loggato di scegliere il metodo di pagamento.</w:t>
+            </w:r>
+          </w:p>
+        </w:tc>
+      </w:tr>
+      <w:tr>
+        <w:tc>
+          <w:tcPr>
+            <w:tcW w:w="4889" w:type="dxa"/>
+          </w:tcPr>
+          <w:p>
+            <w:pPr>
+              <w:rPr>
+                <w:sz w:val="28"/>
+                <w:szCs w:val="28"/>
+              </w:rPr>
+            </w:pPr>
+            <w:r>
+              <w:rPr>
+                <w:sz w:val="28"/>
+                <w:szCs w:val="28"/>
+              </w:rPr>
+              <w:t xml:space="preserve">Aggiunta informazione di spedizione </w:t>
+            </w:r>
+          </w:p>
+        </w:tc>
+        <w:tc>
+          <w:tcPr>
+            <w:tcW w:w="4889" w:type="dxa"/>
+          </w:tcPr>
+          <w:p>
+            <w:pPr>
+              <w:rPr>
+                <w:sz w:val="28"/>
+                <w:szCs w:val="28"/>
+              </w:rPr>
+            </w:pPr>
+            <w:r>
+              <w:rPr>
+                <w:sz w:val="28"/>
+                <w:szCs w:val="28"/>
+              </w:rPr>
               <w:t>Consente all’utente loggato di aggiungere/modificare informazioni per la spedizione.</w:t>
+            </w:r>
+          </w:p>
+        </w:tc>
+      </w:tr>
+      <w:tr>
+        <w:tc>
+          <w:tcPr>
+            <w:tcW w:w="4889" w:type="dxa"/>
+          </w:tcPr>
+          <w:p>
+            <w:pPr>
+              <w:rPr>
+                <w:sz w:val="28"/>
+                <w:szCs w:val="28"/>
+              </w:rPr>
+            </w:pPr>
+            <w:r>
+              <w:rPr>
+                <w:sz w:val="28"/>
+                <w:szCs w:val="28"/>
+              </w:rPr>
+              <w:t>Cancella ordine</w:t>
+            </w:r>
+          </w:p>
+        </w:tc>
+        <w:tc>
+          <w:tcPr>
+            <w:tcW w:w="4889" w:type="dxa"/>
+          </w:tcPr>
+          <w:p>
+            <w:pPr>
+              <w:rPr>
+                <w:sz w:val="28"/>
+                <w:szCs w:val="28"/>
+              </w:rPr>
+            </w:pPr>
+            <w:r>
+              <w:rPr>
+                <w:sz w:val="28"/>
+                <w:szCs w:val="28"/>
+              </w:rPr>
+              <w:t>Consente all’utente loggato di cancellare l’ordine in costruzione</w:t>
             </w:r>
           </w:p>
         </w:tc>
@@ -12912,7 +13102,7 @@
                 <w:sz w:val="32"/>
                 <w:szCs w:val="32"/>
               </w:rPr>
-              <w:t>Ordine</w:t>
+              <w:t>Carrello</w:t>
             </w:r>
           </w:p>
         </w:tc>
@@ -12954,7 +13144,21 @@
                 <w:sz w:val="28"/>
                 <w:szCs w:val="28"/>
               </w:rPr>
-              <w:t>Consente all’utente loggato di aggiungere un articolo all’ordine.</w:t>
+              <w:t>Consente all’utente loggato di aggiungere un articolo al</w:t>
+            </w:r>
+            <w:r>
+              <w:rPr>
+                <w:sz w:val="28"/>
+                <w:szCs w:val="28"/>
+              </w:rPr>
+              <w:t xml:space="preserve"> carrello</w:t>
+            </w:r>
+            <w:r>
+              <w:rPr>
+                <w:sz w:val="28"/>
+                <w:szCs w:val="28"/>
+              </w:rPr>
+              <w:t>.</w:t>
             </w:r>
           </w:p>
         </w:tc>
@@ -12996,7 +13200,21 @@
                 <w:sz w:val="28"/>
                 <w:szCs w:val="28"/>
               </w:rPr>
-              <w:t xml:space="preserve">Consente all’utente loggato di rimuovere un articolo dall’ordine </w:t>
+              <w:t>Consente all’utente loggato di rimuovere un articolo dall’</w:t>
+            </w:r>
+            <w:r>
+              <w:rPr>
+                <w:sz w:val="28"/>
+                <w:szCs w:val="28"/>
+              </w:rPr>
+              <w:t>carrello.</w:t>
+            </w:r>
+            <w:r>
+              <w:rPr>
+                <w:sz w:val="28"/>
+                <w:szCs w:val="28"/>
+              </w:rPr>
+              <w:t xml:space="preserve"> </w:t>
             </w:r>
           </w:p>
         </w:tc>
@@ -13038,7 +13256,21 @@
                 <w:sz w:val="28"/>
                 <w:szCs w:val="28"/>
               </w:rPr>
-              <w:t xml:space="preserve">Consente all’utente loggato di modificare la quantità aggiunta all’ordine </w:t>
+              <w:t>Consente all’utente loggato di modificare la quantità</w:t>
+            </w:r>
+            <w:r>
+              <w:rPr>
+                <w:sz w:val="28"/>
+                <w:szCs w:val="28"/>
+              </w:rPr>
+              <w:t xml:space="preserve"> degli articoli.</w:t>
+            </w:r>
+            <w:r>
+              <w:rPr>
+                <w:sz w:val="28"/>
+                <w:szCs w:val="28"/>
+              </w:rPr>
+              <w:t xml:space="preserve"> </w:t>
             </w:r>
           </w:p>
         </w:tc>
@@ -13060,7 +13292,21 @@
                 <w:sz w:val="28"/>
                 <w:szCs w:val="28"/>
               </w:rPr>
-              <w:t xml:space="preserve">Visualizza ordine </w:t>
+              <w:t xml:space="preserve">Visualizza </w:t>
+            </w:r>
+            <w:r>
+              <w:rPr>
+                <w:sz w:val="28"/>
+                <w:szCs w:val="28"/>
+              </w:rPr>
+              <w:t>carrello</w:t>
+            </w:r>
+            <w:r>
+              <w:rPr>
+                <w:sz w:val="28"/>
+                <w:szCs w:val="28"/>
+              </w:rPr>
+              <w:t xml:space="preserve"> </w:t>
             </w:r>
           </w:p>
         </w:tc>
@@ -13080,7 +13326,21 @@
                 <w:sz w:val="28"/>
                 <w:szCs w:val="28"/>
               </w:rPr>
-              <w:t>Consente all’utente loggato di visualizzare l’ordine in costruzione.</w:t>
+              <w:t xml:space="preserve">Consente all’utente loggato di visualizzare </w:t>
+            </w:r>
+            <w:r>
+              <w:rPr>
+                <w:sz w:val="28"/>
+                <w:szCs w:val="28"/>
+              </w:rPr>
+              <w:t>il carrello</w:t>
+            </w:r>
+            <w:r>
+              <w:rPr>
+                <w:sz w:val="28"/>
+                <w:szCs w:val="28"/>
+              </w:rPr>
+              <w:t xml:space="preserve"> in costruzione.</w:t>
             </w:r>
           </w:p>
         </w:tc>
@@ -13102,7 +13362,7 @@
                 <w:sz w:val="28"/>
                 <w:szCs w:val="28"/>
               </w:rPr>
-              <w:t>Cancella ordine</w:t>
+              <w:t>Svuota carrello</w:t>
             </w:r>
           </w:p>
         </w:tc>
@@ -13122,49 +13382,28 @@
                 <w:sz w:val="28"/>
                 <w:szCs w:val="28"/>
               </w:rPr>
-              <w:t>Consente all’utente loggato di cancellare l’ordine in costruzione</w:t>
-            </w:r>
-          </w:p>
-        </w:tc>
-      </w:tr>
-      <w:tr>
-        <w:tc>
-          <w:tcPr>
-            <w:tcW w:w="4889" w:type="dxa"/>
-          </w:tcPr>
-          <w:p>
-            <w:pPr>
-              <w:rPr>
-                <w:sz w:val="28"/>
-                <w:szCs w:val="28"/>
-              </w:rPr>
-            </w:pPr>
-            <w:r>
-              <w:rPr>
-                <w:sz w:val="28"/>
-                <w:szCs w:val="28"/>
-              </w:rPr>
-              <w:t>Visualizza storico degli ordini</w:t>
-            </w:r>
-          </w:p>
-        </w:tc>
-        <w:tc>
-          <w:tcPr>
-            <w:tcW w:w="4889" w:type="dxa"/>
-          </w:tcPr>
-          <w:p>
-            <w:pPr>
-              <w:rPr>
-                <w:sz w:val="28"/>
-                <w:szCs w:val="28"/>
-              </w:rPr>
-            </w:pPr>
-            <w:r>
-              <w:rPr>
-                <w:sz w:val="28"/>
-                <w:szCs w:val="28"/>
-              </w:rPr>
-              <w:t>Consente all’utente loggato di visualizzare lo storico dei propri ordini.</w:t>
+              <w:t xml:space="preserve">Consente all’utente loggato di </w:t>
+            </w:r>
+            <w:r>
+              <w:rPr>
+                <w:sz w:val="28"/>
+                <w:szCs w:val="28"/>
+              </w:rPr>
+              <w:t>svuotare</w:t>
+            </w:r>
+            <w:r>
+              <w:rPr>
+                <w:sz w:val="28"/>
+                <w:szCs w:val="28"/>
+              </w:rPr>
+              <w:t xml:space="preserve"> </w:t>
+            </w:r>
+            <w:r>
+              <w:rPr>
+                <w:sz w:val="28"/>
+                <w:szCs w:val="28"/>
+              </w:rPr>
+              <w:t>il carrello.</w:t>
             </w:r>
           </w:p>
         </w:tc>

--- a/Deliverables/Edil CommerceDesign_SDD.docx
+++ b/Deliverables/Edil CommerceDesign_SDD.docx
@@ -403,25 +403,19 @@
         <w:rPr>
           <w:sz w:val="32"/>
         </w:rPr>
+        <w:t>02</w:t>
+      </w:r>
+      <w:r>
+        <w:rPr>
+          <w:sz w:val="32"/>
+        </w:rPr>
+        <w:t>/1</w:t>
+      </w:r>
+      <w:r>
+        <w:rPr>
+          <w:sz w:val="32"/>
+        </w:rPr>
         <w:t>2</w:t>
-      </w:r>
-      <w:r>
-        <w:rPr>
-          <w:sz w:val="32"/>
-        </w:rPr>
-        <w:t>9</w:t>
-      </w:r>
-      <w:r>
-        <w:rPr>
-          <w:sz w:val="32"/>
-        </w:rPr>
-        <w:t>/1</w:t>
-      </w:r>
-      <w:r>
-        <w:rPr>
-          <w:sz w:val="32"/>
-        </w:rPr>
-        <w:t>1</w:t>
       </w:r>
       <w:r>
         <w:rPr>
@@ -620,7 +614,7 @@
           <w:r>
             <w:fldChar w:fldCharType="separate"/>
           </w:r>
-          <w:hyperlink w:anchor="_Toc120639400" w:history="1">
+          <w:hyperlink w:anchor="_Toc120871995" w:history="1">
             <w:r>
               <w:rPr>
                 <w:rStyle w:val="Collegamentoipertestuale"/>
@@ -669,7 +663,7 @@
                 <w:noProof/>
                 <w:webHidden/>
               </w:rPr>
-              <w:instrText xml:space="preserve"> PAGEREF _Toc120639400 \h </w:instrText>
+              <w:instrText xml:space="preserve"> PAGEREF _Toc120871995 \h </w:instrText>
             </w:r>
             <w:r>
               <w:rPr>
@@ -716,7 +710,7 @@
               <w:lang w:eastAsia="it-IT"/>
             </w:rPr>
           </w:pPr>
-          <w:hyperlink w:anchor="_Toc120639401" w:history="1">
+          <w:hyperlink w:anchor="_Toc120871996" w:history="1">
             <w:r>
               <w:rPr>
                 <w:rStyle w:val="Collegamentoipertestuale"/>
@@ -765,7 +759,7 @@
                 <w:noProof/>
                 <w:webHidden/>
               </w:rPr>
-              <w:instrText xml:space="preserve"> PAGEREF _Toc120639401 \h </w:instrText>
+              <w:instrText xml:space="preserve"> PAGEREF _Toc120871996 \h </w:instrText>
             </w:r>
             <w:r>
               <w:rPr>
@@ -811,7 +805,7 @@
               <w:lang w:eastAsia="it-IT"/>
             </w:rPr>
           </w:pPr>
-          <w:hyperlink w:anchor="_Toc120639402" w:history="1">
+          <w:hyperlink w:anchor="_Toc120871997" w:history="1">
             <w:r>
               <w:rPr>
                 <w:rStyle w:val="Collegamentoipertestuale"/>
@@ -840,7 +834,7 @@
                 <w:noProof/>
                 <w:webHidden/>
               </w:rPr>
-              <w:instrText xml:space="preserve"> PAGEREF _Toc120639402 \h </w:instrText>
+              <w:instrText xml:space="preserve"> PAGEREF _Toc120871997 \h </w:instrText>
             </w:r>
             <w:r>
               <w:rPr>
@@ -887,7 +881,7 @@
               <w:lang w:eastAsia="it-IT"/>
             </w:rPr>
           </w:pPr>
-          <w:hyperlink w:anchor="_Toc120639403" w:history="1">
+          <w:hyperlink w:anchor="_Toc120871998" w:history="1">
             <w:r>
               <w:rPr>
                 <w:rStyle w:val="Collegamentoipertestuale"/>
@@ -936,7 +930,7 @@
                 <w:noProof/>
                 <w:webHidden/>
               </w:rPr>
-              <w:instrText xml:space="preserve"> PAGEREF _Toc120639403 \h </w:instrText>
+              <w:instrText xml:space="preserve"> PAGEREF _Toc120871998 \h </w:instrText>
             </w:r>
             <w:r>
               <w:rPr>
@@ -983,7 +977,7 @@
               <w:lang w:eastAsia="it-IT"/>
             </w:rPr>
           </w:pPr>
-          <w:hyperlink w:anchor="_Toc120639404" w:history="1">
+          <w:hyperlink w:anchor="_Toc120871999" w:history="1">
             <w:r>
               <w:rPr>
                 <w:rStyle w:val="Collegamentoipertestuale"/>
@@ -1032,7 +1026,7 @@
                 <w:noProof/>
                 <w:webHidden/>
               </w:rPr>
-              <w:instrText xml:space="preserve"> PAGEREF _Toc120639404 \h </w:instrText>
+              <w:instrText xml:space="preserve"> PAGEREF _Toc120871999 \h </w:instrText>
             </w:r>
             <w:r>
               <w:rPr>
@@ -1079,7 +1073,7 @@
               <w:lang w:eastAsia="it-IT"/>
             </w:rPr>
           </w:pPr>
-          <w:hyperlink w:anchor="_Toc120639405" w:history="1">
+          <w:hyperlink w:anchor="_Toc120872000" w:history="1">
             <w:r>
               <w:rPr>
                 <w:rStyle w:val="Collegamentoipertestuale"/>
@@ -1128,7 +1122,7 @@
                 <w:noProof/>
                 <w:webHidden/>
               </w:rPr>
-              <w:instrText xml:space="preserve"> PAGEREF _Toc120639405 \h </w:instrText>
+              <w:instrText xml:space="preserve"> PAGEREF _Toc120872000 \h </w:instrText>
             </w:r>
             <w:r>
               <w:rPr>
@@ -1175,7 +1169,7 @@
               <w:lang w:eastAsia="it-IT"/>
             </w:rPr>
           </w:pPr>
-          <w:hyperlink w:anchor="_Toc120639406" w:history="1">
+          <w:hyperlink w:anchor="_Toc120872001" w:history="1">
             <w:r>
               <w:rPr>
                 <w:rStyle w:val="Collegamentoipertestuale"/>
@@ -1224,7 +1218,7 @@
                 <w:noProof/>
                 <w:webHidden/>
               </w:rPr>
-              <w:instrText xml:space="preserve"> PAGEREF _Toc120639406 \h </w:instrText>
+              <w:instrText xml:space="preserve"> PAGEREF _Toc120872001 \h </w:instrText>
             </w:r>
             <w:r>
               <w:rPr>
@@ -1271,7 +1265,7 @@
               <w:lang w:eastAsia="it-IT"/>
             </w:rPr>
           </w:pPr>
-          <w:hyperlink w:anchor="_Toc120639407" w:history="1">
+          <w:hyperlink w:anchor="_Toc120872002" w:history="1">
             <w:r>
               <w:rPr>
                 <w:rStyle w:val="Collegamentoipertestuale"/>
@@ -1320,7 +1314,7 @@
                 <w:noProof/>
                 <w:webHidden/>
               </w:rPr>
-              <w:instrText xml:space="preserve"> PAGEREF _Toc120639407 \h </w:instrText>
+              <w:instrText xml:space="preserve"> PAGEREF _Toc120872002 \h </w:instrText>
             </w:r>
             <w:r>
               <w:rPr>
@@ -1366,7 +1360,7 @@
               <w:lang w:eastAsia="it-IT"/>
             </w:rPr>
           </w:pPr>
-          <w:hyperlink w:anchor="_Toc120639408" w:history="1">
+          <w:hyperlink w:anchor="_Toc120872003" w:history="1">
             <w:r>
               <w:rPr>
                 <w:rStyle w:val="Collegamentoipertestuale"/>
@@ -1395,7 +1389,7 @@
                 <w:noProof/>
                 <w:webHidden/>
               </w:rPr>
-              <w:instrText xml:space="preserve"> PAGEREF _Toc120639408 \h </w:instrText>
+              <w:instrText xml:space="preserve"> PAGEREF _Toc120872003 \h </w:instrText>
             </w:r>
             <w:r>
               <w:rPr>
@@ -1442,7 +1436,7 @@
               <w:lang w:eastAsia="it-IT"/>
             </w:rPr>
           </w:pPr>
-          <w:hyperlink w:anchor="_Toc120639409" w:history="1">
+          <w:hyperlink w:anchor="_Toc120872004" w:history="1">
             <w:r>
               <w:rPr>
                 <w:rStyle w:val="Collegamentoipertestuale"/>
@@ -1491,7 +1485,7 @@
                 <w:noProof/>
                 <w:webHidden/>
               </w:rPr>
-              <w:instrText xml:space="preserve"> PAGEREF _Toc120639409 \h </w:instrText>
+              <w:instrText xml:space="preserve"> PAGEREF _Toc120872004 \h </w:instrText>
             </w:r>
             <w:r>
               <w:rPr>
@@ -1511,7 +1505,7 @@
                 <w:noProof/>
                 <w:webHidden/>
               </w:rPr>
-              <w:t>9</w:t>
+              <w:t>10</w:t>
             </w:r>
             <w:r>
               <w:rPr>
@@ -1538,7 +1532,7 @@
               <w:lang w:eastAsia="it-IT"/>
             </w:rPr>
           </w:pPr>
-          <w:hyperlink w:anchor="_Toc120639410" w:history="1">
+          <w:hyperlink w:anchor="_Toc120872005" w:history="1">
             <w:r>
               <w:rPr>
                 <w:rStyle w:val="Collegamentoipertestuale"/>
@@ -1587,7 +1581,7 @@
                 <w:noProof/>
                 <w:webHidden/>
               </w:rPr>
-              <w:instrText xml:space="preserve"> PAGEREF _Toc120639410 \h </w:instrText>
+              <w:instrText xml:space="preserve"> PAGEREF _Toc120872005 \h </w:instrText>
             </w:r>
             <w:r>
               <w:rPr>
@@ -1634,7 +1628,7 @@
               <w:lang w:eastAsia="it-IT"/>
             </w:rPr>
           </w:pPr>
-          <w:hyperlink w:anchor="_Toc120639411" w:history="1">
+          <w:hyperlink w:anchor="_Toc120872006" w:history="1">
             <w:r>
               <w:rPr>
                 <w:rStyle w:val="Collegamentoipertestuale"/>
@@ -1683,7 +1677,7 @@
                 <w:noProof/>
                 <w:webHidden/>
               </w:rPr>
-              <w:instrText xml:space="preserve"> PAGEREF _Toc120639411 \h </w:instrText>
+              <w:instrText xml:space="preserve"> PAGEREF _Toc120872006 \h </w:instrText>
             </w:r>
             <w:r>
               <w:rPr>
@@ -1703,7 +1697,7 @@
                 <w:noProof/>
                 <w:webHidden/>
               </w:rPr>
-              <w:t>10</w:t>
+              <w:t>11</w:t>
             </w:r>
             <w:r>
               <w:rPr>
@@ -1914,7 +1908,7 @@
           <w:color w:val="000000" w:themeColor="text1"/>
         </w:rPr>
       </w:pPr>
-      <w:bookmarkStart w:id="1" w:name="_Toc120639400"/>
+      <w:bookmarkStart w:id="1" w:name="_Toc120871995"/>
       <w:r>
         <w:rPr>
           <w:rFonts w:ascii="Times New Roman" w:hAnsi="Times New Roman" w:cs="Times New Roman"/>
@@ -1940,8 +1934,17 @@
           <w:sz w:val="28"/>
           <w:szCs w:val="28"/>
         </w:rPr>
-        <w:t>Edil commerceDesign</w:t>
-      </w:r>
+        <w:t xml:space="preserve">Edil </w:t>
+      </w:r>
+      <w:proofErr w:type="spellStart"/>
+      <w:r>
+        <w:rPr>
+          <w:sz w:val="28"/>
+          <w:szCs w:val="28"/>
+        </w:rPr>
+        <w:t>commerceDesign</w:t>
+      </w:r>
+      <w:proofErr w:type="spellEnd"/>
       <w:r>
         <w:rPr>
           <w:sz w:val="28"/>
@@ -2015,7 +2018,23 @@
           <w:sz w:val="28"/>
           <w:szCs w:val="28"/>
         </w:rPr>
-        <w:t xml:space="preserve">Edil commerceDesign </w:t>
+        <w:t xml:space="preserve">Edil </w:t>
+      </w:r>
+      <w:proofErr w:type="spellStart"/>
+      <w:r>
+        <w:rPr>
+          <w:sz w:val="28"/>
+          <w:szCs w:val="28"/>
+        </w:rPr>
+        <w:t>commerceDesign</w:t>
+      </w:r>
+      <w:proofErr w:type="spellEnd"/>
+      <w:r>
+        <w:rPr>
+          <w:sz w:val="28"/>
+          <w:szCs w:val="28"/>
+        </w:rPr>
+        <w:t xml:space="preserve"> </w:t>
       </w:r>
       <w:r>
         <w:rPr>
@@ -2078,7 +2097,23 @@
           <w:sz w:val="28"/>
           <w:szCs w:val="28"/>
         </w:rPr>
-        <w:t xml:space="preserve"> e si per gli utenti comuni </w:t>
+        <w:t xml:space="preserve"> e </w:t>
+      </w:r>
+      <w:proofErr w:type="spellStart"/>
+      <w:r>
+        <w:rPr>
+          <w:sz w:val="28"/>
+          <w:szCs w:val="28"/>
+        </w:rPr>
+        <w:t>si</w:t>
+      </w:r>
+      <w:proofErr w:type="spellEnd"/>
+      <w:r>
+        <w:rPr>
+          <w:sz w:val="28"/>
+          <w:szCs w:val="28"/>
+        </w:rPr>
+        <w:t xml:space="preserve"> per gli utenti comuni </w:t>
       </w:r>
       <w:r>
         <w:rPr>
@@ -2109,7 +2144,7 @@
           <w:color w:val="000000" w:themeColor="text1"/>
         </w:rPr>
       </w:pPr>
-      <w:bookmarkStart w:id="2" w:name="_Toc120639401"/>
+      <w:bookmarkStart w:id="2" w:name="_Toc120871996"/>
       <w:r>
         <w:rPr>
           <w:rFonts w:ascii="Times New Roman" w:hAnsi="Times New Roman" w:cs="Times New Roman"/>
@@ -3590,7 +3625,7 @@
           <w:szCs w:val="32"/>
         </w:rPr>
       </w:pPr>
-      <w:bookmarkStart w:id="3" w:name="_Toc120639402"/>
+      <w:bookmarkStart w:id="3" w:name="_Toc120871997"/>
       <w:r>
         <w:rPr>
           <w:rFonts w:ascii="Times New Roman" w:hAnsi="Times New Roman" w:cs="Times New Roman"/>
@@ -3724,7 +3759,7 @@
           <w:color w:val="000000" w:themeColor="text1"/>
         </w:rPr>
       </w:pPr>
-      <w:bookmarkStart w:id="4" w:name="_Toc120639403"/>
+      <w:bookmarkStart w:id="4" w:name="_Toc120871998"/>
       <w:r>
         <w:rPr>
           <w:rFonts w:ascii="Times New Roman" w:hAnsi="Times New Roman" w:cs="Times New Roman"/>
@@ -3767,7 +3802,7 @@
           <w:color w:val="000000" w:themeColor="text1"/>
         </w:rPr>
       </w:pPr>
-      <w:bookmarkStart w:id="5" w:name="_Toc120639404"/>
+      <w:bookmarkStart w:id="5" w:name="_Toc120871999"/>
       <w:r>
         <w:rPr>
           <w:rFonts w:ascii="Times New Roman" w:hAnsi="Times New Roman" w:cs="Times New Roman"/>
@@ -4155,7 +4190,7 @@
           <w:color w:val="000000" w:themeColor="text1"/>
         </w:rPr>
       </w:pPr>
-      <w:bookmarkStart w:id="6" w:name="_Toc120639405"/>
+      <w:bookmarkStart w:id="6" w:name="_Toc120872000"/>
       <w:r>
         <w:rPr>
           <w:rFonts w:ascii="Times New Roman" w:hAnsi="Times New Roman" w:cs="Times New Roman"/>
@@ -4258,6 +4293,9 @@
         <w:jc w:val="both"/>
       </w:pPr>
       <w:r>
+        <w:rPr>
+          <w:noProof/>
+        </w:rPr>
         <w:drawing>
           <wp:inline distT="0" distB="0" distL="0" distR="0" wp14:anchorId="53934F5A" wp14:editId="6C26D911">
             <wp:extent cx="6120130" cy="1617980"/>
@@ -4440,6 +4478,7 @@
           <w:szCs w:val="32"/>
         </w:rPr>
       </w:pPr>
+      <w:proofErr w:type="spellStart"/>
       <w:r>
         <w:rPr>
           <w:b/>
@@ -4449,7 +4488,19 @@
           <w:sz w:val="32"/>
           <w:szCs w:val="32"/>
         </w:rPr>
-        <w:t>DataStorage Layer</w:t>
+        <w:t>DataStorage</w:t>
+      </w:r>
+      <w:proofErr w:type="spellEnd"/>
+      <w:r>
+        <w:rPr>
+          <w:b/>
+          <w:bCs/>
+          <w:i/>
+          <w:iCs/>
+          <w:sz w:val="32"/>
+          <w:szCs w:val="32"/>
+        </w:rPr>
+        <w:t xml:space="preserve"> Layer</w:t>
       </w:r>
     </w:p>
     <w:p>
@@ -4861,7 +4912,7 @@
           <w:color w:val="000000" w:themeColor="text1"/>
         </w:rPr>
       </w:pPr>
-      <w:bookmarkStart w:id="7" w:name="_Toc120639406"/>
+      <w:bookmarkStart w:id="7" w:name="_Toc120872001"/>
       <w:r>
         <w:rPr>
           <w:rFonts w:ascii="Times New Roman" w:hAnsi="Times New Roman" w:cs="Times New Roman"/>
@@ -4946,7 +4997,23 @@
           <w:sz w:val="28"/>
           <w:szCs w:val="28"/>
         </w:rPr>
-        <w:t xml:space="preserve"> da Servlet e JSP, che comunicano con il </w:t>
+        <w:t xml:space="preserve"> da </w:t>
+      </w:r>
+      <w:proofErr w:type="spellStart"/>
+      <w:r>
+        <w:rPr>
+          <w:sz w:val="28"/>
+          <w:szCs w:val="28"/>
+        </w:rPr>
+        <w:t>Servlet</w:t>
+      </w:r>
+      <w:proofErr w:type="spellEnd"/>
+      <w:r>
+        <w:rPr>
+          <w:sz w:val="28"/>
+          <w:szCs w:val="28"/>
+        </w:rPr>
+        <w:t xml:space="preserve"> e JSP, che comunicano con il </w:t>
       </w:r>
       <w:r>
         <w:rPr>
@@ -5159,7 +5226,7 @@
           <w:color w:val="000000" w:themeColor="text1"/>
         </w:rPr>
       </w:pPr>
-      <w:bookmarkStart w:id="8" w:name="_Toc120639407"/>
+      <w:bookmarkStart w:id="8" w:name="_Toc120872002"/>
       <w:r>
         <w:rPr>
           <w:rFonts w:ascii="Times New Roman" w:hAnsi="Times New Roman" w:cs="Times New Roman"/>
@@ -5187,6 +5254,7 @@
         </w:rPr>
         <w:t xml:space="preserve">Per la gestione dei dati persistenti emersi dal </w:t>
       </w:r>
+      <w:proofErr w:type="spellStart"/>
       <w:r>
         <w:rPr>
           <w:b/>
@@ -5201,7 +5269,15 @@
           <w:sz w:val="28"/>
           <w:szCs w:val="28"/>
         </w:rPr>
-        <w:t xml:space="preserve">equirements </w:t>
+        <w:t>equirements</w:t>
+      </w:r>
+      <w:proofErr w:type="spellEnd"/>
+      <w:r>
+        <w:rPr>
+          <w:sz w:val="28"/>
+          <w:szCs w:val="28"/>
+        </w:rPr>
+        <w:t xml:space="preserve"> </w:t>
       </w:r>
       <w:r>
         <w:rPr>
@@ -5219,6 +5295,7 @@
         </w:rPr>
         <w:t xml:space="preserve">nalysis </w:t>
       </w:r>
+      <w:proofErr w:type="spellStart"/>
       <w:r>
         <w:rPr>
           <w:b/>
@@ -5233,7 +5310,15 @@
           <w:sz w:val="28"/>
           <w:szCs w:val="28"/>
         </w:rPr>
-        <w:t xml:space="preserve">ocument </w:t>
+        <w:t>ocument</w:t>
+      </w:r>
+      <w:proofErr w:type="spellEnd"/>
+      <w:r>
+        <w:rPr>
+          <w:sz w:val="28"/>
+          <w:szCs w:val="28"/>
+        </w:rPr>
+        <w:t xml:space="preserve"> </w:t>
       </w:r>
       <w:r>
         <w:rPr>
@@ -5281,7 +5366,7 @@
           <w:szCs w:val="32"/>
         </w:rPr>
       </w:pPr>
-      <w:bookmarkStart w:id="9" w:name="_Toc120639408"/>
+      <w:bookmarkStart w:id="9" w:name="_Toc120872003"/>
       <w:r>
         <w:rPr>
           <w:rFonts w:ascii="Times New Roman" w:hAnsi="Times New Roman" w:cs="Times New Roman"/>
@@ -5540,6 +5625,7 @@
                 <w:szCs w:val="28"/>
               </w:rPr>
             </w:pPr>
+            <w:proofErr w:type="spellStart"/>
             <w:r>
               <w:rPr>
                 <w:sz w:val="28"/>
@@ -5547,6 +5633,7 @@
               </w:rPr>
               <w:t>InfoFatturazione</w:t>
             </w:r>
+            <w:proofErr w:type="spellEnd"/>
           </w:p>
         </w:tc>
         <w:tc>
@@ -5729,6 +5816,7 @@
                 <w:szCs w:val="28"/>
               </w:rPr>
             </w:pPr>
+            <w:proofErr w:type="spellStart"/>
             <w:r>
               <w:rPr>
                 <w:sz w:val="28"/>
@@ -5736,6 +5824,7 @@
               </w:rPr>
               <w:t>RuoloUser</w:t>
             </w:r>
+            <w:proofErr w:type="spellEnd"/>
           </w:p>
         </w:tc>
         <w:tc>
@@ -5843,6 +5932,48 @@
           </w:p>
         </w:tc>
       </w:tr>
+      <w:tr>
+        <w:tc>
+          <w:tcPr>
+            <w:tcW w:w="4889" w:type="dxa"/>
+          </w:tcPr>
+          <w:p>
+            <w:pPr>
+              <w:rPr>
+                <w:sz w:val="28"/>
+                <w:szCs w:val="28"/>
+              </w:rPr>
+            </w:pPr>
+            <w:r>
+              <w:rPr>
+                <w:sz w:val="28"/>
+                <w:szCs w:val="28"/>
+              </w:rPr>
+              <w:t>Carrello</w:t>
+            </w:r>
+          </w:p>
+        </w:tc>
+        <w:tc>
+          <w:tcPr>
+            <w:tcW w:w="4889" w:type="dxa"/>
+          </w:tcPr>
+          <w:p>
+            <w:pPr>
+              <w:rPr>
+                <w:sz w:val="28"/>
+                <w:szCs w:val="28"/>
+              </w:rPr>
+            </w:pPr>
+            <w:r>
+              <w:rPr>
+                <w:sz w:val="28"/>
+                <w:szCs w:val="28"/>
+              </w:rPr>
+              <w:t>Indica la lista dei prodotti scelti dall’utente.</w:t>
+            </w:r>
+          </w:p>
+        </w:tc>
+      </w:tr>
       <w:bookmarkEnd w:id="10"/>
     </w:tbl>
     <w:p>
@@ -6197,7 +6328,21 @@
           <w:sz w:val="28"/>
           <w:szCs w:val="28"/>
         </w:rPr>
-        <w:t>(5)</w:t>
+        <w:t>(</w:t>
+      </w:r>
+      <w:r>
+        <w:rPr>
+          <w:sz w:val="28"/>
+          <w:szCs w:val="28"/>
+        </w:rPr>
+        <w:t>6</w:t>
+      </w:r>
+      <w:r>
+        <w:rPr>
+          <w:sz w:val="28"/>
+          <w:szCs w:val="28"/>
+        </w:rPr>
+        <w:t>)</w:t>
       </w:r>
       <w:proofErr w:type="gramStart"/>
       <w:r>
@@ -6265,12 +6410,21 @@
         </w:rPr>
         <w:tab/>
       </w:r>
-      <w:r>
-        <w:rPr>
-          <w:sz w:val="28"/>
-          <w:szCs w:val="28"/>
-        </w:rPr>
-        <w:t>varchar (</w:t>
+      <w:proofErr w:type="spellStart"/>
+      <w:r>
+        <w:rPr>
+          <w:sz w:val="28"/>
+          <w:szCs w:val="28"/>
+        </w:rPr>
+        <w:t>varchar</w:t>
+      </w:r>
+      <w:proofErr w:type="spellEnd"/>
+      <w:r>
+        <w:rPr>
+          <w:sz w:val="28"/>
+          <w:szCs w:val="28"/>
+        </w:rPr>
+        <w:t xml:space="preserve"> (</w:t>
       </w:r>
       <w:r>
         <w:rPr>
@@ -6334,8 +6488,16 @@
           <w:szCs w:val="28"/>
         </w:rPr>
         <w:tab/>
+      </w:r>
+      <w:proofErr w:type="spellStart"/>
+      <w:r>
+        <w:rPr>
+          <w:sz w:val="28"/>
+          <w:szCs w:val="28"/>
+        </w:rPr>
         <w:t>varchar</w:t>
       </w:r>
+      <w:proofErr w:type="spellEnd"/>
       <w:r>
         <w:rPr>
           <w:sz w:val="28"/>
@@ -6398,8 +6560,16 @@
           <w:szCs w:val="28"/>
         </w:rPr>
         <w:tab/>
+      </w:r>
+      <w:proofErr w:type="spellStart"/>
+      <w:r>
+        <w:rPr>
+          <w:sz w:val="28"/>
+          <w:szCs w:val="28"/>
+        </w:rPr>
         <w:t>varchar</w:t>
       </w:r>
+      <w:proofErr w:type="spellEnd"/>
       <w:r>
         <w:rPr>
           <w:sz w:val="28"/>
@@ -6757,6 +6927,7 @@
         </w:rPr>
         <w:tab/>
       </w:r>
+      <w:proofErr w:type="spellStart"/>
       <w:r>
         <w:rPr>
           <w:sz w:val="28"/>
@@ -6764,6 +6935,7 @@
         </w:rPr>
         <w:t>varchar</w:t>
       </w:r>
+      <w:proofErr w:type="spellEnd"/>
       <w:r>
         <w:rPr>
           <w:sz w:val="28"/>
@@ -6850,6 +7022,7 @@
         </w:rPr>
         <w:tab/>
       </w:r>
+      <w:proofErr w:type="spellStart"/>
       <w:r>
         <w:rPr>
           <w:sz w:val="28"/>
@@ -6857,6 +7030,7 @@
         </w:rPr>
         <w:t>varchar</w:t>
       </w:r>
+      <w:proofErr w:type="spellEnd"/>
       <w:r>
         <w:rPr>
           <w:sz w:val="28"/>
@@ -6926,8 +7100,16 @@
           <w:szCs w:val="28"/>
         </w:rPr>
         <w:tab/>
+      </w:r>
+      <w:proofErr w:type="spellStart"/>
+      <w:r>
+        <w:rPr>
+          <w:sz w:val="28"/>
+          <w:szCs w:val="28"/>
+        </w:rPr>
         <w:t>varchar</w:t>
       </w:r>
+      <w:proofErr w:type="spellEnd"/>
       <w:r>
         <w:rPr>
           <w:sz w:val="28"/>
@@ -6975,6 +7157,7 @@
           <w:sz w:val="28"/>
           <w:szCs w:val="28"/>
         </w:rPr>
+        <w:lastRenderedPageBreak/>
         <w:t>e-mail</w:t>
       </w:r>
       <w:r>
@@ -6997,8 +7180,16 @@
           <w:szCs w:val="28"/>
         </w:rPr>
         <w:tab/>
+      </w:r>
+      <w:proofErr w:type="spellStart"/>
+      <w:r>
+        <w:rPr>
+          <w:sz w:val="28"/>
+          <w:szCs w:val="28"/>
+        </w:rPr>
         <w:t>varchar</w:t>
       </w:r>
+      <w:proofErr w:type="spellEnd"/>
       <w:r>
         <w:rPr>
           <w:sz w:val="28"/>
@@ -7069,6 +7260,7 @@
         </w:rPr>
         <w:tab/>
       </w:r>
+      <w:proofErr w:type="spellStart"/>
       <w:r>
         <w:rPr>
           <w:sz w:val="28"/>
@@ -7076,6 +7268,7 @@
         </w:rPr>
         <w:t>varchar</w:t>
       </w:r>
+      <w:proofErr w:type="spellEnd"/>
       <w:r>
         <w:rPr>
           <w:sz w:val="28"/>
@@ -7123,7 +7316,6 @@
           <w:sz w:val="28"/>
           <w:szCs w:val="28"/>
         </w:rPr>
-        <w:lastRenderedPageBreak/>
         <w:t>indirizzo</w:t>
       </w:r>
       <w:r>
@@ -7147,12 +7339,21 @@
         </w:rPr>
         <w:tab/>
       </w:r>
-      <w:r>
-        <w:rPr>
-          <w:sz w:val="28"/>
-          <w:szCs w:val="28"/>
-        </w:rPr>
-        <w:t>varchar (</w:t>
+      <w:proofErr w:type="spellStart"/>
+      <w:r>
+        <w:rPr>
+          <w:sz w:val="28"/>
+          <w:szCs w:val="28"/>
+        </w:rPr>
+        <w:t>varchar</w:t>
+      </w:r>
+      <w:proofErr w:type="spellEnd"/>
+      <w:r>
+        <w:rPr>
+          <w:sz w:val="28"/>
+          <w:szCs w:val="28"/>
+        </w:rPr>
+        <w:t xml:space="preserve"> (</w:t>
       </w:r>
       <w:r>
         <w:rPr>
@@ -7231,12 +7432,21 @@
         </w:rPr>
         <w:tab/>
       </w:r>
-      <w:r>
-        <w:rPr>
-          <w:sz w:val="28"/>
-          <w:szCs w:val="28"/>
-        </w:rPr>
-        <w:t>varchar (</w:t>
+      <w:proofErr w:type="spellStart"/>
+      <w:r>
+        <w:rPr>
+          <w:sz w:val="28"/>
+          <w:szCs w:val="28"/>
+        </w:rPr>
+        <w:t>varchar</w:t>
+      </w:r>
+      <w:proofErr w:type="spellEnd"/>
+      <w:r>
+        <w:rPr>
+          <w:sz w:val="28"/>
+          <w:szCs w:val="28"/>
+        </w:rPr>
+        <w:t xml:space="preserve"> (</w:t>
       </w:r>
       <w:r>
         <w:rPr>
@@ -7308,12 +7518,21 @@
         </w:rPr>
         <w:tab/>
       </w:r>
-      <w:r>
-        <w:rPr>
-          <w:sz w:val="28"/>
-          <w:szCs w:val="28"/>
-        </w:rPr>
-        <w:t>varchar (</w:t>
+      <w:proofErr w:type="spellStart"/>
+      <w:r>
+        <w:rPr>
+          <w:sz w:val="28"/>
+          <w:szCs w:val="28"/>
+        </w:rPr>
+        <w:t>varchar</w:t>
+      </w:r>
+      <w:proofErr w:type="spellEnd"/>
+      <w:r>
+        <w:rPr>
+          <w:sz w:val="28"/>
+          <w:szCs w:val="28"/>
+        </w:rPr>
+        <w:t xml:space="preserve"> (</w:t>
       </w:r>
       <w:r>
         <w:rPr>
@@ -7378,12 +7597,21 @@
         </w:rPr>
         <w:tab/>
       </w:r>
-      <w:r>
-        <w:rPr>
-          <w:sz w:val="28"/>
-          <w:szCs w:val="28"/>
-        </w:rPr>
-        <w:t>varchar (</w:t>
+      <w:proofErr w:type="spellStart"/>
+      <w:r>
+        <w:rPr>
+          <w:sz w:val="28"/>
+          <w:szCs w:val="28"/>
+        </w:rPr>
+        <w:t>varchar</w:t>
+      </w:r>
+      <w:proofErr w:type="spellEnd"/>
+      <w:r>
+        <w:rPr>
+          <w:sz w:val="28"/>
+          <w:szCs w:val="28"/>
+        </w:rPr>
+        <w:t xml:space="preserve"> (</w:t>
       </w:r>
       <w:r>
         <w:rPr>
@@ -7455,12 +7683,21 @@
         </w:rPr>
         <w:tab/>
       </w:r>
-      <w:r>
-        <w:rPr>
-          <w:sz w:val="28"/>
-          <w:szCs w:val="28"/>
-        </w:rPr>
-        <w:t>varchar (</w:t>
+      <w:proofErr w:type="spellStart"/>
+      <w:r>
+        <w:rPr>
+          <w:sz w:val="28"/>
+          <w:szCs w:val="28"/>
+        </w:rPr>
+        <w:t>varchar</w:t>
+      </w:r>
+      <w:proofErr w:type="spellEnd"/>
+      <w:r>
+        <w:rPr>
+          <w:sz w:val="28"/>
+          <w:szCs w:val="28"/>
+        </w:rPr>
+        <w:t xml:space="preserve"> (</w:t>
       </w:r>
       <w:r>
         <w:rPr>
@@ -7518,13 +7755,23 @@
           <w:lang w:val="en-GB"/>
         </w:rPr>
       </w:pPr>
+      <w:proofErr w:type="spellStart"/>
       <w:r>
         <w:rPr>
           <w:sz w:val="28"/>
           <w:szCs w:val="28"/>
           <w:lang w:val="en-GB"/>
         </w:rPr>
-        <w:t xml:space="preserve">numeroOrdine </w:t>
+        <w:t>numeroOrdine</w:t>
+      </w:r>
+      <w:proofErr w:type="spellEnd"/>
+      <w:r>
+        <w:rPr>
+          <w:sz w:val="28"/>
+          <w:szCs w:val="28"/>
+          <w:lang w:val="en-GB"/>
+        </w:rPr>
+        <w:t xml:space="preserve"> </w:t>
       </w:r>
       <w:r>
         <w:rPr>
@@ -7696,13 +7943,22 @@
         </w:rPr>
         <w:tab/>
       </w:r>
+      <w:proofErr w:type="spellStart"/>
       <w:proofErr w:type="gramStart"/>
       <w:r>
         <w:rPr>
           <w:sz w:val="28"/>
           <w:szCs w:val="28"/>
         </w:rPr>
-        <w:t>varchar(</w:t>
+        <w:t>varchar</w:t>
+      </w:r>
+      <w:proofErr w:type="spellEnd"/>
+      <w:r>
+        <w:rPr>
+          <w:sz w:val="28"/>
+          <w:szCs w:val="28"/>
+        </w:rPr>
+        <w:t>(</w:t>
       </w:r>
       <w:proofErr w:type="gramEnd"/>
       <w:r>
@@ -8044,8 +8300,16 @@
           <w:szCs w:val="28"/>
         </w:rPr>
         <w:tab/>
+      </w:r>
+      <w:proofErr w:type="spellStart"/>
+      <w:r>
+        <w:rPr>
+          <w:sz w:val="28"/>
+          <w:szCs w:val="28"/>
+        </w:rPr>
         <w:t>varchar</w:t>
       </w:r>
+      <w:proofErr w:type="spellEnd"/>
       <w:r>
         <w:rPr>
           <w:sz w:val="28"/>
@@ -8130,6 +8394,7 @@
         </w:rPr>
         <w:t xml:space="preserve">          </w:t>
       </w:r>
+      <w:proofErr w:type="spellStart"/>
       <w:r>
         <w:rPr>
           <w:sz w:val="28"/>
@@ -8137,6 +8402,7 @@
         </w:rPr>
         <w:t>varchar</w:t>
       </w:r>
+      <w:proofErr w:type="spellEnd"/>
       <w:r>
         <w:rPr>
           <w:sz w:val="28"/>
@@ -8229,8 +8495,16 @@
           <w:szCs w:val="28"/>
         </w:rPr>
         <w:tab/>
+      </w:r>
+      <w:proofErr w:type="spellStart"/>
+      <w:r>
+        <w:rPr>
+          <w:sz w:val="28"/>
+          <w:szCs w:val="28"/>
+        </w:rPr>
         <w:t>varchar</w:t>
       </w:r>
+      <w:proofErr w:type="spellEnd"/>
       <w:r>
         <w:rPr>
           <w:sz w:val="28"/>
@@ -8314,8 +8588,16 @@
           <w:szCs w:val="28"/>
         </w:rPr>
         <w:tab/>
+      </w:r>
+      <w:proofErr w:type="spellStart"/>
+      <w:r>
+        <w:rPr>
+          <w:sz w:val="28"/>
+          <w:szCs w:val="28"/>
+        </w:rPr>
         <w:t>varchar</w:t>
       </w:r>
+      <w:proofErr w:type="spellEnd"/>
       <w:r>
         <w:rPr>
           <w:sz w:val="28"/>
@@ -8399,8 +8681,16 @@
           <w:szCs w:val="28"/>
         </w:rPr>
         <w:tab/>
+      </w:r>
+      <w:proofErr w:type="spellStart"/>
+      <w:r>
+        <w:rPr>
+          <w:sz w:val="28"/>
+          <w:szCs w:val="28"/>
+        </w:rPr>
         <w:t>varchar</w:t>
       </w:r>
+      <w:proofErr w:type="spellEnd"/>
       <w:r>
         <w:rPr>
           <w:sz w:val="28"/>
@@ -8495,6 +8785,7 @@
         </w:rPr>
         <w:t xml:space="preserve">      </w:t>
       </w:r>
+      <w:proofErr w:type="spellStart"/>
       <w:r>
         <w:rPr>
           <w:sz w:val="28"/>
@@ -8502,6 +8793,7 @@
         </w:rPr>
         <w:t>varchar</w:t>
       </w:r>
+      <w:proofErr w:type="spellEnd"/>
       <w:r>
         <w:rPr>
           <w:sz w:val="28"/>
@@ -8592,8 +8884,16 @@
           <w:szCs w:val="28"/>
         </w:rPr>
         <w:tab/>
+      </w:r>
+      <w:proofErr w:type="spellStart"/>
+      <w:r>
+        <w:rPr>
+          <w:sz w:val="28"/>
+          <w:szCs w:val="28"/>
+        </w:rPr>
         <w:t>varchar</w:t>
       </w:r>
+      <w:proofErr w:type="spellEnd"/>
       <w:r>
         <w:rPr>
           <w:sz w:val="28"/>
@@ -8684,8 +8984,16 @@
           <w:szCs w:val="28"/>
         </w:rPr>
         <w:tab/>
+      </w:r>
+      <w:proofErr w:type="spellStart"/>
+      <w:r>
+        <w:rPr>
+          <w:sz w:val="28"/>
+          <w:szCs w:val="28"/>
+        </w:rPr>
         <w:t>varchar</w:t>
       </w:r>
+      <w:proofErr w:type="spellEnd"/>
       <w:r>
         <w:rPr>
           <w:sz w:val="28"/>
@@ -8880,6 +9188,7 @@
         </w:rPr>
       </w:pPr>
       <w:proofErr w:type="spellStart"/>
+      <w:proofErr w:type="gramStart"/>
       <w:r>
         <w:rPr>
           <w:sz w:val="28"/>
@@ -8895,6 +9204,7 @@
         <w:t>Ordine</w:t>
       </w:r>
       <w:proofErr w:type="spellEnd"/>
+      <w:proofErr w:type="gramEnd"/>
       <w:r>
         <w:rPr>
           <w:sz w:val="28"/>
@@ -9015,8 +9325,16 @@
           <w:szCs w:val="28"/>
         </w:rPr>
         <w:tab/>
+      </w:r>
+      <w:proofErr w:type="spellStart"/>
+      <w:r>
+        <w:rPr>
+          <w:sz w:val="28"/>
+          <w:szCs w:val="28"/>
+        </w:rPr>
         <w:t>varchar</w:t>
       </w:r>
+      <w:proofErr w:type="spellEnd"/>
       <w:r>
         <w:rPr>
           <w:sz w:val="28"/>
@@ -9094,6 +9412,7 @@
         </w:rPr>
         <w:tab/>
       </w:r>
+      <w:proofErr w:type="spellStart"/>
       <w:r>
         <w:rPr>
           <w:sz w:val="28"/>
@@ -9101,6 +9420,7 @@
         </w:rPr>
         <w:t>varchar</w:t>
       </w:r>
+      <w:proofErr w:type="spellEnd"/>
       <w:r>
         <w:rPr>
           <w:sz w:val="28"/>
@@ -9411,12 +9731,21 @@
         </w:rPr>
         <w:t xml:space="preserve">          </w:t>
       </w:r>
-      <w:r>
-        <w:rPr>
-          <w:sz w:val="28"/>
-          <w:szCs w:val="28"/>
-        </w:rPr>
-        <w:t>varchar(20)</w:t>
+      <w:proofErr w:type="spellStart"/>
+      <w:r>
+        <w:rPr>
+          <w:sz w:val="28"/>
+          <w:szCs w:val="28"/>
+        </w:rPr>
+        <w:t>varchar</w:t>
+      </w:r>
+      <w:proofErr w:type="spellEnd"/>
+      <w:r>
+        <w:rPr>
+          <w:sz w:val="28"/>
+          <w:szCs w:val="28"/>
+        </w:rPr>
+        <w:t>(20)</w:t>
       </w:r>
       <w:r>
         <w:rPr>
@@ -9497,6 +9826,7 @@
         </w:rPr>
         <w:t xml:space="preserve">     </w:t>
       </w:r>
+      <w:proofErr w:type="spellStart"/>
       <w:r>
         <w:rPr>
           <w:sz w:val="32"/>
@@ -9504,6 +9834,7 @@
         </w:rPr>
         <w:t>varchar</w:t>
       </w:r>
+      <w:proofErr w:type="spellEnd"/>
       <w:r>
         <w:rPr>
           <w:sz w:val="32"/>
@@ -9573,7 +9904,22 @@
           <w:szCs w:val="32"/>
         </w:rPr>
         <w:tab/>
-        <w:t>varchar(20)</w:t>
+      </w:r>
+      <w:proofErr w:type="spellStart"/>
+      <w:r>
+        <w:rPr>
+          <w:sz w:val="32"/>
+          <w:szCs w:val="32"/>
+        </w:rPr>
+        <w:t>varchar</w:t>
+      </w:r>
+      <w:proofErr w:type="spellEnd"/>
+      <w:r>
+        <w:rPr>
+          <w:sz w:val="32"/>
+          <w:szCs w:val="32"/>
+        </w:rPr>
+        <w:t>(20)</w:t>
       </w:r>
       <w:r>
         <w:rPr>
@@ -9882,7 +10228,6 @@
           <w:sz w:val="32"/>
           <w:szCs w:val="32"/>
         </w:rPr>
-        <w:lastRenderedPageBreak/>
         <w:t>Recensisce</w:t>
       </w:r>
     </w:p>
@@ -9945,7 +10290,21 @@
           <w:sz w:val="28"/>
           <w:szCs w:val="28"/>
         </w:rPr>
-        <w:t>(5)</w:t>
+        <w:t>(</w:t>
+      </w:r>
+      <w:r>
+        <w:rPr>
+          <w:sz w:val="28"/>
+          <w:szCs w:val="28"/>
+        </w:rPr>
+        <w:t>6</w:t>
+      </w:r>
+      <w:r>
+        <w:rPr>
+          <w:sz w:val="28"/>
+          <w:szCs w:val="28"/>
+        </w:rPr>
+        <w:t>)</w:t>
       </w:r>
       <w:r>
         <w:rPr>
@@ -10031,13 +10390,22 @@
         </w:rPr>
         <w:tab/>
       </w:r>
+      <w:proofErr w:type="spellStart"/>
       <w:proofErr w:type="gramStart"/>
       <w:r>
         <w:rPr>
           <w:sz w:val="28"/>
           <w:szCs w:val="28"/>
         </w:rPr>
-        <w:t>varchar(</w:t>
+        <w:t>varchar</w:t>
+      </w:r>
+      <w:proofErr w:type="spellEnd"/>
+      <w:r>
+        <w:rPr>
+          <w:sz w:val="28"/>
+          <w:szCs w:val="28"/>
+        </w:rPr>
+        <w:t>(</w:t>
       </w:r>
       <w:proofErr w:type="gramEnd"/>
       <w:r>
@@ -10344,6 +10712,381 @@
     <w:p>
       <w:pPr>
         <w:jc w:val="both"/>
+        <w:rPr>
+          <w:b/>
+          <w:bCs/>
+          <w:sz w:val="32"/>
+          <w:szCs w:val="32"/>
+        </w:rPr>
+      </w:pPr>
+    </w:p>
+    <w:p>
+      <w:pPr>
+        <w:jc w:val="both"/>
+        <w:rPr>
+          <w:b/>
+          <w:bCs/>
+          <w:sz w:val="32"/>
+          <w:szCs w:val="32"/>
+        </w:rPr>
+      </w:pPr>
+      <w:r>
+        <w:rPr>
+          <w:b/>
+          <w:bCs/>
+          <w:sz w:val="32"/>
+          <w:szCs w:val="32"/>
+        </w:rPr>
+        <w:t>Carrello</w:t>
+      </w:r>
+    </w:p>
+    <w:p>
+      <w:pPr>
+        <w:pStyle w:val="Paragrafoelenco"/>
+        <w:numPr>
+          <w:ilvl w:val="0"/>
+          <w:numId w:val="46"/>
+        </w:numPr>
+        <w:jc w:val="both"/>
+        <w:rPr>
+          <w:sz w:val="28"/>
+          <w:szCs w:val="28"/>
+        </w:rPr>
+      </w:pPr>
+      <w:r>
+        <w:rPr>
+          <w:sz w:val="28"/>
+          <w:szCs w:val="28"/>
+        </w:rPr>
+        <w:t>username</w:t>
+      </w:r>
+      <w:r>
+        <w:rPr>
+          <w:sz w:val="28"/>
+          <w:szCs w:val="28"/>
+        </w:rPr>
+        <w:t xml:space="preserve"> </w:t>
+      </w:r>
+      <w:r>
+        <w:rPr>
+          <w:sz w:val="28"/>
+          <w:szCs w:val="28"/>
+        </w:rPr>
+        <w:tab/>
+      </w:r>
+      <w:r>
+        <w:rPr>
+          <w:sz w:val="28"/>
+          <w:szCs w:val="28"/>
+        </w:rPr>
+        <w:tab/>
+      </w:r>
+      <w:r>
+        <w:rPr>
+          <w:sz w:val="28"/>
+          <w:szCs w:val="28"/>
+        </w:rPr>
+        <w:tab/>
+      </w:r>
+      <w:proofErr w:type="spellStart"/>
+      <w:r>
+        <w:rPr>
+          <w:sz w:val="28"/>
+          <w:szCs w:val="28"/>
+        </w:rPr>
+        <w:t>char</w:t>
+      </w:r>
+      <w:proofErr w:type="spellEnd"/>
+      <w:r>
+        <w:rPr>
+          <w:sz w:val="28"/>
+          <w:szCs w:val="28"/>
+        </w:rPr>
+        <w:t>(</w:t>
+      </w:r>
+      <w:r>
+        <w:rPr>
+          <w:sz w:val="28"/>
+          <w:szCs w:val="28"/>
+        </w:rPr>
+        <w:t>20</w:t>
+      </w:r>
+      <w:r>
+        <w:rPr>
+          <w:sz w:val="28"/>
+          <w:szCs w:val="28"/>
+        </w:rPr>
+        <w:t>)</w:t>
+      </w:r>
+      <w:r>
+        <w:rPr>
+          <w:sz w:val="28"/>
+          <w:szCs w:val="28"/>
+        </w:rPr>
+        <w:tab/>
+      </w:r>
+      <w:r>
+        <w:rPr>
+          <w:sz w:val="28"/>
+          <w:szCs w:val="28"/>
+        </w:rPr>
+        <w:tab/>
+        <w:t>(PK/FK)</w:t>
+      </w:r>
+    </w:p>
+    <w:p>
+      <w:pPr>
+        <w:pStyle w:val="Paragrafoelenco"/>
+        <w:numPr>
+          <w:ilvl w:val="0"/>
+          <w:numId w:val="46"/>
+        </w:numPr>
+        <w:jc w:val="both"/>
+        <w:rPr>
+          <w:sz w:val="28"/>
+          <w:szCs w:val="28"/>
+        </w:rPr>
+      </w:pPr>
+      <w:proofErr w:type="spellStart"/>
+      <w:r>
+        <w:rPr>
+          <w:sz w:val="28"/>
+          <w:szCs w:val="28"/>
+        </w:rPr>
+        <w:t>codiceArticolo</w:t>
+      </w:r>
+      <w:proofErr w:type="spellEnd"/>
+      <w:r>
+        <w:rPr>
+          <w:sz w:val="28"/>
+          <w:szCs w:val="28"/>
+        </w:rPr>
+        <w:t xml:space="preserve">             </w:t>
+      </w:r>
+      <w:r>
+        <w:rPr>
+          <w:sz w:val="28"/>
+          <w:szCs w:val="28"/>
+        </w:rPr>
+        <w:tab/>
+      </w:r>
+      <w:proofErr w:type="spellStart"/>
+      <w:proofErr w:type="gramStart"/>
+      <w:r>
+        <w:rPr>
+          <w:sz w:val="28"/>
+          <w:szCs w:val="28"/>
+        </w:rPr>
+        <w:t>char</w:t>
+      </w:r>
+      <w:proofErr w:type="spellEnd"/>
+      <w:r>
+        <w:rPr>
+          <w:sz w:val="28"/>
+          <w:szCs w:val="28"/>
+        </w:rPr>
+        <w:t>(</w:t>
+      </w:r>
+      <w:proofErr w:type="gramEnd"/>
+      <w:r>
+        <w:rPr>
+          <w:sz w:val="28"/>
+          <w:szCs w:val="28"/>
+        </w:rPr>
+        <w:t>6</w:t>
+      </w:r>
+      <w:r>
+        <w:rPr>
+          <w:sz w:val="28"/>
+          <w:szCs w:val="28"/>
+        </w:rPr>
+        <w:t>)</w:t>
+      </w:r>
+      <w:r>
+        <w:rPr>
+          <w:sz w:val="28"/>
+          <w:szCs w:val="28"/>
+        </w:rPr>
+        <w:t xml:space="preserve"> </w:t>
+      </w:r>
+      <w:r>
+        <w:rPr>
+          <w:sz w:val="28"/>
+          <w:szCs w:val="28"/>
+        </w:rPr>
+        <w:tab/>
+      </w:r>
+      <w:r>
+        <w:rPr>
+          <w:sz w:val="28"/>
+          <w:szCs w:val="28"/>
+        </w:rPr>
+        <w:tab/>
+        <w:t>(PK/FK)</w:t>
+      </w:r>
+    </w:p>
+    <w:p>
+      <w:pPr>
+        <w:pStyle w:val="Paragrafoelenco"/>
+        <w:numPr>
+          <w:ilvl w:val="0"/>
+          <w:numId w:val="46"/>
+        </w:numPr>
+        <w:jc w:val="both"/>
+        <w:rPr>
+          <w:sz w:val="28"/>
+          <w:szCs w:val="28"/>
+        </w:rPr>
+      </w:pPr>
+      <w:r>
+        <w:rPr>
+          <w:sz w:val="28"/>
+          <w:szCs w:val="28"/>
+        </w:rPr>
+        <w:t>quantità</w:t>
+      </w:r>
+      <w:r>
+        <w:rPr>
+          <w:sz w:val="28"/>
+          <w:szCs w:val="28"/>
+        </w:rPr>
+        <w:tab/>
+      </w:r>
+      <w:r>
+        <w:rPr>
+          <w:sz w:val="28"/>
+          <w:szCs w:val="28"/>
+        </w:rPr>
+        <w:tab/>
+      </w:r>
+      <w:r>
+        <w:rPr>
+          <w:sz w:val="28"/>
+          <w:szCs w:val="28"/>
+        </w:rPr>
+        <w:tab/>
+      </w:r>
+      <w:proofErr w:type="spellStart"/>
+      <w:r>
+        <w:rPr>
+          <w:sz w:val="28"/>
+          <w:szCs w:val="28"/>
+        </w:rPr>
+        <w:t>int</w:t>
+      </w:r>
+      <w:proofErr w:type="spellEnd"/>
+    </w:p>
+    <w:p>
+      <w:pPr>
+        <w:ind w:left="360"/>
+        <w:jc w:val="both"/>
+        <w:rPr>
+          <w:sz w:val="28"/>
+          <w:szCs w:val="28"/>
+        </w:rPr>
+      </w:pPr>
+    </w:p>
+    <w:p>
+      <w:pPr>
+        <w:jc w:val="both"/>
+        <w:rPr>
+          <w:b/>
+          <w:bCs/>
+          <w:sz w:val="32"/>
+          <w:szCs w:val="32"/>
+        </w:rPr>
+      </w:pPr>
+    </w:p>
+    <w:p>
+      <w:pPr>
+        <w:jc w:val="both"/>
+        <w:rPr>
+          <w:b/>
+          <w:bCs/>
+          <w:sz w:val="32"/>
+          <w:szCs w:val="32"/>
+        </w:rPr>
+      </w:pPr>
+    </w:p>
+    <w:p>
+      <w:pPr>
+        <w:jc w:val="both"/>
+        <w:rPr>
+          <w:b/>
+          <w:bCs/>
+          <w:sz w:val="32"/>
+          <w:szCs w:val="32"/>
+        </w:rPr>
+      </w:pPr>
+      <w:r>
+        <w:rPr>
+          <w:b/>
+          <w:bCs/>
+          <w:sz w:val="32"/>
+          <w:szCs w:val="32"/>
+        </w:rPr>
+        <w:t>SCHEMA LOGICO</w:t>
+      </w:r>
+    </w:p>
+    <w:p>
+      <w:pPr>
+        <w:jc w:val="both"/>
+        <w:rPr>
+          <w:b/>
+          <w:bCs/>
+          <w:sz w:val="32"/>
+          <w:szCs w:val="32"/>
+        </w:rPr>
+      </w:pPr>
+    </w:p>
+    <w:p>
+      <w:pPr>
+        <w:jc w:val="both"/>
+      </w:pPr>
+      <w:r>
+        <w:rPr>
+          <w:noProof/>
+        </w:rPr>
+        <w:drawing>
+          <wp:inline distT="0" distB="0" distL="0" distR="0" wp14:anchorId="66DF430E" wp14:editId="08555125">
+            <wp:extent cx="6120130" cy="4533900"/>
+            <wp:effectExtent l="0" t="0" r="0" b="0"/>
+            <wp:docPr id="2" name="Immagine 2"/>
+            <wp:cNvGraphicFramePr>
+              <a:graphicFrameLocks xmlns:a="http://schemas.openxmlformats.org/drawingml/2006/main" noChangeAspect="1"/>
+            </wp:cNvGraphicFramePr>
+            <a:graphic xmlns:a="http://schemas.openxmlformats.org/drawingml/2006/main">
+              <a:graphicData uri="http://schemas.openxmlformats.org/drawingml/2006/picture">
+                <pic:pic xmlns:pic="http://schemas.openxmlformats.org/drawingml/2006/picture">
+                  <pic:nvPicPr>
+                    <pic:cNvPr id="1" name=""/>
+                    <pic:cNvPicPr/>
+                  </pic:nvPicPr>
+                  <pic:blipFill>
+                    <a:blip r:embed="rId13"/>
+                    <a:stretch>
+                      <a:fillRect/>
+                    </a:stretch>
+                  </pic:blipFill>
+                  <pic:spPr>
+                    <a:xfrm>
+                      <a:off x="0" y="0"/>
+                      <a:ext cx="6120130" cy="4533900"/>
+                    </a:xfrm>
+                    <a:prstGeom prst="rect">
+                      <a:avLst/>
+                    </a:prstGeom>
+                  </pic:spPr>
+                </pic:pic>
+              </a:graphicData>
+            </a:graphic>
+          </wp:inline>
+        </w:drawing>
+      </w:r>
+    </w:p>
+    <w:p>
+      <w:pPr>
+        <w:jc w:val="both"/>
       </w:pPr>
     </w:p>
     <w:p>
@@ -10366,7 +11109,7 @@
           <w:color w:val="000000" w:themeColor="text1"/>
         </w:rPr>
       </w:pPr>
-      <w:bookmarkStart w:id="11" w:name="_Toc120639409"/>
+      <w:bookmarkStart w:id="11" w:name="_Toc120872004"/>
       <w:r>
         <w:rPr>
           <w:rFonts w:ascii="Times New Roman" w:hAnsi="Times New Roman" w:cs="Times New Roman"/>
@@ -10374,6 +11117,7 @@
           <w:bCs/>
           <w:color w:val="000000" w:themeColor="text1"/>
         </w:rPr>
+        <w:lastRenderedPageBreak/>
         <w:t>CONTROLLO DEGLI ACCESSI E SICUREZZA</w:t>
       </w:r>
       <w:bookmarkEnd w:id="11"/>
@@ -11881,7 +12625,7 @@
           <w:color w:val="000000" w:themeColor="text1"/>
         </w:rPr>
       </w:pPr>
-      <w:bookmarkStart w:id="12" w:name="_Toc120639410"/>
+      <w:bookmarkStart w:id="12" w:name="_Toc120872005"/>
       <w:r>
         <w:rPr>
           <w:rFonts w:ascii="Times New Roman" w:hAnsi="Times New Roman" w:cs="Times New Roman"/>
@@ -11994,7 +12738,23 @@
           <w:sz w:val="28"/>
           <w:szCs w:val="28"/>
         </w:rPr>
-        <w:t xml:space="preserve"> quale gestisce le richieste dei client. Il Web Server invoca le Servlet </w:t>
+        <w:t xml:space="preserve"> quale gestisce le richieste dei client. Il Web Server invoca le </w:t>
+      </w:r>
+      <w:proofErr w:type="spellStart"/>
+      <w:r>
+        <w:rPr>
+          <w:sz w:val="28"/>
+          <w:szCs w:val="28"/>
+        </w:rPr>
+        <w:t>Servlet</w:t>
+      </w:r>
+      <w:proofErr w:type="spellEnd"/>
+      <w:r>
+        <w:rPr>
+          <w:sz w:val="28"/>
+          <w:szCs w:val="28"/>
+        </w:rPr>
+        <w:t xml:space="preserve"> </w:t>
       </w:r>
       <w:r>
         <w:rPr>
@@ -12034,7 +12794,7 @@
           <w:color w:val="000000" w:themeColor="text1"/>
         </w:rPr>
       </w:pPr>
-      <w:bookmarkStart w:id="13" w:name="_Toc120639411"/>
+      <w:bookmarkStart w:id="13" w:name="_Toc120872006"/>
       <w:r>
         <w:rPr>
           <w:rFonts w:ascii="Times New Roman" w:hAnsi="Times New Roman" w:cs="Times New Roman"/>
@@ -12042,6 +12802,7 @@
           <w:bCs/>
           <w:color w:val="000000" w:themeColor="text1"/>
         </w:rPr>
+        <w:lastRenderedPageBreak/>
         <w:t>SERVIZI DEI SOTTOSISTEMI</w:t>
       </w:r>
       <w:bookmarkEnd w:id="13"/>
@@ -12628,7 +13389,6 @@
                 <w:sz w:val="28"/>
                 <w:szCs w:val="28"/>
               </w:rPr>
-              <w:lastRenderedPageBreak/>
               <w:t xml:space="preserve">Aggiorna Articolo </w:t>
             </w:r>
           </w:p>
@@ -12824,7 +13584,15 @@
                 <w:sz w:val="28"/>
                 <w:szCs w:val="28"/>
               </w:rPr>
-              <w:t>Consente all’utente Loggato di modificare una recensione precedentemente rilasciata.</w:t>
+              <w:t xml:space="preserve">Consente all’utente Loggato di </w:t>
+            </w:r>
+            <w:r>
+              <w:rPr>
+                <w:sz w:val="28"/>
+                <w:szCs w:val="28"/>
+              </w:rPr>
+              <w:lastRenderedPageBreak/>
+              <w:t>modificare una recensione precedentemente rilasciata.</w:t>
             </w:r>
           </w:p>
         </w:tc>
@@ -12846,6 +13614,7 @@
                 <w:sz w:val="28"/>
                 <w:szCs w:val="28"/>
               </w:rPr>
+              <w:lastRenderedPageBreak/>
               <w:t>Rimuovi Recensione</w:t>
             </w:r>
           </w:p>
@@ -13434,7 +14203,7 @@
       </w:r>
     </w:p>
     <w:sectPr>
-      <w:footerReference w:type="default" r:id="rId13"/>
+      <w:footerReference w:type="default" r:id="rId14"/>
       <w:pgSz w:w="11906" w:h="16838"/>
       <w:pgMar w:top="1417" w:right="1134" w:bottom="1134" w:left="1134" w:header="708" w:footer="708" w:gutter="0"/>
       <w:cols w:space="708"/>
@@ -14125,6 +14894,119 @@
     </w:lvl>
   </w:abstractNum>
   <w:abstractNum w:abstractNumId="5" w15:restartNumberingAfterBreak="0">
+    <w:nsid w:val="12655C43"/>
+    <w:multiLevelType w:val="hybridMultilevel"/>
+    <w:tmpl w:val="A238B516"/>
+    <w:lvl w:ilvl="0" w:tplc="04100001">
+      <w:start w:val="1"/>
+      <w:numFmt w:val="bullet"/>
+      <w:lvlText w:val=""/>
+      <w:lvlJc w:val="left"/>
+      <w:pPr>
+        <w:ind w:left="720" w:hanging="360"/>
+      </w:pPr>
+      <w:rPr>
+        <w:rFonts w:ascii="Symbol" w:hAnsi="Symbol" w:hint="default"/>
+      </w:rPr>
+    </w:lvl>
+    <w:lvl w:ilvl="1" w:tplc="04100003" w:tentative="1">
+      <w:start w:val="1"/>
+      <w:numFmt w:val="bullet"/>
+      <w:lvlText w:val="o"/>
+      <w:lvlJc w:val="left"/>
+      <w:pPr>
+        <w:ind w:left="1440" w:hanging="360"/>
+      </w:pPr>
+      <w:rPr>
+        <w:rFonts w:ascii="Courier New" w:hAnsi="Courier New" w:cs="Courier New" w:hint="default"/>
+      </w:rPr>
+    </w:lvl>
+    <w:lvl w:ilvl="2" w:tplc="04100005" w:tentative="1">
+      <w:start w:val="1"/>
+      <w:numFmt w:val="bullet"/>
+      <w:lvlText w:val=""/>
+      <w:lvlJc w:val="left"/>
+      <w:pPr>
+        <w:ind w:left="2160" w:hanging="360"/>
+      </w:pPr>
+      <w:rPr>
+        <w:rFonts w:ascii="Wingdings" w:hAnsi="Wingdings" w:hint="default"/>
+      </w:rPr>
+    </w:lvl>
+    <w:lvl w:ilvl="3" w:tplc="04100001" w:tentative="1">
+      <w:start w:val="1"/>
+      <w:numFmt w:val="bullet"/>
+      <w:lvlText w:val=""/>
+      <w:lvlJc w:val="left"/>
+      <w:pPr>
+        <w:ind w:left="2880" w:hanging="360"/>
+      </w:pPr>
+      <w:rPr>
+        <w:rFonts w:ascii="Symbol" w:hAnsi="Symbol" w:hint="default"/>
+      </w:rPr>
+    </w:lvl>
+    <w:lvl w:ilvl="4" w:tplc="04100003" w:tentative="1">
+      <w:start w:val="1"/>
+      <w:numFmt w:val="bullet"/>
+      <w:lvlText w:val="o"/>
+      <w:lvlJc w:val="left"/>
+      <w:pPr>
+        <w:ind w:left="3600" w:hanging="360"/>
+      </w:pPr>
+      <w:rPr>
+        <w:rFonts w:ascii="Courier New" w:hAnsi="Courier New" w:cs="Courier New" w:hint="default"/>
+      </w:rPr>
+    </w:lvl>
+    <w:lvl w:ilvl="5" w:tplc="04100005" w:tentative="1">
+      <w:start w:val="1"/>
+      <w:numFmt w:val="bullet"/>
+      <w:lvlText w:val=""/>
+      <w:lvlJc w:val="left"/>
+      <w:pPr>
+        <w:ind w:left="4320" w:hanging="360"/>
+      </w:pPr>
+      <w:rPr>
+        <w:rFonts w:ascii="Wingdings" w:hAnsi="Wingdings" w:hint="default"/>
+      </w:rPr>
+    </w:lvl>
+    <w:lvl w:ilvl="6" w:tplc="04100001" w:tentative="1">
+      <w:start w:val="1"/>
+      <w:numFmt w:val="bullet"/>
+      <w:lvlText w:val=""/>
+      <w:lvlJc w:val="left"/>
+      <w:pPr>
+        <w:ind w:left="5040" w:hanging="360"/>
+      </w:pPr>
+      <w:rPr>
+        <w:rFonts w:ascii="Symbol" w:hAnsi="Symbol" w:hint="default"/>
+      </w:rPr>
+    </w:lvl>
+    <w:lvl w:ilvl="7" w:tplc="04100003" w:tentative="1">
+      <w:start w:val="1"/>
+      <w:numFmt w:val="bullet"/>
+      <w:lvlText w:val="o"/>
+      <w:lvlJc w:val="left"/>
+      <w:pPr>
+        <w:ind w:left="5760" w:hanging="360"/>
+      </w:pPr>
+      <w:rPr>
+        <w:rFonts w:ascii="Courier New" w:hAnsi="Courier New" w:cs="Courier New" w:hint="default"/>
+      </w:rPr>
+    </w:lvl>
+    <w:lvl w:ilvl="8" w:tplc="04100005" w:tentative="1">
+      <w:start w:val="1"/>
+      <w:numFmt w:val="bullet"/>
+      <w:lvlText w:val=""/>
+      <w:lvlJc w:val="left"/>
+      <w:pPr>
+        <w:ind w:left="6480" w:hanging="360"/>
+      </w:pPr>
+      <w:rPr>
+        <w:rFonts w:ascii="Wingdings" w:hAnsi="Wingdings" w:hint="default"/>
+      </w:rPr>
+    </w:lvl>
+  </w:abstractNum>
+  <w:abstractNum w:abstractNumId="6" w15:restartNumberingAfterBreak="0">
     <w:nsid w:val="1339263D"/>
     <w:multiLevelType w:val="hybridMultilevel"/>
     <w:tmpl w:val="31726940"/>
@@ -14210,7 +15092,7 @@
       </w:pPr>
     </w:lvl>
   </w:abstractNum>
-  <w:abstractNum w:abstractNumId="6" w15:restartNumberingAfterBreak="0">
+  <w:abstractNum w:abstractNumId="7" w15:restartNumberingAfterBreak="0">
     <w:nsid w:val="165B4D1A"/>
     <w:multiLevelType w:val="hybridMultilevel"/>
     <w:tmpl w:val="B2B2EC56"/>
@@ -14323,7 +15205,7 @@
       </w:rPr>
     </w:lvl>
   </w:abstractNum>
-  <w:abstractNum w:abstractNumId="7" w15:restartNumberingAfterBreak="0">
+  <w:abstractNum w:abstractNumId="8" w15:restartNumberingAfterBreak="0">
     <w:nsid w:val="190A530C"/>
     <w:multiLevelType w:val="hybridMultilevel"/>
     <w:tmpl w:val="97BC968E"/>
@@ -14616,7 +15498,7 @@
       </w:rPr>
     </w:lvl>
   </w:abstractNum>
-  <w:abstractNum w:abstractNumId="8" w15:restartNumberingAfterBreak="0">
+  <w:abstractNum w:abstractNumId="9" w15:restartNumberingAfterBreak="0">
     <w:nsid w:val="1CC61282"/>
     <w:multiLevelType w:val="hybridMultilevel"/>
     <w:tmpl w:val="867CBEB0"/>
@@ -14729,7 +15611,7 @@
       </w:rPr>
     </w:lvl>
   </w:abstractNum>
-  <w:abstractNum w:abstractNumId="9" w15:restartNumberingAfterBreak="0">
+  <w:abstractNum w:abstractNumId="10" w15:restartNumberingAfterBreak="0">
     <w:nsid w:val="1D795E47"/>
     <w:multiLevelType w:val="hybridMultilevel"/>
     <w:tmpl w:val="02F6178A"/>
@@ -14818,7 +15700,7 @@
       </w:pPr>
     </w:lvl>
   </w:abstractNum>
-  <w:abstractNum w:abstractNumId="10" w15:restartNumberingAfterBreak="0">
+  <w:abstractNum w:abstractNumId="11" w15:restartNumberingAfterBreak="0">
     <w:nsid w:val="1EC80736"/>
     <w:multiLevelType w:val="hybridMultilevel"/>
     <w:tmpl w:val="B8369712"/>
@@ -14904,7 +15786,7 @@
       </w:pPr>
     </w:lvl>
   </w:abstractNum>
-  <w:abstractNum w:abstractNumId="11" w15:restartNumberingAfterBreak="0">
+  <w:abstractNum w:abstractNumId="12" w15:restartNumberingAfterBreak="0">
     <w:nsid w:val="1FB76EB8"/>
     <w:multiLevelType w:val="hybridMultilevel"/>
     <w:tmpl w:val="CF58EE42"/>
@@ -14990,7 +15872,7 @@
       </w:pPr>
     </w:lvl>
   </w:abstractNum>
-  <w:abstractNum w:abstractNumId="12" w15:restartNumberingAfterBreak="0">
+  <w:abstractNum w:abstractNumId="13" w15:restartNumberingAfterBreak="0">
     <w:nsid w:val="207B49A5"/>
     <w:multiLevelType w:val="hybridMultilevel"/>
     <w:tmpl w:val="9B64C4FA"/>
@@ -15103,7 +15985,7 @@
       </w:rPr>
     </w:lvl>
   </w:abstractNum>
-  <w:abstractNum w:abstractNumId="13" w15:restartNumberingAfterBreak="0">
+  <w:abstractNum w:abstractNumId="14" w15:restartNumberingAfterBreak="0">
     <w:nsid w:val="254921D1"/>
     <w:multiLevelType w:val="hybridMultilevel"/>
     <w:tmpl w:val="1A1C20CC"/>
@@ -15192,7 +16074,7 @@
       </w:pPr>
     </w:lvl>
   </w:abstractNum>
-  <w:abstractNum w:abstractNumId="14" w15:restartNumberingAfterBreak="0">
+  <w:abstractNum w:abstractNumId="15" w15:restartNumberingAfterBreak="0">
     <w:nsid w:val="293923C5"/>
     <w:multiLevelType w:val="hybridMultilevel"/>
     <w:tmpl w:val="3EF23E6E"/>
@@ -15281,7 +16163,7 @@
       </w:pPr>
     </w:lvl>
   </w:abstractNum>
-  <w:abstractNum w:abstractNumId="15" w15:restartNumberingAfterBreak="0">
+  <w:abstractNum w:abstractNumId="16" w15:restartNumberingAfterBreak="0">
     <w:nsid w:val="2A204B3D"/>
     <w:multiLevelType w:val="multilevel"/>
     <w:tmpl w:val="F5D22AFC"/>
@@ -15399,7 +16281,7 @@
       </w:rPr>
     </w:lvl>
   </w:abstractNum>
-  <w:abstractNum w:abstractNumId="16" w15:restartNumberingAfterBreak="0">
+  <w:abstractNum w:abstractNumId="17" w15:restartNumberingAfterBreak="0">
     <w:nsid w:val="2D1B1339"/>
     <w:multiLevelType w:val="hybridMultilevel"/>
     <w:tmpl w:val="45D67DD2"/>
@@ -15512,7 +16394,7 @@
       </w:rPr>
     </w:lvl>
   </w:abstractNum>
-  <w:abstractNum w:abstractNumId="17" w15:restartNumberingAfterBreak="0">
+  <w:abstractNum w:abstractNumId="18" w15:restartNumberingAfterBreak="0">
     <w:nsid w:val="2ED84DD0"/>
     <w:multiLevelType w:val="hybridMultilevel"/>
     <w:tmpl w:val="D272D50E"/>
@@ -15625,7 +16507,7 @@
       </w:rPr>
     </w:lvl>
   </w:abstractNum>
-  <w:abstractNum w:abstractNumId="18" w15:restartNumberingAfterBreak="0">
+  <w:abstractNum w:abstractNumId="19" w15:restartNumberingAfterBreak="0">
     <w:nsid w:val="34F2657E"/>
     <w:multiLevelType w:val="hybridMultilevel"/>
     <w:tmpl w:val="D8E206CC"/>
@@ -15738,7 +16620,7 @@
       </w:rPr>
     </w:lvl>
   </w:abstractNum>
-  <w:abstractNum w:abstractNumId="19" w15:restartNumberingAfterBreak="0">
+  <w:abstractNum w:abstractNumId="20" w15:restartNumberingAfterBreak="0">
     <w:nsid w:val="350663BC"/>
     <w:multiLevelType w:val="hybridMultilevel"/>
     <w:tmpl w:val="C3D2CA82"/>
@@ -15851,7 +16733,7 @@
       </w:rPr>
     </w:lvl>
   </w:abstractNum>
-  <w:abstractNum w:abstractNumId="20" w15:restartNumberingAfterBreak="0">
+  <w:abstractNum w:abstractNumId="21" w15:restartNumberingAfterBreak="0">
     <w:nsid w:val="36AB6BDF"/>
     <w:multiLevelType w:val="hybridMultilevel"/>
     <w:tmpl w:val="10469C18"/>
@@ -15964,7 +16846,7 @@
       </w:rPr>
     </w:lvl>
   </w:abstractNum>
-  <w:abstractNum w:abstractNumId="21" w15:restartNumberingAfterBreak="0">
+  <w:abstractNum w:abstractNumId="22" w15:restartNumberingAfterBreak="0">
     <w:nsid w:val="37904D99"/>
     <w:multiLevelType w:val="hybridMultilevel"/>
     <w:tmpl w:val="76FE6058"/>
@@ -16077,7 +16959,7 @@
       </w:rPr>
     </w:lvl>
   </w:abstractNum>
-  <w:abstractNum w:abstractNumId="22" w15:restartNumberingAfterBreak="0">
+  <w:abstractNum w:abstractNumId="23" w15:restartNumberingAfterBreak="0">
     <w:nsid w:val="382E0C69"/>
     <w:multiLevelType w:val="multilevel"/>
     <w:tmpl w:val="B4DA929E"/>
@@ -16190,7 +17072,7 @@
       </w:rPr>
     </w:lvl>
   </w:abstractNum>
-  <w:abstractNum w:abstractNumId="23" w15:restartNumberingAfterBreak="0">
+  <w:abstractNum w:abstractNumId="24" w15:restartNumberingAfterBreak="0">
     <w:nsid w:val="3BC359F9"/>
     <w:multiLevelType w:val="hybridMultilevel"/>
     <w:tmpl w:val="F0381D4A"/>
@@ -16447,7 +17329,7 @@
       </w:rPr>
     </w:lvl>
   </w:abstractNum>
-  <w:abstractNum w:abstractNumId="24" w15:restartNumberingAfterBreak="0">
+  <w:abstractNum w:abstractNumId="25" w15:restartNumberingAfterBreak="0">
     <w:nsid w:val="40C8031A"/>
     <w:multiLevelType w:val="hybridMultilevel"/>
     <w:tmpl w:val="46327F72"/>
@@ -16560,7 +17442,7 @@
       </w:rPr>
     </w:lvl>
   </w:abstractNum>
-  <w:abstractNum w:abstractNumId="25" w15:restartNumberingAfterBreak="0">
+  <w:abstractNum w:abstractNumId="26" w15:restartNumberingAfterBreak="0">
     <w:nsid w:val="45A03B75"/>
     <w:multiLevelType w:val="hybridMultilevel"/>
     <w:tmpl w:val="52C24B3A"/>
@@ -16673,7 +17555,7 @@
       </w:rPr>
     </w:lvl>
   </w:abstractNum>
-  <w:abstractNum w:abstractNumId="26" w15:restartNumberingAfterBreak="0">
+  <w:abstractNum w:abstractNumId="27" w15:restartNumberingAfterBreak="0">
     <w:nsid w:val="48D13D1A"/>
     <w:multiLevelType w:val="hybridMultilevel"/>
     <w:tmpl w:val="C3F06F8C"/>
@@ -16786,7 +17668,7 @@
       </w:rPr>
     </w:lvl>
   </w:abstractNum>
-  <w:abstractNum w:abstractNumId="27" w15:restartNumberingAfterBreak="0">
+  <w:abstractNum w:abstractNumId="28" w15:restartNumberingAfterBreak="0">
     <w:nsid w:val="514F1187"/>
     <w:multiLevelType w:val="hybridMultilevel"/>
     <w:tmpl w:val="02C22FB0"/>
@@ -16875,7 +17757,7 @@
       </w:pPr>
     </w:lvl>
   </w:abstractNum>
-  <w:abstractNum w:abstractNumId="28" w15:restartNumberingAfterBreak="0">
+  <w:abstractNum w:abstractNumId="29" w15:restartNumberingAfterBreak="0">
     <w:nsid w:val="51AD29C1"/>
     <w:multiLevelType w:val="hybridMultilevel"/>
     <w:tmpl w:val="1E260F14"/>
@@ -16964,7 +17846,7 @@
       </w:pPr>
     </w:lvl>
   </w:abstractNum>
-  <w:abstractNum w:abstractNumId="29" w15:restartNumberingAfterBreak="0">
+  <w:abstractNum w:abstractNumId="30" w15:restartNumberingAfterBreak="0">
     <w:nsid w:val="538A2A81"/>
     <w:multiLevelType w:val="multilevel"/>
     <w:tmpl w:val="C38A224E"/>
@@ -17085,7 +17967,7 @@
       </w:rPr>
     </w:lvl>
   </w:abstractNum>
-  <w:abstractNum w:abstractNumId="30" w15:restartNumberingAfterBreak="0">
+  <w:abstractNum w:abstractNumId="31" w15:restartNumberingAfterBreak="0">
     <w:nsid w:val="57150F62"/>
     <w:multiLevelType w:val="hybridMultilevel"/>
     <w:tmpl w:val="ADAE6208"/>
@@ -17198,7 +18080,7 @@
       </w:rPr>
     </w:lvl>
   </w:abstractNum>
-  <w:abstractNum w:abstractNumId="31" w15:restartNumberingAfterBreak="0">
+  <w:abstractNum w:abstractNumId="32" w15:restartNumberingAfterBreak="0">
     <w:nsid w:val="577D178E"/>
     <w:multiLevelType w:val="hybridMultilevel"/>
     <w:tmpl w:val="F13AFEF4"/>
@@ -17284,7 +18166,7 @@
       </w:pPr>
     </w:lvl>
   </w:abstractNum>
-  <w:abstractNum w:abstractNumId="32" w15:restartNumberingAfterBreak="0">
+  <w:abstractNum w:abstractNumId="33" w15:restartNumberingAfterBreak="0">
     <w:nsid w:val="5A095CBC"/>
     <w:multiLevelType w:val="hybridMultilevel"/>
     <w:tmpl w:val="D7D225B2"/>
@@ -17577,7 +18459,7 @@
       </w:rPr>
     </w:lvl>
   </w:abstractNum>
-  <w:abstractNum w:abstractNumId="33" w15:restartNumberingAfterBreak="0">
+  <w:abstractNum w:abstractNumId="34" w15:restartNumberingAfterBreak="0">
     <w:nsid w:val="5A4019BC"/>
     <w:multiLevelType w:val="hybridMultilevel"/>
     <w:tmpl w:val="DEB2DE88"/>
@@ -17870,7 +18752,7 @@
       </w:rPr>
     </w:lvl>
   </w:abstractNum>
-  <w:abstractNum w:abstractNumId="34" w15:restartNumberingAfterBreak="0">
+  <w:abstractNum w:abstractNumId="35" w15:restartNumberingAfterBreak="0">
     <w:nsid w:val="64317FE8"/>
     <w:multiLevelType w:val="hybridMultilevel"/>
     <w:tmpl w:val="5AB07F78"/>
@@ -17956,7 +18838,7 @@
       </w:pPr>
     </w:lvl>
   </w:abstractNum>
-  <w:abstractNum w:abstractNumId="35" w15:restartNumberingAfterBreak="0">
+  <w:abstractNum w:abstractNumId="36" w15:restartNumberingAfterBreak="0">
     <w:nsid w:val="65CD481B"/>
     <w:multiLevelType w:val="multilevel"/>
     <w:tmpl w:val="0A4C5696"/>
@@ -18069,7 +18951,7 @@
       </w:rPr>
     </w:lvl>
   </w:abstractNum>
-  <w:abstractNum w:abstractNumId="36" w15:restartNumberingAfterBreak="0">
+  <w:abstractNum w:abstractNumId="37" w15:restartNumberingAfterBreak="0">
     <w:nsid w:val="65D86AE9"/>
     <w:multiLevelType w:val="hybridMultilevel"/>
     <w:tmpl w:val="28722714"/>
@@ -18182,7 +19064,7 @@
       </w:rPr>
     </w:lvl>
   </w:abstractNum>
-  <w:abstractNum w:abstractNumId="37" w15:restartNumberingAfterBreak="0">
+  <w:abstractNum w:abstractNumId="38" w15:restartNumberingAfterBreak="0">
     <w:nsid w:val="67DD5CF8"/>
     <w:multiLevelType w:val="hybridMultilevel"/>
     <w:tmpl w:val="D0B8BAA4"/>
@@ -18295,7 +19177,7 @@
       </w:rPr>
     </w:lvl>
   </w:abstractNum>
-  <w:abstractNum w:abstractNumId="38" w15:restartNumberingAfterBreak="0">
+  <w:abstractNum w:abstractNumId="39" w15:restartNumberingAfterBreak="0">
     <w:nsid w:val="701117E9"/>
     <w:multiLevelType w:val="hybridMultilevel"/>
     <w:tmpl w:val="03CE47C2"/>
@@ -18384,7 +19266,7 @@
       </w:pPr>
     </w:lvl>
   </w:abstractNum>
-  <w:abstractNum w:abstractNumId="39" w15:restartNumberingAfterBreak="0">
+  <w:abstractNum w:abstractNumId="40" w15:restartNumberingAfterBreak="0">
     <w:nsid w:val="75173A45"/>
     <w:multiLevelType w:val="hybridMultilevel"/>
     <w:tmpl w:val="47AE397A"/>
@@ -18497,7 +19379,7 @@
       </w:rPr>
     </w:lvl>
   </w:abstractNum>
-  <w:abstractNum w:abstractNumId="40" w15:restartNumberingAfterBreak="0">
+  <w:abstractNum w:abstractNumId="41" w15:restartNumberingAfterBreak="0">
     <w:nsid w:val="755B6D40"/>
     <w:multiLevelType w:val="hybridMultilevel"/>
     <w:tmpl w:val="DFC4EF70"/>
@@ -18610,7 +19492,7 @@
       </w:rPr>
     </w:lvl>
   </w:abstractNum>
-  <w:abstractNum w:abstractNumId="41" w15:restartNumberingAfterBreak="0">
+  <w:abstractNum w:abstractNumId="42" w15:restartNumberingAfterBreak="0">
     <w:nsid w:val="75994D60"/>
     <w:multiLevelType w:val="hybridMultilevel"/>
     <w:tmpl w:val="47EEEEC2"/>
@@ -18723,7 +19605,7 @@
       </w:rPr>
     </w:lvl>
   </w:abstractNum>
-  <w:abstractNum w:abstractNumId="42" w15:restartNumberingAfterBreak="0">
+  <w:abstractNum w:abstractNumId="43" w15:restartNumberingAfterBreak="0">
     <w:nsid w:val="7D32439B"/>
     <w:multiLevelType w:val="hybridMultilevel"/>
     <w:tmpl w:val="B330B4D6"/>
@@ -18836,7 +19718,7 @@
       </w:rPr>
     </w:lvl>
   </w:abstractNum>
-  <w:abstractNum w:abstractNumId="43" w15:restartNumberingAfterBreak="0">
+  <w:abstractNum w:abstractNumId="44" w15:restartNumberingAfterBreak="0">
     <w:nsid w:val="7D8D6BB4"/>
     <w:multiLevelType w:val="hybridMultilevel"/>
     <w:tmpl w:val="213E9FEC"/>
@@ -18949,7 +19831,7 @@
       </w:rPr>
     </w:lvl>
   </w:abstractNum>
-  <w:abstractNum w:abstractNumId="44" w15:restartNumberingAfterBreak="0">
+  <w:abstractNum w:abstractNumId="45" w15:restartNumberingAfterBreak="0">
     <w:nsid w:val="7DB6793A"/>
     <w:multiLevelType w:val="hybridMultilevel"/>
     <w:tmpl w:val="26D40CC8"/>
@@ -19063,73 +19945,73 @@
     </w:lvl>
   </w:abstractNum>
   <w:num w:numId="1" w16cid:durableId="832989481">
-    <w:abstractNumId w:val="10"/>
+    <w:abstractNumId w:val="11"/>
   </w:num>
   <w:num w:numId="2" w16cid:durableId="1627614219">
-    <w:abstractNumId w:val="15"/>
+    <w:abstractNumId w:val="16"/>
   </w:num>
   <w:num w:numId="3" w16cid:durableId="776485831">
     <w:abstractNumId w:val="3"/>
   </w:num>
   <w:num w:numId="4" w16cid:durableId="190916999">
-    <w:abstractNumId w:val="27"/>
+    <w:abstractNumId w:val="28"/>
   </w:num>
   <w:num w:numId="5" w16cid:durableId="1151940963">
-    <w:abstractNumId w:val="28"/>
+    <w:abstractNumId w:val="29"/>
   </w:num>
   <w:num w:numId="6" w16cid:durableId="1806193779">
     <w:abstractNumId w:val="2"/>
   </w:num>
   <w:num w:numId="7" w16cid:durableId="1675255336">
+    <w:abstractNumId w:val="15"/>
+  </w:num>
+  <w:num w:numId="8" w16cid:durableId="1657370237">
+    <w:abstractNumId w:val="39"/>
+  </w:num>
+  <w:num w:numId="9" w16cid:durableId="1756315909">
     <w:abstractNumId w:val="14"/>
   </w:num>
-  <w:num w:numId="8" w16cid:durableId="1657370237">
-    <w:abstractNumId w:val="38"/>
-  </w:num>
-  <w:num w:numId="9" w16cid:durableId="1756315909">
-    <w:abstractNumId w:val="13"/>
-  </w:num>
   <w:num w:numId="10" w16cid:durableId="804539831">
-    <w:abstractNumId w:val="9"/>
+    <w:abstractNumId w:val="10"/>
   </w:num>
   <w:num w:numId="11" w16cid:durableId="1260676564">
-    <w:abstractNumId w:val="23"/>
+    <w:abstractNumId w:val="24"/>
   </w:num>
   <w:num w:numId="12" w16cid:durableId="868761777">
-    <w:abstractNumId w:val="7"/>
+    <w:abstractNumId w:val="8"/>
   </w:num>
   <w:num w:numId="13" w16cid:durableId="440492454">
-    <w:abstractNumId w:val="32"/>
+    <w:abstractNumId w:val="33"/>
   </w:num>
   <w:num w:numId="14" w16cid:durableId="1753045637">
-    <w:abstractNumId w:val="33"/>
+    <w:abstractNumId w:val="34"/>
   </w:num>
   <w:num w:numId="15" w16cid:durableId="1765952051">
-    <w:abstractNumId w:val="42"/>
+    <w:abstractNumId w:val="43"/>
   </w:num>
   <w:num w:numId="16" w16cid:durableId="1104961619">
     <w:abstractNumId w:val="1"/>
   </w:num>
   <w:num w:numId="17" w16cid:durableId="457798709">
-    <w:abstractNumId w:val="22"/>
+    <w:abstractNumId w:val="23"/>
   </w:num>
   <w:num w:numId="18" w16cid:durableId="417293943">
-    <w:abstractNumId w:val="35"/>
+    <w:abstractNumId w:val="36"/>
   </w:num>
   <w:num w:numId="19" w16cid:durableId="824400715">
-    <w:abstractNumId w:val="11"/>
+    <w:abstractNumId w:val="12"/>
   </w:num>
   <w:num w:numId="20" w16cid:durableId="279730333">
-    <w:abstractNumId w:val="31"/>
+    <w:abstractNumId w:val="32"/>
   </w:num>
   <w:num w:numId="21" w16cid:durableId="1414547330">
     <w:abstractNumId w:val="0"/>
   </w:num>
   <w:num w:numId="22" w16cid:durableId="1636721397">
-    <w:abstractNumId w:val="29"/>
+    <w:abstractNumId w:val="30"/>
   </w:num>
   <w:num w:numId="23" w16cid:durableId="1391539493">
-    <w:abstractNumId w:val="34"/>
+    <w:abstractNumId w:val="35"/>
     <w:lvlOverride w:ilvl="0">
       <w:startOverride w:val="1"/>
     </w:lvlOverride>
@@ -19159,69 +20041,72 @@
     </w:lvlOverride>
   </w:num>
   <w:num w:numId="24" w16cid:durableId="2138839337">
-    <w:abstractNumId w:val="40"/>
+    <w:abstractNumId w:val="41"/>
   </w:num>
   <w:num w:numId="25" w16cid:durableId="1017272036">
-    <w:abstractNumId w:val="21"/>
+    <w:abstractNumId w:val="22"/>
   </w:num>
   <w:num w:numId="26" w16cid:durableId="835994463">
+    <w:abstractNumId w:val="38"/>
+  </w:num>
+  <w:num w:numId="27" w16cid:durableId="1896548687">
+    <w:abstractNumId w:val="13"/>
+  </w:num>
+  <w:num w:numId="28" w16cid:durableId="998924881">
     <w:abstractNumId w:val="37"/>
   </w:num>
-  <w:num w:numId="27" w16cid:durableId="1896548687">
-    <w:abstractNumId w:val="12"/>
-  </w:num>
-  <w:num w:numId="28" w16cid:durableId="998924881">
-    <w:abstractNumId w:val="36"/>
-  </w:num>
   <w:num w:numId="29" w16cid:durableId="906647351">
-    <w:abstractNumId w:val="43"/>
+    <w:abstractNumId w:val="44"/>
   </w:num>
   <w:num w:numId="30" w16cid:durableId="1305233574">
-    <w:abstractNumId w:val="30"/>
+    <w:abstractNumId w:val="31"/>
   </w:num>
   <w:num w:numId="31" w16cid:durableId="242646350">
-    <w:abstractNumId w:val="41"/>
+    <w:abstractNumId w:val="42"/>
   </w:num>
   <w:num w:numId="32" w16cid:durableId="476652856">
-    <w:abstractNumId w:val="8"/>
+    <w:abstractNumId w:val="9"/>
   </w:num>
   <w:num w:numId="33" w16cid:durableId="616916239">
-    <w:abstractNumId w:val="25"/>
+    <w:abstractNumId w:val="26"/>
   </w:num>
   <w:num w:numId="34" w16cid:durableId="1630427966">
-    <w:abstractNumId w:val="18"/>
+    <w:abstractNumId w:val="19"/>
   </w:num>
   <w:num w:numId="35" w16cid:durableId="1112744949">
-    <w:abstractNumId w:val="19"/>
+    <w:abstractNumId w:val="20"/>
   </w:num>
   <w:num w:numId="36" w16cid:durableId="6173999">
     <w:abstractNumId w:val="4"/>
   </w:num>
   <w:num w:numId="37" w16cid:durableId="552275179">
-    <w:abstractNumId w:val="24"/>
+    <w:abstractNumId w:val="25"/>
   </w:num>
   <w:num w:numId="38" w16cid:durableId="1600480898">
-    <w:abstractNumId w:val="26"/>
+    <w:abstractNumId w:val="27"/>
   </w:num>
   <w:num w:numId="39" w16cid:durableId="424031539">
-    <w:abstractNumId w:val="20"/>
+    <w:abstractNumId w:val="21"/>
   </w:num>
   <w:num w:numId="40" w16cid:durableId="1040472469">
-    <w:abstractNumId w:val="39"/>
+    <w:abstractNumId w:val="40"/>
   </w:num>
   <w:num w:numId="41" w16cid:durableId="919632974">
-    <w:abstractNumId w:val="44"/>
+    <w:abstractNumId w:val="45"/>
   </w:num>
   <w:num w:numId="42" w16cid:durableId="507722282">
+    <w:abstractNumId w:val="7"/>
+  </w:num>
+  <w:num w:numId="43" w16cid:durableId="1263730745">
+    <w:abstractNumId w:val="18"/>
+  </w:num>
+  <w:num w:numId="44" w16cid:durableId="2119253904">
+    <w:abstractNumId w:val="17"/>
+  </w:num>
+  <w:num w:numId="45" w16cid:durableId="1685861956">
     <w:abstractNumId w:val="6"/>
   </w:num>
-  <w:num w:numId="43" w16cid:durableId="1263730745">
-    <w:abstractNumId w:val="17"/>
-  </w:num>
-  <w:num w:numId="44" w16cid:durableId="2119253904">
-    <w:abstractNumId w:val="16"/>
-  </w:num>
-  <w:num w:numId="45" w16cid:durableId="1685861956">
+  <w:num w:numId="46" w16cid:durableId="1035811567">
     <w:abstractNumId w:val="5"/>
   </w:num>
 </w:numbering>

--- a/Deliverables/Edil CommerceDesign_SDD.docx
+++ b/Deliverables/Edil CommerceDesign_SDD.docx
@@ -614,7 +614,7 @@
           <w:r>
             <w:fldChar w:fldCharType="separate"/>
           </w:r>
-          <w:hyperlink w:anchor="_Toc120871995" w:history="1">
+          <w:hyperlink w:anchor="_Toc121732968" w:history="1">
             <w:r>
               <w:rPr>
                 <w:rStyle w:val="Collegamentoipertestuale"/>
@@ -663,7 +663,7 @@
                 <w:noProof/>
                 <w:webHidden/>
               </w:rPr>
-              <w:instrText xml:space="preserve"> PAGEREF _Toc120871995 \h </w:instrText>
+              <w:instrText xml:space="preserve"> PAGEREF _Toc121732968 \h </w:instrText>
             </w:r>
             <w:r>
               <w:rPr>
@@ -710,7 +710,7 @@
               <w:lang w:eastAsia="it-IT"/>
             </w:rPr>
           </w:pPr>
-          <w:hyperlink w:anchor="_Toc120871996" w:history="1">
+          <w:hyperlink w:anchor="_Toc121732969" w:history="1">
             <w:r>
               <w:rPr>
                 <w:rStyle w:val="Collegamentoipertestuale"/>
@@ -759,7 +759,7 @@
                 <w:noProof/>
                 <w:webHidden/>
               </w:rPr>
-              <w:instrText xml:space="preserve"> PAGEREF _Toc120871996 \h </w:instrText>
+              <w:instrText xml:space="preserve"> PAGEREF _Toc121732969 \h </w:instrText>
             </w:r>
             <w:r>
               <w:rPr>
@@ -805,7 +805,7 @@
               <w:lang w:eastAsia="it-IT"/>
             </w:rPr>
           </w:pPr>
-          <w:hyperlink w:anchor="_Toc120871997" w:history="1">
+          <w:hyperlink w:anchor="_Toc121732970" w:history="1">
             <w:r>
               <w:rPr>
                 <w:rStyle w:val="Collegamentoipertestuale"/>
@@ -834,7 +834,7 @@
                 <w:noProof/>
                 <w:webHidden/>
               </w:rPr>
-              <w:instrText xml:space="preserve"> PAGEREF _Toc120871997 \h </w:instrText>
+              <w:instrText xml:space="preserve"> PAGEREF _Toc121732970 \h </w:instrText>
             </w:r>
             <w:r>
               <w:rPr>
@@ -881,7 +881,7 @@
               <w:lang w:eastAsia="it-IT"/>
             </w:rPr>
           </w:pPr>
-          <w:hyperlink w:anchor="_Toc120871998" w:history="1">
+          <w:hyperlink w:anchor="_Toc121732971" w:history="1">
             <w:r>
               <w:rPr>
                 <w:rStyle w:val="Collegamentoipertestuale"/>
@@ -930,7 +930,7 @@
                 <w:noProof/>
                 <w:webHidden/>
               </w:rPr>
-              <w:instrText xml:space="preserve"> PAGEREF _Toc120871998 \h </w:instrText>
+              <w:instrText xml:space="preserve"> PAGEREF _Toc121732971 \h </w:instrText>
             </w:r>
             <w:r>
               <w:rPr>
@@ -977,7 +977,7 @@
               <w:lang w:eastAsia="it-IT"/>
             </w:rPr>
           </w:pPr>
-          <w:hyperlink w:anchor="_Toc120871999" w:history="1">
+          <w:hyperlink w:anchor="_Toc121732972" w:history="1">
             <w:r>
               <w:rPr>
                 <w:rStyle w:val="Collegamentoipertestuale"/>
@@ -1026,7 +1026,7 @@
                 <w:noProof/>
                 <w:webHidden/>
               </w:rPr>
-              <w:instrText xml:space="preserve"> PAGEREF _Toc120871999 \h </w:instrText>
+              <w:instrText xml:space="preserve"> PAGEREF _Toc121732972 \h </w:instrText>
             </w:r>
             <w:r>
               <w:rPr>
@@ -1073,7 +1073,7 @@
               <w:lang w:eastAsia="it-IT"/>
             </w:rPr>
           </w:pPr>
-          <w:hyperlink w:anchor="_Toc120872000" w:history="1">
+          <w:hyperlink w:anchor="_Toc121732973" w:history="1">
             <w:r>
               <w:rPr>
                 <w:rStyle w:val="Collegamentoipertestuale"/>
@@ -1122,7 +1122,7 @@
                 <w:noProof/>
                 <w:webHidden/>
               </w:rPr>
-              <w:instrText xml:space="preserve"> PAGEREF _Toc120872000 \h </w:instrText>
+              <w:instrText xml:space="preserve"> PAGEREF _Toc121732973 \h </w:instrText>
             </w:r>
             <w:r>
               <w:rPr>
@@ -1169,7 +1169,7 @@
               <w:lang w:eastAsia="it-IT"/>
             </w:rPr>
           </w:pPr>
-          <w:hyperlink w:anchor="_Toc120872001" w:history="1">
+          <w:hyperlink w:anchor="_Toc121732974" w:history="1">
             <w:r>
               <w:rPr>
                 <w:rStyle w:val="Collegamentoipertestuale"/>
@@ -1218,7 +1218,7 @@
                 <w:noProof/>
                 <w:webHidden/>
               </w:rPr>
-              <w:instrText xml:space="preserve"> PAGEREF _Toc120872001 \h </w:instrText>
+              <w:instrText xml:space="preserve"> PAGEREF _Toc121732974 \h </w:instrText>
             </w:r>
             <w:r>
               <w:rPr>
@@ -1265,7 +1265,7 @@
               <w:lang w:eastAsia="it-IT"/>
             </w:rPr>
           </w:pPr>
-          <w:hyperlink w:anchor="_Toc120872002" w:history="1">
+          <w:hyperlink w:anchor="_Toc121732975" w:history="1">
             <w:r>
               <w:rPr>
                 <w:rStyle w:val="Collegamentoipertestuale"/>
@@ -1314,7 +1314,7 @@
                 <w:noProof/>
                 <w:webHidden/>
               </w:rPr>
-              <w:instrText xml:space="preserve"> PAGEREF _Toc120872002 \h </w:instrText>
+              <w:instrText xml:space="preserve"> PAGEREF _Toc121732975 \h </w:instrText>
             </w:r>
             <w:r>
               <w:rPr>
@@ -1360,7 +1360,7 @@
               <w:lang w:eastAsia="it-IT"/>
             </w:rPr>
           </w:pPr>
-          <w:hyperlink w:anchor="_Toc120872003" w:history="1">
+          <w:hyperlink w:anchor="_Toc121732976" w:history="1">
             <w:r>
               <w:rPr>
                 <w:rStyle w:val="Collegamentoipertestuale"/>
@@ -1389,7 +1389,7 @@
                 <w:noProof/>
                 <w:webHidden/>
               </w:rPr>
-              <w:instrText xml:space="preserve"> PAGEREF _Toc120872003 \h </w:instrText>
+              <w:instrText xml:space="preserve"> PAGEREF _Toc121732976 \h </w:instrText>
             </w:r>
             <w:r>
               <w:rPr>
@@ -1436,7 +1436,7 @@
               <w:lang w:eastAsia="it-IT"/>
             </w:rPr>
           </w:pPr>
-          <w:hyperlink w:anchor="_Toc120872004" w:history="1">
+          <w:hyperlink w:anchor="_Toc121732977" w:history="1">
             <w:r>
               <w:rPr>
                 <w:rStyle w:val="Collegamentoipertestuale"/>
@@ -1485,7 +1485,7 @@
                 <w:noProof/>
                 <w:webHidden/>
               </w:rPr>
-              <w:instrText xml:space="preserve"> PAGEREF _Toc120872004 \h </w:instrText>
+              <w:instrText xml:space="preserve"> PAGEREF _Toc121732977 \h </w:instrText>
             </w:r>
             <w:r>
               <w:rPr>
@@ -1532,7 +1532,7 @@
               <w:lang w:eastAsia="it-IT"/>
             </w:rPr>
           </w:pPr>
-          <w:hyperlink w:anchor="_Toc120872005" w:history="1">
+          <w:hyperlink w:anchor="_Toc121732978" w:history="1">
             <w:r>
               <w:rPr>
                 <w:rStyle w:val="Collegamentoipertestuale"/>
@@ -1581,7 +1581,7 @@
                 <w:noProof/>
                 <w:webHidden/>
               </w:rPr>
-              <w:instrText xml:space="preserve"> PAGEREF _Toc120872005 \h </w:instrText>
+              <w:instrText xml:space="preserve"> PAGEREF _Toc121732978 \h </w:instrText>
             </w:r>
             <w:r>
               <w:rPr>
@@ -1628,7 +1628,7 @@
               <w:lang w:eastAsia="it-IT"/>
             </w:rPr>
           </w:pPr>
-          <w:hyperlink w:anchor="_Toc120872006" w:history="1">
+          <w:hyperlink w:anchor="_Toc121732979" w:history="1">
             <w:r>
               <w:rPr>
                 <w:rStyle w:val="Collegamentoipertestuale"/>
@@ -1677,7 +1677,7 @@
                 <w:noProof/>
                 <w:webHidden/>
               </w:rPr>
-              <w:instrText xml:space="preserve"> PAGEREF _Toc120872006 \h </w:instrText>
+              <w:instrText xml:space="preserve"> PAGEREF _Toc121732979 \h </w:instrText>
             </w:r>
             <w:r>
               <w:rPr>
@@ -1908,7 +1908,7 @@
           <w:color w:val="000000" w:themeColor="text1"/>
         </w:rPr>
       </w:pPr>
-      <w:bookmarkStart w:id="1" w:name="_Toc120871995"/>
+      <w:bookmarkStart w:id="1" w:name="_Toc121732968"/>
       <w:r>
         <w:rPr>
           <w:rFonts w:ascii="Times New Roman" w:hAnsi="Times New Roman" w:cs="Times New Roman"/>
@@ -2144,7 +2144,7 @@
           <w:color w:val="000000" w:themeColor="text1"/>
         </w:rPr>
       </w:pPr>
-      <w:bookmarkStart w:id="2" w:name="_Toc120871996"/>
+      <w:bookmarkStart w:id="2" w:name="_Toc121732969"/>
       <w:r>
         <w:rPr>
           <w:rFonts w:ascii="Times New Roman" w:hAnsi="Times New Roman" w:cs="Times New Roman"/>
@@ -3625,7 +3625,7 @@
           <w:szCs w:val="32"/>
         </w:rPr>
       </w:pPr>
-      <w:bookmarkStart w:id="3" w:name="_Toc120871997"/>
+      <w:bookmarkStart w:id="3" w:name="_Toc121732970"/>
       <w:r>
         <w:rPr>
           <w:rFonts w:ascii="Times New Roman" w:hAnsi="Times New Roman" w:cs="Times New Roman"/>
@@ -3759,7 +3759,7 @@
           <w:color w:val="000000" w:themeColor="text1"/>
         </w:rPr>
       </w:pPr>
-      <w:bookmarkStart w:id="4" w:name="_Toc120871998"/>
+      <w:bookmarkStart w:id="4" w:name="_Toc121732971"/>
       <w:r>
         <w:rPr>
           <w:rFonts w:ascii="Times New Roman" w:hAnsi="Times New Roman" w:cs="Times New Roman"/>
@@ -3802,7 +3802,7 @@
           <w:color w:val="000000" w:themeColor="text1"/>
         </w:rPr>
       </w:pPr>
-      <w:bookmarkStart w:id="5" w:name="_Toc120871999"/>
+      <w:bookmarkStart w:id="5" w:name="_Toc121732972"/>
       <w:r>
         <w:rPr>
           <w:rFonts w:ascii="Times New Roman" w:hAnsi="Times New Roman" w:cs="Times New Roman"/>
@@ -4190,7 +4190,7 @@
           <w:color w:val="000000" w:themeColor="text1"/>
         </w:rPr>
       </w:pPr>
-      <w:bookmarkStart w:id="6" w:name="_Toc120872000"/>
+      <w:bookmarkStart w:id="6" w:name="_Toc121732973"/>
       <w:r>
         <w:rPr>
           <w:rFonts w:ascii="Times New Roman" w:hAnsi="Times New Roman" w:cs="Times New Roman"/>
@@ -4293,14 +4293,11 @@
         <w:jc w:val="both"/>
       </w:pPr>
       <w:r>
-        <w:rPr>
-          <w:noProof/>
-        </w:rPr>
         <w:drawing>
-          <wp:inline distT="0" distB="0" distL="0" distR="0" wp14:anchorId="53934F5A" wp14:editId="6C26D911">
-            <wp:extent cx="6120130" cy="1617980"/>
+          <wp:inline distT="0" distB="0" distL="0" distR="0" wp14:anchorId="1AF181D6" wp14:editId="13687088">
+            <wp:extent cx="6120130" cy="1598295"/>
             <wp:effectExtent l="0" t="0" r="0" b="0"/>
-            <wp:docPr id="4" name="Immagine 4"/>
+            <wp:docPr id="8" name="Immagine 8"/>
             <wp:cNvGraphicFramePr>
               <a:graphicFrameLocks xmlns:a="http://schemas.openxmlformats.org/drawingml/2006/main" noChangeAspect="1"/>
             </wp:cNvGraphicFramePr>
@@ -4320,7 +4317,7 @@
                   <pic:spPr>
                     <a:xfrm>
                       <a:off x="0" y="0"/>
-                      <a:ext cx="6120130" cy="1617980"/>
+                      <a:ext cx="6120130" cy="1598295"/>
                     </a:xfrm>
                     <a:prstGeom prst="rect">
                       <a:avLst/>
@@ -4406,14 +4403,11 @@
         <w:jc w:val="both"/>
       </w:pPr>
       <w:r>
-        <w:rPr>
-          <w:noProof/>
-        </w:rPr>
         <w:drawing>
-          <wp:inline distT="0" distB="0" distL="0" distR="0" wp14:anchorId="7780E84C" wp14:editId="5D61BACD">
-            <wp:extent cx="6120130" cy="1734820"/>
+          <wp:inline distT="0" distB="0" distL="0" distR="0" wp14:anchorId="364F9A16" wp14:editId="7DDDDC4A">
+            <wp:extent cx="6120130" cy="1580515"/>
             <wp:effectExtent l="0" t="0" r="0" b="0"/>
-            <wp:docPr id="5" name="Immagine 5"/>
+            <wp:docPr id="10" name="Immagine 10"/>
             <wp:cNvGraphicFramePr>
               <a:graphicFrameLocks xmlns:a="http://schemas.openxmlformats.org/drawingml/2006/main" noChangeAspect="1"/>
             </wp:cNvGraphicFramePr>
@@ -4433,7 +4427,7 @@
                   <pic:spPr>
                     <a:xfrm>
                       <a:off x="0" y="0"/>
-                      <a:ext cx="6120130" cy="1734820"/>
+                      <a:ext cx="6120130" cy="1580515"/>
                     </a:xfrm>
                     <a:prstGeom prst="rect">
                       <a:avLst/>
@@ -4521,14 +4515,11 @@
         <w:jc w:val="both"/>
       </w:pPr>
       <w:r>
-        <w:rPr>
-          <w:noProof/>
-        </w:rPr>
         <w:drawing>
-          <wp:inline distT="0" distB="0" distL="0" distR="0" wp14:anchorId="47DA5122" wp14:editId="4BF68020">
-            <wp:extent cx="6120130" cy="1596390"/>
+          <wp:inline distT="0" distB="0" distL="0" distR="0" wp14:anchorId="1113A718" wp14:editId="1CC8AE30">
+            <wp:extent cx="6120130" cy="1572895"/>
             <wp:effectExtent l="0" t="0" r="0" b="0"/>
-            <wp:docPr id="3" name="Immagine 3"/>
+            <wp:docPr id="7" name="Immagine 7"/>
             <wp:cNvGraphicFramePr>
               <a:graphicFrameLocks xmlns:a="http://schemas.openxmlformats.org/drawingml/2006/main" noChangeAspect="1"/>
             </wp:cNvGraphicFramePr>
@@ -4548,7 +4539,7 @@
                   <pic:spPr>
                     <a:xfrm>
                       <a:off x="0" y="0"/>
-                      <a:ext cx="6120130" cy="1596390"/>
+                      <a:ext cx="6120130" cy="1572895"/>
                     </a:xfrm>
                     <a:prstGeom prst="rect">
                       <a:avLst/>
@@ -4616,7 +4607,6 @@
                 <w:sz w:val="28"/>
                 <w:szCs w:val="28"/>
               </w:rPr>
-              <w:lastRenderedPageBreak/>
               <w:t>SOTTOSITEMI</w:t>
             </w:r>
           </w:p>
@@ -4645,6 +4635,7 @@
                 <w:sz w:val="28"/>
                 <w:szCs w:val="28"/>
               </w:rPr>
+              <w:lastRenderedPageBreak/>
               <w:t>Gestione Account</w:t>
             </w:r>
           </w:p>
@@ -4912,7 +4903,7 @@
           <w:color w:val="000000" w:themeColor="text1"/>
         </w:rPr>
       </w:pPr>
-      <w:bookmarkStart w:id="7" w:name="_Toc120872001"/>
+      <w:bookmarkStart w:id="7" w:name="_Toc121732974"/>
       <w:r>
         <w:rPr>
           <w:rFonts w:ascii="Times New Roman" w:hAnsi="Times New Roman" w:cs="Times New Roman"/>
@@ -5226,7 +5217,7 @@
           <w:color w:val="000000" w:themeColor="text1"/>
         </w:rPr>
       </w:pPr>
-      <w:bookmarkStart w:id="8" w:name="_Toc120872002"/>
+      <w:bookmarkStart w:id="8" w:name="_Toc121732975"/>
       <w:r>
         <w:rPr>
           <w:rFonts w:ascii="Times New Roman" w:hAnsi="Times New Roman" w:cs="Times New Roman"/>
@@ -5366,7 +5357,7 @@
           <w:szCs w:val="32"/>
         </w:rPr>
       </w:pPr>
-      <w:bookmarkStart w:id="9" w:name="_Toc120872003"/>
+      <w:bookmarkStart w:id="9" w:name="_Toc121732976"/>
       <w:r>
         <w:rPr>
           <w:rFonts w:ascii="Times New Roman" w:hAnsi="Times New Roman" w:cs="Times New Roman"/>
@@ -5625,7 +5616,6 @@
                 <w:szCs w:val="28"/>
               </w:rPr>
             </w:pPr>
-            <w:proofErr w:type="spellStart"/>
             <w:r>
               <w:rPr>
                 <w:sz w:val="28"/>
@@ -5633,7 +5623,6 @@
               </w:rPr>
               <w:t>InfoFatturazione</w:t>
             </w:r>
-            <w:proofErr w:type="spellEnd"/>
           </w:p>
         </w:tc>
         <w:tc>
@@ -6044,16 +6033,8 @@
           <w:szCs w:val="28"/>
         </w:rPr>
         <w:tab/>
-      </w:r>
-      <w:proofErr w:type="spellStart"/>
-      <w:r>
-        <w:rPr>
-          <w:sz w:val="28"/>
-          <w:szCs w:val="28"/>
-        </w:rPr>
         <w:t>varchar</w:t>
       </w:r>
-      <w:proofErr w:type="spellEnd"/>
       <w:r>
         <w:rPr>
           <w:sz w:val="28"/>
@@ -6116,16 +6097,8 @@
           <w:szCs w:val="28"/>
         </w:rPr>
         <w:tab/>
-      </w:r>
-      <w:proofErr w:type="spellStart"/>
-      <w:r>
-        <w:rPr>
-          <w:sz w:val="28"/>
-          <w:szCs w:val="28"/>
-        </w:rPr>
         <w:t>varchar</w:t>
       </w:r>
-      <w:proofErr w:type="spellEnd"/>
       <w:r>
         <w:rPr>
           <w:sz w:val="28"/>
@@ -6212,16 +6185,8 @@
           <w:szCs w:val="28"/>
         </w:rPr>
         <w:tab/>
-      </w:r>
-      <w:proofErr w:type="spellStart"/>
-      <w:r>
-        <w:rPr>
-          <w:sz w:val="28"/>
-          <w:szCs w:val="28"/>
-        </w:rPr>
         <w:t>varchar</w:t>
       </w:r>
-      <w:proofErr w:type="spellEnd"/>
       <w:r>
         <w:rPr>
           <w:sz w:val="28"/>
@@ -6284,7 +6249,6 @@
           <w:szCs w:val="28"/>
         </w:rPr>
       </w:pPr>
-      <w:proofErr w:type="spellStart"/>
       <w:r>
         <w:rPr>
           <w:sz w:val="28"/>
@@ -6292,30 +6256,21 @@
         </w:rPr>
         <w:t>codiceArticolo</w:t>
       </w:r>
-      <w:proofErr w:type="spellEnd"/>
-      <w:r>
-        <w:rPr>
-          <w:sz w:val="28"/>
-          <w:szCs w:val="28"/>
-        </w:rPr>
-        <w:tab/>
-      </w:r>
-      <w:r>
-        <w:rPr>
-          <w:sz w:val="28"/>
-          <w:szCs w:val="28"/>
-        </w:rPr>
-        <w:tab/>
-      </w:r>
-      <w:proofErr w:type="spellStart"/>
-      <w:r>
-        <w:rPr>
-          <w:sz w:val="28"/>
-          <w:szCs w:val="28"/>
-        </w:rPr>
+      <w:r>
+        <w:rPr>
+          <w:sz w:val="28"/>
+          <w:szCs w:val="28"/>
+        </w:rPr>
+        <w:tab/>
+      </w:r>
+      <w:r>
+        <w:rPr>
+          <w:sz w:val="28"/>
+          <w:szCs w:val="28"/>
+        </w:rPr>
+        <w:tab/>
         <w:t>char</w:t>
       </w:r>
-      <w:proofErr w:type="spellEnd"/>
       <w:r>
         <w:rPr>
           <w:sz w:val="28"/>
@@ -6410,21 +6365,12 @@
         </w:rPr>
         <w:tab/>
       </w:r>
-      <w:proofErr w:type="spellStart"/>
-      <w:r>
-        <w:rPr>
-          <w:sz w:val="28"/>
-          <w:szCs w:val="28"/>
-        </w:rPr>
-        <w:t>varchar</w:t>
-      </w:r>
-      <w:proofErr w:type="spellEnd"/>
-      <w:r>
-        <w:rPr>
-          <w:sz w:val="28"/>
-          <w:szCs w:val="28"/>
-        </w:rPr>
-        <w:t xml:space="preserve"> (</w:t>
+      <w:r>
+        <w:rPr>
+          <w:sz w:val="28"/>
+          <w:szCs w:val="28"/>
+        </w:rPr>
+        <w:t>varchar (</w:t>
       </w:r>
       <w:r>
         <w:rPr>
@@ -6488,16 +6434,8 @@
           <w:szCs w:val="28"/>
         </w:rPr>
         <w:tab/>
-      </w:r>
-      <w:proofErr w:type="spellStart"/>
-      <w:r>
-        <w:rPr>
-          <w:sz w:val="28"/>
-          <w:szCs w:val="28"/>
-        </w:rPr>
         <w:t>varchar</w:t>
       </w:r>
-      <w:proofErr w:type="spellEnd"/>
       <w:r>
         <w:rPr>
           <w:sz w:val="28"/>
@@ -6560,16 +6498,8 @@
           <w:szCs w:val="28"/>
         </w:rPr>
         <w:tab/>
-      </w:r>
-      <w:proofErr w:type="spellStart"/>
-      <w:r>
-        <w:rPr>
-          <w:sz w:val="28"/>
-          <w:szCs w:val="28"/>
-        </w:rPr>
         <w:t>varchar</w:t>
       </w:r>
-      <w:proofErr w:type="spellEnd"/>
       <w:r>
         <w:rPr>
           <w:sz w:val="28"/>
@@ -6840,16 +6770,8 @@
           <w:szCs w:val="28"/>
         </w:rPr>
         <w:tab/>
-      </w:r>
-      <w:proofErr w:type="spellStart"/>
-      <w:r>
-        <w:rPr>
-          <w:sz w:val="28"/>
-          <w:szCs w:val="28"/>
-        </w:rPr>
         <w:t>int</w:t>
       </w:r>
-      <w:proofErr w:type="spellEnd"/>
       <w:r>
         <w:rPr>
           <w:sz w:val="28"/>
@@ -6927,7 +6849,6 @@
         </w:rPr>
         <w:tab/>
       </w:r>
-      <w:proofErr w:type="spellStart"/>
       <w:r>
         <w:rPr>
           <w:sz w:val="28"/>
@@ -6935,7 +6856,6 @@
         </w:rPr>
         <w:t>varchar</w:t>
       </w:r>
-      <w:proofErr w:type="spellEnd"/>
       <w:r>
         <w:rPr>
           <w:sz w:val="28"/>
@@ -7022,7 +6942,6 @@
         </w:rPr>
         <w:tab/>
       </w:r>
-      <w:proofErr w:type="spellStart"/>
       <w:r>
         <w:rPr>
           <w:sz w:val="28"/>
@@ -7030,7 +6949,6 @@
         </w:rPr>
         <w:t>varchar</w:t>
       </w:r>
-      <w:proofErr w:type="spellEnd"/>
       <w:r>
         <w:rPr>
           <w:sz w:val="28"/>
@@ -7100,16 +7018,8 @@
           <w:szCs w:val="28"/>
         </w:rPr>
         <w:tab/>
-      </w:r>
-      <w:proofErr w:type="spellStart"/>
-      <w:r>
-        <w:rPr>
-          <w:sz w:val="28"/>
-          <w:szCs w:val="28"/>
-        </w:rPr>
         <w:t>varchar</w:t>
       </w:r>
-      <w:proofErr w:type="spellEnd"/>
       <w:r>
         <w:rPr>
           <w:sz w:val="28"/>
@@ -7180,16 +7090,8 @@
           <w:szCs w:val="28"/>
         </w:rPr>
         <w:tab/>
-      </w:r>
-      <w:proofErr w:type="spellStart"/>
-      <w:r>
-        <w:rPr>
-          <w:sz w:val="28"/>
-          <w:szCs w:val="28"/>
-        </w:rPr>
         <w:t>varchar</w:t>
       </w:r>
-      <w:proofErr w:type="spellEnd"/>
       <w:r>
         <w:rPr>
           <w:sz w:val="28"/>
@@ -7260,7 +7162,6 @@
         </w:rPr>
         <w:tab/>
       </w:r>
-      <w:proofErr w:type="spellStart"/>
       <w:r>
         <w:rPr>
           <w:sz w:val="28"/>
@@ -7268,7 +7169,6 @@
         </w:rPr>
         <w:t>varchar</w:t>
       </w:r>
-      <w:proofErr w:type="spellEnd"/>
       <w:r>
         <w:rPr>
           <w:sz w:val="28"/>
@@ -7339,21 +7239,12 @@
         </w:rPr>
         <w:tab/>
       </w:r>
-      <w:proofErr w:type="spellStart"/>
-      <w:r>
-        <w:rPr>
-          <w:sz w:val="28"/>
-          <w:szCs w:val="28"/>
-        </w:rPr>
-        <w:t>varchar</w:t>
-      </w:r>
-      <w:proofErr w:type="spellEnd"/>
-      <w:r>
-        <w:rPr>
-          <w:sz w:val="28"/>
-          <w:szCs w:val="28"/>
-        </w:rPr>
-        <w:t xml:space="preserve"> (</w:t>
+      <w:r>
+        <w:rPr>
+          <w:sz w:val="28"/>
+          <w:szCs w:val="28"/>
+        </w:rPr>
+        <w:t>varchar (</w:t>
       </w:r>
       <w:r>
         <w:rPr>
@@ -7432,21 +7323,12 @@
         </w:rPr>
         <w:tab/>
       </w:r>
-      <w:proofErr w:type="spellStart"/>
-      <w:r>
-        <w:rPr>
-          <w:sz w:val="28"/>
-          <w:szCs w:val="28"/>
-        </w:rPr>
-        <w:t>varchar</w:t>
-      </w:r>
-      <w:proofErr w:type="spellEnd"/>
-      <w:r>
-        <w:rPr>
-          <w:sz w:val="28"/>
-          <w:szCs w:val="28"/>
-        </w:rPr>
-        <w:t xml:space="preserve"> (</w:t>
+      <w:r>
+        <w:rPr>
+          <w:sz w:val="28"/>
+          <w:szCs w:val="28"/>
+        </w:rPr>
+        <w:t>varchar (</w:t>
       </w:r>
       <w:r>
         <w:rPr>
@@ -7518,21 +7400,12 @@
         </w:rPr>
         <w:tab/>
       </w:r>
-      <w:proofErr w:type="spellStart"/>
-      <w:r>
-        <w:rPr>
-          <w:sz w:val="28"/>
-          <w:szCs w:val="28"/>
-        </w:rPr>
-        <w:t>varchar</w:t>
-      </w:r>
-      <w:proofErr w:type="spellEnd"/>
-      <w:r>
-        <w:rPr>
-          <w:sz w:val="28"/>
-          <w:szCs w:val="28"/>
-        </w:rPr>
-        <w:t xml:space="preserve"> (</w:t>
+      <w:r>
+        <w:rPr>
+          <w:sz w:val="28"/>
+          <w:szCs w:val="28"/>
+        </w:rPr>
+        <w:t>varchar (</w:t>
       </w:r>
       <w:r>
         <w:rPr>
@@ -7597,21 +7470,12 @@
         </w:rPr>
         <w:tab/>
       </w:r>
-      <w:proofErr w:type="spellStart"/>
-      <w:r>
-        <w:rPr>
-          <w:sz w:val="28"/>
-          <w:szCs w:val="28"/>
-        </w:rPr>
-        <w:t>varchar</w:t>
-      </w:r>
-      <w:proofErr w:type="spellEnd"/>
-      <w:r>
-        <w:rPr>
-          <w:sz w:val="28"/>
-          <w:szCs w:val="28"/>
-        </w:rPr>
-        <w:t xml:space="preserve"> (</w:t>
+      <w:r>
+        <w:rPr>
+          <w:sz w:val="28"/>
+          <w:szCs w:val="28"/>
+        </w:rPr>
+        <w:t>varchar (</w:t>
       </w:r>
       <w:r>
         <w:rPr>
@@ -7683,21 +7547,12 @@
         </w:rPr>
         <w:tab/>
       </w:r>
-      <w:proofErr w:type="spellStart"/>
-      <w:r>
-        <w:rPr>
-          <w:sz w:val="28"/>
-          <w:szCs w:val="28"/>
-        </w:rPr>
-        <w:t>varchar</w:t>
-      </w:r>
-      <w:proofErr w:type="spellEnd"/>
-      <w:r>
-        <w:rPr>
-          <w:sz w:val="28"/>
-          <w:szCs w:val="28"/>
-        </w:rPr>
-        <w:t xml:space="preserve"> (</w:t>
+      <w:r>
+        <w:rPr>
+          <w:sz w:val="28"/>
+          <w:szCs w:val="28"/>
+        </w:rPr>
+        <w:t>varchar (</w:t>
       </w:r>
       <w:r>
         <w:rPr>
@@ -7943,22 +7798,13 @@
         </w:rPr>
         <w:tab/>
       </w:r>
-      <w:proofErr w:type="spellStart"/>
       <w:proofErr w:type="gramStart"/>
       <w:r>
         <w:rPr>
           <w:sz w:val="28"/>
           <w:szCs w:val="28"/>
         </w:rPr>
-        <w:t>varchar</w:t>
-      </w:r>
-      <w:proofErr w:type="spellEnd"/>
-      <w:r>
-        <w:rPr>
-          <w:sz w:val="28"/>
-          <w:szCs w:val="28"/>
-        </w:rPr>
-        <w:t>(</w:t>
+        <w:t>varchar(</w:t>
       </w:r>
       <w:proofErr w:type="gramEnd"/>
       <w:r>
@@ -8122,7 +7968,6 @@
           <w:szCs w:val="32"/>
         </w:rPr>
       </w:pPr>
-      <w:proofErr w:type="spellStart"/>
       <w:r>
         <w:rPr>
           <w:b/>
@@ -8132,7 +7977,6 @@
         </w:rPr>
         <w:t>InfoFatturazione</w:t>
       </w:r>
-      <w:proofErr w:type="spellEnd"/>
     </w:p>
     <w:p>
       <w:pPr>
@@ -8147,8 +7991,6 @@
           <w:szCs w:val="28"/>
         </w:rPr>
       </w:pPr>
-      <w:proofErr w:type="spellStart"/>
-      <w:proofErr w:type="gramStart"/>
       <w:r>
         <w:rPr>
           <w:sz w:val="28"/>
@@ -8163,8 +8005,6 @@
         </w:rPr>
         <w:t>Ordine</w:t>
       </w:r>
-      <w:proofErr w:type="spellEnd"/>
-      <w:proofErr w:type="gramEnd"/>
       <w:r>
         <w:rPr>
           <w:sz w:val="28"/>
@@ -8187,21 +8027,12 @@
         </w:rPr>
         <w:t xml:space="preserve"> </w:t>
       </w:r>
-      <w:proofErr w:type="spellStart"/>
-      <w:r>
-        <w:rPr>
-          <w:sz w:val="28"/>
-          <w:szCs w:val="28"/>
-        </w:rPr>
-        <w:t>int</w:t>
-      </w:r>
-      <w:proofErr w:type="spellEnd"/>
-      <w:r>
-        <w:rPr>
-          <w:sz w:val="28"/>
-          <w:szCs w:val="28"/>
-        </w:rPr>
-        <w:t xml:space="preserve"> </w:t>
+      <w:r>
+        <w:rPr>
+          <w:sz w:val="28"/>
+          <w:szCs w:val="28"/>
+        </w:rPr>
+        <w:t xml:space="preserve">int </w:t>
       </w:r>
       <w:r>
         <w:rPr>
@@ -8300,16 +8131,8 @@
           <w:szCs w:val="28"/>
         </w:rPr>
         <w:tab/>
-      </w:r>
-      <w:proofErr w:type="spellStart"/>
-      <w:r>
-        <w:rPr>
-          <w:sz w:val="28"/>
-          <w:szCs w:val="28"/>
-        </w:rPr>
         <w:t>varchar</w:t>
       </w:r>
-      <w:proofErr w:type="spellEnd"/>
       <w:r>
         <w:rPr>
           <w:sz w:val="28"/>
@@ -8394,7 +8217,6 @@
         </w:rPr>
         <w:t xml:space="preserve">          </w:t>
       </w:r>
-      <w:proofErr w:type="spellStart"/>
       <w:r>
         <w:rPr>
           <w:sz w:val="28"/>
@@ -8402,7 +8224,6 @@
         </w:rPr>
         <w:t>varchar</w:t>
       </w:r>
-      <w:proofErr w:type="spellEnd"/>
       <w:r>
         <w:rPr>
           <w:sz w:val="28"/>
@@ -8459,52 +8280,42 @@
           <w:szCs w:val="28"/>
         </w:rPr>
       </w:pPr>
-      <w:proofErr w:type="gramStart"/>
-      <w:r>
-        <w:rPr>
-          <w:sz w:val="28"/>
-          <w:szCs w:val="28"/>
-        </w:rPr>
-        <w:t>email</w:t>
-      </w:r>
-      <w:proofErr w:type="gramEnd"/>
-      <w:r>
-        <w:rPr>
-          <w:sz w:val="28"/>
-          <w:szCs w:val="28"/>
-        </w:rPr>
-        <w:tab/>
-      </w:r>
-      <w:r>
-        <w:rPr>
-          <w:sz w:val="28"/>
-          <w:szCs w:val="28"/>
-        </w:rPr>
-        <w:tab/>
-      </w:r>
-      <w:r>
-        <w:rPr>
-          <w:sz w:val="28"/>
-          <w:szCs w:val="28"/>
-        </w:rPr>
-        <w:tab/>
-      </w:r>
-      <w:r>
-        <w:rPr>
-          <w:sz w:val="28"/>
-          <w:szCs w:val="28"/>
-        </w:rPr>
-        <w:tab/>
-      </w:r>
-      <w:proofErr w:type="spellStart"/>
-      <w:r>
-        <w:rPr>
-          <w:sz w:val="28"/>
-          <w:szCs w:val="28"/>
-        </w:rPr>
+      <w:r>
+        <w:rPr>
+          <w:sz w:val="28"/>
+          <w:szCs w:val="28"/>
+        </w:rPr>
+        <w:t>e-mail</w:t>
+      </w:r>
+      <w:r>
+        <w:rPr>
+          <w:sz w:val="28"/>
+          <w:szCs w:val="28"/>
+        </w:rPr>
+        <w:tab/>
+      </w:r>
+      <w:r>
+        <w:rPr>
+          <w:sz w:val="28"/>
+          <w:szCs w:val="28"/>
+        </w:rPr>
+        <w:tab/>
+      </w:r>
+      <w:r>
+        <w:rPr>
+          <w:sz w:val="28"/>
+          <w:szCs w:val="28"/>
+        </w:rPr>
+        <w:tab/>
+      </w:r>
+      <w:r>
+        <w:rPr>
+          <w:sz w:val="28"/>
+          <w:szCs w:val="28"/>
+        </w:rPr>
+        <w:tab/>
         <w:t>varchar</w:t>
       </w:r>
-      <w:proofErr w:type="spellEnd"/>
       <w:r>
         <w:rPr>
           <w:sz w:val="28"/>
@@ -8588,16 +8399,8 @@
           <w:szCs w:val="28"/>
         </w:rPr>
         <w:tab/>
-      </w:r>
-      <w:proofErr w:type="spellStart"/>
-      <w:r>
-        <w:rPr>
-          <w:sz w:val="28"/>
-          <w:szCs w:val="28"/>
-        </w:rPr>
         <w:t>varchar</w:t>
       </w:r>
-      <w:proofErr w:type="spellEnd"/>
       <w:r>
         <w:rPr>
           <w:sz w:val="28"/>
@@ -8681,16 +8484,8 @@
           <w:szCs w:val="28"/>
         </w:rPr>
         <w:tab/>
-      </w:r>
-      <w:proofErr w:type="spellStart"/>
-      <w:r>
-        <w:rPr>
-          <w:sz w:val="28"/>
-          <w:szCs w:val="28"/>
-        </w:rPr>
         <w:t>varchar</w:t>
       </w:r>
-      <w:proofErr w:type="spellEnd"/>
       <w:r>
         <w:rPr>
           <w:sz w:val="28"/>
@@ -8785,7 +8580,6 @@
         </w:rPr>
         <w:t xml:space="preserve">      </w:t>
       </w:r>
-      <w:proofErr w:type="spellStart"/>
       <w:r>
         <w:rPr>
           <w:sz w:val="28"/>
@@ -8793,7 +8587,6 @@
         </w:rPr>
         <w:t>varchar</w:t>
       </w:r>
-      <w:proofErr w:type="spellEnd"/>
       <w:r>
         <w:rPr>
           <w:sz w:val="28"/>
@@ -8884,16 +8677,8 @@
           <w:szCs w:val="28"/>
         </w:rPr>
         <w:tab/>
-      </w:r>
-      <w:proofErr w:type="spellStart"/>
-      <w:r>
-        <w:rPr>
-          <w:sz w:val="28"/>
-          <w:szCs w:val="28"/>
-        </w:rPr>
         <w:t>varchar</w:t>
       </w:r>
-      <w:proofErr w:type="spellEnd"/>
       <w:r>
         <w:rPr>
           <w:sz w:val="28"/>
@@ -8984,16 +8769,8 @@
           <w:szCs w:val="28"/>
         </w:rPr>
         <w:tab/>
-      </w:r>
-      <w:proofErr w:type="spellStart"/>
-      <w:r>
-        <w:rPr>
-          <w:sz w:val="28"/>
-          <w:szCs w:val="28"/>
-        </w:rPr>
         <w:t>varchar</w:t>
       </w:r>
-      <w:proofErr w:type="spellEnd"/>
       <w:r>
         <w:rPr>
           <w:sz w:val="28"/>
@@ -9070,7 +8847,6 @@
           <w:szCs w:val="28"/>
         </w:rPr>
       </w:pPr>
-      <w:proofErr w:type="spellStart"/>
       <w:proofErr w:type="gramStart"/>
       <w:r>
         <w:rPr>
@@ -9086,7 +8862,6 @@
         </w:rPr>
         <w:t>Ordine</w:t>
       </w:r>
-      <w:proofErr w:type="spellEnd"/>
       <w:proofErr w:type="gramEnd"/>
       <w:r>
         <w:rPr>
@@ -9109,21 +8884,12 @@
         </w:rPr>
         <w:tab/>
       </w:r>
-      <w:proofErr w:type="spellStart"/>
-      <w:r>
-        <w:rPr>
-          <w:sz w:val="28"/>
-          <w:szCs w:val="28"/>
-        </w:rPr>
-        <w:t>int</w:t>
-      </w:r>
-      <w:proofErr w:type="spellEnd"/>
-      <w:r>
-        <w:rPr>
-          <w:sz w:val="28"/>
-          <w:szCs w:val="28"/>
-        </w:rPr>
-        <w:t xml:space="preserve"> </w:t>
+      <w:r>
+        <w:rPr>
+          <w:sz w:val="28"/>
+          <w:szCs w:val="28"/>
+        </w:rPr>
+        <w:t xml:space="preserve">int </w:t>
       </w:r>
       <w:r>
         <w:rPr>
@@ -9187,7 +8953,6 @@
           <w:szCs w:val="28"/>
         </w:rPr>
       </w:pPr>
-      <w:proofErr w:type="spellStart"/>
       <w:proofErr w:type="gramStart"/>
       <w:r>
         <w:rPr>
@@ -9203,7 +8968,6 @@
         </w:rPr>
         <w:t>Ordine</w:t>
       </w:r>
-      <w:proofErr w:type="spellEnd"/>
       <w:proofErr w:type="gramEnd"/>
       <w:r>
         <w:rPr>
@@ -9226,21 +8990,12 @@
         </w:rPr>
         <w:tab/>
       </w:r>
-      <w:proofErr w:type="spellStart"/>
-      <w:r>
-        <w:rPr>
-          <w:sz w:val="28"/>
-          <w:szCs w:val="28"/>
-        </w:rPr>
-        <w:t>int</w:t>
-      </w:r>
-      <w:proofErr w:type="spellEnd"/>
-      <w:r>
-        <w:rPr>
-          <w:sz w:val="28"/>
-          <w:szCs w:val="28"/>
-        </w:rPr>
-        <w:t xml:space="preserve"> </w:t>
+      <w:r>
+        <w:rPr>
+          <w:sz w:val="28"/>
+          <w:szCs w:val="28"/>
+        </w:rPr>
+        <w:t xml:space="preserve">int </w:t>
       </w:r>
       <w:r>
         <w:rPr>
@@ -9325,16 +9080,8 @@
           <w:szCs w:val="28"/>
         </w:rPr>
         <w:tab/>
-      </w:r>
-      <w:proofErr w:type="spellStart"/>
-      <w:r>
-        <w:rPr>
-          <w:sz w:val="28"/>
-          <w:szCs w:val="28"/>
-        </w:rPr>
         <w:t>varchar</w:t>
       </w:r>
-      <w:proofErr w:type="spellEnd"/>
       <w:r>
         <w:rPr>
           <w:sz w:val="28"/>
@@ -9412,7 +9159,6 @@
         </w:rPr>
         <w:tab/>
       </w:r>
-      <w:proofErr w:type="spellStart"/>
       <w:r>
         <w:rPr>
           <w:sz w:val="28"/>
@@ -9420,7 +9166,6 @@
         </w:rPr>
         <w:t>varchar</w:t>
       </w:r>
-      <w:proofErr w:type="spellEnd"/>
       <w:r>
         <w:rPr>
           <w:sz w:val="28"/>
@@ -9470,52 +9215,34 @@
           <w:szCs w:val="28"/>
         </w:rPr>
       </w:pPr>
-      <w:proofErr w:type="spellStart"/>
-      <w:r>
-        <w:rPr>
-          <w:sz w:val="28"/>
-          <w:szCs w:val="28"/>
-        </w:rPr>
-        <w:t>dataScadenza</w:t>
-      </w:r>
-      <w:proofErr w:type="spellEnd"/>
-      <w:r>
-        <w:rPr>
-          <w:sz w:val="28"/>
-          <w:szCs w:val="28"/>
-        </w:rPr>
-        <w:t xml:space="preserve">        </w:t>
-      </w:r>
-      <w:r>
-        <w:rPr>
-          <w:sz w:val="28"/>
-          <w:szCs w:val="28"/>
-        </w:rPr>
-        <w:tab/>
-      </w:r>
-      <w:r>
-        <w:rPr>
-          <w:sz w:val="28"/>
-          <w:szCs w:val="28"/>
-        </w:rPr>
-        <w:tab/>
-      </w:r>
-      <w:proofErr w:type="spellStart"/>
+      <w:r>
+        <w:rPr>
+          <w:sz w:val="28"/>
+          <w:szCs w:val="28"/>
+        </w:rPr>
+        <w:t xml:space="preserve">dataScadenza        </w:t>
+      </w:r>
+      <w:r>
+        <w:rPr>
+          <w:sz w:val="28"/>
+          <w:szCs w:val="28"/>
+        </w:rPr>
+        <w:tab/>
+      </w:r>
+      <w:r>
+        <w:rPr>
+          <w:sz w:val="28"/>
+          <w:szCs w:val="28"/>
+        </w:rPr>
+        <w:tab/>
+      </w:r>
       <w:proofErr w:type="gramStart"/>
       <w:r>
         <w:rPr>
           <w:sz w:val="28"/>
           <w:szCs w:val="28"/>
         </w:rPr>
-        <w:t>char</w:t>
-      </w:r>
-      <w:proofErr w:type="spellEnd"/>
-      <w:r>
-        <w:rPr>
-          <w:sz w:val="28"/>
-          <w:szCs w:val="28"/>
-        </w:rPr>
-        <w:t>(</w:t>
+        <w:t>char(</w:t>
       </w:r>
       <w:proofErr w:type="gramEnd"/>
       <w:r>
@@ -9731,21 +9458,12 @@
         </w:rPr>
         <w:t xml:space="preserve">          </w:t>
       </w:r>
-      <w:proofErr w:type="spellStart"/>
-      <w:r>
-        <w:rPr>
-          <w:sz w:val="28"/>
-          <w:szCs w:val="28"/>
-        </w:rPr>
-        <w:t>varchar</w:t>
-      </w:r>
-      <w:proofErr w:type="spellEnd"/>
-      <w:r>
-        <w:rPr>
-          <w:sz w:val="28"/>
-          <w:szCs w:val="28"/>
-        </w:rPr>
-        <w:t>(20)</w:t>
+      <w:r>
+        <w:rPr>
+          <w:sz w:val="28"/>
+          <w:szCs w:val="28"/>
+        </w:rPr>
+        <w:t>varchar(20)</w:t>
       </w:r>
       <w:r>
         <w:rPr>
@@ -9826,7 +9544,6 @@
         </w:rPr>
         <w:t xml:space="preserve">     </w:t>
       </w:r>
-      <w:proofErr w:type="spellStart"/>
       <w:r>
         <w:rPr>
           <w:sz w:val="32"/>
@@ -9834,7 +9551,6 @@
         </w:rPr>
         <w:t>varchar</w:t>
       </w:r>
-      <w:proofErr w:type="spellEnd"/>
       <w:r>
         <w:rPr>
           <w:sz w:val="32"/>
@@ -9904,22 +9620,7 @@
           <w:szCs w:val="32"/>
         </w:rPr>
         <w:tab/>
-      </w:r>
-      <w:proofErr w:type="spellStart"/>
-      <w:r>
-        <w:rPr>
-          <w:sz w:val="32"/>
-          <w:szCs w:val="32"/>
-        </w:rPr>
-        <w:t>varchar</w:t>
-      </w:r>
-      <w:proofErr w:type="spellEnd"/>
-      <w:r>
-        <w:rPr>
-          <w:sz w:val="32"/>
-          <w:szCs w:val="32"/>
-        </w:rPr>
-        <w:t>(20)</w:t>
+        <w:t>varchar(20)</w:t>
       </w:r>
       <w:r>
         <w:rPr>
@@ -9976,7 +9677,6 @@
           <w:szCs w:val="32"/>
         </w:rPr>
       </w:pPr>
-      <w:proofErr w:type="spellStart"/>
       <w:proofErr w:type="gramStart"/>
       <w:r>
         <w:rPr>
@@ -9985,7 +9685,6 @@
         </w:rPr>
         <w:t>numeroOrdine</w:t>
       </w:r>
-      <w:proofErr w:type="spellEnd"/>
       <w:proofErr w:type="gramEnd"/>
       <w:r>
         <w:rPr>
@@ -10000,16 +9699,8 @@
           <w:szCs w:val="32"/>
         </w:rPr>
         <w:tab/>
-      </w:r>
-      <w:proofErr w:type="spellStart"/>
-      <w:r>
-        <w:rPr>
-          <w:sz w:val="32"/>
-          <w:szCs w:val="32"/>
-        </w:rPr>
         <w:t>int</w:t>
       </w:r>
-      <w:proofErr w:type="spellEnd"/>
       <w:r>
         <w:rPr>
           <w:sz w:val="32"/>
@@ -10052,7 +9743,6 @@
           <w:szCs w:val="32"/>
         </w:rPr>
       </w:pPr>
-      <w:proofErr w:type="spellStart"/>
       <w:proofErr w:type="gramStart"/>
       <w:r>
         <w:rPr>
@@ -10061,7 +9751,6 @@
         </w:rPr>
         <w:t>codiceArticolo</w:t>
       </w:r>
-      <w:proofErr w:type="spellEnd"/>
       <w:proofErr w:type="gramEnd"/>
       <w:r>
         <w:rPr>
@@ -10076,22 +9765,7 @@
           <w:szCs w:val="32"/>
         </w:rPr>
         <w:tab/>
-      </w:r>
-      <w:proofErr w:type="spellStart"/>
-      <w:r>
-        <w:rPr>
-          <w:sz w:val="32"/>
-          <w:szCs w:val="32"/>
-        </w:rPr>
-        <w:t>char</w:t>
-      </w:r>
-      <w:proofErr w:type="spellEnd"/>
-      <w:r>
-        <w:rPr>
-          <w:sz w:val="32"/>
-          <w:szCs w:val="32"/>
-        </w:rPr>
-        <w:t>(5)</w:t>
+        <w:t>char(5)</w:t>
       </w:r>
       <w:r>
         <w:rPr>
@@ -10128,15 +9802,13 @@
           <w:szCs w:val="32"/>
         </w:rPr>
       </w:pPr>
-      <w:proofErr w:type="spellStart"/>
       <w:r>
         <w:rPr>
           <w:sz w:val="32"/>
           <w:szCs w:val="32"/>
         </w:rPr>
-        <w:t>quantita</w:t>
-      </w:r>
-      <w:proofErr w:type="spellEnd"/>
+        <w:t>quantità</w:t>
+      </w:r>
       <w:r>
         <w:rPr>
           <w:sz w:val="32"/>
@@ -10157,16 +9829,8 @@
           <w:szCs w:val="32"/>
         </w:rPr>
         <w:tab/>
-      </w:r>
-      <w:proofErr w:type="spellStart"/>
-      <w:r>
-        <w:rPr>
-          <w:sz w:val="32"/>
-          <w:szCs w:val="32"/>
-        </w:rPr>
         <w:t>int</w:t>
       </w:r>
-      <w:proofErr w:type="spellEnd"/>
       <w:r>
         <w:rPr>
           <w:sz w:val="32"/>
@@ -10244,7 +9908,6 @@
           <w:szCs w:val="28"/>
         </w:rPr>
       </w:pPr>
-      <w:proofErr w:type="spellStart"/>
       <w:proofErr w:type="gramStart"/>
       <w:r>
         <w:rPr>
@@ -10253,7 +9916,6 @@
         </w:rPr>
         <w:t>codiceArticolo</w:t>
       </w:r>
-      <w:proofErr w:type="spellEnd"/>
       <w:proofErr w:type="gramEnd"/>
       <w:r>
         <w:rPr>
@@ -10275,22 +9937,7 @@
           <w:szCs w:val="28"/>
         </w:rPr>
         <w:tab/>
-      </w:r>
-      <w:proofErr w:type="spellStart"/>
-      <w:r>
-        <w:rPr>
-          <w:sz w:val="28"/>
-          <w:szCs w:val="28"/>
-        </w:rPr>
-        <w:t>char</w:t>
-      </w:r>
-      <w:proofErr w:type="spellEnd"/>
-      <w:r>
-        <w:rPr>
-          <w:sz w:val="28"/>
-          <w:szCs w:val="28"/>
-        </w:rPr>
-        <w:t>(</w:t>
+        <w:t>char(</w:t>
       </w:r>
       <w:r>
         <w:rPr>
@@ -10390,22 +10037,13 @@
         </w:rPr>
         <w:tab/>
       </w:r>
-      <w:proofErr w:type="spellStart"/>
       <w:proofErr w:type="gramStart"/>
       <w:r>
         <w:rPr>
           <w:sz w:val="28"/>
           <w:szCs w:val="28"/>
         </w:rPr>
-        <w:t>varchar</w:t>
-      </w:r>
-      <w:proofErr w:type="spellEnd"/>
-      <w:r>
-        <w:rPr>
-          <w:sz w:val="28"/>
-          <w:szCs w:val="28"/>
-        </w:rPr>
-        <w:t>(</w:t>
+        <w:t>varchar(</w:t>
       </w:r>
       <w:proofErr w:type="gramEnd"/>
       <w:r>
@@ -10788,21 +10426,12 @@
         </w:rPr>
         <w:tab/>
       </w:r>
-      <w:proofErr w:type="spellStart"/>
-      <w:r>
-        <w:rPr>
-          <w:sz w:val="28"/>
-          <w:szCs w:val="28"/>
-        </w:rPr>
-        <w:t>char</w:t>
-      </w:r>
-      <w:proofErr w:type="spellEnd"/>
-      <w:r>
-        <w:rPr>
-          <w:sz w:val="28"/>
-          <w:szCs w:val="28"/>
-        </w:rPr>
-        <w:t>(</w:t>
+      <w:r>
+        <w:rPr>
+          <w:sz w:val="28"/>
+          <w:szCs w:val="28"/>
+        </w:rPr>
+        <w:t>char(</w:t>
       </w:r>
       <w:r>
         <w:rPr>
@@ -10847,45 +10476,27 @@
           <w:szCs w:val="28"/>
         </w:rPr>
       </w:pPr>
-      <w:proofErr w:type="spellStart"/>
-      <w:r>
-        <w:rPr>
-          <w:sz w:val="28"/>
-          <w:szCs w:val="28"/>
-        </w:rPr>
-        <w:t>codiceArticolo</w:t>
-      </w:r>
-      <w:proofErr w:type="spellEnd"/>
-      <w:r>
-        <w:rPr>
-          <w:sz w:val="28"/>
-          <w:szCs w:val="28"/>
-        </w:rPr>
-        <w:t xml:space="preserve">             </w:t>
-      </w:r>
-      <w:r>
-        <w:rPr>
-          <w:sz w:val="28"/>
-          <w:szCs w:val="28"/>
-        </w:rPr>
-        <w:tab/>
-      </w:r>
-      <w:proofErr w:type="spellStart"/>
+      <w:r>
+        <w:rPr>
+          <w:sz w:val="28"/>
+          <w:szCs w:val="28"/>
+        </w:rPr>
+        <w:t xml:space="preserve">codiceArticolo             </w:t>
+      </w:r>
+      <w:r>
+        <w:rPr>
+          <w:sz w:val="28"/>
+          <w:szCs w:val="28"/>
+        </w:rPr>
+        <w:tab/>
+      </w:r>
       <w:proofErr w:type="gramStart"/>
       <w:r>
         <w:rPr>
           <w:sz w:val="28"/>
           <w:szCs w:val="28"/>
         </w:rPr>
-        <w:t>char</w:t>
-      </w:r>
-      <w:proofErr w:type="spellEnd"/>
-      <w:r>
-        <w:rPr>
-          <w:sz w:val="28"/>
-          <w:szCs w:val="28"/>
-        </w:rPr>
-        <w:t>(</w:t>
+        <w:t>char(</w:t>
       </w:r>
       <w:proofErr w:type="gramEnd"/>
       <w:r>
@@ -10965,16 +10576,8 @@
           <w:szCs w:val="28"/>
         </w:rPr>
         <w:tab/>
-      </w:r>
-      <w:proofErr w:type="spellStart"/>
-      <w:r>
-        <w:rPr>
-          <w:sz w:val="28"/>
-          <w:szCs w:val="28"/>
-        </w:rPr>
         <w:t>int</w:t>
       </w:r>
-      <w:proofErr w:type="spellEnd"/>
     </w:p>
     <w:p>
       <w:pPr>
@@ -11109,7 +10712,7 @@
           <w:color w:val="000000" w:themeColor="text1"/>
         </w:rPr>
       </w:pPr>
-      <w:bookmarkStart w:id="11" w:name="_Toc120872004"/>
+      <w:bookmarkStart w:id="11" w:name="_Toc121732977"/>
       <w:r>
         <w:rPr>
           <w:rFonts w:ascii="Times New Roman" w:hAnsi="Times New Roman" w:cs="Times New Roman"/>
@@ -12625,7 +12228,7 @@
           <w:color w:val="000000" w:themeColor="text1"/>
         </w:rPr>
       </w:pPr>
-      <w:bookmarkStart w:id="12" w:name="_Toc120872005"/>
+      <w:bookmarkStart w:id="12" w:name="_Toc121732978"/>
       <w:r>
         <w:rPr>
           <w:rFonts w:ascii="Times New Roman" w:hAnsi="Times New Roman" w:cs="Times New Roman"/>
@@ -12794,7 +12397,7 @@
           <w:color w:val="000000" w:themeColor="text1"/>
         </w:rPr>
       </w:pPr>
-      <w:bookmarkStart w:id="13" w:name="_Toc120872006"/>
+      <w:bookmarkStart w:id="13" w:name="_Toc121732979"/>
       <w:r>
         <w:rPr>
           <w:rFonts w:ascii="Times New Roman" w:hAnsi="Times New Roman" w:cs="Times New Roman"/>
